--- a/docs/manual/업무현황_대시보드_사용자매뉴얼.docx
+++ b/docs/manual/업무현황_대시보드_사용자매뉴얼.docx
@@ -328,6 +328,18 @@
           <w:sz w:val="19"/>
         </w:rPr>
         <w:t xml:space="preserve">  4.3 주차를 세는 방식</w:t>
+      </w:r>
+    </w:p>
+    <w:p>
+      <w:pPr>
+        <w:spacing w:after="0" w:line="240" w:lineRule="auto"/>
+      </w:pPr>
+      <w:r>
+        <w:rPr>
+          <w:rFonts w:ascii="맑은 고딕" w:hAnsi="맑은 고딕" w:eastAsia="맑은 고딕" w:cs="맑은 고딕"/>
+          <w:sz w:val="19"/>
+        </w:rPr>
+        <w:t xml:space="preserve">  4.4 주간 화면 전체 흐름</w:t>
       </w:r>
     </w:p>
     <w:p>
@@ -1213,29 +1225,56 @@
     </w:p>
     <w:p>
       <w:pPr>
-        <w:spacing w:before="120" w:after="160"/>
-        <w:ind w:left="170"/>
-        <w:pBdr>
-          <w:left w:val="single" w:sz="18" w:space="6" w:color="C77700"/>
-        </w:pBdr>
-        <w:shd w:val="clear" w:color="auto" w:fill="FDF3E7"/>
+        <w:spacing w:line="240" w:lineRule="auto" w:after="40"/>
+        <w:jc w:val="center"/>
+      </w:pPr>
+      <w:r>
+        <w:drawing>
+          <wp:inline xmlns:a="http://schemas.openxmlformats.org/drawingml/2006/main" xmlns:pic="http://schemas.openxmlformats.org/drawingml/2006/picture">
+            <wp:extent cx="5580000" cy="2999250"/>
+            <wp:docPr id="1" name="Picture 1"/>
+            <wp:cNvGraphicFramePr>
+              <a:graphicFrameLocks noChangeAspect="1"/>
+            </wp:cNvGraphicFramePr>
+            <a:graphic>
+              <a:graphicData uri="http://schemas.openxmlformats.org/drawingml/2006/picture">
+                <pic:pic>
+                  <pic:nvPicPr>
+                    <pic:cNvPr id="0" name="01_전체화면.png"/>
+                    <pic:cNvPicPr/>
+                  </pic:nvPicPr>
+                  <pic:blipFill>
+                    <a:blip r:embed="rId10"/>
+                    <a:stretch>
+                      <a:fillRect/>
+                    </a:stretch>
+                  </pic:blipFill>
+                  <pic:spPr>
+                    <a:xfrm>
+                      <a:off x="0" y="0"/>
+                      <a:ext cx="5580000" cy="2999250"/>
+                    </a:xfrm>
+                    <a:prstGeom prst="rect"/>
+                  </pic:spPr>
+                </pic:pic>
+              </a:graphicData>
+            </a:graphic>
+          </wp:inline>
+        </w:drawing>
+      </w:r>
+    </w:p>
+    <w:p>
+      <w:pPr>
+        <w:spacing w:line="240" w:lineRule="auto" w:after="200"/>
+        <w:jc w:val="center"/>
       </w:pPr>
       <w:r>
         <w:rPr>
           <w:rFonts w:ascii="맑은 고딕" w:hAnsi="맑은 고딕" w:eastAsia="맑은 고딕" w:cs="맑은 고딕"/>
-          <w:b/>
-          <w:color w:val="C77700"/>
-          <w:sz w:val="21"/>
+          <w:color w:val="777777"/>
+          <w:sz w:val="18"/>
         </w:rPr>
-        <w:t xml:space="preserve">화면 캡처 예정  </w:t>
-      </w:r>
-      <w:r>
-        <w:rPr>
-          <w:rFonts w:ascii="맑은 고딕" w:hAnsi="맑은 고딕" w:eastAsia="맑은 고딕" w:cs="맑은 고딕"/>
-          <w:b w:val="0"/>
-          <w:sz w:val="21"/>
-        </w:rPr>
-        <w:t>그림 1-1  접속 직후 화면  (01_전체화면.png)</w:t>
+        <w:t>그림 1-1  접속 직후 화면</w:t>
       </w:r>
     </w:p>
     <w:p>
@@ -1348,56 +1387,110 @@
     </w:p>
     <w:p>
       <w:pPr>
-        <w:spacing w:before="120" w:after="160"/>
-        <w:ind w:left="170"/>
-        <w:pBdr>
-          <w:left w:val="single" w:sz="18" w:space="6" w:color="C77700"/>
-        </w:pBdr>
-        <w:shd w:val="clear" w:color="auto" w:fill="FDF3E7"/>
+        <w:spacing w:line="240" w:lineRule="auto" w:after="40"/>
+        <w:jc w:val="center"/>
+      </w:pPr>
+      <w:r>
+        <w:drawing>
+          <wp:inline xmlns:a="http://schemas.openxmlformats.org/drawingml/2006/main" xmlns:pic="http://schemas.openxmlformats.org/drawingml/2006/picture">
+            <wp:extent cx="5580000" cy="954898"/>
+            <wp:docPr id="2" name="Picture 2"/>
+            <wp:cNvGraphicFramePr>
+              <a:graphicFrameLocks noChangeAspect="1"/>
+            </wp:cNvGraphicFramePr>
+            <a:graphic>
+              <a:graphicData uri="http://schemas.openxmlformats.org/drawingml/2006/picture">
+                <pic:pic>
+                  <pic:nvPicPr>
+                    <pic:cNvPr id="0" name="02_헤더.png"/>
+                    <pic:cNvPicPr/>
+                  </pic:nvPicPr>
+                  <pic:blipFill>
+                    <a:blip r:embed="rId11"/>
+                    <a:stretch>
+                      <a:fillRect/>
+                    </a:stretch>
+                  </pic:blipFill>
+                  <pic:spPr>
+                    <a:xfrm>
+                      <a:off x="0" y="0"/>
+                      <a:ext cx="5580000" cy="954898"/>
+                    </a:xfrm>
+                    <a:prstGeom prst="rect"/>
+                  </pic:spPr>
+                </pic:pic>
+              </a:graphicData>
+            </a:graphic>
+          </wp:inline>
+        </w:drawing>
+      </w:r>
+    </w:p>
+    <w:p>
+      <w:pPr>
+        <w:spacing w:line="240" w:lineRule="auto" w:after="200"/>
+        <w:jc w:val="center"/>
       </w:pPr>
       <w:r>
         <w:rPr>
           <w:rFonts w:ascii="맑은 고딕" w:hAnsi="맑은 고딕" w:eastAsia="맑은 고딕" w:cs="맑은 고딕"/>
-          <w:b/>
-          <w:color w:val="C77700"/>
-          <w:sz w:val="21"/>
+          <w:color w:val="777777"/>
+          <w:sz w:val="18"/>
         </w:rPr>
-        <w:t xml:space="preserve">화면 캡처 예정  </w:t>
-      </w:r>
+        <w:t>그림 1-2  머리글 — 오른쪽 숫자로 전체 규모를 알 수 있습니다</w:t>
+      </w:r>
+    </w:p>
+    <w:p>
+      <w:pPr>
+        <w:spacing w:line="240" w:lineRule="auto" w:after="40"/>
+        <w:jc w:val="center"/>
+      </w:pPr>
+      <w:r>
+        <w:drawing>
+          <wp:inline xmlns:a="http://schemas.openxmlformats.org/drawingml/2006/main" xmlns:pic="http://schemas.openxmlformats.org/drawingml/2006/picture">
+            <wp:extent cx="5580000" cy="114477"/>
+            <wp:docPr id="3" name="Picture 3"/>
+            <wp:cNvGraphicFramePr>
+              <a:graphicFrameLocks noChangeAspect="1"/>
+            </wp:cNvGraphicFramePr>
+            <a:graphic>
+              <a:graphicData uri="http://schemas.openxmlformats.org/drawingml/2006/picture">
+                <pic:pic>
+                  <pic:nvPicPr>
+                    <pic:cNvPr id="0" name="03_탭메뉴.png"/>
+                    <pic:cNvPicPr/>
+                  </pic:nvPicPr>
+                  <pic:blipFill>
+                    <a:blip r:embed="rId12"/>
+                    <a:stretch>
+                      <a:fillRect/>
+                    </a:stretch>
+                  </pic:blipFill>
+                  <pic:spPr>
+                    <a:xfrm>
+                      <a:off x="0" y="0"/>
+                      <a:ext cx="5580000" cy="114477"/>
+                    </a:xfrm>
+                    <a:prstGeom prst="rect"/>
+                  </pic:spPr>
+                </pic:pic>
+              </a:graphicData>
+            </a:graphic>
+          </wp:inline>
+        </w:drawing>
+      </w:r>
+    </w:p>
+    <w:p>
+      <w:pPr>
+        <w:spacing w:line="240" w:lineRule="auto" w:after="200"/>
+        <w:jc w:val="center"/>
+      </w:pPr>
       <w:r>
         <w:rPr>
           <w:rFonts w:ascii="맑은 고딕" w:hAnsi="맑은 고딕" w:eastAsia="맑은 고딕" w:cs="맑은 고딕"/>
-          <w:b w:val="0"/>
-          <w:sz w:val="21"/>
+          <w:color w:val="777777"/>
+          <w:sz w:val="18"/>
         </w:rPr>
-        <w:t>그림 1-2  머리글 — 오른쪽 숫자로 전체 규모를 알 수 있습니다  (02_헤더.png)</w:t>
-      </w:r>
-    </w:p>
-    <w:p>
-      <w:pPr>
-        <w:spacing w:before="120" w:after="160"/>
-        <w:ind w:left="170"/>
-        <w:pBdr>
-          <w:left w:val="single" w:sz="18" w:space="6" w:color="C77700"/>
-        </w:pBdr>
-        <w:shd w:val="clear" w:color="auto" w:fill="FDF3E7"/>
-      </w:pPr>
-      <w:r>
-        <w:rPr>
-          <w:rFonts w:ascii="맑은 고딕" w:hAnsi="맑은 고딕" w:eastAsia="맑은 고딕" w:cs="맑은 고딕"/>
-          <w:b/>
-          <w:color w:val="C77700"/>
-          <w:sz w:val="21"/>
-        </w:rPr>
-        <w:t xml:space="preserve">화면 캡처 예정  </w:t>
-      </w:r>
-      <w:r>
-        <w:rPr>
-          <w:rFonts w:ascii="맑은 고딕" w:hAnsi="맑은 고딕" w:eastAsia="맑은 고딕" w:cs="맑은 고딕"/>
-          <w:b w:val="0"/>
-          <w:sz w:val="21"/>
-        </w:rPr>
-        <w:t>그림 1-3  탭 여섯 개  (03_탭메뉴.png)</w:t>
+        <w:t>그림 1-3  탭 여섯 개</w:t>
       </w:r>
     </w:p>
     <w:tbl>
@@ -2191,29 +2284,56 @@
     </w:p>
     <w:p>
       <w:pPr>
-        <w:spacing w:before="120" w:after="160"/>
-        <w:ind w:left="170"/>
-        <w:pBdr>
-          <w:left w:val="single" w:sz="18" w:space="6" w:color="C77700"/>
-        </w:pBdr>
-        <w:shd w:val="clear" w:color="auto" w:fill="FDF3E7"/>
+        <w:spacing w:line="240" w:lineRule="auto" w:after="40"/>
+        <w:jc w:val="center"/>
+      </w:pPr>
+      <w:r>
+        <w:drawing>
+          <wp:inline xmlns:a="http://schemas.openxmlformats.org/drawingml/2006/main" xmlns:pic="http://schemas.openxmlformats.org/drawingml/2006/picture">
+            <wp:extent cx="5580000" cy="300897"/>
+            <wp:docPr id="4" name="Picture 4"/>
+            <wp:cNvGraphicFramePr>
+              <a:graphicFrameLocks noChangeAspect="1"/>
+            </wp:cNvGraphicFramePr>
+            <a:graphic>
+              <a:graphicData uri="http://schemas.openxmlformats.org/drawingml/2006/picture">
+                <pic:pic>
+                  <pic:nvPicPr>
+                    <pic:cNvPr id="0" name="04_이름선택.png"/>
+                    <pic:cNvPicPr/>
+                  </pic:nvPicPr>
+                  <pic:blipFill>
+                    <a:blip r:embed="rId13"/>
+                    <a:stretch>
+                      <a:fillRect/>
+                    </a:stretch>
+                  </pic:blipFill>
+                  <pic:spPr>
+                    <a:xfrm>
+                      <a:off x="0" y="0"/>
+                      <a:ext cx="5580000" cy="300897"/>
+                    </a:xfrm>
+                    <a:prstGeom prst="rect"/>
+                  </pic:spPr>
+                </pic:pic>
+              </a:graphicData>
+            </a:graphic>
+          </wp:inline>
+        </w:drawing>
+      </w:r>
+    </w:p>
+    <w:p>
+      <w:pPr>
+        <w:spacing w:line="240" w:lineRule="auto" w:after="200"/>
+        <w:jc w:val="center"/>
       </w:pPr>
       <w:r>
         <w:rPr>
           <w:rFonts w:ascii="맑은 고딕" w:hAnsi="맑은 고딕" w:eastAsia="맑은 고딕" w:cs="맑은 고딕"/>
-          <w:b/>
-          <w:color w:val="C77700"/>
-          <w:sz w:val="21"/>
+          <w:color w:val="777777"/>
+          <w:sz w:val="18"/>
         </w:rPr>
-        <w:t xml:space="preserve">화면 캡처 예정  </w:t>
-      </w:r>
-      <w:r>
-        <w:rPr>
-          <w:rFonts w:ascii="맑은 고딕" w:hAnsi="맑은 고딕" w:eastAsia="맑은 고딕" w:cs="맑은 고딕"/>
-          <w:b w:val="0"/>
-          <w:sz w:val="21"/>
-        </w:rPr>
-        <w:t>그림 2-1  이름을 고르면 파란색으로 바뀌고 「(나)」가 붙습니다  (04_이름선택.png)</w:t>
+        <w:t>그림 2-1  이름을 고르면 파란색으로 바뀌고 「(나)」가 붙습니다</w:t>
       </w:r>
     </w:p>
     <w:p>
@@ -2548,56 +2668,110 @@
     <w:p/>
     <w:p>
       <w:pPr>
-        <w:spacing w:before="120" w:after="160"/>
-        <w:ind w:left="170"/>
-        <w:pBdr>
-          <w:left w:val="single" w:sz="18" w:space="6" w:color="C77700"/>
-        </w:pBdr>
-        <w:shd w:val="clear" w:color="auto" w:fill="FDF3E7"/>
+        <w:spacing w:line="240" w:lineRule="auto" w:after="40"/>
+        <w:jc w:val="center"/>
+      </w:pPr>
+      <w:r>
+        <w:drawing>
+          <wp:inline xmlns:a="http://schemas.openxmlformats.org/drawingml/2006/main" xmlns:pic="http://schemas.openxmlformats.org/drawingml/2006/picture">
+            <wp:extent cx="5580000" cy="5187437"/>
+            <wp:docPr id="5" name="Picture 5"/>
+            <wp:cNvGraphicFramePr>
+              <a:graphicFrameLocks noChangeAspect="1"/>
+            </wp:cNvGraphicFramePr>
+            <a:graphic>
+              <a:graphicData uri="http://schemas.openxmlformats.org/drawingml/2006/picture">
+                <pic:pic>
+                  <pic:nvPicPr>
+                    <pic:cNvPr id="0" name="06_업무선택_상위.png"/>
+                    <pic:cNvPicPr/>
+                  </pic:nvPicPr>
+                  <pic:blipFill>
+                    <a:blip r:embed="rId14"/>
+                    <a:stretch>
+                      <a:fillRect/>
+                    </a:stretch>
+                  </pic:blipFill>
+                  <pic:spPr>
+                    <a:xfrm>
+                      <a:off x="0" y="0"/>
+                      <a:ext cx="5580000" cy="5187437"/>
+                    </a:xfrm>
+                    <a:prstGeom prst="rect"/>
+                  </pic:spPr>
+                </pic:pic>
+              </a:graphicData>
+            </a:graphic>
+          </wp:inline>
+        </w:drawing>
+      </w:r>
+    </w:p>
+    <w:p>
+      <w:pPr>
+        <w:spacing w:line="240" w:lineRule="auto" w:after="200"/>
+        <w:jc w:val="center"/>
       </w:pPr>
       <w:r>
         <w:rPr>
           <w:rFonts w:ascii="맑은 고딕" w:hAnsi="맑은 고딕" w:eastAsia="맑은 고딕" w:cs="맑은 고딕"/>
-          <w:b/>
-          <w:color w:val="C77700"/>
-          <w:sz w:val="21"/>
+          <w:color w:val="777777"/>
+          <w:sz w:val="18"/>
         </w:rPr>
-        <w:t xml:space="preserve">화면 캡처 예정  </w:t>
-      </w:r>
+        <w:t>그림 2-2  ① 상위업무 — 프로젝트를 먼저 고릅니다</w:t>
+      </w:r>
+    </w:p>
+    <w:p>
+      <w:pPr>
+        <w:spacing w:line="240" w:lineRule="auto" w:after="40"/>
+        <w:jc w:val="center"/>
+      </w:pPr>
+      <w:r>
+        <w:drawing>
+          <wp:inline xmlns:a="http://schemas.openxmlformats.org/drawingml/2006/main" xmlns:pic="http://schemas.openxmlformats.org/drawingml/2006/picture">
+            <wp:extent cx="5580000" cy="4375750"/>
+            <wp:docPr id="6" name="Picture 6"/>
+            <wp:cNvGraphicFramePr>
+              <a:graphicFrameLocks noChangeAspect="1"/>
+            </wp:cNvGraphicFramePr>
+            <a:graphic>
+              <a:graphicData uri="http://schemas.openxmlformats.org/drawingml/2006/picture">
+                <pic:pic>
+                  <pic:nvPicPr>
+                    <pic:cNvPr id="0" name="07_업무선택_하위.png"/>
+                    <pic:cNvPicPr/>
+                  </pic:nvPicPr>
+                  <pic:blipFill>
+                    <a:blip r:embed="rId15"/>
+                    <a:stretch>
+                      <a:fillRect/>
+                    </a:stretch>
+                  </pic:blipFill>
+                  <pic:spPr>
+                    <a:xfrm>
+                      <a:off x="0" y="0"/>
+                      <a:ext cx="5580000" cy="4375750"/>
+                    </a:xfrm>
+                    <a:prstGeom prst="rect"/>
+                  </pic:spPr>
+                </pic:pic>
+              </a:graphicData>
+            </a:graphic>
+          </wp:inline>
+        </w:drawing>
+      </w:r>
+    </w:p>
+    <w:p>
+      <w:pPr>
+        <w:spacing w:line="240" w:lineRule="auto" w:after="200"/>
+        <w:jc w:val="center"/>
+      </w:pPr>
       <w:r>
         <w:rPr>
           <w:rFonts w:ascii="맑은 고딕" w:hAnsi="맑은 고딕" w:eastAsia="맑은 고딕" w:cs="맑은 고딕"/>
-          <w:b w:val="0"/>
-          <w:sz w:val="21"/>
+          <w:color w:val="777777"/>
+          <w:sz w:val="18"/>
         </w:rPr>
-        <w:t>그림 2-2  ① 상위업무 — 프로젝트를 먼저 고릅니다  (06_업무선택_상위.png)</w:t>
-      </w:r>
-    </w:p>
-    <w:p>
-      <w:pPr>
-        <w:spacing w:before="120" w:after="160"/>
-        <w:ind w:left="170"/>
-        <w:pBdr>
-          <w:left w:val="single" w:sz="18" w:space="6" w:color="C77700"/>
-        </w:pBdr>
-        <w:shd w:val="clear" w:color="auto" w:fill="FDF3E7"/>
-      </w:pPr>
-      <w:r>
-        <w:rPr>
-          <w:rFonts w:ascii="맑은 고딕" w:hAnsi="맑은 고딕" w:eastAsia="맑은 고딕" w:cs="맑은 고딕"/>
-          <w:b/>
-          <w:color w:val="C77700"/>
-          <w:sz w:val="21"/>
-        </w:rPr>
-        <w:t xml:space="preserve">화면 캡처 예정  </w:t>
-      </w:r>
-      <w:r>
-        <w:rPr>
-          <w:rFonts w:ascii="맑은 고딕" w:hAnsi="맑은 고딕" w:eastAsia="맑은 고딕" w:cs="맑은 고딕"/>
-          <w:b w:val="0"/>
-          <w:sz w:val="21"/>
-        </w:rPr>
-        <w:t>그림 2-3  ② 하위업무 — ①에 속한 것만 좁혀서 나옵니다  (07_업무선택_하위.png)</w:t>
+        <w:t>그림 2-3  ② 하위업무 — ①에 속한 것만 좁혀서 나옵니다</w:t>
       </w:r>
     </w:p>
     <w:p>
@@ -2783,29 +2957,56 @@
     </w:p>
     <w:p>
       <w:pPr>
-        <w:spacing w:before="120" w:after="160"/>
-        <w:ind w:left="170"/>
-        <w:pBdr>
-          <w:left w:val="single" w:sz="18" w:space="6" w:color="C77700"/>
-        </w:pBdr>
-        <w:shd w:val="clear" w:color="auto" w:fill="FDF3E7"/>
+        <w:spacing w:line="240" w:lineRule="auto" w:after="40"/>
+        <w:jc w:val="center"/>
+      </w:pPr>
+      <w:r>
+        <w:drawing>
+          <wp:inline xmlns:a="http://schemas.openxmlformats.org/drawingml/2006/main" xmlns:pic="http://schemas.openxmlformats.org/drawingml/2006/picture">
+            <wp:extent cx="5580000" cy="2999250"/>
+            <wp:docPr id="7" name="Picture 7"/>
+            <wp:cNvGraphicFramePr>
+              <a:graphicFrameLocks noChangeAspect="1"/>
+            </wp:cNvGraphicFramePr>
+            <a:graphic>
+              <a:graphicData uri="http://schemas.openxmlformats.org/drawingml/2006/picture">
+                <pic:pic>
+                  <pic:nvPicPr>
+                    <pic:cNvPr id="0" name="08_다중시간선택.png"/>
+                    <pic:cNvPicPr/>
+                  </pic:nvPicPr>
+                  <pic:blipFill>
+                    <a:blip r:embed="rId16"/>
+                    <a:stretch>
+                      <a:fillRect/>
+                    </a:stretch>
+                  </pic:blipFill>
+                  <pic:spPr>
+                    <a:xfrm>
+                      <a:off x="0" y="0"/>
+                      <a:ext cx="5580000" cy="2999250"/>
+                    </a:xfrm>
+                    <a:prstGeom prst="rect"/>
+                  </pic:spPr>
+                </pic:pic>
+              </a:graphicData>
+            </a:graphic>
+          </wp:inline>
+        </w:drawing>
+      </w:r>
+    </w:p>
+    <w:p>
+      <w:pPr>
+        <w:spacing w:line="240" w:lineRule="auto" w:after="200"/>
+        <w:jc w:val="center"/>
       </w:pPr>
       <w:r>
         <w:rPr>
           <w:rFonts w:ascii="맑은 고딕" w:hAnsi="맑은 고딕" w:eastAsia="맑은 고딕" w:cs="맑은 고딕"/>
-          <w:b/>
-          <w:color w:val="C77700"/>
-          <w:sz w:val="21"/>
+          <w:color w:val="777777"/>
+          <w:sz w:val="18"/>
         </w:rPr>
-        <w:t xml:space="preserve">화면 캡처 예정  </w:t>
-      </w:r>
-      <w:r>
-        <w:rPr>
-          <w:rFonts w:ascii="맑은 고딕" w:hAnsi="맑은 고딕" w:eastAsia="맑은 고딕" w:cs="맑은 고딕"/>
-          <w:b w:val="0"/>
-          <w:sz w:val="21"/>
-        </w:rPr>
-        <w:t>그림 2-4  선택된 시간은 하늘색으로 표시되고 안내 줄이 나옵니다  (08_다중시간선택.png)</w:t>
+        <w:t>그림 2-4  선택된 시간은 하늘색으로 표시되고 안내 줄이 나옵니다</w:t>
       </w:r>
     </w:p>
     <w:p>
@@ -2844,29 +3045,56 @@
     </w:p>
     <w:p>
       <w:pPr>
-        <w:spacing w:before="120" w:after="160"/>
-        <w:ind w:left="170"/>
-        <w:pBdr>
-          <w:left w:val="single" w:sz="18" w:space="6" w:color="C77700"/>
-        </w:pBdr>
-        <w:shd w:val="clear" w:color="auto" w:fill="FDF3E7"/>
+        <w:spacing w:line="240" w:lineRule="auto" w:after="40"/>
+        <w:jc w:val="center"/>
+      </w:pPr>
+      <w:r>
+        <w:drawing>
+          <wp:inline xmlns:a="http://schemas.openxmlformats.org/drawingml/2006/main" xmlns:pic="http://schemas.openxmlformats.org/drawingml/2006/picture">
+            <wp:extent cx="5580000" cy="1361898"/>
+            <wp:docPr id="8" name="Picture 8"/>
+            <wp:cNvGraphicFramePr>
+              <a:graphicFrameLocks noChangeAspect="1"/>
+            </wp:cNvGraphicFramePr>
+            <a:graphic>
+              <a:graphicData uri="http://schemas.openxmlformats.org/drawingml/2006/picture">
+                <pic:pic>
+                  <pic:nvPicPr>
+                    <pic:cNvPr id="0" name="09_저장완료.png"/>
+                    <pic:cNvPicPr/>
+                  </pic:nvPicPr>
+                  <pic:blipFill>
+                    <a:blip r:embed="rId17"/>
+                    <a:stretch>
+                      <a:fillRect/>
+                    </a:stretch>
+                  </pic:blipFill>
+                  <pic:spPr>
+                    <a:xfrm>
+                      <a:off x="0" y="0"/>
+                      <a:ext cx="5580000" cy="1361898"/>
+                    </a:xfrm>
+                    <a:prstGeom prst="rect"/>
+                  </pic:spPr>
+                </pic:pic>
+              </a:graphicData>
+            </a:graphic>
+          </wp:inline>
+        </w:drawing>
+      </w:r>
+    </w:p>
+    <w:p>
+      <w:pPr>
+        <w:spacing w:line="240" w:lineRule="auto" w:after="200"/>
+        <w:jc w:val="center"/>
       </w:pPr>
       <w:r>
         <w:rPr>
           <w:rFonts w:ascii="맑은 고딕" w:hAnsi="맑은 고딕" w:eastAsia="맑은 고딕" w:cs="맑은 고딕"/>
-          <w:b/>
-          <w:color w:val="C77700"/>
-          <w:sz w:val="21"/>
+          <w:color w:val="777777"/>
+          <w:sz w:val="18"/>
         </w:rPr>
-        <w:t xml:space="preserve">화면 캡처 예정  </w:t>
-      </w:r>
-      <w:r>
-        <w:rPr>
-          <w:rFonts w:ascii="맑은 고딕" w:hAnsi="맑은 고딕" w:eastAsia="맑은 고딕" w:cs="맑은 고딕"/>
-          <w:b w:val="0"/>
-          <w:sz w:val="21"/>
-        </w:rPr>
-        <w:t>그림 2-5  저장이 끝나면 화면 아래에 알림이 나옵니다  (09_저장완료.png)</w:t>
+        <w:t>그림 2-5  저장이 끝나면 화면 아래에 알림이 나옵니다</w:t>
       </w:r>
     </w:p>
     <w:p>
@@ -3060,29 +3288,56 @@
     </w:p>
     <w:p>
       <w:pPr>
-        <w:spacing w:before="120" w:after="160"/>
-        <w:ind w:left="170"/>
-        <w:pBdr>
-          <w:left w:val="single" w:sz="18" w:space="6" w:color="C77700"/>
-        </w:pBdr>
-        <w:shd w:val="clear" w:color="auto" w:fill="FDF3E7"/>
+        <w:spacing w:line="240" w:lineRule="auto" w:after="40"/>
+        <w:jc w:val="center"/>
+      </w:pPr>
+      <w:r>
+        <w:drawing>
+          <wp:inline xmlns:a="http://schemas.openxmlformats.org/drawingml/2006/main" xmlns:pic="http://schemas.openxmlformats.org/drawingml/2006/picture">
+            <wp:extent cx="5580000" cy="883830"/>
+            <wp:docPr id="9" name="Picture 9"/>
+            <wp:cNvGraphicFramePr>
+              <a:graphicFrameLocks noChangeAspect="1"/>
+            </wp:cNvGraphicFramePr>
+            <a:graphic>
+              <a:graphicData uri="http://schemas.openxmlformats.org/drawingml/2006/picture">
+                <pic:pic>
+                  <pic:nvPicPr>
+                    <pic:cNvPr id="0" name="10_날짜조회.png"/>
+                    <pic:cNvPicPr/>
+                  </pic:nvPicPr>
+                  <pic:blipFill>
+                    <a:blip r:embed="rId18"/>
+                    <a:stretch>
+                      <a:fillRect/>
+                    </a:stretch>
+                  </pic:blipFill>
+                  <pic:spPr>
+                    <a:xfrm>
+                      <a:off x="0" y="0"/>
+                      <a:ext cx="5580000" cy="883830"/>
+                    </a:xfrm>
+                    <a:prstGeom prst="rect"/>
+                  </pic:spPr>
+                </pic:pic>
+              </a:graphicData>
+            </a:graphic>
+          </wp:inline>
+        </w:drawing>
+      </w:r>
+    </w:p>
+    <w:p>
+      <w:pPr>
+        <w:spacing w:line="240" w:lineRule="auto" w:after="200"/>
+        <w:jc w:val="center"/>
       </w:pPr>
       <w:r>
         <w:rPr>
           <w:rFonts w:ascii="맑은 고딕" w:hAnsi="맑은 고딕" w:eastAsia="맑은 고딕" w:cs="맑은 고딕"/>
-          <w:b/>
-          <w:color w:val="C77700"/>
-          <w:sz w:val="21"/>
+          <w:color w:val="777777"/>
+          <w:sz w:val="18"/>
         </w:rPr>
-        <w:t xml:space="preserve">화면 캡처 예정  </w:t>
-      </w:r>
-      <w:r>
-        <w:rPr>
-          <w:rFonts w:ascii="맑은 고딕" w:hAnsi="맑은 고딕" w:eastAsia="맑은 고딕" w:cs="맑은 고딕"/>
-          <w:b w:val="0"/>
-          <w:sz w:val="21"/>
-        </w:rPr>
-        <w:t>그림 2-6  날짜 칸과 「오늘」·「조회」 버튼  (10_날짜조회.png)</w:t>
+        <w:t>그림 2-6  날짜 칸과 「오늘」·「조회」 버튼</w:t>
       </w:r>
     </w:p>
     <w:p>
@@ -3121,29 +3376,56 @@
     </w:p>
     <w:p>
       <w:pPr>
-        <w:spacing w:before="120" w:after="160"/>
-        <w:ind w:left="170"/>
-        <w:pBdr>
-          <w:left w:val="single" w:sz="18" w:space="6" w:color="C77700"/>
-        </w:pBdr>
-        <w:shd w:val="clear" w:color="auto" w:fill="FDF3E7"/>
+        <w:spacing w:line="240" w:lineRule="auto" w:after="40"/>
+        <w:jc w:val="center"/>
+      </w:pPr>
+      <w:r>
+        <w:drawing>
+          <wp:inline xmlns:a="http://schemas.openxmlformats.org/drawingml/2006/main" xmlns:pic="http://schemas.openxmlformats.org/drawingml/2006/picture">
+            <wp:extent cx="5580000" cy="2999250"/>
+            <wp:docPr id="10" name="Picture 10"/>
+            <wp:cNvGraphicFramePr>
+              <a:graphicFrameLocks noChangeAspect="1"/>
+            </wp:cNvGraphicFramePr>
+            <a:graphic>
+              <a:graphicData uri="http://schemas.openxmlformats.org/drawingml/2006/picture">
+                <pic:pic>
+                  <pic:nvPicPr>
+                    <pic:cNvPr id="0" name="05_입력표_전체.png"/>
+                    <pic:cNvPicPr/>
+                  </pic:nvPicPr>
+                  <pic:blipFill>
+                    <a:blip r:embed="rId19"/>
+                    <a:stretch>
+                      <a:fillRect/>
+                    </a:stretch>
+                  </pic:blipFill>
+                  <pic:spPr>
+                    <a:xfrm>
+                      <a:off x="0" y="0"/>
+                      <a:ext cx="5580000" cy="2999250"/>
+                    </a:xfrm>
+                    <a:prstGeom prst="rect"/>
+                  </pic:spPr>
+                </pic:pic>
+              </a:graphicData>
+            </a:graphic>
+          </wp:inline>
+        </w:drawing>
+      </w:r>
+    </w:p>
+    <w:p>
+      <w:pPr>
+        <w:spacing w:line="240" w:lineRule="auto" w:after="200"/>
+        <w:jc w:val="center"/>
       </w:pPr>
       <w:r>
         <w:rPr>
           <w:rFonts w:ascii="맑은 고딕" w:hAnsi="맑은 고딕" w:eastAsia="맑은 고딕" w:cs="맑은 고딕"/>
-          <w:b/>
-          <w:color w:val="C77700"/>
-          <w:sz w:val="21"/>
+          <w:color w:val="777777"/>
+          <w:sz w:val="18"/>
         </w:rPr>
-        <w:t xml:space="preserve">화면 캡처 예정  </w:t>
-      </w:r>
-      <w:r>
-        <w:rPr>
-          <w:rFonts w:ascii="맑은 고딕" w:hAnsi="맑은 고딕" w:eastAsia="맑은 고딕" w:cs="맑은 고딕"/>
-          <w:b w:val="0"/>
-          <w:sz w:val="21"/>
-        </w:rPr>
-        <w:t>그림 2-7  노란 구간이 정규 근무시간입니다  (05_입력표_전체.png)</w:t>
+        <w:t>그림 2-7  노란 구간이 정규 근무시간입니다</w:t>
       </w:r>
     </w:p>
     <w:p>
@@ -3210,29 +3492,56 @@
     </w:p>
     <w:p>
       <w:pPr>
-        <w:spacing w:before="120" w:after="160"/>
-        <w:ind w:left="170"/>
-        <w:pBdr>
-          <w:left w:val="single" w:sz="18" w:space="6" w:color="C77700"/>
-        </w:pBdr>
-        <w:shd w:val="clear" w:color="auto" w:fill="FDF3E7"/>
+        <w:spacing w:line="240" w:lineRule="auto" w:after="40"/>
+        <w:jc w:val="center"/>
+      </w:pPr>
+      <w:r>
+        <w:drawing>
+          <wp:inline xmlns:a="http://schemas.openxmlformats.org/drawingml/2006/main" xmlns:pic="http://schemas.openxmlformats.org/drawingml/2006/picture">
+            <wp:extent cx="5580000" cy="1547544"/>
+            <wp:docPr id="11" name="Picture 11"/>
+            <wp:cNvGraphicFramePr>
+              <a:graphicFrameLocks noChangeAspect="1"/>
+            </wp:cNvGraphicFramePr>
+            <a:graphic>
+              <a:graphicData uri="http://schemas.openxmlformats.org/drawingml/2006/picture">
+                <pic:pic>
+                  <pic:nvPicPr>
+                    <pic:cNvPr id="0" name="11_일간_지표.png"/>
+                    <pic:cNvPicPr/>
+                  </pic:nvPicPr>
+                  <pic:blipFill>
+                    <a:blip r:embed="rId20"/>
+                    <a:stretch>
+                      <a:fillRect/>
+                    </a:stretch>
+                  </pic:blipFill>
+                  <pic:spPr>
+                    <a:xfrm>
+                      <a:off x="0" y="0"/>
+                      <a:ext cx="5580000" cy="1547544"/>
+                    </a:xfrm>
+                    <a:prstGeom prst="rect"/>
+                  </pic:spPr>
+                </pic:pic>
+              </a:graphicData>
+            </a:graphic>
+          </wp:inline>
+        </w:drawing>
+      </w:r>
+    </w:p>
+    <w:p>
+      <w:pPr>
+        <w:spacing w:line="240" w:lineRule="auto" w:after="200"/>
+        <w:jc w:val="center"/>
       </w:pPr>
       <w:r>
         <w:rPr>
           <w:rFonts w:ascii="맑은 고딕" w:hAnsi="맑은 고딕" w:eastAsia="맑은 고딕" w:cs="맑은 고딕"/>
-          <w:b/>
-          <w:color w:val="C77700"/>
-          <w:sz w:val="21"/>
+          <w:color w:val="777777"/>
+          <w:sz w:val="18"/>
         </w:rPr>
-        <w:t xml:space="preserve">화면 캡처 예정  </w:t>
-      </w:r>
-      <w:r>
-        <w:rPr>
-          <w:rFonts w:ascii="맑은 고딕" w:hAnsi="맑은 고딕" w:eastAsia="맑은 고딕" w:cs="맑은 고딕"/>
-          <w:b w:val="0"/>
-          <w:sz w:val="21"/>
-        </w:rPr>
-        <w:t>그림 3-1  지표 카드 — 단위가 함께 표시됩니다  (11_일간_지표.png)</w:t>
+        <w:t>그림 3-1  지표 카드 — 단위가 함께 표시됩니다</w:t>
       </w:r>
     </w:p>
     <w:tbl>
@@ -3603,29 +3912,56 @@
     </w:p>
     <w:p>
       <w:pPr>
-        <w:spacing w:before="120" w:after="160"/>
-        <w:ind w:left="170"/>
-        <w:pBdr>
-          <w:left w:val="single" w:sz="18" w:space="6" w:color="C77700"/>
-        </w:pBdr>
-        <w:shd w:val="clear" w:color="auto" w:fill="FDF3E7"/>
+        <w:spacing w:line="240" w:lineRule="auto" w:after="40"/>
+        <w:jc w:val="center"/>
+      </w:pPr>
+      <w:r>
+        <w:drawing>
+          <wp:inline xmlns:a="http://schemas.openxmlformats.org/drawingml/2006/main" xmlns:pic="http://schemas.openxmlformats.org/drawingml/2006/picture">
+            <wp:extent cx="5580000" cy="2209843"/>
+            <wp:docPr id="12" name="Picture 12"/>
+            <wp:cNvGraphicFramePr>
+              <a:graphicFrameLocks noChangeAspect="1"/>
+            </wp:cNvGraphicFramePr>
+            <a:graphic>
+              <a:graphicData uri="http://schemas.openxmlformats.org/drawingml/2006/picture">
+                <pic:pic>
+                  <pic:nvPicPr>
+                    <pic:cNvPr id="0" name="12_일간_전체.png"/>
+                    <pic:cNvPicPr/>
+                  </pic:nvPicPr>
+                  <pic:blipFill>
+                    <a:blip r:embed="rId21"/>
+                    <a:stretch>
+                      <a:fillRect/>
+                    </a:stretch>
+                  </pic:blipFill>
+                  <pic:spPr>
+                    <a:xfrm>
+                      <a:off x="0" y="0"/>
+                      <a:ext cx="5580000" cy="2209843"/>
+                    </a:xfrm>
+                    <a:prstGeom prst="rect"/>
+                  </pic:spPr>
+                </pic:pic>
+              </a:graphicData>
+            </a:graphic>
+          </wp:inline>
+        </w:drawing>
+      </w:r>
+    </w:p>
+    <w:p>
+      <w:pPr>
+        <w:spacing w:line="240" w:lineRule="auto" w:after="200"/>
+        <w:jc w:val="center"/>
       </w:pPr>
       <w:r>
         <w:rPr>
           <w:rFonts w:ascii="맑은 고딕" w:hAnsi="맑은 고딕" w:eastAsia="맑은 고딕" w:cs="맑은 고딕"/>
-          <w:b/>
-          <w:color w:val="C77700"/>
-          <w:sz w:val="21"/>
+          <w:color w:val="777777"/>
+          <w:sz w:val="18"/>
         </w:rPr>
-        <w:t xml:space="preserve">화면 캡처 예정  </w:t>
-      </w:r>
-      <w:r>
-        <w:rPr>
-          <w:rFonts w:ascii="맑은 고딕" w:hAnsi="맑은 고딕" w:eastAsia="맑은 고딕" w:cs="맑은 고딕"/>
-          <w:b w:val="0"/>
-          <w:sz w:val="21"/>
-        </w:rPr>
-        <w:t>그림 3-2  일간 리포트 전체  (12_일간_전체.png)</w:t>
+        <w:t>그림 3-2  일간 리포트 전체</w:t>
       </w:r>
     </w:p>
     <w:p>
@@ -3699,56 +4035,110 @@
     </w:p>
     <w:p>
       <w:pPr>
-        <w:spacing w:before="120" w:after="160"/>
-        <w:ind w:left="170"/>
-        <w:pBdr>
-          <w:left w:val="single" w:sz="18" w:space="6" w:color="C77700"/>
-        </w:pBdr>
-        <w:shd w:val="clear" w:color="auto" w:fill="FDF3E7"/>
+        <w:spacing w:line="240" w:lineRule="auto" w:after="40"/>
+        <w:jc w:val="center"/>
+      </w:pPr>
+      <w:r>
+        <w:drawing>
+          <wp:inline xmlns:a="http://schemas.openxmlformats.org/drawingml/2006/main" xmlns:pic="http://schemas.openxmlformats.org/drawingml/2006/picture">
+            <wp:extent cx="5580000" cy="551111"/>
+            <wp:docPr id="13" name="Picture 13"/>
+            <wp:cNvGraphicFramePr>
+              <a:graphicFrameLocks noChangeAspect="1"/>
+            </wp:cNvGraphicFramePr>
+            <a:graphic>
+              <a:graphicData uri="http://schemas.openxmlformats.org/drawingml/2006/picture">
+                <pic:pic>
+                  <pic:nvPicPr>
+                    <pic:cNvPr id="0" name="13_주간_기간선택.png"/>
+                    <pic:cNvPicPr/>
+                  </pic:nvPicPr>
+                  <pic:blipFill>
+                    <a:blip r:embed="rId22"/>
+                    <a:stretch>
+                      <a:fillRect/>
+                    </a:stretch>
+                  </pic:blipFill>
+                  <pic:spPr>
+                    <a:xfrm>
+                      <a:off x="0" y="0"/>
+                      <a:ext cx="5580000" cy="551111"/>
+                    </a:xfrm>
+                    <a:prstGeom prst="rect"/>
+                  </pic:spPr>
+                </pic:pic>
+              </a:graphicData>
+            </a:graphic>
+          </wp:inline>
+        </w:drawing>
+      </w:r>
+    </w:p>
+    <w:p>
+      <w:pPr>
+        <w:spacing w:line="240" w:lineRule="auto" w:after="200"/>
+        <w:jc w:val="center"/>
       </w:pPr>
       <w:r>
         <w:rPr>
           <w:rFonts w:ascii="맑은 고딕" w:hAnsi="맑은 고딕" w:eastAsia="맑은 고딕" w:cs="맑은 고딕"/>
-          <w:b/>
-          <w:color w:val="C77700"/>
-          <w:sz w:val="21"/>
+          <w:color w:val="777777"/>
+          <w:sz w:val="18"/>
         </w:rPr>
-        <w:t xml:space="preserve">화면 캡처 예정  </w:t>
-      </w:r>
+        <w:t>그림 4-1  연·월·주차 콤보와 그 주의 기간</w:t>
+      </w:r>
+    </w:p>
+    <w:p>
+      <w:pPr>
+        <w:spacing w:line="240" w:lineRule="auto" w:after="40"/>
+        <w:jc w:val="center"/>
+      </w:pPr>
+      <w:r>
+        <w:drawing>
+          <wp:inline xmlns:a="http://schemas.openxmlformats.org/drawingml/2006/main" xmlns:pic="http://schemas.openxmlformats.org/drawingml/2006/picture">
+            <wp:extent cx="5580000" cy="2240535"/>
+            <wp:docPr id="14" name="Picture 14"/>
+            <wp:cNvGraphicFramePr>
+              <a:graphicFrameLocks noChangeAspect="1"/>
+            </wp:cNvGraphicFramePr>
+            <a:graphic>
+              <a:graphicData uri="http://schemas.openxmlformats.org/drawingml/2006/picture">
+                <pic:pic>
+                  <pic:nvPicPr>
+                    <pic:cNvPr id="0" name="14_주간_주차펼침.png"/>
+                    <pic:cNvPicPr/>
+                  </pic:nvPicPr>
+                  <pic:blipFill>
+                    <a:blip r:embed="rId23"/>
+                    <a:stretch>
+                      <a:fillRect/>
+                    </a:stretch>
+                  </pic:blipFill>
+                  <pic:spPr>
+                    <a:xfrm>
+                      <a:off x="0" y="0"/>
+                      <a:ext cx="5580000" cy="2240535"/>
+                    </a:xfrm>
+                    <a:prstGeom prst="rect"/>
+                  </pic:spPr>
+                </pic:pic>
+              </a:graphicData>
+            </a:graphic>
+          </wp:inline>
+        </w:drawing>
+      </w:r>
+    </w:p>
+    <w:p>
+      <w:pPr>
+        <w:spacing w:line="240" w:lineRule="auto" w:after="200"/>
+        <w:jc w:val="center"/>
+      </w:pPr>
       <w:r>
         <w:rPr>
           <w:rFonts w:ascii="맑은 고딕" w:hAnsi="맑은 고딕" w:eastAsia="맑은 고딕" w:cs="맑은 고딕"/>
-          <w:b w:val="0"/>
-          <w:sz w:val="21"/>
+          <w:color w:val="777777"/>
+          <w:sz w:val="18"/>
         </w:rPr>
-        <w:t>그림 4-1  연·월·주차 콤보와 그 주의 기간  (13_주간_기간선택.png)</w:t>
-      </w:r>
-    </w:p>
-    <w:p>
-      <w:pPr>
-        <w:spacing w:before="120" w:after="160"/>
-        <w:ind w:left="170"/>
-        <w:pBdr>
-          <w:left w:val="single" w:sz="18" w:space="6" w:color="C77700"/>
-        </w:pBdr>
-        <w:shd w:val="clear" w:color="auto" w:fill="FDF3E7"/>
-      </w:pPr>
-      <w:r>
-        <w:rPr>
-          <w:rFonts w:ascii="맑은 고딕" w:hAnsi="맑은 고딕" w:eastAsia="맑은 고딕" w:cs="맑은 고딕"/>
-          <w:b/>
-          <w:color w:val="C77700"/>
-          <w:sz w:val="21"/>
-        </w:rPr>
-        <w:t xml:space="preserve">화면 캡처 예정  </w:t>
-      </w:r>
-      <w:r>
-        <w:rPr>
-          <w:rFonts w:ascii="맑은 고딕" w:hAnsi="맑은 고딕" w:eastAsia="맑은 고딕" w:cs="맑은 고딕"/>
-          <w:b w:val="0"/>
-          <w:sz w:val="21"/>
-        </w:rPr>
-        <w:t>그림 4-2  주차 목록 — 그 달에 있는 주차만 나옵니다  (14_주간_주차펼침.png)</w:t>
+        <w:t>그림 4-2  주차 목록 — 그 달에 있는 주차만 나옵니다</w:t>
       </w:r>
     </w:p>
     <w:p>
@@ -3788,29 +4178,56 @@
     </w:p>
     <w:p>
       <w:pPr>
-        <w:spacing w:before="120" w:after="160"/>
-        <w:ind w:left="170"/>
-        <w:pBdr>
-          <w:left w:val="single" w:sz="18" w:space="6" w:color="C77700"/>
-        </w:pBdr>
-        <w:shd w:val="clear" w:color="auto" w:fill="FDF3E7"/>
+        <w:spacing w:line="240" w:lineRule="auto" w:after="40"/>
+        <w:jc w:val="center"/>
+      </w:pPr>
+      <w:r>
+        <w:drawing>
+          <wp:inline xmlns:a="http://schemas.openxmlformats.org/drawingml/2006/main" xmlns:pic="http://schemas.openxmlformats.org/drawingml/2006/picture">
+            <wp:extent cx="5580000" cy="2732939"/>
+            <wp:docPr id="15" name="Picture 15"/>
+            <wp:cNvGraphicFramePr>
+              <a:graphicFrameLocks noChangeAspect="1"/>
+            </wp:cNvGraphicFramePr>
+            <a:graphic>
+              <a:graphicData uri="http://schemas.openxmlformats.org/drawingml/2006/picture">
+                <pic:pic>
+                  <pic:nvPicPr>
+                    <pic:cNvPr id="0" name="15_주간_지표_01.png"/>
+                    <pic:cNvPicPr/>
+                  </pic:nvPicPr>
+                  <pic:blipFill>
+                    <a:blip r:embed="rId24"/>
+                    <a:stretch>
+                      <a:fillRect/>
+                    </a:stretch>
+                  </pic:blipFill>
+                  <pic:spPr>
+                    <a:xfrm>
+                      <a:off x="0" y="0"/>
+                      <a:ext cx="5580000" cy="2732939"/>
+                    </a:xfrm>
+                    <a:prstGeom prst="rect"/>
+                  </pic:spPr>
+                </pic:pic>
+              </a:graphicData>
+            </a:graphic>
+          </wp:inline>
+        </w:drawing>
+      </w:r>
+    </w:p>
+    <w:p>
+      <w:pPr>
+        <w:spacing w:line="240" w:lineRule="auto" w:after="200"/>
+        <w:jc w:val="center"/>
       </w:pPr>
       <w:r>
         <w:rPr>
           <w:rFonts w:ascii="맑은 고딕" w:hAnsi="맑은 고딕" w:eastAsia="맑은 고딕" w:cs="맑은 고딕"/>
-          <w:b/>
-          <w:color w:val="C77700"/>
-          <w:sz w:val="21"/>
+          <w:color w:val="777777"/>
+          <w:sz w:val="18"/>
         </w:rPr>
-        <w:t xml:space="preserve">화면 캡처 예정  </w:t>
-      </w:r>
-      <w:r>
-        <w:rPr>
-          <w:rFonts w:ascii="맑은 고딕" w:hAnsi="맑은 고딕" w:eastAsia="맑은 고딕" w:cs="맑은 고딕"/>
-          <w:b w:val="0"/>
-          <w:sz w:val="21"/>
-        </w:rPr>
-        <w:t>그림 4-3  주간 지표 카드  (15_주간_지표.png)</w:t>
+        <w:t>그림 4-3  주간 지표 카드</w:t>
       </w:r>
     </w:p>
     <w:tbl>
@@ -4493,6 +4910,186 @@
     </w:p>
     <w:p>
       <w:pPr>
+        <w:pStyle w:val="Heading2"/>
+      </w:pPr>
+      <w:r>
+        <w:t>4.4 주간 화면 전체 흐름</w:t>
+      </w:r>
+    </w:p>
+    <w:p>
+      <w:r>
+        <w:rPr>
+          <w:rFonts w:ascii="맑은 고딕" w:hAnsi="맑은 고딕" w:eastAsia="맑은 고딕" w:cs="맑은 고딕"/>
+          <w:b w:val="0"/>
+          <w:sz w:val="21"/>
+        </w:rPr>
+        <w:t>주간 리포트는 위에서 아래로 지표 → 일별 분포 → 각종 분석 차트 → 표 순서로 이어집니다. 아래는 화면을 위에서 아래로 훑은 모습입니다. 각 차트를 읽는 방법은 7장에 모아 두었습니다.</w:t>
+      </w:r>
+    </w:p>
+    <w:p>
+      <w:pPr>
+        <w:spacing w:line="240" w:lineRule="auto" w:after="40"/>
+        <w:jc w:val="center"/>
+      </w:pPr>
+      <w:r>
+        <w:drawing>
+          <wp:inline xmlns:a="http://schemas.openxmlformats.org/drawingml/2006/main" xmlns:pic="http://schemas.openxmlformats.org/drawingml/2006/picture">
+            <wp:extent cx="5580000" cy="2999250"/>
+            <wp:docPr id="16" name="Picture 16"/>
+            <wp:cNvGraphicFramePr>
+              <a:graphicFrameLocks noChangeAspect="1"/>
+            </wp:cNvGraphicFramePr>
+            <a:graphic>
+              <a:graphicData uri="http://schemas.openxmlformats.org/drawingml/2006/picture">
+                <pic:pic>
+                  <pic:nvPicPr>
+                    <pic:cNvPr id="0" name="15_주간_지표_02.png"/>
+                    <pic:cNvPicPr/>
+                  </pic:nvPicPr>
+                  <pic:blipFill>
+                    <a:blip r:embed="rId25"/>
+                    <a:stretch>
+                      <a:fillRect/>
+                    </a:stretch>
+                  </pic:blipFill>
+                  <pic:spPr>
+                    <a:xfrm>
+                      <a:off x="0" y="0"/>
+                      <a:ext cx="5580000" cy="2999250"/>
+                    </a:xfrm>
+                    <a:prstGeom prst="rect"/>
+                  </pic:spPr>
+                </pic:pic>
+              </a:graphicData>
+            </a:graphic>
+          </wp:inline>
+        </w:drawing>
+      </w:r>
+    </w:p>
+    <w:p>
+      <w:pPr>
+        <w:spacing w:line="240" w:lineRule="auto" w:after="200"/>
+        <w:jc w:val="center"/>
+      </w:pPr>
+      <w:r>
+        <w:rPr>
+          <w:rFonts w:ascii="맑은 고딕" w:hAnsi="맑은 고딕" w:eastAsia="맑은 고딕" w:cs="맑은 고딕"/>
+          <w:color w:val="777777"/>
+          <w:sz w:val="18"/>
+        </w:rPr>
+        <w:t>그림 4-4  히트맵과 파레토 구간</w:t>
+      </w:r>
+    </w:p>
+    <w:p>
+      <w:pPr>
+        <w:spacing w:line="240" w:lineRule="auto" w:after="40"/>
+        <w:jc w:val="center"/>
+      </w:pPr>
+      <w:r>
+        <w:drawing>
+          <wp:inline xmlns:a="http://schemas.openxmlformats.org/drawingml/2006/main" xmlns:pic="http://schemas.openxmlformats.org/drawingml/2006/picture">
+            <wp:extent cx="5580000" cy="2999250"/>
+            <wp:docPr id="17" name="Picture 17"/>
+            <wp:cNvGraphicFramePr>
+              <a:graphicFrameLocks noChangeAspect="1"/>
+            </wp:cNvGraphicFramePr>
+            <a:graphic>
+              <a:graphicData uri="http://schemas.openxmlformats.org/drawingml/2006/picture">
+                <pic:pic>
+                  <pic:nvPicPr>
+                    <pic:cNvPr id="0" name="15_주간_지표_04.png"/>
+                    <pic:cNvPicPr/>
+                  </pic:nvPicPr>
+                  <pic:blipFill>
+                    <a:blip r:embed="rId26"/>
+                    <a:stretch>
+                      <a:fillRect/>
+                    </a:stretch>
+                  </pic:blipFill>
+                  <pic:spPr>
+                    <a:xfrm>
+                      <a:off x="0" y="0"/>
+                      <a:ext cx="5580000" cy="2999250"/>
+                    </a:xfrm>
+                    <a:prstGeom prst="rect"/>
+                  </pic:spPr>
+                </pic:pic>
+              </a:graphicData>
+            </a:graphic>
+          </wp:inline>
+        </w:drawing>
+      </w:r>
+    </w:p>
+    <w:p>
+      <w:pPr>
+        <w:spacing w:line="240" w:lineRule="auto" w:after="200"/>
+        <w:jc w:val="center"/>
+      </w:pPr>
+      <w:r>
+        <w:rPr>
+          <w:rFonts w:ascii="맑은 고딕" w:hAnsi="맑은 고딕" w:eastAsia="맑은 고딕" w:cs="맑은 고딕"/>
+          <w:color w:val="777777"/>
+          <w:sz w:val="18"/>
+        </w:rPr>
+        <w:t>그림 4-5  직원별 업무 상세 표 구간</w:t>
+      </w:r>
+    </w:p>
+    <w:p>
+      <w:pPr>
+        <w:spacing w:line="240" w:lineRule="auto" w:after="40"/>
+        <w:jc w:val="center"/>
+      </w:pPr>
+      <w:r>
+        <w:drawing>
+          <wp:inline xmlns:a="http://schemas.openxmlformats.org/drawingml/2006/main" xmlns:pic="http://schemas.openxmlformats.org/drawingml/2006/picture">
+            <wp:extent cx="5580000" cy="2999250"/>
+            <wp:docPr id="18" name="Picture 18"/>
+            <wp:cNvGraphicFramePr>
+              <a:graphicFrameLocks noChangeAspect="1"/>
+            </wp:cNvGraphicFramePr>
+            <a:graphic>
+              <a:graphicData uri="http://schemas.openxmlformats.org/drawingml/2006/picture">
+                <pic:pic>
+                  <pic:nvPicPr>
+                    <pic:cNvPr id="0" name="15_주간_지표_05.png"/>
+                    <pic:cNvPicPr/>
+                  </pic:nvPicPr>
+                  <pic:blipFill>
+                    <a:blip r:embed="rId27"/>
+                    <a:stretch>
+                      <a:fillRect/>
+                    </a:stretch>
+                  </pic:blipFill>
+                  <pic:spPr>
+                    <a:xfrm>
+                      <a:off x="0" y="0"/>
+                      <a:ext cx="5580000" cy="2999250"/>
+                    </a:xfrm>
+                    <a:prstGeom prst="rect"/>
+                  </pic:spPr>
+                </pic:pic>
+              </a:graphicData>
+            </a:graphic>
+          </wp:inline>
+        </w:drawing>
+      </w:r>
+    </w:p>
+    <w:p>
+      <w:pPr>
+        <w:spacing w:line="240" w:lineRule="auto" w:after="200"/>
+        <w:jc w:val="center"/>
+      </w:pPr>
+      <w:r>
+        <w:rPr>
+          <w:rFonts w:ascii="맑은 고딕" w:hAnsi="맑은 고딕" w:eastAsia="맑은 고딕" w:cs="맑은 고딕"/>
+          <w:color w:val="777777"/>
+          <w:sz w:val="18"/>
+        </w:rPr>
+        <w:t>그림 4-6  프로젝트 기간 비중 구간</w:t>
+      </w:r>
+    </w:p>
+    <w:p>
+      <w:pPr>
         <w:pStyle w:val="Heading1"/>
       </w:pPr>
       <w:r>
@@ -4527,29 +5124,56 @@
     </w:p>
     <w:p>
       <w:pPr>
-        <w:spacing w:before="120" w:after="160"/>
-        <w:ind w:left="170"/>
-        <w:pBdr>
-          <w:left w:val="single" w:sz="18" w:space="6" w:color="C77700"/>
-        </w:pBdr>
-        <w:shd w:val="clear" w:color="auto" w:fill="FDF3E7"/>
+        <w:spacing w:line="240" w:lineRule="auto" w:after="40"/>
+        <w:jc w:val="center"/>
+      </w:pPr>
+      <w:r>
+        <w:drawing>
+          <wp:inline xmlns:a="http://schemas.openxmlformats.org/drawingml/2006/main" xmlns:pic="http://schemas.openxmlformats.org/drawingml/2006/picture">
+            <wp:extent cx="5580000" cy="886542"/>
+            <wp:docPr id="19" name="Picture 19"/>
+            <wp:cNvGraphicFramePr>
+              <a:graphicFrameLocks noChangeAspect="1"/>
+            </wp:cNvGraphicFramePr>
+            <a:graphic>
+              <a:graphicData uri="http://schemas.openxmlformats.org/drawingml/2006/picture">
+                <pic:pic>
+                  <pic:nvPicPr>
+                    <pic:cNvPr id="0" name="16_월간_기간선택.png"/>
+                    <pic:cNvPicPr/>
+                  </pic:nvPicPr>
+                  <pic:blipFill>
+                    <a:blip r:embed="rId28"/>
+                    <a:stretch>
+                      <a:fillRect/>
+                    </a:stretch>
+                  </pic:blipFill>
+                  <pic:spPr>
+                    <a:xfrm>
+                      <a:off x="0" y="0"/>
+                      <a:ext cx="5580000" cy="886542"/>
+                    </a:xfrm>
+                    <a:prstGeom prst="rect"/>
+                  </pic:spPr>
+                </pic:pic>
+              </a:graphicData>
+            </a:graphic>
+          </wp:inline>
+        </w:drawing>
+      </w:r>
+    </w:p>
+    <w:p>
+      <w:pPr>
+        <w:spacing w:line="240" w:lineRule="auto" w:after="200"/>
+        <w:jc w:val="center"/>
       </w:pPr>
       <w:r>
         <w:rPr>
           <w:rFonts w:ascii="맑은 고딕" w:hAnsi="맑은 고딕" w:eastAsia="맑은 고딕" w:cs="맑은 고딕"/>
-          <w:b/>
-          <w:color w:val="C77700"/>
-          <w:sz w:val="21"/>
+          <w:color w:val="777777"/>
+          <w:sz w:val="18"/>
         </w:rPr>
-        <w:t xml:space="preserve">화면 캡처 예정  </w:t>
-      </w:r>
-      <w:r>
-        <w:rPr>
-          <w:rFonts w:ascii="맑은 고딕" w:hAnsi="맑은 고딕" w:eastAsia="맑은 고딕" w:cs="맑은 고딕"/>
-          <w:b w:val="0"/>
-          <w:sz w:val="21"/>
-        </w:rPr>
-        <w:t>그림 5-1  연·월 콤보와 기간  (16_월간_기간선택.png)</w:t>
+        <w:t>그림 5-1  연·월 콤보와 기간</w:t>
       </w:r>
     </w:p>
     <w:p>
@@ -4572,29 +5196,56 @@
     </w:p>
     <w:p>
       <w:pPr>
-        <w:spacing w:before="120" w:after="160"/>
-        <w:ind w:left="170"/>
-        <w:pBdr>
-          <w:left w:val="single" w:sz="18" w:space="6" w:color="C77700"/>
-        </w:pBdr>
-        <w:shd w:val="clear" w:color="auto" w:fill="FDF3E7"/>
+        <w:spacing w:line="240" w:lineRule="auto" w:after="40"/>
+        <w:jc w:val="center"/>
+      </w:pPr>
+      <w:r>
+        <w:drawing>
+          <wp:inline xmlns:a="http://schemas.openxmlformats.org/drawingml/2006/main" xmlns:pic="http://schemas.openxmlformats.org/drawingml/2006/picture">
+            <wp:extent cx="5580000" cy="1331962"/>
+            <wp:docPr id="20" name="Picture 20"/>
+            <wp:cNvGraphicFramePr>
+              <a:graphicFrameLocks noChangeAspect="1"/>
+            </wp:cNvGraphicFramePr>
+            <a:graphic>
+              <a:graphicData uri="http://schemas.openxmlformats.org/drawingml/2006/picture">
+                <pic:pic>
+                  <pic:nvPicPr>
+                    <pic:cNvPr id="0" name="17_월간_주차별분포.png"/>
+                    <pic:cNvPicPr/>
+                  </pic:nvPicPr>
+                  <pic:blipFill>
+                    <a:blip r:embed="rId29"/>
+                    <a:stretch>
+                      <a:fillRect/>
+                    </a:stretch>
+                  </pic:blipFill>
+                  <pic:spPr>
+                    <a:xfrm>
+                      <a:off x="0" y="0"/>
+                      <a:ext cx="5580000" cy="1331962"/>
+                    </a:xfrm>
+                    <a:prstGeom prst="rect"/>
+                  </pic:spPr>
+                </pic:pic>
+              </a:graphicData>
+            </a:graphic>
+          </wp:inline>
+        </w:drawing>
+      </w:r>
+    </w:p>
+    <w:p>
+      <w:pPr>
+        <w:spacing w:line="240" w:lineRule="auto" w:after="200"/>
+        <w:jc w:val="center"/>
       </w:pPr>
       <w:r>
         <w:rPr>
           <w:rFonts w:ascii="맑은 고딕" w:hAnsi="맑은 고딕" w:eastAsia="맑은 고딕" w:cs="맑은 고딕"/>
-          <w:b/>
-          <w:color w:val="C77700"/>
-          <w:sz w:val="21"/>
+          <w:color w:val="777777"/>
+          <w:sz w:val="18"/>
         </w:rPr>
-        <w:t xml:space="preserve">화면 캡처 예정  </w:t>
-      </w:r>
-      <w:r>
-        <w:rPr>
-          <w:rFonts w:ascii="맑은 고딕" w:hAnsi="맑은 고딕" w:eastAsia="맑은 고딕" w:cs="맑은 고딕"/>
-          <w:b w:val="0"/>
-          <w:sz w:val="21"/>
-        </w:rPr>
-        <w:t>그림 5-2  주차별 분포 — 색이 사람, 높이가 시간  (17_월간_주차별분포.png)</w:t>
+        <w:t>그림 5-2  주차별 분포 — 색이 사람, 높이가 시간</w:t>
       </w:r>
     </w:p>
     <w:p>
@@ -4635,29 +5286,56 @@
     </w:p>
     <w:p>
       <w:pPr>
-        <w:spacing w:before="120" w:after="160"/>
-        <w:ind w:left="170"/>
-        <w:pBdr>
-          <w:left w:val="single" w:sz="18" w:space="6" w:color="C77700"/>
-        </w:pBdr>
-        <w:shd w:val="clear" w:color="auto" w:fill="FDF3E7"/>
+        <w:spacing w:line="240" w:lineRule="auto" w:after="40"/>
+        <w:jc w:val="center"/>
+      </w:pPr>
+      <w:r>
+        <w:drawing>
+          <wp:inline xmlns:a="http://schemas.openxmlformats.org/drawingml/2006/main" xmlns:pic="http://schemas.openxmlformats.org/drawingml/2006/picture">
+            <wp:extent cx="5580000" cy="1692295"/>
+            <wp:docPr id="21" name="Picture 21"/>
+            <wp:cNvGraphicFramePr>
+              <a:graphicFrameLocks noChangeAspect="1"/>
+            </wp:cNvGraphicFramePr>
+            <a:graphic>
+              <a:graphicData uri="http://schemas.openxmlformats.org/drawingml/2006/picture">
+                <pic:pic>
+                  <pic:nvPicPr>
+                    <pic:cNvPr id="0" name="18_연간_기간선택.png"/>
+                    <pic:cNvPicPr/>
+                  </pic:nvPicPr>
+                  <pic:blipFill>
+                    <a:blip r:embed="rId30"/>
+                    <a:stretch>
+                      <a:fillRect/>
+                    </a:stretch>
+                  </pic:blipFill>
+                  <pic:spPr>
+                    <a:xfrm>
+                      <a:off x="0" y="0"/>
+                      <a:ext cx="5580000" cy="1692295"/>
+                    </a:xfrm>
+                    <a:prstGeom prst="rect"/>
+                  </pic:spPr>
+                </pic:pic>
+              </a:graphicData>
+            </a:graphic>
+          </wp:inline>
+        </w:drawing>
+      </w:r>
+    </w:p>
+    <w:p>
+      <w:pPr>
+        <w:spacing w:line="240" w:lineRule="auto" w:after="200"/>
+        <w:jc w:val="center"/>
       </w:pPr>
       <w:r>
         <w:rPr>
           <w:rFonts w:ascii="맑은 고딕" w:hAnsi="맑은 고딕" w:eastAsia="맑은 고딕" w:cs="맑은 고딕"/>
-          <w:b/>
-          <w:color w:val="C77700"/>
-          <w:sz w:val="21"/>
+          <w:color w:val="777777"/>
+          <w:sz w:val="18"/>
         </w:rPr>
-        <w:t xml:space="preserve">화면 캡처 예정  </w:t>
-      </w:r>
-      <w:r>
-        <w:rPr>
-          <w:rFonts w:ascii="맑은 고딕" w:hAnsi="맑은 고딕" w:eastAsia="맑은 고딕" w:cs="맑은 고딕"/>
-          <w:b w:val="0"/>
-          <w:sz w:val="21"/>
-        </w:rPr>
-        <w:t>그림 6-1  연도 입력  (18_연간_기간선택.png)</w:t>
+        <w:t>그림 6-1  연도 입력</w:t>
       </w:r>
     </w:p>
     <w:p>
@@ -4680,29 +5358,56 @@
     </w:p>
     <w:p>
       <w:pPr>
-        <w:spacing w:before="120" w:after="160"/>
-        <w:ind w:left="170"/>
-        <w:pBdr>
-          <w:left w:val="single" w:sz="18" w:space="6" w:color="C77700"/>
-        </w:pBdr>
-        <w:shd w:val="clear" w:color="auto" w:fill="FDF3E7"/>
+        <w:spacing w:line="240" w:lineRule="auto" w:after="40"/>
+        <w:jc w:val="center"/>
+      </w:pPr>
+      <w:r>
+        <w:drawing>
+          <wp:inline xmlns:a="http://schemas.openxmlformats.org/drawingml/2006/main" xmlns:pic="http://schemas.openxmlformats.org/drawingml/2006/picture">
+            <wp:extent cx="5580000" cy="1040691"/>
+            <wp:docPr id="22" name="Picture 22"/>
+            <wp:cNvGraphicFramePr>
+              <a:graphicFrameLocks noChangeAspect="1"/>
+            </wp:cNvGraphicFramePr>
+            <a:graphic>
+              <a:graphicData uri="http://schemas.openxmlformats.org/drawingml/2006/picture">
+                <pic:pic>
+                  <pic:nvPicPr>
+                    <pic:cNvPr id="0" name="19_연간_월별추이.png"/>
+                    <pic:cNvPicPr/>
+                  </pic:nvPicPr>
+                  <pic:blipFill>
+                    <a:blip r:embed="rId31"/>
+                    <a:stretch>
+                      <a:fillRect/>
+                    </a:stretch>
+                  </pic:blipFill>
+                  <pic:spPr>
+                    <a:xfrm>
+                      <a:off x="0" y="0"/>
+                      <a:ext cx="5580000" cy="1040691"/>
+                    </a:xfrm>
+                    <a:prstGeom prst="rect"/>
+                  </pic:spPr>
+                </pic:pic>
+              </a:graphicData>
+            </a:graphic>
+          </wp:inline>
+        </w:drawing>
+      </w:r>
+    </w:p>
+    <w:p>
+      <w:pPr>
+        <w:spacing w:line="240" w:lineRule="auto" w:after="200"/>
+        <w:jc w:val="center"/>
       </w:pPr>
       <w:r>
         <w:rPr>
           <w:rFonts w:ascii="맑은 고딕" w:hAnsi="맑은 고딕" w:eastAsia="맑은 고딕" w:cs="맑은 고딕"/>
-          <w:b/>
-          <w:color w:val="C77700"/>
-          <w:sz w:val="21"/>
+          <w:color w:val="777777"/>
+          <w:sz w:val="18"/>
         </w:rPr>
-        <w:t xml:space="preserve">화면 캡처 예정  </w:t>
-      </w:r>
-      <w:r>
-        <w:rPr>
-          <w:rFonts w:ascii="맑은 고딕" w:hAnsi="맑은 고딕" w:eastAsia="맑은 고딕" w:cs="맑은 고딕"/>
-          <w:b w:val="0"/>
-          <w:sz w:val="21"/>
-        </w:rPr>
-        <w:t>그림 6-2  월별 업무량 추이  (19_연간_월별추이.png)</w:t>
+        <w:t>그림 6-2  월별 업무량 추이</w:t>
       </w:r>
     </w:p>
     <w:p>
@@ -5008,56 +5713,110 @@
     <w:p/>
     <w:p>
       <w:pPr>
-        <w:spacing w:before="120" w:after="160"/>
-        <w:ind w:left="170"/>
-        <w:pBdr>
-          <w:left w:val="single" w:sz="18" w:space="6" w:color="C77700"/>
-        </w:pBdr>
-        <w:shd w:val="clear" w:color="auto" w:fill="FDF3E7"/>
+        <w:spacing w:line="240" w:lineRule="auto" w:after="40"/>
+        <w:jc w:val="center"/>
+      </w:pPr>
+      <w:r>
+        <w:drawing>
+          <wp:inline xmlns:a="http://schemas.openxmlformats.org/drawingml/2006/main" xmlns:pic="http://schemas.openxmlformats.org/drawingml/2006/picture">
+            <wp:extent cx="5580000" cy="1515667"/>
+            <wp:docPr id="23" name="Picture 23"/>
+            <wp:cNvGraphicFramePr>
+              <a:graphicFrameLocks noChangeAspect="1"/>
+            </wp:cNvGraphicFramePr>
+            <a:graphic>
+              <a:graphicData uri="http://schemas.openxmlformats.org/drawingml/2006/picture">
+                <pic:pic>
+                  <pic:nvPicPr>
+                    <pic:cNvPr id="0" name="20_직원별업무량.png"/>
+                    <pic:cNvPicPr/>
+                  </pic:nvPicPr>
+                  <pic:blipFill>
+                    <a:blip r:embed="rId32"/>
+                    <a:stretch>
+                      <a:fillRect/>
+                    </a:stretch>
+                  </pic:blipFill>
+                  <pic:spPr>
+                    <a:xfrm>
+                      <a:off x="0" y="0"/>
+                      <a:ext cx="5580000" cy="1515667"/>
+                    </a:xfrm>
+                    <a:prstGeom prst="rect"/>
+                  </pic:spPr>
+                </pic:pic>
+              </a:graphicData>
+            </a:graphic>
+          </wp:inline>
+        </w:drawing>
+      </w:r>
+    </w:p>
+    <w:p>
+      <w:pPr>
+        <w:spacing w:line="240" w:lineRule="auto" w:after="200"/>
+        <w:jc w:val="center"/>
       </w:pPr>
       <w:r>
         <w:rPr>
           <w:rFonts w:ascii="맑은 고딕" w:hAnsi="맑은 고딕" w:eastAsia="맑은 고딕" w:cs="맑은 고딕"/>
-          <w:b/>
-          <w:color w:val="C77700"/>
-          <w:sz w:val="21"/>
+          <w:color w:val="777777"/>
+          <w:sz w:val="18"/>
         </w:rPr>
-        <w:t xml:space="preserve">화면 캡처 예정  </w:t>
-      </w:r>
+        <w:t>그림 7-1  직원별 업무량</w:t>
+      </w:r>
+    </w:p>
+    <w:p>
+      <w:pPr>
+        <w:spacing w:line="240" w:lineRule="auto" w:after="40"/>
+        <w:jc w:val="center"/>
+      </w:pPr>
+      <w:r>
+        <w:drawing>
+          <wp:inline xmlns:a="http://schemas.openxmlformats.org/drawingml/2006/main" xmlns:pic="http://schemas.openxmlformats.org/drawingml/2006/picture">
+            <wp:extent cx="5580000" cy="2929500"/>
+            <wp:docPr id="24" name="Picture 24"/>
+            <wp:cNvGraphicFramePr>
+              <a:graphicFrameLocks noChangeAspect="1"/>
+            </wp:cNvGraphicFramePr>
+            <a:graphic>
+              <a:graphicData uri="http://schemas.openxmlformats.org/drawingml/2006/picture">
+                <pic:pic>
+                  <pic:nvPicPr>
+                    <pic:cNvPr id="0" name="21_업무비중.png"/>
+                    <pic:cNvPicPr/>
+                  </pic:nvPicPr>
+                  <pic:blipFill>
+                    <a:blip r:embed="rId33"/>
+                    <a:stretch>
+                      <a:fillRect/>
+                    </a:stretch>
+                  </pic:blipFill>
+                  <pic:spPr>
+                    <a:xfrm>
+                      <a:off x="0" y="0"/>
+                      <a:ext cx="5580000" cy="2929500"/>
+                    </a:xfrm>
+                    <a:prstGeom prst="rect"/>
+                  </pic:spPr>
+                </pic:pic>
+              </a:graphicData>
+            </a:graphic>
+          </wp:inline>
+        </w:drawing>
+      </w:r>
+    </w:p>
+    <w:p>
+      <w:pPr>
+        <w:spacing w:line="240" w:lineRule="auto" w:after="200"/>
+        <w:jc w:val="center"/>
+      </w:pPr>
       <w:r>
         <w:rPr>
           <w:rFonts w:ascii="맑은 고딕" w:hAnsi="맑은 고딕" w:eastAsia="맑은 고딕" w:cs="맑은 고딕"/>
-          <w:b w:val="0"/>
-          <w:sz w:val="21"/>
+          <w:color w:val="777777"/>
+          <w:sz w:val="18"/>
         </w:rPr>
-        <w:t>그림 7-1  직원별 업무량  (20_직원별업무량.png)</w:t>
-      </w:r>
-    </w:p>
-    <w:p>
-      <w:pPr>
-        <w:spacing w:before="120" w:after="160"/>
-        <w:ind w:left="170"/>
-        <w:pBdr>
-          <w:left w:val="single" w:sz="18" w:space="6" w:color="C77700"/>
-        </w:pBdr>
-        <w:shd w:val="clear" w:color="auto" w:fill="FDF3E7"/>
-      </w:pPr>
-      <w:r>
-        <w:rPr>
-          <w:rFonts w:ascii="맑은 고딕" w:hAnsi="맑은 고딕" w:eastAsia="맑은 고딕" w:cs="맑은 고딕"/>
-          <w:b/>
-          <w:color w:val="C77700"/>
-          <w:sz w:val="21"/>
-        </w:rPr>
-        <w:t xml:space="preserve">화면 캡처 예정  </w:t>
-      </w:r>
-      <w:r>
-        <w:rPr>
-          <w:rFonts w:ascii="맑은 고딕" w:hAnsi="맑은 고딕" w:eastAsia="맑은 고딕" w:cs="맑은 고딕"/>
-          <w:b w:val="0"/>
-          <w:sz w:val="21"/>
-        </w:rPr>
-        <w:t>그림 7-2  업무 비중  (21_업무비중.png)</w:t>
+        <w:t>그림 7-2  업무 비중</w:t>
       </w:r>
     </w:p>
     <w:p>
@@ -5088,29 +5847,56 @@
     </w:p>
     <w:p>
       <w:pPr>
-        <w:spacing w:before="120" w:after="160"/>
-        <w:ind w:left="170"/>
-        <w:pBdr>
-          <w:left w:val="single" w:sz="18" w:space="6" w:color="C77700"/>
-        </w:pBdr>
-        <w:shd w:val="clear" w:color="auto" w:fill="FDF3E7"/>
+        <w:spacing w:line="240" w:lineRule="auto" w:after="40"/>
+        <w:jc w:val="center"/>
+      </w:pPr>
+      <w:r>
+        <w:drawing>
+          <wp:inline xmlns:a="http://schemas.openxmlformats.org/drawingml/2006/main" xmlns:pic="http://schemas.openxmlformats.org/drawingml/2006/picture">
+            <wp:extent cx="5580000" cy="1221639"/>
+            <wp:docPr id="25" name="Picture 25"/>
+            <wp:cNvGraphicFramePr>
+              <a:graphicFrameLocks noChangeAspect="1"/>
+            </wp:cNvGraphicFramePr>
+            <a:graphic>
+              <a:graphicData uri="http://schemas.openxmlformats.org/drawingml/2006/picture">
+                <pic:pic>
+                  <pic:nvPicPr>
+                    <pic:cNvPr id="0" name="22_히트맵.png"/>
+                    <pic:cNvPicPr/>
+                  </pic:nvPicPr>
+                  <pic:blipFill>
+                    <a:blip r:embed="rId34"/>
+                    <a:stretch>
+                      <a:fillRect/>
+                    </a:stretch>
+                  </pic:blipFill>
+                  <pic:spPr>
+                    <a:xfrm>
+                      <a:off x="0" y="0"/>
+                      <a:ext cx="5580000" cy="1221639"/>
+                    </a:xfrm>
+                    <a:prstGeom prst="rect"/>
+                  </pic:spPr>
+                </pic:pic>
+              </a:graphicData>
+            </a:graphic>
+          </wp:inline>
+        </w:drawing>
+      </w:r>
+    </w:p>
+    <w:p>
+      <w:pPr>
+        <w:spacing w:line="240" w:lineRule="auto" w:after="200"/>
+        <w:jc w:val="center"/>
       </w:pPr>
       <w:r>
         <w:rPr>
           <w:rFonts w:ascii="맑은 고딕" w:hAnsi="맑은 고딕" w:eastAsia="맑은 고딕" w:cs="맑은 고딕"/>
-          <w:b/>
-          <w:color w:val="C77700"/>
-          <w:sz w:val="21"/>
+          <w:color w:val="777777"/>
+          <w:sz w:val="18"/>
         </w:rPr>
-        <w:t xml:space="preserve">화면 캡처 예정  </w:t>
-      </w:r>
-      <w:r>
-        <w:rPr>
-          <w:rFonts w:ascii="맑은 고딕" w:hAnsi="맑은 고딕" w:eastAsia="맑은 고딕" w:cs="맑은 고딕"/>
-          <w:b w:val="0"/>
-          <w:sz w:val="21"/>
-        </w:rPr>
-        <w:t>그림 7-3  진할수록 그 시간에 일이 많았다는 뜻입니다  (22_히트맵.png)</w:t>
+        <w:t>그림 7-3  진할수록 그 시간에 일이 많았다는 뜻입니다</w:t>
       </w:r>
     </w:p>
     <w:p>
@@ -5159,29 +5945,56 @@
     </w:p>
     <w:p>
       <w:pPr>
-        <w:spacing w:before="120" w:after="160"/>
-        <w:ind w:left="170"/>
-        <w:pBdr>
-          <w:left w:val="single" w:sz="18" w:space="6" w:color="C77700"/>
-        </w:pBdr>
-        <w:shd w:val="clear" w:color="auto" w:fill="FDF3E7"/>
+        <w:spacing w:line="240" w:lineRule="auto" w:after="40"/>
+        <w:jc w:val="center"/>
+      </w:pPr>
+      <w:r>
+        <w:drawing>
+          <wp:inline xmlns:a="http://schemas.openxmlformats.org/drawingml/2006/main" xmlns:pic="http://schemas.openxmlformats.org/drawingml/2006/picture">
+            <wp:extent cx="5580000" cy="1433585"/>
+            <wp:docPr id="26" name="Picture 26"/>
+            <wp:cNvGraphicFramePr>
+              <a:graphicFrameLocks noChangeAspect="1"/>
+            </wp:cNvGraphicFramePr>
+            <a:graphic>
+              <a:graphicData uri="http://schemas.openxmlformats.org/drawingml/2006/picture">
+                <pic:pic>
+                  <pic:nvPicPr>
+                    <pic:cNvPr id="0" name="23_트리맵.png"/>
+                    <pic:cNvPicPr/>
+                  </pic:nvPicPr>
+                  <pic:blipFill>
+                    <a:blip r:embed="rId35"/>
+                    <a:stretch>
+                      <a:fillRect/>
+                    </a:stretch>
+                  </pic:blipFill>
+                  <pic:spPr>
+                    <a:xfrm>
+                      <a:off x="0" y="0"/>
+                      <a:ext cx="5580000" cy="1433585"/>
+                    </a:xfrm>
+                    <a:prstGeom prst="rect"/>
+                  </pic:spPr>
+                </pic:pic>
+              </a:graphicData>
+            </a:graphic>
+          </wp:inline>
+        </w:drawing>
+      </w:r>
+    </w:p>
+    <w:p>
+      <w:pPr>
+        <w:spacing w:line="240" w:lineRule="auto" w:after="200"/>
+        <w:jc w:val="center"/>
       </w:pPr>
       <w:r>
         <w:rPr>
           <w:rFonts w:ascii="맑은 고딕" w:hAnsi="맑은 고딕" w:eastAsia="맑은 고딕" w:cs="맑은 고딕"/>
-          <w:b/>
-          <w:color w:val="C77700"/>
-          <w:sz w:val="21"/>
+          <w:color w:val="777777"/>
+          <w:sz w:val="18"/>
         </w:rPr>
-        <w:t xml:space="preserve">화면 캡처 예정  </w:t>
-      </w:r>
-      <w:r>
-        <w:rPr>
-          <w:rFonts w:ascii="맑은 고딕" w:hAnsi="맑은 고딕" w:eastAsia="맑은 고딕" w:cs="맑은 고딕"/>
-          <w:b w:val="0"/>
-          <w:sz w:val="21"/>
-        </w:rPr>
-        <w:t>그림 7-4  면적이 넓을수록 시간을 많이 쓴 업무입니다  (23_트리맵.png)</w:t>
+        <w:t>그림 7-4  면적이 넓을수록 시간을 많이 쓴 업무입니다</w:t>
       </w:r>
     </w:p>
     <w:p>
@@ -5212,29 +6025,56 @@
     </w:p>
     <w:p>
       <w:pPr>
-        <w:spacing w:before="120" w:after="160"/>
-        <w:ind w:left="170"/>
-        <w:pBdr>
-          <w:left w:val="single" w:sz="18" w:space="6" w:color="C77700"/>
-        </w:pBdr>
-        <w:shd w:val="clear" w:color="auto" w:fill="FDF3E7"/>
+        <w:spacing w:line="240" w:lineRule="auto" w:after="40"/>
+        <w:jc w:val="center"/>
+      </w:pPr>
+      <w:r>
+        <w:drawing>
+          <wp:inline xmlns:a="http://schemas.openxmlformats.org/drawingml/2006/main" xmlns:pic="http://schemas.openxmlformats.org/drawingml/2006/picture">
+            <wp:extent cx="5580000" cy="1440762"/>
+            <wp:docPr id="27" name="Picture 27"/>
+            <wp:cNvGraphicFramePr>
+              <a:graphicFrameLocks noChangeAspect="1"/>
+            </wp:cNvGraphicFramePr>
+            <a:graphic>
+              <a:graphicData uri="http://schemas.openxmlformats.org/drawingml/2006/picture">
+                <pic:pic>
+                  <pic:nvPicPr>
+                    <pic:cNvPr id="0" name="24_파레토.png"/>
+                    <pic:cNvPicPr/>
+                  </pic:nvPicPr>
+                  <pic:blipFill>
+                    <a:blip r:embed="rId36"/>
+                    <a:stretch>
+                      <a:fillRect/>
+                    </a:stretch>
+                  </pic:blipFill>
+                  <pic:spPr>
+                    <a:xfrm>
+                      <a:off x="0" y="0"/>
+                      <a:ext cx="5580000" cy="1440762"/>
+                    </a:xfrm>
+                    <a:prstGeom prst="rect"/>
+                  </pic:spPr>
+                </pic:pic>
+              </a:graphicData>
+            </a:graphic>
+          </wp:inline>
+        </w:drawing>
+      </w:r>
+    </w:p>
+    <w:p>
+      <w:pPr>
+        <w:spacing w:line="240" w:lineRule="auto" w:after="200"/>
+        <w:jc w:val="center"/>
       </w:pPr>
       <w:r>
         <w:rPr>
           <w:rFonts w:ascii="맑은 고딕" w:hAnsi="맑은 고딕" w:eastAsia="맑은 고딕" w:cs="맑은 고딕"/>
-          <w:b/>
-          <w:color w:val="C77700"/>
-          <w:sz w:val="21"/>
+          <w:color w:val="777777"/>
+          <w:sz w:val="18"/>
         </w:rPr>
-        <w:t xml:space="preserve">화면 캡처 예정  </w:t>
-      </w:r>
-      <w:r>
-        <w:rPr>
-          <w:rFonts w:ascii="맑은 고딕" w:hAnsi="맑은 고딕" w:eastAsia="맑은 고딕" w:cs="맑은 고딕"/>
-          <w:b w:val="0"/>
-          <w:sz w:val="21"/>
-        </w:rPr>
-        <w:t>그림 7-5  막대는 업무별 시간, 선은 왼쪽부터 더한 누적 비중  (24_파레토.png)</w:t>
+        <w:t>그림 7-5  막대는 업무별 시간, 선은 왼쪽부터 더한 누적 비중</w:t>
       </w:r>
     </w:p>
     <w:p>
@@ -5466,29 +6306,56 @@
     </w:p>
     <w:p>
       <w:pPr>
-        <w:spacing w:before="120" w:after="160"/>
-        <w:ind w:left="170"/>
-        <w:pBdr>
-          <w:left w:val="single" w:sz="18" w:space="6" w:color="C77700"/>
-        </w:pBdr>
-        <w:shd w:val="clear" w:color="auto" w:fill="FDF3E7"/>
+        <w:spacing w:line="240" w:lineRule="auto" w:after="40"/>
+        <w:jc w:val="center"/>
+      </w:pPr>
+      <w:r>
+        <w:drawing>
+          <wp:inline xmlns:a="http://schemas.openxmlformats.org/drawingml/2006/main" xmlns:pic="http://schemas.openxmlformats.org/drawingml/2006/picture">
+            <wp:extent cx="5580000" cy="1296153"/>
+            <wp:docPr id="28" name="Picture 28"/>
+            <wp:cNvGraphicFramePr>
+              <a:graphicFrameLocks noChangeAspect="1"/>
+            </wp:cNvGraphicFramePr>
+            <a:graphic>
+              <a:graphicData uri="http://schemas.openxmlformats.org/drawingml/2006/picture">
+                <pic:pic>
+                  <pic:nvPicPr>
+                    <pic:cNvPr id="0" name="25_구성비추이.png"/>
+                    <pic:cNvPicPr/>
+                  </pic:nvPicPr>
+                  <pic:blipFill>
+                    <a:blip r:embed="rId37"/>
+                    <a:stretch>
+                      <a:fillRect/>
+                    </a:stretch>
+                  </pic:blipFill>
+                  <pic:spPr>
+                    <a:xfrm>
+                      <a:off x="0" y="0"/>
+                      <a:ext cx="5580000" cy="1296153"/>
+                    </a:xfrm>
+                    <a:prstGeom prst="rect"/>
+                  </pic:spPr>
+                </pic:pic>
+              </a:graphicData>
+            </a:graphic>
+          </wp:inline>
+        </w:drawing>
+      </w:r>
+    </w:p>
+    <w:p>
+      <w:pPr>
+        <w:spacing w:line="240" w:lineRule="auto" w:after="200"/>
+        <w:jc w:val="center"/>
       </w:pPr>
       <w:r>
         <w:rPr>
           <w:rFonts w:ascii="맑은 고딕" w:hAnsi="맑은 고딕" w:eastAsia="맑은 고딕" w:cs="맑은 고딕"/>
-          <w:b/>
-          <w:color w:val="C77700"/>
-          <w:sz w:val="21"/>
+          <w:color w:val="777777"/>
+          <w:sz w:val="18"/>
         </w:rPr>
-        <w:t xml:space="preserve">화면 캡처 예정  </w:t>
-      </w:r>
-      <w:r>
-        <w:rPr>
-          <w:rFonts w:ascii="맑은 고딕" w:hAnsi="맑은 고딕" w:eastAsia="맑은 고딕" w:cs="맑은 고딕"/>
-          <w:b w:val="0"/>
-          <w:sz w:val="21"/>
-        </w:rPr>
-        <w:t>그림 7-6  띠가 두꺼워지면 그 업무 비중이 커진 것입니다  (25_구성비추이.png)</w:t>
+        <w:t>그림 7-6  띠가 두꺼워지면 그 업무 비중이 커진 것입니다</w:t>
       </w:r>
     </w:p>
     <w:p>
@@ -5538,29 +6405,56 @@
     </w:p>
     <w:p>
       <w:pPr>
-        <w:spacing w:before="120" w:after="160"/>
-        <w:ind w:left="170"/>
-        <w:pBdr>
-          <w:left w:val="single" w:sz="18" w:space="6" w:color="C77700"/>
-        </w:pBdr>
-        <w:shd w:val="clear" w:color="auto" w:fill="FDF3E7"/>
+        <w:spacing w:line="240" w:lineRule="auto" w:after="40"/>
+        <w:jc w:val="center"/>
+      </w:pPr>
+      <w:r>
+        <w:drawing>
+          <wp:inline xmlns:a="http://schemas.openxmlformats.org/drawingml/2006/main" xmlns:pic="http://schemas.openxmlformats.org/drawingml/2006/picture">
+            <wp:extent cx="5580000" cy="1722586"/>
+            <wp:docPr id="29" name="Picture 29"/>
+            <wp:cNvGraphicFramePr>
+              <a:graphicFrameLocks noChangeAspect="1"/>
+            </wp:cNvGraphicFramePr>
+            <a:graphic>
+              <a:graphicData uri="http://schemas.openxmlformats.org/drawingml/2006/picture">
+                <pic:pic>
+                  <pic:nvPicPr>
+                    <pic:cNvPr id="0" name="26_레이더.png"/>
+                    <pic:cNvPicPr/>
+                  </pic:nvPicPr>
+                  <pic:blipFill>
+                    <a:blip r:embed="rId38"/>
+                    <a:stretch>
+                      <a:fillRect/>
+                    </a:stretch>
+                  </pic:blipFill>
+                  <pic:spPr>
+                    <a:xfrm>
+                      <a:off x="0" y="0"/>
+                      <a:ext cx="5580000" cy="1722586"/>
+                    </a:xfrm>
+                    <a:prstGeom prst="rect"/>
+                  </pic:spPr>
+                </pic:pic>
+              </a:graphicData>
+            </a:graphic>
+          </wp:inline>
+        </w:drawing>
+      </w:r>
+    </w:p>
+    <w:p>
+      <w:pPr>
+        <w:spacing w:line="240" w:lineRule="auto" w:after="200"/>
+        <w:jc w:val="center"/>
       </w:pPr>
       <w:r>
         <w:rPr>
           <w:rFonts w:ascii="맑은 고딕" w:hAnsi="맑은 고딕" w:eastAsia="맑은 고딕" w:cs="맑은 고딕"/>
-          <w:b/>
-          <w:color w:val="C77700"/>
-          <w:sz w:val="21"/>
+          <w:color w:val="777777"/>
+          <w:sz w:val="18"/>
         </w:rPr>
-        <w:t xml:space="preserve">화면 캡처 예정  </w:t>
-      </w:r>
-      <w:r>
-        <w:rPr>
-          <w:rFonts w:ascii="맑은 고딕" w:hAnsi="맑은 고딕" w:eastAsia="맑은 고딕" w:cs="맑은 고딕"/>
-          <w:b w:val="0"/>
-          <w:sz w:val="21"/>
-        </w:rPr>
-        <w:t>그림 7-7  도형 모양으로 시간 배분을 비교합니다  (26_레이더.png)</w:t>
+        <w:t>그림 7-7  도형 모양으로 시간 배분을 비교합니다</w:t>
       </w:r>
     </w:p>
     <w:tbl>
@@ -5793,29 +6687,56 @@
     </w:p>
     <w:p>
       <w:pPr>
-        <w:spacing w:before="120" w:after="160"/>
-        <w:ind w:left="170"/>
-        <w:pBdr>
-          <w:left w:val="single" w:sz="18" w:space="6" w:color="C77700"/>
-        </w:pBdr>
-        <w:shd w:val="clear" w:color="auto" w:fill="FDF3E7"/>
+        <w:spacing w:line="240" w:lineRule="auto" w:after="40"/>
+        <w:jc w:val="center"/>
+      </w:pPr>
+      <w:r>
+        <w:drawing>
+          <wp:inline xmlns:a="http://schemas.openxmlformats.org/drawingml/2006/main" xmlns:pic="http://schemas.openxmlformats.org/drawingml/2006/picture">
+            <wp:extent cx="5580000" cy="2135885"/>
+            <wp:docPr id="30" name="Picture 30"/>
+            <wp:cNvGraphicFramePr>
+              <a:graphicFrameLocks noChangeAspect="1"/>
+            </wp:cNvGraphicFramePr>
+            <a:graphic>
+              <a:graphicData uri="http://schemas.openxmlformats.org/drawingml/2006/picture">
+                <pic:pic>
+                  <pic:nvPicPr>
+                    <pic:cNvPr id="0" name="28_직원별업무상세.png"/>
+                    <pic:cNvPicPr/>
+                  </pic:nvPicPr>
+                  <pic:blipFill>
+                    <a:blip r:embed="rId39"/>
+                    <a:stretch>
+                      <a:fillRect/>
+                    </a:stretch>
+                  </pic:blipFill>
+                  <pic:spPr>
+                    <a:xfrm>
+                      <a:off x="0" y="0"/>
+                      <a:ext cx="5580000" cy="2135885"/>
+                    </a:xfrm>
+                    <a:prstGeom prst="rect"/>
+                  </pic:spPr>
+                </pic:pic>
+              </a:graphicData>
+            </a:graphic>
+          </wp:inline>
+        </w:drawing>
+      </w:r>
+    </w:p>
+    <w:p>
+      <w:pPr>
+        <w:spacing w:line="240" w:lineRule="auto" w:after="200"/>
+        <w:jc w:val="center"/>
       </w:pPr>
       <w:r>
         <w:rPr>
           <w:rFonts w:ascii="맑은 고딕" w:hAnsi="맑은 고딕" w:eastAsia="맑은 고딕" w:cs="맑은 고딕"/>
-          <w:b/>
-          <w:color w:val="C77700"/>
-          <w:sz w:val="21"/>
+          <w:color w:val="777777"/>
+          <w:sz w:val="18"/>
         </w:rPr>
-        <w:t xml:space="preserve">화면 캡처 예정  </w:t>
-      </w:r>
-      <w:r>
-        <w:rPr>
-          <w:rFonts w:ascii="맑은 고딕" w:hAnsi="맑은 고딕" w:eastAsia="맑은 고딕" w:cs="맑은 고딕"/>
-          <w:b w:val="0"/>
-          <w:sz w:val="21"/>
-        </w:rPr>
-        <w:t>그림 7-8  직원명은 한 칸으로 묶이고 배경색이 사람 단위로 바뀝니다  (28_직원별업무상세.png)</w:t>
+        <w:t>그림 7-8  직원명은 한 칸으로 묶이고 배경색이 사람 단위로 바뀝니다</w:t>
       </w:r>
     </w:p>
     <w:p>
@@ -5880,29 +6801,56 @@
     </w:p>
     <w:p>
       <w:pPr>
-        <w:spacing w:before="120" w:after="160"/>
-        <w:ind w:left="170"/>
-        <w:pBdr>
-          <w:left w:val="single" w:sz="18" w:space="6" w:color="C77700"/>
-        </w:pBdr>
-        <w:shd w:val="clear" w:color="auto" w:fill="FDF3E7"/>
+        <w:spacing w:line="240" w:lineRule="auto" w:after="40"/>
+        <w:jc w:val="center"/>
+      </w:pPr>
+      <w:r>
+        <w:drawing>
+          <wp:inline xmlns:a="http://schemas.openxmlformats.org/drawingml/2006/main" xmlns:pic="http://schemas.openxmlformats.org/drawingml/2006/picture">
+            <wp:extent cx="5580000" cy="1195291"/>
+            <wp:docPr id="31" name="Picture 31"/>
+            <wp:cNvGraphicFramePr>
+              <a:graphicFrameLocks noChangeAspect="1"/>
+            </wp:cNvGraphicFramePr>
+            <a:graphic>
+              <a:graphicData uri="http://schemas.openxmlformats.org/drawingml/2006/picture">
+                <pic:pic>
+                  <pic:nvPicPr>
+                    <pic:cNvPr id="0" name="29_기간비중_차트.png"/>
+                    <pic:cNvPicPr/>
+                  </pic:nvPicPr>
+                  <pic:blipFill>
+                    <a:blip r:embed="rId40"/>
+                    <a:stretch>
+                      <a:fillRect/>
+                    </a:stretch>
+                  </pic:blipFill>
+                  <pic:spPr>
+                    <a:xfrm>
+                      <a:off x="0" y="0"/>
+                      <a:ext cx="5580000" cy="1195291"/>
+                    </a:xfrm>
+                    <a:prstGeom prst="rect"/>
+                  </pic:spPr>
+                </pic:pic>
+              </a:graphicData>
+            </a:graphic>
+          </wp:inline>
+        </w:drawing>
+      </w:r>
+    </w:p>
+    <w:p>
+      <w:pPr>
+        <w:spacing w:line="240" w:lineRule="auto" w:after="200"/>
+        <w:jc w:val="center"/>
       </w:pPr>
       <w:r>
         <w:rPr>
           <w:rFonts w:ascii="맑은 고딕" w:hAnsi="맑은 고딕" w:eastAsia="맑은 고딕" w:cs="맑은 고딕"/>
-          <w:b/>
-          <w:color w:val="C77700"/>
-          <w:sz w:val="21"/>
+          <w:color w:val="777777"/>
+          <w:sz w:val="18"/>
         </w:rPr>
-        <w:t xml:space="preserve">화면 캡처 예정  </w:t>
-      </w:r>
-      <w:r>
-        <w:rPr>
-          <w:rFonts w:ascii="맑은 고딕" w:hAnsi="맑은 고딕" w:eastAsia="맑은 고딕" w:cs="맑은 고딕"/>
-          <w:b w:val="0"/>
-          <w:sz w:val="21"/>
-        </w:rPr>
-        <w:t>그림 7-9  파란 막대는 이 기간, 회색은 전체 누적, 주황 선은 기간 비중  (29_기간비중_차트.png)</w:t>
+        <w:t>그림 7-9  파란 막대는 이 기간, 회색은 전체 누적, 주황 선은 기간 비중</w:t>
       </w:r>
     </w:p>
     <w:p>
@@ -6103,29 +7051,56 @@
     </w:p>
     <w:p>
       <w:pPr>
-        <w:spacing w:before="120" w:after="160"/>
-        <w:ind w:left="170"/>
-        <w:pBdr>
-          <w:left w:val="single" w:sz="18" w:space="6" w:color="C77700"/>
-        </w:pBdr>
-        <w:shd w:val="clear" w:color="auto" w:fill="FDF3E7"/>
+        <w:spacing w:line="240" w:lineRule="auto" w:after="40"/>
+        <w:jc w:val="center"/>
+      </w:pPr>
+      <w:r>
+        <w:drawing>
+          <wp:inline xmlns:a="http://schemas.openxmlformats.org/drawingml/2006/main" xmlns:pic="http://schemas.openxmlformats.org/drawingml/2006/picture">
+            <wp:extent cx="5580000" cy="2001780"/>
+            <wp:docPr id="32" name="Picture 32"/>
+            <wp:cNvGraphicFramePr>
+              <a:graphicFrameLocks noChangeAspect="1"/>
+            </wp:cNvGraphicFramePr>
+            <a:graphic>
+              <a:graphicData uri="http://schemas.openxmlformats.org/drawingml/2006/picture">
+                <pic:pic>
+                  <pic:nvPicPr>
+                    <pic:cNvPr id="0" name="30_기간비중_표.png"/>
+                    <pic:cNvPicPr/>
+                  </pic:nvPicPr>
+                  <pic:blipFill>
+                    <a:blip r:embed="rId41"/>
+                    <a:stretch>
+                      <a:fillRect/>
+                    </a:stretch>
+                  </pic:blipFill>
+                  <pic:spPr>
+                    <a:xfrm>
+                      <a:off x="0" y="0"/>
+                      <a:ext cx="5580000" cy="2001780"/>
+                    </a:xfrm>
+                    <a:prstGeom prst="rect"/>
+                  </pic:spPr>
+                </pic:pic>
+              </a:graphicData>
+            </a:graphic>
+          </wp:inline>
+        </w:drawing>
+      </w:r>
+    </w:p>
+    <w:p>
+      <w:pPr>
+        <w:spacing w:line="240" w:lineRule="auto" w:after="200"/>
+        <w:jc w:val="center"/>
       </w:pPr>
       <w:r>
         <w:rPr>
           <w:rFonts w:ascii="맑은 고딕" w:hAnsi="맑은 고딕" w:eastAsia="맑은 고딕" w:cs="맑은 고딕"/>
-          <w:b/>
-          <w:color w:val="C77700"/>
-          <w:sz w:val="21"/>
+          <w:color w:val="777777"/>
+          <w:sz w:val="18"/>
         </w:rPr>
-        <w:t xml:space="preserve">화면 캡처 예정  </w:t>
-      </w:r>
-      <w:r>
-        <w:rPr>
-          <w:rFonts w:ascii="맑은 고딕" w:hAnsi="맑은 고딕" w:eastAsia="맑은 고딕" w:cs="맑은 고딕"/>
-          <w:b w:val="0"/>
-          <w:sz w:val="21"/>
-        </w:rPr>
-        <w:t>그림 7-10  합계 줄 아래에 사람별 내역(↳)이 이어집니다  (30_기간비중_표.png)</w:t>
+        <w:t>그림 7-10  합계 줄 아래에 사람별 내역(↳)이 이어집니다</w:t>
       </w:r>
     </w:p>
     <w:tbl>
@@ -6486,29 +7461,56 @@
     </w:p>
     <w:p>
       <w:pPr>
-        <w:spacing w:before="120" w:after="160"/>
-        <w:ind w:left="170"/>
-        <w:pBdr>
-          <w:left w:val="single" w:sz="18" w:space="6" w:color="C77700"/>
-        </w:pBdr>
-        <w:shd w:val="clear" w:color="auto" w:fill="FDF3E7"/>
+        <w:spacing w:line="240" w:lineRule="auto" w:after="40"/>
+        <w:jc w:val="center"/>
+      </w:pPr>
+      <w:r>
+        <w:drawing>
+          <wp:inline xmlns:a="http://schemas.openxmlformats.org/drawingml/2006/main" xmlns:pic="http://schemas.openxmlformats.org/drawingml/2006/picture">
+            <wp:extent cx="5580000" cy="1217562"/>
+            <wp:docPr id="33" name="Picture 33"/>
+            <wp:cNvGraphicFramePr>
+              <a:graphicFrameLocks noChangeAspect="1"/>
+            </wp:cNvGraphicFramePr>
+            <a:graphic>
+              <a:graphicData uri="http://schemas.openxmlformats.org/drawingml/2006/picture">
+                <pic:pic>
+                  <pic:nvPicPr>
+                    <pic:cNvPr id="0" name="27_툴팁.png"/>
+                    <pic:cNvPicPr/>
+                  </pic:nvPicPr>
+                  <pic:blipFill>
+                    <a:blip r:embed="rId42"/>
+                    <a:stretch>
+                      <a:fillRect/>
+                    </a:stretch>
+                  </pic:blipFill>
+                  <pic:spPr>
+                    <a:xfrm>
+                      <a:off x="0" y="0"/>
+                      <a:ext cx="5580000" cy="1217562"/>
+                    </a:xfrm>
+                    <a:prstGeom prst="rect"/>
+                  </pic:spPr>
+                </pic:pic>
+              </a:graphicData>
+            </a:graphic>
+          </wp:inline>
+        </w:drawing>
+      </w:r>
+    </w:p>
+    <w:p>
+      <w:pPr>
+        <w:spacing w:line="240" w:lineRule="auto" w:after="200"/>
+        <w:jc w:val="center"/>
       </w:pPr>
       <w:r>
         <w:rPr>
           <w:rFonts w:ascii="맑은 고딕" w:hAnsi="맑은 고딕" w:eastAsia="맑은 고딕" w:cs="맑은 고딕"/>
-          <w:b/>
-          <w:color w:val="C77700"/>
-          <w:sz w:val="21"/>
+          <w:color w:val="777777"/>
+          <w:sz w:val="18"/>
         </w:rPr>
-        <w:t xml:space="preserve">화면 캡처 예정  </w:t>
-      </w:r>
-      <w:r>
-        <w:rPr>
-          <w:rFonts w:ascii="맑은 고딕" w:hAnsi="맑은 고딕" w:eastAsia="맑은 고딕" w:cs="맑은 고딕"/>
-          <w:b w:val="0"/>
-          <w:sz w:val="21"/>
-        </w:rPr>
-        <w:t>그림 7-11  업무 제목이 잘리지 않고 전부 나옵니다  (27_툴팁.png)</w:t>
+        <w:t>그림 7-11  업무 제목이 잘리지 않고 전부 나옵니다</w:t>
       </w:r>
     </w:p>
     <w:tbl>
@@ -6722,29 +7724,56 @@
     </w:p>
     <w:p>
       <w:pPr>
-        <w:spacing w:before="120" w:after="160"/>
-        <w:ind w:left="170"/>
-        <w:pBdr>
-          <w:left w:val="single" w:sz="18" w:space="6" w:color="C77700"/>
-        </w:pBdr>
-        <w:shd w:val="clear" w:color="auto" w:fill="FDF3E7"/>
+        <w:spacing w:line="240" w:lineRule="auto" w:after="40"/>
+        <w:jc w:val="center"/>
+      </w:pPr>
+      <w:r>
+        <w:drawing>
+          <wp:inline xmlns:a="http://schemas.openxmlformats.org/drawingml/2006/main" xmlns:pic="http://schemas.openxmlformats.org/drawingml/2006/picture">
+            <wp:extent cx="5580000" cy="2999250"/>
+            <wp:docPr id="34" name="Picture 34"/>
+            <wp:cNvGraphicFramePr>
+              <a:graphicFrameLocks noChangeAspect="1"/>
+            </wp:cNvGraphicFramePr>
+            <a:graphic>
+              <a:graphicData uri="http://schemas.openxmlformats.org/drawingml/2006/picture">
+                <pic:pic>
+                  <pic:nvPicPr>
+                    <pic:cNvPr id="0" name="31_설정_전체_1_masked.png"/>
+                    <pic:cNvPicPr/>
+                  </pic:nvPicPr>
+                  <pic:blipFill>
+                    <a:blip r:embed="rId43"/>
+                    <a:stretch>
+                      <a:fillRect/>
+                    </a:stretch>
+                  </pic:blipFill>
+                  <pic:spPr>
+                    <a:xfrm>
+                      <a:off x="0" y="0"/>
+                      <a:ext cx="5580000" cy="2999250"/>
+                    </a:xfrm>
+                    <a:prstGeom prst="rect"/>
+                  </pic:spPr>
+                </pic:pic>
+              </a:graphicData>
+            </a:graphic>
+          </wp:inline>
+        </w:drawing>
+      </w:r>
+    </w:p>
+    <w:p>
+      <w:pPr>
+        <w:spacing w:line="240" w:lineRule="auto" w:after="200"/>
+        <w:jc w:val="center"/>
       </w:pPr>
       <w:r>
         <w:rPr>
           <w:rFonts w:ascii="맑은 고딕" w:hAnsi="맑은 고딕" w:eastAsia="맑은 고딕" w:cs="맑은 고딕"/>
-          <w:b/>
-          <w:color w:val="C77700"/>
-          <w:sz w:val="21"/>
+          <w:color w:val="777777"/>
+          <w:sz w:val="18"/>
         </w:rPr>
-        <w:t xml:space="preserve">화면 캡처 예정  </w:t>
-      </w:r>
-      <w:r>
-        <w:rPr>
-          <w:rFonts w:ascii="맑은 고딕" w:hAnsi="맑은 고딕" w:eastAsia="맑은 고딕" w:cs="맑은 고딕"/>
-          <w:b w:val="0"/>
-          <w:sz w:val="21"/>
-        </w:rPr>
-        <w:t>그림 8-1  설정 탭 — 왼쪽 직원 관리, 오른쪽 Jira  (31_설정_전체.png)</w:t>
+        <w:t>그림 8-1  설정 탭 — 왼쪽 직원 관리, 오른쪽 Jira</w:t>
       </w:r>
     </w:p>
     <w:p>
@@ -6847,29 +7876,56 @@
     </w:p>
     <w:p>
       <w:pPr>
-        <w:spacing w:before="120" w:after="160"/>
-        <w:ind w:left="170"/>
-        <w:pBdr>
-          <w:left w:val="single" w:sz="18" w:space="6" w:color="C77700"/>
-        </w:pBdr>
-        <w:shd w:val="clear" w:color="auto" w:fill="FDF3E7"/>
+        <w:spacing w:line="240" w:lineRule="auto" w:after="40"/>
+        <w:jc w:val="center"/>
+      </w:pPr>
+      <w:r>
+        <w:drawing>
+          <wp:inline xmlns:a="http://schemas.openxmlformats.org/drawingml/2006/main" xmlns:pic="http://schemas.openxmlformats.org/drawingml/2006/picture">
+            <wp:extent cx="5580000" cy="700546"/>
+            <wp:docPr id="35" name="Picture 35"/>
+            <wp:cNvGraphicFramePr>
+              <a:graphicFrameLocks noChangeAspect="1"/>
+            </wp:cNvGraphicFramePr>
+            <a:graphic>
+              <a:graphicData uri="http://schemas.openxmlformats.org/drawingml/2006/picture">
+                <pic:pic>
+                  <pic:nvPicPr>
+                    <pic:cNvPr id="0" name="32_직원추가.png"/>
+                    <pic:cNvPicPr/>
+                  </pic:nvPicPr>
+                  <pic:blipFill>
+                    <a:blip r:embed="rId44"/>
+                    <a:stretch>
+                      <a:fillRect/>
+                    </a:stretch>
+                  </pic:blipFill>
+                  <pic:spPr>
+                    <a:xfrm>
+                      <a:off x="0" y="0"/>
+                      <a:ext cx="5580000" cy="700546"/>
+                    </a:xfrm>
+                    <a:prstGeom prst="rect"/>
+                  </pic:spPr>
+                </pic:pic>
+              </a:graphicData>
+            </a:graphic>
+          </wp:inline>
+        </w:drawing>
+      </w:r>
+    </w:p>
+    <w:p>
+      <w:pPr>
+        <w:spacing w:line="240" w:lineRule="auto" w:after="200"/>
+        <w:jc w:val="center"/>
       </w:pPr>
       <w:r>
         <w:rPr>
           <w:rFonts w:ascii="맑은 고딕" w:hAnsi="맑은 고딕" w:eastAsia="맑은 고딕" w:cs="맑은 고딕"/>
-          <w:b/>
-          <w:color w:val="C77700"/>
-          <w:sz w:val="21"/>
+          <w:color w:val="777777"/>
+          <w:sz w:val="18"/>
         </w:rPr>
-        <w:t xml:space="preserve">화면 캡처 예정  </w:t>
-      </w:r>
-      <w:r>
-        <w:rPr>
-          <w:rFonts w:ascii="맑은 고딕" w:hAnsi="맑은 고딕" w:eastAsia="맑은 고딕" w:cs="맑은 고딕"/>
-          <w:b w:val="0"/>
-          <w:sz w:val="21"/>
-        </w:rPr>
-        <w:t>그림 8-2  직원명과 입사일을 넣고 추가  (32_직원추가.png)</w:t>
+        <w:t>그림 8-2  직원명과 입사일을 넣고 추가</w:t>
       </w:r>
     </w:p>
     <w:p>
@@ -7033,56 +8089,110 @@
     </w:p>
     <w:p>
       <w:pPr>
-        <w:spacing w:before="120" w:after="160"/>
-        <w:ind w:left="170"/>
-        <w:pBdr>
-          <w:left w:val="single" w:sz="18" w:space="6" w:color="C77700"/>
-        </w:pBdr>
-        <w:shd w:val="clear" w:color="auto" w:fill="FDF3E7"/>
+        <w:spacing w:line="240" w:lineRule="auto" w:after="40"/>
+        <w:jc w:val="center"/>
+      </w:pPr>
+      <w:r>
+        <w:drawing>
+          <wp:inline xmlns:a="http://schemas.openxmlformats.org/drawingml/2006/main" xmlns:pic="http://schemas.openxmlformats.org/drawingml/2006/picture">
+            <wp:extent cx="5580000" cy="2999250"/>
+            <wp:docPr id="36" name="Picture 36"/>
+            <wp:cNvGraphicFramePr>
+              <a:graphicFrameLocks noChangeAspect="1"/>
+            </wp:cNvGraphicFramePr>
+            <a:graphic>
+              <a:graphicData uri="http://schemas.openxmlformats.org/drawingml/2006/picture">
+                <pic:pic>
+                  <pic:nvPicPr>
+                    <pic:cNvPr id="0" name="31_설정_전체_2_masked.png"/>
+                    <pic:cNvPicPr/>
+                  </pic:nvPicPr>
+                  <pic:blipFill>
+                    <a:blip r:embed="rId45"/>
+                    <a:stretch>
+                      <a:fillRect/>
+                    </a:stretch>
+                  </pic:blipFill>
+                  <pic:spPr>
+                    <a:xfrm>
+                      <a:off x="0" y="0"/>
+                      <a:ext cx="5580000" cy="2999250"/>
+                    </a:xfrm>
+                    <a:prstGeom prst="rect"/>
+                  </pic:spPr>
+                </pic:pic>
+              </a:graphicData>
+            </a:graphic>
+          </wp:inline>
+        </w:drawing>
+      </w:r>
+    </w:p>
+    <w:p>
+      <w:pPr>
+        <w:spacing w:line="240" w:lineRule="auto" w:after="200"/>
+        <w:jc w:val="center"/>
       </w:pPr>
       <w:r>
         <w:rPr>
           <w:rFonts w:ascii="맑은 고딕" w:hAnsi="맑은 고딕" w:eastAsia="맑은 고딕" w:cs="맑은 고딕"/>
-          <w:b/>
-          <w:color w:val="C77700"/>
-          <w:sz w:val="21"/>
+          <w:color w:val="777777"/>
+          <w:sz w:val="18"/>
         </w:rPr>
-        <w:t xml:space="preserve">화면 캡처 예정  </w:t>
-      </w:r>
+        <w:t>그림 8-3  직원 목록 — 재직·퇴사 배지와 날짜</w:t>
+      </w:r>
+    </w:p>
+    <w:p>
+      <w:pPr>
+        <w:spacing w:line="240" w:lineRule="auto" w:after="40"/>
+        <w:jc w:val="center"/>
+      </w:pPr>
+      <w:r>
+        <w:drawing>
+          <wp:inline xmlns:a="http://schemas.openxmlformats.org/drawingml/2006/main" xmlns:pic="http://schemas.openxmlformats.org/drawingml/2006/picture">
+            <wp:extent cx="5580000" cy="1297674"/>
+            <wp:docPr id="37" name="Picture 37"/>
+            <wp:cNvGraphicFramePr>
+              <a:graphicFrameLocks noChangeAspect="1"/>
+            </wp:cNvGraphicFramePr>
+            <a:graphic>
+              <a:graphicData uri="http://schemas.openxmlformats.org/drawingml/2006/picture">
+                <pic:pic>
+                  <pic:nvPicPr>
+                    <pic:cNvPr id="0" name="35_퇴사처리.png"/>
+                    <pic:cNvPicPr/>
+                  </pic:nvPicPr>
+                  <pic:blipFill>
+                    <a:blip r:embed="rId46"/>
+                    <a:stretch>
+                      <a:fillRect/>
+                    </a:stretch>
+                  </pic:blipFill>
+                  <pic:spPr>
+                    <a:xfrm>
+                      <a:off x="0" y="0"/>
+                      <a:ext cx="5580000" cy="1297674"/>
+                    </a:xfrm>
+                    <a:prstGeom prst="rect"/>
+                  </pic:spPr>
+                </pic:pic>
+              </a:graphicData>
+            </a:graphic>
+          </wp:inline>
+        </w:drawing>
+      </w:r>
+    </w:p>
+    <w:p>
+      <w:pPr>
+        <w:spacing w:line="240" w:lineRule="auto" w:after="200"/>
+        <w:jc w:val="center"/>
+      </w:pPr>
       <w:r>
         <w:rPr>
           <w:rFonts w:ascii="맑은 고딕" w:hAnsi="맑은 고딕" w:eastAsia="맑은 고딕" w:cs="맑은 고딕"/>
-          <w:b w:val="0"/>
-          <w:sz w:val="21"/>
+          <w:color w:val="777777"/>
+          <w:sz w:val="18"/>
         </w:rPr>
-        <w:t>그림 8-3  직원 목록 — 재직·퇴사 배지와 날짜  (33_직원목록.png)</w:t>
-      </w:r>
-    </w:p>
-    <w:p>
-      <w:pPr>
-        <w:spacing w:before="120" w:after="160"/>
-        <w:ind w:left="170"/>
-        <w:pBdr>
-          <w:left w:val="single" w:sz="18" w:space="6" w:color="C77700"/>
-        </w:pBdr>
-        <w:shd w:val="clear" w:color="auto" w:fill="FDF3E7"/>
-      </w:pPr>
-      <w:r>
-        <w:rPr>
-          <w:rFonts w:ascii="맑은 고딕" w:hAnsi="맑은 고딕" w:eastAsia="맑은 고딕" w:cs="맑은 고딕"/>
-          <w:b/>
-          <w:color w:val="C77700"/>
-          <w:sz w:val="21"/>
-        </w:rPr>
-        <w:t xml:space="preserve">화면 캡처 예정  </w:t>
-      </w:r>
-      <w:r>
-        <w:rPr>
-          <w:rFonts w:ascii="맑은 고딕" w:hAnsi="맑은 고딕" w:eastAsia="맑은 고딕" w:cs="맑은 고딕"/>
-          <w:b w:val="0"/>
-          <w:sz w:val="21"/>
-        </w:rPr>
-        <w:t>그림 8-4  퇴사일을 지정해 처리합니다  (35_퇴사처리.png)</w:t>
+        <w:t>그림 8-4  퇴사일을 지정해 처리합니다</w:t>
       </w:r>
     </w:p>
     <w:p>
@@ -7140,29 +8250,56 @@
     </w:p>
     <w:p>
       <w:pPr>
-        <w:spacing w:before="120" w:after="160"/>
-        <w:ind w:left="170"/>
-        <w:pBdr>
-          <w:left w:val="single" w:sz="18" w:space="6" w:color="C77700"/>
-        </w:pBdr>
-        <w:shd w:val="clear" w:color="auto" w:fill="FDF3E7"/>
+        <w:spacing w:line="240" w:lineRule="auto" w:after="40"/>
+        <w:jc w:val="center"/>
+      </w:pPr>
+      <w:r>
+        <w:drawing>
+          <wp:inline xmlns:a="http://schemas.openxmlformats.org/drawingml/2006/main" xmlns:pic="http://schemas.openxmlformats.org/drawingml/2006/picture">
+            <wp:extent cx="5580000" cy="1326800"/>
+            <wp:docPr id="38" name="Picture 38"/>
+            <wp:cNvGraphicFramePr>
+              <a:graphicFrameLocks noChangeAspect="1"/>
+            </wp:cNvGraphicFramePr>
+            <a:graphic>
+              <a:graphicData uri="http://schemas.openxmlformats.org/drawingml/2006/picture">
+                <pic:pic>
+                  <pic:nvPicPr>
+                    <pic:cNvPr id="0" name="34_정보수정_펼침_masked.png"/>
+                    <pic:cNvPicPr/>
+                  </pic:nvPicPr>
+                  <pic:blipFill>
+                    <a:blip r:embed="rId47"/>
+                    <a:stretch>
+                      <a:fillRect/>
+                    </a:stretch>
+                  </pic:blipFill>
+                  <pic:spPr>
+                    <a:xfrm>
+                      <a:off x="0" y="0"/>
+                      <a:ext cx="5580000" cy="1326800"/>
+                    </a:xfrm>
+                    <a:prstGeom prst="rect"/>
+                  </pic:spPr>
+                </pic:pic>
+              </a:graphicData>
+            </a:graphic>
+          </wp:inline>
+        </w:drawing>
+      </w:r>
+    </w:p>
+    <w:p>
+      <w:pPr>
+        <w:spacing w:line="240" w:lineRule="auto" w:after="200"/>
+        <w:jc w:val="center"/>
       </w:pPr>
       <w:r>
         <w:rPr>
           <w:rFonts w:ascii="맑은 고딕" w:hAnsi="맑은 고딕" w:eastAsia="맑은 고딕" w:cs="맑은 고딕"/>
-          <w:b/>
-          <w:color w:val="C77700"/>
-          <w:sz w:val="21"/>
+          <w:color w:val="777777"/>
+          <w:sz w:val="18"/>
         </w:rPr>
-        <w:t xml:space="preserve">화면 캡처 예정  </w:t>
-      </w:r>
-      <w:r>
-        <w:rPr>
-          <w:rFonts w:ascii="맑은 고딕" w:hAnsi="맑은 고딕" w:eastAsia="맑은 고딕" w:cs="맑은 고딕"/>
-          <w:b w:val="0"/>
-          <w:sz w:val="21"/>
-        </w:rPr>
-        <w:t>그림 8-5  정보 수정 패널  (34_정보수정_펼침.png)</w:t>
+        <w:t>그림 8-5  정보 수정 패널</w:t>
       </w:r>
     </w:p>
     <w:tbl>
@@ -7730,56 +8867,164 @@
     </w:p>
     <w:p>
       <w:pPr>
-        <w:spacing w:before="120" w:after="160"/>
-        <w:ind w:left="170"/>
-        <w:pBdr>
-          <w:left w:val="single" w:sz="18" w:space="6" w:color="C77700"/>
-        </w:pBdr>
-        <w:shd w:val="clear" w:color="auto" w:fill="FDF3E7"/>
+        <w:spacing w:line="240" w:lineRule="auto" w:after="40"/>
+        <w:jc w:val="center"/>
+      </w:pPr>
+      <w:r>
+        <w:drawing>
+          <wp:inline xmlns:a="http://schemas.openxmlformats.org/drawingml/2006/main" xmlns:pic="http://schemas.openxmlformats.org/drawingml/2006/picture">
+            <wp:extent cx="5580000" cy="1170000"/>
+            <wp:docPr id="39" name="Picture 39"/>
+            <wp:cNvGraphicFramePr>
+              <a:graphicFrameLocks noChangeAspect="1"/>
+            </wp:cNvGraphicFramePr>
+            <a:graphic>
+              <a:graphicData uri="http://schemas.openxmlformats.org/drawingml/2006/picture">
+                <pic:pic>
+                  <pic:nvPicPr>
+                    <pic:cNvPr id="0" name="36_Jira동기화.png"/>
+                    <pic:cNvPicPr/>
+                  </pic:nvPicPr>
+                  <pic:blipFill>
+                    <a:blip r:embed="rId48"/>
+                    <a:stretch>
+                      <a:fillRect/>
+                    </a:stretch>
+                  </pic:blipFill>
+                  <pic:spPr>
+                    <a:xfrm>
+                      <a:off x="0" y="0"/>
+                      <a:ext cx="5580000" cy="1170000"/>
+                    </a:xfrm>
+                    <a:prstGeom prst="rect"/>
+                  </pic:spPr>
+                </pic:pic>
+              </a:graphicData>
+            </a:graphic>
+          </wp:inline>
+        </w:drawing>
+      </w:r>
+    </w:p>
+    <w:p>
+      <w:pPr>
+        <w:spacing w:line="240" w:lineRule="auto" w:after="200"/>
+        <w:jc w:val="center"/>
       </w:pPr>
       <w:r>
         <w:rPr>
           <w:rFonts w:ascii="맑은 고딕" w:hAnsi="맑은 고딕" w:eastAsia="맑은 고딕" w:cs="맑은 고딕"/>
-          <w:b/>
-          <w:color w:val="C77700"/>
-          <w:sz w:val="21"/>
+          <w:color w:val="777777"/>
+          <w:sz w:val="18"/>
         </w:rPr>
-        <w:t xml:space="preserve">화면 캡처 예정  </w:t>
-      </w:r>
+        <w:t>그림 9-1  Jira 동기화 버튼과 토큰 남은 일수</w:t>
+      </w:r>
+    </w:p>
+    <w:p>
+      <w:pPr>
+        <w:spacing w:line="240" w:lineRule="auto" w:after="40"/>
+        <w:jc w:val="center"/>
+      </w:pPr>
+      <w:r>
+        <w:drawing>
+          <wp:inline xmlns:a="http://schemas.openxmlformats.org/drawingml/2006/main" xmlns:pic="http://schemas.openxmlformats.org/drawingml/2006/picture">
+            <wp:extent cx="5580000" cy="2920781"/>
+            <wp:docPr id="40" name="Picture 40"/>
+            <wp:cNvGraphicFramePr>
+              <a:graphicFrameLocks noChangeAspect="1"/>
+            </wp:cNvGraphicFramePr>
+            <a:graphic>
+              <a:graphicData uri="http://schemas.openxmlformats.org/drawingml/2006/picture">
+                <pic:pic>
+                  <pic:nvPicPr>
+                    <pic:cNvPr id="0" name="37_동기화중.png"/>
+                    <pic:cNvPicPr/>
+                  </pic:nvPicPr>
+                  <pic:blipFill>
+                    <a:blip r:embed="rId49"/>
+                    <a:stretch>
+                      <a:fillRect/>
+                    </a:stretch>
+                  </pic:blipFill>
+                  <pic:spPr>
+                    <a:xfrm>
+                      <a:off x="0" y="0"/>
+                      <a:ext cx="5580000" cy="2920781"/>
+                    </a:xfrm>
+                    <a:prstGeom prst="rect"/>
+                  </pic:spPr>
+                </pic:pic>
+              </a:graphicData>
+            </a:graphic>
+          </wp:inline>
+        </w:drawing>
+      </w:r>
+    </w:p>
+    <w:p>
+      <w:pPr>
+        <w:spacing w:line="240" w:lineRule="auto" w:after="200"/>
+        <w:jc w:val="center"/>
+      </w:pPr>
       <w:r>
         <w:rPr>
           <w:rFonts w:ascii="맑은 고딕" w:hAnsi="맑은 고딕" w:eastAsia="맑은 고딕" w:cs="맑은 고딕"/>
-          <w:b w:val="0"/>
-          <w:sz w:val="21"/>
+          <w:color w:val="777777"/>
+          <w:sz w:val="18"/>
         </w:rPr>
-        <w:t>그림 9-1  Jira 동기화 버튼과 토큰 남은 일수  (36_Jira동기화.png)</w:t>
+        <w:t>그림 9-2  진행 중에는 「동기화 중…」 이 계속 표시됩니다</w:t>
       </w:r>
     </w:p>
     <w:p>
       <w:pPr>
-        <w:spacing w:before="120" w:after="160"/>
-        <w:ind w:left="170"/>
-        <w:pBdr>
-          <w:left w:val="single" w:sz="18" w:space="6" w:color="C77700"/>
-        </w:pBdr>
-        <w:shd w:val="clear" w:color="auto" w:fill="FDF3E7"/>
+        <w:spacing w:line="240" w:lineRule="auto" w:after="40"/>
+        <w:jc w:val="center"/>
+      </w:pPr>
+      <w:r>
+        <w:drawing>
+          <wp:inline xmlns:a="http://schemas.openxmlformats.org/drawingml/2006/main" xmlns:pic="http://schemas.openxmlformats.org/drawingml/2006/picture">
+            <wp:extent cx="5580000" cy="1682857"/>
+            <wp:docPr id="41" name="Picture 41"/>
+            <wp:cNvGraphicFramePr>
+              <a:graphicFrameLocks noChangeAspect="1"/>
+            </wp:cNvGraphicFramePr>
+            <a:graphic>
+              <a:graphicData uri="http://schemas.openxmlformats.org/drawingml/2006/picture">
+                <pic:pic>
+                  <pic:nvPicPr>
+                    <pic:cNvPr id="0" name="37_동기화완료.png"/>
+                    <pic:cNvPicPr/>
+                  </pic:nvPicPr>
+                  <pic:blipFill>
+                    <a:blip r:embed="rId50"/>
+                    <a:stretch>
+                      <a:fillRect/>
+                    </a:stretch>
+                  </pic:blipFill>
+                  <pic:spPr>
+                    <a:xfrm>
+                      <a:off x="0" y="0"/>
+                      <a:ext cx="5580000" cy="1682857"/>
+                    </a:xfrm>
+                    <a:prstGeom prst="rect"/>
+                  </pic:spPr>
+                </pic:pic>
+              </a:graphicData>
+            </a:graphic>
+          </wp:inline>
+        </w:drawing>
+      </w:r>
+    </w:p>
+    <w:p>
+      <w:pPr>
+        <w:spacing w:line="240" w:lineRule="auto" w:after="200"/>
+        <w:jc w:val="center"/>
       </w:pPr>
       <w:r>
         <w:rPr>
           <w:rFonts w:ascii="맑은 고딕" w:hAnsi="맑은 고딕" w:eastAsia="맑은 고딕" w:cs="맑은 고딕"/>
-          <w:b/>
-          <w:color w:val="C77700"/>
-          <w:sz w:val="21"/>
+          <w:color w:val="777777"/>
+          <w:sz w:val="18"/>
         </w:rPr>
-        <w:t xml:space="preserve">화면 캡처 예정  </w:t>
-      </w:r>
-      <w:r>
-        <w:rPr>
-          <w:rFonts w:ascii="맑은 고딕" w:hAnsi="맑은 고딕" w:eastAsia="맑은 고딕" w:cs="맑은 고딕"/>
-          <w:b w:val="0"/>
-          <w:sz w:val="21"/>
-        </w:rPr>
-        <w:t>그림 9-2  완료 알림  (37_동기화완료.png)</w:t>
+        <w:t>그림 9-3  완료 알림 — 가져온 상위업무 수가 함께 나옵니다</w:t>
       </w:r>
     </w:p>
     <w:p>
@@ -8191,32 +9436,274 @@
       </w:r>
     </w:p>
     <w:p>
-      <w:pPr>
-        <w:spacing w:before="120" w:after="160"/>
-        <w:ind w:left="170"/>
-        <w:pBdr>
-          <w:left w:val="single" w:sz="18" w:space="6" w:color="C77700"/>
-        </w:pBdr>
-        <w:shd w:val="clear" w:color="auto" w:fill="FDF3E7"/>
-      </w:pPr>
-      <w:r>
-        <w:rPr>
-          <w:rFonts w:ascii="맑은 고딕" w:hAnsi="맑은 고딕" w:eastAsia="맑은 고딕" w:cs="맑은 고딕"/>
-          <w:b/>
-          <w:color w:val="C77700"/>
-          <w:sz w:val="21"/>
-        </w:rPr>
-        <w:t xml:space="preserve">화면 캡처 예정  </w:t>
-      </w:r>
       <w:r>
         <w:rPr>
           <w:rFonts w:ascii="맑은 고딕" w:hAnsi="맑은 고딕" w:eastAsia="맑은 고딕" w:cs="맑은 고딕"/>
           <w:b w:val="0"/>
           <w:sz w:val="21"/>
         </w:rPr>
-        <w:t>그림 9-3  만료가 가까우면 나타나는 경고 띠  (39_토큰경고배너.png)</w:t>
+        <w:t>경고 띠는 만료 30일 이내에만 나타나므로 평소에는 보이지 않습니다. 표시되는 모습은 아래와 같습니다.</w:t>
       </w:r>
     </w:p>
+    <w:tbl>
+      <w:tblPr>
+        <w:tblStyle w:val="TableGrid"/>
+        <w:tblW w:type="auto" w:w="0"/>
+        <w:jc w:val="center"/>
+        <w:tblLook w:firstColumn="1" w:firstRow="1" w:lastColumn="0" w:lastRow="0" w:noHBand="0" w:noVBand="1" w:val="04A0"/>
+      </w:tblPr>
+      <w:tblGrid>
+        <w:gridCol w:w="3137"/>
+        <w:gridCol w:w="3137"/>
+        <w:gridCol w:w="3137"/>
+      </w:tblGrid>
+      <w:tr>
+        <w:trPr>
+          <w:cantSplit/>
+        </w:trPr>
+        <w:tc>
+          <w:tcPr>
+            <w:tcW w:type="dxa" w:w="1474"/>
+            <w:shd w:val="clear" w:color="auto" w:fill="005A9E"/>
+          </w:tcPr>
+          <w:p>
+            <w:pPr>
+              <w:keepNext/>
+            </w:pPr>
+            <w:r/>
+            <w:r>
+              <w:rPr>
+                <w:rFonts w:ascii="맑은 고딕" w:hAnsi="맑은 고딕" w:eastAsia="맑은 고딕" w:cs="맑은 고딕"/>
+                <w:b/>
+                <w:color w:val="FFFFFF"/>
+                <w:sz w:val="20"/>
+              </w:rPr>
+              <w:t>남은 기간</w:t>
+            </w:r>
+          </w:p>
+        </w:tc>
+        <w:tc>
+          <w:tcPr>
+            <w:tcW w:type="dxa" w:w="1361"/>
+            <w:shd w:val="clear" w:color="auto" w:fill="005A9E"/>
+          </w:tcPr>
+          <w:p>
+            <w:pPr>
+              <w:keepNext/>
+            </w:pPr>
+            <w:r/>
+            <w:r>
+              <w:rPr>
+                <w:rFonts w:ascii="맑은 고딕" w:hAnsi="맑은 고딕" w:eastAsia="맑은 고딕" w:cs="맑은 고딕"/>
+                <w:b/>
+                <w:color w:val="FFFFFF"/>
+                <w:sz w:val="20"/>
+              </w:rPr>
+              <w:t>화면</w:t>
+            </w:r>
+          </w:p>
+        </w:tc>
+        <w:tc>
+          <w:tcPr>
+            <w:tcW w:type="dxa" w:w="5783"/>
+            <w:shd w:val="clear" w:color="auto" w:fill="005A9E"/>
+          </w:tcPr>
+          <w:p>
+            <w:pPr>
+              <w:keepNext/>
+            </w:pPr>
+            <w:r/>
+            <w:r>
+              <w:rPr>
+                <w:rFonts w:ascii="맑은 고딕" w:hAnsi="맑은 고딕" w:eastAsia="맑은 고딕" w:cs="맑은 고딕"/>
+                <w:b/>
+                <w:color w:val="FFFFFF"/>
+                <w:sz w:val="20"/>
+              </w:rPr>
+              <w:t>문구</w:t>
+            </w:r>
+          </w:p>
+        </w:tc>
+      </w:tr>
+      <w:tr>
+        <w:trPr>
+          <w:cantSplit/>
+        </w:trPr>
+        <w:tc>
+          <w:tcPr>
+            <w:tcW w:type="dxa" w:w="1474"/>
+          </w:tcPr>
+          <w:p>
+            <w:pPr>
+              <w:keepNext/>
+            </w:pPr>
+            <w:r/>
+            <w:r>
+              <w:rPr>
+                <w:rFonts w:ascii="맑은 고딕" w:hAnsi="맑은 고딕" w:eastAsia="맑은 고딕" w:cs="맑은 고딕"/>
+                <w:b/>
+                <w:sz w:val="20"/>
+              </w:rPr>
+              <w:t>31일 이상</w:t>
+            </w:r>
+          </w:p>
+        </w:tc>
+        <w:tc>
+          <w:tcPr>
+            <w:tcW w:type="dxa" w:w="1361"/>
+          </w:tcPr>
+          <w:p>
+            <w:pPr>
+              <w:keepNext/>
+            </w:pPr>
+            <w:r/>
+            <w:r>
+              <w:rPr>
+                <w:rFonts w:ascii="맑은 고딕" w:hAnsi="맑은 고딕" w:eastAsia="맑은 고딕" w:cs="맑은 고딕"/>
+                <w:b w:val="0"/>
+                <w:sz w:val="20"/>
+              </w:rPr>
+              <w:t>경고 없음</w:t>
+            </w:r>
+          </w:p>
+        </w:tc>
+        <w:tc>
+          <w:tcPr>
+            <w:tcW w:type="dxa" w:w="5783"/>
+          </w:tcPr>
+          <w:p>
+            <w:pPr>
+              <w:keepNext/>
+            </w:pPr>
+            <w:r/>
+            <w:r>
+              <w:rPr>
+                <w:rFonts w:ascii="맑은 고딕" w:hAnsi="맑은 고딕" w:eastAsia="맑은 고딕" w:cs="맑은 고딕"/>
+                <w:b w:val="0"/>
+                <w:sz w:val="20"/>
+              </w:rPr>
+              <w:t>설정 탭에만 「API 토큰 만료: 날짜 (N일 남음)」</w:t>
+            </w:r>
+          </w:p>
+        </w:tc>
+      </w:tr>
+      <w:tr>
+        <w:trPr>
+          <w:cantSplit/>
+        </w:trPr>
+        <w:tc>
+          <w:tcPr>
+            <w:tcW w:type="dxa" w:w="1474"/>
+          </w:tcPr>
+          <w:p>
+            <w:pPr>
+              <w:keepNext/>
+            </w:pPr>
+            <w:r/>
+            <w:r>
+              <w:rPr>
+                <w:rFonts w:ascii="맑은 고딕" w:hAnsi="맑은 고딕" w:eastAsia="맑은 고딕" w:cs="맑은 고딕"/>
+                <w:b/>
+                <w:sz w:val="20"/>
+              </w:rPr>
+              <w:t>30일 이내</w:t>
+            </w:r>
+          </w:p>
+        </w:tc>
+        <w:tc>
+          <w:tcPr>
+            <w:tcW w:type="dxa" w:w="1361"/>
+          </w:tcPr>
+          <w:p>
+            <w:pPr>
+              <w:keepNext/>
+            </w:pPr>
+            <w:r/>
+            <w:r>
+              <w:rPr>
+                <w:rFonts w:ascii="맑은 고딕" w:hAnsi="맑은 고딕" w:eastAsia="맑은 고딕" w:cs="맑은 고딕"/>
+                <w:b w:val="0"/>
+                <w:sz w:val="20"/>
+              </w:rPr>
+              <w:t>노란 띠</w:t>
+            </w:r>
+          </w:p>
+        </w:tc>
+        <w:tc>
+          <w:tcPr>
+            <w:tcW w:type="dxa" w:w="5783"/>
+          </w:tcPr>
+          <w:p>
+            <w:pPr>
+              <w:keepNext/>
+            </w:pPr>
+            <w:r/>
+            <w:r>
+              <w:rPr>
+                <w:rFonts w:ascii="맑은 고딕" w:hAnsi="맑은 고딕" w:eastAsia="맑은 고딕" w:cs="맑은 고딕"/>
+                <w:b w:val="0"/>
+                <w:sz w:val="20"/>
+              </w:rPr>
+              <w:t>⚠️ Jira 토큰 만료 N일 전 (만료일 …)</w:t>
+            </w:r>
+          </w:p>
+        </w:tc>
+      </w:tr>
+      <w:tr>
+        <w:trPr>
+          <w:cantSplit/>
+        </w:trPr>
+        <w:tc>
+          <w:tcPr>
+            <w:tcW w:type="dxa" w:w="1474"/>
+          </w:tcPr>
+          <w:p>
+            <w:r/>
+            <w:r>
+              <w:rPr>
+                <w:rFonts w:ascii="맑은 고딕" w:hAnsi="맑은 고딕" w:eastAsia="맑은 고딕" w:cs="맑은 고딕"/>
+                <w:b/>
+                <w:sz w:val="20"/>
+              </w:rPr>
+              <w:t>만료됨</w:t>
+            </w:r>
+          </w:p>
+        </w:tc>
+        <w:tc>
+          <w:tcPr>
+            <w:tcW w:type="dxa" w:w="1361"/>
+          </w:tcPr>
+          <w:p>
+            <w:r/>
+            <w:r>
+              <w:rPr>
+                <w:rFonts w:ascii="맑은 고딕" w:hAnsi="맑은 고딕" w:eastAsia="맑은 고딕" w:cs="맑은 고딕"/>
+                <w:b w:val="0"/>
+                <w:sz w:val="20"/>
+              </w:rPr>
+              <w:t>빨간 띠</w:t>
+            </w:r>
+          </w:p>
+        </w:tc>
+        <w:tc>
+          <w:tcPr>
+            <w:tcW w:type="dxa" w:w="5783"/>
+          </w:tcPr>
+          <w:p>
+            <w:r/>
+            <w:r>
+              <w:rPr>
+                <w:rFonts w:ascii="맑은 고딕" w:hAnsi="맑은 고딕" w:eastAsia="맑은 고딕" w:cs="맑은 고딕"/>
+                <w:b w:val="0"/>
+                <w:sz w:val="20"/>
+              </w:rPr>
+              <w:t>⛔ Jira 토큰이 만료되었습니다 — 동기화가 동작하지 않습니다</w:t>
+            </w:r>
+          </w:p>
+        </w:tc>
+      </w:tr>
+    </w:tbl>
+    <w:p/>
     <w:p>
       <w:pPr>
         <w:pStyle w:val="Heading2"/>
@@ -8253,29 +9740,56 @@
     </w:p>
     <w:p>
       <w:pPr>
-        <w:spacing w:before="120" w:after="160"/>
-        <w:ind w:left="170"/>
-        <w:pBdr>
-          <w:left w:val="single" w:sz="18" w:space="6" w:color="C77700"/>
-        </w:pBdr>
-        <w:shd w:val="clear" w:color="auto" w:fill="FDF3E7"/>
+        <w:spacing w:line="240" w:lineRule="auto" w:after="40"/>
+        <w:jc w:val="center"/>
+      </w:pPr>
+      <w:r>
+        <w:drawing>
+          <wp:inline xmlns:a="http://schemas.openxmlformats.org/drawingml/2006/main" xmlns:pic="http://schemas.openxmlformats.org/drawingml/2006/picture">
+            <wp:extent cx="5580000" cy="1340032"/>
+            <wp:docPr id="42" name="Picture 42"/>
+            <wp:cNvGraphicFramePr>
+              <a:graphicFrameLocks noChangeAspect="1"/>
+            </wp:cNvGraphicFramePr>
+            <a:graphic>
+              <a:graphicData uri="http://schemas.openxmlformats.org/drawingml/2006/picture">
+                <pic:pic>
+                  <pic:nvPicPr>
+                    <pic:cNvPr id="0" name="38_Jira업무목록.png"/>
+                    <pic:cNvPicPr/>
+                  </pic:nvPicPr>
+                  <pic:blipFill>
+                    <a:blip r:embed="rId51"/>
+                    <a:stretch>
+                      <a:fillRect/>
+                    </a:stretch>
+                  </pic:blipFill>
+                  <pic:spPr>
+                    <a:xfrm>
+                      <a:off x="0" y="0"/>
+                      <a:ext cx="5580000" cy="1340032"/>
+                    </a:xfrm>
+                    <a:prstGeom prst="rect"/>
+                  </pic:spPr>
+                </pic:pic>
+              </a:graphicData>
+            </a:graphic>
+          </wp:inline>
+        </w:drawing>
+      </w:r>
+    </w:p>
+    <w:p>
+      <w:pPr>
+        <w:spacing w:line="240" w:lineRule="auto" w:after="200"/>
+        <w:jc w:val="center"/>
       </w:pPr>
       <w:r>
         <w:rPr>
           <w:rFonts w:ascii="맑은 고딕" w:hAnsi="맑은 고딕" w:eastAsia="맑은 고딕" w:cs="맑은 고딕"/>
-          <w:b/>
-          <w:color w:val="C77700"/>
-          <w:sz w:val="21"/>
+          <w:color w:val="777777"/>
+          <w:sz w:val="18"/>
         </w:rPr>
-        <w:t xml:space="preserve">화면 캡처 예정  </w:t>
-      </w:r>
-      <w:r>
-        <w:rPr>
-          <w:rFonts w:ascii="맑은 고딕" w:hAnsi="맑은 고딕" w:eastAsia="맑은 고딕" w:cs="맑은 고딕"/>
-          <w:b w:val="0"/>
-          <w:sz w:val="21"/>
-        </w:rPr>
-        <w:t>그림 9-4  업무 목록 — 상위업무와 하위업무 계층  (38_Jira업무목록.png)</w:t>
+        <w:t>그림 9-4  업무 목록 — 상위업무와 하위업무 계층</w:t>
       </w:r>
     </w:p>
     <w:p>

--- a/docs/manual/업무현황_대시보드_사용자매뉴얼.docx
+++ b/docs/manual/업무현황_대시보드_사용자매뉴얼.docx
@@ -903,6 +903,7 @@
     </w:p>
     <w:p>
       <w:pPr>
+        <w:keepLines/>
         <w:spacing w:before="120" w:after="160"/>
         <w:ind w:left="170"/>
         <w:pBdr>
@@ -952,15 +953,18 @@
       <w:tr>
         <w:trPr>
           <w:cantSplit/>
+          <w:tblHeader/>
         </w:trPr>
         <w:tc>
           <w:tcPr>
             <w:tcW w:type="dxa" w:w="4309"/>
             <w:shd w:val="clear" w:color="auto" w:fill="005A9E"/>
+            <w:vAlign w:val="center"/>
           </w:tcPr>
           <w:p>
             <w:pPr>
               <w:keepNext/>
+              <w:jc w:val="center"/>
             </w:pPr>
             <w:r/>
             <w:r>
@@ -978,10 +982,12 @@
           <w:tcPr>
             <w:tcW w:type="dxa" w:w="4309"/>
             <w:shd w:val="clear" w:color="auto" w:fill="005A9E"/>
+            <w:vAlign w:val="center"/>
           </w:tcPr>
           <w:p>
             <w:pPr>
               <w:keepNext/>
+              <w:jc w:val="center"/>
             </w:pPr>
             <w:r/>
             <w:r>
@@ -1003,6 +1009,7 @@
         <w:tc>
           <w:tcPr>
             <w:tcW w:type="dxa" w:w="4309"/>
+            <w:vAlign w:val="center"/>
           </w:tcPr>
           <w:p>
             <w:pPr>
@@ -1022,6 +1029,7 @@
         <w:tc>
           <w:tcPr>
             <w:tcW w:type="dxa" w:w="4309"/>
+            <w:vAlign w:val="center"/>
           </w:tcPr>
           <w:p>
             <w:pPr>
@@ -1046,6 +1054,7 @@
         <w:tc>
           <w:tcPr>
             <w:tcW w:type="dxa" w:w="4309"/>
+            <w:vAlign w:val="center"/>
           </w:tcPr>
           <w:p>
             <w:pPr>
@@ -1065,6 +1074,7 @@
         <w:tc>
           <w:tcPr>
             <w:tcW w:type="dxa" w:w="4309"/>
+            <w:vAlign w:val="center"/>
           </w:tcPr>
           <w:p>
             <w:pPr>
@@ -1089,6 +1099,7 @@
         <w:tc>
           <w:tcPr>
             <w:tcW w:type="dxa" w:w="4309"/>
+            <w:vAlign w:val="center"/>
           </w:tcPr>
           <w:p>
             <w:pPr>
@@ -1108,6 +1119,7 @@
         <w:tc>
           <w:tcPr>
             <w:tcW w:type="dxa" w:w="4309"/>
+            <w:vAlign w:val="center"/>
           </w:tcPr>
           <w:p>
             <w:pPr>
@@ -1132,6 +1144,7 @@
         <w:tc>
           <w:tcPr>
             <w:tcW w:type="dxa" w:w="4309"/>
+            <w:vAlign w:val="center"/>
           </w:tcPr>
           <w:p>
             <w:r/>
@@ -1148,6 +1161,7 @@
         <w:tc>
           <w:tcPr>
             <w:tcW w:type="dxa" w:w="4309"/>
+            <w:vAlign w:val="center"/>
           </w:tcPr>
           <w:p>
             <w:r/>
@@ -1198,6 +1212,7 @@
     </w:p>
     <w:p>
       <w:pPr>
+        <w:keepLines/>
         <w:spacing w:before="120" w:after="160"/>
         <w:ind w:left="170"/>
         <w:pBdr>
@@ -1225,13 +1240,14 @@
     </w:p>
     <w:p>
       <w:pPr>
+        <w:keepNext/>
         <w:spacing w:line="240" w:lineRule="auto" w:after="40"/>
         <w:jc w:val="center"/>
       </w:pPr>
       <w:r>
         <w:drawing>
           <wp:inline xmlns:a="http://schemas.openxmlformats.org/drawingml/2006/main" xmlns:pic="http://schemas.openxmlformats.org/drawingml/2006/picture">
-            <wp:extent cx="5580000" cy="2999250"/>
+            <wp:extent cx="4500000" cy="2418750"/>
             <wp:docPr id="1" name="Picture 1"/>
             <wp:cNvGraphicFramePr>
               <a:graphicFrameLocks noChangeAspect="1"/>
@@ -1252,7 +1268,7 @@
                   <pic:spPr>
                     <a:xfrm>
                       <a:off x="0" y="0"/>
-                      <a:ext cx="5580000" cy="2999250"/>
+                      <a:ext cx="4500000" cy="2418750"/>
                     </a:xfrm>
                     <a:prstGeom prst="rect"/>
                   </pic:spPr>
@@ -1387,13 +1403,14 @@
     </w:p>
     <w:p>
       <w:pPr>
+        <w:keepNext/>
         <w:spacing w:line="240" w:lineRule="auto" w:after="40"/>
         <w:jc w:val="center"/>
       </w:pPr>
       <w:r>
         <w:drawing>
           <wp:inline xmlns:a="http://schemas.openxmlformats.org/drawingml/2006/main" xmlns:pic="http://schemas.openxmlformats.org/drawingml/2006/picture">
-            <wp:extent cx="5580000" cy="954898"/>
+            <wp:extent cx="4500000" cy="770079"/>
             <wp:docPr id="2" name="Picture 2"/>
             <wp:cNvGraphicFramePr>
               <a:graphicFrameLocks noChangeAspect="1"/>
@@ -1414,7 +1431,7 @@
                   <pic:spPr>
                     <a:xfrm>
                       <a:off x="0" y="0"/>
-                      <a:ext cx="5580000" cy="954898"/>
+                      <a:ext cx="4500000" cy="770079"/>
                     </a:xfrm>
                     <a:prstGeom prst="rect"/>
                   </pic:spPr>
@@ -1441,13 +1458,14 @@
     </w:p>
     <w:p>
       <w:pPr>
+        <w:keepNext/>
         <w:spacing w:line="240" w:lineRule="auto" w:after="40"/>
         <w:jc w:val="center"/>
       </w:pPr>
       <w:r>
         <w:drawing>
           <wp:inline xmlns:a="http://schemas.openxmlformats.org/drawingml/2006/main" xmlns:pic="http://schemas.openxmlformats.org/drawingml/2006/picture">
-            <wp:extent cx="5580000" cy="114477"/>
+            <wp:extent cx="4500000" cy="92320"/>
             <wp:docPr id="3" name="Picture 3"/>
             <wp:cNvGraphicFramePr>
               <a:graphicFrameLocks noChangeAspect="1"/>
@@ -1468,7 +1486,7 @@
                   <pic:spPr>
                     <a:xfrm>
                       <a:off x="0" y="0"/>
-                      <a:ext cx="5580000" cy="114477"/>
+                      <a:ext cx="4500000" cy="92320"/>
                     </a:xfrm>
                     <a:prstGeom prst="rect"/>
                   </pic:spPr>
@@ -1508,15 +1526,18 @@
       <w:tr>
         <w:trPr>
           <w:cantSplit/>
+          <w:tblHeader/>
         </w:trPr>
         <w:tc>
           <w:tcPr>
             <w:tcW w:type="dxa" w:w="1474"/>
             <w:shd w:val="clear" w:color="auto" w:fill="005A9E"/>
+            <w:vAlign w:val="center"/>
           </w:tcPr>
           <w:p>
             <w:pPr>
               <w:keepNext/>
+              <w:jc w:val="center"/>
             </w:pPr>
             <w:r/>
             <w:r>
@@ -1534,10 +1555,12 @@
           <w:tcPr>
             <w:tcW w:type="dxa" w:w="5216"/>
             <w:shd w:val="clear" w:color="auto" w:fill="005A9E"/>
+            <w:vAlign w:val="center"/>
           </w:tcPr>
           <w:p>
             <w:pPr>
               <w:keepNext/>
+              <w:jc w:val="center"/>
             </w:pPr>
             <w:r/>
             <w:r>
@@ -1555,10 +1578,12 @@
           <w:tcPr>
             <w:tcW w:type="dxa" w:w="1701"/>
             <w:shd w:val="clear" w:color="auto" w:fill="005A9E"/>
+            <w:vAlign w:val="center"/>
           </w:tcPr>
           <w:p>
             <w:pPr>
               <w:keepNext/>
+              <w:jc w:val="center"/>
             </w:pPr>
             <w:r/>
             <w:r>
@@ -1580,6 +1605,7 @@
         <w:tc>
           <w:tcPr>
             <w:tcW w:type="dxa" w:w="1474"/>
+            <w:vAlign w:val="center"/>
           </w:tcPr>
           <w:p>
             <w:pPr>
@@ -1599,6 +1625,7 @@
         <w:tc>
           <w:tcPr>
             <w:tcW w:type="dxa" w:w="5216"/>
+            <w:vAlign w:val="center"/>
           </w:tcPr>
           <w:p>
             <w:pPr>
@@ -1618,6 +1645,7 @@
         <w:tc>
           <w:tcPr>
             <w:tcW w:type="dxa" w:w="1701"/>
+            <w:vAlign w:val="center"/>
           </w:tcPr>
           <w:p>
             <w:pPr>
@@ -1642,6 +1670,7 @@
         <w:tc>
           <w:tcPr>
             <w:tcW w:type="dxa" w:w="1474"/>
+            <w:vAlign w:val="center"/>
           </w:tcPr>
           <w:p>
             <w:pPr>
@@ -1661,6 +1690,7 @@
         <w:tc>
           <w:tcPr>
             <w:tcW w:type="dxa" w:w="5216"/>
+            <w:vAlign w:val="center"/>
           </w:tcPr>
           <w:p>
             <w:pPr>
@@ -1680,6 +1710,7 @@
         <w:tc>
           <w:tcPr>
             <w:tcW w:type="dxa" w:w="1701"/>
+            <w:vAlign w:val="center"/>
           </w:tcPr>
           <w:p>
             <w:pPr>
@@ -1704,6 +1735,7 @@
         <w:tc>
           <w:tcPr>
             <w:tcW w:type="dxa" w:w="1474"/>
+            <w:vAlign w:val="center"/>
           </w:tcPr>
           <w:p>
             <w:pPr>
@@ -1723,6 +1755,7 @@
         <w:tc>
           <w:tcPr>
             <w:tcW w:type="dxa" w:w="5216"/>
+            <w:vAlign w:val="center"/>
           </w:tcPr>
           <w:p>
             <w:pPr>
@@ -1742,6 +1775,7 @@
         <w:tc>
           <w:tcPr>
             <w:tcW w:type="dxa" w:w="1701"/>
+            <w:vAlign w:val="center"/>
           </w:tcPr>
           <w:p>
             <w:pPr>
@@ -1766,6 +1800,7 @@
         <w:tc>
           <w:tcPr>
             <w:tcW w:type="dxa" w:w="1474"/>
+            <w:vAlign w:val="center"/>
           </w:tcPr>
           <w:p>
             <w:pPr>
@@ -1785,6 +1820,7 @@
         <w:tc>
           <w:tcPr>
             <w:tcW w:type="dxa" w:w="5216"/>
+            <w:vAlign w:val="center"/>
           </w:tcPr>
           <w:p>
             <w:pPr>
@@ -1804,6 +1840,7 @@
         <w:tc>
           <w:tcPr>
             <w:tcW w:type="dxa" w:w="1701"/>
+            <w:vAlign w:val="center"/>
           </w:tcPr>
           <w:p>
             <w:pPr>
@@ -1828,6 +1865,7 @@
         <w:tc>
           <w:tcPr>
             <w:tcW w:type="dxa" w:w="1474"/>
+            <w:vAlign w:val="center"/>
           </w:tcPr>
           <w:p>
             <w:pPr>
@@ -1847,6 +1885,7 @@
         <w:tc>
           <w:tcPr>
             <w:tcW w:type="dxa" w:w="5216"/>
+            <w:vAlign w:val="center"/>
           </w:tcPr>
           <w:p>
             <w:pPr>
@@ -1866,6 +1905,7 @@
         <w:tc>
           <w:tcPr>
             <w:tcW w:type="dxa" w:w="1701"/>
+            <w:vAlign w:val="center"/>
           </w:tcPr>
           <w:p>
             <w:pPr>
@@ -1890,6 +1930,7 @@
         <w:tc>
           <w:tcPr>
             <w:tcW w:type="dxa" w:w="1474"/>
+            <w:vAlign w:val="center"/>
           </w:tcPr>
           <w:p>
             <w:r/>
@@ -1906,6 +1947,7 @@
         <w:tc>
           <w:tcPr>
             <w:tcW w:type="dxa" w:w="5216"/>
+            <w:vAlign w:val="center"/>
           </w:tcPr>
           <w:p>
             <w:r/>
@@ -1922,6 +1964,7 @@
         <w:tc>
           <w:tcPr>
             <w:tcW w:type="dxa" w:w="1701"/>
+            <w:vAlign w:val="center"/>
           </w:tcPr>
           <w:p>
             <w:r/>
@@ -2002,15 +2045,18 @@
       <w:tr>
         <w:trPr>
           <w:cantSplit/>
+          <w:tblHeader/>
         </w:trPr>
         <w:tc>
           <w:tcPr>
             <w:tcW w:type="dxa" w:w="4309"/>
             <w:shd w:val="clear" w:color="auto" w:fill="005A9E"/>
+            <w:vAlign w:val="center"/>
           </w:tcPr>
           <w:p>
             <w:pPr>
               <w:keepNext/>
+              <w:jc w:val="center"/>
             </w:pPr>
             <w:r/>
             <w:r>
@@ -2028,10 +2074,12 @@
           <w:tcPr>
             <w:tcW w:type="dxa" w:w="4309"/>
             <w:shd w:val="clear" w:color="auto" w:fill="005A9E"/>
+            <w:vAlign w:val="center"/>
           </w:tcPr>
           <w:p>
             <w:pPr>
               <w:keepNext/>
+              <w:jc w:val="center"/>
             </w:pPr>
             <w:r/>
             <w:r>
@@ -2053,6 +2101,7 @@
         <w:tc>
           <w:tcPr>
             <w:tcW w:type="dxa" w:w="4309"/>
+            <w:vAlign w:val="center"/>
           </w:tcPr>
           <w:p>
             <w:pPr>
@@ -2072,6 +2121,7 @@
         <w:tc>
           <w:tcPr>
             <w:tcW w:type="dxa" w:w="4309"/>
+            <w:vAlign w:val="center"/>
           </w:tcPr>
           <w:p>
             <w:pPr>
@@ -2096,6 +2146,7 @@
         <w:tc>
           <w:tcPr>
             <w:tcW w:type="dxa" w:w="4309"/>
+            <w:vAlign w:val="center"/>
           </w:tcPr>
           <w:p>
             <w:pPr>
@@ -2115,6 +2166,7 @@
         <w:tc>
           <w:tcPr>
             <w:tcW w:type="dxa" w:w="4309"/>
+            <w:vAlign w:val="center"/>
           </w:tcPr>
           <w:p>
             <w:pPr>
@@ -2139,6 +2191,7 @@
         <w:tc>
           <w:tcPr>
             <w:tcW w:type="dxa" w:w="4309"/>
+            <w:vAlign w:val="center"/>
           </w:tcPr>
           <w:p>
             <w:pPr>
@@ -2158,6 +2211,7 @@
         <w:tc>
           <w:tcPr>
             <w:tcW w:type="dxa" w:w="4309"/>
+            <w:vAlign w:val="center"/>
           </w:tcPr>
           <w:p>
             <w:pPr>
@@ -2182,6 +2236,7 @@
         <w:tc>
           <w:tcPr>
             <w:tcW w:type="dxa" w:w="4309"/>
+            <w:vAlign w:val="center"/>
           </w:tcPr>
           <w:p>
             <w:r/>
@@ -2198,6 +2253,7 @@
         <w:tc>
           <w:tcPr>
             <w:tcW w:type="dxa" w:w="4309"/>
+            <w:vAlign w:val="center"/>
           </w:tcPr>
           <w:p>
             <w:r/>
@@ -2284,13 +2340,14 @@
     </w:p>
     <w:p>
       <w:pPr>
+        <w:keepNext/>
         <w:spacing w:line="240" w:lineRule="auto" w:after="40"/>
         <w:jc w:val="center"/>
       </w:pPr>
       <w:r>
         <w:drawing>
           <wp:inline xmlns:a="http://schemas.openxmlformats.org/drawingml/2006/main" xmlns:pic="http://schemas.openxmlformats.org/drawingml/2006/picture">
-            <wp:extent cx="5580000" cy="300897"/>
+            <wp:extent cx="4500000" cy="242659"/>
             <wp:docPr id="4" name="Picture 4"/>
             <wp:cNvGraphicFramePr>
               <a:graphicFrameLocks noChangeAspect="1"/>
@@ -2311,7 +2368,7 @@
                   <pic:spPr>
                     <a:xfrm>
                       <a:off x="0" y="0"/>
-                      <a:ext cx="5580000" cy="300897"/>
+                      <a:ext cx="4500000" cy="242659"/>
                     </a:xfrm>
                     <a:prstGeom prst="rect"/>
                   </pic:spPr>
@@ -2338,6 +2395,7 @@
     </w:p>
     <w:p>
       <w:pPr>
+        <w:keepLines/>
         <w:spacing w:before="120" w:after="160"/>
         <w:ind w:left="170"/>
         <w:pBdr>
@@ -2422,15 +2480,18 @@
       <w:tr>
         <w:trPr>
           <w:cantSplit/>
+          <w:tblHeader/>
         </w:trPr>
         <w:tc>
           <w:tcPr>
             <w:tcW w:type="dxa" w:w="907"/>
             <w:shd w:val="clear" w:color="auto" w:fill="005A9E"/>
+            <w:vAlign w:val="center"/>
           </w:tcPr>
           <w:p>
             <w:pPr>
               <w:keepNext/>
+              <w:jc w:val="center"/>
             </w:pPr>
             <w:r/>
             <w:r>
@@ -2448,10 +2509,12 @@
           <w:tcPr>
             <w:tcW w:type="dxa" w:w="1928"/>
             <w:shd w:val="clear" w:color="auto" w:fill="005A9E"/>
+            <w:vAlign w:val="center"/>
           </w:tcPr>
           <w:p>
             <w:pPr>
               <w:keepNext/>
+              <w:jc w:val="center"/>
             </w:pPr>
             <w:r/>
             <w:r>
@@ -2469,10 +2532,12 @@
           <w:tcPr>
             <w:tcW w:type="dxa" w:w="5556"/>
             <w:shd w:val="clear" w:color="auto" w:fill="005A9E"/>
+            <w:vAlign w:val="center"/>
           </w:tcPr>
           <w:p>
             <w:pPr>
               <w:keepNext/>
+              <w:jc w:val="center"/>
             </w:pPr>
             <w:r/>
             <w:r>
@@ -2494,6 +2559,7 @@
         <w:tc>
           <w:tcPr>
             <w:tcW w:type="dxa" w:w="907"/>
+            <w:vAlign w:val="center"/>
           </w:tcPr>
           <w:p>
             <w:pPr>
@@ -2513,6 +2579,7 @@
         <w:tc>
           <w:tcPr>
             <w:tcW w:type="dxa" w:w="1928"/>
+            <w:vAlign w:val="center"/>
           </w:tcPr>
           <w:p>
             <w:pPr>
@@ -2532,6 +2599,7 @@
         <w:tc>
           <w:tcPr>
             <w:tcW w:type="dxa" w:w="5556"/>
+            <w:vAlign w:val="center"/>
           </w:tcPr>
           <w:p>
             <w:pPr>
@@ -2556,6 +2624,7 @@
         <w:tc>
           <w:tcPr>
             <w:tcW w:type="dxa" w:w="907"/>
+            <w:vAlign w:val="center"/>
           </w:tcPr>
           <w:p>
             <w:pPr>
@@ -2575,6 +2644,7 @@
         <w:tc>
           <w:tcPr>
             <w:tcW w:type="dxa" w:w="1928"/>
+            <w:vAlign w:val="center"/>
           </w:tcPr>
           <w:p>
             <w:pPr>
@@ -2594,6 +2664,7 @@
         <w:tc>
           <w:tcPr>
             <w:tcW w:type="dxa" w:w="5556"/>
+            <w:vAlign w:val="center"/>
           </w:tcPr>
           <w:p>
             <w:pPr>
@@ -2618,6 +2689,7 @@
         <w:tc>
           <w:tcPr>
             <w:tcW w:type="dxa" w:w="907"/>
+            <w:vAlign w:val="center"/>
           </w:tcPr>
           <w:p>
             <w:r/>
@@ -2634,6 +2706,7 @@
         <w:tc>
           <w:tcPr>
             <w:tcW w:type="dxa" w:w="1928"/>
+            <w:vAlign w:val="center"/>
           </w:tcPr>
           <w:p>
             <w:r/>
@@ -2650,6 +2723,7 @@
         <w:tc>
           <w:tcPr>
             <w:tcW w:type="dxa" w:w="5556"/>
+            <w:vAlign w:val="center"/>
           </w:tcPr>
           <w:p>
             <w:r/>
@@ -2668,13 +2742,14 @@
     <w:p/>
     <w:p>
       <w:pPr>
+        <w:keepNext/>
         <w:spacing w:line="240" w:lineRule="auto" w:after="40"/>
         <w:jc w:val="center"/>
       </w:pPr>
       <w:r>
         <w:drawing>
           <wp:inline xmlns:a="http://schemas.openxmlformats.org/drawingml/2006/main" xmlns:pic="http://schemas.openxmlformats.org/drawingml/2006/picture">
-            <wp:extent cx="5580000" cy="5187437"/>
+            <wp:extent cx="2905200" cy="2700814"/>
             <wp:docPr id="5" name="Picture 5"/>
             <wp:cNvGraphicFramePr>
               <a:graphicFrameLocks noChangeAspect="1"/>
@@ -2695,7 +2770,7 @@
                   <pic:spPr>
                     <a:xfrm>
                       <a:off x="0" y="0"/>
-                      <a:ext cx="5580000" cy="5187437"/>
+                      <a:ext cx="2905200" cy="2700814"/>
                     </a:xfrm>
                     <a:prstGeom prst="rect"/>
                   </pic:spPr>
@@ -2722,13 +2797,14 @@
     </w:p>
     <w:p>
       <w:pPr>
+        <w:keepNext/>
         <w:spacing w:line="240" w:lineRule="auto" w:after="40"/>
         <w:jc w:val="center"/>
       </w:pPr>
       <w:r>
         <w:drawing>
           <wp:inline xmlns:a="http://schemas.openxmlformats.org/drawingml/2006/main" xmlns:pic="http://schemas.openxmlformats.org/drawingml/2006/picture">
-            <wp:extent cx="5580000" cy="4375750"/>
+            <wp:extent cx="3441600" cy="2698849"/>
             <wp:docPr id="6" name="Picture 6"/>
             <wp:cNvGraphicFramePr>
               <a:graphicFrameLocks noChangeAspect="1"/>
@@ -2749,7 +2825,7 @@
                   <pic:spPr>
                     <a:xfrm>
                       <a:off x="0" y="0"/>
-                      <a:ext cx="5580000" cy="4375750"/>
+                      <a:ext cx="3441600" cy="2698849"/>
                     </a:xfrm>
                     <a:prstGeom prst="rect"/>
                   </pic:spPr>
@@ -2775,30 +2851,381 @@
       </w:r>
     </w:p>
     <w:p>
-      <w:pPr>
-        <w:spacing w:before="120" w:after="160"/>
-        <w:ind w:left="170"/>
-        <w:pBdr>
-          <w:left w:val="single" w:sz="18" w:space="6" w:color="005A9E"/>
-        </w:pBdr>
-        <w:shd w:val="clear" w:color="auto" w:fill="F2F7FB"/>
-      </w:pPr>
-      <w:r>
-        <w:rPr>
-          <w:rFonts w:ascii="맑은 고딕" w:hAnsi="맑은 고딕" w:eastAsia="맑은 고딕" w:cs="맑은 고딕"/>
-          <w:b/>
-          <w:color w:val="005A9E"/>
-          <w:sz w:val="21"/>
-        </w:rPr>
-        <w:t xml:space="preserve">③ 직접 입력은 꼭 필요할 때만  </w:t>
-      </w:r>
       <w:r>
         <w:rPr>
           <w:rFonts w:ascii="맑은 고딕" w:hAnsi="맑은 고딕" w:eastAsia="맑은 고딕" w:cs="맑은 고딕"/>
           <w:b w:val="0"/>
           <w:sz w:val="21"/>
         </w:rPr>
-        <w:t>손으로 적은 업무명은 Jira와 이름이 달라 통계에서 따로 집계됩니다. 같은 일을 어떤 날은 골라 넣고 어떤 날은 손으로 적으면 둘로 나뉘어 보입니다. Jira에 없는 일이 반복된다면 관리자에게 업무 추가를 요청하시는 편이 좋습니다.</w:t>
+        <w:t xml:space="preserve">세 칸 아래에는 </w:t>
+      </w:r>
+      <w:r>
+        <w:rPr>
+          <w:rFonts w:ascii="맑은 고딕" w:hAnsi="맑은 고딕" w:eastAsia="맑은 고딕" w:cs="맑은 고딕"/>
+          <w:b/>
+          <w:sz w:val="21"/>
+        </w:rPr>
+        <w:t>「✓ 업무명」</w:t>
+      </w:r>
+      <w:r>
+        <w:rPr>
+          <w:rFonts w:ascii="맑은 고딕" w:hAnsi="맑은 고딕" w:eastAsia="맑은 고딕" w:cs="맑은 고딕"/>
+          <w:b w:val="0"/>
+          <w:sz w:val="21"/>
+        </w:rPr>
+        <w:t xml:space="preserve"> 이라는 회색 줄이 나타납니다. 그 칸에 최종적으로 무엇이 들어갔는지 확인하는 줄입니다. 이 줄이 보이지 않으면 아직 아무것도 들어가지 않은 것입니다.</w:t>
+      </w:r>
+    </w:p>
+    <w:p>
+      <w:pPr>
+        <w:pStyle w:val="Heading3"/>
+      </w:pPr>
+      <w:r>
+        <w:t>③ 직접 입력 — Jira에 없는 업무를 적을 때</w:t>
+      </w:r>
+    </w:p>
+    <w:p>
+      <w:r>
+        <w:rPr>
+          <w:rFonts w:ascii="맑은 고딕" w:hAnsi="맑은 고딕" w:eastAsia="맑은 고딕" w:cs="맑은 고딕"/>
+          <w:b w:val="0"/>
+          <w:sz w:val="21"/>
+        </w:rPr>
+        <w:t xml:space="preserve">세 번째 칸은 </w:t>
+      </w:r>
+      <w:r>
+        <w:rPr>
+          <w:rFonts w:ascii="맑은 고딕" w:hAnsi="맑은 고딕" w:eastAsia="맑은 고딕" w:cs="맑은 고딕"/>
+          <w:b/>
+          <w:sz w:val="21"/>
+        </w:rPr>
+        <w:t>노란 점선 테두리</w:t>
+      </w:r>
+      <w:r>
+        <w:rPr>
+          <w:rFonts w:ascii="맑은 고딕" w:hAnsi="맑은 고딕" w:eastAsia="맑은 고딕" w:cs="맑은 고딕"/>
+          <w:b w:val="0"/>
+          <w:sz w:val="21"/>
+        </w:rPr>
+        <w:t xml:space="preserve">로 되어 있고 「③ 직접 입력」이라고 흐리게 적혀 있습니다. 콤보 상자가 아니라 </w:t>
+      </w:r>
+      <w:r>
+        <w:rPr>
+          <w:rFonts w:ascii="맑은 고딕" w:hAnsi="맑은 고딕" w:eastAsia="맑은 고딕" w:cs="맑은 고딕"/>
+          <w:b/>
+          <w:sz w:val="21"/>
+        </w:rPr>
+        <w:t>글자를 적는 칸</w:t>
+      </w:r>
+      <w:r>
+        <w:rPr>
+          <w:rFonts w:ascii="맑은 고딕" w:hAnsi="맑은 고딕" w:eastAsia="맑은 고딕" w:cs="맑은 고딕"/>
+          <w:b w:val="0"/>
+          <w:sz w:val="21"/>
+        </w:rPr>
+        <w:t>이며, 여기 적은 내용이 그대로 업무명이 됩니다.</w:t>
+      </w:r>
+    </w:p>
+    <w:p>
+      <w:r>
+        <w:rPr>
+          <w:rFonts w:ascii="맑은 고딕" w:hAnsi="맑은 고딕" w:eastAsia="맑은 고딕" w:cs="맑은 고딕"/>
+          <w:b w:val="0"/>
+          <w:sz w:val="21"/>
+        </w:rPr>
+        <w:t>쓰는 상황은 이렇습니다.</w:t>
+      </w:r>
+    </w:p>
+    <w:p>
+      <w:pPr>
+        <w:spacing w:after="60"/>
+        <w:ind w:left="340"/>
+      </w:pPr>
+      <w:r>
+        <w:rPr>
+          <w:rFonts w:ascii="맑은 고딕" w:hAnsi="맑은 고딕" w:eastAsia="맑은 고딕" w:cs="맑은 고딕"/>
+          <w:sz w:val="21"/>
+        </w:rPr>
+        <w:t xml:space="preserve">· </w:t>
+      </w:r>
+      <w:r>
+        <w:rPr>
+          <w:rFonts w:ascii="맑은 고딕" w:hAnsi="맑은 고딕" w:eastAsia="맑은 고딕" w:cs="맑은 고딕"/>
+          <w:b w:val="0"/>
+          <w:sz w:val="21"/>
+        </w:rPr>
+        <w:t>아직 Jira에 등록되지 않은 새 업무를 급히 기록해야 할 때</w:t>
+      </w:r>
+    </w:p>
+    <w:p>
+      <w:pPr>
+        <w:spacing w:after="60"/>
+        <w:ind w:left="340"/>
+      </w:pPr>
+      <w:r>
+        <w:rPr>
+          <w:rFonts w:ascii="맑은 고딕" w:hAnsi="맑은 고딕" w:eastAsia="맑은 고딕" w:cs="맑은 고딕"/>
+          <w:sz w:val="21"/>
+        </w:rPr>
+        <w:t xml:space="preserve">· </w:t>
+      </w:r>
+      <w:r>
+        <w:rPr>
+          <w:rFonts w:ascii="맑은 고딕" w:hAnsi="맑은 고딕" w:eastAsia="맑은 고딕" w:cs="맑은 고딕"/>
+          <w:b w:val="0"/>
+          <w:sz w:val="21"/>
+        </w:rPr>
+        <w:t>교육·회의·출장처럼 프로젝트에 속하지 않는 일</w:t>
+      </w:r>
+    </w:p>
+    <w:p>
+      <w:pPr>
+        <w:spacing w:after="60"/>
+        <w:ind w:left="340"/>
+      </w:pPr>
+      <w:r>
+        <w:rPr>
+          <w:rFonts w:ascii="맑은 고딕" w:hAnsi="맑은 고딕" w:eastAsia="맑은 고딕" w:cs="맑은 고딕"/>
+          <w:sz w:val="21"/>
+        </w:rPr>
+        <w:t xml:space="preserve">· </w:t>
+      </w:r>
+      <w:r>
+        <w:rPr>
+          <w:rFonts w:ascii="맑은 고딕" w:hAnsi="맑은 고딕" w:eastAsia="맑은 고딕" w:cs="맑은 고딕"/>
+          <w:b w:val="0"/>
+          <w:sz w:val="21"/>
+        </w:rPr>
+        <w:t>Jira 이슈로 관리하지 않는 짧은 지원 업무</w:t>
+      </w:r>
+    </w:p>
+    <w:p>
+      <w:r>
+        <w:rPr>
+          <w:rFonts w:ascii="맑은 고딕" w:hAnsi="맑은 고딕" w:eastAsia="맑은 고딕" w:cs="맑은 고딕"/>
+          <w:b w:val="0"/>
+          <w:sz w:val="21"/>
+        </w:rPr>
+        <w:t>동작에서 꼭 알아 두실 점이 두 가지 있습니다.</w:t>
+      </w:r>
+    </w:p>
+    <w:tbl>
+      <w:tblPr>
+        <w:tblStyle w:val="TableGrid"/>
+        <w:tblW w:type="auto" w:w="0"/>
+        <w:jc w:val="center"/>
+        <w:tblLook w:firstColumn="1" w:firstRow="1" w:lastColumn="0" w:lastRow="0" w:noHBand="0" w:noVBand="1" w:val="04A0"/>
+      </w:tblPr>
+      <w:tblGrid>
+        <w:gridCol w:w="4706"/>
+        <w:gridCol w:w="4706"/>
+      </w:tblGrid>
+      <w:tr>
+        <w:trPr>
+          <w:cantSplit/>
+          <w:tblHeader/>
+        </w:trPr>
+        <w:tc>
+          <w:tcPr>
+            <w:tcW w:type="dxa" w:w="2608"/>
+            <w:shd w:val="clear" w:color="auto" w:fill="005A9E"/>
+            <w:vAlign w:val="center"/>
+          </w:tcPr>
+          <w:p>
+            <w:pPr>
+              <w:keepNext/>
+              <w:jc w:val="center"/>
+            </w:pPr>
+            <w:r/>
+            <w:r>
+              <w:rPr>
+                <w:rFonts w:ascii="맑은 고딕" w:hAnsi="맑은 고딕" w:eastAsia="맑은 고딕" w:cs="맑은 고딕"/>
+                <w:b/>
+                <w:color w:val="FFFFFF"/>
+                <w:sz w:val="20"/>
+              </w:rPr>
+              <w:t>동작</w:t>
+            </w:r>
+          </w:p>
+        </w:tc>
+        <w:tc>
+          <w:tcPr>
+            <w:tcW w:type="dxa" w:w="5783"/>
+            <w:shd w:val="clear" w:color="auto" w:fill="005A9E"/>
+            <w:vAlign w:val="center"/>
+          </w:tcPr>
+          <w:p>
+            <w:pPr>
+              <w:keepNext/>
+              <w:jc w:val="center"/>
+            </w:pPr>
+            <w:r/>
+            <w:r>
+              <w:rPr>
+                <w:rFonts w:ascii="맑은 고딕" w:hAnsi="맑은 고딕" w:eastAsia="맑은 고딕" w:cs="맑은 고딕"/>
+                <w:b/>
+                <w:color w:val="FFFFFF"/>
+                <w:sz w:val="20"/>
+              </w:rPr>
+              <w:t>무슨 일이 일어나는가</w:t>
+            </w:r>
+          </w:p>
+        </w:tc>
+      </w:tr>
+      <w:tr>
+        <w:trPr>
+          <w:cantSplit/>
+        </w:trPr>
+        <w:tc>
+          <w:tcPr>
+            <w:tcW w:type="dxa" w:w="2608"/>
+            <w:vAlign w:val="center"/>
+          </w:tcPr>
+          <w:p>
+            <w:pPr>
+              <w:keepNext/>
+            </w:pPr>
+            <w:r/>
+            <w:r>
+              <w:rPr>
+                <w:rFonts w:ascii="맑은 고딕" w:hAnsi="맑은 고딕" w:eastAsia="맑은 고딕" w:cs="맑은 고딕"/>
+                <w:b/>
+                <w:sz w:val="20"/>
+              </w:rPr>
+              <w:t>① 선택이 해제됩니다</w:t>
+            </w:r>
+          </w:p>
+        </w:tc>
+        <w:tc>
+          <w:tcPr>
+            <w:tcW w:type="dxa" w:w="5783"/>
+            <w:vAlign w:val="center"/>
+          </w:tcPr>
+          <w:p>
+            <w:pPr>
+              <w:keepNext/>
+            </w:pPr>
+            <w:r/>
+            <w:r>
+              <w:rPr>
+                <w:rFonts w:ascii="맑은 고딕" w:hAnsi="맑은 고딕" w:eastAsia="맑은 고딕" w:cs="맑은 고딕"/>
+                <w:b w:val="0"/>
+                <w:sz w:val="20"/>
+              </w:rPr>
+              <w:t>직접 입력을 시작하면 그 칸의 상위업무 선택이 지워집니다. ①②로 고른 업무와 직접 적은 업무를 한 칸에 함께 넣을 수는 없습니다</w:t>
+            </w:r>
+          </w:p>
+        </w:tc>
+      </w:tr>
+      <w:tr>
+        <w:trPr>
+          <w:cantSplit/>
+        </w:trPr>
+        <w:tc>
+          <w:tcPr>
+            <w:tcW w:type="dxa" w:w="2608"/>
+            <w:vAlign w:val="center"/>
+          </w:tcPr>
+          <w:p>
+            <w:r/>
+            <w:r>
+              <w:rPr>
+                <w:rFonts w:ascii="맑은 고딕" w:hAnsi="맑은 고딕" w:eastAsia="맑은 고딕" w:cs="맑은 고딕"/>
+                <w:b/>
+                <w:sz w:val="20"/>
+              </w:rPr>
+              <w:t>체크한 시간 전체에 들어갑니다</w:t>
+            </w:r>
+          </w:p>
+        </w:tc>
+        <w:tc>
+          <w:tcPr>
+            <w:tcW w:type="dxa" w:w="5783"/>
+            <w:vAlign w:val="center"/>
+          </w:tcPr>
+          <w:p>
+            <w:r/>
+            <w:r>
+              <w:rPr>
+                <w:rFonts w:ascii="맑은 고딕" w:hAnsi="맑은 고딕" w:eastAsia="맑은 고딕" w:cs="맑은 고딕"/>
+                <w:b w:val="0"/>
+                <w:sz w:val="20"/>
+              </w:rPr>
+              <w:t>여러 시간을 체크한 상태라면 직접 입력도 그 시간 전체에 동시에 반영됩니다 (2.3절과 같은 방식입니다)</w:t>
+            </w:r>
+          </w:p>
+        </w:tc>
+      </w:tr>
+    </w:tbl>
+    <w:p/>
+    <w:p>
+      <w:r>
+        <w:rPr>
+          <w:rFonts w:ascii="맑은 고딕" w:hAnsi="맑은 고딕" w:eastAsia="맑은 고딕" w:cs="맑은 고딕"/>
+          <w:b w:val="0"/>
+          <w:sz w:val="21"/>
+        </w:rPr>
+        <w:t xml:space="preserve">적은 내용을 지우려면 칸을 </w:t>
+      </w:r>
+      <w:r>
+        <w:rPr>
+          <w:rFonts w:ascii="맑은 고딕" w:hAnsi="맑은 고딕" w:eastAsia="맑은 고딕" w:cs="맑은 고딕"/>
+          <w:b/>
+          <w:sz w:val="21"/>
+        </w:rPr>
+        <w:t>비우면</w:t>
+      </w:r>
+      <w:r>
+        <w:rPr>
+          <w:rFonts w:ascii="맑은 고딕" w:hAnsi="맑은 고딕" w:eastAsia="맑은 고딕" w:cs="맑은 고딕"/>
+          <w:b w:val="0"/>
+          <w:sz w:val="21"/>
+        </w:rPr>
+        <w:t xml:space="preserve"> 됩니다. 다시 ①②로 고르면 직접 입력한 내용은 자동으로 대체됩니다.</w:t>
+      </w:r>
+    </w:p>
+    <w:p>
+      <w:pPr>
+        <w:keepLines/>
+        <w:spacing w:before="120" w:after="160"/>
+        <w:ind w:left="170"/>
+        <w:pBdr>
+          <w:left w:val="single" w:sz="18" w:space="6" w:color="C77700"/>
+        </w:pBdr>
+        <w:shd w:val="clear" w:color="auto" w:fill="FDF3E7"/>
+      </w:pPr>
+      <w:r>
+        <w:rPr>
+          <w:rFonts w:ascii="맑은 고딕" w:hAnsi="맑은 고딕" w:eastAsia="맑은 고딕" w:cs="맑은 고딕"/>
+          <w:b/>
+          <w:color w:val="C77700"/>
+          <w:sz w:val="21"/>
+        </w:rPr>
+        <w:t xml:space="preserve">③ 직접 입력은 꼭 필요할 때만  </w:t>
+      </w:r>
+      <w:r>
+        <w:rPr>
+          <w:rFonts w:ascii="맑은 고딕" w:hAnsi="맑은 고딕" w:eastAsia="맑은 고딕" w:cs="맑은 고딕"/>
+          <w:b w:val="0"/>
+          <w:sz w:val="21"/>
+        </w:rPr>
+        <w:t xml:space="preserve">손으로 적은 업무명은 Jira와 이름이 달라 통계에서 </w:t>
+      </w:r>
+      <w:r>
+        <w:rPr>
+          <w:rFonts w:ascii="맑은 고딕" w:hAnsi="맑은 고딕" w:eastAsia="맑은 고딕" w:cs="맑은 고딕"/>
+          <w:b/>
+          <w:sz w:val="21"/>
+        </w:rPr>
+        <w:t>따로 집계됩니다.</w:t>
+      </w:r>
+      <w:r>
+        <w:rPr>
+          <w:rFonts w:ascii="맑은 고딕" w:hAnsi="맑은 고딕" w:eastAsia="맑은 고딕" w:cs="맑은 고딕"/>
+          <w:b w:val="0"/>
+          <w:sz w:val="21"/>
+        </w:rPr>
+        <w:t xml:space="preserve"> 같은 일을 어떤 날은 골라 넣고 어떤 날은 손으로 적으면 둘로 나뉘어 보입니다. 띄어쓰기 한 칸만 달라도 다른 업무로 잡히므로, 여러 사람이 같은 일을 적을 때는 특히 어긋나기 쉽습니다. Jira에 없는 일이 반복된다면 관리자에게 업무 추가를 요청하시는 편이 좋습니다 (9.4절).</w:t>
       </w:r>
     </w:p>
     <w:p>
@@ -2957,13 +3384,14 @@
     </w:p>
     <w:p>
       <w:pPr>
+        <w:keepNext/>
         <w:spacing w:line="240" w:lineRule="auto" w:after="40"/>
         <w:jc w:val="center"/>
       </w:pPr>
       <w:r>
         <w:drawing>
           <wp:inline xmlns:a="http://schemas.openxmlformats.org/drawingml/2006/main" xmlns:pic="http://schemas.openxmlformats.org/drawingml/2006/picture">
-            <wp:extent cx="5580000" cy="2999250"/>
+            <wp:extent cx="4500000" cy="2418750"/>
             <wp:docPr id="7" name="Picture 7"/>
             <wp:cNvGraphicFramePr>
               <a:graphicFrameLocks noChangeAspect="1"/>
@@ -2984,7 +3412,7 @@
                   <pic:spPr>
                     <a:xfrm>
                       <a:off x="0" y="0"/>
-                      <a:ext cx="5580000" cy="2999250"/>
+                      <a:ext cx="4500000" cy="2418750"/>
                     </a:xfrm>
                     <a:prstGeom prst="rect"/>
                   </pic:spPr>
@@ -3045,13 +3473,14 @@
     </w:p>
     <w:p>
       <w:pPr>
+        <w:keepNext/>
         <w:spacing w:line="240" w:lineRule="auto" w:after="40"/>
         <w:jc w:val="center"/>
       </w:pPr>
       <w:r>
         <w:drawing>
           <wp:inline xmlns:a="http://schemas.openxmlformats.org/drawingml/2006/main" xmlns:pic="http://schemas.openxmlformats.org/drawingml/2006/picture">
-            <wp:extent cx="5580000" cy="1361898"/>
+            <wp:extent cx="4496400" cy="1097426"/>
             <wp:docPr id="8" name="Picture 8"/>
             <wp:cNvGraphicFramePr>
               <a:graphicFrameLocks noChangeAspect="1"/>
@@ -3072,7 +3501,7 @@
                   <pic:spPr>
                     <a:xfrm>
                       <a:off x="0" y="0"/>
-                      <a:ext cx="5580000" cy="1361898"/>
+                      <a:ext cx="4496400" cy="1097426"/>
                     </a:xfrm>
                     <a:prstGeom prst="rect"/>
                   </pic:spPr>
@@ -3099,6 +3528,7 @@
     </w:p>
     <w:p>
       <w:pPr>
+        <w:keepLines/>
         <w:spacing w:before="120" w:after="160"/>
         <w:ind w:left="170"/>
         <w:pBdr>
@@ -3288,13 +3718,14 @@
     </w:p>
     <w:p>
       <w:pPr>
+        <w:keepNext/>
         <w:spacing w:line="240" w:lineRule="auto" w:after="40"/>
         <w:jc w:val="center"/>
       </w:pPr>
       <w:r>
         <w:drawing>
           <wp:inline xmlns:a="http://schemas.openxmlformats.org/drawingml/2006/main" xmlns:pic="http://schemas.openxmlformats.org/drawingml/2006/picture">
-            <wp:extent cx="5580000" cy="883830"/>
+            <wp:extent cx="4500000" cy="712766"/>
             <wp:docPr id="9" name="Picture 9"/>
             <wp:cNvGraphicFramePr>
               <a:graphicFrameLocks noChangeAspect="1"/>
@@ -3315,7 +3746,7 @@
                   <pic:spPr>
                     <a:xfrm>
                       <a:off x="0" y="0"/>
-                      <a:ext cx="5580000" cy="883830"/>
+                      <a:ext cx="4500000" cy="712766"/>
                     </a:xfrm>
                     <a:prstGeom prst="rect"/>
                   </pic:spPr>
@@ -3376,13 +3807,14 @@
     </w:p>
     <w:p>
       <w:pPr>
+        <w:keepNext/>
         <w:spacing w:line="240" w:lineRule="auto" w:after="40"/>
         <w:jc w:val="center"/>
       </w:pPr>
       <w:r>
         <w:drawing>
           <wp:inline xmlns:a="http://schemas.openxmlformats.org/drawingml/2006/main" xmlns:pic="http://schemas.openxmlformats.org/drawingml/2006/picture">
-            <wp:extent cx="5580000" cy="2999250"/>
+            <wp:extent cx="4500000" cy="2418750"/>
             <wp:docPr id="10" name="Picture 10"/>
             <wp:cNvGraphicFramePr>
               <a:graphicFrameLocks noChangeAspect="1"/>
@@ -3403,7 +3835,7 @@
                   <pic:spPr>
                     <a:xfrm>
                       <a:off x="0" y="0"/>
-                      <a:ext cx="5580000" cy="2999250"/>
+                      <a:ext cx="4500000" cy="2418750"/>
                     </a:xfrm>
                     <a:prstGeom prst="rect"/>
                   </pic:spPr>
@@ -3492,13 +3924,14 @@
     </w:p>
     <w:p>
       <w:pPr>
+        <w:keepNext/>
         <w:spacing w:line="240" w:lineRule="auto" w:after="40"/>
         <w:jc w:val="center"/>
       </w:pPr>
       <w:r>
         <w:drawing>
           <wp:inline xmlns:a="http://schemas.openxmlformats.org/drawingml/2006/main" xmlns:pic="http://schemas.openxmlformats.org/drawingml/2006/picture">
-            <wp:extent cx="5580000" cy="1547544"/>
+            <wp:extent cx="4500000" cy="1248019"/>
             <wp:docPr id="11" name="Picture 11"/>
             <wp:cNvGraphicFramePr>
               <a:graphicFrameLocks noChangeAspect="1"/>
@@ -3519,7 +3952,7 @@
                   <pic:spPr>
                     <a:xfrm>
                       <a:off x="0" y="0"/>
-                      <a:ext cx="5580000" cy="1547544"/>
+                      <a:ext cx="4500000" cy="1248019"/>
                     </a:xfrm>
                     <a:prstGeom prst="rect"/>
                   </pic:spPr>
@@ -3559,15 +3992,18 @@
       <w:tr>
         <w:trPr>
           <w:cantSplit/>
+          <w:tblHeader/>
         </w:trPr>
         <w:tc>
           <w:tcPr>
             <w:tcW w:type="dxa" w:w="1814"/>
             <w:shd w:val="clear" w:color="auto" w:fill="005A9E"/>
+            <w:vAlign w:val="center"/>
           </w:tcPr>
           <w:p>
             <w:pPr>
               <w:keepNext/>
+              <w:jc w:val="center"/>
             </w:pPr>
             <w:r/>
             <w:r>
@@ -3585,10 +4021,12 @@
           <w:tcPr>
             <w:tcW w:type="dxa" w:w="907"/>
             <w:shd w:val="clear" w:color="auto" w:fill="005A9E"/>
+            <w:vAlign w:val="center"/>
           </w:tcPr>
           <w:p>
             <w:pPr>
               <w:keepNext/>
+              <w:jc w:val="center"/>
             </w:pPr>
             <w:r/>
             <w:r>
@@ -3606,10 +4044,12 @@
           <w:tcPr>
             <w:tcW w:type="dxa" w:w="5669"/>
             <w:shd w:val="clear" w:color="auto" w:fill="005A9E"/>
+            <w:vAlign w:val="center"/>
           </w:tcPr>
           <w:p>
             <w:pPr>
               <w:keepNext/>
+              <w:jc w:val="center"/>
             </w:pPr>
             <w:r/>
             <w:r>
@@ -3631,6 +4071,7 @@
         <w:tc>
           <w:tcPr>
             <w:tcW w:type="dxa" w:w="1814"/>
+            <w:vAlign w:val="center"/>
           </w:tcPr>
           <w:p>
             <w:pPr>
@@ -3650,6 +4091,7 @@
         <w:tc>
           <w:tcPr>
             <w:tcW w:type="dxa" w:w="907"/>
+            <w:vAlign w:val="center"/>
           </w:tcPr>
           <w:p>
             <w:pPr>
@@ -3669,6 +4111,7 @@
         <w:tc>
           <w:tcPr>
             <w:tcW w:type="dxa" w:w="5669"/>
+            <w:vAlign w:val="center"/>
           </w:tcPr>
           <w:p>
             <w:pPr>
@@ -3693,6 +4136,7 @@
         <w:tc>
           <w:tcPr>
             <w:tcW w:type="dxa" w:w="1814"/>
+            <w:vAlign w:val="center"/>
           </w:tcPr>
           <w:p>
             <w:pPr>
@@ -3712,6 +4156,7 @@
         <w:tc>
           <w:tcPr>
             <w:tcW w:type="dxa" w:w="907"/>
+            <w:vAlign w:val="center"/>
           </w:tcPr>
           <w:p>
             <w:pPr>
@@ -3731,6 +4176,7 @@
         <w:tc>
           <w:tcPr>
             <w:tcW w:type="dxa" w:w="5669"/>
+            <w:vAlign w:val="center"/>
           </w:tcPr>
           <w:p>
             <w:pPr>
@@ -3755,6 +4201,7 @@
         <w:tc>
           <w:tcPr>
             <w:tcW w:type="dxa" w:w="1814"/>
+            <w:vAlign w:val="center"/>
           </w:tcPr>
           <w:p>
             <w:pPr>
@@ -3774,6 +4221,7 @@
         <w:tc>
           <w:tcPr>
             <w:tcW w:type="dxa" w:w="907"/>
+            <w:vAlign w:val="center"/>
           </w:tcPr>
           <w:p>
             <w:pPr>
@@ -3793,6 +4241,7 @@
         <w:tc>
           <w:tcPr>
             <w:tcW w:type="dxa" w:w="5669"/>
+            <w:vAlign w:val="center"/>
           </w:tcPr>
           <w:p>
             <w:pPr>
@@ -3817,6 +4266,7 @@
         <w:tc>
           <w:tcPr>
             <w:tcW w:type="dxa" w:w="1814"/>
+            <w:vAlign w:val="center"/>
           </w:tcPr>
           <w:p>
             <w:r/>
@@ -3833,6 +4283,7 @@
         <w:tc>
           <w:tcPr>
             <w:tcW w:type="dxa" w:w="907"/>
+            <w:vAlign w:val="center"/>
           </w:tcPr>
           <w:p>
             <w:r/>
@@ -3849,6 +4300,7 @@
         <w:tc>
           <w:tcPr>
             <w:tcW w:type="dxa" w:w="5669"/>
+            <w:vAlign w:val="center"/>
           </w:tcPr>
           <w:p>
             <w:r/>
@@ -3867,6 +4319,7 @@
     <w:p/>
     <w:p>
       <w:pPr>
+        <w:keepLines/>
         <w:spacing w:before="120" w:after="160"/>
         <w:ind w:left="170"/>
         <w:pBdr>
@@ -3912,13 +4365,14 @@
     </w:p>
     <w:p>
       <w:pPr>
+        <w:keepNext/>
         <w:spacing w:line="240" w:lineRule="auto" w:after="40"/>
         <w:jc w:val="center"/>
       </w:pPr>
       <w:r>
         <w:drawing>
           <wp:inline xmlns:a="http://schemas.openxmlformats.org/drawingml/2006/main" xmlns:pic="http://schemas.openxmlformats.org/drawingml/2006/picture">
-            <wp:extent cx="5580000" cy="2209843"/>
+            <wp:extent cx="4500000" cy="1782132"/>
             <wp:docPr id="12" name="Picture 12"/>
             <wp:cNvGraphicFramePr>
               <a:graphicFrameLocks noChangeAspect="1"/>
@@ -3939,7 +4393,7 @@
                   <pic:spPr>
                     <a:xfrm>
                       <a:off x="0" y="0"/>
-                      <a:ext cx="5580000" cy="2209843"/>
+                      <a:ext cx="4500000" cy="1782132"/>
                     </a:xfrm>
                     <a:prstGeom prst="rect"/>
                   </pic:spPr>
@@ -3966,6 +4420,7 @@
     </w:p>
     <w:p>
       <w:pPr>
+        <w:keepLines/>
         <w:spacing w:before="120" w:after="160"/>
         <w:ind w:left="170"/>
         <w:pBdr>
@@ -4035,13 +4490,14 @@
     </w:p>
     <w:p>
       <w:pPr>
+        <w:keepNext/>
         <w:spacing w:line="240" w:lineRule="auto" w:after="40"/>
         <w:jc w:val="center"/>
       </w:pPr>
       <w:r>
         <w:drawing>
           <wp:inline xmlns:a="http://schemas.openxmlformats.org/drawingml/2006/main" xmlns:pic="http://schemas.openxmlformats.org/drawingml/2006/picture">
-            <wp:extent cx="5580000" cy="551111"/>
+            <wp:extent cx="3704399" cy="365867"/>
             <wp:docPr id="13" name="Picture 13"/>
             <wp:cNvGraphicFramePr>
               <a:graphicFrameLocks noChangeAspect="1"/>
@@ -4062,7 +4518,7 @@
                   <pic:spPr>
                     <a:xfrm>
                       <a:off x="0" y="0"/>
-                      <a:ext cx="5580000" cy="551111"/>
+                      <a:ext cx="3704399" cy="365867"/>
                     </a:xfrm>
                     <a:prstGeom prst="rect"/>
                   </pic:spPr>
@@ -4089,13 +4545,14 @@
     </w:p>
     <w:p>
       <w:pPr>
+        <w:keepNext/>
         <w:spacing w:line="240" w:lineRule="auto" w:after="40"/>
         <w:jc w:val="center"/>
       </w:pPr>
       <w:r>
         <w:drawing>
           <wp:inline xmlns:a="http://schemas.openxmlformats.org/drawingml/2006/main" xmlns:pic="http://schemas.openxmlformats.org/drawingml/2006/picture">
-            <wp:extent cx="5580000" cy="2240535"/>
+            <wp:extent cx="4500000" cy="1806883"/>
             <wp:docPr id="14" name="Picture 14"/>
             <wp:cNvGraphicFramePr>
               <a:graphicFrameLocks noChangeAspect="1"/>
@@ -4116,7 +4573,7 @@
                   <pic:spPr>
                     <a:xfrm>
                       <a:off x="0" y="0"/>
-                      <a:ext cx="5580000" cy="2240535"/>
+                      <a:ext cx="4500000" cy="1806883"/>
                     </a:xfrm>
                     <a:prstGeom prst="rect"/>
                   </pic:spPr>
@@ -4143,6 +4600,7 @@
     </w:p>
     <w:p>
       <w:pPr>
+        <w:keepLines/>
         <w:spacing w:before="120" w:after="160"/>
         <w:ind w:left="170"/>
         <w:pBdr>
@@ -4178,13 +4636,14 @@
     </w:p>
     <w:p>
       <w:pPr>
+        <w:keepNext/>
         <w:spacing w:line="240" w:lineRule="auto" w:after="40"/>
         <w:jc w:val="center"/>
       </w:pPr>
       <w:r>
         <w:drawing>
           <wp:inline xmlns:a="http://schemas.openxmlformats.org/drawingml/2006/main" xmlns:pic="http://schemas.openxmlformats.org/drawingml/2006/picture">
-            <wp:extent cx="5580000" cy="2732939"/>
+            <wp:extent cx="4500000" cy="2203983"/>
             <wp:docPr id="15" name="Picture 15"/>
             <wp:cNvGraphicFramePr>
               <a:graphicFrameLocks noChangeAspect="1"/>
@@ -4205,7 +4664,7 @@
                   <pic:spPr>
                     <a:xfrm>
                       <a:off x="0" y="0"/>
-                      <a:ext cx="5580000" cy="2732939"/>
+                      <a:ext cx="4500000" cy="2203983"/>
                     </a:xfrm>
                     <a:prstGeom prst="rect"/>
                   </pic:spPr>
@@ -4245,15 +4704,18 @@
       <w:tr>
         <w:trPr>
           <w:cantSplit/>
+          <w:tblHeader/>
         </w:trPr>
         <w:tc>
           <w:tcPr>
             <w:tcW w:type="dxa" w:w="1814"/>
             <w:shd w:val="clear" w:color="auto" w:fill="005A9E"/>
+            <w:vAlign w:val="center"/>
           </w:tcPr>
           <w:p>
             <w:pPr>
               <w:keepNext/>
+              <w:jc w:val="center"/>
             </w:pPr>
             <w:r/>
             <w:r>
@@ -4271,10 +4733,12 @@
           <w:tcPr>
             <w:tcW w:type="dxa" w:w="907"/>
             <w:shd w:val="clear" w:color="auto" w:fill="005A9E"/>
+            <w:vAlign w:val="center"/>
           </w:tcPr>
           <w:p>
             <w:pPr>
               <w:keepNext/>
+              <w:jc w:val="center"/>
             </w:pPr>
             <w:r/>
             <w:r>
@@ -4292,10 +4756,12 @@
           <w:tcPr>
             <w:tcW w:type="dxa" w:w="5669"/>
             <w:shd w:val="clear" w:color="auto" w:fill="005A9E"/>
+            <w:vAlign w:val="center"/>
           </w:tcPr>
           <w:p>
             <w:pPr>
               <w:keepNext/>
+              <w:jc w:val="center"/>
             </w:pPr>
             <w:r/>
             <w:r>
@@ -4317,6 +4783,7 @@
         <w:tc>
           <w:tcPr>
             <w:tcW w:type="dxa" w:w="1814"/>
+            <w:vAlign w:val="center"/>
           </w:tcPr>
           <w:p>
             <w:pPr>
@@ -4336,6 +4803,7 @@
         <w:tc>
           <w:tcPr>
             <w:tcW w:type="dxa" w:w="907"/>
+            <w:vAlign w:val="center"/>
           </w:tcPr>
           <w:p>
             <w:pPr>
@@ -4355,6 +4823,7 @@
         <w:tc>
           <w:tcPr>
             <w:tcW w:type="dxa" w:w="5669"/>
+            <w:vAlign w:val="center"/>
           </w:tcPr>
           <w:p>
             <w:pPr>
@@ -4379,6 +4848,7 @@
         <w:tc>
           <w:tcPr>
             <w:tcW w:type="dxa" w:w="1814"/>
+            <w:vAlign w:val="center"/>
           </w:tcPr>
           <w:p>
             <w:pPr>
@@ -4398,6 +4868,7 @@
         <w:tc>
           <w:tcPr>
             <w:tcW w:type="dxa" w:w="907"/>
+            <w:vAlign w:val="center"/>
           </w:tcPr>
           <w:p>
             <w:pPr>
@@ -4417,6 +4888,7 @@
         <w:tc>
           <w:tcPr>
             <w:tcW w:type="dxa" w:w="5669"/>
+            <w:vAlign w:val="center"/>
           </w:tcPr>
           <w:p>
             <w:pPr>
@@ -4441,6 +4913,7 @@
         <w:tc>
           <w:tcPr>
             <w:tcW w:type="dxa" w:w="1814"/>
+            <w:vAlign w:val="center"/>
           </w:tcPr>
           <w:p>
             <w:pPr>
@@ -4460,6 +4933,7 @@
         <w:tc>
           <w:tcPr>
             <w:tcW w:type="dxa" w:w="907"/>
+            <w:vAlign w:val="center"/>
           </w:tcPr>
           <w:p>
             <w:pPr>
@@ -4479,6 +4953,7 @@
         <w:tc>
           <w:tcPr>
             <w:tcW w:type="dxa" w:w="5669"/>
+            <w:vAlign w:val="center"/>
           </w:tcPr>
           <w:p>
             <w:pPr>
@@ -4503,6 +4978,7 @@
         <w:tc>
           <w:tcPr>
             <w:tcW w:type="dxa" w:w="1814"/>
+            <w:vAlign w:val="center"/>
           </w:tcPr>
           <w:p>
             <w:r/>
@@ -4519,6 +4995,7 @@
         <w:tc>
           <w:tcPr>
             <w:tcW w:type="dxa" w:w="907"/>
+            <w:vAlign w:val="center"/>
           </w:tcPr>
           <w:p>
             <w:r/>
@@ -4535,6 +5012,7 @@
         <w:tc>
           <w:tcPr>
             <w:tcW w:type="dxa" w:w="5669"/>
+            <w:vAlign w:val="center"/>
           </w:tcPr>
           <w:p>
             <w:r/>
@@ -4553,6 +5031,7 @@
     <w:p/>
     <w:p>
       <w:pPr>
+        <w:keepLines/>
         <w:spacing w:before="120" w:after="160"/>
         <w:ind w:left="170"/>
         <w:pBdr>
@@ -4626,15 +5105,18 @@
       <w:tr>
         <w:trPr>
           <w:cantSplit/>
+          <w:tblHeader/>
         </w:trPr>
         <w:tc>
           <w:tcPr>
             <w:tcW w:type="dxa" w:w="1701"/>
             <w:shd w:val="clear" w:color="auto" w:fill="005A9E"/>
+            <w:vAlign w:val="center"/>
           </w:tcPr>
           <w:p>
             <w:pPr>
               <w:keepNext/>
+              <w:jc w:val="center"/>
             </w:pPr>
             <w:r/>
             <w:r>
@@ -4652,10 +5134,12 @@
           <w:tcPr>
             <w:tcW w:type="dxa" w:w="6917"/>
             <w:shd w:val="clear" w:color="auto" w:fill="005A9E"/>
+            <w:vAlign w:val="center"/>
           </w:tcPr>
           <w:p>
             <w:pPr>
               <w:keepNext/>
+              <w:jc w:val="center"/>
             </w:pPr>
             <w:r/>
             <w:r>
@@ -4677,6 +5161,7 @@
         <w:tc>
           <w:tcPr>
             <w:tcW w:type="dxa" w:w="1701"/>
+            <w:vAlign w:val="center"/>
           </w:tcPr>
           <w:p>
             <w:pPr>
@@ -4696,6 +5181,7 @@
         <w:tc>
           <w:tcPr>
             <w:tcW w:type="dxa" w:w="6917"/>
+            <w:vAlign w:val="center"/>
           </w:tcPr>
           <w:p>
             <w:pPr>
@@ -4720,6 +5206,7 @@
         <w:tc>
           <w:tcPr>
             <w:tcW w:type="dxa" w:w="1701"/>
+            <w:vAlign w:val="center"/>
           </w:tcPr>
           <w:p>
             <w:pPr>
@@ -4739,6 +5226,7 @@
         <w:tc>
           <w:tcPr>
             <w:tcW w:type="dxa" w:w="6917"/>
+            <w:vAlign w:val="center"/>
           </w:tcPr>
           <w:p>
             <w:pPr>
@@ -4763,6 +5251,7 @@
         <w:tc>
           <w:tcPr>
             <w:tcW w:type="dxa" w:w="1701"/>
+            <w:vAlign w:val="center"/>
           </w:tcPr>
           <w:p>
             <w:pPr>
@@ -4782,6 +5271,7 @@
         <w:tc>
           <w:tcPr>
             <w:tcW w:type="dxa" w:w="6917"/>
+            <w:vAlign w:val="center"/>
           </w:tcPr>
           <w:p>
             <w:pPr>
@@ -4806,6 +5296,7 @@
         <w:tc>
           <w:tcPr>
             <w:tcW w:type="dxa" w:w="1701"/>
+            <w:vAlign w:val="center"/>
           </w:tcPr>
           <w:p>
             <w:pPr>
@@ -4825,6 +5316,7 @@
         <w:tc>
           <w:tcPr>
             <w:tcW w:type="dxa" w:w="6917"/>
+            <w:vAlign w:val="center"/>
           </w:tcPr>
           <w:p>
             <w:pPr>
@@ -4849,6 +5341,7 @@
         <w:tc>
           <w:tcPr>
             <w:tcW w:type="dxa" w:w="1701"/>
+            <w:vAlign w:val="center"/>
           </w:tcPr>
           <w:p>
             <w:r/>
@@ -4865,6 +5358,7 @@
         <w:tc>
           <w:tcPr>
             <w:tcW w:type="dxa" w:w="6917"/>
+            <w:vAlign w:val="center"/>
           </w:tcPr>
           <w:p>
             <w:r/>
@@ -4883,6 +5377,7 @@
     <w:p/>
     <w:p>
       <w:pPr>
+        <w:keepLines/>
         <w:spacing w:before="120" w:after="160"/>
         <w:ind w:left="170"/>
         <w:pBdr>
@@ -4928,13 +5423,14 @@
     </w:p>
     <w:p>
       <w:pPr>
+        <w:keepNext/>
         <w:spacing w:line="240" w:lineRule="auto" w:after="40"/>
         <w:jc w:val="center"/>
       </w:pPr>
       <w:r>
         <w:drawing>
           <wp:inline xmlns:a="http://schemas.openxmlformats.org/drawingml/2006/main" xmlns:pic="http://schemas.openxmlformats.org/drawingml/2006/picture">
-            <wp:extent cx="5580000" cy="2999250"/>
+            <wp:extent cx="4500000" cy="2418750"/>
             <wp:docPr id="16" name="Picture 16"/>
             <wp:cNvGraphicFramePr>
               <a:graphicFrameLocks noChangeAspect="1"/>
@@ -4955,7 +5451,7 @@
                   <pic:spPr>
                     <a:xfrm>
                       <a:off x="0" y="0"/>
-                      <a:ext cx="5580000" cy="2999250"/>
+                      <a:ext cx="4500000" cy="2418750"/>
                     </a:xfrm>
                     <a:prstGeom prst="rect"/>
                   </pic:spPr>
@@ -4982,13 +5478,14 @@
     </w:p>
     <w:p>
       <w:pPr>
+        <w:keepNext/>
         <w:spacing w:line="240" w:lineRule="auto" w:after="40"/>
         <w:jc w:val="center"/>
       </w:pPr>
       <w:r>
         <w:drawing>
           <wp:inline xmlns:a="http://schemas.openxmlformats.org/drawingml/2006/main" xmlns:pic="http://schemas.openxmlformats.org/drawingml/2006/picture">
-            <wp:extent cx="5580000" cy="2999250"/>
+            <wp:extent cx="4500000" cy="2418750"/>
             <wp:docPr id="17" name="Picture 17"/>
             <wp:cNvGraphicFramePr>
               <a:graphicFrameLocks noChangeAspect="1"/>
@@ -5009,7 +5506,7 @@
                   <pic:spPr>
                     <a:xfrm>
                       <a:off x="0" y="0"/>
-                      <a:ext cx="5580000" cy="2999250"/>
+                      <a:ext cx="4500000" cy="2418750"/>
                     </a:xfrm>
                     <a:prstGeom prst="rect"/>
                   </pic:spPr>
@@ -5036,13 +5533,14 @@
     </w:p>
     <w:p>
       <w:pPr>
+        <w:keepNext/>
         <w:spacing w:line="240" w:lineRule="auto" w:after="40"/>
         <w:jc w:val="center"/>
       </w:pPr>
       <w:r>
         <w:drawing>
           <wp:inline xmlns:a="http://schemas.openxmlformats.org/drawingml/2006/main" xmlns:pic="http://schemas.openxmlformats.org/drawingml/2006/picture">
-            <wp:extent cx="5580000" cy="2999250"/>
+            <wp:extent cx="4500000" cy="2418750"/>
             <wp:docPr id="18" name="Picture 18"/>
             <wp:cNvGraphicFramePr>
               <a:graphicFrameLocks noChangeAspect="1"/>
@@ -5063,7 +5561,7 @@
                   <pic:spPr>
                     <a:xfrm>
                       <a:off x="0" y="0"/>
-                      <a:ext cx="5580000" cy="2999250"/>
+                      <a:ext cx="4500000" cy="2418750"/>
                     </a:xfrm>
                     <a:prstGeom prst="rect"/>
                   </pic:spPr>
@@ -5124,13 +5622,14 @@
     </w:p>
     <w:p>
       <w:pPr>
+        <w:keepNext/>
         <w:spacing w:line="240" w:lineRule="auto" w:after="40"/>
         <w:jc w:val="center"/>
       </w:pPr>
       <w:r>
         <w:drawing>
           <wp:inline xmlns:a="http://schemas.openxmlformats.org/drawingml/2006/main" xmlns:pic="http://schemas.openxmlformats.org/drawingml/2006/picture">
-            <wp:extent cx="5580000" cy="886542"/>
+            <wp:extent cx="4500000" cy="714953"/>
             <wp:docPr id="19" name="Picture 19"/>
             <wp:cNvGraphicFramePr>
               <a:graphicFrameLocks noChangeAspect="1"/>
@@ -5151,7 +5650,7 @@
                   <pic:spPr>
                     <a:xfrm>
                       <a:off x="0" y="0"/>
-                      <a:ext cx="5580000" cy="886542"/>
+                      <a:ext cx="4500000" cy="714953"/>
                     </a:xfrm>
                     <a:prstGeom prst="rect"/>
                   </pic:spPr>
@@ -5196,13 +5695,14 @@
     </w:p>
     <w:p>
       <w:pPr>
+        <w:keepNext/>
         <w:spacing w:line="240" w:lineRule="auto" w:after="40"/>
         <w:jc w:val="center"/>
       </w:pPr>
       <w:r>
         <w:drawing>
           <wp:inline xmlns:a="http://schemas.openxmlformats.org/drawingml/2006/main" xmlns:pic="http://schemas.openxmlformats.org/drawingml/2006/picture">
-            <wp:extent cx="5580000" cy="1331962"/>
+            <wp:extent cx="4500000" cy="1074163"/>
             <wp:docPr id="20" name="Picture 20"/>
             <wp:cNvGraphicFramePr>
               <a:graphicFrameLocks noChangeAspect="1"/>
@@ -5223,7 +5723,7 @@
                   <pic:spPr>
                     <a:xfrm>
                       <a:off x="0" y="0"/>
-                      <a:ext cx="5580000" cy="1331962"/>
+                      <a:ext cx="4500000" cy="1074163"/>
                     </a:xfrm>
                     <a:prstGeom prst="rect"/>
                   </pic:spPr>
@@ -5286,13 +5786,14 @@
     </w:p>
     <w:p>
       <w:pPr>
+        <w:keepNext/>
         <w:spacing w:line="240" w:lineRule="auto" w:after="40"/>
         <w:jc w:val="center"/>
       </w:pPr>
       <w:r>
         <w:drawing>
           <wp:inline xmlns:a="http://schemas.openxmlformats.org/drawingml/2006/main" xmlns:pic="http://schemas.openxmlformats.org/drawingml/2006/picture">
-            <wp:extent cx="5580000" cy="1692295"/>
+            <wp:extent cx="3718800" cy="1127833"/>
             <wp:docPr id="21" name="Picture 21"/>
             <wp:cNvGraphicFramePr>
               <a:graphicFrameLocks noChangeAspect="1"/>
@@ -5313,7 +5814,7 @@
                   <pic:spPr>
                     <a:xfrm>
                       <a:off x="0" y="0"/>
-                      <a:ext cx="5580000" cy="1692295"/>
+                      <a:ext cx="3718800" cy="1127833"/>
                     </a:xfrm>
                     <a:prstGeom prst="rect"/>
                   </pic:spPr>
@@ -5358,13 +5859,14 @@
     </w:p>
     <w:p>
       <w:pPr>
+        <w:keepNext/>
         <w:spacing w:line="240" w:lineRule="auto" w:after="40"/>
         <w:jc w:val="center"/>
       </w:pPr>
       <w:r>
         <w:drawing>
           <wp:inline xmlns:a="http://schemas.openxmlformats.org/drawingml/2006/main" xmlns:pic="http://schemas.openxmlformats.org/drawingml/2006/picture">
-            <wp:extent cx="5580000" cy="1040691"/>
+            <wp:extent cx="4500000" cy="839267"/>
             <wp:docPr id="22" name="Picture 22"/>
             <wp:cNvGraphicFramePr>
               <a:graphicFrameLocks noChangeAspect="1"/>
@@ -5385,7 +5887,7 @@
                   <pic:spPr>
                     <a:xfrm>
                       <a:off x="0" y="0"/>
-                      <a:ext cx="5580000" cy="1040691"/>
+                      <a:ext cx="4500000" cy="839267"/>
                     </a:xfrm>
                     <a:prstGeom prst="rect"/>
                   </pic:spPr>
@@ -5467,15 +5969,18 @@
       <w:tr>
         <w:trPr>
           <w:cantSplit/>
+          <w:tblHeader/>
         </w:trPr>
         <w:tc>
           <w:tcPr>
             <w:tcW w:type="dxa" w:w="2154"/>
             <w:shd w:val="clear" w:color="auto" w:fill="005A9E"/>
+            <w:vAlign w:val="center"/>
           </w:tcPr>
           <w:p>
             <w:pPr>
               <w:keepNext/>
+              <w:jc w:val="center"/>
             </w:pPr>
             <w:r/>
             <w:r>
@@ -5493,10 +5998,12 @@
           <w:tcPr>
             <w:tcW w:type="dxa" w:w="1361"/>
             <w:shd w:val="clear" w:color="auto" w:fill="005A9E"/>
+            <w:vAlign w:val="center"/>
           </w:tcPr>
           <w:p>
             <w:pPr>
               <w:keepNext/>
+              <w:jc w:val="center"/>
             </w:pPr>
             <w:r/>
             <w:r>
@@ -5514,10 +6021,12 @@
           <w:tcPr>
             <w:tcW w:type="dxa" w:w="5102"/>
             <w:shd w:val="clear" w:color="auto" w:fill="005A9E"/>
+            <w:vAlign w:val="center"/>
           </w:tcPr>
           <w:p>
             <w:pPr>
               <w:keepNext/>
+              <w:jc w:val="center"/>
             </w:pPr>
             <w:r/>
             <w:r>
@@ -5539,6 +6048,7 @@
         <w:tc>
           <w:tcPr>
             <w:tcW w:type="dxa" w:w="2154"/>
+            <w:vAlign w:val="center"/>
           </w:tcPr>
           <w:p>
             <w:pPr>
@@ -5558,6 +6068,7 @@
         <w:tc>
           <w:tcPr>
             <w:tcW w:type="dxa" w:w="1361"/>
+            <w:vAlign w:val="center"/>
           </w:tcPr>
           <w:p>
             <w:pPr>
@@ -5577,6 +6088,7 @@
         <w:tc>
           <w:tcPr>
             <w:tcW w:type="dxa" w:w="5102"/>
+            <w:vAlign w:val="center"/>
           </w:tcPr>
           <w:p>
             <w:pPr>
@@ -5601,6 +6113,7 @@
         <w:tc>
           <w:tcPr>
             <w:tcW w:type="dxa" w:w="2154"/>
+            <w:vAlign w:val="center"/>
           </w:tcPr>
           <w:p>
             <w:pPr>
@@ -5620,6 +6133,7 @@
         <w:tc>
           <w:tcPr>
             <w:tcW w:type="dxa" w:w="1361"/>
+            <w:vAlign w:val="center"/>
           </w:tcPr>
           <w:p>
             <w:pPr>
@@ -5639,6 +6153,7 @@
         <w:tc>
           <w:tcPr>
             <w:tcW w:type="dxa" w:w="5102"/>
+            <w:vAlign w:val="center"/>
           </w:tcPr>
           <w:p>
             <w:pPr>
@@ -5663,6 +6178,7 @@
         <w:tc>
           <w:tcPr>
             <w:tcW w:type="dxa" w:w="2154"/>
+            <w:vAlign w:val="center"/>
           </w:tcPr>
           <w:p>
             <w:r/>
@@ -5679,6 +6195,7 @@
         <w:tc>
           <w:tcPr>
             <w:tcW w:type="dxa" w:w="1361"/>
+            <w:vAlign w:val="center"/>
           </w:tcPr>
           <w:p>
             <w:r/>
@@ -5695,6 +6212,7 @@
         <w:tc>
           <w:tcPr>
             <w:tcW w:type="dxa" w:w="5102"/>
+            <w:vAlign w:val="center"/>
           </w:tcPr>
           <w:p>
             <w:r/>
@@ -5713,13 +6231,14 @@
     <w:p/>
     <w:p>
       <w:pPr>
+        <w:keepNext/>
         <w:spacing w:line="240" w:lineRule="auto" w:after="40"/>
         <w:jc w:val="center"/>
       </w:pPr>
       <w:r>
         <w:drawing>
           <wp:inline xmlns:a="http://schemas.openxmlformats.org/drawingml/2006/main" xmlns:pic="http://schemas.openxmlformats.org/drawingml/2006/picture">
-            <wp:extent cx="5580000" cy="1515667"/>
+            <wp:extent cx="4500000" cy="1222312"/>
             <wp:docPr id="23" name="Picture 23"/>
             <wp:cNvGraphicFramePr>
               <a:graphicFrameLocks noChangeAspect="1"/>
@@ -5740,7 +6259,7 @@
                   <pic:spPr>
                     <a:xfrm>
                       <a:off x="0" y="0"/>
-                      <a:ext cx="5580000" cy="1515667"/>
+                      <a:ext cx="4500000" cy="1222312"/>
                     </a:xfrm>
                     <a:prstGeom prst="rect"/>
                   </pic:spPr>
@@ -5767,13 +6286,14 @@
     </w:p>
     <w:p>
       <w:pPr>
+        <w:keepNext/>
         <w:spacing w:line="240" w:lineRule="auto" w:after="40"/>
         <w:jc w:val="center"/>
       </w:pPr>
       <w:r>
         <w:drawing>
           <wp:inline xmlns:a="http://schemas.openxmlformats.org/drawingml/2006/main" xmlns:pic="http://schemas.openxmlformats.org/drawingml/2006/picture">
-            <wp:extent cx="5580000" cy="2929500"/>
+            <wp:extent cx="4500000" cy="2362500"/>
             <wp:docPr id="24" name="Picture 24"/>
             <wp:cNvGraphicFramePr>
               <a:graphicFrameLocks noChangeAspect="1"/>
@@ -5794,7 +6314,7 @@
                   <pic:spPr>
                     <a:xfrm>
                       <a:off x="0" y="0"/>
-                      <a:ext cx="5580000" cy="2929500"/>
+                      <a:ext cx="4500000" cy="2362500"/>
                     </a:xfrm>
                     <a:prstGeom prst="rect"/>
                   </pic:spPr>
@@ -5847,13 +6367,14 @@
     </w:p>
     <w:p>
       <w:pPr>
+        <w:keepNext/>
         <w:spacing w:line="240" w:lineRule="auto" w:after="40"/>
         <w:jc w:val="center"/>
       </w:pPr>
       <w:r>
         <w:drawing>
           <wp:inline xmlns:a="http://schemas.openxmlformats.org/drawingml/2006/main" xmlns:pic="http://schemas.openxmlformats.org/drawingml/2006/picture">
-            <wp:extent cx="5580000" cy="1221639"/>
+            <wp:extent cx="4500000" cy="985193"/>
             <wp:docPr id="25" name="Picture 25"/>
             <wp:cNvGraphicFramePr>
               <a:graphicFrameLocks noChangeAspect="1"/>
@@ -5874,7 +6395,7 @@
                   <pic:spPr>
                     <a:xfrm>
                       <a:off x="0" y="0"/>
-                      <a:ext cx="5580000" cy="1221639"/>
+                      <a:ext cx="4500000" cy="985193"/>
                     </a:xfrm>
                     <a:prstGeom prst="rect"/>
                   </pic:spPr>
@@ -5945,13 +6466,14 @@
     </w:p>
     <w:p>
       <w:pPr>
+        <w:keepNext/>
         <w:spacing w:line="240" w:lineRule="auto" w:after="40"/>
         <w:jc w:val="center"/>
       </w:pPr>
       <w:r>
         <w:drawing>
           <wp:inline xmlns:a="http://schemas.openxmlformats.org/drawingml/2006/main" xmlns:pic="http://schemas.openxmlformats.org/drawingml/2006/picture">
-            <wp:extent cx="5580000" cy="1433585"/>
+            <wp:extent cx="4500000" cy="1156117"/>
             <wp:docPr id="26" name="Picture 26"/>
             <wp:cNvGraphicFramePr>
               <a:graphicFrameLocks noChangeAspect="1"/>
@@ -5972,7 +6494,7 @@
                   <pic:spPr>
                     <a:xfrm>
                       <a:off x="0" y="0"/>
-                      <a:ext cx="5580000" cy="1433585"/>
+                      <a:ext cx="4500000" cy="1156117"/>
                     </a:xfrm>
                     <a:prstGeom prst="rect"/>
                   </pic:spPr>
@@ -6025,13 +6547,14 @@
     </w:p>
     <w:p>
       <w:pPr>
+        <w:keepNext/>
         <w:spacing w:line="240" w:lineRule="auto" w:after="40"/>
         <w:jc w:val="center"/>
       </w:pPr>
       <w:r>
         <w:drawing>
           <wp:inline xmlns:a="http://schemas.openxmlformats.org/drawingml/2006/main" xmlns:pic="http://schemas.openxmlformats.org/drawingml/2006/picture">
-            <wp:extent cx="5580000" cy="1440762"/>
+            <wp:extent cx="4500000" cy="1161905"/>
             <wp:docPr id="27" name="Picture 27"/>
             <wp:cNvGraphicFramePr>
               <a:graphicFrameLocks noChangeAspect="1"/>
@@ -6052,7 +6575,7 @@
                   <pic:spPr>
                     <a:xfrm>
                       <a:off x="0" y="0"/>
-                      <a:ext cx="5580000" cy="1440762"/>
+                      <a:ext cx="4500000" cy="1161905"/>
                     </a:xfrm>
                     <a:prstGeom prst="rect"/>
                   </pic:spPr>
@@ -6117,15 +6640,18 @@
       <w:tr>
         <w:trPr>
           <w:cantSplit/>
+          <w:tblHeader/>
         </w:trPr>
         <w:tc>
           <w:tcPr>
             <w:tcW w:type="dxa" w:w="3061"/>
             <w:shd w:val="clear" w:color="auto" w:fill="005A9E"/>
+            <w:vAlign w:val="center"/>
           </w:tcPr>
           <w:p>
             <w:pPr>
               <w:keepNext/>
+              <w:jc w:val="center"/>
             </w:pPr>
             <w:r/>
             <w:r>
@@ -6143,10 +6669,12 @@
           <w:tcPr>
             <w:tcW w:type="dxa" w:w="5556"/>
             <w:shd w:val="clear" w:color="auto" w:fill="005A9E"/>
+            <w:vAlign w:val="center"/>
           </w:tcPr>
           <w:p>
             <w:pPr>
               <w:keepNext/>
+              <w:jc w:val="center"/>
             </w:pPr>
             <w:r/>
             <w:r>
@@ -6168,6 +6696,7 @@
         <w:tc>
           <w:tcPr>
             <w:tcW w:type="dxa" w:w="3061"/>
+            <w:vAlign w:val="center"/>
           </w:tcPr>
           <w:p>
             <w:pPr>
@@ -6187,6 +6716,7 @@
         <w:tc>
           <w:tcPr>
             <w:tcW w:type="dxa" w:w="5556"/>
+            <w:vAlign w:val="center"/>
           </w:tcPr>
           <w:p>
             <w:pPr>
@@ -6211,6 +6741,7 @@
         <w:tc>
           <w:tcPr>
             <w:tcW w:type="dxa" w:w="3061"/>
+            <w:vAlign w:val="center"/>
           </w:tcPr>
           <w:p>
             <w:r/>
@@ -6227,6 +6758,7 @@
         <w:tc>
           <w:tcPr>
             <w:tcW w:type="dxa" w:w="5556"/>
+            <w:vAlign w:val="center"/>
           </w:tcPr>
           <w:p>
             <w:r/>
@@ -6245,6 +6777,7 @@
     <w:p/>
     <w:p>
       <w:pPr>
+        <w:keepLines/>
         <w:spacing w:before="120" w:after="160"/>
         <w:ind w:left="170"/>
         <w:pBdr>
@@ -6306,13 +6839,14 @@
     </w:p>
     <w:p>
       <w:pPr>
+        <w:keepNext/>
         <w:spacing w:line="240" w:lineRule="auto" w:after="40"/>
         <w:jc w:val="center"/>
       </w:pPr>
       <w:r>
         <w:drawing>
           <wp:inline xmlns:a="http://schemas.openxmlformats.org/drawingml/2006/main" xmlns:pic="http://schemas.openxmlformats.org/drawingml/2006/picture">
-            <wp:extent cx="5580000" cy="1296153"/>
+            <wp:extent cx="4500000" cy="1045285"/>
             <wp:docPr id="28" name="Picture 28"/>
             <wp:cNvGraphicFramePr>
               <a:graphicFrameLocks noChangeAspect="1"/>
@@ -6333,7 +6867,7 @@
                   <pic:spPr>
                     <a:xfrm>
                       <a:off x="0" y="0"/>
-                      <a:ext cx="5580000" cy="1296153"/>
+                      <a:ext cx="4500000" cy="1045285"/>
                     </a:xfrm>
                     <a:prstGeom prst="rect"/>
                   </pic:spPr>
@@ -6360,6 +6894,7 @@
     </w:p>
     <w:p>
       <w:pPr>
+        <w:keepLines/>
         <w:spacing w:before="120" w:after="160"/>
         <w:ind w:left="170"/>
         <w:pBdr>
@@ -6405,13 +6940,14 @@
     </w:p>
     <w:p>
       <w:pPr>
+        <w:keepNext/>
         <w:spacing w:line="240" w:lineRule="auto" w:after="40"/>
         <w:jc w:val="center"/>
       </w:pPr>
       <w:r>
         <w:drawing>
           <wp:inline xmlns:a="http://schemas.openxmlformats.org/drawingml/2006/main" xmlns:pic="http://schemas.openxmlformats.org/drawingml/2006/picture">
-            <wp:extent cx="5580000" cy="1722586"/>
+            <wp:extent cx="4500000" cy="1389182"/>
             <wp:docPr id="29" name="Picture 29"/>
             <wp:cNvGraphicFramePr>
               <a:graphicFrameLocks noChangeAspect="1"/>
@@ -6432,7 +6968,7 @@
                   <pic:spPr>
                     <a:xfrm>
                       <a:off x="0" y="0"/>
-                      <a:ext cx="5580000" cy="1722586"/>
+                      <a:ext cx="4500000" cy="1389182"/>
                     </a:xfrm>
                     <a:prstGeom prst="rect"/>
                   </pic:spPr>
@@ -6471,15 +7007,18 @@
       <w:tr>
         <w:trPr>
           <w:cantSplit/>
+          <w:tblHeader/>
         </w:trPr>
         <w:tc>
           <w:tcPr>
             <w:tcW w:type="dxa" w:w="2494"/>
             <w:shd w:val="clear" w:color="auto" w:fill="005A9E"/>
+            <w:vAlign w:val="center"/>
           </w:tcPr>
           <w:p>
             <w:pPr>
               <w:keepNext/>
+              <w:jc w:val="center"/>
             </w:pPr>
             <w:r/>
             <w:r>
@@ -6497,10 +7036,12 @@
           <w:tcPr>
             <w:tcW w:type="dxa" w:w="6123"/>
             <w:shd w:val="clear" w:color="auto" w:fill="005A9E"/>
+            <w:vAlign w:val="center"/>
           </w:tcPr>
           <w:p>
             <w:pPr>
               <w:keepNext/>
+              <w:jc w:val="center"/>
             </w:pPr>
             <w:r/>
             <w:r>
@@ -6522,6 +7063,7 @@
         <w:tc>
           <w:tcPr>
             <w:tcW w:type="dxa" w:w="2494"/>
+            <w:vAlign w:val="center"/>
           </w:tcPr>
           <w:p>
             <w:pPr>
@@ -6541,6 +7083,7 @@
         <w:tc>
           <w:tcPr>
             <w:tcW w:type="dxa" w:w="6123"/>
+            <w:vAlign w:val="center"/>
           </w:tcPr>
           <w:p>
             <w:pPr>
@@ -6565,6 +7108,7 @@
         <w:tc>
           <w:tcPr>
             <w:tcW w:type="dxa" w:w="2494"/>
+            <w:vAlign w:val="center"/>
           </w:tcPr>
           <w:p>
             <w:pPr>
@@ -6584,6 +7128,7 @@
         <w:tc>
           <w:tcPr>
             <w:tcW w:type="dxa" w:w="6123"/>
+            <w:vAlign w:val="center"/>
           </w:tcPr>
           <w:p>
             <w:pPr>
@@ -6608,6 +7153,7 @@
         <w:tc>
           <w:tcPr>
             <w:tcW w:type="dxa" w:w="2494"/>
+            <w:vAlign w:val="center"/>
           </w:tcPr>
           <w:p>
             <w:r/>
@@ -6624,6 +7170,7 @@
         <w:tc>
           <w:tcPr>
             <w:tcW w:type="dxa" w:w="6123"/>
+            <w:vAlign w:val="center"/>
           </w:tcPr>
           <w:p>
             <w:r/>
@@ -6642,6 +7189,7 @@
     <w:p/>
     <w:p>
       <w:pPr>
+        <w:keepLines/>
         <w:spacing w:before="120" w:after="160"/>
         <w:ind w:left="170"/>
         <w:pBdr>
@@ -6687,13 +7235,14 @@
     </w:p>
     <w:p>
       <w:pPr>
+        <w:keepNext/>
         <w:spacing w:line="240" w:lineRule="auto" w:after="40"/>
         <w:jc w:val="center"/>
       </w:pPr>
       <w:r>
         <w:drawing>
           <wp:inline xmlns:a="http://schemas.openxmlformats.org/drawingml/2006/main" xmlns:pic="http://schemas.openxmlformats.org/drawingml/2006/picture">
-            <wp:extent cx="5580000" cy="2135885"/>
+            <wp:extent cx="4500000" cy="1722488"/>
             <wp:docPr id="30" name="Picture 30"/>
             <wp:cNvGraphicFramePr>
               <a:graphicFrameLocks noChangeAspect="1"/>
@@ -6714,7 +7263,7 @@
                   <pic:spPr>
                     <a:xfrm>
                       <a:off x="0" y="0"/>
-                      <a:ext cx="5580000" cy="2135885"/>
+                      <a:ext cx="4500000" cy="1722488"/>
                     </a:xfrm>
                     <a:prstGeom prst="rect"/>
                   </pic:spPr>
@@ -6801,13 +7350,14 @@
     </w:p>
     <w:p>
       <w:pPr>
+        <w:keepNext/>
         <w:spacing w:line="240" w:lineRule="auto" w:after="40"/>
         <w:jc w:val="center"/>
       </w:pPr>
       <w:r>
         <w:drawing>
           <wp:inline xmlns:a="http://schemas.openxmlformats.org/drawingml/2006/main" xmlns:pic="http://schemas.openxmlformats.org/drawingml/2006/picture">
-            <wp:extent cx="5580000" cy="1195291"/>
+            <wp:extent cx="4500000" cy="963945"/>
             <wp:docPr id="31" name="Picture 31"/>
             <wp:cNvGraphicFramePr>
               <a:graphicFrameLocks noChangeAspect="1"/>
@@ -6828,7 +7378,7 @@
                   <pic:spPr>
                     <a:xfrm>
                       <a:off x="0" y="0"/>
-                      <a:ext cx="5580000" cy="1195291"/>
+                      <a:ext cx="4500000" cy="963945"/>
                     </a:xfrm>
                     <a:prstGeom prst="rect"/>
                   </pic:spPr>
@@ -6881,15 +7431,18 @@
       <w:tr>
         <w:trPr>
           <w:cantSplit/>
+          <w:tblHeader/>
         </w:trPr>
         <w:tc>
           <w:tcPr>
             <w:tcW w:type="dxa" w:w="2041"/>
             <w:shd w:val="clear" w:color="auto" w:fill="005A9E"/>
+            <w:vAlign w:val="center"/>
           </w:tcPr>
           <w:p>
             <w:pPr>
               <w:keepNext/>
+              <w:jc w:val="center"/>
             </w:pPr>
             <w:r/>
             <w:r>
@@ -6907,10 +7460,12 @@
           <w:tcPr>
             <w:tcW w:type="dxa" w:w="6576"/>
             <w:shd w:val="clear" w:color="auto" w:fill="005A9E"/>
+            <w:vAlign w:val="center"/>
           </w:tcPr>
           <w:p>
             <w:pPr>
               <w:keepNext/>
+              <w:jc w:val="center"/>
             </w:pPr>
             <w:r/>
             <w:r>
@@ -6932,6 +7487,7 @@
         <w:tc>
           <w:tcPr>
             <w:tcW w:type="dxa" w:w="2041"/>
+            <w:vAlign w:val="center"/>
           </w:tcPr>
           <w:p>
             <w:pPr>
@@ -6951,6 +7507,7 @@
         <w:tc>
           <w:tcPr>
             <w:tcW w:type="dxa" w:w="6576"/>
+            <w:vAlign w:val="center"/>
           </w:tcPr>
           <w:p>
             <w:pPr>
@@ -6975,6 +7532,7 @@
         <w:tc>
           <w:tcPr>
             <w:tcW w:type="dxa" w:w="2041"/>
+            <w:vAlign w:val="center"/>
           </w:tcPr>
           <w:p>
             <w:r/>
@@ -6991,6 +7549,7 @@
         <w:tc>
           <w:tcPr>
             <w:tcW w:type="dxa" w:w="6576"/>
+            <w:vAlign w:val="center"/>
           </w:tcPr>
           <w:p>
             <w:r/>
@@ -7051,13 +7610,14 @@
     </w:p>
     <w:p>
       <w:pPr>
+        <w:keepNext/>
         <w:spacing w:line="240" w:lineRule="auto" w:after="40"/>
         <w:jc w:val="center"/>
       </w:pPr>
       <w:r>
         <w:drawing>
           <wp:inline xmlns:a="http://schemas.openxmlformats.org/drawingml/2006/main" xmlns:pic="http://schemas.openxmlformats.org/drawingml/2006/picture">
-            <wp:extent cx="5580000" cy="2001780"/>
+            <wp:extent cx="4500000" cy="1614339"/>
             <wp:docPr id="32" name="Picture 32"/>
             <wp:cNvGraphicFramePr>
               <a:graphicFrameLocks noChangeAspect="1"/>
@@ -7078,7 +7638,7 @@
                   <pic:spPr>
                     <a:xfrm>
                       <a:off x="0" y="0"/>
-                      <a:ext cx="5580000" cy="2001780"/>
+                      <a:ext cx="4500000" cy="1614339"/>
                     </a:xfrm>
                     <a:prstGeom prst="rect"/>
                   </pic:spPr>
@@ -7120,15 +7680,18 @@
       <w:tr>
         <w:trPr>
           <w:cantSplit/>
+          <w:tblHeader/>
         </w:trPr>
         <w:tc>
           <w:tcPr>
             <w:tcW w:type="dxa" w:w="1247"/>
             <w:shd w:val="clear" w:color="auto" w:fill="005A9E"/>
+            <w:vAlign w:val="center"/>
           </w:tcPr>
           <w:p>
             <w:pPr>
               <w:keepNext/>
+              <w:jc w:val="center"/>
             </w:pPr>
             <w:r/>
             <w:r>
@@ -7146,10 +7709,12 @@
           <w:tcPr>
             <w:tcW w:type="dxa" w:w="2608"/>
             <w:shd w:val="clear" w:color="auto" w:fill="005A9E"/>
+            <w:vAlign w:val="center"/>
           </w:tcPr>
           <w:p>
             <w:pPr>
               <w:keepNext/>
+              <w:jc w:val="center"/>
             </w:pPr>
             <w:r/>
             <w:r>
@@ -7167,10 +7732,12 @@
           <w:tcPr>
             <w:tcW w:type="dxa" w:w="1587"/>
             <w:shd w:val="clear" w:color="auto" w:fill="005A9E"/>
+            <w:vAlign w:val="center"/>
           </w:tcPr>
           <w:p>
             <w:pPr>
               <w:keepNext/>
+              <w:jc w:val="center"/>
             </w:pPr>
             <w:r/>
             <w:r>
@@ -7188,10 +7755,12 @@
           <w:tcPr>
             <w:tcW w:type="dxa" w:w="1474"/>
             <w:shd w:val="clear" w:color="auto" w:fill="005A9E"/>
+            <w:vAlign w:val="center"/>
           </w:tcPr>
           <w:p>
             <w:pPr>
               <w:keepNext/>
+              <w:jc w:val="center"/>
             </w:pPr>
             <w:r/>
             <w:r>
@@ -7209,10 +7778,12 @@
           <w:tcPr>
             <w:tcW w:type="dxa" w:w="1701"/>
             <w:shd w:val="clear" w:color="auto" w:fill="005A9E"/>
+            <w:vAlign w:val="center"/>
           </w:tcPr>
           <w:p>
             <w:pPr>
               <w:keepNext/>
+              <w:jc w:val="center"/>
             </w:pPr>
             <w:r/>
             <w:r>
@@ -7234,6 +7805,7 @@
         <w:tc>
           <w:tcPr>
             <w:tcW w:type="dxa" w:w="1247"/>
+            <w:vAlign w:val="center"/>
           </w:tcPr>
           <w:p>
             <w:pPr>
@@ -7253,6 +7825,7 @@
         <w:tc>
           <w:tcPr>
             <w:tcW w:type="dxa" w:w="2608"/>
+            <w:vAlign w:val="center"/>
           </w:tcPr>
           <w:p>
             <w:pPr>
@@ -7272,6 +7845,7 @@
         <w:tc>
           <w:tcPr>
             <w:tcW w:type="dxa" w:w="1587"/>
+            <w:vAlign w:val="center"/>
           </w:tcPr>
           <w:p>
             <w:pPr>
@@ -7291,6 +7865,7 @@
         <w:tc>
           <w:tcPr>
             <w:tcW w:type="dxa" w:w="1474"/>
+            <w:vAlign w:val="center"/>
           </w:tcPr>
           <w:p>
             <w:pPr>
@@ -7310,6 +7885,7 @@
         <w:tc>
           <w:tcPr>
             <w:tcW w:type="dxa" w:w="1701"/>
+            <w:vAlign w:val="center"/>
           </w:tcPr>
           <w:p>
             <w:pPr>
@@ -7334,6 +7910,7 @@
         <w:tc>
           <w:tcPr>
             <w:tcW w:type="dxa" w:w="1247"/>
+            <w:vAlign w:val="center"/>
           </w:tcPr>
           <w:p>
             <w:r/>
@@ -7350,6 +7927,7 @@
         <w:tc>
           <w:tcPr>
             <w:tcW w:type="dxa" w:w="2608"/>
+            <w:vAlign w:val="center"/>
           </w:tcPr>
           <w:p>
             <w:r/>
@@ -7366,6 +7944,7 @@
         <w:tc>
           <w:tcPr>
             <w:tcW w:type="dxa" w:w="1587"/>
+            <w:vAlign w:val="center"/>
           </w:tcPr>
           <w:p>
             <w:r/>
@@ -7382,6 +7961,7 @@
         <w:tc>
           <w:tcPr>
             <w:tcW w:type="dxa" w:w="1474"/>
+            <w:vAlign w:val="center"/>
           </w:tcPr>
           <w:p>
             <w:r/>
@@ -7398,6 +7978,7 @@
         <w:tc>
           <w:tcPr>
             <w:tcW w:type="dxa" w:w="1701"/>
+            <w:vAlign w:val="center"/>
           </w:tcPr>
           <w:p>
             <w:r/>
@@ -7416,6 +7997,7 @@
     <w:p/>
     <w:p>
       <w:pPr>
+        <w:keepLines/>
         <w:spacing w:before="120" w:after="160"/>
         <w:ind w:left="170"/>
         <w:pBdr>
@@ -7461,13 +8043,14 @@
     </w:p>
     <w:p>
       <w:pPr>
+        <w:keepNext/>
         <w:spacing w:line="240" w:lineRule="auto" w:after="40"/>
         <w:jc w:val="center"/>
       </w:pPr>
       <w:r>
         <w:drawing>
           <wp:inline xmlns:a="http://schemas.openxmlformats.org/drawingml/2006/main" xmlns:pic="http://schemas.openxmlformats.org/drawingml/2006/picture">
-            <wp:extent cx="5580000" cy="1217562"/>
+            <wp:extent cx="4500000" cy="981905"/>
             <wp:docPr id="33" name="Picture 33"/>
             <wp:cNvGraphicFramePr>
               <a:graphicFrameLocks noChangeAspect="1"/>
@@ -7488,7 +8071,7 @@
                   <pic:spPr>
                     <a:xfrm>
                       <a:off x="0" y="0"/>
-                      <a:ext cx="5580000" cy="1217562"/>
+                      <a:ext cx="4500000" cy="981905"/>
                     </a:xfrm>
                     <a:prstGeom prst="rect"/>
                   </pic:spPr>
@@ -7527,15 +8110,18 @@
       <w:tr>
         <w:trPr>
           <w:cantSplit/>
+          <w:tblHeader/>
         </w:trPr>
         <w:tc>
           <w:tcPr>
             <w:tcW w:type="dxa" w:w="2835"/>
             <w:shd w:val="clear" w:color="auto" w:fill="005A9E"/>
+            <w:vAlign w:val="center"/>
           </w:tcPr>
           <w:p>
             <w:pPr>
               <w:keepNext/>
+              <w:jc w:val="center"/>
             </w:pPr>
             <w:r/>
             <w:r>
@@ -7553,10 +8139,12 @@
           <w:tcPr>
             <w:tcW w:type="dxa" w:w="5783"/>
             <w:shd w:val="clear" w:color="auto" w:fill="005A9E"/>
+            <w:vAlign w:val="center"/>
           </w:tcPr>
           <w:p>
             <w:pPr>
               <w:keepNext/>
+              <w:jc w:val="center"/>
             </w:pPr>
             <w:r/>
             <w:r>
@@ -7578,6 +8166,7 @@
         <w:tc>
           <w:tcPr>
             <w:tcW w:type="dxa" w:w="2835"/>
+            <w:vAlign w:val="center"/>
           </w:tcPr>
           <w:p>
             <w:pPr>
@@ -7597,6 +8186,7 @@
         <w:tc>
           <w:tcPr>
             <w:tcW w:type="dxa" w:w="5783"/>
+            <w:vAlign w:val="center"/>
           </w:tcPr>
           <w:p>
             <w:pPr>
@@ -7621,6 +8211,7 @@
         <w:tc>
           <w:tcPr>
             <w:tcW w:type="dxa" w:w="2835"/>
+            <w:vAlign w:val="center"/>
           </w:tcPr>
           <w:p>
             <w:pPr>
@@ -7640,6 +8231,7 @@
         <w:tc>
           <w:tcPr>
             <w:tcW w:type="dxa" w:w="5783"/>
+            <w:vAlign w:val="center"/>
           </w:tcPr>
           <w:p>
             <w:pPr>
@@ -7664,6 +8256,7 @@
         <w:tc>
           <w:tcPr>
             <w:tcW w:type="dxa" w:w="2835"/>
+            <w:vAlign w:val="center"/>
           </w:tcPr>
           <w:p>
             <w:r/>
@@ -7680,6 +8273,7 @@
         <w:tc>
           <w:tcPr>
             <w:tcW w:type="dxa" w:w="5783"/>
+            <w:vAlign w:val="center"/>
           </w:tcPr>
           <w:p>
             <w:r/>
@@ -7724,13 +8318,14 @@
     </w:p>
     <w:p>
       <w:pPr>
+        <w:keepNext/>
         <w:spacing w:line="240" w:lineRule="auto" w:after="40"/>
         <w:jc w:val="center"/>
       </w:pPr>
       <w:r>
         <w:drawing>
           <wp:inline xmlns:a="http://schemas.openxmlformats.org/drawingml/2006/main" xmlns:pic="http://schemas.openxmlformats.org/drawingml/2006/picture">
-            <wp:extent cx="5580000" cy="2999250"/>
+            <wp:extent cx="4500000" cy="2418750"/>
             <wp:docPr id="34" name="Picture 34"/>
             <wp:cNvGraphicFramePr>
               <a:graphicFrameLocks noChangeAspect="1"/>
@@ -7751,7 +8346,7 @@
                   <pic:spPr>
                     <a:xfrm>
                       <a:off x="0" y="0"/>
-                      <a:ext cx="5580000" cy="2999250"/>
+                      <a:ext cx="4500000" cy="2418750"/>
                     </a:xfrm>
                     <a:prstGeom prst="rect"/>
                   </pic:spPr>
@@ -7876,13 +8471,14 @@
     </w:p>
     <w:p>
       <w:pPr>
+        <w:keepNext/>
         <w:spacing w:line="240" w:lineRule="auto" w:after="40"/>
         <w:jc w:val="center"/>
       </w:pPr>
       <w:r>
         <w:drawing>
           <wp:inline xmlns:a="http://schemas.openxmlformats.org/drawingml/2006/main" xmlns:pic="http://schemas.openxmlformats.org/drawingml/2006/picture">
-            <wp:extent cx="5580000" cy="700546"/>
+            <wp:extent cx="4500000" cy="564956"/>
             <wp:docPr id="35" name="Picture 35"/>
             <wp:cNvGraphicFramePr>
               <a:graphicFrameLocks noChangeAspect="1"/>
@@ -7903,7 +8499,7 @@
                   <pic:spPr>
                     <a:xfrm>
                       <a:off x="0" y="0"/>
-                      <a:ext cx="5580000" cy="700546"/>
+                      <a:ext cx="4500000" cy="564956"/>
                     </a:xfrm>
                     <a:prstGeom prst="rect"/>
                   </pic:spPr>
@@ -7930,6 +8526,7 @@
     </w:p>
     <w:p>
       <w:pPr>
+        <w:keepLines/>
         <w:spacing w:before="120" w:after="160"/>
         <w:ind w:left="170"/>
         <w:pBdr>
@@ -8089,13 +8686,14 @@
     </w:p>
     <w:p>
       <w:pPr>
+        <w:keepNext/>
         <w:spacing w:line="240" w:lineRule="auto" w:after="40"/>
         <w:jc w:val="center"/>
       </w:pPr>
       <w:r>
         <w:drawing>
           <wp:inline xmlns:a="http://schemas.openxmlformats.org/drawingml/2006/main" xmlns:pic="http://schemas.openxmlformats.org/drawingml/2006/picture">
-            <wp:extent cx="5580000" cy="2999250"/>
+            <wp:extent cx="4500000" cy="2418750"/>
             <wp:docPr id="36" name="Picture 36"/>
             <wp:cNvGraphicFramePr>
               <a:graphicFrameLocks noChangeAspect="1"/>
@@ -8116,7 +8714,7 @@
                   <pic:spPr>
                     <a:xfrm>
                       <a:off x="0" y="0"/>
-                      <a:ext cx="5580000" cy="2999250"/>
+                      <a:ext cx="4500000" cy="2418750"/>
                     </a:xfrm>
                     <a:prstGeom prst="rect"/>
                   </pic:spPr>
@@ -8143,13 +8741,14 @@
     </w:p>
     <w:p>
       <w:pPr>
+        <w:keepNext/>
         <w:spacing w:line="240" w:lineRule="auto" w:after="40"/>
         <w:jc w:val="center"/>
       </w:pPr>
       <w:r>
         <w:drawing>
           <wp:inline xmlns:a="http://schemas.openxmlformats.org/drawingml/2006/main" xmlns:pic="http://schemas.openxmlformats.org/drawingml/2006/picture">
-            <wp:extent cx="5580000" cy="1297674"/>
+            <wp:extent cx="4500000" cy="1046512"/>
             <wp:docPr id="37" name="Picture 37"/>
             <wp:cNvGraphicFramePr>
               <a:graphicFrameLocks noChangeAspect="1"/>
@@ -8170,7 +8769,7 @@
                   <pic:spPr>
                     <a:xfrm>
                       <a:off x="0" y="0"/>
-                      <a:ext cx="5580000" cy="1297674"/>
+                      <a:ext cx="4500000" cy="1046512"/>
                     </a:xfrm>
                     <a:prstGeom prst="rect"/>
                   </pic:spPr>
@@ -8197,6 +8796,7 @@
     </w:p>
     <w:p>
       <w:pPr>
+        <w:keepLines/>
         <w:spacing w:before="120" w:after="160"/>
         <w:ind w:left="170"/>
         <w:pBdr>
@@ -8250,13 +8850,14 @@
     </w:p>
     <w:p>
       <w:pPr>
+        <w:keepNext/>
         <w:spacing w:line="240" w:lineRule="auto" w:after="40"/>
         <w:jc w:val="center"/>
       </w:pPr>
       <w:r>
         <w:drawing>
           <wp:inline xmlns:a="http://schemas.openxmlformats.org/drawingml/2006/main" xmlns:pic="http://schemas.openxmlformats.org/drawingml/2006/picture">
-            <wp:extent cx="5580000" cy="1326800"/>
+            <wp:extent cx="4500000" cy="1070000"/>
             <wp:docPr id="38" name="Picture 38"/>
             <wp:cNvGraphicFramePr>
               <a:graphicFrameLocks noChangeAspect="1"/>
@@ -8277,7 +8878,7 @@
                   <pic:spPr>
                     <a:xfrm>
                       <a:off x="0" y="0"/>
-                      <a:ext cx="5580000" cy="1326800"/>
+                      <a:ext cx="4500000" cy="1070000"/>
                     </a:xfrm>
                     <a:prstGeom prst="rect"/>
                   </pic:spPr>
@@ -8316,15 +8917,18 @@
       <w:tr>
         <w:trPr>
           <w:cantSplit/>
+          <w:tblHeader/>
         </w:trPr>
         <w:tc>
           <w:tcPr>
             <w:tcW w:type="dxa" w:w="1701"/>
             <w:shd w:val="clear" w:color="auto" w:fill="005A9E"/>
+            <w:vAlign w:val="center"/>
           </w:tcPr>
           <w:p>
             <w:pPr>
               <w:keepNext/>
+              <w:jc w:val="center"/>
             </w:pPr>
             <w:r/>
             <w:r>
@@ -8342,10 +8946,12 @@
           <w:tcPr>
             <w:tcW w:type="dxa" w:w="6917"/>
             <w:shd w:val="clear" w:color="auto" w:fill="005A9E"/>
+            <w:vAlign w:val="center"/>
           </w:tcPr>
           <w:p>
             <w:pPr>
               <w:keepNext/>
+              <w:jc w:val="center"/>
             </w:pPr>
             <w:r/>
             <w:r>
@@ -8367,6 +8973,7 @@
         <w:tc>
           <w:tcPr>
             <w:tcW w:type="dxa" w:w="1701"/>
+            <w:vAlign w:val="center"/>
           </w:tcPr>
           <w:p>
             <w:pPr>
@@ -8386,6 +8993,7 @@
         <w:tc>
           <w:tcPr>
             <w:tcW w:type="dxa" w:w="6917"/>
+            <w:vAlign w:val="center"/>
           </w:tcPr>
           <w:p>
             <w:pPr>
@@ -8410,6 +9018,7 @@
         <w:tc>
           <w:tcPr>
             <w:tcW w:type="dxa" w:w="1701"/>
+            <w:vAlign w:val="center"/>
           </w:tcPr>
           <w:p>
             <w:pPr>
@@ -8429,6 +9038,7 @@
         <w:tc>
           <w:tcPr>
             <w:tcW w:type="dxa" w:w="6917"/>
+            <w:vAlign w:val="center"/>
           </w:tcPr>
           <w:p>
             <w:pPr>
@@ -8453,6 +9063,7 @@
         <w:tc>
           <w:tcPr>
             <w:tcW w:type="dxa" w:w="1701"/>
+            <w:vAlign w:val="center"/>
           </w:tcPr>
           <w:p>
             <w:r/>
@@ -8469,6 +9080,7 @@
         <w:tc>
           <w:tcPr>
             <w:tcW w:type="dxa" w:w="6917"/>
+            <w:vAlign w:val="center"/>
           </w:tcPr>
           <w:p>
             <w:r/>
@@ -8487,6 +9099,7 @@
     <w:p/>
     <w:p>
       <w:pPr>
+        <w:keepLines/>
         <w:spacing w:before="120" w:after="160"/>
         <w:ind w:left="170"/>
         <w:pBdr>
@@ -8548,6 +9161,7 @@
     </w:p>
     <w:p>
       <w:pPr>
+        <w:keepLines/>
         <w:spacing w:before="120" w:after="160"/>
         <w:ind w:left="170"/>
         <w:pBdr>
@@ -8605,15 +9219,18 @@
       <w:tr>
         <w:trPr>
           <w:cantSplit/>
+          <w:tblHeader/>
         </w:trPr>
         <w:tc>
           <w:tcPr>
             <w:tcW w:type="dxa" w:w="2835"/>
             <w:shd w:val="clear" w:color="auto" w:fill="005A9E"/>
+            <w:vAlign w:val="center"/>
           </w:tcPr>
           <w:p>
             <w:pPr>
               <w:keepNext/>
+              <w:jc w:val="center"/>
             </w:pPr>
             <w:r/>
             <w:r>
@@ -8631,10 +9248,12 @@
           <w:tcPr>
             <w:tcW w:type="dxa" w:w="5783"/>
             <w:shd w:val="clear" w:color="auto" w:fill="005A9E"/>
+            <w:vAlign w:val="center"/>
           </w:tcPr>
           <w:p>
             <w:pPr>
               <w:keepNext/>
+              <w:jc w:val="center"/>
             </w:pPr>
             <w:r/>
             <w:r>
@@ -8656,6 +9275,7 @@
         <w:tc>
           <w:tcPr>
             <w:tcW w:type="dxa" w:w="2835"/>
+            <w:vAlign w:val="center"/>
           </w:tcPr>
           <w:p>
             <w:pPr>
@@ -8675,6 +9295,7 @@
         <w:tc>
           <w:tcPr>
             <w:tcW w:type="dxa" w:w="5783"/>
+            <w:vAlign w:val="center"/>
           </w:tcPr>
           <w:p>
             <w:pPr>
@@ -8699,6 +9320,7 @@
         <w:tc>
           <w:tcPr>
             <w:tcW w:type="dxa" w:w="2835"/>
+            <w:vAlign w:val="center"/>
           </w:tcPr>
           <w:p>
             <w:r/>
@@ -8715,6 +9337,7 @@
         <w:tc>
           <w:tcPr>
             <w:tcW w:type="dxa" w:w="5783"/>
+            <w:vAlign w:val="center"/>
           </w:tcPr>
           <w:p>
             <w:r/>
@@ -8867,13 +9490,14 @@
     </w:p>
     <w:p>
       <w:pPr>
+        <w:keepNext/>
         <w:spacing w:line="240" w:lineRule="auto" w:after="40"/>
         <w:jc w:val="center"/>
       </w:pPr>
       <w:r>
         <w:drawing>
           <wp:inline xmlns:a="http://schemas.openxmlformats.org/drawingml/2006/main" xmlns:pic="http://schemas.openxmlformats.org/drawingml/2006/picture">
-            <wp:extent cx="5580000" cy="1170000"/>
+            <wp:extent cx="4500000" cy="943548"/>
             <wp:docPr id="39" name="Picture 39"/>
             <wp:cNvGraphicFramePr>
               <a:graphicFrameLocks noChangeAspect="1"/>
@@ -8894,7 +9518,7 @@
                   <pic:spPr>
                     <a:xfrm>
                       <a:off x="0" y="0"/>
-                      <a:ext cx="5580000" cy="1170000"/>
+                      <a:ext cx="4500000" cy="943548"/>
                     </a:xfrm>
                     <a:prstGeom prst="rect"/>
                   </pic:spPr>
@@ -8921,13 +9545,14 @@
     </w:p>
     <w:p>
       <w:pPr>
+        <w:keepNext/>
         <w:spacing w:line="240" w:lineRule="auto" w:after="40"/>
         <w:jc w:val="center"/>
       </w:pPr>
       <w:r>
         <w:drawing>
           <wp:inline xmlns:a="http://schemas.openxmlformats.org/drawingml/2006/main" xmlns:pic="http://schemas.openxmlformats.org/drawingml/2006/picture">
-            <wp:extent cx="5580000" cy="2920781"/>
+            <wp:extent cx="1951200" cy="1021331"/>
             <wp:docPr id="40" name="Picture 40"/>
             <wp:cNvGraphicFramePr>
               <a:graphicFrameLocks noChangeAspect="1"/>
@@ -8948,7 +9573,7 @@
                   <pic:spPr>
                     <a:xfrm>
                       <a:off x="0" y="0"/>
-                      <a:ext cx="5580000" cy="2920781"/>
+                      <a:ext cx="1951200" cy="1021331"/>
                     </a:xfrm>
                     <a:prstGeom prst="rect"/>
                   </pic:spPr>
@@ -8975,13 +9600,14 @@
     </w:p>
     <w:p>
       <w:pPr>
+        <w:keepNext/>
         <w:spacing w:line="240" w:lineRule="auto" w:after="40"/>
         <w:jc w:val="center"/>
       </w:pPr>
       <w:r>
         <w:drawing>
           <wp:inline xmlns:a="http://schemas.openxmlformats.org/drawingml/2006/main" xmlns:pic="http://schemas.openxmlformats.org/drawingml/2006/picture">
-            <wp:extent cx="5580000" cy="1682857"/>
+            <wp:extent cx="3841200" cy="1158457"/>
             <wp:docPr id="41" name="Picture 41"/>
             <wp:cNvGraphicFramePr>
               <a:graphicFrameLocks noChangeAspect="1"/>
@@ -9002,7 +9628,7 @@
                   <pic:spPr>
                     <a:xfrm>
                       <a:off x="0" y="0"/>
-                      <a:ext cx="5580000" cy="1682857"/>
+                      <a:ext cx="3841200" cy="1158457"/>
                     </a:xfrm>
                     <a:prstGeom prst="rect"/>
                   </pic:spPr>
@@ -9029,6 +9655,7 @@
     </w:p>
     <w:p>
       <w:pPr>
+        <w:keepLines/>
         <w:spacing w:before="120" w:after="160"/>
         <w:ind w:left="170"/>
         <w:pBdr>
@@ -9086,15 +9713,18 @@
       <w:tr>
         <w:trPr>
           <w:cantSplit/>
+          <w:tblHeader/>
         </w:trPr>
         <w:tc>
           <w:tcPr>
             <w:tcW w:type="dxa" w:w="2608"/>
             <w:shd w:val="clear" w:color="auto" w:fill="005A9E"/>
+            <w:vAlign w:val="center"/>
           </w:tcPr>
           <w:p>
             <w:pPr>
               <w:keepNext/>
+              <w:jc w:val="center"/>
             </w:pPr>
             <w:r/>
             <w:r>
@@ -9112,10 +9742,12 @@
           <w:tcPr>
             <w:tcW w:type="dxa" w:w="6009"/>
             <w:shd w:val="clear" w:color="auto" w:fill="005A9E"/>
+            <w:vAlign w:val="center"/>
           </w:tcPr>
           <w:p>
             <w:pPr>
               <w:keepNext/>
+              <w:jc w:val="center"/>
             </w:pPr>
             <w:r/>
             <w:r>
@@ -9137,6 +9769,7 @@
         <w:tc>
           <w:tcPr>
             <w:tcW w:type="dxa" w:w="2608"/>
+            <w:vAlign w:val="center"/>
           </w:tcPr>
           <w:p>
             <w:pPr>
@@ -9156,6 +9789,7 @@
         <w:tc>
           <w:tcPr>
             <w:tcW w:type="dxa" w:w="6009"/>
+            <w:vAlign w:val="center"/>
           </w:tcPr>
           <w:p>
             <w:pPr>
@@ -9180,6 +9814,7 @@
         <w:tc>
           <w:tcPr>
             <w:tcW w:type="dxa" w:w="2608"/>
+            <w:vAlign w:val="center"/>
           </w:tcPr>
           <w:p>
             <w:pPr>
@@ -9199,6 +9834,7 @@
         <w:tc>
           <w:tcPr>
             <w:tcW w:type="dxa" w:w="6009"/>
+            <w:vAlign w:val="center"/>
           </w:tcPr>
           <w:p>
             <w:pPr>
@@ -9223,6 +9859,7 @@
         <w:tc>
           <w:tcPr>
             <w:tcW w:type="dxa" w:w="2608"/>
+            <w:vAlign w:val="center"/>
           </w:tcPr>
           <w:p>
             <w:pPr>
@@ -9242,6 +9879,7 @@
         <w:tc>
           <w:tcPr>
             <w:tcW w:type="dxa" w:w="6009"/>
+            <w:vAlign w:val="center"/>
           </w:tcPr>
           <w:p>
             <w:pPr>
@@ -9266,6 +9904,7 @@
         <w:tc>
           <w:tcPr>
             <w:tcW w:type="dxa" w:w="2608"/>
+            <w:vAlign w:val="center"/>
           </w:tcPr>
           <w:p>
             <w:r/>
@@ -9282,6 +9921,7 @@
         <w:tc>
           <w:tcPr>
             <w:tcW w:type="dxa" w:w="6009"/>
+            <w:vAlign w:val="center"/>
           </w:tcPr>
           <w:p>
             <w:r/>
@@ -9334,6 +9974,7 @@
     </w:p>
     <w:p>
       <w:pPr>
+        <w:keepLines/>
         <w:spacing w:before="120" w:after="160"/>
         <w:ind w:left="170"/>
         <w:pBdr>
@@ -9460,15 +10101,18 @@
       <w:tr>
         <w:trPr>
           <w:cantSplit/>
+          <w:tblHeader/>
         </w:trPr>
         <w:tc>
           <w:tcPr>
             <w:tcW w:type="dxa" w:w="1474"/>
             <w:shd w:val="clear" w:color="auto" w:fill="005A9E"/>
+            <w:vAlign w:val="center"/>
           </w:tcPr>
           <w:p>
             <w:pPr>
               <w:keepNext/>
+              <w:jc w:val="center"/>
             </w:pPr>
             <w:r/>
             <w:r>
@@ -9486,10 +10130,12 @@
           <w:tcPr>
             <w:tcW w:type="dxa" w:w="1361"/>
             <w:shd w:val="clear" w:color="auto" w:fill="005A9E"/>
+            <w:vAlign w:val="center"/>
           </w:tcPr>
           <w:p>
             <w:pPr>
               <w:keepNext/>
+              <w:jc w:val="center"/>
             </w:pPr>
             <w:r/>
             <w:r>
@@ -9507,10 +10153,12 @@
           <w:tcPr>
             <w:tcW w:type="dxa" w:w="5783"/>
             <w:shd w:val="clear" w:color="auto" w:fill="005A9E"/>
+            <w:vAlign w:val="center"/>
           </w:tcPr>
           <w:p>
             <w:pPr>
               <w:keepNext/>
+              <w:jc w:val="center"/>
             </w:pPr>
             <w:r/>
             <w:r>
@@ -9532,6 +10180,7 @@
         <w:tc>
           <w:tcPr>
             <w:tcW w:type="dxa" w:w="1474"/>
+            <w:vAlign w:val="center"/>
           </w:tcPr>
           <w:p>
             <w:pPr>
@@ -9551,6 +10200,7 @@
         <w:tc>
           <w:tcPr>
             <w:tcW w:type="dxa" w:w="1361"/>
+            <w:vAlign w:val="center"/>
           </w:tcPr>
           <w:p>
             <w:pPr>
@@ -9570,6 +10220,7 @@
         <w:tc>
           <w:tcPr>
             <w:tcW w:type="dxa" w:w="5783"/>
+            <w:vAlign w:val="center"/>
           </w:tcPr>
           <w:p>
             <w:pPr>
@@ -9594,6 +10245,7 @@
         <w:tc>
           <w:tcPr>
             <w:tcW w:type="dxa" w:w="1474"/>
+            <w:vAlign w:val="center"/>
           </w:tcPr>
           <w:p>
             <w:pPr>
@@ -9613,6 +10265,7 @@
         <w:tc>
           <w:tcPr>
             <w:tcW w:type="dxa" w:w="1361"/>
+            <w:vAlign w:val="center"/>
           </w:tcPr>
           <w:p>
             <w:pPr>
@@ -9632,6 +10285,7 @@
         <w:tc>
           <w:tcPr>
             <w:tcW w:type="dxa" w:w="5783"/>
+            <w:vAlign w:val="center"/>
           </w:tcPr>
           <w:p>
             <w:pPr>
@@ -9656,6 +10310,7 @@
         <w:tc>
           <w:tcPr>
             <w:tcW w:type="dxa" w:w="1474"/>
+            <w:vAlign w:val="center"/>
           </w:tcPr>
           <w:p>
             <w:r/>
@@ -9672,6 +10327,7 @@
         <w:tc>
           <w:tcPr>
             <w:tcW w:type="dxa" w:w="1361"/>
+            <w:vAlign w:val="center"/>
           </w:tcPr>
           <w:p>
             <w:r/>
@@ -9688,6 +10344,7 @@
         <w:tc>
           <w:tcPr>
             <w:tcW w:type="dxa" w:w="5783"/>
+            <w:vAlign w:val="center"/>
           </w:tcPr>
           <w:p>
             <w:r/>
@@ -9740,13 +10397,14 @@
     </w:p>
     <w:p>
       <w:pPr>
+        <w:keepNext/>
         <w:spacing w:line="240" w:lineRule="auto" w:after="40"/>
         <w:jc w:val="center"/>
       </w:pPr>
       <w:r>
         <w:drawing>
           <wp:inline xmlns:a="http://schemas.openxmlformats.org/drawingml/2006/main" xmlns:pic="http://schemas.openxmlformats.org/drawingml/2006/picture">
-            <wp:extent cx="5580000" cy="1340032"/>
+            <wp:extent cx="4500000" cy="1080671"/>
             <wp:docPr id="42" name="Picture 42"/>
             <wp:cNvGraphicFramePr>
               <a:graphicFrameLocks noChangeAspect="1"/>
@@ -9767,7 +10425,7 @@
                   <pic:spPr>
                     <a:xfrm>
                       <a:off x="0" y="0"/>
-                      <a:ext cx="5580000" cy="1340032"/>
+                      <a:ext cx="4500000" cy="1080671"/>
                     </a:xfrm>
                     <a:prstGeom prst="rect"/>
                   </pic:spPr>
@@ -9794,6 +10452,7 @@
     </w:p>
     <w:p>
       <w:pPr>
+        <w:keepLines/>
         <w:spacing w:before="120" w:after="160"/>
         <w:ind w:left="170"/>
         <w:pBdr>
@@ -9860,15 +10519,18 @@
       <w:tr>
         <w:trPr>
           <w:cantSplit/>
+          <w:tblHeader/>
         </w:trPr>
         <w:tc>
           <w:tcPr>
             <w:tcW w:type="dxa" w:w="1814"/>
             <w:shd w:val="clear" w:color="auto" w:fill="005A9E"/>
+            <w:vAlign w:val="center"/>
           </w:tcPr>
           <w:p>
             <w:pPr>
               <w:keepNext/>
+              <w:jc w:val="center"/>
             </w:pPr>
             <w:r/>
             <w:r>
@@ -9886,10 +10548,12 @@
           <w:tcPr>
             <w:tcW w:type="dxa" w:w="4195"/>
             <w:shd w:val="clear" w:color="auto" w:fill="005A9E"/>
+            <w:vAlign w:val="center"/>
           </w:tcPr>
           <w:p>
             <w:pPr>
               <w:keepNext/>
+              <w:jc w:val="center"/>
             </w:pPr>
             <w:r/>
             <w:r>
@@ -9907,10 +10571,12 @@
           <w:tcPr>
             <w:tcW w:type="dxa" w:w="2608"/>
             <w:shd w:val="clear" w:color="auto" w:fill="005A9E"/>
+            <w:vAlign w:val="center"/>
           </w:tcPr>
           <w:p>
             <w:pPr>
               <w:keepNext/>
+              <w:jc w:val="center"/>
             </w:pPr>
             <w:r/>
             <w:r>
@@ -9932,6 +10598,7 @@
         <w:tc>
           <w:tcPr>
             <w:tcW w:type="dxa" w:w="1814"/>
+            <w:vAlign w:val="center"/>
           </w:tcPr>
           <w:p>
             <w:pPr>
@@ -9951,6 +10618,7 @@
         <w:tc>
           <w:tcPr>
             <w:tcW w:type="dxa" w:w="4195"/>
+            <w:vAlign w:val="center"/>
           </w:tcPr>
           <w:p>
             <w:pPr>
@@ -9970,6 +10638,7 @@
         <w:tc>
           <w:tcPr>
             <w:tcW w:type="dxa" w:w="2608"/>
+            <w:vAlign w:val="center"/>
           </w:tcPr>
           <w:p>
             <w:pPr>
@@ -9994,6 +10663,7 @@
         <w:tc>
           <w:tcPr>
             <w:tcW w:type="dxa" w:w="1814"/>
+            <w:vAlign w:val="center"/>
           </w:tcPr>
           <w:p>
             <w:pPr>
@@ -10013,6 +10683,7 @@
         <w:tc>
           <w:tcPr>
             <w:tcW w:type="dxa" w:w="4195"/>
+            <w:vAlign w:val="center"/>
           </w:tcPr>
           <w:p>
             <w:pPr>
@@ -10032,6 +10703,7 @@
         <w:tc>
           <w:tcPr>
             <w:tcW w:type="dxa" w:w="2608"/>
+            <w:vAlign w:val="center"/>
           </w:tcPr>
           <w:p>
             <w:pPr>
@@ -10056,6 +10728,7 @@
         <w:tc>
           <w:tcPr>
             <w:tcW w:type="dxa" w:w="1814"/>
+            <w:vAlign w:val="center"/>
           </w:tcPr>
           <w:p>
             <w:pPr>
@@ -10075,6 +10748,7 @@
         <w:tc>
           <w:tcPr>
             <w:tcW w:type="dxa" w:w="4195"/>
+            <w:vAlign w:val="center"/>
           </w:tcPr>
           <w:p>
             <w:pPr>
@@ -10094,6 +10768,7 @@
         <w:tc>
           <w:tcPr>
             <w:tcW w:type="dxa" w:w="2608"/>
+            <w:vAlign w:val="center"/>
           </w:tcPr>
           <w:p>
             <w:pPr>
@@ -10118,6 +10793,7 @@
         <w:tc>
           <w:tcPr>
             <w:tcW w:type="dxa" w:w="1814"/>
+            <w:vAlign w:val="center"/>
           </w:tcPr>
           <w:p>
             <w:r/>
@@ -10134,6 +10810,7 @@
         <w:tc>
           <w:tcPr>
             <w:tcW w:type="dxa" w:w="4195"/>
+            <w:vAlign w:val="center"/>
           </w:tcPr>
           <w:p>
             <w:r/>
@@ -10150,6 +10827,7 @@
         <w:tc>
           <w:tcPr>
             <w:tcW w:type="dxa" w:w="2608"/>
+            <w:vAlign w:val="center"/>
           </w:tcPr>
           <w:p>
             <w:r/>
@@ -10168,6 +10846,7 @@
     <w:p/>
     <w:p>
       <w:pPr>
+        <w:keepLines/>
         <w:spacing w:before="120" w:after="160"/>
         <w:ind w:left="170"/>
         <w:pBdr>
@@ -10225,15 +10904,18 @@
       <w:tr>
         <w:trPr>
           <w:cantSplit/>
+          <w:tblHeader/>
         </w:trPr>
         <w:tc>
           <w:tcPr>
             <w:tcW w:type="dxa" w:w="1814"/>
             <w:shd w:val="clear" w:color="auto" w:fill="005A9E"/>
+            <w:vAlign w:val="center"/>
           </w:tcPr>
           <w:p>
             <w:pPr>
               <w:keepNext/>
+              <w:jc w:val="center"/>
             </w:pPr>
             <w:r/>
             <w:r>
@@ -10251,10 +10933,12 @@
           <w:tcPr>
             <w:tcW w:type="dxa" w:w="6803"/>
             <w:shd w:val="clear" w:color="auto" w:fill="005A9E"/>
+            <w:vAlign w:val="center"/>
           </w:tcPr>
           <w:p>
             <w:pPr>
               <w:keepNext/>
+              <w:jc w:val="center"/>
             </w:pPr>
             <w:r/>
             <w:r>
@@ -10276,6 +10960,7 @@
         <w:tc>
           <w:tcPr>
             <w:tcW w:type="dxa" w:w="1814"/>
+            <w:vAlign w:val="center"/>
           </w:tcPr>
           <w:p>
             <w:pPr>
@@ -10295,6 +10980,7 @@
         <w:tc>
           <w:tcPr>
             <w:tcW w:type="dxa" w:w="6803"/>
+            <w:vAlign w:val="center"/>
           </w:tcPr>
           <w:p>
             <w:pPr>
@@ -10319,6 +11005,7 @@
         <w:tc>
           <w:tcPr>
             <w:tcW w:type="dxa" w:w="1814"/>
+            <w:vAlign w:val="center"/>
           </w:tcPr>
           <w:p>
             <w:pPr>
@@ -10338,6 +11025,7 @@
         <w:tc>
           <w:tcPr>
             <w:tcW w:type="dxa" w:w="6803"/>
+            <w:vAlign w:val="center"/>
           </w:tcPr>
           <w:p>
             <w:pPr>
@@ -10362,6 +11050,7 @@
         <w:tc>
           <w:tcPr>
             <w:tcW w:type="dxa" w:w="1814"/>
+            <w:vAlign w:val="center"/>
           </w:tcPr>
           <w:p>
             <w:r/>
@@ -10378,6 +11067,7 @@
         <w:tc>
           <w:tcPr>
             <w:tcW w:type="dxa" w:w="6803"/>
+            <w:vAlign w:val="center"/>
           </w:tcPr>
           <w:p>
             <w:r/>
@@ -10396,6 +11086,7 @@
     <w:p/>
     <w:p>
       <w:pPr>
+        <w:keepLines/>
         <w:spacing w:before="120" w:after="160"/>
         <w:ind w:left="170"/>
         <w:pBdr>
@@ -10465,6 +11156,7 @@
     </w:p>
     <w:p>
       <w:pPr>
+        <w:keepLines/>
         <w:spacing w:before="120" w:after="160"/>
         <w:ind w:left="170"/>
         <w:pBdr>
@@ -10523,15 +11215,18 @@
       <w:tr>
         <w:trPr>
           <w:cantSplit/>
+          <w:tblHeader/>
         </w:trPr>
         <w:tc>
           <w:tcPr>
             <w:tcW w:type="dxa" w:w="1701"/>
             <w:shd w:val="clear" w:color="auto" w:fill="005A9E"/>
+            <w:vAlign w:val="center"/>
           </w:tcPr>
           <w:p>
             <w:pPr>
               <w:keepNext/>
+              <w:jc w:val="center"/>
             </w:pPr>
             <w:r/>
             <w:r>
@@ -10549,10 +11244,12 @@
           <w:tcPr>
             <w:tcW w:type="dxa" w:w="2608"/>
             <w:shd w:val="clear" w:color="auto" w:fill="005A9E"/>
+            <w:vAlign w:val="center"/>
           </w:tcPr>
           <w:p>
             <w:pPr>
               <w:keepNext/>
+              <w:jc w:val="center"/>
             </w:pPr>
             <w:r/>
             <w:r>
@@ -10570,10 +11267,12 @@
           <w:tcPr>
             <w:tcW w:type="dxa" w:w="4309"/>
             <w:shd w:val="clear" w:color="auto" w:fill="005A9E"/>
+            <w:vAlign w:val="center"/>
           </w:tcPr>
           <w:p>
             <w:pPr>
               <w:keepNext/>
+              <w:jc w:val="center"/>
             </w:pPr>
             <w:r/>
             <w:r>
@@ -10595,6 +11294,7 @@
         <w:tc>
           <w:tcPr>
             <w:tcW w:type="dxa" w:w="1701"/>
+            <w:vAlign w:val="center"/>
           </w:tcPr>
           <w:p>
             <w:pPr>
@@ -10614,6 +11314,7 @@
         <w:tc>
           <w:tcPr>
             <w:tcW w:type="dxa" w:w="2608"/>
+            <w:vAlign w:val="center"/>
           </w:tcPr>
           <w:p>
             <w:pPr>
@@ -10633,6 +11334,7 @@
         <w:tc>
           <w:tcPr>
             <w:tcW w:type="dxa" w:w="4309"/>
+            <w:vAlign w:val="center"/>
           </w:tcPr>
           <w:p>
             <w:pPr>
@@ -10657,6 +11359,7 @@
         <w:tc>
           <w:tcPr>
             <w:tcW w:type="dxa" w:w="1701"/>
+            <w:vAlign w:val="center"/>
           </w:tcPr>
           <w:p>
             <w:r/>
@@ -10673,6 +11376,7 @@
         <w:tc>
           <w:tcPr>
             <w:tcW w:type="dxa" w:w="2608"/>
+            <w:vAlign w:val="center"/>
           </w:tcPr>
           <w:p>
             <w:r/>
@@ -10689,6 +11393,7 @@
         <w:tc>
           <w:tcPr>
             <w:tcW w:type="dxa" w:w="4309"/>
+            <w:vAlign w:val="center"/>
           </w:tcPr>
           <w:p>
             <w:r/>
@@ -10745,15 +11450,18 @@
       <w:tr>
         <w:trPr>
           <w:cantSplit/>
+          <w:tblHeader/>
         </w:trPr>
         <w:tc>
           <w:tcPr>
             <w:tcW w:type="dxa" w:w="2835"/>
             <w:shd w:val="clear" w:color="auto" w:fill="005A9E"/>
+            <w:vAlign w:val="center"/>
           </w:tcPr>
           <w:p>
             <w:pPr>
               <w:keepNext/>
+              <w:jc w:val="center"/>
             </w:pPr>
             <w:r/>
             <w:r>
@@ -10771,10 +11479,12 @@
           <w:tcPr>
             <w:tcW w:type="dxa" w:w="5783"/>
             <w:shd w:val="clear" w:color="auto" w:fill="005A9E"/>
+            <w:vAlign w:val="center"/>
           </w:tcPr>
           <w:p>
             <w:pPr>
               <w:keepNext/>
+              <w:jc w:val="center"/>
             </w:pPr>
             <w:r/>
             <w:r>
@@ -10796,6 +11506,7 @@
         <w:tc>
           <w:tcPr>
             <w:tcW w:type="dxa" w:w="2835"/>
+            <w:vAlign w:val="center"/>
           </w:tcPr>
           <w:p>
             <w:pPr>
@@ -10815,6 +11526,7 @@
         <w:tc>
           <w:tcPr>
             <w:tcW w:type="dxa" w:w="5783"/>
+            <w:vAlign w:val="center"/>
           </w:tcPr>
           <w:p>
             <w:pPr>
@@ -10839,6 +11551,7 @@
         <w:tc>
           <w:tcPr>
             <w:tcW w:type="dxa" w:w="2835"/>
+            <w:vAlign w:val="center"/>
           </w:tcPr>
           <w:p>
             <w:pPr>
@@ -10858,6 +11571,7 @@
         <w:tc>
           <w:tcPr>
             <w:tcW w:type="dxa" w:w="5783"/>
+            <w:vAlign w:val="center"/>
           </w:tcPr>
           <w:p>
             <w:pPr>
@@ -10882,6 +11596,7 @@
         <w:tc>
           <w:tcPr>
             <w:tcW w:type="dxa" w:w="2835"/>
+            <w:vAlign w:val="center"/>
           </w:tcPr>
           <w:p>
             <w:pPr>
@@ -10901,6 +11616,7 @@
         <w:tc>
           <w:tcPr>
             <w:tcW w:type="dxa" w:w="5783"/>
+            <w:vAlign w:val="center"/>
           </w:tcPr>
           <w:p>
             <w:pPr>
@@ -10925,6 +11641,7 @@
         <w:tc>
           <w:tcPr>
             <w:tcW w:type="dxa" w:w="2835"/>
+            <w:vAlign w:val="center"/>
           </w:tcPr>
           <w:p>
             <w:r/>
@@ -10941,6 +11658,7 @@
         <w:tc>
           <w:tcPr>
             <w:tcW w:type="dxa" w:w="5783"/>
+            <w:vAlign w:val="center"/>
           </w:tcPr>
           <w:p>
             <w:r/>
@@ -11001,6 +11719,7 @@
     </w:p>
     <w:p>
       <w:pPr>
+        <w:keepLines/>
         <w:spacing w:before="120" w:after="160"/>
         <w:ind w:left="170"/>
         <w:pBdr>
@@ -11058,15 +11777,18 @@
       <w:tr>
         <w:trPr>
           <w:cantSplit/>
+          <w:tblHeader/>
         </w:trPr>
         <w:tc>
           <w:tcPr>
             <w:tcW w:type="dxa" w:w="3402"/>
             <w:shd w:val="clear" w:color="auto" w:fill="005A9E"/>
+            <w:vAlign w:val="center"/>
           </w:tcPr>
           <w:p>
             <w:pPr>
               <w:keepNext/>
+              <w:jc w:val="center"/>
             </w:pPr>
             <w:r/>
             <w:r>
@@ -11084,10 +11806,12 @@
           <w:tcPr>
             <w:tcW w:type="dxa" w:w="5216"/>
             <w:shd w:val="clear" w:color="auto" w:fill="005A9E"/>
+            <w:vAlign w:val="center"/>
           </w:tcPr>
           <w:p>
             <w:pPr>
               <w:keepNext/>
+              <w:jc w:val="center"/>
             </w:pPr>
             <w:r/>
             <w:r>
@@ -11109,6 +11833,7 @@
         <w:tc>
           <w:tcPr>
             <w:tcW w:type="dxa" w:w="3402"/>
+            <w:vAlign w:val="center"/>
           </w:tcPr>
           <w:p>
             <w:pPr>
@@ -11128,6 +11853,7 @@
         <w:tc>
           <w:tcPr>
             <w:tcW w:type="dxa" w:w="5216"/>
+            <w:vAlign w:val="center"/>
           </w:tcPr>
           <w:p>
             <w:pPr>
@@ -11152,6 +11878,7 @@
         <w:tc>
           <w:tcPr>
             <w:tcW w:type="dxa" w:w="3402"/>
+            <w:vAlign w:val="center"/>
           </w:tcPr>
           <w:p>
             <w:pPr>
@@ -11171,6 +11898,7 @@
         <w:tc>
           <w:tcPr>
             <w:tcW w:type="dxa" w:w="5216"/>
+            <w:vAlign w:val="center"/>
           </w:tcPr>
           <w:p>
             <w:pPr>
@@ -11195,6 +11923,7 @@
         <w:tc>
           <w:tcPr>
             <w:tcW w:type="dxa" w:w="3402"/>
+            <w:vAlign w:val="center"/>
           </w:tcPr>
           <w:p>
             <w:pPr>
@@ -11214,6 +11943,7 @@
         <w:tc>
           <w:tcPr>
             <w:tcW w:type="dxa" w:w="5216"/>
+            <w:vAlign w:val="center"/>
           </w:tcPr>
           <w:p>
             <w:pPr>
@@ -11238,6 +11968,7 @@
         <w:tc>
           <w:tcPr>
             <w:tcW w:type="dxa" w:w="3402"/>
+            <w:vAlign w:val="center"/>
           </w:tcPr>
           <w:p>
             <w:r/>
@@ -11254,6 +11985,7 @@
         <w:tc>
           <w:tcPr>
             <w:tcW w:type="dxa" w:w="5216"/>
+            <w:vAlign w:val="center"/>
           </w:tcPr>
           <w:p>
             <w:r/>
@@ -11292,15 +12024,18 @@
       <w:tr>
         <w:trPr>
           <w:cantSplit/>
+          <w:tblHeader/>
         </w:trPr>
         <w:tc>
           <w:tcPr>
             <w:tcW w:type="dxa" w:w="3061"/>
             <w:shd w:val="clear" w:color="auto" w:fill="005A9E"/>
+            <w:vAlign w:val="center"/>
           </w:tcPr>
           <w:p>
             <w:pPr>
               <w:keepNext/>
+              <w:jc w:val="center"/>
             </w:pPr>
             <w:r/>
             <w:r>
@@ -11318,10 +12053,12 @@
           <w:tcPr>
             <w:tcW w:type="dxa" w:w="5556"/>
             <w:shd w:val="clear" w:color="auto" w:fill="005A9E"/>
+            <w:vAlign w:val="center"/>
           </w:tcPr>
           <w:p>
             <w:pPr>
               <w:keepNext/>
+              <w:jc w:val="center"/>
             </w:pPr>
             <w:r/>
             <w:r>
@@ -11343,6 +12080,7 @@
         <w:tc>
           <w:tcPr>
             <w:tcW w:type="dxa" w:w="3061"/>
+            <w:vAlign w:val="center"/>
           </w:tcPr>
           <w:p>
             <w:pPr>
@@ -11362,6 +12100,7 @@
         <w:tc>
           <w:tcPr>
             <w:tcW w:type="dxa" w:w="5556"/>
+            <w:vAlign w:val="center"/>
           </w:tcPr>
           <w:p>
             <w:pPr>
@@ -11386,6 +12125,7 @@
         <w:tc>
           <w:tcPr>
             <w:tcW w:type="dxa" w:w="3061"/>
+            <w:vAlign w:val="center"/>
           </w:tcPr>
           <w:p>
             <w:pPr>
@@ -11405,6 +12145,7 @@
         <w:tc>
           <w:tcPr>
             <w:tcW w:type="dxa" w:w="5556"/>
+            <w:vAlign w:val="center"/>
           </w:tcPr>
           <w:p>
             <w:pPr>
@@ -11429,6 +12170,7 @@
         <w:tc>
           <w:tcPr>
             <w:tcW w:type="dxa" w:w="3061"/>
+            <w:vAlign w:val="center"/>
           </w:tcPr>
           <w:p>
             <w:pPr>
@@ -11448,6 +12190,7 @@
         <w:tc>
           <w:tcPr>
             <w:tcW w:type="dxa" w:w="5556"/>
+            <w:vAlign w:val="center"/>
           </w:tcPr>
           <w:p>
             <w:pPr>
@@ -11472,6 +12215,7 @@
         <w:tc>
           <w:tcPr>
             <w:tcW w:type="dxa" w:w="3061"/>
+            <w:vAlign w:val="center"/>
           </w:tcPr>
           <w:p>
             <w:r/>
@@ -11488,6 +12232,7 @@
         <w:tc>
           <w:tcPr>
             <w:tcW w:type="dxa" w:w="5556"/>
+            <w:vAlign w:val="center"/>
           </w:tcPr>
           <w:p>
             <w:r/>
@@ -11636,15 +12381,18 @@
       <w:tr>
         <w:trPr>
           <w:cantSplit/>
+          <w:tblHeader/>
         </w:trPr>
         <w:tc>
           <w:tcPr>
             <w:tcW w:type="dxa" w:w="1814"/>
             <w:shd w:val="clear" w:color="auto" w:fill="005A9E"/>
+            <w:vAlign w:val="center"/>
           </w:tcPr>
           <w:p>
             <w:pPr>
               <w:keepNext/>
+              <w:jc w:val="center"/>
             </w:pPr>
             <w:r/>
             <w:r>
@@ -11662,10 +12410,12 @@
           <w:tcPr>
             <w:tcW w:type="dxa" w:w="6803"/>
             <w:shd w:val="clear" w:color="auto" w:fill="005A9E"/>
+            <w:vAlign w:val="center"/>
           </w:tcPr>
           <w:p>
             <w:pPr>
               <w:keepNext/>
+              <w:jc w:val="center"/>
             </w:pPr>
             <w:r/>
             <w:r>
@@ -11687,6 +12437,7 @@
         <w:tc>
           <w:tcPr>
             <w:tcW w:type="dxa" w:w="1814"/>
+            <w:vAlign w:val="center"/>
           </w:tcPr>
           <w:p>
             <w:pPr>
@@ -11706,6 +12457,7 @@
         <w:tc>
           <w:tcPr>
             <w:tcW w:type="dxa" w:w="6803"/>
+            <w:vAlign w:val="center"/>
           </w:tcPr>
           <w:p>
             <w:pPr>
@@ -11730,6 +12482,7 @@
         <w:tc>
           <w:tcPr>
             <w:tcW w:type="dxa" w:w="1814"/>
+            <w:vAlign w:val="center"/>
           </w:tcPr>
           <w:p>
             <w:pPr>
@@ -11749,6 +12502,7 @@
         <w:tc>
           <w:tcPr>
             <w:tcW w:type="dxa" w:w="6803"/>
+            <w:vAlign w:val="center"/>
           </w:tcPr>
           <w:p>
             <w:pPr>
@@ -11773,6 +12527,7 @@
         <w:tc>
           <w:tcPr>
             <w:tcW w:type="dxa" w:w="1814"/>
+            <w:vAlign w:val="center"/>
           </w:tcPr>
           <w:p>
             <w:pPr>
@@ -11792,6 +12547,7 @@
         <w:tc>
           <w:tcPr>
             <w:tcW w:type="dxa" w:w="6803"/>
+            <w:vAlign w:val="center"/>
           </w:tcPr>
           <w:p>
             <w:pPr>
@@ -11816,6 +12572,7 @@
         <w:tc>
           <w:tcPr>
             <w:tcW w:type="dxa" w:w="1814"/>
+            <w:vAlign w:val="center"/>
           </w:tcPr>
           <w:p>
             <w:pPr>
@@ -11835,6 +12592,7 @@
         <w:tc>
           <w:tcPr>
             <w:tcW w:type="dxa" w:w="6803"/>
+            <w:vAlign w:val="center"/>
           </w:tcPr>
           <w:p>
             <w:pPr>
@@ -11859,6 +12617,7 @@
         <w:tc>
           <w:tcPr>
             <w:tcW w:type="dxa" w:w="1814"/>
+            <w:vAlign w:val="center"/>
           </w:tcPr>
           <w:p>
             <w:pPr>
@@ -11878,6 +12637,7 @@
         <w:tc>
           <w:tcPr>
             <w:tcW w:type="dxa" w:w="6803"/>
+            <w:vAlign w:val="center"/>
           </w:tcPr>
           <w:p>
             <w:pPr>
@@ -11902,6 +12662,7 @@
         <w:tc>
           <w:tcPr>
             <w:tcW w:type="dxa" w:w="1814"/>
+            <w:vAlign w:val="center"/>
           </w:tcPr>
           <w:p>
             <w:pPr>
@@ -11921,6 +12682,7 @@
         <w:tc>
           <w:tcPr>
             <w:tcW w:type="dxa" w:w="6803"/>
+            <w:vAlign w:val="center"/>
           </w:tcPr>
           <w:p>
             <w:pPr>
@@ -11945,6 +12707,7 @@
         <w:tc>
           <w:tcPr>
             <w:tcW w:type="dxa" w:w="1814"/>
+            <w:vAlign w:val="center"/>
           </w:tcPr>
           <w:p>
             <w:r/>
@@ -11961,6 +12724,7 @@
         <w:tc>
           <w:tcPr>
             <w:tcW w:type="dxa" w:w="6803"/>
+            <w:vAlign w:val="center"/>
           </w:tcPr>
           <w:p>
             <w:r/>
@@ -11999,15 +12763,18 @@
       <w:tr>
         <w:trPr>
           <w:cantSplit/>
+          <w:tblHeader/>
         </w:trPr>
         <w:tc>
           <w:tcPr>
             <w:tcW w:type="dxa" w:w="2494"/>
             <w:shd w:val="clear" w:color="auto" w:fill="005A9E"/>
+            <w:vAlign w:val="center"/>
           </w:tcPr>
           <w:p>
             <w:pPr>
               <w:keepNext/>
+              <w:jc w:val="center"/>
             </w:pPr>
             <w:r/>
             <w:r>
@@ -12025,10 +12792,12 @@
           <w:tcPr>
             <w:tcW w:type="dxa" w:w="6123"/>
             <w:shd w:val="clear" w:color="auto" w:fill="005A9E"/>
+            <w:vAlign w:val="center"/>
           </w:tcPr>
           <w:p>
             <w:pPr>
               <w:keepNext/>
+              <w:jc w:val="center"/>
             </w:pPr>
             <w:r/>
             <w:r>
@@ -12050,6 +12819,7 @@
         <w:tc>
           <w:tcPr>
             <w:tcW w:type="dxa" w:w="2494"/>
+            <w:vAlign w:val="center"/>
           </w:tcPr>
           <w:p>
             <w:pPr>
@@ -12069,6 +12839,7 @@
         <w:tc>
           <w:tcPr>
             <w:tcW w:type="dxa" w:w="6123"/>
+            <w:vAlign w:val="center"/>
           </w:tcPr>
           <w:p>
             <w:pPr>
@@ -12093,6 +12864,7 @@
         <w:tc>
           <w:tcPr>
             <w:tcW w:type="dxa" w:w="2494"/>
+            <w:vAlign w:val="center"/>
           </w:tcPr>
           <w:p>
             <w:pPr>
@@ -12112,6 +12884,7 @@
         <w:tc>
           <w:tcPr>
             <w:tcW w:type="dxa" w:w="6123"/>
+            <w:vAlign w:val="center"/>
           </w:tcPr>
           <w:p>
             <w:pPr>
@@ -12136,6 +12909,7 @@
         <w:tc>
           <w:tcPr>
             <w:tcW w:type="dxa" w:w="2494"/>
+            <w:vAlign w:val="center"/>
           </w:tcPr>
           <w:p>
             <w:pPr>
@@ -12155,6 +12929,7 @@
         <w:tc>
           <w:tcPr>
             <w:tcW w:type="dxa" w:w="6123"/>
+            <w:vAlign w:val="center"/>
           </w:tcPr>
           <w:p>
             <w:pPr>
@@ -12179,6 +12954,7 @@
         <w:tc>
           <w:tcPr>
             <w:tcW w:type="dxa" w:w="2494"/>
+            <w:vAlign w:val="center"/>
           </w:tcPr>
           <w:p>
             <w:pPr>
@@ -12198,6 +12974,7 @@
         <w:tc>
           <w:tcPr>
             <w:tcW w:type="dxa" w:w="6123"/>
+            <w:vAlign w:val="center"/>
           </w:tcPr>
           <w:p>
             <w:pPr>
@@ -12222,6 +12999,7 @@
         <w:tc>
           <w:tcPr>
             <w:tcW w:type="dxa" w:w="2494"/>
+            <w:vAlign w:val="center"/>
           </w:tcPr>
           <w:p>
             <w:pPr>
@@ -12241,6 +13019,7 @@
         <w:tc>
           <w:tcPr>
             <w:tcW w:type="dxa" w:w="6123"/>
+            <w:vAlign w:val="center"/>
           </w:tcPr>
           <w:p>
             <w:pPr>
@@ -12265,6 +13044,7 @@
         <w:tc>
           <w:tcPr>
             <w:tcW w:type="dxa" w:w="2494"/>
+            <w:vAlign w:val="center"/>
           </w:tcPr>
           <w:p>
             <w:pPr>
@@ -12284,6 +13064,7 @@
         <w:tc>
           <w:tcPr>
             <w:tcW w:type="dxa" w:w="6123"/>
+            <w:vAlign w:val="center"/>
           </w:tcPr>
           <w:p>
             <w:pPr>
@@ -12308,6 +13089,7 @@
         <w:tc>
           <w:tcPr>
             <w:tcW w:type="dxa" w:w="2494"/>
+            <w:vAlign w:val="center"/>
           </w:tcPr>
           <w:p>
             <w:r/>
@@ -12324,6 +13106,7 @@
         <w:tc>
           <w:tcPr>
             <w:tcW w:type="dxa" w:w="6123"/>
+            <w:vAlign w:val="center"/>
           </w:tcPr>
           <w:p>
             <w:r/>
@@ -12362,15 +13145,18 @@
       <w:tr>
         <w:trPr>
           <w:cantSplit/>
+          <w:tblHeader/>
         </w:trPr>
         <w:tc>
           <w:tcPr>
             <w:tcW w:type="dxa" w:w="1361"/>
             <w:shd w:val="clear" w:color="auto" w:fill="005A9E"/>
+            <w:vAlign w:val="center"/>
           </w:tcPr>
           <w:p>
             <w:pPr>
               <w:keepNext/>
+              <w:jc w:val="center"/>
             </w:pPr>
             <w:r/>
             <w:r>
@@ -12388,10 +13174,12 @@
           <w:tcPr>
             <w:tcW w:type="dxa" w:w="7257"/>
             <w:shd w:val="clear" w:color="auto" w:fill="005A9E"/>
+            <w:vAlign w:val="center"/>
           </w:tcPr>
           <w:p>
             <w:pPr>
               <w:keepNext/>
+              <w:jc w:val="center"/>
             </w:pPr>
             <w:r/>
             <w:r>
@@ -12413,6 +13201,7 @@
         <w:tc>
           <w:tcPr>
             <w:tcW w:type="dxa" w:w="1361"/>
+            <w:vAlign w:val="center"/>
           </w:tcPr>
           <w:p>
             <w:pPr>
@@ -12432,6 +13221,7 @@
         <w:tc>
           <w:tcPr>
             <w:tcW w:type="dxa" w:w="7257"/>
+            <w:vAlign w:val="center"/>
           </w:tcPr>
           <w:p>
             <w:pPr>
@@ -12456,6 +13246,7 @@
         <w:tc>
           <w:tcPr>
             <w:tcW w:type="dxa" w:w="1361"/>
+            <w:vAlign w:val="center"/>
           </w:tcPr>
           <w:p>
             <w:pPr>
@@ -12475,6 +13266,7 @@
         <w:tc>
           <w:tcPr>
             <w:tcW w:type="dxa" w:w="7257"/>
+            <w:vAlign w:val="center"/>
           </w:tcPr>
           <w:p>
             <w:pPr>
@@ -12499,6 +13291,7 @@
         <w:tc>
           <w:tcPr>
             <w:tcW w:type="dxa" w:w="1361"/>
+            <w:vAlign w:val="center"/>
           </w:tcPr>
           <w:p>
             <w:pPr>
@@ -12518,6 +13311,7 @@
         <w:tc>
           <w:tcPr>
             <w:tcW w:type="dxa" w:w="7257"/>
+            <w:vAlign w:val="center"/>
           </w:tcPr>
           <w:p>
             <w:pPr>
@@ -12542,6 +13336,7 @@
         <w:tc>
           <w:tcPr>
             <w:tcW w:type="dxa" w:w="1361"/>
+            <w:vAlign w:val="center"/>
           </w:tcPr>
           <w:p>
             <w:pPr>
@@ -12561,6 +13356,7 @@
         <w:tc>
           <w:tcPr>
             <w:tcW w:type="dxa" w:w="7257"/>
+            <w:vAlign w:val="center"/>
           </w:tcPr>
           <w:p>
             <w:pPr>
@@ -12585,6 +13381,7 @@
         <w:tc>
           <w:tcPr>
             <w:tcW w:type="dxa" w:w="1361"/>
+            <w:vAlign w:val="center"/>
           </w:tcPr>
           <w:p>
             <w:r/>
@@ -12601,6 +13398,7 @@
         <w:tc>
           <w:tcPr>
             <w:tcW w:type="dxa" w:w="7257"/>
+            <w:vAlign w:val="center"/>
           </w:tcPr>
           <w:p>
             <w:r/>
@@ -13013,6 +13811,7 @@
     <w:qFormat/>
     <w:rsid w:val="00FC693F"/>
     <w:pPr>
+      <w:widowControl/>
       <w:spacing w:after="120" w:line="324" w:lineRule="auto"/>
     </w:pPr>
     <w:rPr>

--- a/docs/manual/업무현황_대시보드_사용자매뉴얼.docx
+++ b/docs/manual/업무현황_대시보드_사용자매뉴얼.docx
@@ -2927,6 +2927,61 @@
       </w:r>
     </w:p>
     <w:p>
+      <w:pPr>
+        <w:keepNext/>
+        <w:spacing w:line="240" w:lineRule="auto" w:after="40"/>
+        <w:jc w:val="center"/>
+      </w:pPr>
+      <w:r>
+        <w:drawing>
+          <wp:inline xmlns:a="http://schemas.openxmlformats.org/drawingml/2006/main" xmlns:pic="http://schemas.openxmlformats.org/drawingml/2006/picture">
+            <wp:extent cx="4500000" cy="602804"/>
+            <wp:docPr id="7" name="Picture 7"/>
+            <wp:cNvGraphicFramePr>
+              <a:graphicFrameLocks noChangeAspect="1"/>
+            </wp:cNvGraphicFramePr>
+            <a:graphic>
+              <a:graphicData uri="http://schemas.openxmlformats.org/drawingml/2006/picture">
+                <pic:pic>
+                  <pic:nvPicPr>
+                    <pic:cNvPr id="0" name="07b_업무선택_직접입력.png"/>
+                    <pic:cNvPicPr/>
+                  </pic:nvPicPr>
+                  <pic:blipFill>
+                    <a:blip r:embed="rId16"/>
+                    <a:stretch>
+                      <a:fillRect/>
+                    </a:stretch>
+                  </pic:blipFill>
+                  <pic:spPr>
+                    <a:xfrm>
+                      <a:off x="0" y="0"/>
+                      <a:ext cx="4500000" cy="602804"/>
+                    </a:xfrm>
+                    <a:prstGeom prst="rect"/>
+                  </pic:spPr>
+                </pic:pic>
+              </a:graphicData>
+            </a:graphic>
+          </wp:inline>
+        </w:drawing>
+      </w:r>
+    </w:p>
+    <w:p>
+      <w:pPr>
+        <w:spacing w:line="240" w:lineRule="auto" w:after="200"/>
+        <w:jc w:val="center"/>
+      </w:pPr>
+      <w:r>
+        <w:rPr>
+          <w:rFonts w:ascii="맑은 고딕" w:hAnsi="맑은 고딕" w:eastAsia="맑은 고딕" w:cs="맑은 고딕"/>
+          <w:color w:val="777777"/>
+          <w:sz w:val="18"/>
+        </w:rPr>
+        <w:t>그림 2-4  세 칸이 위아래로 놓입니다. ②는 상위업무를 고르기 전이라 회색으로 잠겨 있고, ③만 점선입니다</w:t>
+      </w:r>
+    </w:p>
+    <w:p>
       <w:r>
         <w:rPr>
           <w:rFonts w:ascii="맑은 고딕" w:hAnsi="맑은 고딕" w:eastAsia="맑은 고딕" w:cs="맑은 고딕"/>
@@ -3392,7 +3447,7 @@
         <w:drawing>
           <wp:inline xmlns:a="http://schemas.openxmlformats.org/drawingml/2006/main" xmlns:pic="http://schemas.openxmlformats.org/drawingml/2006/picture">
             <wp:extent cx="4500000" cy="2418750"/>
-            <wp:docPr id="7" name="Picture 7"/>
+            <wp:docPr id="8" name="Picture 8"/>
             <wp:cNvGraphicFramePr>
               <a:graphicFrameLocks noChangeAspect="1"/>
             </wp:cNvGraphicFramePr>
@@ -3404,7 +3459,7 @@
                     <pic:cNvPicPr/>
                   </pic:nvPicPr>
                   <pic:blipFill>
-                    <a:blip r:embed="rId16"/>
+                    <a:blip r:embed="rId17"/>
                     <a:stretch>
                       <a:fillRect/>
                     </a:stretch>
@@ -3434,7 +3489,7 @@
           <w:color w:val="777777"/>
           <w:sz w:val="18"/>
         </w:rPr>
-        <w:t>그림 2-4  선택된 시간은 하늘색으로 표시되고 안내 줄이 나옵니다</w:t>
+        <w:t>그림 2-5  선택된 시간은 하늘색으로 표시되고 안내 줄이 나옵니다</w:t>
       </w:r>
     </w:p>
     <w:p>
@@ -3481,7 +3536,7 @@
         <w:drawing>
           <wp:inline xmlns:a="http://schemas.openxmlformats.org/drawingml/2006/main" xmlns:pic="http://schemas.openxmlformats.org/drawingml/2006/picture">
             <wp:extent cx="4496400" cy="1097426"/>
-            <wp:docPr id="8" name="Picture 8"/>
+            <wp:docPr id="9" name="Picture 9"/>
             <wp:cNvGraphicFramePr>
               <a:graphicFrameLocks noChangeAspect="1"/>
             </wp:cNvGraphicFramePr>
@@ -3493,7 +3548,7 @@
                     <pic:cNvPicPr/>
                   </pic:nvPicPr>
                   <pic:blipFill>
-                    <a:blip r:embed="rId17"/>
+                    <a:blip r:embed="rId18"/>
                     <a:stretch>
                       <a:fillRect/>
                     </a:stretch>
@@ -3523,7 +3578,7 @@
           <w:color w:val="777777"/>
           <w:sz w:val="18"/>
         </w:rPr>
-        <w:t>그림 2-5  저장이 끝나면 화면 아래에 알림이 나옵니다</w:t>
+        <w:t>그림 2-6  저장이 끝나면 화면 아래에 알림이 나옵니다</w:t>
       </w:r>
     </w:p>
     <w:p>
@@ -3726,7 +3781,7 @@
         <w:drawing>
           <wp:inline xmlns:a="http://schemas.openxmlformats.org/drawingml/2006/main" xmlns:pic="http://schemas.openxmlformats.org/drawingml/2006/picture">
             <wp:extent cx="4500000" cy="712766"/>
-            <wp:docPr id="9" name="Picture 9"/>
+            <wp:docPr id="10" name="Picture 10"/>
             <wp:cNvGraphicFramePr>
               <a:graphicFrameLocks noChangeAspect="1"/>
             </wp:cNvGraphicFramePr>
@@ -3738,7 +3793,7 @@
                     <pic:cNvPicPr/>
                   </pic:nvPicPr>
                   <pic:blipFill>
-                    <a:blip r:embed="rId18"/>
+                    <a:blip r:embed="rId19"/>
                     <a:stretch>
                       <a:fillRect/>
                     </a:stretch>
@@ -3768,7 +3823,7 @@
           <w:color w:val="777777"/>
           <w:sz w:val="18"/>
         </w:rPr>
-        <w:t>그림 2-6  날짜 칸과 「오늘」·「조회」 버튼</w:t>
+        <w:t>그림 2-7  날짜 칸과 「오늘」·「조회」 버튼</w:t>
       </w:r>
     </w:p>
     <w:p>
@@ -3815,7 +3870,7 @@
         <w:drawing>
           <wp:inline xmlns:a="http://schemas.openxmlformats.org/drawingml/2006/main" xmlns:pic="http://schemas.openxmlformats.org/drawingml/2006/picture">
             <wp:extent cx="4500000" cy="2418750"/>
-            <wp:docPr id="10" name="Picture 10"/>
+            <wp:docPr id="11" name="Picture 11"/>
             <wp:cNvGraphicFramePr>
               <a:graphicFrameLocks noChangeAspect="1"/>
             </wp:cNvGraphicFramePr>
@@ -3827,7 +3882,7 @@
                     <pic:cNvPicPr/>
                   </pic:nvPicPr>
                   <pic:blipFill>
-                    <a:blip r:embed="rId19"/>
+                    <a:blip r:embed="rId20"/>
                     <a:stretch>
                       <a:fillRect/>
                     </a:stretch>
@@ -3857,7 +3912,7 @@
           <w:color w:val="777777"/>
           <w:sz w:val="18"/>
         </w:rPr>
-        <w:t>그림 2-7  노란 구간이 정규 근무시간입니다</w:t>
+        <w:t>그림 2-8  노란 구간이 정규 근무시간입니다</w:t>
       </w:r>
     </w:p>
     <w:p>
@@ -3932,7 +3987,7 @@
         <w:drawing>
           <wp:inline xmlns:a="http://schemas.openxmlformats.org/drawingml/2006/main" xmlns:pic="http://schemas.openxmlformats.org/drawingml/2006/picture">
             <wp:extent cx="4500000" cy="1248019"/>
-            <wp:docPr id="11" name="Picture 11"/>
+            <wp:docPr id="12" name="Picture 12"/>
             <wp:cNvGraphicFramePr>
               <a:graphicFrameLocks noChangeAspect="1"/>
             </wp:cNvGraphicFramePr>
@@ -3944,7 +3999,7 @@
                     <pic:cNvPicPr/>
                   </pic:nvPicPr>
                   <pic:blipFill>
-                    <a:blip r:embed="rId20"/>
+                    <a:blip r:embed="rId21"/>
                     <a:stretch>
                       <a:fillRect/>
                     </a:stretch>
@@ -4373,7 +4428,7 @@
         <w:drawing>
           <wp:inline xmlns:a="http://schemas.openxmlformats.org/drawingml/2006/main" xmlns:pic="http://schemas.openxmlformats.org/drawingml/2006/picture">
             <wp:extent cx="4500000" cy="1782132"/>
-            <wp:docPr id="12" name="Picture 12"/>
+            <wp:docPr id="13" name="Picture 13"/>
             <wp:cNvGraphicFramePr>
               <a:graphicFrameLocks noChangeAspect="1"/>
             </wp:cNvGraphicFramePr>
@@ -4385,7 +4440,7 @@
                     <pic:cNvPicPr/>
                   </pic:nvPicPr>
                   <pic:blipFill>
-                    <a:blip r:embed="rId21"/>
+                    <a:blip r:embed="rId22"/>
                     <a:stretch>
                       <a:fillRect/>
                     </a:stretch>
@@ -4498,7 +4553,7 @@
         <w:drawing>
           <wp:inline xmlns:a="http://schemas.openxmlformats.org/drawingml/2006/main" xmlns:pic="http://schemas.openxmlformats.org/drawingml/2006/picture">
             <wp:extent cx="3704399" cy="365867"/>
-            <wp:docPr id="13" name="Picture 13"/>
+            <wp:docPr id="14" name="Picture 14"/>
             <wp:cNvGraphicFramePr>
               <a:graphicFrameLocks noChangeAspect="1"/>
             </wp:cNvGraphicFramePr>
@@ -4510,7 +4565,7 @@
                     <pic:cNvPicPr/>
                   </pic:nvPicPr>
                   <pic:blipFill>
-                    <a:blip r:embed="rId22"/>
+                    <a:blip r:embed="rId23"/>
                     <a:stretch>
                       <a:fillRect/>
                     </a:stretch>
@@ -4553,7 +4608,7 @@
         <w:drawing>
           <wp:inline xmlns:a="http://schemas.openxmlformats.org/drawingml/2006/main" xmlns:pic="http://schemas.openxmlformats.org/drawingml/2006/picture">
             <wp:extent cx="4500000" cy="1806883"/>
-            <wp:docPr id="14" name="Picture 14"/>
+            <wp:docPr id="15" name="Picture 15"/>
             <wp:cNvGraphicFramePr>
               <a:graphicFrameLocks noChangeAspect="1"/>
             </wp:cNvGraphicFramePr>
@@ -4565,7 +4620,7 @@
                     <pic:cNvPicPr/>
                   </pic:nvPicPr>
                   <pic:blipFill>
-                    <a:blip r:embed="rId23"/>
+                    <a:blip r:embed="rId24"/>
                     <a:stretch>
                       <a:fillRect/>
                     </a:stretch>
@@ -4644,7 +4699,7 @@
         <w:drawing>
           <wp:inline xmlns:a="http://schemas.openxmlformats.org/drawingml/2006/main" xmlns:pic="http://schemas.openxmlformats.org/drawingml/2006/picture">
             <wp:extent cx="4500000" cy="2203983"/>
-            <wp:docPr id="15" name="Picture 15"/>
+            <wp:docPr id="16" name="Picture 16"/>
             <wp:cNvGraphicFramePr>
               <a:graphicFrameLocks noChangeAspect="1"/>
             </wp:cNvGraphicFramePr>
@@ -4656,7 +4711,7 @@
                     <pic:cNvPicPr/>
                   </pic:nvPicPr>
                   <pic:blipFill>
-                    <a:blip r:embed="rId24"/>
+                    <a:blip r:embed="rId25"/>
                     <a:stretch>
                       <a:fillRect/>
                     </a:stretch>
@@ -5431,7 +5486,7 @@
         <w:drawing>
           <wp:inline xmlns:a="http://schemas.openxmlformats.org/drawingml/2006/main" xmlns:pic="http://schemas.openxmlformats.org/drawingml/2006/picture">
             <wp:extent cx="4500000" cy="2418750"/>
-            <wp:docPr id="16" name="Picture 16"/>
+            <wp:docPr id="17" name="Picture 17"/>
             <wp:cNvGraphicFramePr>
               <a:graphicFrameLocks noChangeAspect="1"/>
             </wp:cNvGraphicFramePr>
@@ -5440,61 +5495,6 @@
                 <pic:pic>
                   <pic:nvPicPr>
                     <pic:cNvPr id="0" name="15_주간_지표_02.png"/>
-                    <pic:cNvPicPr/>
-                  </pic:nvPicPr>
-                  <pic:blipFill>
-                    <a:blip r:embed="rId25"/>
-                    <a:stretch>
-                      <a:fillRect/>
-                    </a:stretch>
-                  </pic:blipFill>
-                  <pic:spPr>
-                    <a:xfrm>
-                      <a:off x="0" y="0"/>
-                      <a:ext cx="4500000" cy="2418750"/>
-                    </a:xfrm>
-                    <a:prstGeom prst="rect"/>
-                  </pic:spPr>
-                </pic:pic>
-              </a:graphicData>
-            </a:graphic>
-          </wp:inline>
-        </w:drawing>
-      </w:r>
-    </w:p>
-    <w:p>
-      <w:pPr>
-        <w:spacing w:line="240" w:lineRule="auto" w:after="200"/>
-        <w:jc w:val="center"/>
-      </w:pPr>
-      <w:r>
-        <w:rPr>
-          <w:rFonts w:ascii="맑은 고딕" w:hAnsi="맑은 고딕" w:eastAsia="맑은 고딕" w:cs="맑은 고딕"/>
-          <w:color w:val="777777"/>
-          <w:sz w:val="18"/>
-        </w:rPr>
-        <w:t>그림 4-4  히트맵과 파레토 구간</w:t>
-      </w:r>
-    </w:p>
-    <w:p>
-      <w:pPr>
-        <w:keepNext/>
-        <w:spacing w:line="240" w:lineRule="auto" w:after="40"/>
-        <w:jc w:val="center"/>
-      </w:pPr>
-      <w:r>
-        <w:drawing>
-          <wp:inline xmlns:a="http://schemas.openxmlformats.org/drawingml/2006/main" xmlns:pic="http://schemas.openxmlformats.org/drawingml/2006/picture">
-            <wp:extent cx="4500000" cy="2418750"/>
-            <wp:docPr id="17" name="Picture 17"/>
-            <wp:cNvGraphicFramePr>
-              <a:graphicFrameLocks noChangeAspect="1"/>
-            </wp:cNvGraphicFramePr>
-            <a:graphic>
-              <a:graphicData uri="http://schemas.openxmlformats.org/drawingml/2006/picture">
-                <pic:pic>
-                  <pic:nvPicPr>
-                    <pic:cNvPr id="0" name="15_주간_지표_04.png"/>
                     <pic:cNvPicPr/>
                   </pic:nvPicPr>
                   <pic:blipFill>
@@ -5528,7 +5528,7 @@
           <w:color w:val="777777"/>
           <w:sz w:val="18"/>
         </w:rPr>
-        <w:t>그림 4-5  직원별 업무 상세 표 구간</w:t>
+        <w:t>그림 4-4  히트맵과 파레토 구간</w:t>
       </w:r>
     </w:p>
     <w:p>
@@ -5549,7 +5549,7 @@
               <a:graphicData uri="http://schemas.openxmlformats.org/drawingml/2006/picture">
                 <pic:pic>
                   <pic:nvPicPr>
-                    <pic:cNvPr id="0" name="15_주간_지표_05.png"/>
+                    <pic:cNvPr id="0" name="15_주간_지표_04.png"/>
                     <pic:cNvPicPr/>
                   </pic:nvPicPr>
                   <pic:blipFill>
@@ -5583,6 +5583,61 @@
           <w:color w:val="777777"/>
           <w:sz w:val="18"/>
         </w:rPr>
+        <w:t>그림 4-5  직원별 업무 상세 표 구간</w:t>
+      </w:r>
+    </w:p>
+    <w:p>
+      <w:pPr>
+        <w:keepNext/>
+        <w:spacing w:line="240" w:lineRule="auto" w:after="40"/>
+        <w:jc w:val="center"/>
+      </w:pPr>
+      <w:r>
+        <w:drawing>
+          <wp:inline xmlns:a="http://schemas.openxmlformats.org/drawingml/2006/main" xmlns:pic="http://schemas.openxmlformats.org/drawingml/2006/picture">
+            <wp:extent cx="4500000" cy="2418750"/>
+            <wp:docPr id="19" name="Picture 19"/>
+            <wp:cNvGraphicFramePr>
+              <a:graphicFrameLocks noChangeAspect="1"/>
+            </wp:cNvGraphicFramePr>
+            <a:graphic>
+              <a:graphicData uri="http://schemas.openxmlformats.org/drawingml/2006/picture">
+                <pic:pic>
+                  <pic:nvPicPr>
+                    <pic:cNvPr id="0" name="15_주간_지표_05.png"/>
+                    <pic:cNvPicPr/>
+                  </pic:nvPicPr>
+                  <pic:blipFill>
+                    <a:blip r:embed="rId28"/>
+                    <a:stretch>
+                      <a:fillRect/>
+                    </a:stretch>
+                  </pic:blipFill>
+                  <pic:spPr>
+                    <a:xfrm>
+                      <a:off x="0" y="0"/>
+                      <a:ext cx="4500000" cy="2418750"/>
+                    </a:xfrm>
+                    <a:prstGeom prst="rect"/>
+                  </pic:spPr>
+                </pic:pic>
+              </a:graphicData>
+            </a:graphic>
+          </wp:inline>
+        </w:drawing>
+      </w:r>
+    </w:p>
+    <w:p>
+      <w:pPr>
+        <w:spacing w:line="240" w:lineRule="auto" w:after="200"/>
+        <w:jc w:val="center"/>
+      </w:pPr>
+      <w:r>
+        <w:rPr>
+          <w:rFonts w:ascii="맑은 고딕" w:hAnsi="맑은 고딕" w:eastAsia="맑은 고딕" w:cs="맑은 고딕"/>
+          <w:color w:val="777777"/>
+          <w:sz w:val="18"/>
+        </w:rPr>
         <w:t>그림 4-6  프로젝트 기간 비중 구간</w:t>
       </w:r>
     </w:p>
@@ -5630,7 +5685,7 @@
         <w:drawing>
           <wp:inline xmlns:a="http://schemas.openxmlformats.org/drawingml/2006/main" xmlns:pic="http://schemas.openxmlformats.org/drawingml/2006/picture">
             <wp:extent cx="4500000" cy="714953"/>
-            <wp:docPr id="19" name="Picture 19"/>
+            <wp:docPr id="20" name="Picture 20"/>
             <wp:cNvGraphicFramePr>
               <a:graphicFrameLocks noChangeAspect="1"/>
             </wp:cNvGraphicFramePr>
@@ -5642,7 +5697,7 @@
                     <pic:cNvPicPr/>
                   </pic:nvPicPr>
                   <pic:blipFill>
-                    <a:blip r:embed="rId28"/>
+                    <a:blip r:embed="rId29"/>
                     <a:stretch>
                       <a:fillRect/>
                     </a:stretch>
@@ -5703,7 +5758,7 @@
         <w:drawing>
           <wp:inline xmlns:a="http://schemas.openxmlformats.org/drawingml/2006/main" xmlns:pic="http://schemas.openxmlformats.org/drawingml/2006/picture">
             <wp:extent cx="4500000" cy="1074163"/>
-            <wp:docPr id="20" name="Picture 20"/>
+            <wp:docPr id="21" name="Picture 21"/>
             <wp:cNvGraphicFramePr>
               <a:graphicFrameLocks noChangeAspect="1"/>
             </wp:cNvGraphicFramePr>
@@ -5715,7 +5770,7 @@
                     <pic:cNvPicPr/>
                   </pic:nvPicPr>
                   <pic:blipFill>
-                    <a:blip r:embed="rId29"/>
+                    <a:blip r:embed="rId30"/>
                     <a:stretch>
                       <a:fillRect/>
                     </a:stretch>
@@ -5794,7 +5849,7 @@
         <w:drawing>
           <wp:inline xmlns:a="http://schemas.openxmlformats.org/drawingml/2006/main" xmlns:pic="http://schemas.openxmlformats.org/drawingml/2006/picture">
             <wp:extent cx="3718800" cy="1127833"/>
-            <wp:docPr id="21" name="Picture 21"/>
+            <wp:docPr id="22" name="Picture 22"/>
             <wp:cNvGraphicFramePr>
               <a:graphicFrameLocks noChangeAspect="1"/>
             </wp:cNvGraphicFramePr>
@@ -5806,7 +5861,7 @@
                     <pic:cNvPicPr/>
                   </pic:nvPicPr>
                   <pic:blipFill>
-                    <a:blip r:embed="rId30"/>
+                    <a:blip r:embed="rId31"/>
                     <a:stretch>
                       <a:fillRect/>
                     </a:stretch>
@@ -5867,7 +5922,7 @@
         <w:drawing>
           <wp:inline xmlns:a="http://schemas.openxmlformats.org/drawingml/2006/main" xmlns:pic="http://schemas.openxmlformats.org/drawingml/2006/picture">
             <wp:extent cx="4500000" cy="839267"/>
-            <wp:docPr id="22" name="Picture 22"/>
+            <wp:docPr id="23" name="Picture 23"/>
             <wp:cNvGraphicFramePr>
               <a:graphicFrameLocks noChangeAspect="1"/>
             </wp:cNvGraphicFramePr>
@@ -5879,7 +5934,7 @@
                     <pic:cNvPicPr/>
                   </pic:nvPicPr>
                   <pic:blipFill>
-                    <a:blip r:embed="rId31"/>
+                    <a:blip r:embed="rId32"/>
                     <a:stretch>
                       <a:fillRect/>
                     </a:stretch>
@@ -6239,7 +6294,7 @@
         <w:drawing>
           <wp:inline xmlns:a="http://schemas.openxmlformats.org/drawingml/2006/main" xmlns:pic="http://schemas.openxmlformats.org/drawingml/2006/picture">
             <wp:extent cx="4500000" cy="1222312"/>
-            <wp:docPr id="23" name="Picture 23"/>
+            <wp:docPr id="24" name="Picture 24"/>
             <wp:cNvGraphicFramePr>
               <a:graphicFrameLocks noChangeAspect="1"/>
             </wp:cNvGraphicFramePr>
@@ -6251,7 +6306,7 @@
                     <pic:cNvPicPr/>
                   </pic:nvPicPr>
                   <pic:blipFill>
-                    <a:blip r:embed="rId32"/>
+                    <a:blip r:embed="rId33"/>
                     <a:stretch>
                       <a:fillRect/>
                     </a:stretch>
@@ -6294,7 +6349,7 @@
         <w:drawing>
           <wp:inline xmlns:a="http://schemas.openxmlformats.org/drawingml/2006/main" xmlns:pic="http://schemas.openxmlformats.org/drawingml/2006/picture">
             <wp:extent cx="4500000" cy="2362500"/>
-            <wp:docPr id="24" name="Picture 24"/>
+            <wp:docPr id="25" name="Picture 25"/>
             <wp:cNvGraphicFramePr>
               <a:graphicFrameLocks noChangeAspect="1"/>
             </wp:cNvGraphicFramePr>
@@ -6306,7 +6361,7 @@
                     <pic:cNvPicPr/>
                   </pic:nvPicPr>
                   <pic:blipFill>
-                    <a:blip r:embed="rId33"/>
+                    <a:blip r:embed="rId34"/>
                     <a:stretch>
                       <a:fillRect/>
                     </a:stretch>
@@ -6375,7 +6430,7 @@
         <w:drawing>
           <wp:inline xmlns:a="http://schemas.openxmlformats.org/drawingml/2006/main" xmlns:pic="http://schemas.openxmlformats.org/drawingml/2006/picture">
             <wp:extent cx="4500000" cy="985193"/>
-            <wp:docPr id="25" name="Picture 25"/>
+            <wp:docPr id="26" name="Picture 26"/>
             <wp:cNvGraphicFramePr>
               <a:graphicFrameLocks noChangeAspect="1"/>
             </wp:cNvGraphicFramePr>
@@ -6387,7 +6442,7 @@
                     <pic:cNvPicPr/>
                   </pic:nvPicPr>
                   <pic:blipFill>
-                    <a:blip r:embed="rId34"/>
+                    <a:blip r:embed="rId35"/>
                     <a:stretch>
                       <a:fillRect/>
                     </a:stretch>
@@ -6474,7 +6529,7 @@
         <w:drawing>
           <wp:inline xmlns:a="http://schemas.openxmlformats.org/drawingml/2006/main" xmlns:pic="http://schemas.openxmlformats.org/drawingml/2006/picture">
             <wp:extent cx="4500000" cy="1156117"/>
-            <wp:docPr id="26" name="Picture 26"/>
+            <wp:docPr id="27" name="Picture 27"/>
             <wp:cNvGraphicFramePr>
               <a:graphicFrameLocks noChangeAspect="1"/>
             </wp:cNvGraphicFramePr>
@@ -6486,7 +6541,7 @@
                     <pic:cNvPicPr/>
                   </pic:nvPicPr>
                   <pic:blipFill>
-                    <a:blip r:embed="rId35"/>
+                    <a:blip r:embed="rId36"/>
                     <a:stretch>
                       <a:fillRect/>
                     </a:stretch>
@@ -6555,7 +6610,7 @@
         <w:drawing>
           <wp:inline xmlns:a="http://schemas.openxmlformats.org/drawingml/2006/main" xmlns:pic="http://schemas.openxmlformats.org/drawingml/2006/picture">
             <wp:extent cx="4500000" cy="1161905"/>
-            <wp:docPr id="27" name="Picture 27"/>
+            <wp:docPr id="28" name="Picture 28"/>
             <wp:cNvGraphicFramePr>
               <a:graphicFrameLocks noChangeAspect="1"/>
             </wp:cNvGraphicFramePr>
@@ -6567,7 +6622,7 @@
                     <pic:cNvPicPr/>
                   </pic:nvPicPr>
                   <pic:blipFill>
-                    <a:blip r:embed="rId36"/>
+                    <a:blip r:embed="rId37"/>
                     <a:stretch>
                       <a:fillRect/>
                     </a:stretch>
@@ -6847,7 +6902,7 @@
         <w:drawing>
           <wp:inline xmlns:a="http://schemas.openxmlformats.org/drawingml/2006/main" xmlns:pic="http://schemas.openxmlformats.org/drawingml/2006/picture">
             <wp:extent cx="4500000" cy="1045285"/>
-            <wp:docPr id="28" name="Picture 28"/>
+            <wp:docPr id="29" name="Picture 29"/>
             <wp:cNvGraphicFramePr>
               <a:graphicFrameLocks noChangeAspect="1"/>
             </wp:cNvGraphicFramePr>
@@ -6859,7 +6914,7 @@
                     <pic:cNvPicPr/>
                   </pic:nvPicPr>
                   <pic:blipFill>
-                    <a:blip r:embed="rId37"/>
+                    <a:blip r:embed="rId38"/>
                     <a:stretch>
                       <a:fillRect/>
                     </a:stretch>
@@ -6948,7 +7003,7 @@
         <w:drawing>
           <wp:inline xmlns:a="http://schemas.openxmlformats.org/drawingml/2006/main" xmlns:pic="http://schemas.openxmlformats.org/drawingml/2006/picture">
             <wp:extent cx="4500000" cy="1389182"/>
-            <wp:docPr id="29" name="Picture 29"/>
+            <wp:docPr id="30" name="Picture 30"/>
             <wp:cNvGraphicFramePr>
               <a:graphicFrameLocks noChangeAspect="1"/>
             </wp:cNvGraphicFramePr>
@@ -6960,7 +7015,7 @@
                     <pic:cNvPicPr/>
                   </pic:nvPicPr>
                   <pic:blipFill>
-                    <a:blip r:embed="rId38"/>
+                    <a:blip r:embed="rId39"/>
                     <a:stretch>
                       <a:fillRect/>
                     </a:stretch>
@@ -7243,7 +7298,7 @@
         <w:drawing>
           <wp:inline xmlns:a="http://schemas.openxmlformats.org/drawingml/2006/main" xmlns:pic="http://schemas.openxmlformats.org/drawingml/2006/picture">
             <wp:extent cx="4500000" cy="1722488"/>
-            <wp:docPr id="30" name="Picture 30"/>
+            <wp:docPr id="31" name="Picture 31"/>
             <wp:cNvGraphicFramePr>
               <a:graphicFrameLocks noChangeAspect="1"/>
             </wp:cNvGraphicFramePr>
@@ -7255,7 +7310,7 @@
                     <pic:cNvPicPr/>
                   </pic:nvPicPr>
                   <pic:blipFill>
-                    <a:blip r:embed="rId39"/>
+                    <a:blip r:embed="rId40"/>
                     <a:stretch>
                       <a:fillRect/>
                     </a:stretch>
@@ -7358,7 +7413,7 @@
         <w:drawing>
           <wp:inline xmlns:a="http://schemas.openxmlformats.org/drawingml/2006/main" xmlns:pic="http://schemas.openxmlformats.org/drawingml/2006/picture">
             <wp:extent cx="4500000" cy="963945"/>
-            <wp:docPr id="31" name="Picture 31"/>
+            <wp:docPr id="32" name="Picture 32"/>
             <wp:cNvGraphicFramePr>
               <a:graphicFrameLocks noChangeAspect="1"/>
             </wp:cNvGraphicFramePr>
@@ -7370,7 +7425,7 @@
                     <pic:cNvPicPr/>
                   </pic:nvPicPr>
                   <pic:blipFill>
-                    <a:blip r:embed="rId40"/>
+                    <a:blip r:embed="rId41"/>
                     <a:stretch>
                       <a:fillRect/>
                     </a:stretch>
@@ -7618,7 +7673,7 @@
         <w:drawing>
           <wp:inline xmlns:a="http://schemas.openxmlformats.org/drawingml/2006/main" xmlns:pic="http://schemas.openxmlformats.org/drawingml/2006/picture">
             <wp:extent cx="4500000" cy="1614339"/>
-            <wp:docPr id="32" name="Picture 32"/>
+            <wp:docPr id="33" name="Picture 33"/>
             <wp:cNvGraphicFramePr>
               <a:graphicFrameLocks noChangeAspect="1"/>
             </wp:cNvGraphicFramePr>
@@ -7630,7 +7685,7 @@
                     <pic:cNvPicPr/>
                   </pic:nvPicPr>
                   <pic:blipFill>
-                    <a:blip r:embed="rId41"/>
+                    <a:blip r:embed="rId42"/>
                     <a:stretch>
                       <a:fillRect/>
                     </a:stretch>
@@ -8051,7 +8106,7 @@
         <w:drawing>
           <wp:inline xmlns:a="http://schemas.openxmlformats.org/drawingml/2006/main" xmlns:pic="http://schemas.openxmlformats.org/drawingml/2006/picture">
             <wp:extent cx="4500000" cy="981905"/>
-            <wp:docPr id="33" name="Picture 33"/>
+            <wp:docPr id="34" name="Picture 34"/>
             <wp:cNvGraphicFramePr>
               <a:graphicFrameLocks noChangeAspect="1"/>
             </wp:cNvGraphicFramePr>
@@ -8063,7 +8118,7 @@
                     <pic:cNvPicPr/>
                   </pic:nvPicPr>
                   <pic:blipFill>
-                    <a:blip r:embed="rId42"/>
+                    <a:blip r:embed="rId43"/>
                     <a:stretch>
                       <a:fillRect/>
                     </a:stretch>
@@ -8326,7 +8381,7 @@
         <w:drawing>
           <wp:inline xmlns:a="http://schemas.openxmlformats.org/drawingml/2006/main" xmlns:pic="http://schemas.openxmlformats.org/drawingml/2006/picture">
             <wp:extent cx="4500000" cy="2418750"/>
-            <wp:docPr id="34" name="Picture 34"/>
+            <wp:docPr id="35" name="Picture 35"/>
             <wp:cNvGraphicFramePr>
               <a:graphicFrameLocks noChangeAspect="1"/>
             </wp:cNvGraphicFramePr>
@@ -8338,7 +8393,7 @@
                     <pic:cNvPicPr/>
                   </pic:nvPicPr>
                   <pic:blipFill>
-                    <a:blip r:embed="rId43"/>
+                    <a:blip r:embed="rId44"/>
                     <a:stretch>
                       <a:fillRect/>
                     </a:stretch>
@@ -8479,7 +8534,7 @@
         <w:drawing>
           <wp:inline xmlns:a="http://schemas.openxmlformats.org/drawingml/2006/main" xmlns:pic="http://schemas.openxmlformats.org/drawingml/2006/picture">
             <wp:extent cx="4500000" cy="564956"/>
-            <wp:docPr id="35" name="Picture 35"/>
+            <wp:docPr id="36" name="Picture 36"/>
             <wp:cNvGraphicFramePr>
               <a:graphicFrameLocks noChangeAspect="1"/>
             </wp:cNvGraphicFramePr>
@@ -8491,7 +8546,7 @@
                     <pic:cNvPicPr/>
                   </pic:nvPicPr>
                   <pic:blipFill>
-                    <a:blip r:embed="rId44"/>
+                    <a:blip r:embed="rId45"/>
                     <a:stretch>
                       <a:fillRect/>
                     </a:stretch>
@@ -8694,7 +8749,7 @@
         <w:drawing>
           <wp:inline xmlns:a="http://schemas.openxmlformats.org/drawingml/2006/main" xmlns:pic="http://schemas.openxmlformats.org/drawingml/2006/picture">
             <wp:extent cx="4500000" cy="2418750"/>
-            <wp:docPr id="36" name="Picture 36"/>
+            <wp:docPr id="37" name="Picture 37"/>
             <wp:cNvGraphicFramePr>
               <a:graphicFrameLocks noChangeAspect="1"/>
             </wp:cNvGraphicFramePr>
@@ -8706,7 +8761,7 @@
                     <pic:cNvPicPr/>
                   </pic:nvPicPr>
                   <pic:blipFill>
-                    <a:blip r:embed="rId45"/>
+                    <a:blip r:embed="rId46"/>
                     <a:stretch>
                       <a:fillRect/>
                     </a:stretch>
@@ -8749,7 +8804,7 @@
         <w:drawing>
           <wp:inline xmlns:a="http://schemas.openxmlformats.org/drawingml/2006/main" xmlns:pic="http://schemas.openxmlformats.org/drawingml/2006/picture">
             <wp:extent cx="4500000" cy="1046512"/>
-            <wp:docPr id="37" name="Picture 37"/>
+            <wp:docPr id="38" name="Picture 38"/>
             <wp:cNvGraphicFramePr>
               <a:graphicFrameLocks noChangeAspect="1"/>
             </wp:cNvGraphicFramePr>
@@ -8761,7 +8816,7 @@
                     <pic:cNvPicPr/>
                   </pic:nvPicPr>
                   <pic:blipFill>
-                    <a:blip r:embed="rId46"/>
+                    <a:blip r:embed="rId47"/>
                     <a:stretch>
                       <a:fillRect/>
                     </a:stretch>
@@ -8858,7 +8913,7 @@
         <w:drawing>
           <wp:inline xmlns:a="http://schemas.openxmlformats.org/drawingml/2006/main" xmlns:pic="http://schemas.openxmlformats.org/drawingml/2006/picture">
             <wp:extent cx="4500000" cy="1070000"/>
-            <wp:docPr id="38" name="Picture 38"/>
+            <wp:docPr id="39" name="Picture 39"/>
             <wp:cNvGraphicFramePr>
               <a:graphicFrameLocks noChangeAspect="1"/>
             </wp:cNvGraphicFramePr>
@@ -8870,7 +8925,7 @@
                     <pic:cNvPicPr/>
                   </pic:nvPicPr>
                   <pic:blipFill>
-                    <a:blip r:embed="rId47"/>
+                    <a:blip r:embed="rId48"/>
                     <a:stretch>
                       <a:fillRect/>
                     </a:stretch>
@@ -9498,7 +9553,7 @@
         <w:drawing>
           <wp:inline xmlns:a="http://schemas.openxmlformats.org/drawingml/2006/main" xmlns:pic="http://schemas.openxmlformats.org/drawingml/2006/picture">
             <wp:extent cx="4500000" cy="943548"/>
-            <wp:docPr id="39" name="Picture 39"/>
+            <wp:docPr id="40" name="Picture 40"/>
             <wp:cNvGraphicFramePr>
               <a:graphicFrameLocks noChangeAspect="1"/>
             </wp:cNvGraphicFramePr>
@@ -9510,7 +9565,7 @@
                     <pic:cNvPicPr/>
                   </pic:nvPicPr>
                   <pic:blipFill>
-                    <a:blip r:embed="rId48"/>
+                    <a:blip r:embed="rId49"/>
                     <a:stretch>
                       <a:fillRect/>
                     </a:stretch>
@@ -9553,7 +9608,7 @@
         <w:drawing>
           <wp:inline xmlns:a="http://schemas.openxmlformats.org/drawingml/2006/main" xmlns:pic="http://schemas.openxmlformats.org/drawingml/2006/picture">
             <wp:extent cx="1951200" cy="1021331"/>
-            <wp:docPr id="40" name="Picture 40"/>
+            <wp:docPr id="41" name="Picture 41"/>
             <wp:cNvGraphicFramePr>
               <a:graphicFrameLocks noChangeAspect="1"/>
             </wp:cNvGraphicFramePr>
@@ -9565,7 +9620,7 @@
                     <pic:cNvPicPr/>
                   </pic:nvPicPr>
                   <pic:blipFill>
-                    <a:blip r:embed="rId49"/>
+                    <a:blip r:embed="rId50"/>
                     <a:stretch>
                       <a:fillRect/>
                     </a:stretch>
@@ -9608,7 +9663,7 @@
         <w:drawing>
           <wp:inline xmlns:a="http://schemas.openxmlformats.org/drawingml/2006/main" xmlns:pic="http://schemas.openxmlformats.org/drawingml/2006/picture">
             <wp:extent cx="3841200" cy="1158457"/>
-            <wp:docPr id="41" name="Picture 41"/>
+            <wp:docPr id="42" name="Picture 42"/>
             <wp:cNvGraphicFramePr>
               <a:graphicFrameLocks noChangeAspect="1"/>
             </wp:cNvGraphicFramePr>
@@ -9620,7 +9675,7 @@
                     <pic:cNvPicPr/>
                   </pic:nvPicPr>
                   <pic:blipFill>
-                    <a:blip r:embed="rId50"/>
+                    <a:blip r:embed="rId51"/>
                     <a:stretch>
                       <a:fillRect/>
                     </a:stretch>
@@ -10405,7 +10460,7 @@
         <w:drawing>
           <wp:inline xmlns:a="http://schemas.openxmlformats.org/drawingml/2006/main" xmlns:pic="http://schemas.openxmlformats.org/drawingml/2006/picture">
             <wp:extent cx="4500000" cy="1080671"/>
-            <wp:docPr id="42" name="Picture 42"/>
+            <wp:docPr id="43" name="Picture 43"/>
             <wp:cNvGraphicFramePr>
               <a:graphicFrameLocks noChangeAspect="1"/>
             </wp:cNvGraphicFramePr>
@@ -10417,7 +10472,7 @@
                     <pic:cNvPicPr/>
                   </pic:nvPicPr>
                   <pic:blipFill>
-                    <a:blip r:embed="rId51"/>
+                    <a:blip r:embed="rId52"/>
                     <a:stretch>
                       <a:fillRect/>
                     </a:stretch>

--- a/docs/manual/업무현황_대시보드_사용자매뉴얼.docx
+++ b/docs/manual/업무현황_대시보드_사용자매뉴얼.docx
@@ -963,7 +963,7 @@
           </w:tcPr>
           <w:p>
             <w:pPr>
-              <w:keepNext/>
+              <w:spacing w:before="0" w:after="0" w:line="240" w:lineRule="auto"/>
               <w:jc w:val="center"/>
             </w:pPr>
             <w:r/>
@@ -986,7 +986,7 @@
           </w:tcPr>
           <w:p>
             <w:pPr>
-              <w:keepNext/>
+              <w:spacing w:before="0" w:after="0" w:line="240" w:lineRule="auto"/>
               <w:jc w:val="center"/>
             </w:pPr>
             <w:r/>
@@ -1013,7 +1013,7 @@
           </w:tcPr>
           <w:p>
             <w:pPr>
-              <w:keepNext/>
+              <w:spacing w:before="0" w:after="0" w:line="240" w:lineRule="auto"/>
             </w:pPr>
             <w:r/>
             <w:r>
@@ -1033,7 +1033,7 @@
           </w:tcPr>
           <w:p>
             <w:pPr>
-              <w:keepNext/>
+              <w:spacing w:before="0" w:after="0" w:line="240" w:lineRule="auto"/>
             </w:pPr>
             <w:r/>
             <w:r>
@@ -1058,7 +1058,7 @@
           </w:tcPr>
           <w:p>
             <w:pPr>
-              <w:keepNext/>
+              <w:spacing w:before="0" w:after="0" w:line="240" w:lineRule="auto"/>
             </w:pPr>
             <w:r/>
             <w:r>
@@ -1078,7 +1078,7 @@
           </w:tcPr>
           <w:p>
             <w:pPr>
-              <w:keepNext/>
+              <w:spacing w:before="0" w:after="0" w:line="240" w:lineRule="auto"/>
             </w:pPr>
             <w:r/>
             <w:r>
@@ -1103,7 +1103,7 @@
           </w:tcPr>
           <w:p>
             <w:pPr>
-              <w:keepNext/>
+              <w:spacing w:before="0" w:after="0" w:line="240" w:lineRule="auto"/>
             </w:pPr>
             <w:r/>
             <w:r>
@@ -1123,7 +1123,7 @@
           </w:tcPr>
           <w:p>
             <w:pPr>
-              <w:keepNext/>
+              <w:spacing w:before="0" w:after="0" w:line="240" w:lineRule="auto"/>
             </w:pPr>
             <w:r/>
             <w:r>
@@ -1147,6 +1147,9 @@
             <w:vAlign w:val="center"/>
           </w:tcPr>
           <w:p>
+            <w:pPr>
+              <w:spacing w:before="0" w:after="0" w:line="240" w:lineRule="auto"/>
+            </w:pPr>
             <w:r/>
             <w:r>
               <w:rPr>
@@ -1164,6 +1167,9 @@
             <w:vAlign w:val="center"/>
           </w:tcPr>
           <w:p>
+            <w:pPr>
+              <w:spacing w:before="0" w:after="0" w:line="240" w:lineRule="auto"/>
+            </w:pPr>
             <w:r/>
             <w:r>
               <w:rPr>
@@ -1247,7 +1253,7 @@
       <w:r>
         <w:drawing>
           <wp:inline xmlns:a="http://schemas.openxmlformats.org/drawingml/2006/main" xmlns:pic="http://schemas.openxmlformats.org/drawingml/2006/picture">
-            <wp:extent cx="4500000" cy="2418750"/>
+            <wp:extent cx="3952800" cy="2124630"/>
             <wp:docPr id="1" name="Picture 1"/>
             <wp:cNvGraphicFramePr>
               <a:graphicFrameLocks noChangeAspect="1"/>
@@ -1268,7 +1274,7 @@
                   <pic:spPr>
                     <a:xfrm>
                       <a:off x="0" y="0"/>
-                      <a:ext cx="4500000" cy="2418750"/>
+                      <a:ext cx="3952800" cy="2124630"/>
                     </a:xfrm>
                     <a:prstGeom prst="rect"/>
                   </pic:spPr>
@@ -1281,7 +1287,7 @@
     </w:p>
     <w:p>
       <w:pPr>
-        <w:spacing w:line="240" w:lineRule="auto" w:after="200"/>
+        <w:spacing w:line="240" w:lineRule="auto" w:after="140"/>
         <w:jc w:val="center"/>
       </w:pPr>
       <w:r>
@@ -1444,7 +1450,7 @@
     </w:p>
     <w:p>
       <w:pPr>
-        <w:spacing w:line="240" w:lineRule="auto" w:after="200"/>
+        <w:spacing w:line="240" w:lineRule="auto" w:after="140"/>
         <w:jc w:val="center"/>
       </w:pPr>
       <w:r>
@@ -1499,7 +1505,7 @@
     </w:p>
     <w:p>
       <w:pPr>
-        <w:spacing w:line="240" w:lineRule="auto" w:after="200"/>
+        <w:spacing w:line="240" w:lineRule="auto" w:after="140"/>
         <w:jc w:val="center"/>
       </w:pPr>
       <w:r>
@@ -1536,7 +1542,7 @@
           </w:tcPr>
           <w:p>
             <w:pPr>
-              <w:keepNext/>
+              <w:spacing w:before="0" w:after="0" w:line="240" w:lineRule="auto"/>
               <w:jc w:val="center"/>
             </w:pPr>
             <w:r/>
@@ -1559,7 +1565,7 @@
           </w:tcPr>
           <w:p>
             <w:pPr>
-              <w:keepNext/>
+              <w:spacing w:before="0" w:after="0" w:line="240" w:lineRule="auto"/>
               <w:jc w:val="center"/>
             </w:pPr>
             <w:r/>
@@ -1582,7 +1588,7 @@
           </w:tcPr>
           <w:p>
             <w:pPr>
-              <w:keepNext/>
+              <w:spacing w:before="0" w:after="0" w:line="240" w:lineRule="auto"/>
               <w:jc w:val="center"/>
             </w:pPr>
             <w:r/>
@@ -1609,7 +1615,7 @@
           </w:tcPr>
           <w:p>
             <w:pPr>
-              <w:keepNext/>
+              <w:spacing w:before="0" w:after="0" w:line="240" w:lineRule="auto"/>
             </w:pPr>
             <w:r/>
             <w:r>
@@ -1629,7 +1635,7 @@
           </w:tcPr>
           <w:p>
             <w:pPr>
-              <w:keepNext/>
+              <w:spacing w:before="0" w:after="0" w:line="240" w:lineRule="auto"/>
             </w:pPr>
             <w:r/>
             <w:r>
@@ -1649,7 +1655,7 @@
           </w:tcPr>
           <w:p>
             <w:pPr>
-              <w:keepNext/>
+              <w:spacing w:before="0" w:after="0" w:line="240" w:lineRule="auto"/>
             </w:pPr>
             <w:r/>
             <w:r>
@@ -1674,7 +1680,7 @@
           </w:tcPr>
           <w:p>
             <w:pPr>
-              <w:keepNext/>
+              <w:spacing w:before="0" w:after="0" w:line="240" w:lineRule="auto"/>
             </w:pPr>
             <w:r/>
             <w:r>
@@ -1694,7 +1700,7 @@
           </w:tcPr>
           <w:p>
             <w:pPr>
-              <w:keepNext/>
+              <w:spacing w:before="0" w:after="0" w:line="240" w:lineRule="auto"/>
             </w:pPr>
             <w:r/>
             <w:r>
@@ -1714,7 +1720,7 @@
           </w:tcPr>
           <w:p>
             <w:pPr>
-              <w:keepNext/>
+              <w:spacing w:before="0" w:after="0" w:line="240" w:lineRule="auto"/>
             </w:pPr>
             <w:r/>
             <w:r>
@@ -1739,7 +1745,7 @@
           </w:tcPr>
           <w:p>
             <w:pPr>
-              <w:keepNext/>
+              <w:spacing w:before="0" w:after="0" w:line="240" w:lineRule="auto"/>
             </w:pPr>
             <w:r/>
             <w:r>
@@ -1759,7 +1765,7 @@
           </w:tcPr>
           <w:p>
             <w:pPr>
-              <w:keepNext/>
+              <w:spacing w:before="0" w:after="0" w:line="240" w:lineRule="auto"/>
             </w:pPr>
             <w:r/>
             <w:r>
@@ -1779,7 +1785,7 @@
           </w:tcPr>
           <w:p>
             <w:pPr>
-              <w:keepNext/>
+              <w:spacing w:before="0" w:after="0" w:line="240" w:lineRule="auto"/>
             </w:pPr>
             <w:r/>
             <w:r>
@@ -1804,7 +1810,7 @@
           </w:tcPr>
           <w:p>
             <w:pPr>
-              <w:keepNext/>
+              <w:spacing w:before="0" w:after="0" w:line="240" w:lineRule="auto"/>
             </w:pPr>
             <w:r/>
             <w:r>
@@ -1824,7 +1830,7 @@
           </w:tcPr>
           <w:p>
             <w:pPr>
-              <w:keepNext/>
+              <w:spacing w:before="0" w:after="0" w:line="240" w:lineRule="auto"/>
             </w:pPr>
             <w:r/>
             <w:r>
@@ -1844,7 +1850,7 @@
           </w:tcPr>
           <w:p>
             <w:pPr>
-              <w:keepNext/>
+              <w:spacing w:before="0" w:after="0" w:line="240" w:lineRule="auto"/>
             </w:pPr>
             <w:r/>
             <w:r>
@@ -1869,7 +1875,7 @@
           </w:tcPr>
           <w:p>
             <w:pPr>
-              <w:keepNext/>
+              <w:spacing w:before="0" w:after="0" w:line="240" w:lineRule="auto"/>
             </w:pPr>
             <w:r/>
             <w:r>
@@ -1889,7 +1895,7 @@
           </w:tcPr>
           <w:p>
             <w:pPr>
-              <w:keepNext/>
+              <w:spacing w:before="0" w:after="0" w:line="240" w:lineRule="auto"/>
             </w:pPr>
             <w:r/>
             <w:r>
@@ -1909,7 +1915,7 @@
           </w:tcPr>
           <w:p>
             <w:pPr>
-              <w:keepNext/>
+              <w:spacing w:before="0" w:after="0" w:line="240" w:lineRule="auto"/>
             </w:pPr>
             <w:r/>
             <w:r>
@@ -1933,6 +1939,9 @@
             <w:vAlign w:val="center"/>
           </w:tcPr>
           <w:p>
+            <w:pPr>
+              <w:spacing w:before="0" w:after="0" w:line="240" w:lineRule="auto"/>
+            </w:pPr>
             <w:r/>
             <w:r>
               <w:rPr>
@@ -1950,6 +1959,9 @@
             <w:vAlign w:val="center"/>
           </w:tcPr>
           <w:p>
+            <w:pPr>
+              <w:spacing w:before="0" w:after="0" w:line="240" w:lineRule="auto"/>
+            </w:pPr>
             <w:r/>
             <w:r>
               <w:rPr>
@@ -1967,6 +1979,9 @@
             <w:vAlign w:val="center"/>
           </w:tcPr>
           <w:p>
+            <w:pPr>
+              <w:spacing w:before="0" w:after="0" w:line="240" w:lineRule="auto"/>
+            </w:pPr>
             <w:r/>
             <w:r>
               <w:rPr>
@@ -2055,7 +2070,7 @@
           </w:tcPr>
           <w:p>
             <w:pPr>
-              <w:keepNext/>
+              <w:spacing w:before="0" w:after="0" w:line="240" w:lineRule="auto"/>
               <w:jc w:val="center"/>
             </w:pPr>
             <w:r/>
@@ -2078,7 +2093,7 @@
           </w:tcPr>
           <w:p>
             <w:pPr>
-              <w:keepNext/>
+              <w:spacing w:before="0" w:after="0" w:line="240" w:lineRule="auto"/>
               <w:jc w:val="center"/>
             </w:pPr>
             <w:r/>
@@ -2105,7 +2120,7 @@
           </w:tcPr>
           <w:p>
             <w:pPr>
-              <w:keepNext/>
+              <w:spacing w:before="0" w:after="0" w:line="240" w:lineRule="auto"/>
             </w:pPr>
             <w:r/>
             <w:r>
@@ -2125,7 +2140,7 @@
           </w:tcPr>
           <w:p>
             <w:pPr>
-              <w:keepNext/>
+              <w:spacing w:before="0" w:after="0" w:line="240" w:lineRule="auto"/>
             </w:pPr>
             <w:r/>
             <w:r>
@@ -2150,7 +2165,7 @@
           </w:tcPr>
           <w:p>
             <w:pPr>
-              <w:keepNext/>
+              <w:spacing w:before="0" w:after="0" w:line="240" w:lineRule="auto"/>
             </w:pPr>
             <w:r/>
             <w:r>
@@ -2170,7 +2185,7 @@
           </w:tcPr>
           <w:p>
             <w:pPr>
-              <w:keepNext/>
+              <w:spacing w:before="0" w:after="0" w:line="240" w:lineRule="auto"/>
             </w:pPr>
             <w:r/>
             <w:r>
@@ -2195,7 +2210,7 @@
           </w:tcPr>
           <w:p>
             <w:pPr>
-              <w:keepNext/>
+              <w:spacing w:before="0" w:after="0" w:line="240" w:lineRule="auto"/>
             </w:pPr>
             <w:r/>
             <w:r>
@@ -2215,7 +2230,7 @@
           </w:tcPr>
           <w:p>
             <w:pPr>
-              <w:keepNext/>
+              <w:spacing w:before="0" w:after="0" w:line="240" w:lineRule="auto"/>
             </w:pPr>
             <w:r/>
             <w:r>
@@ -2239,6 +2254,9 @@
             <w:vAlign w:val="center"/>
           </w:tcPr>
           <w:p>
+            <w:pPr>
+              <w:spacing w:before="0" w:after="0" w:line="240" w:lineRule="auto"/>
+            </w:pPr>
             <w:r/>
             <w:r>
               <w:rPr>
@@ -2256,6 +2274,9 @@
             <w:vAlign w:val="center"/>
           </w:tcPr>
           <w:p>
+            <w:pPr>
+              <w:spacing w:before="0" w:after="0" w:line="240" w:lineRule="auto"/>
+            </w:pPr>
             <w:r/>
             <w:r>
               <w:rPr>
@@ -2381,7 +2402,7 @@
     </w:p>
     <w:p>
       <w:pPr>
-        <w:spacing w:line="240" w:lineRule="auto" w:after="200"/>
+        <w:spacing w:line="240" w:lineRule="auto" w:after="140"/>
         <w:jc w:val="center"/>
       </w:pPr>
       <w:r>
@@ -2490,7 +2511,7 @@
           </w:tcPr>
           <w:p>
             <w:pPr>
-              <w:keepNext/>
+              <w:spacing w:before="0" w:after="0" w:line="240" w:lineRule="auto"/>
               <w:jc w:val="center"/>
             </w:pPr>
             <w:r/>
@@ -2513,7 +2534,7 @@
           </w:tcPr>
           <w:p>
             <w:pPr>
-              <w:keepNext/>
+              <w:spacing w:before="0" w:after="0" w:line="240" w:lineRule="auto"/>
               <w:jc w:val="center"/>
             </w:pPr>
             <w:r/>
@@ -2536,7 +2557,7 @@
           </w:tcPr>
           <w:p>
             <w:pPr>
-              <w:keepNext/>
+              <w:spacing w:before="0" w:after="0" w:line="240" w:lineRule="auto"/>
               <w:jc w:val="center"/>
             </w:pPr>
             <w:r/>
@@ -2563,7 +2584,7 @@
           </w:tcPr>
           <w:p>
             <w:pPr>
-              <w:keepNext/>
+              <w:spacing w:before="0" w:after="0" w:line="240" w:lineRule="auto"/>
             </w:pPr>
             <w:r/>
             <w:r>
@@ -2583,7 +2604,7 @@
           </w:tcPr>
           <w:p>
             <w:pPr>
-              <w:keepNext/>
+              <w:spacing w:before="0" w:after="0" w:line="240" w:lineRule="auto"/>
             </w:pPr>
             <w:r/>
             <w:r>
@@ -2603,7 +2624,7 @@
           </w:tcPr>
           <w:p>
             <w:pPr>
-              <w:keepNext/>
+              <w:spacing w:before="0" w:after="0" w:line="240" w:lineRule="auto"/>
             </w:pPr>
             <w:r/>
             <w:r>
@@ -2628,7 +2649,7 @@
           </w:tcPr>
           <w:p>
             <w:pPr>
-              <w:keepNext/>
+              <w:spacing w:before="0" w:after="0" w:line="240" w:lineRule="auto"/>
             </w:pPr>
             <w:r/>
             <w:r>
@@ -2648,7 +2669,7 @@
           </w:tcPr>
           <w:p>
             <w:pPr>
-              <w:keepNext/>
+              <w:spacing w:before="0" w:after="0" w:line="240" w:lineRule="auto"/>
             </w:pPr>
             <w:r/>
             <w:r>
@@ -2668,7 +2689,7 @@
           </w:tcPr>
           <w:p>
             <w:pPr>
-              <w:keepNext/>
+              <w:spacing w:before="0" w:after="0" w:line="240" w:lineRule="auto"/>
             </w:pPr>
             <w:r/>
             <w:r>
@@ -2692,6 +2713,9 @@
             <w:vAlign w:val="center"/>
           </w:tcPr>
           <w:p>
+            <w:pPr>
+              <w:spacing w:before="0" w:after="0" w:line="240" w:lineRule="auto"/>
+            </w:pPr>
             <w:r/>
             <w:r>
               <w:rPr>
@@ -2709,6 +2733,9 @@
             <w:vAlign w:val="center"/>
           </w:tcPr>
           <w:p>
+            <w:pPr>
+              <w:spacing w:before="0" w:after="0" w:line="240" w:lineRule="auto"/>
+            </w:pPr>
             <w:r/>
             <w:r>
               <w:rPr>
@@ -2726,6 +2753,9 @@
             <w:vAlign w:val="center"/>
           </w:tcPr>
           <w:p>
+            <w:pPr>
+              <w:spacing w:before="0" w:after="0" w:line="240" w:lineRule="auto"/>
+            </w:pPr>
             <w:r/>
             <w:r>
               <w:rPr>
@@ -2749,7 +2779,7 @@
       <w:r>
         <w:drawing>
           <wp:inline xmlns:a="http://schemas.openxmlformats.org/drawingml/2006/main" xmlns:pic="http://schemas.openxmlformats.org/drawingml/2006/picture">
-            <wp:extent cx="2905200" cy="2700814"/>
+            <wp:extent cx="2286000" cy="2125176"/>
             <wp:docPr id="5" name="Picture 5"/>
             <wp:cNvGraphicFramePr>
               <a:graphicFrameLocks noChangeAspect="1"/>
@@ -2770,7 +2800,7 @@
                   <pic:spPr>
                     <a:xfrm>
                       <a:off x="0" y="0"/>
-                      <a:ext cx="2905200" cy="2700814"/>
+                      <a:ext cx="2286000" cy="2125176"/>
                     </a:xfrm>
                     <a:prstGeom prst="rect"/>
                   </pic:spPr>
@@ -2783,7 +2813,7 @@
     </w:p>
     <w:p>
       <w:pPr>
-        <w:spacing w:line="240" w:lineRule="auto" w:after="200"/>
+        <w:spacing w:line="240" w:lineRule="auto" w:after="140"/>
         <w:jc w:val="center"/>
       </w:pPr>
       <w:r>
@@ -2804,7 +2834,7 @@
       <w:r>
         <w:drawing>
           <wp:inline xmlns:a="http://schemas.openxmlformats.org/drawingml/2006/main" xmlns:pic="http://schemas.openxmlformats.org/drawingml/2006/picture">
-            <wp:extent cx="3441600" cy="2698849"/>
+            <wp:extent cx="2707200" cy="2122944"/>
             <wp:docPr id="6" name="Picture 6"/>
             <wp:cNvGraphicFramePr>
               <a:graphicFrameLocks noChangeAspect="1"/>
@@ -2825,7 +2855,7 @@
                   <pic:spPr>
                     <a:xfrm>
                       <a:off x="0" y="0"/>
-                      <a:ext cx="3441600" cy="2698849"/>
+                      <a:ext cx="2707200" cy="2122944"/>
                     </a:xfrm>
                     <a:prstGeom prst="rect"/>
                   </pic:spPr>
@@ -2838,7 +2868,7 @@
     </w:p>
     <w:p>
       <w:pPr>
-        <w:spacing w:line="240" w:lineRule="auto" w:after="200"/>
+        <w:spacing w:line="240" w:lineRule="auto" w:after="140"/>
         <w:jc w:val="center"/>
       </w:pPr>
       <w:r>
@@ -2969,7 +2999,7 @@
     </w:p>
     <w:p>
       <w:pPr>
-        <w:spacing w:line="240" w:lineRule="auto" w:after="200"/>
+        <w:spacing w:line="240" w:lineRule="auto" w:after="140"/>
         <w:jc w:val="center"/>
       </w:pPr>
       <w:r>
@@ -3088,7 +3118,7 @@
           </w:tcPr>
           <w:p>
             <w:pPr>
-              <w:keepNext/>
+              <w:spacing w:before="0" w:after="0" w:line="240" w:lineRule="auto"/>
               <w:jc w:val="center"/>
             </w:pPr>
             <w:r/>
@@ -3111,7 +3141,7 @@
           </w:tcPr>
           <w:p>
             <w:pPr>
-              <w:keepNext/>
+              <w:spacing w:before="0" w:after="0" w:line="240" w:lineRule="auto"/>
               <w:jc w:val="center"/>
             </w:pPr>
             <w:r/>
@@ -3138,7 +3168,7 @@
           </w:tcPr>
           <w:p>
             <w:pPr>
-              <w:keepNext/>
+              <w:spacing w:before="0" w:after="0" w:line="240" w:lineRule="auto"/>
             </w:pPr>
             <w:r/>
             <w:r>
@@ -3158,7 +3188,7 @@
           </w:tcPr>
           <w:p>
             <w:pPr>
-              <w:keepNext/>
+              <w:spacing w:before="0" w:after="0" w:line="240" w:lineRule="auto"/>
             </w:pPr>
             <w:r/>
             <w:r>
@@ -3182,6 +3212,9 @@
             <w:vAlign w:val="center"/>
           </w:tcPr>
           <w:p>
+            <w:pPr>
+              <w:spacing w:before="0" w:after="0" w:line="240" w:lineRule="auto"/>
+            </w:pPr>
             <w:r/>
             <w:r>
               <w:rPr>
@@ -3199,6 +3232,9 @@
             <w:vAlign w:val="center"/>
           </w:tcPr>
           <w:p>
+            <w:pPr>
+              <w:spacing w:before="0" w:after="0" w:line="240" w:lineRule="auto"/>
+            </w:pPr>
             <w:r/>
             <w:r>
               <w:rPr>
@@ -3446,7 +3482,7 @@
       <w:r>
         <w:drawing>
           <wp:inline xmlns:a="http://schemas.openxmlformats.org/drawingml/2006/main" xmlns:pic="http://schemas.openxmlformats.org/drawingml/2006/picture">
-            <wp:extent cx="4500000" cy="2418750"/>
+            <wp:extent cx="3952800" cy="2124630"/>
             <wp:docPr id="8" name="Picture 8"/>
             <wp:cNvGraphicFramePr>
               <a:graphicFrameLocks noChangeAspect="1"/>
@@ -3467,7 +3503,7 @@
                   <pic:spPr>
                     <a:xfrm>
                       <a:off x="0" y="0"/>
-                      <a:ext cx="4500000" cy="2418750"/>
+                      <a:ext cx="3952800" cy="2124630"/>
                     </a:xfrm>
                     <a:prstGeom prst="rect"/>
                   </pic:spPr>
@@ -3480,7 +3516,7 @@
     </w:p>
     <w:p>
       <w:pPr>
-        <w:spacing w:line="240" w:lineRule="auto" w:after="200"/>
+        <w:spacing w:line="240" w:lineRule="auto" w:after="140"/>
         <w:jc w:val="center"/>
       </w:pPr>
       <w:r>
@@ -3569,7 +3605,7 @@
     </w:p>
     <w:p>
       <w:pPr>
-        <w:spacing w:line="240" w:lineRule="auto" w:after="200"/>
+        <w:spacing w:line="240" w:lineRule="auto" w:after="140"/>
         <w:jc w:val="center"/>
       </w:pPr>
       <w:r>
@@ -3814,7 +3850,7 @@
     </w:p>
     <w:p>
       <w:pPr>
-        <w:spacing w:line="240" w:lineRule="auto" w:after="200"/>
+        <w:spacing w:line="240" w:lineRule="auto" w:after="140"/>
         <w:jc w:val="center"/>
       </w:pPr>
       <w:r>
@@ -3869,7 +3905,7 @@
       <w:r>
         <w:drawing>
           <wp:inline xmlns:a="http://schemas.openxmlformats.org/drawingml/2006/main" xmlns:pic="http://schemas.openxmlformats.org/drawingml/2006/picture">
-            <wp:extent cx="4500000" cy="2418750"/>
+            <wp:extent cx="3952800" cy="2124630"/>
             <wp:docPr id="11" name="Picture 11"/>
             <wp:cNvGraphicFramePr>
               <a:graphicFrameLocks noChangeAspect="1"/>
@@ -3890,7 +3926,7 @@
                   <pic:spPr>
                     <a:xfrm>
                       <a:off x="0" y="0"/>
-                      <a:ext cx="4500000" cy="2418750"/>
+                      <a:ext cx="3952800" cy="2124630"/>
                     </a:xfrm>
                     <a:prstGeom prst="rect"/>
                   </pic:spPr>
@@ -3903,7 +3939,7 @@
     </w:p>
     <w:p>
       <w:pPr>
-        <w:spacing w:line="240" w:lineRule="auto" w:after="200"/>
+        <w:spacing w:line="240" w:lineRule="auto" w:after="140"/>
         <w:jc w:val="center"/>
       </w:pPr>
       <w:r>
@@ -4020,7 +4056,7 @@
     </w:p>
     <w:p>
       <w:pPr>
-        <w:spacing w:line="240" w:lineRule="auto" w:after="200"/>
+        <w:spacing w:line="240" w:lineRule="auto" w:after="140"/>
         <w:jc w:val="center"/>
       </w:pPr>
       <w:r>
@@ -4057,7 +4093,7 @@
           </w:tcPr>
           <w:p>
             <w:pPr>
-              <w:keepNext/>
+              <w:spacing w:before="0" w:after="0" w:line="240" w:lineRule="auto"/>
               <w:jc w:val="center"/>
             </w:pPr>
             <w:r/>
@@ -4080,7 +4116,7 @@
           </w:tcPr>
           <w:p>
             <w:pPr>
-              <w:keepNext/>
+              <w:spacing w:before="0" w:after="0" w:line="240" w:lineRule="auto"/>
               <w:jc w:val="center"/>
             </w:pPr>
             <w:r/>
@@ -4103,7 +4139,7 @@
           </w:tcPr>
           <w:p>
             <w:pPr>
-              <w:keepNext/>
+              <w:spacing w:before="0" w:after="0" w:line="240" w:lineRule="auto"/>
               <w:jc w:val="center"/>
             </w:pPr>
             <w:r/>
@@ -4130,7 +4166,7 @@
           </w:tcPr>
           <w:p>
             <w:pPr>
-              <w:keepNext/>
+              <w:spacing w:before="0" w:after="0" w:line="240" w:lineRule="auto"/>
             </w:pPr>
             <w:r/>
             <w:r>
@@ -4150,7 +4186,7 @@
           </w:tcPr>
           <w:p>
             <w:pPr>
-              <w:keepNext/>
+              <w:spacing w:before="0" w:after="0" w:line="240" w:lineRule="auto"/>
             </w:pPr>
             <w:r/>
             <w:r>
@@ -4170,7 +4206,7 @@
           </w:tcPr>
           <w:p>
             <w:pPr>
-              <w:keepNext/>
+              <w:spacing w:before="0" w:after="0" w:line="240" w:lineRule="auto"/>
             </w:pPr>
             <w:r/>
             <w:r>
@@ -4195,7 +4231,7 @@
           </w:tcPr>
           <w:p>
             <w:pPr>
-              <w:keepNext/>
+              <w:spacing w:before="0" w:after="0" w:line="240" w:lineRule="auto"/>
             </w:pPr>
             <w:r/>
             <w:r>
@@ -4215,7 +4251,7 @@
           </w:tcPr>
           <w:p>
             <w:pPr>
-              <w:keepNext/>
+              <w:spacing w:before="0" w:after="0" w:line="240" w:lineRule="auto"/>
             </w:pPr>
             <w:r/>
             <w:r>
@@ -4235,7 +4271,7 @@
           </w:tcPr>
           <w:p>
             <w:pPr>
-              <w:keepNext/>
+              <w:spacing w:before="0" w:after="0" w:line="240" w:lineRule="auto"/>
             </w:pPr>
             <w:r/>
             <w:r>
@@ -4260,7 +4296,7 @@
           </w:tcPr>
           <w:p>
             <w:pPr>
-              <w:keepNext/>
+              <w:spacing w:before="0" w:after="0" w:line="240" w:lineRule="auto"/>
             </w:pPr>
             <w:r/>
             <w:r>
@@ -4280,7 +4316,7 @@
           </w:tcPr>
           <w:p>
             <w:pPr>
-              <w:keepNext/>
+              <w:spacing w:before="0" w:after="0" w:line="240" w:lineRule="auto"/>
             </w:pPr>
             <w:r/>
             <w:r>
@@ -4300,7 +4336,7 @@
           </w:tcPr>
           <w:p>
             <w:pPr>
-              <w:keepNext/>
+              <w:spacing w:before="0" w:after="0" w:line="240" w:lineRule="auto"/>
             </w:pPr>
             <w:r/>
             <w:r>
@@ -4324,6 +4360,9 @@
             <w:vAlign w:val="center"/>
           </w:tcPr>
           <w:p>
+            <w:pPr>
+              <w:spacing w:before="0" w:after="0" w:line="240" w:lineRule="auto"/>
+            </w:pPr>
             <w:r/>
             <w:r>
               <w:rPr>
@@ -4341,6 +4380,9 @@
             <w:vAlign w:val="center"/>
           </w:tcPr>
           <w:p>
+            <w:pPr>
+              <w:spacing w:before="0" w:after="0" w:line="240" w:lineRule="auto"/>
+            </w:pPr>
             <w:r/>
             <w:r>
               <w:rPr>
@@ -4358,6 +4400,9 @@
             <w:vAlign w:val="center"/>
           </w:tcPr>
           <w:p>
+            <w:pPr>
+              <w:spacing w:before="0" w:after="0" w:line="240" w:lineRule="auto"/>
+            </w:pPr>
             <w:r/>
             <w:r>
               <w:rPr>
@@ -4461,7 +4506,7 @@
     </w:p>
     <w:p>
       <w:pPr>
-        <w:spacing w:line="240" w:lineRule="auto" w:after="200"/>
+        <w:spacing w:line="240" w:lineRule="auto" w:after="140"/>
         <w:jc w:val="center"/>
       </w:pPr>
       <w:r>
@@ -4586,7 +4631,7 @@
     </w:p>
     <w:p>
       <w:pPr>
-        <w:spacing w:line="240" w:lineRule="auto" w:after="200"/>
+        <w:spacing w:line="240" w:lineRule="auto" w:after="140"/>
         <w:jc w:val="center"/>
       </w:pPr>
       <w:r>
@@ -4641,7 +4686,7 @@
     </w:p>
     <w:p>
       <w:pPr>
-        <w:spacing w:line="240" w:lineRule="auto" w:after="200"/>
+        <w:spacing w:line="240" w:lineRule="auto" w:after="140"/>
         <w:jc w:val="center"/>
       </w:pPr>
       <w:r>
@@ -4698,7 +4743,7 @@
       <w:r>
         <w:drawing>
           <wp:inline xmlns:a="http://schemas.openxmlformats.org/drawingml/2006/main" xmlns:pic="http://schemas.openxmlformats.org/drawingml/2006/picture">
-            <wp:extent cx="4500000" cy="2203983"/>
+            <wp:extent cx="4338000" cy="2124639"/>
             <wp:docPr id="16" name="Picture 16"/>
             <wp:cNvGraphicFramePr>
               <a:graphicFrameLocks noChangeAspect="1"/>
@@ -4719,7 +4764,7 @@
                   <pic:spPr>
                     <a:xfrm>
                       <a:off x="0" y="0"/>
-                      <a:ext cx="4500000" cy="2203983"/>
+                      <a:ext cx="4338000" cy="2124639"/>
                     </a:xfrm>
                     <a:prstGeom prst="rect"/>
                   </pic:spPr>
@@ -4732,7 +4777,7 @@
     </w:p>
     <w:p>
       <w:pPr>
-        <w:spacing w:line="240" w:lineRule="auto" w:after="200"/>
+        <w:spacing w:line="240" w:lineRule="auto" w:after="140"/>
         <w:jc w:val="center"/>
       </w:pPr>
       <w:r>
@@ -4769,7 +4814,7 @@
           </w:tcPr>
           <w:p>
             <w:pPr>
-              <w:keepNext/>
+              <w:spacing w:before="0" w:after="0" w:line="240" w:lineRule="auto"/>
               <w:jc w:val="center"/>
             </w:pPr>
             <w:r/>
@@ -4792,7 +4837,7 @@
           </w:tcPr>
           <w:p>
             <w:pPr>
-              <w:keepNext/>
+              <w:spacing w:before="0" w:after="0" w:line="240" w:lineRule="auto"/>
               <w:jc w:val="center"/>
             </w:pPr>
             <w:r/>
@@ -4815,7 +4860,7 @@
           </w:tcPr>
           <w:p>
             <w:pPr>
-              <w:keepNext/>
+              <w:spacing w:before="0" w:after="0" w:line="240" w:lineRule="auto"/>
               <w:jc w:val="center"/>
             </w:pPr>
             <w:r/>
@@ -4842,7 +4887,7 @@
           </w:tcPr>
           <w:p>
             <w:pPr>
-              <w:keepNext/>
+              <w:spacing w:before="0" w:after="0" w:line="240" w:lineRule="auto"/>
             </w:pPr>
             <w:r/>
             <w:r>
@@ -4862,7 +4907,7 @@
           </w:tcPr>
           <w:p>
             <w:pPr>
-              <w:keepNext/>
+              <w:spacing w:before="0" w:after="0" w:line="240" w:lineRule="auto"/>
             </w:pPr>
             <w:r/>
             <w:r>
@@ -4882,7 +4927,7 @@
           </w:tcPr>
           <w:p>
             <w:pPr>
-              <w:keepNext/>
+              <w:spacing w:before="0" w:after="0" w:line="240" w:lineRule="auto"/>
             </w:pPr>
             <w:r/>
             <w:r>
@@ -4907,7 +4952,7 @@
           </w:tcPr>
           <w:p>
             <w:pPr>
-              <w:keepNext/>
+              <w:spacing w:before="0" w:after="0" w:line="240" w:lineRule="auto"/>
             </w:pPr>
             <w:r/>
             <w:r>
@@ -4927,7 +4972,7 @@
           </w:tcPr>
           <w:p>
             <w:pPr>
-              <w:keepNext/>
+              <w:spacing w:before="0" w:after="0" w:line="240" w:lineRule="auto"/>
             </w:pPr>
             <w:r/>
             <w:r>
@@ -4947,7 +4992,7 @@
           </w:tcPr>
           <w:p>
             <w:pPr>
-              <w:keepNext/>
+              <w:spacing w:before="0" w:after="0" w:line="240" w:lineRule="auto"/>
             </w:pPr>
             <w:r/>
             <w:r>
@@ -4972,7 +5017,7 @@
           </w:tcPr>
           <w:p>
             <w:pPr>
-              <w:keepNext/>
+              <w:spacing w:before="0" w:after="0" w:line="240" w:lineRule="auto"/>
             </w:pPr>
             <w:r/>
             <w:r>
@@ -4992,7 +5037,7 @@
           </w:tcPr>
           <w:p>
             <w:pPr>
-              <w:keepNext/>
+              <w:spacing w:before="0" w:after="0" w:line="240" w:lineRule="auto"/>
             </w:pPr>
             <w:r/>
             <w:r>
@@ -5012,7 +5057,7 @@
           </w:tcPr>
           <w:p>
             <w:pPr>
-              <w:keepNext/>
+              <w:spacing w:before="0" w:after="0" w:line="240" w:lineRule="auto"/>
             </w:pPr>
             <w:r/>
             <w:r>
@@ -5036,6 +5081,9 @@
             <w:vAlign w:val="center"/>
           </w:tcPr>
           <w:p>
+            <w:pPr>
+              <w:spacing w:before="0" w:after="0" w:line="240" w:lineRule="auto"/>
+            </w:pPr>
             <w:r/>
             <w:r>
               <w:rPr>
@@ -5053,6 +5101,9 @@
             <w:vAlign w:val="center"/>
           </w:tcPr>
           <w:p>
+            <w:pPr>
+              <w:spacing w:before="0" w:after="0" w:line="240" w:lineRule="auto"/>
+            </w:pPr>
             <w:r/>
             <w:r>
               <w:rPr>
@@ -5070,6 +5121,9 @@
             <w:vAlign w:val="center"/>
           </w:tcPr>
           <w:p>
+            <w:pPr>
+              <w:spacing w:before="0" w:after="0" w:line="240" w:lineRule="auto"/>
+            </w:pPr>
             <w:r/>
             <w:r>
               <w:rPr>
@@ -5170,7 +5224,7 @@
           </w:tcPr>
           <w:p>
             <w:pPr>
-              <w:keepNext/>
+              <w:spacing w:before="0" w:after="0" w:line="240" w:lineRule="auto"/>
               <w:jc w:val="center"/>
             </w:pPr>
             <w:r/>
@@ -5193,7 +5247,7 @@
           </w:tcPr>
           <w:p>
             <w:pPr>
-              <w:keepNext/>
+              <w:spacing w:before="0" w:after="0" w:line="240" w:lineRule="auto"/>
               <w:jc w:val="center"/>
             </w:pPr>
             <w:r/>
@@ -5220,7 +5274,7 @@
           </w:tcPr>
           <w:p>
             <w:pPr>
-              <w:keepNext/>
+              <w:spacing w:before="0" w:after="0" w:line="240" w:lineRule="auto"/>
             </w:pPr>
             <w:r/>
             <w:r>
@@ -5240,7 +5294,7 @@
           </w:tcPr>
           <w:p>
             <w:pPr>
-              <w:keepNext/>
+              <w:spacing w:before="0" w:after="0" w:line="240" w:lineRule="auto"/>
             </w:pPr>
             <w:r/>
             <w:r>
@@ -5265,7 +5319,7 @@
           </w:tcPr>
           <w:p>
             <w:pPr>
-              <w:keepNext/>
+              <w:spacing w:before="0" w:after="0" w:line="240" w:lineRule="auto"/>
             </w:pPr>
             <w:r/>
             <w:r>
@@ -5285,7 +5339,7 @@
           </w:tcPr>
           <w:p>
             <w:pPr>
-              <w:keepNext/>
+              <w:spacing w:before="0" w:after="0" w:line="240" w:lineRule="auto"/>
             </w:pPr>
             <w:r/>
             <w:r>
@@ -5310,7 +5364,7 @@
           </w:tcPr>
           <w:p>
             <w:pPr>
-              <w:keepNext/>
+              <w:spacing w:before="0" w:after="0" w:line="240" w:lineRule="auto"/>
             </w:pPr>
             <w:r/>
             <w:r>
@@ -5330,7 +5384,7 @@
           </w:tcPr>
           <w:p>
             <w:pPr>
-              <w:keepNext/>
+              <w:spacing w:before="0" w:after="0" w:line="240" w:lineRule="auto"/>
             </w:pPr>
             <w:r/>
             <w:r>
@@ -5355,7 +5409,7 @@
           </w:tcPr>
           <w:p>
             <w:pPr>
-              <w:keepNext/>
+              <w:spacing w:before="0" w:after="0" w:line="240" w:lineRule="auto"/>
             </w:pPr>
             <w:r/>
             <w:r>
@@ -5375,7 +5429,7 @@
           </w:tcPr>
           <w:p>
             <w:pPr>
-              <w:keepNext/>
+              <w:spacing w:before="0" w:after="0" w:line="240" w:lineRule="auto"/>
             </w:pPr>
             <w:r/>
             <w:r>
@@ -5399,6 +5453,9 @@
             <w:vAlign w:val="center"/>
           </w:tcPr>
           <w:p>
+            <w:pPr>
+              <w:spacing w:before="0" w:after="0" w:line="240" w:lineRule="auto"/>
+            </w:pPr>
             <w:r/>
             <w:r>
               <w:rPr>
@@ -5416,6 +5473,9 @@
             <w:vAlign w:val="center"/>
           </w:tcPr>
           <w:p>
+            <w:pPr>
+              <w:spacing w:before="0" w:after="0" w:line="240" w:lineRule="auto"/>
+            </w:pPr>
             <w:r/>
             <w:r>
               <w:rPr>
@@ -5485,7 +5545,7 @@
       <w:r>
         <w:drawing>
           <wp:inline xmlns:a="http://schemas.openxmlformats.org/drawingml/2006/main" xmlns:pic="http://schemas.openxmlformats.org/drawingml/2006/picture">
-            <wp:extent cx="4500000" cy="2418750"/>
+            <wp:extent cx="3952800" cy="2124630"/>
             <wp:docPr id="17" name="Picture 17"/>
             <wp:cNvGraphicFramePr>
               <a:graphicFrameLocks noChangeAspect="1"/>
@@ -5506,7 +5566,7 @@
                   <pic:spPr>
                     <a:xfrm>
                       <a:off x="0" y="0"/>
-                      <a:ext cx="4500000" cy="2418750"/>
+                      <a:ext cx="3952800" cy="2124630"/>
                     </a:xfrm>
                     <a:prstGeom prst="rect"/>
                   </pic:spPr>
@@ -5519,7 +5579,7 @@
     </w:p>
     <w:p>
       <w:pPr>
-        <w:spacing w:line="240" w:lineRule="auto" w:after="200"/>
+        <w:spacing w:line="240" w:lineRule="auto" w:after="140"/>
         <w:jc w:val="center"/>
       </w:pPr>
       <w:r>
@@ -5540,7 +5600,7 @@
       <w:r>
         <w:drawing>
           <wp:inline xmlns:a="http://schemas.openxmlformats.org/drawingml/2006/main" xmlns:pic="http://schemas.openxmlformats.org/drawingml/2006/picture">
-            <wp:extent cx="4500000" cy="2418750"/>
+            <wp:extent cx="3952800" cy="2124630"/>
             <wp:docPr id="18" name="Picture 18"/>
             <wp:cNvGraphicFramePr>
               <a:graphicFrameLocks noChangeAspect="1"/>
@@ -5561,7 +5621,7 @@
                   <pic:spPr>
                     <a:xfrm>
                       <a:off x="0" y="0"/>
-                      <a:ext cx="4500000" cy="2418750"/>
+                      <a:ext cx="3952800" cy="2124630"/>
                     </a:xfrm>
                     <a:prstGeom prst="rect"/>
                   </pic:spPr>
@@ -5574,7 +5634,7 @@
     </w:p>
     <w:p>
       <w:pPr>
-        <w:spacing w:line="240" w:lineRule="auto" w:after="200"/>
+        <w:spacing w:line="240" w:lineRule="auto" w:after="140"/>
         <w:jc w:val="center"/>
       </w:pPr>
       <w:r>
@@ -5595,7 +5655,7 @@
       <w:r>
         <w:drawing>
           <wp:inline xmlns:a="http://schemas.openxmlformats.org/drawingml/2006/main" xmlns:pic="http://schemas.openxmlformats.org/drawingml/2006/picture">
-            <wp:extent cx="4500000" cy="2418750"/>
+            <wp:extent cx="3952800" cy="2124630"/>
             <wp:docPr id="19" name="Picture 19"/>
             <wp:cNvGraphicFramePr>
               <a:graphicFrameLocks noChangeAspect="1"/>
@@ -5616,7 +5676,7 @@
                   <pic:spPr>
                     <a:xfrm>
                       <a:off x="0" y="0"/>
-                      <a:ext cx="4500000" cy="2418750"/>
+                      <a:ext cx="3952800" cy="2124630"/>
                     </a:xfrm>
                     <a:prstGeom prst="rect"/>
                   </pic:spPr>
@@ -5629,7 +5689,7 @@
     </w:p>
     <w:p>
       <w:pPr>
-        <w:spacing w:line="240" w:lineRule="auto" w:after="200"/>
+        <w:spacing w:line="240" w:lineRule="auto" w:after="140"/>
         <w:jc w:val="center"/>
       </w:pPr>
       <w:r>
@@ -5718,7 +5778,7 @@
     </w:p>
     <w:p>
       <w:pPr>
-        <w:spacing w:line="240" w:lineRule="auto" w:after="200"/>
+        <w:spacing w:line="240" w:lineRule="auto" w:after="140"/>
         <w:jc w:val="center"/>
       </w:pPr>
       <w:r>
@@ -5791,7 +5851,7 @@
     </w:p>
     <w:p>
       <w:pPr>
-        <w:spacing w:line="240" w:lineRule="auto" w:after="200"/>
+        <w:spacing w:line="240" w:lineRule="auto" w:after="140"/>
         <w:jc w:val="center"/>
       </w:pPr>
       <w:r>
@@ -5882,7 +5942,7 @@
     </w:p>
     <w:p>
       <w:pPr>
-        <w:spacing w:line="240" w:lineRule="auto" w:after="200"/>
+        <w:spacing w:line="240" w:lineRule="auto" w:after="140"/>
         <w:jc w:val="center"/>
       </w:pPr>
       <w:r>
@@ -5955,7 +6015,7 @@
     </w:p>
     <w:p>
       <w:pPr>
-        <w:spacing w:line="240" w:lineRule="auto" w:after="200"/>
+        <w:spacing w:line="240" w:lineRule="auto" w:after="140"/>
         <w:jc w:val="center"/>
       </w:pPr>
       <w:r>
@@ -6034,7 +6094,7 @@
           </w:tcPr>
           <w:p>
             <w:pPr>
-              <w:keepNext/>
+              <w:spacing w:before="0" w:after="0" w:line="240" w:lineRule="auto"/>
               <w:jc w:val="center"/>
             </w:pPr>
             <w:r/>
@@ -6057,7 +6117,7 @@
           </w:tcPr>
           <w:p>
             <w:pPr>
-              <w:keepNext/>
+              <w:spacing w:before="0" w:after="0" w:line="240" w:lineRule="auto"/>
               <w:jc w:val="center"/>
             </w:pPr>
             <w:r/>
@@ -6080,7 +6140,7 @@
           </w:tcPr>
           <w:p>
             <w:pPr>
-              <w:keepNext/>
+              <w:spacing w:before="0" w:after="0" w:line="240" w:lineRule="auto"/>
               <w:jc w:val="center"/>
             </w:pPr>
             <w:r/>
@@ -6107,7 +6167,7 @@
           </w:tcPr>
           <w:p>
             <w:pPr>
-              <w:keepNext/>
+              <w:spacing w:before="0" w:after="0" w:line="240" w:lineRule="auto"/>
             </w:pPr>
             <w:r/>
             <w:r>
@@ -6127,7 +6187,7 @@
           </w:tcPr>
           <w:p>
             <w:pPr>
-              <w:keepNext/>
+              <w:spacing w:before="0" w:after="0" w:line="240" w:lineRule="auto"/>
             </w:pPr>
             <w:r/>
             <w:r>
@@ -6147,7 +6207,7 @@
           </w:tcPr>
           <w:p>
             <w:pPr>
-              <w:keepNext/>
+              <w:spacing w:before="0" w:after="0" w:line="240" w:lineRule="auto"/>
             </w:pPr>
             <w:r/>
             <w:r>
@@ -6172,7 +6232,7 @@
           </w:tcPr>
           <w:p>
             <w:pPr>
-              <w:keepNext/>
+              <w:spacing w:before="0" w:after="0" w:line="240" w:lineRule="auto"/>
             </w:pPr>
             <w:r/>
             <w:r>
@@ -6192,7 +6252,7 @@
           </w:tcPr>
           <w:p>
             <w:pPr>
-              <w:keepNext/>
+              <w:spacing w:before="0" w:after="0" w:line="240" w:lineRule="auto"/>
             </w:pPr>
             <w:r/>
             <w:r>
@@ -6212,7 +6272,7 @@
           </w:tcPr>
           <w:p>
             <w:pPr>
-              <w:keepNext/>
+              <w:spacing w:before="0" w:after="0" w:line="240" w:lineRule="auto"/>
             </w:pPr>
             <w:r/>
             <w:r>
@@ -6236,6 +6296,9 @@
             <w:vAlign w:val="center"/>
           </w:tcPr>
           <w:p>
+            <w:pPr>
+              <w:spacing w:before="0" w:after="0" w:line="240" w:lineRule="auto"/>
+            </w:pPr>
             <w:r/>
             <w:r>
               <w:rPr>
@@ -6253,6 +6316,9 @@
             <w:vAlign w:val="center"/>
           </w:tcPr>
           <w:p>
+            <w:pPr>
+              <w:spacing w:before="0" w:after="0" w:line="240" w:lineRule="auto"/>
+            </w:pPr>
             <w:r/>
             <w:r>
               <w:rPr>
@@ -6270,6 +6336,9 @@
             <w:vAlign w:val="center"/>
           </w:tcPr>
           <w:p>
+            <w:pPr>
+              <w:spacing w:before="0" w:after="0" w:line="240" w:lineRule="auto"/>
+            </w:pPr>
             <w:r/>
             <w:r>
               <w:rPr>
@@ -6327,7 +6396,7 @@
     </w:p>
     <w:p>
       <w:pPr>
-        <w:spacing w:line="240" w:lineRule="auto" w:after="200"/>
+        <w:spacing w:line="240" w:lineRule="auto" w:after="140"/>
         <w:jc w:val="center"/>
       </w:pPr>
       <w:r>
@@ -6348,7 +6417,7 @@
       <w:r>
         <w:drawing>
           <wp:inline xmlns:a="http://schemas.openxmlformats.org/drawingml/2006/main" xmlns:pic="http://schemas.openxmlformats.org/drawingml/2006/picture">
-            <wp:extent cx="4500000" cy="2362500"/>
+            <wp:extent cx="4046400" cy="2124360"/>
             <wp:docPr id="25" name="Picture 25"/>
             <wp:cNvGraphicFramePr>
               <a:graphicFrameLocks noChangeAspect="1"/>
@@ -6369,7 +6438,7 @@
                   <pic:spPr>
                     <a:xfrm>
                       <a:off x="0" y="0"/>
-                      <a:ext cx="4500000" cy="2362500"/>
+                      <a:ext cx="4046400" cy="2124360"/>
                     </a:xfrm>
                     <a:prstGeom prst="rect"/>
                   </pic:spPr>
@@ -6382,7 +6451,7 @@
     </w:p>
     <w:p>
       <w:pPr>
-        <w:spacing w:line="240" w:lineRule="auto" w:after="200"/>
+        <w:spacing w:line="240" w:lineRule="auto" w:after="140"/>
         <w:jc w:val="center"/>
       </w:pPr>
       <w:r>
@@ -6463,7 +6532,7 @@
     </w:p>
     <w:p>
       <w:pPr>
-        <w:spacing w:line="240" w:lineRule="auto" w:after="200"/>
+        <w:spacing w:line="240" w:lineRule="auto" w:after="140"/>
         <w:jc w:val="center"/>
       </w:pPr>
       <w:r>
@@ -6562,7 +6631,7 @@
     </w:p>
     <w:p>
       <w:pPr>
-        <w:spacing w:line="240" w:lineRule="auto" w:after="200"/>
+        <w:spacing w:line="240" w:lineRule="auto" w:after="140"/>
         <w:jc w:val="center"/>
       </w:pPr>
       <w:r>
@@ -6643,7 +6712,7 @@
     </w:p>
     <w:p>
       <w:pPr>
-        <w:spacing w:line="240" w:lineRule="auto" w:after="200"/>
+        <w:spacing w:line="240" w:lineRule="auto" w:after="140"/>
         <w:jc w:val="center"/>
       </w:pPr>
       <w:r>
@@ -6705,7 +6774,7 @@
           </w:tcPr>
           <w:p>
             <w:pPr>
-              <w:keepNext/>
+              <w:spacing w:before="0" w:after="0" w:line="240" w:lineRule="auto"/>
               <w:jc w:val="center"/>
             </w:pPr>
             <w:r/>
@@ -6728,7 +6797,7 @@
           </w:tcPr>
           <w:p>
             <w:pPr>
-              <w:keepNext/>
+              <w:spacing w:before="0" w:after="0" w:line="240" w:lineRule="auto"/>
               <w:jc w:val="center"/>
             </w:pPr>
             <w:r/>
@@ -6755,7 +6824,7 @@
           </w:tcPr>
           <w:p>
             <w:pPr>
-              <w:keepNext/>
+              <w:spacing w:before="0" w:after="0" w:line="240" w:lineRule="auto"/>
             </w:pPr>
             <w:r/>
             <w:r>
@@ -6775,7 +6844,7 @@
           </w:tcPr>
           <w:p>
             <w:pPr>
-              <w:keepNext/>
+              <w:spacing w:before="0" w:after="0" w:line="240" w:lineRule="auto"/>
             </w:pPr>
             <w:r/>
             <w:r>
@@ -6799,6 +6868,9 @@
             <w:vAlign w:val="center"/>
           </w:tcPr>
           <w:p>
+            <w:pPr>
+              <w:spacing w:before="0" w:after="0" w:line="240" w:lineRule="auto"/>
+            </w:pPr>
             <w:r/>
             <w:r>
               <w:rPr>
@@ -6816,6 +6888,9 @@
             <w:vAlign w:val="center"/>
           </w:tcPr>
           <w:p>
+            <w:pPr>
+              <w:spacing w:before="0" w:after="0" w:line="240" w:lineRule="auto"/>
+            </w:pPr>
             <w:r/>
             <w:r>
               <w:rPr>
@@ -6935,7 +7010,7 @@
     </w:p>
     <w:p>
       <w:pPr>
-        <w:spacing w:line="240" w:lineRule="auto" w:after="200"/>
+        <w:spacing w:line="240" w:lineRule="auto" w:after="140"/>
         <w:jc w:val="center"/>
       </w:pPr>
       <w:r>
@@ -7036,7 +7111,7 @@
     </w:p>
     <w:p>
       <w:pPr>
-        <w:spacing w:line="240" w:lineRule="auto" w:after="200"/>
+        <w:spacing w:line="240" w:lineRule="auto" w:after="140"/>
         <w:jc w:val="center"/>
       </w:pPr>
       <w:r>
@@ -7072,7 +7147,7 @@
           </w:tcPr>
           <w:p>
             <w:pPr>
-              <w:keepNext/>
+              <w:spacing w:before="0" w:after="0" w:line="240" w:lineRule="auto"/>
               <w:jc w:val="center"/>
             </w:pPr>
             <w:r/>
@@ -7095,7 +7170,7 @@
           </w:tcPr>
           <w:p>
             <w:pPr>
-              <w:keepNext/>
+              <w:spacing w:before="0" w:after="0" w:line="240" w:lineRule="auto"/>
               <w:jc w:val="center"/>
             </w:pPr>
             <w:r/>
@@ -7122,7 +7197,7 @@
           </w:tcPr>
           <w:p>
             <w:pPr>
-              <w:keepNext/>
+              <w:spacing w:before="0" w:after="0" w:line="240" w:lineRule="auto"/>
             </w:pPr>
             <w:r/>
             <w:r>
@@ -7142,7 +7217,7 @@
           </w:tcPr>
           <w:p>
             <w:pPr>
-              <w:keepNext/>
+              <w:spacing w:before="0" w:after="0" w:line="240" w:lineRule="auto"/>
             </w:pPr>
             <w:r/>
             <w:r>
@@ -7167,7 +7242,7 @@
           </w:tcPr>
           <w:p>
             <w:pPr>
-              <w:keepNext/>
+              <w:spacing w:before="0" w:after="0" w:line="240" w:lineRule="auto"/>
             </w:pPr>
             <w:r/>
             <w:r>
@@ -7187,7 +7262,7 @@
           </w:tcPr>
           <w:p>
             <w:pPr>
-              <w:keepNext/>
+              <w:spacing w:before="0" w:after="0" w:line="240" w:lineRule="auto"/>
             </w:pPr>
             <w:r/>
             <w:r>
@@ -7211,6 +7286,9 @@
             <w:vAlign w:val="center"/>
           </w:tcPr>
           <w:p>
+            <w:pPr>
+              <w:spacing w:before="0" w:after="0" w:line="240" w:lineRule="auto"/>
+            </w:pPr>
             <w:r/>
             <w:r>
               <w:rPr>
@@ -7228,6 +7306,9 @@
             <w:vAlign w:val="center"/>
           </w:tcPr>
           <w:p>
+            <w:pPr>
+              <w:spacing w:before="0" w:after="0" w:line="240" w:lineRule="auto"/>
+            </w:pPr>
             <w:r/>
             <w:r>
               <w:rPr>
@@ -7331,7 +7412,7 @@
     </w:p>
     <w:p>
       <w:pPr>
-        <w:spacing w:line="240" w:lineRule="auto" w:after="200"/>
+        <w:spacing w:line="240" w:lineRule="auto" w:after="140"/>
         <w:jc w:val="center"/>
       </w:pPr>
       <w:r>
@@ -7446,7 +7527,7 @@
     </w:p>
     <w:p>
       <w:pPr>
-        <w:spacing w:line="240" w:lineRule="auto" w:after="200"/>
+        <w:spacing w:line="240" w:lineRule="auto" w:after="140"/>
         <w:jc w:val="center"/>
       </w:pPr>
       <w:r>
@@ -7496,7 +7577,7 @@
           </w:tcPr>
           <w:p>
             <w:pPr>
-              <w:keepNext/>
+              <w:spacing w:before="0" w:after="0" w:line="240" w:lineRule="auto"/>
               <w:jc w:val="center"/>
             </w:pPr>
             <w:r/>
@@ -7519,7 +7600,7 @@
           </w:tcPr>
           <w:p>
             <w:pPr>
-              <w:keepNext/>
+              <w:spacing w:before="0" w:after="0" w:line="240" w:lineRule="auto"/>
               <w:jc w:val="center"/>
             </w:pPr>
             <w:r/>
@@ -7546,7 +7627,7 @@
           </w:tcPr>
           <w:p>
             <w:pPr>
-              <w:keepNext/>
+              <w:spacing w:before="0" w:after="0" w:line="240" w:lineRule="auto"/>
             </w:pPr>
             <w:r/>
             <w:r>
@@ -7566,7 +7647,7 @@
           </w:tcPr>
           <w:p>
             <w:pPr>
-              <w:keepNext/>
+              <w:spacing w:before="0" w:after="0" w:line="240" w:lineRule="auto"/>
             </w:pPr>
             <w:r/>
             <w:r>
@@ -7590,6 +7671,9 @@
             <w:vAlign w:val="center"/>
           </w:tcPr>
           <w:p>
+            <w:pPr>
+              <w:spacing w:before="0" w:after="0" w:line="240" w:lineRule="auto"/>
+            </w:pPr>
             <w:r/>
             <w:r>
               <w:rPr>
@@ -7607,6 +7691,9 @@
             <w:vAlign w:val="center"/>
           </w:tcPr>
           <w:p>
+            <w:pPr>
+              <w:spacing w:before="0" w:after="0" w:line="240" w:lineRule="auto"/>
+            </w:pPr>
             <w:r/>
             <w:r>
               <w:rPr>
@@ -7706,7 +7793,7 @@
     </w:p>
     <w:p>
       <w:pPr>
-        <w:spacing w:line="240" w:lineRule="auto" w:after="200"/>
+        <w:spacing w:line="240" w:lineRule="auto" w:after="140"/>
         <w:jc w:val="center"/>
       </w:pPr>
       <w:r>
@@ -7745,7 +7832,7 @@
           </w:tcPr>
           <w:p>
             <w:pPr>
-              <w:keepNext/>
+              <w:spacing w:before="0" w:after="0" w:line="240" w:lineRule="auto"/>
               <w:jc w:val="center"/>
             </w:pPr>
             <w:r/>
@@ -7768,7 +7855,7 @@
           </w:tcPr>
           <w:p>
             <w:pPr>
-              <w:keepNext/>
+              <w:spacing w:before="0" w:after="0" w:line="240" w:lineRule="auto"/>
               <w:jc w:val="center"/>
             </w:pPr>
             <w:r/>
@@ -7791,7 +7878,7 @@
           </w:tcPr>
           <w:p>
             <w:pPr>
-              <w:keepNext/>
+              <w:spacing w:before="0" w:after="0" w:line="240" w:lineRule="auto"/>
               <w:jc w:val="center"/>
             </w:pPr>
             <w:r/>
@@ -7814,7 +7901,7 @@
           </w:tcPr>
           <w:p>
             <w:pPr>
-              <w:keepNext/>
+              <w:spacing w:before="0" w:after="0" w:line="240" w:lineRule="auto"/>
               <w:jc w:val="center"/>
             </w:pPr>
             <w:r/>
@@ -7837,7 +7924,7 @@
           </w:tcPr>
           <w:p>
             <w:pPr>
-              <w:keepNext/>
+              <w:spacing w:before="0" w:after="0" w:line="240" w:lineRule="auto"/>
               <w:jc w:val="center"/>
             </w:pPr>
             <w:r/>
@@ -7864,7 +7951,7 @@
           </w:tcPr>
           <w:p>
             <w:pPr>
-              <w:keepNext/>
+              <w:spacing w:before="0" w:after="0" w:line="240" w:lineRule="auto"/>
             </w:pPr>
             <w:r/>
             <w:r>
@@ -7884,7 +7971,7 @@
           </w:tcPr>
           <w:p>
             <w:pPr>
-              <w:keepNext/>
+              <w:spacing w:before="0" w:after="0" w:line="240" w:lineRule="auto"/>
             </w:pPr>
             <w:r/>
             <w:r>
@@ -7904,7 +7991,7 @@
           </w:tcPr>
           <w:p>
             <w:pPr>
-              <w:keepNext/>
+              <w:spacing w:before="0" w:after="0" w:line="240" w:lineRule="auto"/>
             </w:pPr>
             <w:r/>
             <w:r>
@@ -7924,7 +8011,7 @@
           </w:tcPr>
           <w:p>
             <w:pPr>
-              <w:keepNext/>
+              <w:spacing w:before="0" w:after="0" w:line="240" w:lineRule="auto"/>
             </w:pPr>
             <w:r/>
             <w:r>
@@ -7944,7 +8031,7 @@
           </w:tcPr>
           <w:p>
             <w:pPr>
-              <w:keepNext/>
+              <w:spacing w:before="0" w:after="0" w:line="240" w:lineRule="auto"/>
             </w:pPr>
             <w:r/>
             <w:r>
@@ -7968,6 +8055,9 @@
             <w:vAlign w:val="center"/>
           </w:tcPr>
           <w:p>
+            <w:pPr>
+              <w:spacing w:before="0" w:after="0" w:line="240" w:lineRule="auto"/>
+            </w:pPr>
             <w:r/>
             <w:r>
               <w:rPr>
@@ -7985,6 +8075,9 @@
             <w:vAlign w:val="center"/>
           </w:tcPr>
           <w:p>
+            <w:pPr>
+              <w:spacing w:before="0" w:after="0" w:line="240" w:lineRule="auto"/>
+            </w:pPr>
             <w:r/>
             <w:r>
               <w:rPr>
@@ -8002,6 +8095,9 @@
             <w:vAlign w:val="center"/>
           </w:tcPr>
           <w:p>
+            <w:pPr>
+              <w:spacing w:before="0" w:after="0" w:line="240" w:lineRule="auto"/>
+            </w:pPr>
             <w:r/>
             <w:r>
               <w:rPr>
@@ -8019,6 +8115,9 @@
             <w:vAlign w:val="center"/>
           </w:tcPr>
           <w:p>
+            <w:pPr>
+              <w:spacing w:before="0" w:after="0" w:line="240" w:lineRule="auto"/>
+            </w:pPr>
             <w:r/>
             <w:r>
               <w:rPr>
@@ -8036,6 +8135,9 @@
             <w:vAlign w:val="center"/>
           </w:tcPr>
           <w:p>
+            <w:pPr>
+              <w:spacing w:before="0" w:after="0" w:line="240" w:lineRule="auto"/>
+            </w:pPr>
             <w:r/>
             <w:r>
               <w:rPr>
@@ -8139,7 +8241,7 @@
     </w:p>
     <w:p>
       <w:pPr>
-        <w:spacing w:line="240" w:lineRule="auto" w:after="200"/>
+        <w:spacing w:line="240" w:lineRule="auto" w:after="140"/>
         <w:jc w:val="center"/>
       </w:pPr>
       <w:r>
@@ -8175,7 +8277,7 @@
           </w:tcPr>
           <w:p>
             <w:pPr>
-              <w:keepNext/>
+              <w:spacing w:before="0" w:after="0" w:line="240" w:lineRule="auto"/>
               <w:jc w:val="center"/>
             </w:pPr>
             <w:r/>
@@ -8198,7 +8300,7 @@
           </w:tcPr>
           <w:p>
             <w:pPr>
-              <w:keepNext/>
+              <w:spacing w:before="0" w:after="0" w:line="240" w:lineRule="auto"/>
               <w:jc w:val="center"/>
             </w:pPr>
             <w:r/>
@@ -8225,7 +8327,7 @@
           </w:tcPr>
           <w:p>
             <w:pPr>
-              <w:keepNext/>
+              <w:spacing w:before="0" w:after="0" w:line="240" w:lineRule="auto"/>
             </w:pPr>
             <w:r/>
             <w:r>
@@ -8245,7 +8347,7 @@
           </w:tcPr>
           <w:p>
             <w:pPr>
-              <w:keepNext/>
+              <w:spacing w:before="0" w:after="0" w:line="240" w:lineRule="auto"/>
             </w:pPr>
             <w:r/>
             <w:r>
@@ -8270,7 +8372,7 @@
           </w:tcPr>
           <w:p>
             <w:pPr>
-              <w:keepNext/>
+              <w:spacing w:before="0" w:after="0" w:line="240" w:lineRule="auto"/>
             </w:pPr>
             <w:r/>
             <w:r>
@@ -8290,7 +8392,7 @@
           </w:tcPr>
           <w:p>
             <w:pPr>
-              <w:keepNext/>
+              <w:spacing w:before="0" w:after="0" w:line="240" w:lineRule="auto"/>
             </w:pPr>
             <w:r/>
             <w:r>
@@ -8314,6 +8416,9 @@
             <w:vAlign w:val="center"/>
           </w:tcPr>
           <w:p>
+            <w:pPr>
+              <w:spacing w:before="0" w:after="0" w:line="240" w:lineRule="auto"/>
+            </w:pPr>
             <w:r/>
             <w:r>
               <w:rPr>
@@ -8331,6 +8436,9 @@
             <w:vAlign w:val="center"/>
           </w:tcPr>
           <w:p>
+            <w:pPr>
+              <w:spacing w:before="0" w:after="0" w:line="240" w:lineRule="auto"/>
+            </w:pPr>
             <w:r/>
             <w:r>
               <w:rPr>
@@ -8380,7 +8488,7 @@
       <w:r>
         <w:drawing>
           <wp:inline xmlns:a="http://schemas.openxmlformats.org/drawingml/2006/main" xmlns:pic="http://schemas.openxmlformats.org/drawingml/2006/picture">
-            <wp:extent cx="4500000" cy="2418750"/>
+            <wp:extent cx="3952800" cy="2124630"/>
             <wp:docPr id="35" name="Picture 35"/>
             <wp:cNvGraphicFramePr>
               <a:graphicFrameLocks noChangeAspect="1"/>
@@ -8401,7 +8509,7 @@
                   <pic:spPr>
                     <a:xfrm>
                       <a:off x="0" y="0"/>
-                      <a:ext cx="4500000" cy="2418750"/>
+                      <a:ext cx="3952800" cy="2124630"/>
                     </a:xfrm>
                     <a:prstGeom prst="rect"/>
                   </pic:spPr>
@@ -8414,7 +8522,7 @@
     </w:p>
     <w:p>
       <w:pPr>
-        <w:spacing w:line="240" w:lineRule="auto" w:after="200"/>
+        <w:spacing w:line="240" w:lineRule="auto" w:after="140"/>
         <w:jc w:val="center"/>
       </w:pPr>
       <w:r>
@@ -8567,7 +8675,7 @@
     </w:p>
     <w:p>
       <w:pPr>
-        <w:spacing w:line="240" w:lineRule="auto" w:after="200"/>
+        <w:spacing w:line="240" w:lineRule="auto" w:after="140"/>
         <w:jc w:val="center"/>
       </w:pPr>
       <w:r>
@@ -8748,7 +8856,7 @@
       <w:r>
         <w:drawing>
           <wp:inline xmlns:a="http://schemas.openxmlformats.org/drawingml/2006/main" xmlns:pic="http://schemas.openxmlformats.org/drawingml/2006/picture">
-            <wp:extent cx="4500000" cy="2418750"/>
+            <wp:extent cx="3952800" cy="2124630"/>
             <wp:docPr id="37" name="Picture 37"/>
             <wp:cNvGraphicFramePr>
               <a:graphicFrameLocks noChangeAspect="1"/>
@@ -8769,7 +8877,7 @@
                   <pic:spPr>
                     <a:xfrm>
                       <a:off x="0" y="0"/>
-                      <a:ext cx="4500000" cy="2418750"/>
+                      <a:ext cx="3952800" cy="2124630"/>
                     </a:xfrm>
                     <a:prstGeom prst="rect"/>
                   </pic:spPr>
@@ -8782,7 +8890,7 @@
     </w:p>
     <w:p>
       <w:pPr>
-        <w:spacing w:line="240" w:lineRule="auto" w:after="200"/>
+        <w:spacing w:line="240" w:lineRule="auto" w:after="140"/>
         <w:jc w:val="center"/>
       </w:pPr>
       <w:r>
@@ -8837,7 +8945,7 @@
     </w:p>
     <w:p>
       <w:pPr>
-        <w:spacing w:line="240" w:lineRule="auto" w:after="200"/>
+        <w:spacing w:line="240" w:lineRule="auto" w:after="140"/>
         <w:jc w:val="center"/>
       </w:pPr>
       <w:r>
@@ -8946,7 +9054,7 @@
     </w:p>
     <w:p>
       <w:pPr>
-        <w:spacing w:line="240" w:lineRule="auto" w:after="200"/>
+        <w:spacing w:line="240" w:lineRule="auto" w:after="140"/>
         <w:jc w:val="center"/>
       </w:pPr>
       <w:r>
@@ -8982,7 +9090,7 @@
           </w:tcPr>
           <w:p>
             <w:pPr>
-              <w:keepNext/>
+              <w:spacing w:before="0" w:after="0" w:line="240" w:lineRule="auto"/>
               <w:jc w:val="center"/>
             </w:pPr>
             <w:r/>
@@ -9005,7 +9113,7 @@
           </w:tcPr>
           <w:p>
             <w:pPr>
-              <w:keepNext/>
+              <w:spacing w:before="0" w:after="0" w:line="240" w:lineRule="auto"/>
               <w:jc w:val="center"/>
             </w:pPr>
             <w:r/>
@@ -9032,7 +9140,7 @@
           </w:tcPr>
           <w:p>
             <w:pPr>
-              <w:keepNext/>
+              <w:spacing w:before="0" w:after="0" w:line="240" w:lineRule="auto"/>
             </w:pPr>
             <w:r/>
             <w:r>
@@ -9052,7 +9160,7 @@
           </w:tcPr>
           <w:p>
             <w:pPr>
-              <w:keepNext/>
+              <w:spacing w:before="0" w:after="0" w:line="240" w:lineRule="auto"/>
             </w:pPr>
             <w:r/>
             <w:r>
@@ -9077,7 +9185,7 @@
           </w:tcPr>
           <w:p>
             <w:pPr>
-              <w:keepNext/>
+              <w:spacing w:before="0" w:after="0" w:line="240" w:lineRule="auto"/>
             </w:pPr>
             <w:r/>
             <w:r>
@@ -9097,7 +9205,7 @@
           </w:tcPr>
           <w:p>
             <w:pPr>
-              <w:keepNext/>
+              <w:spacing w:before="0" w:after="0" w:line="240" w:lineRule="auto"/>
             </w:pPr>
             <w:r/>
             <w:r>
@@ -9121,6 +9229,9 @@
             <w:vAlign w:val="center"/>
           </w:tcPr>
           <w:p>
+            <w:pPr>
+              <w:spacing w:before="0" w:after="0" w:line="240" w:lineRule="auto"/>
+            </w:pPr>
             <w:r/>
             <w:r>
               <w:rPr>
@@ -9138,6 +9249,9 @@
             <w:vAlign w:val="center"/>
           </w:tcPr>
           <w:p>
+            <w:pPr>
+              <w:spacing w:before="0" w:after="0" w:line="240" w:lineRule="auto"/>
+            </w:pPr>
             <w:r/>
             <w:r>
               <w:rPr>
@@ -9284,7 +9398,7 @@
           </w:tcPr>
           <w:p>
             <w:pPr>
-              <w:keepNext/>
+              <w:spacing w:before="0" w:after="0" w:line="240" w:lineRule="auto"/>
               <w:jc w:val="center"/>
             </w:pPr>
             <w:r/>
@@ -9307,7 +9421,7 @@
           </w:tcPr>
           <w:p>
             <w:pPr>
-              <w:keepNext/>
+              <w:spacing w:before="0" w:after="0" w:line="240" w:lineRule="auto"/>
               <w:jc w:val="center"/>
             </w:pPr>
             <w:r/>
@@ -9334,7 +9448,7 @@
           </w:tcPr>
           <w:p>
             <w:pPr>
-              <w:keepNext/>
+              <w:spacing w:before="0" w:after="0" w:line="240" w:lineRule="auto"/>
             </w:pPr>
             <w:r/>
             <w:r>
@@ -9354,7 +9468,7 @@
           </w:tcPr>
           <w:p>
             <w:pPr>
-              <w:keepNext/>
+              <w:spacing w:before="0" w:after="0" w:line="240" w:lineRule="auto"/>
             </w:pPr>
             <w:r/>
             <w:r>
@@ -9378,6 +9492,9 @@
             <w:vAlign w:val="center"/>
           </w:tcPr>
           <w:p>
+            <w:pPr>
+              <w:spacing w:before="0" w:after="0" w:line="240" w:lineRule="auto"/>
+            </w:pPr>
             <w:r/>
             <w:r>
               <w:rPr>
@@ -9395,6 +9512,9 @@
             <w:vAlign w:val="center"/>
           </w:tcPr>
           <w:p>
+            <w:pPr>
+              <w:spacing w:before="0" w:after="0" w:line="240" w:lineRule="auto"/>
+            </w:pPr>
             <w:r/>
             <w:r>
               <w:rPr>
@@ -9586,7 +9706,7 @@
     </w:p>
     <w:p>
       <w:pPr>
-        <w:spacing w:line="240" w:lineRule="auto" w:after="200"/>
+        <w:spacing w:line="240" w:lineRule="auto" w:after="140"/>
         <w:jc w:val="center"/>
       </w:pPr>
       <w:r>
@@ -9641,7 +9761,7 @@
     </w:p>
     <w:p>
       <w:pPr>
-        <w:spacing w:line="240" w:lineRule="auto" w:after="200"/>
+        <w:spacing w:line="240" w:lineRule="auto" w:after="140"/>
         <w:jc w:val="center"/>
       </w:pPr>
       <w:r>
@@ -9696,7 +9816,7 @@
     </w:p>
     <w:p>
       <w:pPr>
-        <w:spacing w:line="240" w:lineRule="auto" w:after="200"/>
+        <w:spacing w:line="240" w:lineRule="auto" w:after="140"/>
         <w:jc w:val="center"/>
       </w:pPr>
       <w:r>
@@ -9778,7 +9898,7 @@
           </w:tcPr>
           <w:p>
             <w:pPr>
-              <w:keepNext/>
+              <w:spacing w:before="0" w:after="0" w:line="240" w:lineRule="auto"/>
               <w:jc w:val="center"/>
             </w:pPr>
             <w:r/>
@@ -9801,7 +9921,7 @@
           </w:tcPr>
           <w:p>
             <w:pPr>
-              <w:keepNext/>
+              <w:spacing w:before="0" w:after="0" w:line="240" w:lineRule="auto"/>
               <w:jc w:val="center"/>
             </w:pPr>
             <w:r/>
@@ -9828,7 +9948,7 @@
           </w:tcPr>
           <w:p>
             <w:pPr>
-              <w:keepNext/>
+              <w:spacing w:before="0" w:after="0" w:line="240" w:lineRule="auto"/>
             </w:pPr>
             <w:r/>
             <w:r>
@@ -9848,7 +9968,7 @@
           </w:tcPr>
           <w:p>
             <w:pPr>
-              <w:keepNext/>
+              <w:spacing w:before="0" w:after="0" w:line="240" w:lineRule="auto"/>
             </w:pPr>
             <w:r/>
             <w:r>
@@ -9873,7 +9993,7 @@
           </w:tcPr>
           <w:p>
             <w:pPr>
-              <w:keepNext/>
+              <w:spacing w:before="0" w:after="0" w:line="240" w:lineRule="auto"/>
             </w:pPr>
             <w:r/>
             <w:r>
@@ -9893,7 +10013,7 @@
           </w:tcPr>
           <w:p>
             <w:pPr>
-              <w:keepNext/>
+              <w:spacing w:before="0" w:after="0" w:line="240" w:lineRule="auto"/>
             </w:pPr>
             <w:r/>
             <w:r>
@@ -9918,7 +10038,7 @@
           </w:tcPr>
           <w:p>
             <w:pPr>
-              <w:keepNext/>
+              <w:spacing w:before="0" w:after="0" w:line="240" w:lineRule="auto"/>
             </w:pPr>
             <w:r/>
             <w:r>
@@ -9938,7 +10058,7 @@
           </w:tcPr>
           <w:p>
             <w:pPr>
-              <w:keepNext/>
+              <w:spacing w:before="0" w:after="0" w:line="240" w:lineRule="auto"/>
             </w:pPr>
             <w:r/>
             <w:r>
@@ -9962,6 +10082,9 @@
             <w:vAlign w:val="center"/>
           </w:tcPr>
           <w:p>
+            <w:pPr>
+              <w:spacing w:before="0" w:after="0" w:line="240" w:lineRule="auto"/>
+            </w:pPr>
             <w:r/>
             <w:r>
               <w:rPr>
@@ -9979,6 +10102,9 @@
             <w:vAlign w:val="center"/>
           </w:tcPr>
           <w:p>
+            <w:pPr>
+              <w:spacing w:before="0" w:after="0" w:line="240" w:lineRule="auto"/>
+            </w:pPr>
             <w:r/>
             <w:r>
               <w:rPr>
@@ -10166,7 +10292,7 @@
           </w:tcPr>
           <w:p>
             <w:pPr>
-              <w:keepNext/>
+              <w:spacing w:before="0" w:after="0" w:line="240" w:lineRule="auto"/>
               <w:jc w:val="center"/>
             </w:pPr>
             <w:r/>
@@ -10189,7 +10315,7 @@
           </w:tcPr>
           <w:p>
             <w:pPr>
-              <w:keepNext/>
+              <w:spacing w:before="0" w:after="0" w:line="240" w:lineRule="auto"/>
               <w:jc w:val="center"/>
             </w:pPr>
             <w:r/>
@@ -10212,7 +10338,7 @@
           </w:tcPr>
           <w:p>
             <w:pPr>
-              <w:keepNext/>
+              <w:spacing w:before="0" w:after="0" w:line="240" w:lineRule="auto"/>
               <w:jc w:val="center"/>
             </w:pPr>
             <w:r/>
@@ -10239,7 +10365,7 @@
           </w:tcPr>
           <w:p>
             <w:pPr>
-              <w:keepNext/>
+              <w:spacing w:before="0" w:after="0" w:line="240" w:lineRule="auto"/>
             </w:pPr>
             <w:r/>
             <w:r>
@@ -10259,7 +10385,7 @@
           </w:tcPr>
           <w:p>
             <w:pPr>
-              <w:keepNext/>
+              <w:spacing w:before="0" w:after="0" w:line="240" w:lineRule="auto"/>
             </w:pPr>
             <w:r/>
             <w:r>
@@ -10279,7 +10405,7 @@
           </w:tcPr>
           <w:p>
             <w:pPr>
-              <w:keepNext/>
+              <w:spacing w:before="0" w:after="0" w:line="240" w:lineRule="auto"/>
             </w:pPr>
             <w:r/>
             <w:r>
@@ -10304,7 +10430,7 @@
           </w:tcPr>
           <w:p>
             <w:pPr>
-              <w:keepNext/>
+              <w:spacing w:before="0" w:after="0" w:line="240" w:lineRule="auto"/>
             </w:pPr>
             <w:r/>
             <w:r>
@@ -10324,7 +10450,7 @@
           </w:tcPr>
           <w:p>
             <w:pPr>
-              <w:keepNext/>
+              <w:spacing w:before="0" w:after="0" w:line="240" w:lineRule="auto"/>
             </w:pPr>
             <w:r/>
             <w:r>
@@ -10344,7 +10470,7 @@
           </w:tcPr>
           <w:p>
             <w:pPr>
-              <w:keepNext/>
+              <w:spacing w:before="0" w:after="0" w:line="240" w:lineRule="auto"/>
             </w:pPr>
             <w:r/>
             <w:r>
@@ -10368,6 +10494,9 @@
             <w:vAlign w:val="center"/>
           </w:tcPr>
           <w:p>
+            <w:pPr>
+              <w:spacing w:before="0" w:after="0" w:line="240" w:lineRule="auto"/>
+            </w:pPr>
             <w:r/>
             <w:r>
               <w:rPr>
@@ -10385,6 +10514,9 @@
             <w:vAlign w:val="center"/>
           </w:tcPr>
           <w:p>
+            <w:pPr>
+              <w:spacing w:before="0" w:after="0" w:line="240" w:lineRule="auto"/>
+            </w:pPr>
             <w:r/>
             <w:r>
               <w:rPr>
@@ -10402,6 +10534,9 @@
             <w:vAlign w:val="center"/>
           </w:tcPr>
           <w:p>
+            <w:pPr>
+              <w:spacing w:before="0" w:after="0" w:line="240" w:lineRule="auto"/>
+            </w:pPr>
             <w:r/>
             <w:r>
               <w:rPr>
@@ -10493,7 +10628,7 @@
     </w:p>
     <w:p>
       <w:pPr>
-        <w:spacing w:line="240" w:lineRule="auto" w:after="200"/>
+        <w:spacing w:line="240" w:lineRule="auto" w:after="140"/>
         <w:jc w:val="center"/>
       </w:pPr>
       <w:r>
@@ -10584,7 +10719,7 @@
           </w:tcPr>
           <w:p>
             <w:pPr>
-              <w:keepNext/>
+              <w:spacing w:before="0" w:after="0" w:line="240" w:lineRule="auto"/>
               <w:jc w:val="center"/>
             </w:pPr>
             <w:r/>
@@ -10607,7 +10742,7 @@
           </w:tcPr>
           <w:p>
             <w:pPr>
-              <w:keepNext/>
+              <w:spacing w:before="0" w:after="0" w:line="240" w:lineRule="auto"/>
               <w:jc w:val="center"/>
             </w:pPr>
             <w:r/>
@@ -10630,7 +10765,7 @@
           </w:tcPr>
           <w:p>
             <w:pPr>
-              <w:keepNext/>
+              <w:spacing w:before="0" w:after="0" w:line="240" w:lineRule="auto"/>
               <w:jc w:val="center"/>
             </w:pPr>
             <w:r/>
@@ -10657,7 +10792,7 @@
           </w:tcPr>
           <w:p>
             <w:pPr>
-              <w:keepNext/>
+              <w:spacing w:before="0" w:after="0" w:line="240" w:lineRule="auto"/>
             </w:pPr>
             <w:r/>
             <w:r>
@@ -10677,7 +10812,7 @@
           </w:tcPr>
           <w:p>
             <w:pPr>
-              <w:keepNext/>
+              <w:spacing w:before="0" w:after="0" w:line="240" w:lineRule="auto"/>
             </w:pPr>
             <w:r/>
             <w:r>
@@ -10697,7 +10832,7 @@
           </w:tcPr>
           <w:p>
             <w:pPr>
-              <w:keepNext/>
+              <w:spacing w:before="0" w:after="0" w:line="240" w:lineRule="auto"/>
             </w:pPr>
             <w:r/>
             <w:r>
@@ -10722,7 +10857,7 @@
           </w:tcPr>
           <w:p>
             <w:pPr>
-              <w:keepNext/>
+              <w:spacing w:before="0" w:after="0" w:line="240" w:lineRule="auto"/>
             </w:pPr>
             <w:r/>
             <w:r>
@@ -10742,7 +10877,7 @@
           </w:tcPr>
           <w:p>
             <w:pPr>
-              <w:keepNext/>
+              <w:spacing w:before="0" w:after="0" w:line="240" w:lineRule="auto"/>
             </w:pPr>
             <w:r/>
             <w:r>
@@ -10762,7 +10897,7 @@
           </w:tcPr>
           <w:p>
             <w:pPr>
-              <w:keepNext/>
+              <w:spacing w:before="0" w:after="0" w:line="240" w:lineRule="auto"/>
             </w:pPr>
             <w:r/>
             <w:r>
@@ -10787,7 +10922,7 @@
           </w:tcPr>
           <w:p>
             <w:pPr>
-              <w:keepNext/>
+              <w:spacing w:before="0" w:after="0" w:line="240" w:lineRule="auto"/>
             </w:pPr>
             <w:r/>
             <w:r>
@@ -10807,7 +10942,7 @@
           </w:tcPr>
           <w:p>
             <w:pPr>
-              <w:keepNext/>
+              <w:spacing w:before="0" w:after="0" w:line="240" w:lineRule="auto"/>
             </w:pPr>
             <w:r/>
             <w:r>
@@ -10827,7 +10962,7 @@
           </w:tcPr>
           <w:p>
             <w:pPr>
-              <w:keepNext/>
+              <w:spacing w:before="0" w:after="0" w:line="240" w:lineRule="auto"/>
             </w:pPr>
             <w:r/>
             <w:r>
@@ -10851,6 +10986,9 @@
             <w:vAlign w:val="center"/>
           </w:tcPr>
           <w:p>
+            <w:pPr>
+              <w:spacing w:before="0" w:after="0" w:line="240" w:lineRule="auto"/>
+            </w:pPr>
             <w:r/>
             <w:r>
               <w:rPr>
@@ -10868,6 +11006,9 @@
             <w:vAlign w:val="center"/>
           </w:tcPr>
           <w:p>
+            <w:pPr>
+              <w:spacing w:before="0" w:after="0" w:line="240" w:lineRule="auto"/>
+            </w:pPr>
             <w:r/>
             <w:r>
               <w:rPr>
@@ -10885,6 +11026,9 @@
             <w:vAlign w:val="center"/>
           </w:tcPr>
           <w:p>
+            <w:pPr>
+              <w:spacing w:before="0" w:after="0" w:line="240" w:lineRule="auto"/>
+            </w:pPr>
             <w:r/>
             <w:r>
               <w:rPr>
@@ -10969,7 +11113,7 @@
           </w:tcPr>
           <w:p>
             <w:pPr>
-              <w:keepNext/>
+              <w:spacing w:before="0" w:after="0" w:line="240" w:lineRule="auto"/>
               <w:jc w:val="center"/>
             </w:pPr>
             <w:r/>
@@ -10992,7 +11136,7 @@
           </w:tcPr>
           <w:p>
             <w:pPr>
-              <w:keepNext/>
+              <w:spacing w:before="0" w:after="0" w:line="240" w:lineRule="auto"/>
               <w:jc w:val="center"/>
             </w:pPr>
             <w:r/>
@@ -11019,7 +11163,7 @@
           </w:tcPr>
           <w:p>
             <w:pPr>
-              <w:keepNext/>
+              <w:spacing w:before="0" w:after="0" w:line="240" w:lineRule="auto"/>
             </w:pPr>
             <w:r/>
             <w:r>
@@ -11039,7 +11183,7 @@
           </w:tcPr>
           <w:p>
             <w:pPr>
-              <w:keepNext/>
+              <w:spacing w:before="0" w:after="0" w:line="240" w:lineRule="auto"/>
             </w:pPr>
             <w:r/>
             <w:r>
@@ -11064,7 +11208,7 @@
           </w:tcPr>
           <w:p>
             <w:pPr>
-              <w:keepNext/>
+              <w:spacing w:before="0" w:after="0" w:line="240" w:lineRule="auto"/>
             </w:pPr>
             <w:r/>
             <w:r>
@@ -11084,7 +11228,7 @@
           </w:tcPr>
           <w:p>
             <w:pPr>
-              <w:keepNext/>
+              <w:spacing w:before="0" w:after="0" w:line="240" w:lineRule="auto"/>
             </w:pPr>
             <w:r/>
             <w:r>
@@ -11108,6 +11252,9 @@
             <w:vAlign w:val="center"/>
           </w:tcPr>
           <w:p>
+            <w:pPr>
+              <w:spacing w:before="0" w:after="0" w:line="240" w:lineRule="auto"/>
+            </w:pPr>
             <w:r/>
             <w:r>
               <w:rPr>
@@ -11125,6 +11272,9 @@
             <w:vAlign w:val="center"/>
           </w:tcPr>
           <w:p>
+            <w:pPr>
+              <w:spacing w:before="0" w:after="0" w:line="240" w:lineRule="auto"/>
+            </w:pPr>
             <w:r/>
             <w:r>
               <w:rPr>
@@ -11280,7 +11430,7 @@
           </w:tcPr>
           <w:p>
             <w:pPr>
-              <w:keepNext/>
+              <w:spacing w:before="0" w:after="0" w:line="240" w:lineRule="auto"/>
               <w:jc w:val="center"/>
             </w:pPr>
             <w:r/>
@@ -11303,7 +11453,7 @@
           </w:tcPr>
           <w:p>
             <w:pPr>
-              <w:keepNext/>
+              <w:spacing w:before="0" w:after="0" w:line="240" w:lineRule="auto"/>
               <w:jc w:val="center"/>
             </w:pPr>
             <w:r/>
@@ -11326,7 +11476,7 @@
           </w:tcPr>
           <w:p>
             <w:pPr>
-              <w:keepNext/>
+              <w:spacing w:before="0" w:after="0" w:line="240" w:lineRule="auto"/>
               <w:jc w:val="center"/>
             </w:pPr>
             <w:r/>
@@ -11353,7 +11503,7 @@
           </w:tcPr>
           <w:p>
             <w:pPr>
-              <w:keepNext/>
+              <w:spacing w:before="0" w:after="0" w:line="240" w:lineRule="auto"/>
             </w:pPr>
             <w:r/>
             <w:r>
@@ -11373,7 +11523,7 @@
           </w:tcPr>
           <w:p>
             <w:pPr>
-              <w:keepNext/>
+              <w:spacing w:before="0" w:after="0" w:line="240" w:lineRule="auto"/>
             </w:pPr>
             <w:r/>
             <w:r>
@@ -11393,7 +11543,7 @@
           </w:tcPr>
           <w:p>
             <w:pPr>
-              <w:keepNext/>
+              <w:spacing w:before="0" w:after="0" w:line="240" w:lineRule="auto"/>
             </w:pPr>
             <w:r/>
             <w:r>
@@ -11417,6 +11567,9 @@
             <w:vAlign w:val="center"/>
           </w:tcPr>
           <w:p>
+            <w:pPr>
+              <w:spacing w:before="0" w:after="0" w:line="240" w:lineRule="auto"/>
+            </w:pPr>
             <w:r/>
             <w:r>
               <w:rPr>
@@ -11434,6 +11587,9 @@
             <w:vAlign w:val="center"/>
           </w:tcPr>
           <w:p>
+            <w:pPr>
+              <w:spacing w:before="0" w:after="0" w:line="240" w:lineRule="auto"/>
+            </w:pPr>
             <w:r/>
             <w:r>
               <w:rPr>
@@ -11451,6 +11607,9 @@
             <w:vAlign w:val="center"/>
           </w:tcPr>
           <w:p>
+            <w:pPr>
+              <w:spacing w:before="0" w:after="0" w:line="240" w:lineRule="auto"/>
+            </w:pPr>
             <w:r/>
             <w:r>
               <w:rPr>
@@ -11515,7 +11674,7 @@
           </w:tcPr>
           <w:p>
             <w:pPr>
-              <w:keepNext/>
+              <w:spacing w:before="0" w:after="0" w:line="240" w:lineRule="auto"/>
               <w:jc w:val="center"/>
             </w:pPr>
             <w:r/>
@@ -11538,7 +11697,7 @@
           </w:tcPr>
           <w:p>
             <w:pPr>
-              <w:keepNext/>
+              <w:spacing w:before="0" w:after="0" w:line="240" w:lineRule="auto"/>
               <w:jc w:val="center"/>
             </w:pPr>
             <w:r/>
@@ -11565,7 +11724,7 @@
           </w:tcPr>
           <w:p>
             <w:pPr>
-              <w:keepNext/>
+              <w:spacing w:before="0" w:after="0" w:line="240" w:lineRule="auto"/>
             </w:pPr>
             <w:r/>
             <w:r>
@@ -11585,7 +11744,7 @@
           </w:tcPr>
           <w:p>
             <w:pPr>
-              <w:keepNext/>
+              <w:spacing w:before="0" w:after="0" w:line="240" w:lineRule="auto"/>
             </w:pPr>
             <w:r/>
             <w:r>
@@ -11610,7 +11769,7 @@
           </w:tcPr>
           <w:p>
             <w:pPr>
-              <w:keepNext/>
+              <w:spacing w:before="0" w:after="0" w:line="240" w:lineRule="auto"/>
             </w:pPr>
             <w:r/>
             <w:r>
@@ -11630,7 +11789,7 @@
           </w:tcPr>
           <w:p>
             <w:pPr>
-              <w:keepNext/>
+              <w:spacing w:before="0" w:after="0" w:line="240" w:lineRule="auto"/>
             </w:pPr>
             <w:r/>
             <w:r>
@@ -11655,7 +11814,7 @@
           </w:tcPr>
           <w:p>
             <w:pPr>
-              <w:keepNext/>
+              <w:spacing w:before="0" w:after="0" w:line="240" w:lineRule="auto"/>
             </w:pPr>
             <w:r/>
             <w:r>
@@ -11675,7 +11834,7 @@
           </w:tcPr>
           <w:p>
             <w:pPr>
-              <w:keepNext/>
+              <w:spacing w:before="0" w:after="0" w:line="240" w:lineRule="auto"/>
             </w:pPr>
             <w:r/>
             <w:r>
@@ -11699,6 +11858,9 @@
             <w:vAlign w:val="center"/>
           </w:tcPr>
           <w:p>
+            <w:pPr>
+              <w:spacing w:before="0" w:after="0" w:line="240" w:lineRule="auto"/>
+            </w:pPr>
             <w:r/>
             <w:r>
               <w:rPr>
@@ -11716,6 +11878,9 @@
             <w:vAlign w:val="center"/>
           </w:tcPr>
           <w:p>
+            <w:pPr>
+              <w:spacing w:before="0" w:after="0" w:line="240" w:lineRule="auto"/>
+            </w:pPr>
             <w:r/>
             <w:r>
               <w:rPr>
@@ -11842,7 +12007,7 @@
           </w:tcPr>
           <w:p>
             <w:pPr>
-              <w:keepNext/>
+              <w:spacing w:before="0" w:after="0" w:line="240" w:lineRule="auto"/>
               <w:jc w:val="center"/>
             </w:pPr>
             <w:r/>
@@ -11865,7 +12030,7 @@
           </w:tcPr>
           <w:p>
             <w:pPr>
-              <w:keepNext/>
+              <w:spacing w:before="0" w:after="0" w:line="240" w:lineRule="auto"/>
               <w:jc w:val="center"/>
             </w:pPr>
             <w:r/>
@@ -11892,7 +12057,7 @@
           </w:tcPr>
           <w:p>
             <w:pPr>
-              <w:keepNext/>
+              <w:spacing w:before="0" w:after="0" w:line="240" w:lineRule="auto"/>
             </w:pPr>
             <w:r/>
             <w:r>
@@ -11912,7 +12077,7 @@
           </w:tcPr>
           <w:p>
             <w:pPr>
-              <w:keepNext/>
+              <w:spacing w:before="0" w:after="0" w:line="240" w:lineRule="auto"/>
             </w:pPr>
             <w:r/>
             <w:r>
@@ -11937,7 +12102,7 @@
           </w:tcPr>
           <w:p>
             <w:pPr>
-              <w:keepNext/>
+              <w:spacing w:before="0" w:after="0" w:line="240" w:lineRule="auto"/>
             </w:pPr>
             <w:r/>
             <w:r>
@@ -11957,7 +12122,7 @@
           </w:tcPr>
           <w:p>
             <w:pPr>
-              <w:keepNext/>
+              <w:spacing w:before="0" w:after="0" w:line="240" w:lineRule="auto"/>
             </w:pPr>
             <w:r/>
             <w:r>
@@ -11982,7 +12147,7 @@
           </w:tcPr>
           <w:p>
             <w:pPr>
-              <w:keepNext/>
+              <w:spacing w:before="0" w:after="0" w:line="240" w:lineRule="auto"/>
             </w:pPr>
             <w:r/>
             <w:r>
@@ -12002,7 +12167,7 @@
           </w:tcPr>
           <w:p>
             <w:pPr>
-              <w:keepNext/>
+              <w:spacing w:before="0" w:after="0" w:line="240" w:lineRule="auto"/>
             </w:pPr>
             <w:r/>
             <w:r>
@@ -12026,6 +12191,9 @@
             <w:vAlign w:val="center"/>
           </w:tcPr>
           <w:p>
+            <w:pPr>
+              <w:spacing w:before="0" w:after="0" w:line="240" w:lineRule="auto"/>
+            </w:pPr>
             <w:r/>
             <w:r>
               <w:rPr>
@@ -12043,6 +12211,9 @@
             <w:vAlign w:val="center"/>
           </w:tcPr>
           <w:p>
+            <w:pPr>
+              <w:spacing w:before="0" w:after="0" w:line="240" w:lineRule="auto"/>
+            </w:pPr>
             <w:r/>
             <w:r>
               <w:rPr>
@@ -12089,7 +12260,7 @@
           </w:tcPr>
           <w:p>
             <w:pPr>
-              <w:keepNext/>
+              <w:spacing w:before="0" w:after="0" w:line="240" w:lineRule="auto"/>
               <w:jc w:val="center"/>
             </w:pPr>
             <w:r/>
@@ -12112,7 +12283,7 @@
           </w:tcPr>
           <w:p>
             <w:pPr>
-              <w:keepNext/>
+              <w:spacing w:before="0" w:after="0" w:line="240" w:lineRule="auto"/>
               <w:jc w:val="center"/>
             </w:pPr>
             <w:r/>
@@ -12139,7 +12310,7 @@
           </w:tcPr>
           <w:p>
             <w:pPr>
-              <w:keepNext/>
+              <w:spacing w:before="0" w:after="0" w:line="240" w:lineRule="auto"/>
             </w:pPr>
             <w:r/>
             <w:r>
@@ -12159,7 +12330,7 @@
           </w:tcPr>
           <w:p>
             <w:pPr>
-              <w:keepNext/>
+              <w:spacing w:before="0" w:after="0" w:line="240" w:lineRule="auto"/>
             </w:pPr>
             <w:r/>
             <w:r>
@@ -12184,7 +12355,7 @@
           </w:tcPr>
           <w:p>
             <w:pPr>
-              <w:keepNext/>
+              <w:spacing w:before="0" w:after="0" w:line="240" w:lineRule="auto"/>
             </w:pPr>
             <w:r/>
             <w:r>
@@ -12204,7 +12375,7 @@
           </w:tcPr>
           <w:p>
             <w:pPr>
-              <w:keepNext/>
+              <w:spacing w:before="0" w:after="0" w:line="240" w:lineRule="auto"/>
             </w:pPr>
             <w:r/>
             <w:r>
@@ -12229,7 +12400,7 @@
           </w:tcPr>
           <w:p>
             <w:pPr>
-              <w:keepNext/>
+              <w:spacing w:before="0" w:after="0" w:line="240" w:lineRule="auto"/>
             </w:pPr>
             <w:r/>
             <w:r>
@@ -12249,7 +12420,7 @@
           </w:tcPr>
           <w:p>
             <w:pPr>
-              <w:keepNext/>
+              <w:spacing w:before="0" w:after="0" w:line="240" w:lineRule="auto"/>
             </w:pPr>
             <w:r/>
             <w:r>
@@ -12273,6 +12444,9 @@
             <w:vAlign w:val="center"/>
           </w:tcPr>
           <w:p>
+            <w:pPr>
+              <w:spacing w:before="0" w:after="0" w:line="240" w:lineRule="auto"/>
+            </w:pPr>
             <w:r/>
             <w:r>
               <w:rPr>
@@ -12290,6 +12464,9 @@
             <w:vAlign w:val="center"/>
           </w:tcPr>
           <w:p>
+            <w:pPr>
+              <w:spacing w:before="0" w:after="0" w:line="240" w:lineRule="auto"/>
+            </w:pPr>
             <w:r/>
             <w:r>
               <w:rPr>
@@ -12446,7 +12623,7 @@
           </w:tcPr>
           <w:p>
             <w:pPr>
-              <w:keepNext/>
+              <w:spacing w:before="0" w:after="0" w:line="240" w:lineRule="auto"/>
               <w:jc w:val="center"/>
             </w:pPr>
             <w:r/>
@@ -12469,7 +12646,7 @@
           </w:tcPr>
           <w:p>
             <w:pPr>
-              <w:keepNext/>
+              <w:spacing w:before="0" w:after="0" w:line="240" w:lineRule="auto"/>
               <w:jc w:val="center"/>
             </w:pPr>
             <w:r/>
@@ -12496,7 +12673,7 @@
           </w:tcPr>
           <w:p>
             <w:pPr>
-              <w:keepNext/>
+              <w:spacing w:before="0" w:after="0" w:line="240" w:lineRule="auto"/>
             </w:pPr>
             <w:r/>
             <w:r>
@@ -12516,7 +12693,7 @@
           </w:tcPr>
           <w:p>
             <w:pPr>
-              <w:keepNext/>
+              <w:spacing w:before="0" w:after="0" w:line="240" w:lineRule="auto"/>
             </w:pPr>
             <w:r/>
             <w:r>
@@ -12541,7 +12718,7 @@
           </w:tcPr>
           <w:p>
             <w:pPr>
-              <w:keepNext/>
+              <w:spacing w:before="0" w:after="0" w:line="240" w:lineRule="auto"/>
             </w:pPr>
             <w:r/>
             <w:r>
@@ -12561,7 +12738,7 @@
           </w:tcPr>
           <w:p>
             <w:pPr>
-              <w:keepNext/>
+              <w:spacing w:before="0" w:after="0" w:line="240" w:lineRule="auto"/>
             </w:pPr>
             <w:r/>
             <w:r>
@@ -12586,7 +12763,7 @@
           </w:tcPr>
           <w:p>
             <w:pPr>
-              <w:keepNext/>
+              <w:spacing w:before="0" w:after="0" w:line="240" w:lineRule="auto"/>
             </w:pPr>
             <w:r/>
             <w:r>
@@ -12606,7 +12783,7 @@
           </w:tcPr>
           <w:p>
             <w:pPr>
-              <w:keepNext/>
+              <w:spacing w:before="0" w:after="0" w:line="240" w:lineRule="auto"/>
             </w:pPr>
             <w:r/>
             <w:r>
@@ -12631,7 +12808,7 @@
           </w:tcPr>
           <w:p>
             <w:pPr>
-              <w:keepNext/>
+              <w:spacing w:before="0" w:after="0" w:line="240" w:lineRule="auto"/>
             </w:pPr>
             <w:r/>
             <w:r>
@@ -12651,7 +12828,7 @@
           </w:tcPr>
           <w:p>
             <w:pPr>
-              <w:keepNext/>
+              <w:spacing w:before="0" w:after="0" w:line="240" w:lineRule="auto"/>
             </w:pPr>
             <w:r/>
             <w:r>
@@ -12676,7 +12853,7 @@
           </w:tcPr>
           <w:p>
             <w:pPr>
-              <w:keepNext/>
+              <w:spacing w:before="0" w:after="0" w:line="240" w:lineRule="auto"/>
             </w:pPr>
             <w:r/>
             <w:r>
@@ -12696,7 +12873,7 @@
           </w:tcPr>
           <w:p>
             <w:pPr>
-              <w:keepNext/>
+              <w:spacing w:before="0" w:after="0" w:line="240" w:lineRule="auto"/>
             </w:pPr>
             <w:r/>
             <w:r>
@@ -12721,7 +12898,7 @@
           </w:tcPr>
           <w:p>
             <w:pPr>
-              <w:keepNext/>
+              <w:spacing w:before="0" w:after="0" w:line="240" w:lineRule="auto"/>
             </w:pPr>
             <w:r/>
             <w:r>
@@ -12741,7 +12918,7 @@
           </w:tcPr>
           <w:p>
             <w:pPr>
-              <w:keepNext/>
+              <w:spacing w:before="0" w:after="0" w:line="240" w:lineRule="auto"/>
             </w:pPr>
             <w:r/>
             <w:r>
@@ -12765,6 +12942,9 @@
             <w:vAlign w:val="center"/>
           </w:tcPr>
           <w:p>
+            <w:pPr>
+              <w:spacing w:before="0" w:after="0" w:line="240" w:lineRule="auto"/>
+            </w:pPr>
             <w:r/>
             <w:r>
               <w:rPr>
@@ -12782,6 +12962,9 @@
             <w:vAlign w:val="center"/>
           </w:tcPr>
           <w:p>
+            <w:pPr>
+              <w:spacing w:before="0" w:after="0" w:line="240" w:lineRule="auto"/>
+            </w:pPr>
             <w:r/>
             <w:r>
               <w:rPr>
@@ -12828,7 +13011,7 @@
           </w:tcPr>
           <w:p>
             <w:pPr>
-              <w:keepNext/>
+              <w:spacing w:before="0" w:after="0" w:line="240" w:lineRule="auto"/>
               <w:jc w:val="center"/>
             </w:pPr>
             <w:r/>
@@ -12851,7 +13034,7 @@
           </w:tcPr>
           <w:p>
             <w:pPr>
-              <w:keepNext/>
+              <w:spacing w:before="0" w:after="0" w:line="240" w:lineRule="auto"/>
               <w:jc w:val="center"/>
             </w:pPr>
             <w:r/>
@@ -12878,7 +13061,7 @@
           </w:tcPr>
           <w:p>
             <w:pPr>
-              <w:keepNext/>
+              <w:spacing w:before="0" w:after="0" w:line="240" w:lineRule="auto"/>
             </w:pPr>
             <w:r/>
             <w:r>
@@ -12898,7 +13081,7 @@
           </w:tcPr>
           <w:p>
             <w:pPr>
-              <w:keepNext/>
+              <w:spacing w:before="0" w:after="0" w:line="240" w:lineRule="auto"/>
             </w:pPr>
             <w:r/>
             <w:r>
@@ -12923,7 +13106,7 @@
           </w:tcPr>
           <w:p>
             <w:pPr>
-              <w:keepNext/>
+              <w:spacing w:before="0" w:after="0" w:line="240" w:lineRule="auto"/>
             </w:pPr>
             <w:r/>
             <w:r>
@@ -12943,7 +13126,7 @@
           </w:tcPr>
           <w:p>
             <w:pPr>
-              <w:keepNext/>
+              <w:spacing w:before="0" w:after="0" w:line="240" w:lineRule="auto"/>
             </w:pPr>
             <w:r/>
             <w:r>
@@ -12968,7 +13151,7 @@
           </w:tcPr>
           <w:p>
             <w:pPr>
-              <w:keepNext/>
+              <w:spacing w:before="0" w:after="0" w:line="240" w:lineRule="auto"/>
             </w:pPr>
             <w:r/>
             <w:r>
@@ -12988,7 +13171,7 @@
           </w:tcPr>
           <w:p>
             <w:pPr>
-              <w:keepNext/>
+              <w:spacing w:before="0" w:after="0" w:line="240" w:lineRule="auto"/>
             </w:pPr>
             <w:r/>
             <w:r>
@@ -13013,7 +13196,7 @@
           </w:tcPr>
           <w:p>
             <w:pPr>
-              <w:keepNext/>
+              <w:spacing w:before="0" w:after="0" w:line="240" w:lineRule="auto"/>
             </w:pPr>
             <w:r/>
             <w:r>
@@ -13033,7 +13216,7 @@
           </w:tcPr>
           <w:p>
             <w:pPr>
-              <w:keepNext/>
+              <w:spacing w:before="0" w:after="0" w:line="240" w:lineRule="auto"/>
             </w:pPr>
             <w:r/>
             <w:r>
@@ -13058,7 +13241,7 @@
           </w:tcPr>
           <w:p>
             <w:pPr>
-              <w:keepNext/>
+              <w:spacing w:before="0" w:after="0" w:line="240" w:lineRule="auto"/>
             </w:pPr>
             <w:r/>
             <w:r>
@@ -13078,7 +13261,7 @@
           </w:tcPr>
           <w:p>
             <w:pPr>
-              <w:keepNext/>
+              <w:spacing w:before="0" w:after="0" w:line="240" w:lineRule="auto"/>
             </w:pPr>
             <w:r/>
             <w:r>
@@ -13103,7 +13286,7 @@
           </w:tcPr>
           <w:p>
             <w:pPr>
-              <w:keepNext/>
+              <w:spacing w:before="0" w:after="0" w:line="240" w:lineRule="auto"/>
             </w:pPr>
             <w:r/>
             <w:r>
@@ -13123,7 +13306,7 @@
           </w:tcPr>
           <w:p>
             <w:pPr>
-              <w:keepNext/>
+              <w:spacing w:before="0" w:after="0" w:line="240" w:lineRule="auto"/>
             </w:pPr>
             <w:r/>
             <w:r>
@@ -13147,6 +13330,9 @@
             <w:vAlign w:val="center"/>
           </w:tcPr>
           <w:p>
+            <w:pPr>
+              <w:spacing w:before="0" w:after="0" w:line="240" w:lineRule="auto"/>
+            </w:pPr>
             <w:r/>
             <w:r>
               <w:rPr>
@@ -13164,6 +13350,9 @@
             <w:vAlign w:val="center"/>
           </w:tcPr>
           <w:p>
+            <w:pPr>
+              <w:spacing w:before="0" w:after="0" w:line="240" w:lineRule="auto"/>
+            </w:pPr>
             <w:r/>
             <w:r>
               <w:rPr>
@@ -13210,7 +13399,7 @@
           </w:tcPr>
           <w:p>
             <w:pPr>
-              <w:keepNext/>
+              <w:spacing w:before="0" w:after="0" w:line="240" w:lineRule="auto"/>
               <w:jc w:val="center"/>
             </w:pPr>
             <w:r/>
@@ -13233,7 +13422,7 @@
           </w:tcPr>
           <w:p>
             <w:pPr>
-              <w:keepNext/>
+              <w:spacing w:before="0" w:after="0" w:line="240" w:lineRule="auto"/>
               <w:jc w:val="center"/>
             </w:pPr>
             <w:r/>
@@ -13260,7 +13449,7 @@
           </w:tcPr>
           <w:p>
             <w:pPr>
-              <w:keepNext/>
+              <w:spacing w:before="0" w:after="0" w:line="240" w:lineRule="auto"/>
             </w:pPr>
             <w:r/>
             <w:r>
@@ -13280,7 +13469,7 @@
           </w:tcPr>
           <w:p>
             <w:pPr>
-              <w:keepNext/>
+              <w:spacing w:before="0" w:after="0" w:line="240" w:lineRule="auto"/>
             </w:pPr>
             <w:r/>
             <w:r>
@@ -13305,7 +13494,7 @@
           </w:tcPr>
           <w:p>
             <w:pPr>
-              <w:keepNext/>
+              <w:spacing w:before="0" w:after="0" w:line="240" w:lineRule="auto"/>
             </w:pPr>
             <w:r/>
             <w:r>
@@ -13325,7 +13514,7 @@
           </w:tcPr>
           <w:p>
             <w:pPr>
-              <w:keepNext/>
+              <w:spacing w:before="0" w:after="0" w:line="240" w:lineRule="auto"/>
             </w:pPr>
             <w:r/>
             <w:r>
@@ -13350,7 +13539,7 @@
           </w:tcPr>
           <w:p>
             <w:pPr>
-              <w:keepNext/>
+              <w:spacing w:before="0" w:after="0" w:line="240" w:lineRule="auto"/>
             </w:pPr>
             <w:r/>
             <w:r>
@@ -13370,7 +13559,7 @@
           </w:tcPr>
           <w:p>
             <w:pPr>
-              <w:keepNext/>
+              <w:spacing w:before="0" w:after="0" w:line="240" w:lineRule="auto"/>
             </w:pPr>
             <w:r/>
             <w:r>
@@ -13395,7 +13584,7 @@
           </w:tcPr>
           <w:p>
             <w:pPr>
-              <w:keepNext/>
+              <w:spacing w:before="0" w:after="0" w:line="240" w:lineRule="auto"/>
             </w:pPr>
             <w:r/>
             <w:r>
@@ -13415,7 +13604,7 @@
           </w:tcPr>
           <w:p>
             <w:pPr>
-              <w:keepNext/>
+              <w:spacing w:before="0" w:after="0" w:line="240" w:lineRule="auto"/>
             </w:pPr>
             <w:r/>
             <w:r>
@@ -13439,6 +13628,9 @@
             <w:vAlign w:val="center"/>
           </w:tcPr>
           <w:p>
+            <w:pPr>
+              <w:spacing w:before="0" w:after="0" w:line="240" w:lineRule="auto"/>
+            </w:pPr>
             <w:r/>
             <w:r>
               <w:rPr>
@@ -13456,6 +13648,9 @@
             <w:vAlign w:val="center"/>
           </w:tcPr>
           <w:p>
+            <w:pPr>
+              <w:spacing w:before="0" w:after="0" w:line="240" w:lineRule="auto"/>
+            </w:pPr>
             <w:r/>
             <w:r>
               <w:rPr>

--- a/docs/manual/업무현황_대시보드_사용자매뉴얼.docx
+++ b/docs/manual/업무현황_대시보드_사용자매뉴얼.docx
@@ -53,7 +53,7 @@
           <w:color w:val="666666"/>
           <w:sz w:val="21"/>
         </w:rPr>
-        <w:t>문서 버전  1.0</w:t>
+        <w:t>문서 버전  1.1</w:t>
       </w:r>
     </w:p>
     <w:p>
@@ -67,7 +67,7 @@
           <w:color w:val="666666"/>
           <w:sz w:val="21"/>
         </w:rPr>
-        <w:t>작성일  2026-08-11</w:t>
+        <w:t>작성일  2026-08-15</w:t>
       </w:r>
     </w:p>
     <w:p>
@@ -547,7 +547,7 @@
           <w:b/>
           <w:sz w:val="21"/>
         </w:rPr>
-        <w:t>8. 직원 관리 [관리자]</w:t>
+        <w:t>8. 일정 관리</w:t>
       </w:r>
     </w:p>
     <w:p>
@@ -559,7 +559,7 @@
           <w:rFonts w:ascii="맑은 고딕" w:hAnsi="맑은 고딕" w:eastAsia="맑은 고딕" w:cs="맑은 고딕"/>
           <w:sz w:val="19"/>
         </w:rPr>
-        <w:t xml:space="preserve">  8.1 직원 추가</w:t>
+        <w:t xml:space="preserve">  8.1 일정 탭 열기</w:t>
       </w:r>
     </w:p>
     <w:p>
@@ -571,7 +571,7 @@
           <w:rFonts w:ascii="맑은 고딕" w:hAnsi="맑은 고딕" w:eastAsia="맑은 고딕" w:cs="맑은 고딕"/>
           <w:sz w:val="19"/>
         </w:rPr>
-        <w:t xml:space="preserve">  8.2 재직·퇴사 처리</w:t>
+        <w:t xml:space="preserve">  8.2 보는 기준 고르기</w:t>
       </w:r>
     </w:p>
     <w:p>
@@ -583,7 +583,7 @@
           <w:rFonts w:ascii="맑은 고딕" w:hAnsi="맑은 고딕" w:eastAsia="맑은 고딕" w:cs="맑은 고딕"/>
           <w:sz w:val="19"/>
         </w:rPr>
-        <w:t xml:space="preserve">  8.3 정보 수정</w:t>
+        <w:t xml:space="preserve">  8.3 일정 등록하기</w:t>
       </w:r>
     </w:p>
     <w:p>
@@ -595,7 +595,7 @@
           <w:rFonts w:ascii="맑은 고딕" w:hAnsi="맑은 고딕" w:eastAsia="맑은 고딕" w:cs="맑은 고딕"/>
           <w:sz w:val="19"/>
         </w:rPr>
-        <w:t xml:space="preserve">  8.4 직원 삭제</w:t>
+        <w:t xml:space="preserve">  8.4 장소 고르기·등록</w:t>
       </w:r>
     </w:p>
     <w:p>
@@ -607,7 +607,55 @@
           <w:rFonts w:ascii="맑은 고딕" w:hAnsi="맑은 고딕" w:eastAsia="맑은 고딕" w:cs="맑은 고딕"/>
           <w:sz w:val="19"/>
         </w:rPr>
-        <w:t xml:space="preserve">  8.5 같은 이름이 둘 있을 때</w:t>
+        <w:t xml:space="preserve">  8.5 여러 날짜에 한꺼번에</w:t>
+      </w:r>
+    </w:p>
+    <w:p>
+      <w:pPr>
+        <w:spacing w:after="0" w:line="240" w:lineRule="auto"/>
+      </w:pPr>
+      <w:r>
+        <w:rPr>
+          <w:rFonts w:ascii="맑은 고딕" w:hAnsi="맑은 고딕" w:eastAsia="맑은 고딕" w:cs="맑은 고딕"/>
+          <w:sz w:val="19"/>
+        </w:rPr>
+        <w:t xml:space="preserve">  8.6 차량이 겹칠 때</w:t>
+      </w:r>
+    </w:p>
+    <w:p>
+      <w:pPr>
+        <w:spacing w:after="0" w:line="240" w:lineRule="auto"/>
+      </w:pPr>
+      <w:r>
+        <w:rPr>
+          <w:rFonts w:ascii="맑은 고딕" w:hAnsi="맑은 고딕" w:eastAsia="맑은 고딕" w:cs="맑은 고딕"/>
+          <w:sz w:val="19"/>
+        </w:rPr>
+        <w:t xml:space="preserve">  8.7 다녀온 뒤 실적 넣기</w:t>
+      </w:r>
+    </w:p>
+    <w:p>
+      <w:pPr>
+        <w:spacing w:after="0" w:line="240" w:lineRule="auto"/>
+      </w:pPr>
+      <w:r>
+        <w:rPr>
+          <w:rFonts w:ascii="맑은 고딕" w:hAnsi="맑은 고딕" w:eastAsia="맑은 고딕" w:cs="맑은 고딕"/>
+          <w:sz w:val="19"/>
+        </w:rPr>
+        <w:t xml:space="preserve">  8.8 정산 보기 [로그인]</w:t>
+      </w:r>
+    </w:p>
+    <w:p>
+      <w:pPr>
+        <w:spacing w:after="0" w:line="240" w:lineRule="auto"/>
+      </w:pPr>
+      <w:r>
+        <w:rPr>
+          <w:rFonts w:ascii="맑은 고딕" w:hAnsi="맑은 고딕" w:eastAsia="맑은 고딕" w:cs="맑은 고딕"/>
+          <w:sz w:val="19"/>
+        </w:rPr>
+        <w:t xml:space="preserve">  8.9 차량 관리</w:t>
       </w:r>
     </w:p>
     <w:p>
@@ -620,7 +668,7 @@
           <w:b/>
           <w:sz w:val="21"/>
         </w:rPr>
-        <w:t>9. Jira 연동 [관리자]</w:t>
+        <w:t>9. 직원 관리 [관리자]</w:t>
       </w:r>
     </w:p>
     <w:p>
@@ -632,7 +680,7 @@
           <w:rFonts w:ascii="맑은 고딕" w:hAnsi="맑은 고딕" w:eastAsia="맑은 고딕" w:cs="맑은 고딕"/>
           <w:sz w:val="19"/>
         </w:rPr>
-        <w:t xml:space="preserve">  9.1 동기화 방법</w:t>
+        <w:t xml:space="preserve">  9.1 직원 추가</w:t>
       </w:r>
     </w:p>
     <w:p>
@@ -644,7 +692,7 @@
           <w:rFonts w:ascii="맑은 고딕" w:hAnsi="맑은 고딕" w:eastAsia="맑은 고딕" w:cs="맑은 고딕"/>
           <w:sz w:val="19"/>
         </w:rPr>
-        <w:t xml:space="preserve">  9.2 안전장치</w:t>
+        <w:t xml:space="preserve">  9.2 재직·퇴사 처리</w:t>
       </w:r>
     </w:p>
     <w:p>
@@ -656,7 +704,7 @@
           <w:rFonts w:ascii="맑은 고딕" w:hAnsi="맑은 고딕" w:eastAsia="맑은 고딕" w:cs="맑은 고딕"/>
           <w:sz w:val="19"/>
         </w:rPr>
-        <w:t xml:space="preserve">  9.3 토큰 관리</w:t>
+        <w:t xml:space="preserve">  9.3 정보 수정</w:t>
       </w:r>
     </w:p>
     <w:p>
@@ -668,7 +716,19 @@
           <w:rFonts w:ascii="맑은 고딕" w:hAnsi="맑은 고딕" w:eastAsia="맑은 고딕" w:cs="맑은 고딕"/>
           <w:sz w:val="19"/>
         </w:rPr>
-        <w:t xml:space="preserve">  9.4 업무 직접 추가</w:t>
+        <w:t xml:space="preserve">  9.4 직원 삭제</w:t>
+      </w:r>
+    </w:p>
+    <w:p>
+      <w:pPr>
+        <w:spacing w:after="0" w:line="240" w:lineRule="auto"/>
+      </w:pPr>
+      <w:r>
+        <w:rPr>
+          <w:rFonts w:ascii="맑은 고딕" w:hAnsi="맑은 고딕" w:eastAsia="맑은 고딕" w:cs="맑은 고딕"/>
+          <w:sz w:val="19"/>
+        </w:rPr>
+        <w:t xml:space="preserve">  9.5 같은 이름이 둘 있을 때</w:t>
       </w:r>
     </w:p>
     <w:p>
@@ -681,7 +741,7 @@
           <w:b/>
           <w:sz w:val="21"/>
         </w:rPr>
-        <w:t>10. 시스템 구성 [관리자]</w:t>
+        <w:t>10. Jira 연동 [관리자]</w:t>
       </w:r>
     </w:p>
     <w:p>
@@ -693,7 +753,7 @@
           <w:rFonts w:ascii="맑은 고딕" w:hAnsi="맑은 고딕" w:eastAsia="맑은 고딕" w:cs="맑은 고딕"/>
           <w:sz w:val="19"/>
         </w:rPr>
-        <w:t xml:space="preserve">  10.1 전체 구조</w:t>
+        <w:t xml:space="preserve">  10.1 동기화 방법</w:t>
       </w:r>
     </w:p>
     <w:p>
@@ -705,7 +765,7 @@
           <w:rFonts w:ascii="맑은 고딕" w:hAnsi="맑은 고딕" w:eastAsia="맑은 고딕" w:cs="맑은 고딕"/>
           <w:sz w:val="19"/>
         </w:rPr>
-        <w:t xml:space="preserve">  10.2 데이터가 쌓이는 방식</w:t>
+        <w:t xml:space="preserve">  10.2 안전장치</w:t>
       </w:r>
     </w:p>
     <w:p>
@@ -717,7 +777,7 @@
           <w:rFonts w:ascii="맑은 고딕" w:hAnsi="맑은 고딕" w:eastAsia="맑은 고딕" w:cs="맑은 고딕"/>
           <w:sz w:val="19"/>
         </w:rPr>
-        <w:t xml:space="preserve">  10.3 배포 방법</w:t>
+        <w:t xml:space="preserve">  10.3 토큰 관리</w:t>
       </w:r>
     </w:p>
     <w:p>
@@ -729,7 +789,7 @@
           <w:rFonts w:ascii="맑은 고딕" w:hAnsi="맑은 고딕" w:eastAsia="맑은 고딕" w:cs="맑은 고딕"/>
           <w:sz w:val="19"/>
         </w:rPr>
-        <w:t xml:space="preserve">  10.4 백업과 저장소</w:t>
+        <w:t xml:space="preserve">  10.4 업무 직접 추가</w:t>
       </w:r>
     </w:p>
     <w:p>
@@ -742,7 +802,7 @@
           <w:b/>
           <w:sz w:val="21"/>
         </w:rPr>
-        <w:t>11. 문제 해결</w:t>
+        <w:t>11. 시스템 구성 [관리자]</w:t>
       </w:r>
     </w:p>
     <w:p>
@@ -754,7 +814,7 @@
           <w:rFonts w:ascii="맑은 고딕" w:hAnsi="맑은 고딕" w:eastAsia="맑은 고딕" w:cs="맑은 고딕"/>
           <w:sz w:val="19"/>
         </w:rPr>
-        <w:t xml:space="preserve">  11.1 저장이 안 될 때</w:t>
+        <w:t xml:space="preserve">  11.1 전체 구조</w:t>
       </w:r>
     </w:p>
     <w:p>
@@ -766,7 +826,7 @@
           <w:rFonts w:ascii="맑은 고딕" w:hAnsi="맑은 고딕" w:eastAsia="맑은 고딕" w:cs="맑은 고딕"/>
           <w:sz w:val="19"/>
         </w:rPr>
-        <w:t xml:space="preserve">  11.2 화면이 바뀌지 않을 때</w:t>
+        <w:t xml:space="preserve">  11.2 데이터가 쌓이는 방식</w:t>
       </w:r>
     </w:p>
     <w:p>
@@ -778,7 +838,7 @@
           <w:rFonts w:ascii="맑은 고딕" w:hAnsi="맑은 고딕" w:eastAsia="맑은 고딕" w:cs="맑은 고딕"/>
           <w:sz w:val="19"/>
         </w:rPr>
-        <w:t xml:space="preserve">  11.3 Jira 동기화 실패</w:t>
+        <w:t xml:space="preserve">  11.3 배포 방법</w:t>
       </w:r>
     </w:p>
     <w:p>
@@ -790,7 +850,20 @@
           <w:rFonts w:ascii="맑은 고딕" w:hAnsi="맑은 고딕" w:eastAsia="맑은 고딕" w:cs="맑은 고딕"/>
           <w:sz w:val="19"/>
         </w:rPr>
-        <w:t xml:space="preserve">  11.4 통계가 이상할 때</w:t>
+        <w:t xml:space="preserve">  11.4 백업과 저장소</w:t>
+      </w:r>
+    </w:p>
+    <w:p>
+      <w:pPr>
+        <w:spacing w:after="0" w:before="0" w:line="240" w:lineRule="auto"/>
+      </w:pPr>
+      <w:r>
+        <w:rPr>
+          <w:rFonts w:ascii="맑은 고딕" w:hAnsi="맑은 고딕" w:eastAsia="맑은 고딕" w:cs="맑은 고딕"/>
+          <w:b/>
+          <w:sz w:val="21"/>
+        </w:rPr>
+        <w:t>12. 문제 해결</w:t>
       </w:r>
     </w:p>
     <w:p>
@@ -802,7 +875,55 @@
           <w:rFonts w:ascii="맑은 고딕" w:hAnsi="맑은 고딕" w:eastAsia="맑은 고딕" w:cs="맑은 고딕"/>
           <w:sz w:val="19"/>
         </w:rPr>
-        <w:t xml:space="preserve">  11.5 그래도 해결되지 않으면</w:t>
+        <w:t xml:space="preserve">  12.1 저장이 안 될 때</w:t>
+      </w:r>
+    </w:p>
+    <w:p>
+      <w:pPr>
+        <w:spacing w:after="0" w:line="240" w:lineRule="auto"/>
+      </w:pPr>
+      <w:r>
+        <w:rPr>
+          <w:rFonts w:ascii="맑은 고딕" w:hAnsi="맑은 고딕" w:eastAsia="맑은 고딕" w:cs="맑은 고딕"/>
+          <w:sz w:val="19"/>
+        </w:rPr>
+        <w:t xml:space="preserve">  12.2 화면이 바뀌지 않을 때</w:t>
+      </w:r>
+    </w:p>
+    <w:p>
+      <w:pPr>
+        <w:spacing w:after="0" w:line="240" w:lineRule="auto"/>
+      </w:pPr>
+      <w:r>
+        <w:rPr>
+          <w:rFonts w:ascii="맑은 고딕" w:hAnsi="맑은 고딕" w:eastAsia="맑은 고딕" w:cs="맑은 고딕"/>
+          <w:sz w:val="19"/>
+        </w:rPr>
+        <w:t xml:space="preserve">  12.3 Jira 동기화 실패</w:t>
+      </w:r>
+    </w:p>
+    <w:p>
+      <w:pPr>
+        <w:spacing w:after="0" w:line="240" w:lineRule="auto"/>
+      </w:pPr>
+      <w:r>
+        <w:rPr>
+          <w:rFonts w:ascii="맑은 고딕" w:hAnsi="맑은 고딕" w:eastAsia="맑은 고딕" w:cs="맑은 고딕"/>
+          <w:sz w:val="19"/>
+        </w:rPr>
+        <w:t xml:space="preserve">  12.4 통계가 이상할 때</w:t>
+      </w:r>
+    </w:p>
+    <w:p>
+      <w:pPr>
+        <w:spacing w:after="0" w:line="240" w:lineRule="auto"/>
+      </w:pPr>
+      <w:r>
+        <w:rPr>
+          <w:rFonts w:ascii="맑은 고딕" w:hAnsi="맑은 고딕" w:eastAsia="맑은 고딕" w:cs="맑은 고딕"/>
+          <w:sz w:val="19"/>
+        </w:rPr>
+        <w:t xml:space="preserve">  12.5 그래도 해결되지 않으면</w:t>
       </w:r>
     </w:p>
     <w:p>
@@ -2219,6 +2340,51 @@
                 <w:b w:val="0"/>
                 <w:sz w:val="20"/>
               </w:rPr>
+              <w:t>출장·차량 예약을 적어야 하는 경우</w:t>
+            </w:r>
+          </w:p>
+        </w:tc>
+        <w:tc>
+          <w:tcPr>
+            <w:tcW w:type="dxa" w:w="4309"/>
+            <w:vAlign w:val="center"/>
+          </w:tcPr>
+          <w:p>
+            <w:pPr>
+              <w:spacing w:before="0" w:after="0" w:line="240" w:lineRule="auto"/>
+            </w:pPr>
+            <w:r/>
+            <w:r>
+              <w:rPr>
+                <w:rFonts w:ascii="맑은 고딕" w:hAnsi="맑은 고딕" w:eastAsia="맑은 고딕" w:cs="맑은 고딕"/>
+                <w:b w:val="0"/>
+                <w:sz w:val="20"/>
+              </w:rPr>
+              <w:t>8장 (일정 관리)</w:t>
+            </w:r>
+          </w:p>
+        </w:tc>
+      </w:tr>
+      <w:tr>
+        <w:trPr>
+          <w:cantSplit/>
+        </w:trPr>
+        <w:tc>
+          <w:tcPr>
+            <w:tcW w:type="dxa" w:w="4309"/>
+            <w:vAlign w:val="center"/>
+          </w:tcPr>
+          <w:p>
+            <w:pPr>
+              <w:spacing w:before="0" w:after="0" w:line="240" w:lineRule="auto"/>
+            </w:pPr>
+            <w:r/>
+            <w:r>
+              <w:rPr>
+                <w:rFonts w:ascii="맑은 고딕" w:hAnsi="맑은 고딕" w:eastAsia="맑은 고딕" w:cs="맑은 고딕"/>
+                <w:b w:val="0"/>
+                <w:sz w:val="20"/>
+              </w:rPr>
               <w:t>직원 등록·Jira 갱신을 맡은 경우</w:t>
             </w:r>
           </w:p>
@@ -2239,7 +2405,7 @@
                 <w:b w:val="0"/>
                 <w:sz w:val="20"/>
               </w:rPr>
-              <w:t>8~10장 [관리자]</w:t>
+              <w:t>9~11장 [관리자]</w:t>
             </w:r>
           </w:p>
         </w:tc>
@@ -2284,7 +2450,7 @@
                 <w:b w:val="0"/>
                 <w:sz w:val="20"/>
               </w:rPr>
-              <w:t>11장 (문제 해결)</w:t>
+              <w:t>12장 (문제 해결)</w:t>
             </w:r>
           </w:p>
         </w:tc>
@@ -8458,7 +8624,7 @@
         <w:pStyle w:val="Heading1"/>
       </w:pPr>
       <w:r>
-        <w:t>직원 관리 [관리자]</w:t>
+        <w:t>일정 관리</w:t>
       </w:r>
     </w:p>
     <w:p>
@@ -8468,7 +8634,7 @@
           <w:b/>
           <w:sz w:val="21"/>
         </w:rPr>
-        <w:t>「설정」 탭</w:t>
+        <w:t>어디에서 일하는지</w:t>
       </w:r>
       <w:r>
         <w:rPr>
@@ -8476,7 +8642,51 @@
           <w:b w:val="0"/>
           <w:sz w:val="21"/>
         </w:rPr>
-        <w:t>에서 합니다. 이 장은 직원 등록을 담당하는 분만 보시면 됩니다.</w:t>
+        <w:t>를 달력에 적는 곳입니다. 업무 기록이 「무엇을 했는가」를 적는다면, 일정은 「어디에 있는가 · 무엇을 타고 가는가」를 적습니다.</w:t>
+      </w:r>
+    </w:p>
+    <w:p>
+      <w:r>
+        <w:rPr>
+          <w:rFonts w:ascii="맑은 고딕" w:hAnsi="맑은 고딕" w:eastAsia="맑은 고딕" w:cs="맑은 고딕"/>
+          <w:b w:val="0"/>
+          <w:sz w:val="21"/>
+        </w:rPr>
+        <w:t>세 가지에 쓰입니다 — ① 누가 어디 있는지 파악 ② 회사 차량 예약 ③ 이동 거리·비용 정산.</w:t>
+      </w:r>
+    </w:p>
+    <w:p>
+      <w:pPr>
+        <w:pStyle w:val="Heading2"/>
+      </w:pPr>
+      <w:r>
+        <w:t>8.1 일정 탭 열기</w:t>
+      </w:r>
+    </w:p>
+    <w:p>
+      <w:r>
+        <w:rPr>
+          <w:rFonts w:ascii="맑은 고딕" w:hAnsi="맑은 고딕" w:eastAsia="맑은 고딕" w:cs="맑은 고딕"/>
+          <w:b w:val="0"/>
+          <w:sz w:val="21"/>
+        </w:rPr>
+        <w:t xml:space="preserve">상단 탭에서 </w:t>
+      </w:r>
+      <w:r>
+        <w:rPr>
+          <w:rFonts w:ascii="맑은 고딕" w:hAnsi="맑은 고딕" w:eastAsia="맑은 고딕" w:cs="맑은 고딕"/>
+          <w:b/>
+          <w:sz w:val="21"/>
+        </w:rPr>
+        <w:t>일정</w:t>
+      </w:r>
+      <w:r>
+        <w:rPr>
+          <w:rFonts w:ascii="맑은 고딕" w:hAnsi="맑은 고딕" w:eastAsia="맑은 고딕" w:cs="맑은 고딕"/>
+          <w:b w:val="0"/>
+          <w:sz w:val="21"/>
+        </w:rPr>
+        <w:t xml:space="preserve"> 을 누릅니다. 안에서 다시 다섯 가지 보기를 고를 수 있습니다.</w:t>
       </w:r>
     </w:p>
     <w:p>
@@ -8488,8 +8698,4198 @@
       <w:r>
         <w:drawing>
           <wp:inline xmlns:a="http://schemas.openxmlformats.org/drawingml/2006/main" xmlns:pic="http://schemas.openxmlformats.org/drawingml/2006/picture">
+            <wp:extent cx="3837600" cy="2123863"/>
+            <wp:docPr id="35" name="Picture 35"/>
+            <wp:cNvGraphicFramePr>
+              <a:graphicFrameLocks noChangeAspect="1"/>
+            </wp:cNvGraphicFramePr>
+            <a:graphic>
+              <a:graphicData uri="http://schemas.openxmlformats.org/drawingml/2006/picture">
+                <pic:pic>
+                  <pic:nvPicPr>
+                    <pic:cNvPr id="0" name="48_일정_주뷰.png"/>
+                    <pic:cNvPicPr/>
+                  </pic:nvPicPr>
+                  <pic:blipFill>
+                    <a:blip r:embed="rId44"/>
+                    <a:stretch>
+                      <a:fillRect/>
+                    </a:stretch>
+                  </pic:blipFill>
+                  <pic:spPr>
+                    <a:xfrm>
+                      <a:off x="0" y="0"/>
+                      <a:ext cx="3837600" cy="2123863"/>
+                    </a:xfrm>
+                    <a:prstGeom prst="rect"/>
+                  </pic:spPr>
+                </pic:pic>
+              </a:graphicData>
+            </a:graphic>
+          </wp:inline>
+        </w:drawing>
+      </w:r>
+    </w:p>
+    <w:p>
+      <w:pPr>
+        <w:spacing w:line="240" w:lineRule="auto" w:after="140"/>
+        <w:jc w:val="center"/>
+      </w:pPr>
+      <w:r>
+        <w:rPr>
+          <w:rFonts w:ascii="맑은 고딕" w:hAnsi="맑은 고딕" w:eastAsia="맑은 고딕" w:cs="맑은 고딕"/>
+          <w:color w:val="777777"/>
+          <w:sz w:val="18"/>
+        </w:rPr>
+        <w:t>그림 8-1  주 보기 — 사람 × 날짜 격자</w:t>
+      </w:r>
+    </w:p>
+    <w:tbl>
+      <w:tblPr>
+        <w:tblStyle w:val="TableGrid"/>
+        <w:tblW w:type="auto" w:w="0"/>
+        <w:jc w:val="center"/>
+        <w:tblLook w:firstColumn="1" w:firstRow="1" w:lastColumn="0" w:lastRow="0" w:noHBand="0" w:noVBand="1" w:val="04A0"/>
+      </w:tblPr>
+      <w:tblGrid>
+        <w:gridCol w:w="3137"/>
+        <w:gridCol w:w="3137"/>
+        <w:gridCol w:w="3137"/>
+      </w:tblGrid>
+      <w:tr>
+        <w:trPr>
+          <w:cantSplit/>
+          <w:tblHeader/>
+        </w:trPr>
+        <w:tc>
+          <w:tcPr>
+            <w:tcW w:type="dxa" w:w="1247"/>
+            <w:shd w:val="clear" w:color="auto" w:fill="005A9E"/>
+            <w:vAlign w:val="center"/>
+          </w:tcPr>
+          <w:p>
+            <w:pPr>
+              <w:spacing w:before="0" w:after="0" w:line="240" w:lineRule="auto"/>
+              <w:jc w:val="center"/>
+            </w:pPr>
+            <w:r/>
+            <w:r>
+              <w:rPr>
+                <w:rFonts w:ascii="맑은 고딕" w:hAnsi="맑은 고딕" w:eastAsia="맑은 고딕" w:cs="맑은 고딕"/>
+                <w:b/>
+                <w:color w:val="FFFFFF"/>
+                <w:sz w:val="20"/>
+              </w:rPr>
+              <w:t>보기</w:t>
+            </w:r>
+          </w:p>
+        </w:tc>
+        <w:tc>
+          <w:tcPr>
+            <w:tcW w:type="dxa" w:w="2494"/>
+            <w:shd w:val="clear" w:color="auto" w:fill="005A9E"/>
+            <w:vAlign w:val="center"/>
+          </w:tcPr>
+          <w:p>
+            <w:pPr>
+              <w:spacing w:before="0" w:after="0" w:line="240" w:lineRule="auto"/>
+              <w:jc w:val="center"/>
+            </w:pPr>
+            <w:r/>
+            <w:r>
+              <w:rPr>
+                <w:rFonts w:ascii="맑은 고딕" w:hAnsi="맑은 고딕" w:eastAsia="맑은 고딕" w:cs="맑은 고딕"/>
+                <w:b/>
+                <w:color w:val="FFFFFF"/>
+                <w:sz w:val="20"/>
+              </w:rPr>
+              <w:t>무엇을 보나</w:t>
+            </w:r>
+          </w:p>
+        </w:tc>
+        <w:tc>
+          <w:tcPr>
+            <w:tcW w:type="dxa" w:w="4649"/>
+            <w:shd w:val="clear" w:color="auto" w:fill="005A9E"/>
+            <w:vAlign w:val="center"/>
+          </w:tcPr>
+          <w:p>
+            <w:pPr>
+              <w:spacing w:before="0" w:after="0" w:line="240" w:lineRule="auto"/>
+              <w:jc w:val="center"/>
+            </w:pPr>
+            <w:r/>
+            <w:r>
+              <w:rPr>
+                <w:rFonts w:ascii="맑은 고딕" w:hAnsi="맑은 고딕" w:eastAsia="맑은 고딕" w:cs="맑은 고딕"/>
+                <w:b/>
+                <w:color w:val="FFFFFF"/>
+                <w:sz w:val="20"/>
+              </w:rPr>
+              <w:t>이럴 때 씁니다</w:t>
+            </w:r>
+          </w:p>
+        </w:tc>
+      </w:tr>
+      <w:tr>
+        <w:trPr>
+          <w:cantSplit/>
+        </w:trPr>
+        <w:tc>
+          <w:tcPr>
+            <w:tcW w:type="dxa" w:w="1247"/>
+            <w:vAlign w:val="center"/>
+          </w:tcPr>
+          <w:p>
+            <w:pPr>
+              <w:spacing w:before="0" w:after="0" w:line="240" w:lineRule="auto"/>
+            </w:pPr>
+            <w:r/>
+            <w:r>
+              <w:rPr>
+                <w:rFonts w:ascii="맑은 고딕" w:hAnsi="맑은 고딕" w:eastAsia="맑은 고딕" w:cs="맑은 고딕"/>
+                <w:b/>
+                <w:sz w:val="20"/>
+              </w:rPr>
+              <w:t>월</w:t>
+            </w:r>
+          </w:p>
+        </w:tc>
+        <w:tc>
+          <w:tcPr>
+            <w:tcW w:type="dxa" w:w="2494"/>
+            <w:vAlign w:val="center"/>
+          </w:tcPr>
+          <w:p>
+            <w:pPr>
+              <w:spacing w:before="0" w:after="0" w:line="240" w:lineRule="auto"/>
+            </w:pPr>
+            <w:r/>
+            <w:r>
+              <w:rPr>
+                <w:rFonts w:ascii="맑은 고딕" w:hAnsi="맑은 고딕" w:eastAsia="맑은 고딕" w:cs="맑은 고딕"/>
+                <w:b w:val="0"/>
+                <w:sz w:val="20"/>
+              </w:rPr>
+              <w:t>한 달 전체</w:t>
+            </w:r>
+          </w:p>
+        </w:tc>
+        <w:tc>
+          <w:tcPr>
+            <w:tcW w:type="dxa" w:w="4649"/>
+            <w:vAlign w:val="center"/>
+          </w:tcPr>
+          <w:p>
+            <w:pPr>
+              <w:spacing w:before="0" w:after="0" w:line="240" w:lineRule="auto"/>
+            </w:pPr>
+            <w:r/>
+            <w:r>
+              <w:rPr>
+                <w:rFonts w:ascii="맑은 고딕" w:hAnsi="맑은 고딕" w:eastAsia="맑은 고딕" w:cs="맑은 고딕"/>
+                <w:b w:val="0"/>
+                <w:sz w:val="20"/>
+              </w:rPr>
+              <w:t>전체 흐름을 볼 때</w:t>
+            </w:r>
+          </w:p>
+        </w:tc>
+      </w:tr>
+      <w:tr>
+        <w:trPr>
+          <w:cantSplit/>
+        </w:trPr>
+        <w:tc>
+          <w:tcPr>
+            <w:tcW w:type="dxa" w:w="1247"/>
+            <w:vAlign w:val="center"/>
+          </w:tcPr>
+          <w:p>
+            <w:pPr>
+              <w:spacing w:before="0" w:after="0" w:line="240" w:lineRule="auto"/>
+            </w:pPr>
+            <w:r/>
+            <w:r>
+              <w:rPr>
+                <w:rFonts w:ascii="맑은 고딕" w:hAnsi="맑은 고딕" w:eastAsia="맑은 고딕" w:cs="맑은 고딕"/>
+                <w:b/>
+                <w:sz w:val="20"/>
+              </w:rPr>
+              <w:t>주</w:t>
+            </w:r>
+          </w:p>
+        </w:tc>
+        <w:tc>
+          <w:tcPr>
+            <w:tcW w:type="dxa" w:w="2494"/>
+            <w:vAlign w:val="center"/>
+          </w:tcPr>
+          <w:p>
+            <w:pPr>
+              <w:spacing w:before="0" w:after="0" w:line="240" w:lineRule="auto"/>
+            </w:pPr>
+            <w:r/>
+            <w:r>
+              <w:rPr>
+                <w:rFonts w:ascii="맑은 고딕" w:hAnsi="맑은 고딕" w:eastAsia="맑은 고딕" w:cs="맑은 고딕"/>
+                <w:b w:val="0"/>
+                <w:sz w:val="20"/>
+              </w:rPr>
+              <w:t>사람 × 7일 격자</w:t>
+            </w:r>
+          </w:p>
+        </w:tc>
+        <w:tc>
+          <w:tcPr>
+            <w:tcW w:type="dxa" w:w="4649"/>
+            <w:vAlign w:val="center"/>
+          </w:tcPr>
+          <w:p>
+            <w:pPr>
+              <w:spacing w:before="0" w:after="0" w:line="240" w:lineRule="auto"/>
+            </w:pPr>
+            <w:r/>
+            <w:r>
+              <w:rPr>
+                <w:rFonts w:ascii="맑은 고딕" w:hAnsi="맑은 고딕" w:eastAsia="맑은 고딕" w:cs="맑은 고딕"/>
+                <w:b w:val="0"/>
+                <w:sz w:val="20"/>
+              </w:rPr>
+              <w:t>가장 많이 쓰는 화면입니다</w:t>
+            </w:r>
+          </w:p>
+        </w:tc>
+      </w:tr>
+      <w:tr>
+        <w:trPr>
+          <w:cantSplit/>
+        </w:trPr>
+        <w:tc>
+          <w:tcPr>
+            <w:tcW w:type="dxa" w:w="1247"/>
+            <w:vAlign w:val="center"/>
+          </w:tcPr>
+          <w:p>
+            <w:pPr>
+              <w:spacing w:before="0" w:after="0" w:line="240" w:lineRule="auto"/>
+            </w:pPr>
+            <w:r/>
+            <w:r>
+              <w:rPr>
+                <w:rFonts w:ascii="맑은 고딕" w:hAnsi="맑은 고딕" w:eastAsia="맑은 고딕" w:cs="맑은 고딕"/>
+                <w:b/>
+                <w:sz w:val="20"/>
+              </w:rPr>
+              <w:t>일</w:t>
+            </w:r>
+          </w:p>
+        </w:tc>
+        <w:tc>
+          <w:tcPr>
+            <w:tcW w:type="dxa" w:w="2494"/>
+            <w:vAlign w:val="center"/>
+          </w:tcPr>
+          <w:p>
+            <w:pPr>
+              <w:spacing w:before="0" w:after="0" w:line="240" w:lineRule="auto"/>
+            </w:pPr>
+            <w:r/>
+            <w:r>
+              <w:rPr>
+                <w:rFonts w:ascii="맑은 고딕" w:hAnsi="맑은 고딕" w:eastAsia="맑은 고딕" w:cs="맑은 고딕"/>
+                <w:b w:val="0"/>
+                <w:sz w:val="20"/>
+              </w:rPr>
+              <w:t>하루를 묶어서</w:t>
+            </w:r>
+          </w:p>
+        </w:tc>
+        <w:tc>
+          <w:tcPr>
+            <w:tcW w:type="dxa" w:w="4649"/>
+            <w:vAlign w:val="center"/>
+          </w:tcPr>
+          <w:p>
+            <w:pPr>
+              <w:spacing w:before="0" w:after="0" w:line="240" w:lineRule="auto"/>
+            </w:pPr>
+            <w:r/>
+            <w:r>
+              <w:rPr>
+                <w:rFonts w:ascii="맑은 고딕" w:hAnsi="맑은 고딕" w:eastAsia="맑은 고딕" w:cs="맑은 고딕"/>
+                <w:b w:val="0"/>
+                <w:sz w:val="20"/>
+              </w:rPr>
+              <w:t>그날 누가 어디 있는지</w:t>
+            </w:r>
+          </w:p>
+        </w:tc>
+      </w:tr>
+      <w:tr>
+        <w:trPr>
+          <w:cantSplit/>
+        </w:trPr>
+        <w:tc>
+          <w:tcPr>
+            <w:tcW w:type="dxa" w:w="1247"/>
+            <w:vAlign w:val="center"/>
+          </w:tcPr>
+          <w:p>
+            <w:pPr>
+              <w:spacing w:before="0" w:after="0" w:line="240" w:lineRule="auto"/>
+            </w:pPr>
+            <w:r/>
+            <w:r>
+              <w:rPr>
+                <w:rFonts w:ascii="맑은 고딕" w:hAnsi="맑은 고딕" w:eastAsia="맑은 고딕" w:cs="맑은 고딕"/>
+                <w:b/>
+                <w:sz w:val="20"/>
+              </w:rPr>
+              <w:t>연</w:t>
+            </w:r>
+          </w:p>
+        </w:tc>
+        <w:tc>
+          <w:tcPr>
+            <w:tcW w:type="dxa" w:w="2494"/>
+            <w:vAlign w:val="center"/>
+          </w:tcPr>
+          <w:p>
+            <w:pPr>
+              <w:spacing w:before="0" w:after="0" w:line="240" w:lineRule="auto"/>
+            </w:pPr>
+            <w:r/>
+            <w:r>
+              <w:rPr>
+                <w:rFonts w:ascii="맑은 고딕" w:hAnsi="맑은 고딕" w:eastAsia="맑은 고딕" w:cs="맑은 고딕"/>
+                <w:b w:val="0"/>
+                <w:sz w:val="20"/>
+              </w:rPr>
+              <w:t>12개월 요약</w:t>
+            </w:r>
+          </w:p>
+        </w:tc>
+        <w:tc>
+          <w:tcPr>
+            <w:tcW w:type="dxa" w:w="4649"/>
+            <w:vAlign w:val="center"/>
+          </w:tcPr>
+          <w:p>
+            <w:pPr>
+              <w:spacing w:before="0" w:after="0" w:line="240" w:lineRule="auto"/>
+            </w:pPr>
+            <w:r/>
+            <w:r>
+              <w:rPr>
+                <w:rFonts w:ascii="맑은 고딕" w:hAnsi="맑은 고딕" w:eastAsia="맑은 고딕" w:cs="맑은 고딕"/>
+                <w:b w:val="0"/>
+                <w:sz w:val="20"/>
+              </w:rPr>
+              <w:t>연간 흐름</w:t>
+            </w:r>
+          </w:p>
+        </w:tc>
+      </w:tr>
+      <w:tr>
+        <w:trPr>
+          <w:cantSplit/>
+        </w:trPr>
+        <w:tc>
+          <w:tcPr>
+            <w:tcW w:type="dxa" w:w="1247"/>
+            <w:vAlign w:val="center"/>
+          </w:tcPr>
+          <w:p>
+            <w:pPr>
+              <w:spacing w:before="0" w:after="0" w:line="240" w:lineRule="auto"/>
+            </w:pPr>
+            <w:r/>
+            <w:r>
+              <w:rPr>
+                <w:rFonts w:ascii="맑은 고딕" w:hAnsi="맑은 고딕" w:eastAsia="맑은 고딕" w:cs="맑은 고딕"/>
+                <w:b/>
+                <w:sz w:val="20"/>
+              </w:rPr>
+              <w:t>💰 정산</w:t>
+            </w:r>
+          </w:p>
+        </w:tc>
+        <w:tc>
+          <w:tcPr>
+            <w:tcW w:type="dxa" w:w="2494"/>
+            <w:vAlign w:val="center"/>
+          </w:tcPr>
+          <w:p>
+            <w:pPr>
+              <w:spacing w:before="0" w:after="0" w:line="240" w:lineRule="auto"/>
+            </w:pPr>
+            <w:r/>
+            <w:r>
+              <w:rPr>
+                <w:rFonts w:ascii="맑은 고딕" w:hAnsi="맑은 고딕" w:eastAsia="맑은 고딕" w:cs="맑은 고딕"/>
+                <w:b w:val="0"/>
+                <w:sz w:val="20"/>
+              </w:rPr>
+              <w:t>월별 청구·환급</w:t>
+            </w:r>
+          </w:p>
+        </w:tc>
+        <w:tc>
+          <w:tcPr>
+            <w:tcW w:type="dxa" w:w="4649"/>
+            <w:vAlign w:val="center"/>
+          </w:tcPr>
+          <w:p>
+            <w:pPr>
+              <w:spacing w:before="0" w:after="0" w:line="240" w:lineRule="auto"/>
+            </w:pPr>
+            <w:r/>
+            <w:r>
+              <w:rPr>
+                <w:rFonts w:ascii="맑은 고딕" w:hAnsi="맑은 고딕" w:eastAsia="맑은 고딕" w:cs="맑은 고딕"/>
+                <w:b w:val="0"/>
+                <w:sz w:val="20"/>
+              </w:rPr>
+              <w:t>월말 정산 (로그인 필요)</w:t>
+            </w:r>
+          </w:p>
+        </w:tc>
+      </w:tr>
+    </w:tbl>
+    <w:p/>
+    <w:p>
+      <w:r>
+        <w:rPr>
+          <w:rFonts w:ascii="맑은 고딕" w:hAnsi="맑은 고딕" w:eastAsia="맑은 고딕" w:cs="맑은 고딕"/>
+          <w:b w:val="0"/>
+          <w:sz w:val="21"/>
+        </w:rPr>
+        <w:t>달력 아래에 표시 기호 설명이 항상 나옵니다.</w:t>
+      </w:r>
+    </w:p>
+    <w:tbl>
+      <w:tblPr>
+        <w:tblStyle w:val="TableGrid"/>
+        <w:tblW w:type="auto" w:w="0"/>
+        <w:jc w:val="center"/>
+        <w:tblLook w:firstColumn="1" w:firstRow="1" w:lastColumn="0" w:lastRow="0" w:noHBand="0" w:noVBand="1" w:val="04A0"/>
+      </w:tblPr>
+      <w:tblGrid>
+        <w:gridCol w:w="2353"/>
+        <w:gridCol w:w="2353"/>
+        <w:gridCol w:w="2353"/>
+        <w:gridCol w:w="2353"/>
+      </w:tblGrid>
+      <w:tr>
+        <w:trPr>
+          <w:cantSplit/>
+          <w:tblHeader/>
+        </w:trPr>
+        <w:tc>
+          <w:tcPr>
+            <w:tcW w:type="dxa" w:w="907"/>
+            <w:shd w:val="clear" w:color="auto" w:fill="005A9E"/>
+            <w:vAlign w:val="center"/>
+          </w:tcPr>
+          <w:p>
+            <w:pPr>
+              <w:spacing w:before="0" w:after="0" w:line="240" w:lineRule="auto"/>
+              <w:jc w:val="center"/>
+            </w:pPr>
+            <w:r/>
+            <w:r>
+              <w:rPr>
+                <w:rFonts w:ascii="맑은 고딕" w:hAnsi="맑은 고딕" w:eastAsia="맑은 고딕" w:cs="맑은 고딕"/>
+                <w:b/>
+                <w:color w:val="FFFFFF"/>
+                <w:sz w:val="20"/>
+              </w:rPr>
+              <w:t>기호</w:t>
+            </w:r>
+          </w:p>
+        </w:tc>
+        <w:tc>
+          <w:tcPr>
+            <w:tcW w:type="dxa" w:w="3061"/>
+            <w:shd w:val="clear" w:color="auto" w:fill="005A9E"/>
+            <w:vAlign w:val="center"/>
+          </w:tcPr>
+          <w:p>
+            <w:pPr>
+              <w:spacing w:before="0" w:after="0" w:line="240" w:lineRule="auto"/>
+              <w:jc w:val="center"/>
+            </w:pPr>
+            <w:r/>
+            <w:r>
+              <w:rPr>
+                <w:rFonts w:ascii="맑은 고딕" w:hAnsi="맑은 고딕" w:eastAsia="맑은 고딕" w:cs="맑은 고딕"/>
+                <w:b/>
+                <w:color w:val="FFFFFF"/>
+                <w:sz w:val="20"/>
+              </w:rPr>
+              <w:t>뜻</w:t>
+            </w:r>
+          </w:p>
+        </w:tc>
+        <w:tc>
+          <w:tcPr>
+            <w:tcW w:type="dxa" w:w="907"/>
+            <w:shd w:val="clear" w:color="auto" w:fill="005A9E"/>
+            <w:vAlign w:val="center"/>
+          </w:tcPr>
+          <w:p>
+            <w:pPr>
+              <w:spacing w:before="0" w:after="0" w:line="240" w:lineRule="auto"/>
+              <w:jc w:val="center"/>
+            </w:pPr>
+            <w:r/>
+            <w:r>
+              <w:rPr>
+                <w:rFonts w:ascii="맑은 고딕" w:hAnsi="맑은 고딕" w:eastAsia="맑은 고딕" w:cs="맑은 고딕"/>
+                <w:b/>
+                <w:color w:val="FFFFFF"/>
+                <w:sz w:val="20"/>
+              </w:rPr>
+              <w:t>기호</w:t>
+            </w:r>
+          </w:p>
+        </w:tc>
+        <w:tc>
+          <w:tcPr>
+            <w:tcW w:type="dxa" w:w="3515"/>
+            <w:shd w:val="clear" w:color="auto" w:fill="005A9E"/>
+            <w:vAlign w:val="center"/>
+          </w:tcPr>
+          <w:p>
+            <w:pPr>
+              <w:spacing w:before="0" w:after="0" w:line="240" w:lineRule="auto"/>
+              <w:jc w:val="center"/>
+            </w:pPr>
+            <w:r/>
+            <w:r>
+              <w:rPr>
+                <w:rFonts w:ascii="맑은 고딕" w:hAnsi="맑은 고딕" w:eastAsia="맑은 고딕" w:cs="맑은 고딕"/>
+                <w:b/>
+                <w:color w:val="FFFFFF"/>
+                <w:sz w:val="20"/>
+              </w:rPr>
+              <w:t>뜻</w:t>
+            </w:r>
+          </w:p>
+        </w:tc>
+      </w:tr>
+      <w:tr>
+        <w:trPr>
+          <w:cantSplit/>
+        </w:trPr>
+        <w:tc>
+          <w:tcPr>
+            <w:tcW w:type="dxa" w:w="907"/>
+            <w:vAlign w:val="center"/>
+          </w:tcPr>
+          <w:p>
+            <w:pPr>
+              <w:spacing w:before="0" w:after="0" w:line="240" w:lineRule="auto"/>
+            </w:pPr>
+            <w:r/>
+            <w:r>
+              <w:rPr>
+                <w:rFonts w:ascii="맑은 고딕" w:hAnsi="맑은 고딕" w:eastAsia="맑은 고딕" w:cs="맑은 고딕"/>
+                <w:b w:val="0"/>
+                <w:sz w:val="20"/>
+              </w:rPr>
+              <w:t>🏢</w:t>
+            </w:r>
+          </w:p>
+        </w:tc>
+        <w:tc>
+          <w:tcPr>
+            <w:tcW w:type="dxa" w:w="3061"/>
+            <w:vAlign w:val="center"/>
+          </w:tcPr>
+          <w:p>
+            <w:pPr>
+              <w:spacing w:before="0" w:after="0" w:line="240" w:lineRule="auto"/>
+            </w:pPr>
+            <w:r/>
+            <w:r>
+              <w:rPr>
+                <w:rFonts w:ascii="맑은 고딕" w:hAnsi="맑은 고딕" w:eastAsia="맑은 고딕" w:cs="맑은 고딕"/>
+                <w:b w:val="0"/>
+                <w:sz w:val="20"/>
+              </w:rPr>
+              <w:t>사무실 내근</w:t>
+            </w:r>
+          </w:p>
+        </w:tc>
+        <w:tc>
+          <w:tcPr>
+            <w:tcW w:type="dxa" w:w="907"/>
+            <w:vAlign w:val="center"/>
+          </w:tcPr>
+          <w:p>
+            <w:pPr>
+              <w:spacing w:before="0" w:after="0" w:line="240" w:lineRule="auto"/>
+            </w:pPr>
+            <w:r/>
+            <w:r>
+              <w:rPr>
+                <w:rFonts w:ascii="맑은 고딕" w:hAnsi="맑은 고딕" w:eastAsia="맑은 고딕" w:cs="맑은 고딕"/>
+                <w:b w:val="0"/>
+                <w:sz w:val="20"/>
+              </w:rPr>
+              <w:t>🌴</w:t>
+            </w:r>
+          </w:p>
+        </w:tc>
+        <w:tc>
+          <w:tcPr>
+            <w:tcW w:type="dxa" w:w="3515"/>
+            <w:vAlign w:val="center"/>
+          </w:tcPr>
+          <w:p>
+            <w:pPr>
+              <w:spacing w:before="0" w:after="0" w:line="240" w:lineRule="auto"/>
+            </w:pPr>
+            <w:r/>
+            <w:r>
+              <w:rPr>
+                <w:rFonts w:ascii="맑은 고딕" w:hAnsi="맑은 고딕" w:eastAsia="맑은 고딕" w:cs="맑은 고딕"/>
+                <w:b w:val="0"/>
+                <w:sz w:val="20"/>
+              </w:rPr>
+              <w:t>휴가</w:t>
+            </w:r>
+          </w:p>
+        </w:tc>
+      </w:tr>
+      <w:tr>
+        <w:trPr>
+          <w:cantSplit/>
+        </w:trPr>
+        <w:tc>
+          <w:tcPr>
+            <w:tcW w:type="dxa" w:w="907"/>
+            <w:vAlign w:val="center"/>
+          </w:tcPr>
+          <w:p>
+            <w:pPr>
+              <w:spacing w:before="0" w:after="0" w:line="240" w:lineRule="auto"/>
+            </w:pPr>
+            <w:r/>
+            <w:r>
+              <w:rPr>
+                <w:rFonts w:ascii="맑은 고딕" w:hAnsi="맑은 고딕" w:eastAsia="맑은 고딕" w:cs="맑은 고딕"/>
+                <w:b w:val="0"/>
+                <w:sz w:val="20"/>
+              </w:rPr>
+              <w:t>🚗</w:t>
+            </w:r>
+          </w:p>
+        </w:tc>
+        <w:tc>
+          <w:tcPr>
+            <w:tcW w:type="dxa" w:w="3061"/>
+            <w:vAlign w:val="center"/>
+          </w:tcPr>
+          <w:p>
+            <w:pPr>
+              <w:spacing w:before="0" w:after="0" w:line="240" w:lineRule="auto"/>
+            </w:pPr>
+            <w:r/>
+            <w:r>
+              <w:rPr>
+                <w:rFonts w:ascii="맑은 고딕" w:hAnsi="맑은 고딕" w:eastAsia="맑은 고딕" w:cs="맑은 고딕"/>
+                <w:b w:val="0"/>
+                <w:sz w:val="20"/>
+              </w:rPr>
+              <w:t>회사 차량</w:t>
+            </w:r>
+          </w:p>
+        </w:tc>
+        <w:tc>
+          <w:tcPr>
+            <w:tcW w:type="dxa" w:w="907"/>
+            <w:vAlign w:val="center"/>
+          </w:tcPr>
+          <w:p>
+            <w:pPr>
+              <w:spacing w:before="0" w:after="0" w:line="240" w:lineRule="auto"/>
+            </w:pPr>
+            <w:r/>
+            <w:r>
+              <w:rPr>
+                <w:rFonts w:ascii="맑은 고딕" w:hAnsi="맑은 고딕" w:eastAsia="맑은 고딕" w:cs="맑은 고딕"/>
+                <w:b w:val="0"/>
+                <w:sz w:val="20"/>
+              </w:rPr>
+              <w:t>●</w:t>
+            </w:r>
+          </w:p>
+        </w:tc>
+        <w:tc>
+          <w:tcPr>
+            <w:tcW w:type="dxa" w:w="3515"/>
+            <w:vAlign w:val="center"/>
+          </w:tcPr>
+          <w:p>
+            <w:pPr>
+              <w:spacing w:before="0" w:after="0" w:line="240" w:lineRule="auto"/>
+            </w:pPr>
+            <w:r/>
+            <w:r>
+              <w:rPr>
+                <w:rFonts w:ascii="맑은 고딕" w:hAnsi="맑은 고딕" w:eastAsia="맑은 고딕" w:cs="맑은 고딕"/>
+                <w:b w:val="0"/>
+                <w:sz w:val="20"/>
+              </w:rPr>
+              <w:t>지난 일정인데 실적 없음</w:t>
+            </w:r>
+          </w:p>
+        </w:tc>
+      </w:tr>
+      <w:tr>
+        <w:trPr>
+          <w:cantSplit/>
+        </w:trPr>
+        <w:tc>
+          <w:tcPr>
+            <w:tcW w:type="dxa" w:w="907"/>
+            <w:vAlign w:val="center"/>
+          </w:tcPr>
+          <w:p>
+            <w:pPr>
+              <w:spacing w:before="0" w:after="0" w:line="240" w:lineRule="auto"/>
+            </w:pPr>
+            <w:r/>
+            <w:r>
+              <w:rPr>
+                <w:rFonts w:ascii="맑은 고딕" w:hAnsi="맑은 고딕" w:eastAsia="맑은 고딕" w:cs="맑은 고딕"/>
+                <w:b w:val="0"/>
+                <w:sz w:val="20"/>
+              </w:rPr>
+              <w:t>🚙</w:t>
+            </w:r>
+          </w:p>
+        </w:tc>
+        <w:tc>
+          <w:tcPr>
+            <w:tcW w:type="dxa" w:w="3061"/>
+            <w:vAlign w:val="center"/>
+          </w:tcPr>
+          <w:p>
+            <w:pPr>
+              <w:spacing w:before="0" w:after="0" w:line="240" w:lineRule="auto"/>
+            </w:pPr>
+            <w:r/>
+            <w:r>
+              <w:rPr>
+                <w:rFonts w:ascii="맑은 고딕" w:hAnsi="맑은 고딕" w:eastAsia="맑은 고딕" w:cs="맑은 고딕"/>
+                <w:b w:val="0"/>
+                <w:sz w:val="20"/>
+              </w:rPr>
+              <w:t>자차</w:t>
+            </w:r>
+          </w:p>
+        </w:tc>
+        <w:tc>
+          <w:tcPr>
+            <w:tcW w:type="dxa" w:w="907"/>
+            <w:vAlign w:val="center"/>
+          </w:tcPr>
+          <w:p>
+            <w:pPr>
+              <w:spacing w:before="0" w:after="0" w:line="240" w:lineRule="auto"/>
+            </w:pPr>
+            <w:r/>
+            <w:r>
+              <w:rPr>
+                <w:rFonts w:ascii="맑은 고딕" w:hAnsi="맑은 고딕" w:eastAsia="맑은 고딕" w:cs="맑은 고딕"/>
+                <w:b w:val="0"/>
+                <w:sz w:val="20"/>
+              </w:rPr>
+              <w:t>↺</w:t>
+            </w:r>
+          </w:p>
+        </w:tc>
+        <w:tc>
+          <w:tcPr>
+            <w:tcW w:type="dxa" w:w="3515"/>
+            <w:vAlign w:val="center"/>
+          </w:tcPr>
+          <w:p>
+            <w:pPr>
+              <w:spacing w:before="0" w:after="0" w:line="240" w:lineRule="auto"/>
+            </w:pPr>
+            <w:r/>
+            <w:r>
+              <w:rPr>
+                <w:rFonts w:ascii="맑은 고딕" w:hAnsi="맑은 고딕" w:eastAsia="맑은 고딕" w:cs="맑은 고딕"/>
+                <w:b w:val="0"/>
+                <w:sz w:val="20"/>
+              </w:rPr>
+              <w:t>계획과 달랐음</w:t>
+            </w:r>
+          </w:p>
+        </w:tc>
+      </w:tr>
+      <w:tr>
+        <w:trPr>
+          <w:cantSplit/>
+        </w:trPr>
+        <w:tc>
+          <w:tcPr>
+            <w:tcW w:type="dxa" w:w="907"/>
+            <w:vAlign w:val="center"/>
+          </w:tcPr>
+          <w:p>
+            <w:pPr>
+              <w:spacing w:before="0" w:after="0" w:line="240" w:lineRule="auto"/>
+            </w:pPr>
+            <w:r/>
+            <w:r>
+              <w:rPr>
+                <w:rFonts w:ascii="맑은 고딕" w:hAnsi="맑은 고딕" w:eastAsia="맑은 고딕" w:cs="맑은 고딕"/>
+                <w:b w:val="0"/>
+                <w:sz w:val="20"/>
+              </w:rPr>
+              <w:t>🚌</w:t>
+            </w:r>
+          </w:p>
+        </w:tc>
+        <w:tc>
+          <w:tcPr>
+            <w:tcW w:type="dxa" w:w="3061"/>
+            <w:vAlign w:val="center"/>
+          </w:tcPr>
+          <w:p>
+            <w:pPr>
+              <w:spacing w:before="0" w:after="0" w:line="240" w:lineRule="auto"/>
+            </w:pPr>
+            <w:r/>
+            <w:r>
+              <w:rPr>
+                <w:rFonts w:ascii="맑은 고딕" w:hAnsi="맑은 고딕" w:eastAsia="맑은 고딕" w:cs="맑은 고딕"/>
+                <w:b w:val="0"/>
+                <w:sz w:val="20"/>
+              </w:rPr>
+              <w:t>대중교통</w:t>
+            </w:r>
+          </w:p>
+        </w:tc>
+        <w:tc>
+          <w:tcPr>
+            <w:tcW w:type="dxa" w:w="907"/>
+            <w:vAlign w:val="center"/>
+          </w:tcPr>
+          <w:p>
+            <w:pPr>
+              <w:spacing w:before="0" w:after="0" w:line="240" w:lineRule="auto"/>
+            </w:pPr>
+            <w:r/>
+            <w:r>
+              <w:rPr>
+                <w:rFonts w:ascii="맑은 고딕" w:hAnsi="맑은 고딕" w:eastAsia="맑은 고딕" w:cs="맑은 고딕"/>
+                <w:b w:val="0"/>
+                <w:sz w:val="20"/>
+              </w:rPr>
+              <w:t>점선</w:t>
+            </w:r>
+          </w:p>
+        </w:tc>
+        <w:tc>
+          <w:tcPr>
+            <w:tcW w:type="dxa" w:w="3515"/>
+            <w:vAlign w:val="center"/>
+          </w:tcPr>
+          <w:p>
+            <w:pPr>
+              <w:spacing w:before="0" w:after="0" w:line="240" w:lineRule="auto"/>
+            </w:pPr>
+            <w:r/>
+            <w:r>
+              <w:rPr>
+                <w:rFonts w:ascii="맑은 고딕" w:hAnsi="맑은 고딕" w:eastAsia="맑은 고딕" w:cs="맑은 고딕"/>
+                <w:b w:val="0"/>
+                <w:sz w:val="20"/>
+              </w:rPr>
+              <w:t>차량 개인 사용</w:t>
+            </w:r>
+          </w:p>
+        </w:tc>
+      </w:tr>
+    </w:tbl>
+    <w:p/>
+    <w:p>
+      <w:pPr>
+        <w:pStyle w:val="Heading2"/>
+      </w:pPr>
+      <w:r>
+        <w:t>8.2 보는 기준 고르기</w:t>
+      </w:r>
+    </w:p>
+    <w:p>
+      <w:r>
+        <w:rPr>
+          <w:rFonts w:ascii="맑은 고딕" w:hAnsi="맑은 고딕" w:eastAsia="맑은 고딕" w:cs="맑은 고딕"/>
+          <w:b w:val="0"/>
+          <w:sz w:val="21"/>
+        </w:rPr>
+        <w:t xml:space="preserve">여러 사람이 등록하면 무엇을 세로축에 둘지가 중요해집니다. </w:t>
+      </w:r>
+      <w:r>
+        <w:rPr>
+          <w:rFonts w:ascii="맑은 고딕" w:hAnsi="맑은 고딕" w:eastAsia="맑은 고딕" w:cs="맑은 고딕"/>
+          <w:b/>
+          <w:sz w:val="21"/>
+        </w:rPr>
+        <w:t>기준</w:t>
+      </w:r>
+      <w:r>
+        <w:rPr>
+          <w:rFonts w:ascii="맑은 고딕" w:hAnsi="맑은 고딕" w:eastAsia="맑은 고딕" w:cs="맑은 고딕"/>
+          <w:b w:val="0"/>
+          <w:sz w:val="21"/>
+        </w:rPr>
+        <w:t xml:space="preserve"> 을 바꿔 같은 일정을 다른 방식으로 볼 수 있습니다.</w:t>
+      </w:r>
+    </w:p>
+    <w:tbl>
+      <w:tblPr>
+        <w:tblStyle w:val="TableGrid"/>
+        <w:tblW w:type="auto" w:w="0"/>
+        <w:jc w:val="center"/>
+        <w:tblLook w:firstColumn="1" w:firstRow="1" w:lastColumn="0" w:lastRow="0" w:noHBand="0" w:noVBand="1" w:val="04A0"/>
+      </w:tblPr>
+      <w:tblGrid>
+        <w:gridCol w:w="3137"/>
+        <w:gridCol w:w="3137"/>
+        <w:gridCol w:w="3137"/>
+      </w:tblGrid>
+      <w:tr>
+        <w:trPr>
+          <w:cantSplit/>
+          <w:tblHeader/>
+        </w:trPr>
+        <w:tc>
+          <w:tcPr>
+            <w:tcW w:type="dxa" w:w="1361"/>
+            <w:shd w:val="clear" w:color="auto" w:fill="005A9E"/>
+            <w:vAlign w:val="center"/>
+          </w:tcPr>
+          <w:p>
+            <w:pPr>
+              <w:spacing w:before="0" w:after="0" w:line="240" w:lineRule="auto"/>
+              <w:jc w:val="center"/>
+            </w:pPr>
+            <w:r/>
+            <w:r>
+              <w:rPr>
+                <w:rFonts w:ascii="맑은 고딕" w:hAnsi="맑은 고딕" w:eastAsia="맑은 고딕" w:cs="맑은 고딕"/>
+                <w:b/>
+                <w:color w:val="FFFFFF"/>
+                <w:sz w:val="20"/>
+              </w:rPr>
+              <w:t>기준</w:t>
+            </w:r>
+          </w:p>
+        </w:tc>
+        <w:tc>
+          <w:tcPr>
+            <w:tcW w:type="dxa" w:w="2041"/>
+            <w:shd w:val="clear" w:color="auto" w:fill="005A9E"/>
+            <w:vAlign w:val="center"/>
+          </w:tcPr>
+          <w:p>
+            <w:pPr>
+              <w:spacing w:before="0" w:after="0" w:line="240" w:lineRule="auto"/>
+              <w:jc w:val="center"/>
+            </w:pPr>
+            <w:r/>
+            <w:r>
+              <w:rPr>
+                <w:rFonts w:ascii="맑은 고딕" w:hAnsi="맑은 고딕" w:eastAsia="맑은 고딕" w:cs="맑은 고딕"/>
+                <w:b/>
+                <w:color w:val="FFFFFF"/>
+                <w:sz w:val="20"/>
+              </w:rPr>
+              <w:t>세로축</w:t>
+            </w:r>
+          </w:p>
+        </w:tc>
+        <w:tc>
+          <w:tcPr>
+            <w:tcW w:type="dxa" w:w="4989"/>
+            <w:shd w:val="clear" w:color="auto" w:fill="005A9E"/>
+            <w:vAlign w:val="center"/>
+          </w:tcPr>
+          <w:p>
+            <w:pPr>
+              <w:spacing w:before="0" w:after="0" w:line="240" w:lineRule="auto"/>
+              <w:jc w:val="center"/>
+            </w:pPr>
+            <w:r/>
+            <w:r>
+              <w:rPr>
+                <w:rFonts w:ascii="맑은 고딕" w:hAnsi="맑은 고딕" w:eastAsia="맑은 고딕" w:cs="맑은 고딕"/>
+                <w:b/>
+                <w:color w:val="FFFFFF"/>
+                <w:sz w:val="20"/>
+              </w:rPr>
+              <w:t>이럴 때</w:t>
+            </w:r>
+          </w:p>
+        </w:tc>
+      </w:tr>
+      <w:tr>
+        <w:trPr>
+          <w:cantSplit/>
+        </w:trPr>
+        <w:tc>
+          <w:tcPr>
+            <w:tcW w:type="dxa" w:w="1361"/>
+            <w:vAlign w:val="center"/>
+          </w:tcPr>
+          <w:p>
+            <w:pPr>
+              <w:spacing w:before="0" w:after="0" w:line="240" w:lineRule="auto"/>
+            </w:pPr>
+            <w:r/>
+            <w:r>
+              <w:rPr>
+                <w:rFonts w:ascii="맑은 고딕" w:hAnsi="맑은 고딕" w:eastAsia="맑은 고딕" w:cs="맑은 고딕"/>
+                <w:b/>
+                <w:sz w:val="20"/>
+              </w:rPr>
+              <w:t>👤 사람</w:t>
+            </w:r>
+          </w:p>
+        </w:tc>
+        <w:tc>
+          <w:tcPr>
+            <w:tcW w:type="dxa" w:w="2041"/>
+            <w:vAlign w:val="center"/>
+          </w:tcPr>
+          <w:p>
+            <w:pPr>
+              <w:spacing w:before="0" w:after="0" w:line="240" w:lineRule="auto"/>
+            </w:pPr>
+            <w:r/>
+            <w:r>
+              <w:rPr>
+                <w:rFonts w:ascii="맑은 고딕" w:hAnsi="맑은 고딕" w:eastAsia="맑은 고딕" w:cs="맑은 고딕"/>
+                <w:b w:val="0"/>
+                <w:sz w:val="20"/>
+              </w:rPr>
+              <w:t>직원 명단</w:t>
+            </w:r>
+          </w:p>
+        </w:tc>
+        <w:tc>
+          <w:tcPr>
+            <w:tcW w:type="dxa" w:w="4989"/>
+            <w:vAlign w:val="center"/>
+          </w:tcPr>
+          <w:p>
+            <w:pPr>
+              <w:spacing w:before="0" w:after="0" w:line="240" w:lineRule="auto"/>
+            </w:pPr>
+            <w:r/>
+            <w:r>
+              <w:rPr>
+                <w:rFonts w:ascii="맑은 고딕" w:hAnsi="맑은 고딕" w:eastAsia="맑은 고딕" w:cs="맑은 고딕"/>
+                <w:b w:val="0"/>
+                <w:sz w:val="20"/>
+              </w:rPr>
+              <w:t>누가 어디 있는지 볼 때</w:t>
+            </w:r>
+          </w:p>
+        </w:tc>
+      </w:tr>
+      <w:tr>
+        <w:trPr>
+          <w:cantSplit/>
+        </w:trPr>
+        <w:tc>
+          <w:tcPr>
+            <w:tcW w:type="dxa" w:w="1361"/>
+            <w:vAlign w:val="center"/>
+          </w:tcPr>
+          <w:p>
+            <w:pPr>
+              <w:spacing w:before="0" w:after="0" w:line="240" w:lineRule="auto"/>
+            </w:pPr>
+            <w:r/>
+            <w:r>
+              <w:rPr>
+                <w:rFonts w:ascii="맑은 고딕" w:hAnsi="맑은 고딕" w:eastAsia="맑은 고딕" w:cs="맑은 고딕"/>
+                <w:b/>
+                <w:sz w:val="20"/>
+              </w:rPr>
+              <w:t>📍 장소</w:t>
+            </w:r>
+          </w:p>
+        </w:tc>
+        <w:tc>
+          <w:tcPr>
+            <w:tcW w:type="dxa" w:w="2041"/>
+            <w:vAlign w:val="center"/>
+          </w:tcPr>
+          <w:p>
+            <w:pPr>
+              <w:spacing w:before="0" w:after="0" w:line="240" w:lineRule="auto"/>
+            </w:pPr>
+            <w:r/>
+            <w:r>
+              <w:rPr>
+                <w:rFonts w:ascii="맑은 고딕" w:hAnsi="맑은 고딕" w:eastAsia="맑은 고딕" w:cs="맑은 고딕"/>
+                <w:b w:val="0"/>
+                <w:sz w:val="20"/>
+              </w:rPr>
+              <w:t>등록된 장소</w:t>
+            </w:r>
+          </w:p>
+        </w:tc>
+        <w:tc>
+          <w:tcPr>
+            <w:tcW w:type="dxa" w:w="4989"/>
+            <w:vAlign w:val="center"/>
+          </w:tcPr>
+          <w:p>
+            <w:pPr>
+              <w:spacing w:before="0" w:after="0" w:line="240" w:lineRule="auto"/>
+            </w:pPr>
+            <w:r/>
+            <w:r>
+              <w:rPr>
+                <w:rFonts w:ascii="맑은 고딕" w:hAnsi="맑은 고딕" w:eastAsia="맑은 고딕" w:cs="맑은 고딕"/>
+                <w:b w:val="0"/>
+                <w:sz w:val="20"/>
+              </w:rPr>
+              <w:t>그 고객사에 누가 언제 가는지</w:t>
+            </w:r>
+          </w:p>
+        </w:tc>
+      </w:tr>
+      <w:tr>
+        <w:trPr>
+          <w:cantSplit/>
+        </w:trPr>
+        <w:tc>
+          <w:tcPr>
+            <w:tcW w:type="dxa" w:w="1361"/>
+            <w:vAlign w:val="center"/>
+          </w:tcPr>
+          <w:p>
+            <w:pPr>
+              <w:spacing w:before="0" w:after="0" w:line="240" w:lineRule="auto"/>
+            </w:pPr>
+            <w:r/>
+            <w:r>
+              <w:rPr>
+                <w:rFonts w:ascii="맑은 고딕" w:hAnsi="맑은 고딕" w:eastAsia="맑은 고딕" w:cs="맑은 고딕"/>
+                <w:b/>
+                <w:sz w:val="20"/>
+              </w:rPr>
+              <w:t>🚗 차량</w:t>
+            </w:r>
+          </w:p>
+        </w:tc>
+        <w:tc>
+          <w:tcPr>
+            <w:tcW w:type="dxa" w:w="2041"/>
+            <w:vAlign w:val="center"/>
+          </w:tcPr>
+          <w:p>
+            <w:pPr>
+              <w:spacing w:before="0" w:after="0" w:line="240" w:lineRule="auto"/>
+            </w:pPr>
+            <w:r/>
+            <w:r>
+              <w:rPr>
+                <w:rFonts w:ascii="맑은 고딕" w:hAnsi="맑은 고딕" w:eastAsia="맑은 고딕" w:cs="맑은 고딕"/>
+                <w:b w:val="0"/>
+                <w:sz w:val="20"/>
+              </w:rPr>
+              <w:t>차량 목록</w:t>
+            </w:r>
+          </w:p>
+        </w:tc>
+        <w:tc>
+          <w:tcPr>
+            <w:tcW w:type="dxa" w:w="4989"/>
+            <w:vAlign w:val="center"/>
+          </w:tcPr>
+          <w:p>
+            <w:pPr>
+              <w:spacing w:before="0" w:after="0" w:line="240" w:lineRule="auto"/>
+            </w:pPr>
+            <w:r/>
+            <w:r>
+              <w:rPr>
+                <w:rFonts w:ascii="맑은 고딕" w:hAnsi="맑은 고딕" w:eastAsia="맑은 고딕" w:cs="맑은 고딕"/>
+                <w:b/>
+                <w:sz w:val="20"/>
+              </w:rPr>
+              <w:t>차가 비어 있는 날을 찾을 때 (배차표)</w:t>
+            </w:r>
+          </w:p>
+        </w:tc>
+      </w:tr>
+    </w:tbl>
+    <w:p/>
+    <w:p>
+      <w:pPr>
+        <w:keepNext/>
+        <w:spacing w:line="240" w:lineRule="auto" w:after="40"/>
+        <w:jc w:val="center"/>
+      </w:pPr>
+      <w:r>
+        <w:drawing>
+          <wp:inline xmlns:a="http://schemas.openxmlformats.org/drawingml/2006/main" xmlns:pic="http://schemas.openxmlformats.org/drawingml/2006/picture">
+            <wp:extent cx="3474000" cy="2124179"/>
+            <wp:docPr id="36" name="Picture 36"/>
+            <wp:cNvGraphicFramePr>
+              <a:graphicFrameLocks noChangeAspect="1"/>
+            </wp:cNvGraphicFramePr>
+            <a:graphic>
+              <a:graphicData uri="http://schemas.openxmlformats.org/drawingml/2006/picture">
+                <pic:pic>
+                  <pic:nvPicPr>
+                    <pic:cNvPr id="0" name="49_일정_차량기준.png"/>
+                    <pic:cNvPicPr/>
+                  </pic:nvPicPr>
+                  <pic:blipFill>
+                    <a:blip r:embed="rId45"/>
+                    <a:stretch>
+                      <a:fillRect/>
+                    </a:stretch>
+                  </pic:blipFill>
+                  <pic:spPr>
+                    <a:xfrm>
+                      <a:off x="0" y="0"/>
+                      <a:ext cx="3474000" cy="2124179"/>
+                    </a:xfrm>
+                    <a:prstGeom prst="rect"/>
+                  </pic:spPr>
+                </pic:pic>
+              </a:graphicData>
+            </a:graphic>
+          </wp:inline>
+        </w:drawing>
+      </w:r>
+    </w:p>
+    <w:p>
+      <w:pPr>
+        <w:spacing w:line="240" w:lineRule="auto" w:after="140"/>
+        <w:jc w:val="center"/>
+      </w:pPr>
+      <w:r>
+        <w:rPr>
+          <w:rFonts w:ascii="맑은 고딕" w:hAnsi="맑은 고딕" w:eastAsia="맑은 고딕" w:cs="맑은 고딕"/>
+          <w:color w:val="777777"/>
+          <w:sz w:val="18"/>
+        </w:rPr>
+        <w:t>그림 8-2  차량 기준 — 배차표처럼 빈 날이 보입니다</w:t>
+      </w:r>
+    </w:p>
+    <w:p>
+      <w:pPr>
+        <w:keepLines/>
+        <w:spacing w:before="120" w:after="160"/>
+        <w:ind w:left="170"/>
+        <w:pBdr>
+          <w:left w:val="single" w:sz="18" w:space="6" w:color="005A9E"/>
+        </w:pBdr>
+        <w:shd w:val="clear" w:color="auto" w:fill="F2F7FB"/>
+      </w:pPr>
+      <w:r>
+        <w:rPr>
+          <w:rFonts w:ascii="맑은 고딕" w:hAnsi="맑은 고딕" w:eastAsia="맑은 고딕" w:cs="맑은 고딕"/>
+          <w:b/>
+          <w:color w:val="005A9E"/>
+          <w:sz w:val="21"/>
+        </w:rPr>
+        <w:t xml:space="preserve">차량을 예약할 때는 차량 기준으로 보십시오  </w:t>
+      </w:r>
+      <w:r>
+        <w:rPr>
+          <w:rFonts w:ascii="맑은 고딕" w:hAnsi="맑은 고딕" w:eastAsia="맑은 고딕" w:cs="맑은 고딕"/>
+          <w:b w:val="0"/>
+          <w:sz w:val="21"/>
+        </w:rPr>
+        <w:t>사람 기준으로는 그 차가 언제 비어 있는지 알기 어렵습니다. 차량 기준으로 바꾸면 차마다 한 줄이 되어 빈 칸이 곧 예약 가능한 날입니다.</w:t>
+      </w:r>
+    </w:p>
+    <w:p>
+      <w:pPr>
+        <w:pStyle w:val="Heading2"/>
+      </w:pPr>
+      <w:r>
+        <w:t>8.3 일정 등록하기</w:t>
+      </w:r>
+    </w:p>
+    <w:p>
+      <w:r>
+        <w:rPr>
+          <w:rFonts w:ascii="맑은 고딕" w:hAnsi="맑은 고딕" w:eastAsia="맑은 고딕" w:cs="맑은 고딕"/>
+          <w:b/>
+          <w:sz w:val="21"/>
+        </w:rPr>
+        <w:t>달력의 빈 칸을 누르면</w:t>
+      </w:r>
+      <w:r>
+        <w:rPr>
+          <w:rFonts w:ascii="맑은 고딕" w:hAnsi="맑은 고딕" w:eastAsia="맑은 고딕" w:cs="맑은 고딕"/>
+          <w:b w:val="0"/>
+          <w:sz w:val="21"/>
+        </w:rPr>
+        <w:t xml:space="preserve"> 그 사람·그 날짜로 입력 창이 열립니다. 이름과 날짜를 다시 고를 필요가 없습니다. 이미 등록된 일정을 누르면 수정·삭제할 수 있습니다.</w:t>
+      </w:r>
+    </w:p>
+    <w:p>
+      <w:r>
+        <w:rPr>
+          <w:rFonts w:ascii="맑은 고딕" w:hAnsi="맑은 고딕" w:eastAsia="맑은 고딕" w:cs="맑은 고딕"/>
+          <w:b w:val="0"/>
+          <w:sz w:val="21"/>
+        </w:rPr>
+        <w:t xml:space="preserve">창에서 </w:t>
+      </w:r>
+      <w:r>
+        <w:rPr>
+          <w:rFonts w:ascii="맑은 고딕" w:hAnsi="맑은 고딕" w:eastAsia="맑은 고딕" w:cs="맑은 고딕"/>
+          <w:b/>
+          <w:sz w:val="21"/>
+        </w:rPr>
+        <w:t>무엇을 등록할지 먼저</w:t>
+      </w:r>
+      <w:r>
+        <w:rPr>
+          <w:rFonts w:ascii="맑은 고딕" w:hAnsi="맑은 고딕" w:eastAsia="맑은 고딕" w:cs="맑은 고딕"/>
+          <w:b w:val="0"/>
+          <w:sz w:val="21"/>
+        </w:rPr>
+        <w:t xml:space="preserve"> 고릅니다. 고른 유형에 따라 묻는 내용이 달라집니다.</w:t>
+      </w:r>
+    </w:p>
+    <w:p>
+      <w:pPr>
+        <w:keepNext/>
+        <w:spacing w:line="240" w:lineRule="auto" w:after="40"/>
+        <w:jc w:val="center"/>
+      </w:pPr>
+      <w:r>
+        <w:drawing>
+          <wp:inline xmlns:a="http://schemas.openxmlformats.org/drawingml/2006/main" xmlns:pic="http://schemas.openxmlformats.org/drawingml/2006/picture">
+            <wp:extent cx="1771200" cy="2126047"/>
+            <wp:docPr id="37" name="Picture 37"/>
+            <wp:cNvGraphicFramePr>
+              <a:graphicFrameLocks noChangeAspect="1"/>
+            </wp:cNvGraphicFramePr>
+            <a:graphic>
+              <a:graphicData uri="http://schemas.openxmlformats.org/drawingml/2006/picture">
+                <pic:pic>
+                  <pic:nvPicPr>
+                    <pic:cNvPr id="0" name="50_일정_유형선택.png"/>
+                    <pic:cNvPicPr/>
+                  </pic:nvPicPr>
+                  <pic:blipFill>
+                    <a:blip r:embed="rId46"/>
+                    <a:stretch>
+                      <a:fillRect/>
+                    </a:stretch>
+                  </pic:blipFill>
+                  <pic:spPr>
+                    <a:xfrm>
+                      <a:off x="0" y="0"/>
+                      <a:ext cx="1771200" cy="2126047"/>
+                    </a:xfrm>
+                    <a:prstGeom prst="rect"/>
+                  </pic:spPr>
+                </pic:pic>
+              </a:graphicData>
+            </a:graphic>
+          </wp:inline>
+        </w:drawing>
+      </w:r>
+    </w:p>
+    <w:p>
+      <w:pPr>
+        <w:spacing w:line="240" w:lineRule="auto" w:after="140"/>
+        <w:jc w:val="center"/>
+      </w:pPr>
+      <w:r>
+        <w:rPr>
+          <w:rFonts w:ascii="맑은 고딕" w:hAnsi="맑은 고딕" w:eastAsia="맑은 고딕" w:cs="맑은 고딕"/>
+          <w:color w:val="777777"/>
+          <w:sz w:val="18"/>
+        </w:rPr>
+        <w:t>그림 8-3  유형을 먼저 고릅니다 — 업무 · 차량 예약 · 휴가</w:t>
+      </w:r>
+    </w:p>
+    <w:tbl>
+      <w:tblPr>
+        <w:tblStyle w:val="TableGrid"/>
+        <w:tblW w:type="auto" w:w="0"/>
+        <w:jc w:val="center"/>
+        <w:tblLook w:firstColumn="1" w:firstRow="1" w:lastColumn="0" w:lastRow="0" w:noHBand="0" w:noVBand="1" w:val="04A0"/>
+      </w:tblPr>
+      <w:tblGrid>
+        <w:gridCol w:w="3137"/>
+        <w:gridCol w:w="3137"/>
+        <w:gridCol w:w="3137"/>
+      </w:tblGrid>
+      <w:tr>
+        <w:trPr>
+          <w:cantSplit/>
+          <w:tblHeader/>
+        </w:trPr>
+        <w:tc>
+          <w:tcPr>
+            <w:tcW w:type="dxa" w:w="1814"/>
+            <w:shd w:val="clear" w:color="auto" w:fill="005A9E"/>
+            <w:vAlign w:val="center"/>
+          </w:tcPr>
+          <w:p>
+            <w:pPr>
+              <w:spacing w:before="0" w:after="0" w:line="240" w:lineRule="auto"/>
+              <w:jc w:val="center"/>
+            </w:pPr>
+            <w:r/>
+            <w:r>
+              <w:rPr>
+                <w:rFonts w:ascii="맑은 고딕" w:hAnsi="맑은 고딕" w:eastAsia="맑은 고딕" w:cs="맑은 고딕"/>
+                <w:b/>
+                <w:color w:val="FFFFFF"/>
+                <w:sz w:val="20"/>
+              </w:rPr>
+              <w:t>유형</w:t>
+            </w:r>
+          </w:p>
+        </w:tc>
+        <w:tc>
+          <w:tcPr>
+            <w:tcW w:type="dxa" w:w="2494"/>
+            <w:shd w:val="clear" w:color="auto" w:fill="005A9E"/>
+            <w:vAlign w:val="center"/>
+          </w:tcPr>
+          <w:p>
+            <w:pPr>
+              <w:spacing w:before="0" w:after="0" w:line="240" w:lineRule="auto"/>
+              <w:jc w:val="center"/>
+            </w:pPr>
+            <w:r/>
+            <w:r>
+              <w:rPr>
+                <w:rFonts w:ascii="맑은 고딕" w:hAnsi="맑은 고딕" w:eastAsia="맑은 고딕" w:cs="맑은 고딕"/>
+                <w:b/>
+                <w:color w:val="FFFFFF"/>
+                <w:sz w:val="20"/>
+              </w:rPr>
+              <w:t>이럴 때</w:t>
+            </w:r>
+          </w:p>
+        </w:tc>
+        <w:tc>
+          <w:tcPr>
+            <w:tcW w:type="dxa" w:w="4082"/>
+            <w:shd w:val="clear" w:color="auto" w:fill="005A9E"/>
+            <w:vAlign w:val="center"/>
+          </w:tcPr>
+          <w:p>
+            <w:pPr>
+              <w:spacing w:before="0" w:after="0" w:line="240" w:lineRule="auto"/>
+              <w:jc w:val="center"/>
+            </w:pPr>
+            <w:r/>
+            <w:r>
+              <w:rPr>
+                <w:rFonts w:ascii="맑은 고딕" w:hAnsi="맑은 고딕" w:eastAsia="맑은 고딕" w:cs="맑은 고딕"/>
+                <w:b/>
+                <w:color w:val="FFFFFF"/>
+                <w:sz w:val="20"/>
+              </w:rPr>
+              <w:t>적는 것</w:t>
+            </w:r>
+          </w:p>
+        </w:tc>
+      </w:tr>
+      <w:tr>
+        <w:trPr>
+          <w:cantSplit/>
+        </w:trPr>
+        <w:tc>
+          <w:tcPr>
+            <w:tcW w:type="dxa" w:w="1814"/>
+            <w:vAlign w:val="center"/>
+          </w:tcPr>
+          <w:p>
+            <w:pPr>
+              <w:spacing w:before="0" w:after="0" w:line="240" w:lineRule="auto"/>
+            </w:pPr>
+            <w:r/>
+            <w:r>
+              <w:rPr>
+                <w:rFonts w:ascii="맑은 고딕" w:hAnsi="맑은 고딕" w:eastAsia="맑은 고딕" w:cs="맑은 고딕"/>
+                <w:b/>
+                <w:sz w:val="20"/>
+              </w:rPr>
+              <w:t>📋 업무</w:t>
+            </w:r>
+          </w:p>
+        </w:tc>
+        <w:tc>
+          <w:tcPr>
+            <w:tcW w:type="dxa" w:w="2494"/>
+            <w:vAlign w:val="center"/>
+          </w:tcPr>
+          <w:p>
+            <w:pPr>
+              <w:spacing w:before="0" w:after="0" w:line="240" w:lineRule="auto"/>
+            </w:pPr>
+            <w:r/>
+            <w:r>
+              <w:rPr>
+                <w:rFonts w:ascii="맑은 고딕" w:hAnsi="맑은 고딕" w:eastAsia="맑은 고딕" w:cs="맑은 고딕"/>
+                <w:b w:val="0"/>
+                <w:sz w:val="20"/>
+              </w:rPr>
+              <w:t>장소에서 하는 일</w:t>
+            </w:r>
+          </w:p>
+        </w:tc>
+        <w:tc>
+          <w:tcPr>
+            <w:tcW w:type="dxa" w:w="4082"/>
+            <w:vAlign w:val="center"/>
+          </w:tcPr>
+          <w:p>
+            <w:pPr>
+              <w:spacing w:before="0" w:after="0" w:line="240" w:lineRule="auto"/>
+            </w:pPr>
+            <w:r/>
+            <w:r>
+              <w:rPr>
+                <w:rFonts w:ascii="맑은 고딕" w:hAnsi="맑은 고딕" w:eastAsia="맑은 고딕" w:cs="맑은 고딕"/>
+                <w:b w:val="0"/>
+                <w:sz w:val="20"/>
+              </w:rPr>
+              <w:t>장소 · 하는 일 (+ 이동 수단·차량)</w:t>
+            </w:r>
+          </w:p>
+        </w:tc>
+      </w:tr>
+      <w:tr>
+        <w:trPr>
+          <w:cantSplit/>
+        </w:trPr>
+        <w:tc>
+          <w:tcPr>
+            <w:tcW w:type="dxa" w:w="1814"/>
+            <w:vAlign w:val="center"/>
+          </w:tcPr>
+          <w:p>
+            <w:pPr>
+              <w:spacing w:before="0" w:after="0" w:line="240" w:lineRule="auto"/>
+            </w:pPr>
+            <w:r/>
+            <w:r>
+              <w:rPr>
+                <w:rFonts w:ascii="맑은 고딕" w:hAnsi="맑은 고딕" w:eastAsia="맑은 고딕" w:cs="맑은 고딕"/>
+                <w:b/>
+                <w:sz w:val="20"/>
+              </w:rPr>
+              <w:t>🚗 차량 예약</w:t>
+            </w:r>
+          </w:p>
+        </w:tc>
+        <w:tc>
+          <w:tcPr>
+            <w:tcW w:type="dxa" w:w="2494"/>
+            <w:vAlign w:val="center"/>
+          </w:tcPr>
+          <w:p>
+            <w:pPr>
+              <w:spacing w:before="0" w:after="0" w:line="240" w:lineRule="auto"/>
+            </w:pPr>
+            <w:r/>
+            <w:r>
+              <w:rPr>
+                <w:rFonts w:ascii="맑은 고딕" w:hAnsi="맑은 고딕" w:eastAsia="맑은 고딕" w:cs="맑은 고딕"/>
+                <w:b w:val="0"/>
+                <w:sz w:val="20"/>
+              </w:rPr>
+              <w:t>차량만 쓰는 경우</w:t>
+            </w:r>
+          </w:p>
+        </w:tc>
+        <w:tc>
+          <w:tcPr>
+            <w:tcW w:type="dxa" w:w="4082"/>
+            <w:vAlign w:val="center"/>
+          </w:tcPr>
+          <w:p>
+            <w:pPr>
+              <w:spacing w:before="0" w:after="0" w:line="240" w:lineRule="auto"/>
+            </w:pPr>
+            <w:r/>
+            <w:r>
+              <w:rPr>
+                <w:rFonts w:ascii="맑은 고딕" w:hAnsi="맑은 고딕" w:eastAsia="맑은 고딕" w:cs="맑은 고딕"/>
+                <w:b w:val="0"/>
+                <w:sz w:val="20"/>
+              </w:rPr>
+              <w:t>차량 구분 · 용도 · 차량</w:t>
+            </w:r>
+          </w:p>
+        </w:tc>
+      </w:tr>
+      <w:tr>
+        <w:trPr>
+          <w:cantSplit/>
+        </w:trPr>
+        <w:tc>
+          <w:tcPr>
+            <w:tcW w:type="dxa" w:w="1814"/>
+            <w:vAlign w:val="center"/>
+          </w:tcPr>
+          <w:p>
+            <w:pPr>
+              <w:spacing w:before="0" w:after="0" w:line="240" w:lineRule="auto"/>
+            </w:pPr>
+            <w:r/>
+            <w:r>
+              <w:rPr>
+                <w:rFonts w:ascii="맑은 고딕" w:hAnsi="맑은 고딕" w:eastAsia="맑은 고딕" w:cs="맑은 고딕"/>
+                <w:b/>
+                <w:sz w:val="20"/>
+              </w:rPr>
+              <w:t>🌴 휴가</w:t>
+            </w:r>
+          </w:p>
+        </w:tc>
+        <w:tc>
+          <w:tcPr>
+            <w:tcW w:type="dxa" w:w="2494"/>
+            <w:vAlign w:val="center"/>
+          </w:tcPr>
+          <w:p>
+            <w:pPr>
+              <w:spacing w:before="0" w:after="0" w:line="240" w:lineRule="auto"/>
+            </w:pPr>
+            <w:r/>
+            <w:r>
+              <w:rPr>
+                <w:rFonts w:ascii="맑은 고딕" w:hAnsi="맑은 고딕" w:eastAsia="맑은 고딕" w:cs="맑은 고딕"/>
+                <w:b w:val="0"/>
+                <w:sz w:val="20"/>
+              </w:rPr>
+              <w:t>연차 · 병가 등</w:t>
+            </w:r>
+          </w:p>
+        </w:tc>
+        <w:tc>
+          <w:tcPr>
+            <w:tcW w:type="dxa" w:w="4082"/>
+            <w:vAlign w:val="center"/>
+          </w:tcPr>
+          <w:p>
+            <w:pPr>
+              <w:spacing w:before="0" w:after="0" w:line="240" w:lineRule="auto"/>
+            </w:pPr>
+            <w:r/>
+            <w:r>
+              <w:rPr>
+                <w:rFonts w:ascii="맑은 고딕" w:hAnsi="맑은 고딕" w:eastAsia="맑은 고딕" w:cs="맑은 고딕"/>
+                <w:b w:val="0"/>
+                <w:sz w:val="20"/>
+              </w:rPr>
+              <w:t>종류 (연차·병가·포상·기타)</w:t>
+            </w:r>
+          </w:p>
+        </w:tc>
+      </w:tr>
+    </w:tbl>
+    <w:p/>
+    <w:p>
+      <w:pPr>
+        <w:pStyle w:val="Heading3"/>
+      </w:pPr>
+      <w:r>
+        <w:t>업무</w:t>
+      </w:r>
+    </w:p>
+    <w:p>
+      <w:pPr>
+        <w:spacing w:after="60"/>
+        <w:ind w:left="340"/>
+      </w:pPr>
+      <w:r>
+        <w:rPr>
+          <w:rFonts w:ascii="맑은 고딕" w:hAnsi="맑은 고딕" w:eastAsia="맑은 고딕" w:cs="맑은 고딕"/>
+          <w:b/>
+          <w:sz w:val="21"/>
+        </w:rPr>
+        <w:t xml:space="preserve">1. </w:t>
+      </w:r>
+      <w:r>
+        <w:rPr>
+          <w:rFonts w:ascii="맑은 고딕" w:hAnsi="맑은 고딕" w:eastAsia="맑은 고딕" w:cs="맑은 고딕"/>
+          <w:b w:val="0"/>
+          <w:sz w:val="21"/>
+        </w:rPr>
+        <w:t>달력에서 칸을 누릅니다 (또는 「+ 계획 추가」)</w:t>
+      </w:r>
+    </w:p>
+    <w:p>
+      <w:pPr>
+        <w:spacing w:after="60"/>
+        <w:ind w:left="340"/>
+      </w:pPr>
+      <w:r>
+        <w:rPr>
+          <w:rFonts w:ascii="맑은 고딕" w:hAnsi="맑은 고딕" w:eastAsia="맑은 고딕" w:cs="맑은 고딕"/>
+          <w:b/>
+          <w:sz w:val="21"/>
+        </w:rPr>
+        <w:t xml:space="preserve">2. </w:t>
+      </w:r>
+      <w:r>
+        <w:rPr>
+          <w:rFonts w:ascii="맑은 고딕" w:hAnsi="맑은 고딕" w:eastAsia="맑은 고딕" w:cs="맑은 고딕"/>
+          <w:b w:val="0"/>
+          <w:sz w:val="21"/>
+        </w:rPr>
+        <w:t xml:space="preserve">유형에서 </w:t>
+      </w:r>
+      <w:r>
+        <w:rPr>
+          <w:rFonts w:ascii="맑은 고딕" w:hAnsi="맑은 고딕" w:eastAsia="맑은 고딕" w:cs="맑은 고딕"/>
+          <w:b/>
+          <w:sz w:val="21"/>
+        </w:rPr>
+        <w:t>업무</w:t>
+      </w:r>
+      <w:r>
+        <w:rPr>
+          <w:rFonts w:ascii="맑은 고딕" w:hAnsi="맑은 고딕" w:eastAsia="맑은 고딕" w:cs="맑은 고딕"/>
+          <w:b w:val="0"/>
+          <w:sz w:val="21"/>
+        </w:rPr>
+        <w:t xml:space="preserve"> 를 고릅니다</w:t>
+      </w:r>
+    </w:p>
+    <w:p>
+      <w:pPr>
+        <w:spacing w:after="60"/>
+        <w:ind w:left="340"/>
+      </w:pPr>
+      <w:r>
+        <w:rPr>
+          <w:rFonts w:ascii="맑은 고딕" w:hAnsi="맑은 고딕" w:eastAsia="맑은 고딕" w:cs="맑은 고딕"/>
+          <w:b/>
+          <w:sz w:val="21"/>
+        </w:rPr>
+        <w:t xml:space="preserve">3. </w:t>
+      </w:r>
+      <w:r>
+        <w:rPr>
+          <w:rFonts w:ascii="맑은 고딕" w:hAnsi="맑은 고딕" w:eastAsia="맑은 고딕" w:cs="맑은 고딕"/>
+          <w:b w:val="0"/>
+          <w:sz w:val="21"/>
+        </w:rPr>
+        <w:t>「장소 선택」을 눌러 장소를 고릅니다</w:t>
+      </w:r>
+    </w:p>
+    <w:p>
+      <w:pPr>
+        <w:spacing w:after="60"/>
+        <w:ind w:left="340"/>
+      </w:pPr>
+      <w:r>
+        <w:rPr>
+          <w:rFonts w:ascii="맑은 고딕" w:hAnsi="맑은 고딕" w:eastAsia="맑은 고딕" w:cs="맑은 고딕"/>
+          <w:b/>
+          <w:sz w:val="21"/>
+        </w:rPr>
+        <w:t xml:space="preserve">4. </w:t>
+      </w:r>
+      <w:r>
+        <w:rPr>
+          <w:rFonts w:ascii="맑은 고딕" w:hAnsi="맑은 고딕" w:eastAsia="맑은 고딕" w:cs="맑은 고딕"/>
+          <w:b w:val="0"/>
+          <w:sz w:val="21"/>
+        </w:rPr>
+        <w:t>사무실이 아니면 이동 수단을 고릅니다 — 법인차량 · 자차 · 대중교통</w:t>
+      </w:r>
+    </w:p>
+    <w:p>
+      <w:pPr>
+        <w:spacing w:after="60"/>
+        <w:ind w:left="340"/>
+      </w:pPr>
+      <w:r>
+        <w:rPr>
+          <w:rFonts w:ascii="맑은 고딕" w:hAnsi="맑은 고딕" w:eastAsia="맑은 고딕" w:cs="맑은 고딕"/>
+          <w:b/>
+          <w:sz w:val="21"/>
+        </w:rPr>
+        <w:t xml:space="preserve">5. </w:t>
+      </w:r>
+      <w:r>
+        <w:rPr>
+          <w:rFonts w:ascii="맑은 고딕" w:hAnsi="맑은 고딕" w:eastAsia="맑은 고딕" w:cs="맑은 고딕"/>
+          <w:b w:val="0"/>
+          <w:sz w:val="21"/>
+        </w:rPr>
+        <w:t>법인차량·자차라면 차량을 고릅니다 (왕복 여부도 여기서 정합니다)</w:t>
+      </w:r>
+    </w:p>
+    <w:p>
+      <w:pPr>
+        <w:spacing w:after="60"/>
+        <w:ind w:left="340"/>
+      </w:pPr>
+      <w:r>
+        <w:rPr>
+          <w:rFonts w:ascii="맑은 고딕" w:hAnsi="맑은 고딕" w:eastAsia="맑은 고딕" w:cs="맑은 고딕"/>
+          <w:b/>
+          <w:sz w:val="21"/>
+        </w:rPr>
+        <w:t xml:space="preserve">6. </w:t>
+      </w:r>
+      <w:r>
+        <w:rPr>
+          <w:rFonts w:ascii="맑은 고딕" w:hAnsi="맑은 고딕" w:eastAsia="맑은 고딕" w:cs="맑은 고딕"/>
+          <w:b w:val="0"/>
+          <w:sz w:val="21"/>
+        </w:rPr>
+        <w:t>「계획 등록」을 누릅니다</w:t>
+      </w:r>
+    </w:p>
+    <w:p>
+      <w:pPr>
+        <w:keepNext/>
+        <w:spacing w:line="240" w:lineRule="auto" w:after="40"/>
+        <w:jc w:val="center"/>
+      </w:pPr>
+      <w:r>
+        <w:drawing>
+          <wp:inline xmlns:a="http://schemas.openxmlformats.org/drawingml/2006/main" xmlns:pic="http://schemas.openxmlformats.org/drawingml/2006/picture">
+            <wp:extent cx="1425600" cy="2123753"/>
+            <wp:docPr id="38" name="Picture 38"/>
+            <wp:cNvGraphicFramePr>
+              <a:graphicFrameLocks noChangeAspect="1"/>
+            </wp:cNvGraphicFramePr>
+            <a:graphic>
+              <a:graphicData uri="http://schemas.openxmlformats.org/drawingml/2006/picture">
+                <pic:pic>
+                  <pic:nvPicPr>
+                    <pic:cNvPr id="0" name="52_일정_업무등록.png"/>
+                    <pic:cNvPicPr/>
+                  </pic:nvPicPr>
+                  <pic:blipFill>
+                    <a:blip r:embed="rId47"/>
+                    <a:stretch>
+                      <a:fillRect/>
+                    </a:stretch>
+                  </pic:blipFill>
+                  <pic:spPr>
+                    <a:xfrm>
+                      <a:off x="0" y="0"/>
+                      <a:ext cx="1425600" cy="2123753"/>
+                    </a:xfrm>
+                    <a:prstGeom prst="rect"/>
+                  </pic:spPr>
+                </pic:pic>
+              </a:graphicData>
+            </a:graphic>
+          </wp:inline>
+        </w:drawing>
+      </w:r>
+    </w:p>
+    <w:p>
+      <w:pPr>
+        <w:spacing w:line="240" w:lineRule="auto" w:after="140"/>
+        <w:jc w:val="center"/>
+      </w:pPr>
+      <w:r>
+        <w:rPr>
+          <w:rFonts w:ascii="맑은 고딕" w:hAnsi="맑은 고딕" w:eastAsia="맑은 고딕" w:cs="맑은 고딕"/>
+          <w:color w:val="777777"/>
+          <w:sz w:val="18"/>
+        </w:rPr>
+        <w:t>그림 8-4  업무 등록 — 장소를 고르면 예상 거리·시간이 채워집니다</w:t>
+      </w:r>
+    </w:p>
+    <w:p>
+      <w:pPr>
+        <w:keepLines/>
+        <w:spacing w:before="120" w:after="160"/>
+        <w:ind w:left="170"/>
+        <w:pBdr>
+          <w:left w:val="single" w:sz="18" w:space="6" w:color="005A9E"/>
+        </w:pBdr>
+        <w:shd w:val="clear" w:color="auto" w:fill="F2F7FB"/>
+      </w:pPr>
+      <w:r>
+        <w:rPr>
+          <w:rFonts w:ascii="맑은 고딕" w:hAnsi="맑은 고딕" w:eastAsia="맑은 고딕" w:cs="맑은 고딕"/>
+          <w:b/>
+          <w:color w:val="005A9E"/>
+          <w:sz w:val="21"/>
+        </w:rPr>
+        <w:t xml:space="preserve">사무실 내근은 차량·거리를 묻지 않습니다  </w:t>
+      </w:r>
+      <w:r>
+        <w:rPr>
+          <w:rFonts w:ascii="맑은 고딕" w:hAnsi="맑은 고딕" w:eastAsia="맑은 고딕" w:cs="맑은 고딕"/>
+          <w:b w:val="0"/>
+          <w:sz w:val="21"/>
+        </w:rPr>
+        <w:t xml:space="preserve">장소를 「사무실 (내근)」으로 고르면 이동이 없으므로 차량과 거리 칸이 나오지 않습니다. </w:t>
+      </w:r>
+      <w:r>
+        <w:rPr>
+          <w:rFonts w:ascii="맑은 고딕" w:hAnsi="맑은 고딕" w:eastAsia="맑은 고딕" w:cs="맑은 고딕"/>
+          <w:b/>
+          <w:sz w:val="21"/>
+        </w:rPr>
+        <w:t>장소가 이동 수단을 정하는</w:t>
+      </w:r>
+      <w:r>
+        <w:rPr>
+          <w:rFonts w:ascii="맑은 고딕" w:hAnsi="맑은 고딕" w:eastAsia="맑은 고딕" w:cs="맑은 고딕"/>
+          <w:b w:val="0"/>
+          <w:sz w:val="21"/>
+        </w:rPr>
+        <w:t xml:space="preserve"> 방식이라 둘이 어긋날 일이 없습니다.</w:t>
+      </w:r>
+    </w:p>
+    <w:p>
+      <w:pPr>
+        <w:pStyle w:val="Heading3"/>
+      </w:pPr>
+      <w:r>
+        <w:t>차량 예약</w:t>
+      </w:r>
+    </w:p>
+    <w:p>
+      <w:r>
+        <w:rPr>
+          <w:rFonts w:ascii="맑은 고딕" w:hAnsi="맑은 고딕" w:eastAsia="맑은 고딕" w:cs="맑은 고딕"/>
+          <w:b w:val="0"/>
+          <w:sz w:val="21"/>
+        </w:rPr>
+        <w:t xml:space="preserve">차를 쓰는 것이 주된 목적일 때 씁니다. </w:t>
+      </w:r>
+      <w:r>
+        <w:rPr>
+          <w:rFonts w:ascii="맑은 고딕" w:hAnsi="맑은 고딕" w:eastAsia="맑은 고딕" w:cs="맑은 고딕"/>
+          <w:b/>
+          <w:sz w:val="21"/>
+        </w:rPr>
+        <w:t>차량 구분</w:t>
+      </w:r>
+      <w:r>
+        <w:rPr>
+          <w:rFonts w:ascii="맑은 고딕" w:hAnsi="맑은 고딕" w:eastAsia="맑은 고딕" w:cs="맑은 고딕"/>
+          <w:b w:val="0"/>
+          <w:sz w:val="21"/>
+        </w:rPr>
+        <w:t xml:space="preserve">(법인차량·자차)과 </w:t>
+      </w:r>
+      <w:r>
+        <w:rPr>
+          <w:rFonts w:ascii="맑은 고딕" w:hAnsi="맑은 고딕" w:eastAsia="맑은 고딕" w:cs="맑은 고딕"/>
+          <w:b/>
+          <w:sz w:val="21"/>
+        </w:rPr>
+        <w:t>용도</w:t>
+      </w:r>
+      <w:r>
+        <w:rPr>
+          <w:rFonts w:ascii="맑은 고딕" w:hAnsi="맑은 고딕" w:eastAsia="맑은 고딕" w:cs="맑은 고딕"/>
+          <w:b w:val="0"/>
+          <w:sz w:val="21"/>
+        </w:rPr>
+        <w:t>(업무·개인 사용)를 함께 고릅니다.</w:t>
+      </w:r>
+    </w:p>
+    <w:p>
+      <w:pPr>
+        <w:keepNext/>
+        <w:spacing w:line="240" w:lineRule="auto" w:after="40"/>
+        <w:jc w:val="center"/>
+      </w:pPr>
+      <w:r>
+        <w:drawing>
+          <wp:inline xmlns:a="http://schemas.openxmlformats.org/drawingml/2006/main" xmlns:pic="http://schemas.openxmlformats.org/drawingml/2006/picture">
+            <wp:extent cx="1681200" cy="2124530"/>
+            <wp:docPr id="39" name="Picture 39"/>
+            <wp:cNvGraphicFramePr>
+              <a:graphicFrameLocks noChangeAspect="1"/>
+            </wp:cNvGraphicFramePr>
+            <a:graphic>
+              <a:graphicData uri="http://schemas.openxmlformats.org/drawingml/2006/picture">
+                <pic:pic>
+                  <pic:nvPicPr>
+                    <pic:cNvPr id="0" name="58_일정_차량예약.png"/>
+                    <pic:cNvPicPr/>
+                  </pic:nvPicPr>
+                  <pic:blipFill>
+                    <a:blip r:embed="rId48"/>
+                    <a:stretch>
+                      <a:fillRect/>
+                    </a:stretch>
+                  </pic:blipFill>
+                  <pic:spPr>
+                    <a:xfrm>
+                      <a:off x="0" y="0"/>
+                      <a:ext cx="1681200" cy="2124530"/>
+                    </a:xfrm>
+                    <a:prstGeom prst="rect"/>
+                  </pic:spPr>
+                </pic:pic>
+              </a:graphicData>
+            </a:graphic>
+          </wp:inline>
+        </w:drawing>
+      </w:r>
+    </w:p>
+    <w:p>
+      <w:pPr>
+        <w:spacing w:line="240" w:lineRule="auto" w:after="140"/>
+        <w:jc w:val="center"/>
+      </w:pPr>
+      <w:r>
+        <w:rPr>
+          <w:rFonts w:ascii="맑은 고딕" w:hAnsi="맑은 고딕" w:eastAsia="맑은 고딕" w:cs="맑은 고딕"/>
+          <w:color w:val="777777"/>
+          <w:sz w:val="18"/>
+        </w:rPr>
+        <w:t>그림 8-6  차량 예약 — 차량 구분과 용도를 고릅니다</w:t>
+      </w:r>
+    </w:p>
+    <w:tbl>
+      <w:tblPr>
+        <w:tblStyle w:val="TableGrid"/>
+        <w:tblW w:type="auto" w:w="0"/>
+        <w:jc w:val="center"/>
+        <w:tblLook w:firstColumn="1" w:firstRow="1" w:lastColumn="0" w:lastRow="0" w:noHBand="0" w:noVBand="1" w:val="04A0"/>
+      </w:tblPr>
+      <w:tblGrid>
+        <w:gridCol w:w="3137"/>
+        <w:gridCol w:w="3137"/>
+        <w:gridCol w:w="3137"/>
+      </w:tblGrid>
+      <w:tr>
+        <w:trPr>
+          <w:cantSplit/>
+          <w:tblHeader/>
+        </w:trPr>
+        <w:tc>
+          <w:tcPr>
+            <w:tcW w:type="dxa" w:w="1587"/>
+            <w:shd w:val="clear" w:color="auto" w:fill="005A9E"/>
+            <w:vAlign w:val="center"/>
+          </w:tcPr>
+          <w:p>
+            <w:pPr>
+              <w:spacing w:before="0" w:after="0" w:line="240" w:lineRule="auto"/>
+              <w:jc w:val="center"/>
+            </w:pPr>
+            <w:r/>
+            <w:r>
+              <w:rPr>
+                <w:rFonts w:ascii="맑은 고딕" w:hAnsi="맑은 고딕" w:eastAsia="맑은 고딕" w:cs="맑은 고딕"/>
+                <w:b/>
+                <w:color w:val="FFFFFF"/>
+                <w:sz w:val="20"/>
+              </w:rPr>
+              <w:t>용도</w:t>
+            </w:r>
+          </w:p>
+        </w:tc>
+        <w:tc>
+          <w:tcPr>
+            <w:tcW w:type="dxa" w:w="3061"/>
+            <w:shd w:val="clear" w:color="auto" w:fill="005A9E"/>
+            <w:vAlign w:val="center"/>
+          </w:tcPr>
+          <w:p>
+            <w:pPr>
+              <w:spacing w:before="0" w:after="0" w:line="240" w:lineRule="auto"/>
+              <w:jc w:val="center"/>
+            </w:pPr>
+            <w:r/>
+            <w:r>
+              <w:rPr>
+                <w:rFonts w:ascii="맑은 고딕" w:hAnsi="맑은 고딕" w:eastAsia="맑은 고딕" w:cs="맑은 고딕"/>
+                <w:b/>
+                <w:color w:val="FFFFFF"/>
+                <w:sz w:val="20"/>
+              </w:rPr>
+              <w:t>무엇인가</w:t>
+            </w:r>
+          </w:p>
+        </w:tc>
+        <w:tc>
+          <w:tcPr>
+            <w:tcW w:type="dxa" w:w="3742"/>
+            <w:shd w:val="clear" w:color="auto" w:fill="005A9E"/>
+            <w:vAlign w:val="center"/>
+          </w:tcPr>
+          <w:p>
+            <w:pPr>
+              <w:spacing w:before="0" w:after="0" w:line="240" w:lineRule="auto"/>
+              <w:jc w:val="center"/>
+            </w:pPr>
+            <w:r/>
+            <w:r>
+              <w:rPr>
+                <w:rFonts w:ascii="맑은 고딕" w:hAnsi="맑은 고딕" w:eastAsia="맑은 고딕" w:cs="맑은 고딕"/>
+                <w:b/>
+                <w:color w:val="FFFFFF"/>
+                <w:sz w:val="20"/>
+              </w:rPr>
+              <w:t>정산</w:t>
+            </w:r>
+          </w:p>
+        </w:tc>
+      </w:tr>
+      <w:tr>
+        <w:trPr>
+          <w:cantSplit/>
+        </w:trPr>
+        <w:tc>
+          <w:tcPr>
+            <w:tcW w:type="dxa" w:w="1587"/>
+            <w:vAlign w:val="center"/>
+          </w:tcPr>
+          <w:p>
+            <w:pPr>
+              <w:spacing w:before="0" w:after="0" w:line="240" w:lineRule="auto"/>
+            </w:pPr>
+            <w:r/>
+            <w:r>
+              <w:rPr>
+                <w:rFonts w:ascii="맑은 고딕" w:hAnsi="맑은 고딕" w:eastAsia="맑은 고딕" w:cs="맑은 고딕"/>
+                <w:b/>
+                <w:sz w:val="20"/>
+              </w:rPr>
+              <w:t>업무</w:t>
+            </w:r>
+          </w:p>
+        </w:tc>
+        <w:tc>
+          <w:tcPr>
+            <w:tcW w:type="dxa" w:w="3061"/>
+            <w:vAlign w:val="center"/>
+          </w:tcPr>
+          <w:p>
+            <w:pPr>
+              <w:spacing w:before="0" w:after="0" w:line="240" w:lineRule="auto"/>
+            </w:pPr>
+            <w:r/>
+            <w:r>
+              <w:rPr>
+                <w:rFonts w:ascii="맑은 고딕" w:hAnsi="맑은 고딕" w:eastAsia="맑은 고딕" w:cs="맑은 고딕"/>
+                <w:b w:val="0"/>
+                <w:sz w:val="20"/>
+              </w:rPr>
+              <w:t>업무로 차를 쓰는 경우</w:t>
+            </w:r>
+          </w:p>
+        </w:tc>
+        <w:tc>
+          <w:tcPr>
+            <w:tcW w:type="dxa" w:w="3742"/>
+            <w:vAlign w:val="center"/>
+          </w:tcPr>
+          <w:p>
+            <w:pPr>
+              <w:spacing w:before="0" w:after="0" w:line="240" w:lineRule="auto"/>
+            </w:pPr>
+            <w:r/>
+            <w:r>
+              <w:rPr>
+                <w:rFonts w:ascii="맑은 고딕" w:hAnsi="맑은 고딕" w:eastAsia="맑은 고딕" w:cs="맑은 고딕"/>
+                <w:b w:val="0"/>
+                <w:sz w:val="20"/>
+              </w:rPr>
+              <w:t>회사 비용 (청구 없음)</w:t>
+            </w:r>
+          </w:p>
+        </w:tc>
+      </w:tr>
+      <w:tr>
+        <w:trPr>
+          <w:cantSplit/>
+        </w:trPr>
+        <w:tc>
+          <w:tcPr>
+            <w:tcW w:type="dxa" w:w="1587"/>
+            <w:vAlign w:val="center"/>
+          </w:tcPr>
+          <w:p>
+            <w:pPr>
+              <w:spacing w:before="0" w:after="0" w:line="240" w:lineRule="auto"/>
+            </w:pPr>
+            <w:r/>
+            <w:r>
+              <w:rPr>
+                <w:rFonts w:ascii="맑은 고딕" w:hAnsi="맑은 고딕" w:eastAsia="맑은 고딕" w:cs="맑은 고딕"/>
+                <w:b/>
+                <w:sz w:val="20"/>
+              </w:rPr>
+              <w:t>개인 사용</w:t>
+            </w:r>
+          </w:p>
+        </w:tc>
+        <w:tc>
+          <w:tcPr>
+            <w:tcW w:type="dxa" w:w="3061"/>
+            <w:vAlign w:val="center"/>
+          </w:tcPr>
+          <w:p>
+            <w:pPr>
+              <w:spacing w:before="0" w:after="0" w:line="240" w:lineRule="auto"/>
+            </w:pPr>
+            <w:r/>
+            <w:r>
+              <w:rPr>
+                <w:rFonts w:ascii="맑은 고딕" w:hAnsi="맑은 고딕" w:eastAsia="맑은 고딕" w:cs="맑은 고딕"/>
+                <w:b w:val="0"/>
+                <w:sz w:val="20"/>
+              </w:rPr>
+              <w:t>사적으로 차를 쓰는 경우</w:t>
+            </w:r>
+          </w:p>
+        </w:tc>
+        <w:tc>
+          <w:tcPr>
+            <w:tcW w:type="dxa" w:w="3742"/>
+            <w:vAlign w:val="center"/>
+          </w:tcPr>
+          <w:p>
+            <w:pPr>
+              <w:spacing w:before="0" w:after="0" w:line="240" w:lineRule="auto"/>
+            </w:pPr>
+            <w:r/>
+            <w:r>
+              <w:rPr>
+                <w:rFonts w:ascii="맑은 고딕" w:hAnsi="맑은 고딕" w:eastAsia="맑은 고딕" w:cs="맑은 고딕"/>
+                <w:b/>
+                <w:sz w:val="20"/>
+              </w:rPr>
+              <w:t>거리 × 단가 + 하이패스를 회사에 입금</w:t>
+            </w:r>
+          </w:p>
+        </w:tc>
+      </w:tr>
+    </w:tbl>
+    <w:p/>
+    <w:p>
+      <w:pPr>
+        <w:keepLines/>
+        <w:spacing w:before="120" w:after="160"/>
+        <w:ind w:left="170"/>
+        <w:pBdr>
+          <w:left w:val="single" w:sz="18" w:space="6" w:color="005A9E"/>
+        </w:pBdr>
+        <w:shd w:val="clear" w:color="auto" w:fill="F2F7FB"/>
+      </w:pPr>
+      <w:r>
+        <w:rPr>
+          <w:rFonts w:ascii="맑은 고딕" w:hAnsi="맑은 고딕" w:eastAsia="맑은 고딕" w:cs="맑은 고딕"/>
+          <w:b/>
+          <w:color w:val="005A9E"/>
+          <w:sz w:val="21"/>
+        </w:rPr>
+        <w:t xml:space="preserve">개인 사용에는 행선지를 적지 않습니다  </w:t>
+      </w:r>
+      <w:r>
+        <w:rPr>
+          <w:rFonts w:ascii="맑은 고딕" w:hAnsi="맑은 고딕" w:eastAsia="맑은 고딕" w:cs="맑은 고딕"/>
+          <w:b w:val="0"/>
+          <w:sz w:val="21"/>
+        </w:rPr>
+        <w:t>정산에 필요한 것은 「누가 · 언제 · 몇 km」 뿐입니다. 어디에 갔는지는 사생활이므로 화면에서 묻지 않고, 보내더라도 저장하지 않습니다. 달력에는 「개인 사용」으로만 표시되고 테두리가 점선입니다.</w:t>
+      </w:r>
+    </w:p>
+    <w:p>
+      <w:pPr>
+        <w:pStyle w:val="Heading3"/>
+      </w:pPr>
+      <w:r>
+        <w:t>휴가</w:t>
+      </w:r>
+    </w:p>
+    <w:p>
+      <w:r>
+        <w:rPr>
+          <w:rFonts w:ascii="맑은 고딕" w:hAnsi="맑은 고딕" w:eastAsia="맑은 고딕" w:cs="맑은 고딕"/>
+          <w:b w:val="0"/>
+          <w:sz w:val="21"/>
+        </w:rPr>
+        <w:t>종류(연차 · 병가 · 포상 · 기타)만 고르면 됩니다. 장소·차량은 묻지 않습니다. 달력에는 🌴 로 표시됩니다.</w:t>
+      </w:r>
+    </w:p>
+    <w:p>
+      <w:pPr>
+        <w:pStyle w:val="Heading2"/>
+      </w:pPr>
+      <w:r>
+        <w:t>8.4 장소 고르기·등록</w:t>
+      </w:r>
+    </w:p>
+    <w:p>
+      <w:r>
+        <w:rPr>
+          <w:rFonts w:ascii="맑은 고딕" w:hAnsi="맑은 고딕" w:eastAsia="맑은 고딕" w:cs="맑은 고딕"/>
+          <w:b w:val="0"/>
+          <w:sz w:val="21"/>
+        </w:rPr>
+        <w:t xml:space="preserve">「장소 선택」 버튼을 누르면 </w:t>
+      </w:r>
+      <w:r>
+        <w:rPr>
+          <w:rFonts w:ascii="맑은 고딕" w:hAnsi="맑은 고딕" w:eastAsia="맑은 고딕" w:cs="맑은 고딕"/>
+          <w:b/>
+          <w:sz w:val="21"/>
+        </w:rPr>
+        <w:t>별도 창</w:t>
+      </w:r>
+      <w:r>
+        <w:rPr>
+          <w:rFonts w:ascii="맑은 고딕" w:hAnsi="맑은 고딕" w:eastAsia="맑은 고딕" w:cs="맑은 고딕"/>
+          <w:b w:val="0"/>
+          <w:sz w:val="21"/>
+        </w:rPr>
+        <w:t>이 열립니다. 장소가 수십 곳이 되어도 이름으로 찾을 수 있습니다.</w:t>
+      </w:r>
+    </w:p>
+    <w:p>
+      <w:pPr>
+        <w:keepNext/>
+        <w:spacing w:line="240" w:lineRule="auto" w:after="40"/>
+        <w:jc w:val="center"/>
+      </w:pPr>
+      <w:r>
+        <w:drawing>
+          <wp:inline xmlns:a="http://schemas.openxmlformats.org/drawingml/2006/main" xmlns:pic="http://schemas.openxmlformats.org/drawingml/2006/picture">
+            <wp:extent cx="3661200" cy="2123496"/>
+            <wp:docPr id="40" name="Picture 40"/>
+            <wp:cNvGraphicFramePr>
+              <a:graphicFrameLocks noChangeAspect="1"/>
+            </wp:cNvGraphicFramePr>
+            <a:graphic>
+              <a:graphicData uri="http://schemas.openxmlformats.org/drawingml/2006/picture">
+                <pic:pic>
+                  <pic:nvPicPr>
+                    <pic:cNvPr id="0" name="51_일정_장소선택.png"/>
+                    <pic:cNvPicPr/>
+                  </pic:nvPicPr>
+                  <pic:blipFill>
+                    <a:blip r:embed="rId49"/>
+                    <a:stretch>
+                      <a:fillRect/>
+                    </a:stretch>
+                  </pic:blipFill>
+                  <pic:spPr>
+                    <a:xfrm>
+                      <a:off x="0" y="0"/>
+                      <a:ext cx="3661200" cy="2123496"/>
+                    </a:xfrm>
+                    <a:prstGeom prst="rect"/>
+                  </pic:spPr>
+                </pic:pic>
+              </a:graphicData>
+            </a:graphic>
+          </wp:inline>
+        </w:drawing>
+      </w:r>
+    </w:p>
+    <w:p>
+      <w:pPr>
+        <w:spacing w:line="240" w:lineRule="auto" w:after="140"/>
+        <w:jc w:val="center"/>
+      </w:pPr>
+      <w:r>
+        <w:rPr>
+          <w:rFonts w:ascii="맑은 고딕" w:hAnsi="맑은 고딕" w:eastAsia="맑은 고딕" w:cs="맑은 고딕"/>
+          <w:color w:val="777777"/>
+          <w:sz w:val="18"/>
+        </w:rPr>
+        <w:t>그림 8-6  장소 선택 창 — 검색·등록·수정·숨김</w:t>
+      </w:r>
+    </w:p>
+    <w:p>
+      <w:pPr>
+        <w:spacing w:after="60"/>
+        <w:ind w:left="340"/>
+      </w:pPr>
+      <w:r>
+        <w:rPr>
+          <w:rFonts w:ascii="맑은 고딕" w:hAnsi="맑은 고딕" w:eastAsia="맑은 고딕" w:cs="맑은 고딕"/>
+          <w:sz w:val="21"/>
+        </w:rPr>
+        <w:t xml:space="preserve">· </w:t>
+      </w:r>
+      <w:r>
+        <w:rPr>
+          <w:rFonts w:ascii="맑은 고딕" w:hAnsi="맑은 고딕" w:eastAsia="맑은 고딕" w:cs="맑은 고딕"/>
+          <w:b w:val="0"/>
+          <w:sz w:val="21"/>
+        </w:rPr>
+        <w:t>이름으로 검색해 고릅니다. 거리와 소요시간이 함께 보입니다</w:t>
+      </w:r>
+    </w:p>
+    <w:p>
+      <w:pPr>
+        <w:spacing w:after="60"/>
+        <w:ind w:left="340"/>
+      </w:pPr>
+      <w:r>
+        <w:rPr>
+          <w:rFonts w:ascii="맑은 고딕" w:hAnsi="맑은 고딕" w:eastAsia="맑은 고딕" w:cs="맑은 고딕"/>
+          <w:sz w:val="21"/>
+        </w:rPr>
+        <w:t xml:space="preserve">· </w:t>
+      </w:r>
+      <w:r>
+        <w:rPr>
+          <w:rFonts w:ascii="맑은 고딕" w:hAnsi="맑은 고딕" w:eastAsia="맑은 고딕" w:cs="맑은 고딕"/>
+          <w:b/>
+          <w:sz w:val="21"/>
+        </w:rPr>
+        <w:t>고르면 거리·시간이 자동으로 채워집니다.</w:t>
+      </w:r>
+      <w:r>
+        <w:rPr>
+          <w:rFonts w:ascii="맑은 고딕" w:hAnsi="맑은 고딕" w:eastAsia="맑은 고딕" w:cs="맑은 고딕"/>
+          <w:b w:val="0"/>
+          <w:sz w:val="21"/>
+        </w:rPr>
+        <w:t xml:space="preserve"> 왕복이면 거리가 두 배가 됩니다</w:t>
+      </w:r>
+    </w:p>
+    <w:p>
+      <w:pPr>
+        <w:spacing w:after="60"/>
+        <w:ind w:left="340"/>
+      </w:pPr>
+      <w:r>
+        <w:rPr>
+          <w:rFonts w:ascii="맑은 고딕" w:hAnsi="맑은 고딕" w:eastAsia="맑은 고딕" w:cs="맑은 고딕"/>
+          <w:sz w:val="21"/>
+        </w:rPr>
+        <w:t xml:space="preserve">· </w:t>
+      </w:r>
+      <w:r>
+        <w:rPr>
+          <w:rFonts w:ascii="맑은 고딕" w:hAnsi="맑은 고딕" w:eastAsia="맑은 고딕" w:cs="맑은 고딕"/>
+          <w:b w:val="0"/>
+          <w:sz w:val="21"/>
+        </w:rPr>
+        <w:t>목록에 없으면 새로 등록합니다 — 이름 · 편도 거리 · 소요시간 · 구분</w:t>
+      </w:r>
+    </w:p>
+    <w:p>
+      <w:pPr>
+        <w:spacing w:after="60"/>
+        <w:ind w:left="340"/>
+      </w:pPr>
+      <w:r>
+        <w:rPr>
+          <w:rFonts w:ascii="맑은 고딕" w:hAnsi="맑은 고딕" w:eastAsia="맑은 고딕" w:cs="맑은 고딕"/>
+          <w:sz w:val="21"/>
+        </w:rPr>
+        <w:t xml:space="preserve">· </w:t>
+      </w:r>
+      <w:r>
+        <w:rPr>
+          <w:rFonts w:ascii="맑은 고딕" w:hAnsi="맑은 고딕" w:eastAsia="맑은 고딕" w:cs="맑은 고딕"/>
+          <w:b w:val="0"/>
+          <w:sz w:val="21"/>
+        </w:rPr>
+        <w:t>쓰지 않는 장소는 숨깁니다 (지난 일정이 참조하므로 지우지 않습니다)</w:t>
+      </w:r>
+    </w:p>
+    <w:p>
+      <w:pPr>
+        <w:keepLines/>
+        <w:spacing w:before="120" w:after="160"/>
+        <w:ind w:left="170"/>
+        <w:pBdr>
+          <w:left w:val="single" w:sz="18" w:space="6" w:color="005A9E"/>
+        </w:pBdr>
+        <w:shd w:val="clear" w:color="auto" w:fill="F2F7FB"/>
+      </w:pPr>
+      <w:r>
+        <w:rPr>
+          <w:rFonts w:ascii="맑은 고딕" w:hAnsi="맑은 고딕" w:eastAsia="맑은 고딕" w:cs="맑은 고딕"/>
+          <w:b/>
+          <w:color w:val="005A9E"/>
+          <w:sz w:val="21"/>
+        </w:rPr>
+        <w:t xml:space="preserve">비슷한 이름은 경고가 나옵니다  </w:t>
+      </w:r>
+      <w:r>
+        <w:rPr>
+          <w:rFonts w:ascii="맑은 고딕" w:hAnsi="맑은 고딕" w:eastAsia="맑은 고딕" w:cs="맑은 고딕"/>
+          <w:b w:val="0"/>
+          <w:sz w:val="21"/>
+        </w:rPr>
+        <w:t>「SKIPC」와 「SK IPC」처럼 공백만 다른 이름을 넣으면 «비슷한 장소가 있다»고 알려 줍니다. 같은 곳이 두 이름으로 갈라지면 거리·집계가 나뉩니다. 정말 다른 곳이면 그대로 등록할 수 있습니다.</w:t>
+      </w:r>
+    </w:p>
+    <w:p>
+      <w:pPr>
+        <w:keepLines/>
+        <w:spacing w:before="120" w:after="160"/>
+        <w:ind w:left="170"/>
+        <w:pBdr>
+          <w:left w:val="single" w:sz="18" w:space="6" w:color="005A9E"/>
+        </w:pBdr>
+        <w:shd w:val="clear" w:color="auto" w:fill="F2F7FB"/>
+      </w:pPr>
+      <w:r>
+        <w:rPr>
+          <w:rFonts w:ascii="맑은 고딕" w:hAnsi="맑은 고딕" w:eastAsia="맑은 고딕" w:cs="맑은 고딕"/>
+          <w:b/>
+          <w:color w:val="005A9E"/>
+          <w:sz w:val="21"/>
+        </w:rPr>
+        <w:t xml:space="preserve">자동으로 채워진 거리도 고칠 수 있습니다  </w:t>
+      </w:r>
+      <w:r>
+        <w:rPr>
+          <w:rFonts w:ascii="맑은 고딕" w:hAnsi="맑은 고딕" w:eastAsia="맑은 고딕" w:cs="맑은 고딕"/>
+          <w:b w:val="0"/>
+          <w:sz w:val="21"/>
+        </w:rPr>
+        <w:t>우회로로 다녀온 날처럼 실제와 다르면 그 자리에서 숫자를 바꾸십시오. 장소에 저장된 값은 «보통 이 정도»라는 기준값입니다.</w:t>
+      </w:r>
+    </w:p>
+    <w:p>
+      <w:pPr>
+        <w:pStyle w:val="Heading2"/>
+      </w:pPr>
+      <w:r>
+        <w:t>8.5 여러 날짜에 한꺼번에</w:t>
+      </w:r>
+    </w:p>
+    <w:p>
+      <w:r>
+        <w:rPr>
+          <w:rFonts w:ascii="맑은 고딕" w:hAnsi="맑은 고딕" w:eastAsia="맑은 고딕" w:cs="맑은 고딕"/>
+          <w:b w:val="0"/>
+          <w:sz w:val="21"/>
+        </w:rPr>
+        <w:t>출장 3일, 상주 1주처럼 같은 일정이 여러 날 이어질 때 쓰는 방법이 둘 있습니다.</w:t>
+      </w:r>
+    </w:p>
+    <w:p>
+      <w:pPr>
+        <w:keepNext/>
+        <w:spacing w:line="240" w:lineRule="auto" w:after="40"/>
+        <w:jc w:val="center"/>
+      </w:pPr>
+      <w:r>
+        <w:drawing>
+          <wp:inline xmlns:a="http://schemas.openxmlformats.org/drawingml/2006/main" xmlns:pic="http://schemas.openxmlformats.org/drawingml/2006/picture">
+            <wp:extent cx="2951999" cy="2123013"/>
+            <wp:docPr id="41" name="Picture 41"/>
+            <wp:cNvGraphicFramePr>
+              <a:graphicFrameLocks noChangeAspect="1"/>
+            </wp:cNvGraphicFramePr>
+            <a:graphic>
+              <a:graphicData uri="http://schemas.openxmlformats.org/drawingml/2006/picture">
+                <pic:pic>
+                  <pic:nvPicPr>
+                    <pic:cNvPr id="0" name="53_일정_여러날짜.png"/>
+                    <pic:cNvPicPr/>
+                  </pic:nvPicPr>
+                  <pic:blipFill>
+                    <a:blip r:embed="rId50"/>
+                    <a:stretch>
+                      <a:fillRect/>
+                    </a:stretch>
+                  </pic:blipFill>
+                  <pic:spPr>
+                    <a:xfrm>
+                      <a:off x="0" y="0"/>
+                      <a:ext cx="2951999" cy="2123013"/>
+                    </a:xfrm>
+                    <a:prstGeom prst="rect"/>
+                  </pic:spPr>
+                </pic:pic>
+              </a:graphicData>
+            </a:graphic>
+          </wp:inline>
+        </w:drawing>
+      </w:r>
+    </w:p>
+    <w:p>
+      <w:pPr>
+        <w:spacing w:line="240" w:lineRule="auto" w:after="140"/>
+        <w:jc w:val="center"/>
+      </w:pPr>
+      <w:r>
+        <w:rPr>
+          <w:rFonts w:ascii="맑은 고딕" w:hAnsi="맑은 고딕" w:eastAsia="맑은 고딕" w:cs="맑은 고딕"/>
+          <w:color w:val="777777"/>
+          <w:sz w:val="18"/>
+        </w:rPr>
+        <w:t>그림 8-7  날짜를 여러 개 골라 한 번에 등록</w:t>
+      </w:r>
+    </w:p>
+    <w:tbl>
+      <w:tblPr>
+        <w:tblStyle w:val="TableGrid"/>
+        <w:tblW w:type="auto" w:w="0"/>
+        <w:jc w:val="center"/>
+        <w:tblLook w:firstColumn="1" w:firstRow="1" w:lastColumn="0" w:lastRow="0" w:noHBand="0" w:noVBand="1" w:val="04A0"/>
+      </w:tblPr>
+      <w:tblGrid>
+        <w:gridCol w:w="4706"/>
+        <w:gridCol w:w="4706"/>
+      </w:tblGrid>
+      <w:tr>
+        <w:trPr>
+          <w:cantSplit/>
+          <w:tblHeader/>
+        </w:trPr>
+        <w:tc>
+          <w:tcPr>
+            <w:tcW w:type="dxa" w:w="2268"/>
+            <w:shd w:val="clear" w:color="auto" w:fill="005A9E"/>
+            <w:vAlign w:val="center"/>
+          </w:tcPr>
+          <w:p>
+            <w:pPr>
+              <w:spacing w:before="0" w:after="0" w:line="240" w:lineRule="auto"/>
+              <w:jc w:val="center"/>
+            </w:pPr>
+            <w:r/>
+            <w:r>
+              <w:rPr>
+                <w:rFonts w:ascii="맑은 고딕" w:hAnsi="맑은 고딕" w:eastAsia="맑은 고딕" w:cs="맑은 고딕"/>
+                <w:b/>
+                <w:color w:val="FFFFFF"/>
+                <w:sz w:val="20"/>
+              </w:rPr>
+              <w:t>방법</w:t>
+            </w:r>
+          </w:p>
+        </w:tc>
+        <w:tc>
+          <w:tcPr>
+            <w:tcW w:type="dxa" w:w="6123"/>
+            <w:shd w:val="clear" w:color="auto" w:fill="005A9E"/>
+            <w:vAlign w:val="center"/>
+          </w:tcPr>
+          <w:p>
+            <w:pPr>
+              <w:spacing w:before="0" w:after="0" w:line="240" w:lineRule="auto"/>
+              <w:jc w:val="center"/>
+            </w:pPr>
+            <w:r/>
+            <w:r>
+              <w:rPr>
+                <w:rFonts w:ascii="맑은 고딕" w:hAnsi="맑은 고딕" w:eastAsia="맑은 고딕" w:cs="맑은 고딕"/>
+                <w:b/>
+                <w:color w:val="FFFFFF"/>
+                <w:sz w:val="20"/>
+              </w:rPr>
+              <w:t>하는 법</w:t>
+            </w:r>
+          </w:p>
+        </w:tc>
+      </w:tr>
+      <w:tr>
+        <w:trPr>
+          <w:cantSplit/>
+        </w:trPr>
+        <w:tc>
+          <w:tcPr>
+            <w:tcW w:type="dxa" w:w="2268"/>
+            <w:vAlign w:val="center"/>
+          </w:tcPr>
+          <w:p>
+            <w:pPr>
+              <w:spacing w:before="0" w:after="0" w:line="240" w:lineRule="auto"/>
+            </w:pPr>
+            <w:r/>
+            <w:r>
+              <w:rPr>
+                <w:rFonts w:ascii="맑은 고딕" w:hAnsi="맑은 고딕" w:eastAsia="맑은 고딕" w:cs="맑은 고딕"/>
+                <w:b/>
+                <w:sz w:val="20"/>
+              </w:rPr>
+              <w:t>여러 날짜 동시 등록</w:t>
+            </w:r>
+          </w:p>
+        </w:tc>
+        <w:tc>
+          <w:tcPr>
+            <w:tcW w:type="dxa" w:w="6123"/>
+            <w:vAlign w:val="center"/>
+          </w:tcPr>
+          <w:p>
+            <w:pPr>
+              <w:spacing w:before="0" w:after="0" w:line="240" w:lineRule="auto"/>
+            </w:pPr>
+            <w:r/>
+            <w:r>
+              <w:rPr>
+                <w:rFonts w:ascii="맑은 고딕" w:hAnsi="맑은 고딕" w:eastAsia="맑은 고딕" w:cs="맑은 고딕"/>
+                <w:b w:val="0"/>
+                <w:sz w:val="20"/>
+              </w:rPr>
+              <w:t>입력 창에서 날짜를 여러 개 고른 뒤 한 번에 등록합니다</w:t>
+            </w:r>
+          </w:p>
+        </w:tc>
+      </w:tr>
+      <w:tr>
+        <w:trPr>
+          <w:cantSplit/>
+        </w:trPr>
+        <w:tc>
+          <w:tcPr>
+            <w:tcW w:type="dxa" w:w="2268"/>
+            <w:vAlign w:val="center"/>
+          </w:tcPr>
+          <w:p>
+            <w:pPr>
+              <w:spacing w:before="0" w:after="0" w:line="240" w:lineRule="auto"/>
+            </w:pPr>
+            <w:r/>
+            <w:r>
+              <w:rPr>
+                <w:rFonts w:ascii="맑은 고딕" w:hAnsi="맑은 고딕" w:eastAsia="맑은 고딕" w:cs="맑은 고딕"/>
+                <w:b/>
+                <w:sz w:val="20"/>
+              </w:rPr>
+              <w:t>복사 → 붙이기</w:t>
+            </w:r>
+          </w:p>
+        </w:tc>
+        <w:tc>
+          <w:tcPr>
+            <w:tcW w:type="dxa" w:w="6123"/>
+            <w:vAlign w:val="center"/>
+          </w:tcPr>
+          <w:p>
+            <w:pPr>
+              <w:spacing w:before="0" w:after="0" w:line="240" w:lineRule="auto"/>
+            </w:pPr>
+            <w:r/>
+            <w:r>
+              <w:rPr>
+                <w:rFonts w:ascii="맑은 고딕" w:hAnsi="맑은 고딕" w:eastAsia="맑은 고딕" w:cs="맑은 고딕"/>
+                <w:b w:val="0"/>
+                <w:sz w:val="20"/>
+              </w:rPr>
+              <w:t>등록된 일정을 복사하고, 달력에서 붙일 칸들을 고릅니다</w:t>
+            </w:r>
+          </w:p>
+        </w:tc>
+      </w:tr>
+    </w:tbl>
+    <w:p/>
+    <w:p>
+      <w:r>
+        <w:rPr>
+          <w:rFonts w:ascii="맑은 고딕" w:hAnsi="맑은 고딕" w:eastAsia="맑은 고딕" w:cs="맑은 고딕"/>
+          <w:b w:val="0"/>
+          <w:sz w:val="21"/>
+        </w:rPr>
+        <w:t xml:space="preserve">붙여넣기는 </w:t>
+      </w:r>
+      <w:r>
+        <w:rPr>
+          <w:rFonts w:ascii="맑은 고딕" w:hAnsi="맑은 고딕" w:eastAsia="맑은 고딕" w:cs="맑은 고딕"/>
+          <w:b/>
+          <w:sz w:val="21"/>
+        </w:rPr>
+        <w:t>칸이 알려주는 사람·날짜</w:t>
+      </w:r>
+      <w:r>
+        <w:rPr>
+          <w:rFonts w:ascii="맑은 고딕" w:hAnsi="맑은 고딕" w:eastAsia="맑은 고딕" w:cs="맑은 고딕"/>
+          <w:b w:val="0"/>
+          <w:sz w:val="21"/>
+        </w:rPr>
+        <w:t>로 들어갑니다. 다른 사람 자리에 붙이면 그 사람의 일정이 됩니다.</w:t>
+      </w:r>
+    </w:p>
+    <w:p>
+      <w:pPr>
+        <w:keepLines/>
+        <w:spacing w:before="120" w:after="160"/>
+        <w:ind w:left="170"/>
+        <w:pBdr>
+          <w:left w:val="single" w:sz="18" w:space="6" w:color="005A9E"/>
+        </w:pBdr>
+        <w:shd w:val="clear" w:color="auto" w:fill="F2F7FB"/>
+      </w:pPr>
+      <w:r>
+        <w:rPr>
+          <w:rFonts w:ascii="맑은 고딕" w:hAnsi="맑은 고딕" w:eastAsia="맑은 고딕" w:cs="맑은 고딕"/>
+          <w:b/>
+          <w:color w:val="005A9E"/>
+          <w:sz w:val="21"/>
+        </w:rPr>
+        <w:t xml:space="preserve">일부만 실패할 수 있습니다  </w:t>
+      </w:r>
+      <w:r>
+        <w:rPr>
+          <w:rFonts w:ascii="맑은 고딕" w:hAnsi="맑은 고딕" w:eastAsia="맑은 고딕" w:cs="맑은 고딕"/>
+          <w:b w:val="0"/>
+          <w:sz w:val="21"/>
+        </w:rPr>
+        <w:t>그날 그 차량이 이미 예약돼 있으면 그 날짜만 등록되지 않습니다. 어느 날짜가 왜 안 됐는지 함께 알려 주므로, 그 날짜만 다시 처리하십시오.</w:t>
+      </w:r>
+    </w:p>
+    <w:p>
+      <w:pPr>
+        <w:pStyle w:val="Heading2"/>
+      </w:pPr>
+      <w:r>
+        <w:t>8.6 차량이 겹칠 때</w:t>
+      </w:r>
+    </w:p>
+    <w:p>
+      <w:r>
+        <w:rPr>
+          <w:rFonts w:ascii="맑은 고딕" w:hAnsi="맑은 고딕" w:eastAsia="맑은 고딕" w:cs="맑은 고딕"/>
+          <w:b w:val="0"/>
+          <w:sz w:val="21"/>
+        </w:rPr>
+        <w:t xml:space="preserve">같은 날 같은 차량을 다른 사람이 이미 잡았으면 </w:t>
+      </w:r>
+      <w:r>
+        <w:rPr>
+          <w:rFonts w:ascii="맑은 고딕" w:hAnsi="맑은 고딕" w:eastAsia="맑은 고딕" w:cs="맑은 고딕"/>
+          <w:b/>
+          <w:sz w:val="21"/>
+        </w:rPr>
+        <w:t>경고가 나옵니다.</w:t>
+      </w:r>
+    </w:p>
+    <w:p>
+      <w:pPr>
+        <w:spacing w:after="60"/>
+        <w:ind w:left="340"/>
+      </w:pPr>
+      <w:r>
+        <w:rPr>
+          <w:rFonts w:ascii="맑은 고딕" w:hAnsi="맑은 고딕" w:eastAsia="맑은 고딕" w:cs="맑은 고딕"/>
+          <w:sz w:val="21"/>
+        </w:rPr>
+        <w:t xml:space="preserve">· </w:t>
+      </w:r>
+      <w:r>
+        <w:rPr>
+          <w:rFonts w:ascii="맑은 고딕" w:hAnsi="맑은 고딕" w:eastAsia="맑은 고딕" w:cs="맑은 고딕"/>
+          <w:b w:val="0"/>
+          <w:sz w:val="21"/>
+        </w:rPr>
+        <w:t>누가 · 어디로 · 어떤 시간대로 잡았는지 보여 줍니다</w:t>
+      </w:r>
+    </w:p>
+    <w:p>
+      <w:pPr>
+        <w:spacing w:after="60"/>
+        <w:ind w:left="340"/>
+      </w:pPr>
+      <w:r>
+        <w:rPr>
+          <w:rFonts w:ascii="맑은 고딕" w:hAnsi="맑은 고딕" w:eastAsia="맑은 고딕" w:cs="맑은 고딕"/>
+          <w:sz w:val="21"/>
+        </w:rPr>
+        <w:t xml:space="preserve">· </w:t>
+      </w:r>
+      <w:r>
+        <w:rPr>
+          <w:rFonts w:ascii="맑은 고딕" w:hAnsi="맑은 고딕" w:eastAsia="맑은 고딕" w:cs="맑은 고딕"/>
+          <w:b w:val="0"/>
+          <w:sz w:val="21"/>
+        </w:rPr>
+        <w:t>종일과 오전은 겹치고, 오전과 오후는 겹치지 않습니다</w:t>
+      </w:r>
+    </w:p>
+    <w:p>
+      <w:pPr>
+        <w:spacing w:after="60"/>
+        <w:ind w:left="340"/>
+      </w:pPr>
+      <w:r>
+        <w:rPr>
+          <w:rFonts w:ascii="맑은 고딕" w:hAnsi="맑은 고딕" w:eastAsia="맑은 고딕" w:cs="맑은 고딕"/>
+          <w:sz w:val="21"/>
+        </w:rPr>
+        <w:t xml:space="preserve">· </w:t>
+      </w:r>
+      <w:r>
+        <w:rPr>
+          <w:rFonts w:ascii="맑은 고딕" w:hAnsi="맑은 고딕" w:eastAsia="맑은 고딕" w:cs="맑은 고딕"/>
+          <w:b w:val="0"/>
+          <w:sz w:val="21"/>
+        </w:rPr>
+        <w:t>막지는 않습니다 — 같이 타고 가는 경우가 있기 때문입니다</w:t>
+      </w:r>
+    </w:p>
+    <w:p>
+      <w:r>
+        <w:rPr>
+          <w:rFonts w:ascii="맑은 고딕" w:hAnsi="맑은 고딕" w:eastAsia="맑은 고딕" w:cs="맑은 고딕"/>
+          <w:b w:val="0"/>
+          <w:sz w:val="21"/>
+        </w:rPr>
+        <w:t>경고가 나오면 먼저 예약한 분과 협의하거나, 다른 차량을 고르십시오.</w:t>
+      </w:r>
+    </w:p>
+    <w:p>
+      <w:pPr>
+        <w:pStyle w:val="Heading2"/>
+      </w:pPr>
+      <w:r>
+        <w:t>8.7 다녀온 뒤 실적 넣기</w:t>
+      </w:r>
+    </w:p>
+    <w:p>
+      <w:r>
+        <w:rPr>
+          <w:rFonts w:ascii="맑은 고딕" w:hAnsi="맑은 고딕" w:eastAsia="맑은 고딕" w:cs="맑은 고딕"/>
+          <w:b w:val="0"/>
+          <w:sz w:val="21"/>
+        </w:rPr>
+        <w:t xml:space="preserve">계획은 예정이고, </w:t>
+      </w:r>
+      <w:r>
+        <w:rPr>
+          <w:rFonts w:ascii="맑은 고딕" w:hAnsi="맑은 고딕" w:eastAsia="맑은 고딕" w:cs="맑은 고딕"/>
+          <w:b/>
+          <w:sz w:val="21"/>
+        </w:rPr>
+        <w:t>정산은 실적으로만</w:t>
+      </w:r>
+      <w:r>
+        <w:rPr>
+          <w:rFonts w:ascii="맑은 고딕" w:hAnsi="맑은 고딕" w:eastAsia="맑은 고딕" w:cs="맑은 고딕"/>
+          <w:b w:val="0"/>
+          <w:sz w:val="21"/>
+        </w:rPr>
+        <w:t xml:space="preserve"> 합니다. 다녀온 뒤 실제 결과를 넣어야 월말 정산에 반영됩니다.</w:t>
+      </w:r>
+    </w:p>
+    <w:p>
+      <w:r>
+        <w:rPr>
+          <w:rFonts w:ascii="맑은 고딕" w:hAnsi="맑은 고딕" w:eastAsia="맑은 고딕" w:cs="맑은 고딕"/>
+          <w:b w:val="0"/>
+          <w:sz w:val="21"/>
+        </w:rPr>
+        <w:t xml:space="preserve">지난 날짜인데 실적이 없으면 달력에 </w:t>
+      </w:r>
+      <w:r>
+        <w:rPr>
+          <w:rFonts w:ascii="맑은 고딕" w:hAnsi="맑은 고딕" w:eastAsia="맑은 고딕" w:cs="맑은 고딕"/>
+          <w:b/>
+          <w:sz w:val="21"/>
+        </w:rPr>
+        <w:t>●</w:t>
+      </w:r>
+      <w:r>
+        <w:rPr>
+          <w:rFonts w:ascii="맑은 고딕" w:hAnsi="맑은 고딕" w:eastAsia="맑은 고딕" w:cs="맑은 고딕"/>
+          <w:b w:val="0"/>
+          <w:sz w:val="21"/>
+        </w:rPr>
+        <w:t xml:space="preserve"> 가 표시됩니다. 그 일정을 누르면 실적을 넣을 수 있습니다.</w:t>
+      </w:r>
+    </w:p>
+    <w:p>
+      <w:pPr>
+        <w:keepNext/>
+        <w:spacing w:line="240" w:lineRule="auto" w:after="40"/>
+        <w:jc w:val="center"/>
+      </w:pPr>
+      <w:r>
+        <w:drawing>
+          <wp:inline xmlns:a="http://schemas.openxmlformats.org/drawingml/2006/main" xmlns:pic="http://schemas.openxmlformats.org/drawingml/2006/picture">
+            <wp:extent cx="2401200" cy="2123120"/>
+            <wp:docPr id="42" name="Picture 42"/>
+            <wp:cNvGraphicFramePr>
+              <a:graphicFrameLocks noChangeAspect="1"/>
+            </wp:cNvGraphicFramePr>
+            <a:graphic>
+              <a:graphicData uri="http://schemas.openxmlformats.org/drawingml/2006/picture">
+                <pic:pic>
+                  <pic:nvPicPr>
+                    <pic:cNvPr id="0" name="55_일정_실적입력.png"/>
+                    <pic:cNvPicPr/>
+                  </pic:nvPicPr>
+                  <pic:blipFill>
+                    <a:blip r:embed="rId51"/>
+                    <a:stretch>
+                      <a:fillRect/>
+                    </a:stretch>
+                  </pic:blipFill>
+                  <pic:spPr>
+                    <a:xfrm>
+                      <a:off x="0" y="0"/>
+                      <a:ext cx="2401200" cy="2123120"/>
+                    </a:xfrm>
+                    <a:prstGeom prst="rect"/>
+                  </pic:spPr>
+                </pic:pic>
+              </a:graphicData>
+            </a:graphic>
+          </wp:inline>
+        </w:drawing>
+      </w:r>
+    </w:p>
+    <w:p>
+      <w:pPr>
+        <w:spacing w:line="240" w:lineRule="auto" w:after="140"/>
+        <w:jc w:val="center"/>
+      </w:pPr>
+      <w:r>
+        <w:rPr>
+          <w:rFonts w:ascii="맑은 고딕" w:hAnsi="맑은 고딕" w:eastAsia="맑은 고딕" w:cs="맑은 고딕"/>
+          <w:color w:val="777777"/>
+          <w:sz w:val="18"/>
+        </w:rPr>
+        <w:t>그림 8-8  실적 기록 — 계획대로였는지 먼저 고릅니다</w:t>
+      </w:r>
+    </w:p>
+    <w:tbl>
+      <w:tblPr>
+        <w:tblStyle w:val="TableGrid"/>
+        <w:tblW w:type="auto" w:w="0"/>
+        <w:jc w:val="center"/>
+        <w:tblLook w:firstColumn="1" w:firstRow="1" w:lastColumn="0" w:lastRow="0" w:noHBand="0" w:noVBand="1" w:val="04A0"/>
+      </w:tblPr>
+      <w:tblGrid>
+        <w:gridCol w:w="4706"/>
+        <w:gridCol w:w="4706"/>
+      </w:tblGrid>
+      <w:tr>
+        <w:trPr>
+          <w:cantSplit/>
+          <w:tblHeader/>
+        </w:trPr>
+        <w:tc>
+          <w:tcPr>
+            <w:tcW w:type="dxa" w:w="2041"/>
+            <w:shd w:val="clear" w:color="auto" w:fill="005A9E"/>
+            <w:vAlign w:val="center"/>
+          </w:tcPr>
+          <w:p>
+            <w:pPr>
+              <w:spacing w:before="0" w:after="0" w:line="240" w:lineRule="auto"/>
+              <w:jc w:val="center"/>
+            </w:pPr>
+            <w:r/>
+            <w:r>
+              <w:rPr>
+                <w:rFonts w:ascii="맑은 고딕" w:hAnsi="맑은 고딕" w:eastAsia="맑은 고딕" w:cs="맑은 고딕"/>
+                <w:b/>
+                <w:color w:val="FFFFFF"/>
+                <w:sz w:val="20"/>
+              </w:rPr>
+              <w:t>항목</w:t>
+            </w:r>
+          </w:p>
+        </w:tc>
+        <w:tc>
+          <w:tcPr>
+            <w:tcW w:type="dxa" w:w="6350"/>
+            <w:shd w:val="clear" w:color="auto" w:fill="005A9E"/>
+            <w:vAlign w:val="center"/>
+          </w:tcPr>
+          <w:p>
+            <w:pPr>
+              <w:spacing w:before="0" w:after="0" w:line="240" w:lineRule="auto"/>
+              <w:jc w:val="center"/>
+            </w:pPr>
+            <w:r/>
+            <w:r>
+              <w:rPr>
+                <w:rFonts w:ascii="맑은 고딕" w:hAnsi="맑은 고딕" w:eastAsia="맑은 고딕" w:cs="맑은 고딕"/>
+                <w:b/>
+                <w:color w:val="FFFFFF"/>
+                <w:sz w:val="20"/>
+              </w:rPr>
+              <w:t>무엇을 넣나</w:t>
+            </w:r>
+          </w:p>
+        </w:tc>
+      </w:tr>
+      <w:tr>
+        <w:trPr>
+          <w:cantSplit/>
+        </w:trPr>
+        <w:tc>
+          <w:tcPr>
+            <w:tcW w:type="dxa" w:w="2041"/>
+            <w:vAlign w:val="center"/>
+          </w:tcPr>
+          <w:p>
+            <w:pPr>
+              <w:spacing w:before="0" w:after="0" w:line="240" w:lineRule="auto"/>
+            </w:pPr>
+            <w:r/>
+            <w:r>
+              <w:rPr>
+                <w:rFonts w:ascii="맑은 고딕" w:hAnsi="맑은 고딕" w:eastAsia="맑은 고딕" w:cs="맑은 고딕"/>
+                <w:b/>
+                <w:sz w:val="20"/>
+              </w:rPr>
+              <w:t>계획대로 / 다르게</w:t>
+            </w:r>
+          </w:p>
+        </w:tc>
+        <w:tc>
+          <w:tcPr>
+            <w:tcW w:type="dxa" w:w="6350"/>
+            <w:vAlign w:val="center"/>
+          </w:tcPr>
+          <w:p>
+            <w:pPr>
+              <w:spacing w:before="0" w:after="0" w:line="240" w:lineRule="auto"/>
+            </w:pPr>
+            <w:r/>
+            <w:r>
+              <w:rPr>
+                <w:rFonts w:ascii="맑은 고딕" w:hAnsi="맑은 고딕" w:eastAsia="맑은 고딕" w:cs="맑은 고딕"/>
+                <w:b w:val="0"/>
+                <w:sz w:val="20"/>
+              </w:rPr>
+              <w:t>계획대로면 내용이 그대로 들어옵니다</w:t>
+            </w:r>
+          </w:p>
+        </w:tc>
+      </w:tr>
+      <w:tr>
+        <w:trPr>
+          <w:cantSplit/>
+        </w:trPr>
+        <w:tc>
+          <w:tcPr>
+            <w:tcW w:type="dxa" w:w="2041"/>
+            <w:vAlign w:val="center"/>
+          </w:tcPr>
+          <w:p>
+            <w:pPr>
+              <w:spacing w:before="0" w:after="0" w:line="240" w:lineRule="auto"/>
+            </w:pPr>
+            <w:r/>
+            <w:r>
+              <w:rPr>
+                <w:rFonts w:ascii="맑은 고딕" w:hAnsi="맑은 고딕" w:eastAsia="맑은 고딕" w:cs="맑은 고딕"/>
+                <w:b/>
+                <w:sz w:val="20"/>
+              </w:rPr>
+              <w:t>주행거리</w:t>
+            </w:r>
+          </w:p>
+        </w:tc>
+        <w:tc>
+          <w:tcPr>
+            <w:tcW w:type="dxa" w:w="6350"/>
+            <w:vAlign w:val="center"/>
+          </w:tcPr>
+          <w:p>
+            <w:pPr>
+              <w:spacing w:before="0" w:after="0" w:line="240" w:lineRule="auto"/>
+            </w:pPr>
+            <w:r/>
+            <w:r>
+              <w:rPr>
+                <w:rFonts w:ascii="맑은 고딕" w:hAnsi="맑은 고딕" w:eastAsia="맑은 고딕" w:cs="맑은 고딕"/>
+                <w:b w:val="0"/>
+                <w:sz w:val="20"/>
+              </w:rPr>
+              <w:t>실제로 달린 거리. 계획 거리가 기본으로 들어와 있습니다</w:t>
+            </w:r>
+          </w:p>
+        </w:tc>
+      </w:tr>
+      <w:tr>
+        <w:trPr>
+          <w:cantSplit/>
+        </w:trPr>
+        <w:tc>
+          <w:tcPr>
+            <w:tcW w:type="dxa" w:w="2041"/>
+            <w:vAlign w:val="center"/>
+          </w:tcPr>
+          <w:p>
+            <w:pPr>
+              <w:spacing w:before="0" w:after="0" w:line="240" w:lineRule="auto"/>
+            </w:pPr>
+            <w:r/>
+            <w:r>
+              <w:rPr>
+                <w:rFonts w:ascii="맑은 고딕" w:hAnsi="맑은 고딕" w:eastAsia="맑은 고딕" w:cs="맑은 고딕"/>
+                <w:b/>
+                <w:sz w:val="20"/>
+              </w:rPr>
+              <w:t>하이패스</w:t>
+            </w:r>
+          </w:p>
+        </w:tc>
+        <w:tc>
+          <w:tcPr>
+            <w:tcW w:type="dxa" w:w="6350"/>
+            <w:vAlign w:val="center"/>
+          </w:tcPr>
+          <w:p>
+            <w:pPr>
+              <w:spacing w:before="0" w:after="0" w:line="240" w:lineRule="auto"/>
+            </w:pPr>
+            <w:r/>
+            <w:r>
+              <w:rPr>
+                <w:rFonts w:ascii="맑은 고딕" w:hAnsi="맑은 고딕" w:eastAsia="맑은 고딕" w:cs="맑은 고딕"/>
+                <w:b w:val="0"/>
+                <w:sz w:val="20"/>
+              </w:rPr>
+              <w:t>통행료</w:t>
+            </w:r>
+          </w:p>
+        </w:tc>
+      </w:tr>
+      <w:tr>
+        <w:trPr>
+          <w:cantSplit/>
+        </w:trPr>
+        <w:tc>
+          <w:tcPr>
+            <w:tcW w:type="dxa" w:w="2041"/>
+            <w:vAlign w:val="center"/>
+          </w:tcPr>
+          <w:p>
+            <w:pPr>
+              <w:spacing w:before="0" w:after="0" w:line="240" w:lineRule="auto"/>
+            </w:pPr>
+            <w:r/>
+            <w:r>
+              <w:rPr>
+                <w:rFonts w:ascii="맑은 고딕" w:hAnsi="맑은 고딕" w:eastAsia="맑은 고딕" w:cs="맑은 고딕"/>
+                <w:b/>
+                <w:sz w:val="20"/>
+              </w:rPr>
+              <w:t>대중교통비</w:t>
+            </w:r>
+          </w:p>
+        </w:tc>
+        <w:tc>
+          <w:tcPr>
+            <w:tcW w:type="dxa" w:w="6350"/>
+            <w:vAlign w:val="center"/>
+          </w:tcPr>
+          <w:p>
+            <w:pPr>
+              <w:spacing w:before="0" w:after="0" w:line="240" w:lineRule="auto"/>
+            </w:pPr>
+            <w:r/>
+            <w:r>
+              <w:rPr>
+                <w:rFonts w:ascii="맑은 고딕" w:hAnsi="맑은 고딕" w:eastAsia="맑은 고딕" w:cs="맑은 고딕"/>
+                <w:b w:val="0"/>
+                <w:sz w:val="20"/>
+              </w:rPr>
+              <w:t>대중교통으로 갔을 때 실제로 쓴 금액</w:t>
+            </w:r>
+          </w:p>
+        </w:tc>
+      </w:tr>
+      <w:tr>
+        <w:trPr>
+          <w:cantSplit/>
+        </w:trPr>
+        <w:tc>
+          <w:tcPr>
+            <w:tcW w:type="dxa" w:w="2041"/>
+            <w:vAlign w:val="center"/>
+          </w:tcPr>
+          <w:p>
+            <w:pPr>
+              <w:spacing w:before="0" w:after="0" w:line="240" w:lineRule="auto"/>
+            </w:pPr>
+            <w:r/>
+            <w:r>
+              <w:rPr>
+                <w:rFonts w:ascii="맑은 고딕" w:hAnsi="맑은 고딕" w:eastAsia="맑은 고딕" w:cs="맑은 고딕"/>
+                <w:b/>
+                <w:sz w:val="20"/>
+              </w:rPr>
+              <w:t>주유(충전)비</w:t>
+            </w:r>
+          </w:p>
+        </w:tc>
+        <w:tc>
+          <w:tcPr>
+            <w:tcW w:type="dxa" w:w="6350"/>
+            <w:vAlign w:val="center"/>
+          </w:tcPr>
+          <w:p>
+            <w:pPr>
+              <w:spacing w:before="0" w:after="0" w:line="240" w:lineRule="auto"/>
+            </w:pPr>
+            <w:r/>
+            <w:r>
+              <w:rPr>
+                <w:rFonts w:ascii="맑은 고딕" w:hAnsi="맑은 고딕" w:eastAsia="맑은 고딕" w:cs="맑은 고딕"/>
+                <w:b w:val="0"/>
+                <w:sz w:val="20"/>
+              </w:rPr>
+              <w:t>회사 차량에 넣은 주유·충전 실비</w:t>
+            </w:r>
+          </w:p>
+        </w:tc>
+      </w:tr>
+    </w:tbl>
+    <w:p/>
+    <w:p>
+      <w:pPr>
+        <w:keepLines/>
+        <w:spacing w:before="120" w:after="160"/>
+        <w:ind w:left="170"/>
+        <w:pBdr>
+          <w:left w:val="single" w:sz="18" w:space="6" w:color="005A9E"/>
+        </w:pBdr>
+        <w:shd w:val="clear" w:color="auto" w:fill="F2F7FB"/>
+      </w:pPr>
+      <w:r>
+        <w:rPr>
+          <w:rFonts w:ascii="맑은 고딕" w:hAnsi="맑은 고딕" w:eastAsia="맑은 고딕" w:cs="맑은 고딕"/>
+          <w:b/>
+          <w:color w:val="005A9E"/>
+          <w:sz w:val="21"/>
+        </w:rPr>
+        <w:t xml:space="preserve">이동 수단에 따라 묻는 칸이 달라집니다  </w:t>
+      </w:r>
+      <w:r>
+        <w:rPr>
+          <w:rFonts w:ascii="맑은 고딕" w:hAnsi="맑은 고딕" w:eastAsia="맑은 고딕" w:cs="맑은 고딕"/>
+          <w:b w:val="0"/>
+          <w:sz w:val="21"/>
+        </w:rPr>
+        <w:t>대중교통으로 다녀왔으면 대중교통비만 묻고, 차량으로 다녀왔으면 주행거리·하이패스·주유비를 묻습니다. 사무실 내근이면 비용 칸이 아예 없습니다.</w:t>
+      </w:r>
+    </w:p>
+    <w:p>
+      <w:pPr>
+        <w:keepLines/>
+        <w:spacing w:before="120" w:after="160"/>
+        <w:ind w:left="170"/>
+        <w:pBdr>
+          <w:left w:val="single" w:sz="18" w:space="6" w:color="005A9E"/>
+        </w:pBdr>
+        <w:shd w:val="clear" w:color="auto" w:fill="F2F7FB"/>
+      </w:pPr>
+      <w:r>
+        <w:rPr>
+          <w:rFonts w:ascii="맑은 고딕" w:hAnsi="맑은 고딕" w:eastAsia="맑은 고딕" w:cs="맑은 고딕"/>
+          <w:b/>
+          <w:color w:val="005A9E"/>
+          <w:sz w:val="21"/>
+        </w:rPr>
+        <w:t xml:space="preserve">계획과 많이 다르면 한 번 더 묻습니다  </w:t>
+      </w:r>
+      <w:r>
+        <w:rPr>
+          <w:rFonts w:ascii="맑은 고딕" w:hAnsi="맑은 고딕" w:eastAsia="맑은 고딕" w:cs="맑은 고딕"/>
+          <w:b w:val="0"/>
+          <w:sz w:val="21"/>
+        </w:rPr>
+        <w:t>계획보다 30% 이상 차이 나는 거리를 넣으면 확인을 요구합니다. 0 을 하나 더 붙이는 실수가 그대로 정산 금액이 되기 때문입니다. 실제로 그랬다면 그대로 진행하십시오.</w:t>
+      </w:r>
+    </w:p>
+    <w:p>
+      <w:pPr>
+        <w:pStyle w:val="Heading2"/>
+      </w:pPr>
+      <w:r>
+        <w:t>8.8 정산 보기 [로그인]</w:t>
+      </w:r>
+    </w:p>
+    <w:p>
+      <w:r>
+        <w:rPr>
+          <w:rFonts w:ascii="맑은 고딕" w:hAnsi="맑은 고딕" w:eastAsia="맑은 고딕" w:cs="맑은 고딕"/>
+          <w:b/>
+          <w:sz w:val="21"/>
+        </w:rPr>
+        <w:t>정산 화면만 로그인이 필요합니다.</w:t>
+      </w:r>
+      <w:r>
+        <w:rPr>
+          <w:rFonts w:ascii="맑은 고딕" w:hAnsi="맑은 고딕" w:eastAsia="맑은 고딕" w:cs="맑은 고딕"/>
+          <w:b w:val="0"/>
+          <w:sz w:val="21"/>
+        </w:rPr>
+        <w:t xml:space="preserve"> 달력을 보고 일정을 적는 일에는 로그인이 필요하지 않습니다.</w:t>
+      </w:r>
+    </w:p>
+    <w:p>
+      <w:r>
+        <w:rPr>
+          <w:rFonts w:ascii="맑은 고딕" w:hAnsi="맑은 고딕" w:eastAsia="맑은 고딕" w:cs="맑은 고딕"/>
+          <w:b w:val="0"/>
+          <w:sz w:val="21"/>
+        </w:rPr>
+        <w:t xml:space="preserve">아이디는 </w:t>
+      </w:r>
+      <w:r>
+        <w:rPr>
+          <w:rFonts w:ascii="맑은 고딕" w:hAnsi="맑은 고딕" w:eastAsia="맑은 고딕" w:cs="맑은 고딕"/>
+          <w:b/>
+          <w:sz w:val="21"/>
+        </w:rPr>
+        <w:t>회사 메일 주소</w:t>
+      </w:r>
+      <w:r>
+        <w:rPr>
+          <w:rFonts w:ascii="맑은 고딕" w:hAnsi="맑은 고딕" w:eastAsia="맑은 고딕" w:cs="맑은 고딕"/>
+          <w:b w:val="0"/>
+          <w:sz w:val="21"/>
+        </w:rPr>
+        <w:t xml:space="preserve">이고, KPI 추적 시스템과 </w:t>
+      </w:r>
+      <w:r>
+        <w:rPr>
+          <w:rFonts w:ascii="맑은 고딕" w:hAnsi="맑은 고딕" w:eastAsia="맑은 고딕" w:cs="맑은 고딕"/>
+          <w:b/>
+          <w:sz w:val="21"/>
+        </w:rPr>
+        <w:t>같은 계정</w:t>
+      </w:r>
+      <w:r>
+        <w:rPr>
+          <w:rFonts w:ascii="맑은 고딕" w:hAnsi="맑은 고딕" w:eastAsia="맑은 고딕" w:cs="맑은 고딕"/>
+          <w:b w:val="0"/>
+          <w:sz w:val="21"/>
+        </w:rPr>
+        <w:t>입니다. KPI 에서 이미 로그인했다면 그대로 열립니다.</w:t>
+      </w:r>
+    </w:p>
+    <w:p>
+      <w:pPr>
+        <w:keepNext/>
+        <w:spacing w:line="240" w:lineRule="auto" w:after="40"/>
+        <w:jc w:val="center"/>
+      </w:pPr>
+      <w:r>
+        <w:drawing>
+          <wp:inline xmlns:a="http://schemas.openxmlformats.org/drawingml/2006/main" xmlns:pic="http://schemas.openxmlformats.org/drawingml/2006/picture">
+            <wp:extent cx="3092400" cy="2123837"/>
+            <wp:docPr id="43" name="Picture 43"/>
+            <wp:cNvGraphicFramePr>
+              <a:graphicFrameLocks noChangeAspect="1"/>
+            </wp:cNvGraphicFramePr>
+            <a:graphic>
+              <a:graphicData uri="http://schemas.openxmlformats.org/drawingml/2006/picture">
+                <pic:pic>
+                  <pic:nvPicPr>
+                    <pic:cNvPr id="0" name="56_일정_정산_로그인.png"/>
+                    <pic:cNvPicPr/>
+                  </pic:nvPicPr>
+                  <pic:blipFill>
+                    <a:blip r:embed="rId52"/>
+                    <a:stretch>
+                      <a:fillRect/>
+                    </a:stretch>
+                  </pic:blipFill>
+                  <pic:spPr>
+                    <a:xfrm>
+                      <a:off x="0" y="0"/>
+                      <a:ext cx="3092400" cy="2123837"/>
+                    </a:xfrm>
+                    <a:prstGeom prst="rect"/>
+                  </pic:spPr>
+                </pic:pic>
+              </a:graphicData>
+            </a:graphic>
+          </wp:inline>
+        </w:drawing>
+      </w:r>
+    </w:p>
+    <w:p>
+      <w:pPr>
+        <w:spacing w:line="240" w:lineRule="auto" w:after="140"/>
+        <w:jc w:val="center"/>
+      </w:pPr>
+      <w:r>
+        <w:rPr>
+          <w:rFonts w:ascii="맑은 고딕" w:hAnsi="맑은 고딕" w:eastAsia="맑은 고딕" w:cs="맑은 고딕"/>
+          <w:color w:val="777777"/>
+          <w:sz w:val="18"/>
+        </w:rPr>
+        <w:t>그림 8-9  로그인하지 않으면 안내만 나옵니다</w:t>
+      </w:r>
+    </w:p>
+    <w:p>
+      <w:pPr>
+        <w:pStyle w:val="Heading3"/>
+      </w:pPr>
+      <w:r>
+        <w:t>무엇이 계산되나</w:t>
+      </w:r>
+    </w:p>
+    <w:tbl>
+      <w:tblPr>
+        <w:tblStyle w:val="TableGrid"/>
+        <w:tblW w:type="auto" w:w="0"/>
+        <w:jc w:val="center"/>
+        <w:tblLook w:firstColumn="1" w:firstRow="1" w:lastColumn="0" w:lastRow="0" w:noHBand="0" w:noVBand="1" w:val="04A0"/>
+      </w:tblPr>
+      <w:tblGrid>
+        <w:gridCol w:w="3137"/>
+        <w:gridCol w:w="3137"/>
+        <w:gridCol w:w="3137"/>
+      </w:tblGrid>
+      <w:tr>
+        <w:trPr>
+          <w:cantSplit/>
+          <w:tblHeader/>
+        </w:trPr>
+        <w:tc>
+          <w:tcPr>
+            <w:tcW w:type="dxa" w:w="1928"/>
+            <w:shd w:val="clear" w:color="auto" w:fill="005A9E"/>
+            <w:vAlign w:val="center"/>
+          </w:tcPr>
+          <w:p>
+            <w:pPr>
+              <w:spacing w:before="0" w:after="0" w:line="240" w:lineRule="auto"/>
+              <w:jc w:val="center"/>
+            </w:pPr>
+            <w:r/>
+            <w:r>
+              <w:rPr>
+                <w:rFonts w:ascii="맑은 고딕" w:hAnsi="맑은 고딕" w:eastAsia="맑은 고딕" w:cs="맑은 고딕"/>
+                <w:b/>
+                <w:color w:val="FFFFFF"/>
+                <w:sz w:val="20"/>
+              </w:rPr>
+              <w:t>구분</w:t>
+            </w:r>
+          </w:p>
+        </w:tc>
+        <w:tc>
+          <w:tcPr>
+            <w:tcW w:type="dxa" w:w="2494"/>
+            <w:shd w:val="clear" w:color="auto" w:fill="005A9E"/>
+            <w:vAlign w:val="center"/>
+          </w:tcPr>
+          <w:p>
+            <w:pPr>
+              <w:spacing w:before="0" w:after="0" w:line="240" w:lineRule="auto"/>
+              <w:jc w:val="center"/>
+            </w:pPr>
+            <w:r/>
+            <w:r>
+              <w:rPr>
+                <w:rFonts w:ascii="맑은 고딕" w:hAnsi="맑은 고딕" w:eastAsia="맑은 고딕" w:cs="맑은 고딕"/>
+                <w:b/>
+                <w:color w:val="FFFFFF"/>
+                <w:sz w:val="20"/>
+              </w:rPr>
+              <w:t>누가 누구에게</w:t>
+            </w:r>
+          </w:p>
+        </w:tc>
+        <w:tc>
+          <w:tcPr>
+            <w:tcW w:type="dxa" w:w="3969"/>
+            <w:shd w:val="clear" w:color="auto" w:fill="005A9E"/>
+            <w:vAlign w:val="center"/>
+          </w:tcPr>
+          <w:p>
+            <w:pPr>
+              <w:spacing w:before="0" w:after="0" w:line="240" w:lineRule="auto"/>
+              <w:jc w:val="center"/>
+            </w:pPr>
+            <w:r/>
+            <w:r>
+              <w:rPr>
+                <w:rFonts w:ascii="맑은 고딕" w:hAnsi="맑은 고딕" w:eastAsia="맑은 고딕" w:cs="맑은 고딕"/>
+                <w:b/>
+                <w:color w:val="FFFFFF"/>
+                <w:sz w:val="20"/>
+              </w:rPr>
+              <w:t>계산</w:t>
+            </w:r>
+          </w:p>
+        </w:tc>
+      </w:tr>
+      <w:tr>
+        <w:trPr>
+          <w:cantSplit/>
+        </w:trPr>
+        <w:tc>
+          <w:tcPr>
+            <w:tcW w:type="dxa" w:w="1928"/>
+            <w:vAlign w:val="center"/>
+          </w:tcPr>
+          <w:p>
+            <w:pPr>
+              <w:spacing w:before="0" w:after="0" w:line="240" w:lineRule="auto"/>
+            </w:pPr>
+            <w:r/>
+            <w:r>
+              <w:rPr>
+                <w:rFonts w:ascii="맑은 고딕" w:hAnsi="맑은 고딕" w:eastAsia="맑은 고딕" w:cs="맑은 고딕"/>
+                <w:b/>
+                <w:sz w:val="20"/>
+              </w:rPr>
+              <w:t>개인 사용 청구</w:t>
+            </w:r>
+          </w:p>
+        </w:tc>
+        <w:tc>
+          <w:tcPr>
+            <w:tcW w:type="dxa" w:w="2494"/>
+            <w:vAlign w:val="center"/>
+          </w:tcPr>
+          <w:p>
+            <w:pPr>
+              <w:spacing w:before="0" w:after="0" w:line="240" w:lineRule="auto"/>
+            </w:pPr>
+            <w:r/>
+            <w:r>
+              <w:rPr>
+                <w:rFonts w:ascii="맑은 고딕" w:hAnsi="맑은 고딕" w:eastAsia="맑은 고딕" w:cs="맑은 고딕"/>
+                <w:b w:val="0"/>
+                <w:sz w:val="20"/>
+              </w:rPr>
+              <w:t>직원 → 회사에 입금</w:t>
+            </w:r>
+          </w:p>
+        </w:tc>
+        <w:tc>
+          <w:tcPr>
+            <w:tcW w:type="dxa" w:w="3969"/>
+            <w:vAlign w:val="center"/>
+          </w:tcPr>
+          <w:p>
+            <w:pPr>
+              <w:spacing w:before="0" w:after="0" w:line="240" w:lineRule="auto"/>
+            </w:pPr>
+            <w:r/>
+            <w:r>
+              <w:rPr>
+                <w:rFonts w:ascii="맑은 고딕" w:hAnsi="맑은 고딕" w:eastAsia="맑은 고딕" w:cs="맑은 고딕"/>
+                <w:b w:val="0"/>
+                <w:sz w:val="20"/>
+              </w:rPr>
+              <w:t>개인 사용 거리 × 차량 단가 + 하이패스</w:t>
+            </w:r>
+          </w:p>
+        </w:tc>
+      </w:tr>
+      <w:tr>
+        <w:trPr>
+          <w:cantSplit/>
+        </w:trPr>
+        <w:tc>
+          <w:tcPr>
+            <w:tcW w:type="dxa" w:w="1928"/>
+            <w:vAlign w:val="center"/>
+          </w:tcPr>
+          <w:p>
+            <w:pPr>
+              <w:spacing w:before="0" w:after="0" w:line="240" w:lineRule="auto"/>
+            </w:pPr>
+            <w:r/>
+            <w:r>
+              <w:rPr>
+                <w:rFonts w:ascii="맑은 고딕" w:hAnsi="맑은 고딕" w:eastAsia="맑은 고딕" w:cs="맑은 고딕"/>
+                <w:b/>
+                <w:sz w:val="20"/>
+              </w:rPr>
+              <w:t>자차 주유 환급</w:t>
+            </w:r>
+          </w:p>
+        </w:tc>
+        <w:tc>
+          <w:tcPr>
+            <w:tcW w:type="dxa" w:w="2494"/>
+            <w:vAlign w:val="center"/>
+          </w:tcPr>
+          <w:p>
+            <w:pPr>
+              <w:spacing w:before="0" w:after="0" w:line="240" w:lineRule="auto"/>
+            </w:pPr>
+            <w:r/>
+            <w:r>
+              <w:rPr>
+                <w:rFonts w:ascii="맑은 고딕" w:hAnsi="맑은 고딕" w:eastAsia="맑은 고딕" w:cs="맑은 고딕"/>
+                <w:b w:val="0"/>
+                <w:sz w:val="20"/>
+              </w:rPr>
+              <w:t>회사 → 직원에게</w:t>
+            </w:r>
+          </w:p>
+        </w:tc>
+        <w:tc>
+          <w:tcPr>
+            <w:tcW w:type="dxa" w:w="3969"/>
+            <w:vAlign w:val="center"/>
+          </w:tcPr>
+          <w:p>
+            <w:pPr>
+              <w:spacing w:before="0" w:after="0" w:line="240" w:lineRule="auto"/>
+            </w:pPr>
+            <w:r/>
+            <w:r>
+              <w:rPr>
+                <w:rFonts w:ascii="맑은 고딕" w:hAnsi="맑은 고딕" w:eastAsia="맑은 고딕" w:cs="맑은 고딕"/>
+                <w:b w:val="0"/>
+                <w:sz w:val="20"/>
+              </w:rPr>
+              <w:t>자차 업무 거리 ÷ 그 차의 연비 = 리터</w:t>
+            </w:r>
+          </w:p>
+        </w:tc>
+      </w:tr>
+      <w:tr>
+        <w:trPr>
+          <w:cantSplit/>
+        </w:trPr>
+        <w:tc>
+          <w:tcPr>
+            <w:tcW w:type="dxa" w:w="1928"/>
+            <w:vAlign w:val="center"/>
+          </w:tcPr>
+          <w:p>
+            <w:pPr>
+              <w:spacing w:before="0" w:after="0" w:line="240" w:lineRule="auto"/>
+            </w:pPr>
+            <w:r/>
+            <w:r>
+              <w:rPr>
+                <w:rFonts w:ascii="맑은 고딕" w:hAnsi="맑은 고딕" w:eastAsia="맑은 고딕" w:cs="맑은 고딕"/>
+                <w:b/>
+                <w:sz w:val="20"/>
+              </w:rPr>
+              <w:t>대중교통 실비</w:t>
+            </w:r>
+          </w:p>
+        </w:tc>
+        <w:tc>
+          <w:tcPr>
+            <w:tcW w:type="dxa" w:w="2494"/>
+            <w:vAlign w:val="center"/>
+          </w:tcPr>
+          <w:p>
+            <w:pPr>
+              <w:spacing w:before="0" w:after="0" w:line="240" w:lineRule="auto"/>
+            </w:pPr>
+            <w:r/>
+            <w:r>
+              <w:rPr>
+                <w:rFonts w:ascii="맑은 고딕" w:hAnsi="맑은 고딕" w:eastAsia="맑은 고딕" w:cs="맑은 고딕"/>
+                <w:b w:val="0"/>
+                <w:sz w:val="20"/>
+              </w:rPr>
+              <w:t>회사 → 직원에게</w:t>
+            </w:r>
+          </w:p>
+        </w:tc>
+        <w:tc>
+          <w:tcPr>
+            <w:tcW w:type="dxa" w:w="3969"/>
+            <w:vAlign w:val="center"/>
+          </w:tcPr>
+          <w:p>
+            <w:pPr>
+              <w:spacing w:before="0" w:after="0" w:line="240" w:lineRule="auto"/>
+            </w:pPr>
+            <w:r/>
+            <w:r>
+              <w:rPr>
+                <w:rFonts w:ascii="맑은 고딕" w:hAnsi="맑은 고딕" w:eastAsia="맑은 고딕" w:cs="맑은 고딕"/>
+                <w:b w:val="0"/>
+                <w:sz w:val="20"/>
+              </w:rPr>
+              <w:t>실적에 넣은 금액 합계</w:t>
+            </w:r>
+          </w:p>
+        </w:tc>
+      </w:tr>
+    </w:tbl>
+    <w:p/>
+    <w:p>
+      <w:r>
+        <w:rPr>
+          <w:rFonts w:ascii="맑은 고딕" w:hAnsi="맑은 고딕" w:eastAsia="맑은 고딕" w:cs="맑은 고딕"/>
+          <w:b w:val="0"/>
+          <w:sz w:val="21"/>
+        </w:rPr>
+        <w:t xml:space="preserve">자차 환급은 금액이 아니라 </w:t>
+      </w:r>
+      <w:r>
+        <w:rPr>
+          <w:rFonts w:ascii="맑은 고딕" w:hAnsi="맑은 고딕" w:eastAsia="맑은 고딕" w:cs="맑은 고딕"/>
+          <w:b/>
+          <w:sz w:val="21"/>
+        </w:rPr>
+        <w:t>주유할 수 있는 리터 수</w:t>
+      </w:r>
+      <w:r>
+        <w:rPr>
+          <w:rFonts w:ascii="맑은 고딕" w:hAnsi="맑은 고딕" w:eastAsia="맑은 고딕" w:cs="맑은 고딕"/>
+          <w:b w:val="0"/>
+          <w:sz w:val="21"/>
+        </w:rPr>
+        <w:t>로 나옵니다. 차량마다 연비가 다르므로 같은 거리라도 환급량이 달라집니다.</w:t>
+      </w:r>
+    </w:p>
+    <w:p>
+      <w:pPr>
+        <w:pStyle w:val="Heading3"/>
+      </w:pPr>
+      <w:r>
+        <w:t>정산 확정</w:t>
+      </w:r>
+    </w:p>
+    <w:p>
+      <w:r>
+        <w:rPr>
+          <w:rFonts w:ascii="맑은 고딕" w:hAnsi="맑은 고딕" w:eastAsia="맑은 고딕" w:cs="맑은 고딕"/>
+          <w:b w:val="0"/>
+          <w:sz w:val="21"/>
+        </w:rPr>
+        <w:t xml:space="preserve">확정은 </w:t>
+      </w:r>
+      <w:r>
+        <w:rPr>
+          <w:rFonts w:ascii="맑은 고딕" w:hAnsi="맑은 고딕" w:eastAsia="맑은 고딕" w:cs="맑은 고딕"/>
+          <w:b/>
+          <w:sz w:val="21"/>
+        </w:rPr>
+        <w:t>대표이사 계정만</w:t>
+      </w:r>
+      <w:r>
+        <w:rPr>
+          <w:rFonts w:ascii="맑은 고딕" w:hAnsi="맑은 고딕" w:eastAsia="맑은 고딕" w:cs="맑은 고딕"/>
+          <w:b w:val="0"/>
+          <w:sz w:val="21"/>
+        </w:rPr>
+        <w:t xml:space="preserve"> 할 수 있습니다. 확정하면 그달 금액이 그 시점 값으로 남고 실적을 고칠 수 없게 잠깁니다.</w:t>
+      </w:r>
+    </w:p>
+    <w:p>
+      <w:pPr>
+        <w:spacing w:after="60"/>
+        <w:ind w:left="340"/>
+      </w:pPr>
+      <w:r>
+        <w:rPr>
+          <w:rFonts w:ascii="맑은 고딕" w:hAnsi="맑은 고딕" w:eastAsia="맑은 고딕" w:cs="맑은 고딕"/>
+          <w:sz w:val="21"/>
+        </w:rPr>
+        <w:t xml:space="preserve">· </w:t>
+      </w:r>
+      <w:r>
+        <w:rPr>
+          <w:rFonts w:ascii="맑은 고딕" w:hAnsi="맑은 고딕" w:eastAsia="맑은 고딕" w:cs="맑은 고딕"/>
+          <w:b w:val="0"/>
+          <w:sz w:val="21"/>
+        </w:rPr>
+        <w:t xml:space="preserve">잠긴 뒤 고쳐야 하면 대표이사가 </w:t>
+      </w:r>
+      <w:r>
+        <w:rPr>
+          <w:rFonts w:ascii="맑은 고딕" w:hAnsi="맑은 고딕" w:eastAsia="맑은 고딕" w:cs="맑은 고딕"/>
+          <w:b/>
+          <w:sz w:val="21"/>
+        </w:rPr>
+        <w:t>잠금을 풀고 → 고치고 → 다시 확정</w:t>
+      </w:r>
+      <w:r>
+        <w:rPr>
+          <w:rFonts w:ascii="맑은 고딕" w:hAnsi="맑은 고딕" w:eastAsia="맑은 고딕" w:cs="맑은 고딕"/>
+          <w:b w:val="0"/>
+          <w:sz w:val="21"/>
+        </w:rPr>
+        <w:t>합니다</w:t>
+      </w:r>
+    </w:p>
+    <w:p>
+      <w:pPr>
+        <w:spacing w:after="60"/>
+        <w:ind w:left="340"/>
+      </w:pPr>
+      <w:r>
+        <w:rPr>
+          <w:rFonts w:ascii="맑은 고딕" w:hAnsi="맑은 고딕" w:eastAsia="맑은 고딕" w:cs="맑은 고딕"/>
+          <w:sz w:val="21"/>
+        </w:rPr>
+        <w:t xml:space="preserve">· </w:t>
+      </w:r>
+      <w:r>
+        <w:rPr>
+          <w:rFonts w:ascii="맑은 고딕" w:hAnsi="맑은 고딕" w:eastAsia="맑은 고딕" w:cs="맑은 고딕"/>
+          <w:b w:val="0"/>
+          <w:sz w:val="21"/>
+        </w:rPr>
+        <w:t>단가나 연비가 나중에 바뀌어도 이미 확정한 금액은 흔들리지 않습니다</w:t>
+      </w:r>
+    </w:p>
+    <w:p>
+      <w:pPr>
+        <w:keepLines/>
+        <w:spacing w:before="120" w:after="160"/>
+        <w:ind w:left="170"/>
+        <w:pBdr>
+          <w:left w:val="single" w:sz="18" w:space="6" w:color="005A9E"/>
+        </w:pBdr>
+        <w:shd w:val="clear" w:color="auto" w:fill="F2F7FB"/>
+      </w:pPr>
+      <w:r>
+        <w:rPr>
+          <w:rFonts w:ascii="맑은 고딕" w:hAnsi="맑은 고딕" w:eastAsia="맑은 고딕" w:cs="맑은 고딕"/>
+          <w:b/>
+          <w:color w:val="005A9E"/>
+          <w:sz w:val="21"/>
+        </w:rPr>
+        <w:t xml:space="preserve">금액이 안 보이면 실적을 먼저 넣으십시오  </w:t>
+      </w:r>
+      <w:r>
+        <w:rPr>
+          <w:rFonts w:ascii="맑은 고딕" w:hAnsi="맑은 고딕" w:eastAsia="맑은 고딕" w:cs="맑은 고딕"/>
+          <w:b w:val="0"/>
+          <w:sz w:val="21"/>
+        </w:rPr>
+        <w:t>정산은 실적만 집계합니다. 화면에 「계획 N건 · 실적 0건」으로 나오면 아직 실적을 넣지 않은 것입니다. 지난 일정 목록을 눌러 바로 넣을 수 있습니다.</w:t>
+      </w:r>
+    </w:p>
+    <w:p>
+      <w:pPr>
+        <w:pStyle w:val="Heading2"/>
+      </w:pPr>
+      <w:r>
+        <w:t>8.9 차량 관리</w:t>
+      </w:r>
+    </w:p>
+    <w:p>
+      <w:r>
+        <w:rPr>
+          <w:rFonts w:ascii="맑은 고딕" w:hAnsi="맑은 고딕" w:eastAsia="맑은 고딕" w:cs="맑은 고딕"/>
+          <w:b/>
+          <w:sz w:val="21"/>
+        </w:rPr>
+        <w:t>설정</w:t>
+      </w:r>
+      <w:r>
+        <w:rPr>
+          <w:rFonts w:ascii="맑은 고딕" w:hAnsi="맑은 고딕" w:eastAsia="맑은 고딕" w:cs="맑은 고딕"/>
+          <w:b w:val="0"/>
+          <w:sz w:val="21"/>
+        </w:rPr>
+        <w:t xml:space="preserve"> 탭에서 차량을 관리합니다. 회사 차량은 이미 등록되어 있으므로 보통은 </w:t>
+      </w:r>
+      <w:r>
+        <w:rPr>
+          <w:rFonts w:ascii="맑은 고딕" w:hAnsi="맑은 고딕" w:eastAsia="맑은 고딕" w:cs="맑은 고딕"/>
+          <w:b/>
+          <w:sz w:val="21"/>
+        </w:rPr>
+        <w:t>자차를 등록</w:t>
+      </w:r>
+      <w:r>
+        <w:rPr>
+          <w:rFonts w:ascii="맑은 고딕" w:hAnsi="맑은 고딕" w:eastAsia="맑은 고딕" w:cs="맑은 고딕"/>
+          <w:b w:val="0"/>
+          <w:sz w:val="21"/>
+        </w:rPr>
+        <w:t>할 때 씁니다.</w:t>
+      </w:r>
+    </w:p>
+    <w:p>
+      <w:pPr>
+        <w:keepNext/>
+        <w:spacing w:line="240" w:lineRule="auto" w:after="40"/>
+        <w:jc w:val="center"/>
+      </w:pPr>
+      <w:r>
+        <w:drawing>
+          <wp:inline xmlns:a="http://schemas.openxmlformats.org/drawingml/2006/main" xmlns:pic="http://schemas.openxmlformats.org/drawingml/2006/picture">
+            <wp:extent cx="4384800" cy="2124419"/>
+            <wp:docPr id="44" name="Picture 44"/>
+            <wp:cNvGraphicFramePr>
+              <a:graphicFrameLocks noChangeAspect="1"/>
+            </wp:cNvGraphicFramePr>
+            <a:graphic>
+              <a:graphicData uri="http://schemas.openxmlformats.org/drawingml/2006/picture">
+                <pic:pic>
+                  <pic:nvPicPr>
+                    <pic:cNvPr id="0" name="57_설정_차량관리.png"/>
+                    <pic:cNvPicPr/>
+                  </pic:nvPicPr>
+                  <pic:blipFill>
+                    <a:blip r:embed="rId53"/>
+                    <a:stretch>
+                      <a:fillRect/>
+                    </a:stretch>
+                  </pic:blipFill>
+                  <pic:spPr>
+                    <a:xfrm>
+                      <a:off x="0" y="0"/>
+                      <a:ext cx="4384800" cy="2124419"/>
+                    </a:xfrm>
+                    <a:prstGeom prst="rect"/>
+                  </pic:spPr>
+                </pic:pic>
+              </a:graphicData>
+            </a:graphic>
+          </wp:inline>
+        </w:drawing>
+      </w:r>
+    </w:p>
+    <w:p>
+      <w:pPr>
+        <w:spacing w:line="240" w:lineRule="auto" w:after="140"/>
+        <w:jc w:val="center"/>
+      </w:pPr>
+      <w:r>
+        <w:rPr>
+          <w:rFonts w:ascii="맑은 고딕" w:hAnsi="맑은 고딕" w:eastAsia="맑은 고딕" w:cs="맑은 고딕"/>
+          <w:color w:val="777777"/>
+          <w:sz w:val="18"/>
+        </w:rPr>
+        <w:t>그림 8-10  설정 탭의 차량 관리 — 법인차량과 자차</w:t>
+      </w:r>
+    </w:p>
+    <w:p>
+      <w:pPr>
+        <w:spacing w:after="60"/>
+        <w:ind w:left="340"/>
+      </w:pPr>
+      <w:r>
+        <w:rPr>
+          <w:rFonts w:ascii="맑은 고딕" w:hAnsi="맑은 고딕" w:eastAsia="맑은 고딕" w:cs="맑은 고딕"/>
+          <w:sz w:val="21"/>
+        </w:rPr>
+        <w:t xml:space="preserve">· </w:t>
+      </w:r>
+      <w:r>
+        <w:rPr>
+          <w:rFonts w:ascii="맑은 고딕" w:hAnsi="맑은 고딕" w:eastAsia="맑은 고딕" w:cs="맑은 고딕"/>
+          <w:b w:val="0"/>
+          <w:sz w:val="21"/>
+        </w:rPr>
+        <w:t xml:space="preserve">자차 등록 — 차종 · 번호판 · 소유 직원 · 유종 · </w:t>
+      </w:r>
+      <w:r>
+        <w:rPr>
+          <w:rFonts w:ascii="맑은 고딕" w:hAnsi="맑은 고딕" w:eastAsia="맑은 고딕" w:cs="맑은 고딕"/>
+          <w:b/>
+          <w:sz w:val="21"/>
+        </w:rPr>
+        <w:t>연비(km/L)</w:t>
+      </w:r>
+    </w:p>
+    <w:p>
+      <w:pPr>
+        <w:spacing w:after="60"/>
+        <w:ind w:left="340"/>
+      </w:pPr>
+      <w:r>
+        <w:rPr>
+          <w:rFonts w:ascii="맑은 고딕" w:hAnsi="맑은 고딕" w:eastAsia="맑은 고딕" w:cs="맑은 고딕"/>
+          <w:sz w:val="21"/>
+        </w:rPr>
+        <w:t xml:space="preserve">· </w:t>
+      </w:r>
+      <w:r>
+        <w:rPr>
+          <w:rFonts w:ascii="맑은 고딕" w:hAnsi="맑은 고딕" w:eastAsia="맑은 고딕" w:cs="맑은 고딕"/>
+          <w:b w:val="0"/>
+          <w:sz w:val="21"/>
+        </w:rPr>
+        <w:t>쓰지 않는 차량은 숨깁니다 (지난 일정이 참조하므로 지우지 않습니다)</w:t>
+      </w:r>
+    </w:p>
+    <w:p>
+      <w:pPr>
+        <w:keepLines/>
+        <w:spacing w:before="120" w:after="160"/>
+        <w:ind w:left="170"/>
+        <w:pBdr>
+          <w:left w:val="single" w:sz="18" w:space="6" w:color="005A9E"/>
+        </w:pBdr>
+        <w:shd w:val="clear" w:color="auto" w:fill="F2F7FB"/>
+      </w:pPr>
+      <w:r>
+        <w:rPr>
+          <w:rFonts w:ascii="맑은 고딕" w:hAnsi="맑은 고딕" w:eastAsia="맑은 고딕" w:cs="맑은 고딕"/>
+          <w:b/>
+          <w:color w:val="005A9E"/>
+          <w:sz w:val="21"/>
+        </w:rPr>
+        <w:t xml:space="preserve">연비는 환급량을 정하는 값입니다  </w:t>
+      </w:r>
+      <w:r>
+        <w:rPr>
+          <w:rFonts w:ascii="맑은 고딕" w:hAnsi="맑은 고딕" w:eastAsia="맑은 고딕" w:cs="맑은 고딕"/>
+          <w:b w:val="0"/>
+          <w:sz w:val="21"/>
+        </w:rPr>
+        <w:t>자차로 업무를 본 거리를 연비로 나눠 주유 한도를 냅니다. 그래서 연비를 바꾸는 권한은 대표이사에게 있습니다. 등록할 때 실제 연비를 적어 주십시오.</w:t>
+      </w:r>
+    </w:p>
+    <w:p>
+      <w:pPr>
+        <w:pStyle w:val="Heading1"/>
+      </w:pPr>
+      <w:r>
+        <w:t>직원 관리 [관리자]</w:t>
+      </w:r>
+    </w:p>
+    <w:p>
+      <w:r>
+        <w:rPr>
+          <w:rFonts w:ascii="맑은 고딕" w:hAnsi="맑은 고딕" w:eastAsia="맑은 고딕" w:cs="맑은 고딕"/>
+          <w:b/>
+          <w:sz w:val="21"/>
+        </w:rPr>
+        <w:t>「설정」 탭</w:t>
+      </w:r>
+      <w:r>
+        <w:rPr>
+          <w:rFonts w:ascii="맑은 고딕" w:hAnsi="맑은 고딕" w:eastAsia="맑은 고딕" w:cs="맑은 고딕"/>
+          <w:b w:val="0"/>
+          <w:sz w:val="21"/>
+        </w:rPr>
+        <w:t>에서 합니다. 이 장은 직원 등록을 담당하는 분만 보시면 됩니다.</w:t>
+      </w:r>
+    </w:p>
+    <w:p>
+      <w:pPr>
+        <w:keepNext/>
+        <w:spacing w:line="240" w:lineRule="auto" w:after="40"/>
+        <w:jc w:val="center"/>
+      </w:pPr>
+      <w:r>
+        <w:drawing>
+          <wp:inline xmlns:a="http://schemas.openxmlformats.org/drawingml/2006/main" xmlns:pic="http://schemas.openxmlformats.org/drawingml/2006/picture">
             <wp:extent cx="3952800" cy="2124630"/>
-            <wp:docPr id="35" name="Picture 35"/>
+            <wp:docPr id="45" name="Picture 45"/>
             <wp:cNvGraphicFramePr>
               <a:graphicFrameLocks noChangeAspect="1"/>
             </wp:cNvGraphicFramePr>
@@ -8501,7 +12901,7 @@
                     <pic:cNvPicPr/>
                   </pic:nvPicPr>
                   <pic:blipFill>
-                    <a:blip r:embed="rId44"/>
+                    <a:blip r:embed="rId54"/>
                     <a:stretch>
                       <a:fillRect/>
                     </a:stretch>
@@ -8539,7 +12939,7 @@
         <w:pStyle w:val="Heading2"/>
       </w:pPr>
       <w:r>
-        <w:t>8.1 직원 추가</w:t>
+        <w:t>9.1 직원 추가</w:t>
       </w:r>
     </w:p>
     <w:p>
@@ -8642,7 +13042,7 @@
         <w:drawing>
           <wp:inline xmlns:a="http://schemas.openxmlformats.org/drawingml/2006/main" xmlns:pic="http://schemas.openxmlformats.org/drawingml/2006/picture">
             <wp:extent cx="4500000" cy="564956"/>
-            <wp:docPr id="36" name="Picture 36"/>
+            <wp:docPr id="46" name="Picture 46"/>
             <wp:cNvGraphicFramePr>
               <a:graphicFrameLocks noChangeAspect="1"/>
             </wp:cNvGraphicFramePr>
@@ -8654,7 +13054,7 @@
                     <pic:cNvPicPr/>
                   </pic:nvPicPr>
                   <pic:blipFill>
-                    <a:blip r:embed="rId45"/>
+                    <a:blip r:embed="rId55"/>
                     <a:stretch>
                       <a:fillRect/>
                     </a:stretch>
@@ -8720,7 +13120,7 @@
         <w:pStyle w:val="Heading2"/>
       </w:pPr>
       <w:r>
-        <w:t>8.2 재직·퇴사 처리</w:t>
+        <w:t>9.2 재직·퇴사 처리</w:t>
       </w:r>
     </w:p>
     <w:p>
@@ -8857,7 +13257,7 @@
         <w:drawing>
           <wp:inline xmlns:a="http://schemas.openxmlformats.org/drawingml/2006/main" xmlns:pic="http://schemas.openxmlformats.org/drawingml/2006/picture">
             <wp:extent cx="3952800" cy="2124630"/>
-            <wp:docPr id="37" name="Picture 37"/>
+            <wp:docPr id="47" name="Picture 47"/>
             <wp:cNvGraphicFramePr>
               <a:graphicFrameLocks noChangeAspect="1"/>
             </wp:cNvGraphicFramePr>
@@ -8869,7 +13269,7 @@
                     <pic:cNvPicPr/>
                   </pic:nvPicPr>
                   <pic:blipFill>
-                    <a:blip r:embed="rId46"/>
+                    <a:blip r:embed="rId56"/>
                     <a:stretch>
                       <a:fillRect/>
                     </a:stretch>
@@ -8912,7 +13312,7 @@
         <w:drawing>
           <wp:inline xmlns:a="http://schemas.openxmlformats.org/drawingml/2006/main" xmlns:pic="http://schemas.openxmlformats.org/drawingml/2006/picture">
             <wp:extent cx="4500000" cy="1046512"/>
-            <wp:docPr id="38" name="Picture 38"/>
+            <wp:docPr id="48" name="Picture 48"/>
             <wp:cNvGraphicFramePr>
               <a:graphicFrameLocks noChangeAspect="1"/>
             </wp:cNvGraphicFramePr>
@@ -8924,7 +13324,7 @@
                     <pic:cNvPicPr/>
                   </pic:nvPicPr>
                   <pic:blipFill>
-                    <a:blip r:embed="rId47"/>
+                    <a:blip r:embed="rId57"/>
                     <a:stretch>
                       <a:fillRect/>
                     </a:stretch>
@@ -8990,7 +13390,7 @@
         <w:pStyle w:val="Heading2"/>
       </w:pPr>
       <w:r>
-        <w:t>8.3 정보 수정</w:t>
+        <w:t>9.3 정보 수정</w:t>
       </w:r>
     </w:p>
     <w:p>
@@ -9021,7 +13421,7 @@
         <w:drawing>
           <wp:inline xmlns:a="http://schemas.openxmlformats.org/drawingml/2006/main" xmlns:pic="http://schemas.openxmlformats.org/drawingml/2006/picture">
             <wp:extent cx="4500000" cy="1070000"/>
-            <wp:docPr id="39" name="Picture 39"/>
+            <wp:docPr id="49" name="Picture 49"/>
             <wp:cNvGraphicFramePr>
               <a:graphicFrameLocks noChangeAspect="1"/>
             </wp:cNvGraphicFramePr>
@@ -9033,7 +13433,7 @@
                     <pic:cNvPicPr/>
                   </pic:nvPicPr>
                   <pic:blipFill>
-                    <a:blip r:embed="rId48"/>
+                    <a:blip r:embed="rId58"/>
                     <a:stretch>
                       <a:fillRect/>
                     </a:stretch>
@@ -9063,7 +13463,7 @@
           <w:color w:val="777777"/>
           <w:sz w:val="18"/>
         </w:rPr>
-        <w:t>그림 8-5  정보 수정 패널</w:t>
+        <w:t>그림 8-6  정보 수정 패널</w:t>
       </w:r>
     </w:p>
     <w:tbl>
@@ -9299,7 +13699,7 @@
         <w:pStyle w:val="Heading2"/>
       </w:pPr>
       <w:r>
-        <w:t>8.4 직원 삭제</w:t>
+        <w:t>9.4 직원 삭제</w:t>
       </w:r>
     </w:p>
     <w:p>
@@ -9361,7 +13761,7 @@
         <w:pStyle w:val="Heading2"/>
       </w:pPr>
       <w:r>
-        <w:t>8.5 같은 이름이 둘 있을 때</w:t>
+        <w:t>9.5 같은 이름이 둘 있을 때</w:t>
       </w:r>
     </w:p>
     <w:p>
@@ -9568,7 +13968,7 @@
         <w:pStyle w:val="Heading2"/>
       </w:pPr>
       <w:r>
-        <w:t>9.1 동기화 방법</w:t>
+        <w:t>10.1 동기화 방법</w:t>
       </w:r>
     </w:p>
     <w:p>
@@ -9673,7 +14073,7 @@
         <w:drawing>
           <wp:inline xmlns:a="http://schemas.openxmlformats.org/drawingml/2006/main" xmlns:pic="http://schemas.openxmlformats.org/drawingml/2006/picture">
             <wp:extent cx="4500000" cy="943548"/>
-            <wp:docPr id="40" name="Picture 40"/>
+            <wp:docPr id="50" name="Picture 50"/>
             <wp:cNvGraphicFramePr>
               <a:graphicFrameLocks noChangeAspect="1"/>
             </wp:cNvGraphicFramePr>
@@ -9685,7 +14085,7 @@
                     <pic:cNvPicPr/>
                   </pic:nvPicPr>
                   <pic:blipFill>
-                    <a:blip r:embed="rId49"/>
+                    <a:blip r:embed="rId59"/>
                     <a:stretch>
                       <a:fillRect/>
                     </a:stretch>
@@ -9728,7 +14128,7 @@
         <w:drawing>
           <wp:inline xmlns:a="http://schemas.openxmlformats.org/drawingml/2006/main" xmlns:pic="http://schemas.openxmlformats.org/drawingml/2006/picture">
             <wp:extent cx="1951200" cy="1021331"/>
-            <wp:docPr id="41" name="Picture 41"/>
+            <wp:docPr id="51" name="Picture 51"/>
             <wp:cNvGraphicFramePr>
               <a:graphicFrameLocks noChangeAspect="1"/>
             </wp:cNvGraphicFramePr>
@@ -9740,7 +14140,7 @@
                     <pic:cNvPicPr/>
                   </pic:nvPicPr>
                   <pic:blipFill>
-                    <a:blip r:embed="rId50"/>
+                    <a:blip r:embed="rId60"/>
                     <a:stretch>
                       <a:fillRect/>
                     </a:stretch>
@@ -9783,7 +14183,7 @@
         <w:drawing>
           <wp:inline xmlns:a="http://schemas.openxmlformats.org/drawingml/2006/main" xmlns:pic="http://schemas.openxmlformats.org/drawingml/2006/picture">
             <wp:extent cx="3841200" cy="1158457"/>
-            <wp:docPr id="42" name="Picture 42"/>
+            <wp:docPr id="52" name="Picture 52"/>
             <wp:cNvGraphicFramePr>
               <a:graphicFrameLocks noChangeAspect="1"/>
             </wp:cNvGraphicFramePr>
@@ -9795,7 +14195,7 @@
                     <pic:cNvPicPr/>
                   </pic:nvPicPr>
                   <pic:blipFill>
-                    <a:blip r:embed="rId51"/>
+                    <a:blip r:embed="rId61"/>
                     <a:stretch>
                       <a:fillRect/>
                     </a:stretch>
@@ -9861,7 +14261,7 @@
         <w:pStyle w:val="Heading2"/>
       </w:pPr>
       <w:r>
-        <w:t>9.2 안전장치</w:t>
+        <w:t>10.2 안전장치</w:t>
       </w:r>
     </w:p>
     <w:p>
@@ -10124,7 +14524,7 @@
         <w:pStyle w:val="Heading2"/>
       </w:pPr>
       <w:r>
-        <w:t>9.3 토큰 관리</w:t>
+        <w:t>10.3 토큰 관리</w:t>
       </w:r>
     </w:p>
     <w:p>
@@ -10556,7 +14956,7 @@
         <w:pStyle w:val="Heading2"/>
       </w:pPr>
       <w:r>
-        <w:t>9.4 업무 직접 추가</w:t>
+        <w:t>10.4 업무 직접 추가</w:t>
       </w:r>
     </w:p>
     <w:p>
@@ -10595,7 +14995,7 @@
         <w:drawing>
           <wp:inline xmlns:a="http://schemas.openxmlformats.org/drawingml/2006/main" xmlns:pic="http://schemas.openxmlformats.org/drawingml/2006/picture">
             <wp:extent cx="4500000" cy="1080671"/>
-            <wp:docPr id="43" name="Picture 43"/>
+            <wp:docPr id="53" name="Picture 53"/>
             <wp:cNvGraphicFramePr>
               <a:graphicFrameLocks noChangeAspect="1"/>
             </wp:cNvGraphicFramePr>
@@ -10607,7 +15007,7 @@
                     <pic:cNvPicPr/>
                   </pic:nvPicPr>
                   <pic:blipFill>
-                    <a:blip r:embed="rId52"/>
+                    <a:blip r:embed="rId62"/>
                     <a:stretch>
                       <a:fillRect/>
                     </a:stretch>
@@ -10681,7 +15081,7 @@
         <w:pStyle w:val="Heading2"/>
       </w:pPr>
       <w:r>
-        <w:t>10.1 전체 구조</w:t>
+        <w:t>11.1 전체 구조</w:t>
       </w:r>
     </w:p>
     <w:p>
@@ -11076,7 +15476,7 @@
         <w:pStyle w:val="Heading2"/>
       </w:pPr>
       <w:r>
-        <w:t>10.2 데이터가 쌓이는 방식</w:t>
+        <w:t>11.2 데이터가 쌓이는 방식</w:t>
       </w:r>
     </w:p>
     <w:p>
@@ -11322,7 +15722,7 @@
         <w:pStyle w:val="Heading2"/>
       </w:pPr>
       <w:r>
-        <w:t>10.3 배포 방법</w:t>
+        <w:t>11.3 배포 방법</w:t>
       </w:r>
     </w:p>
     <w:p>
@@ -11392,7 +15792,7 @@
         <w:pStyle w:val="Heading2"/>
       </w:pPr>
       <w:r>
-        <w:t>10.4 백업과 저장소</w:t>
+        <w:t>11.4 백업과 저장소</w:t>
       </w:r>
     </w:p>
     <w:p>
@@ -11647,7 +16047,7 @@
         <w:pStyle w:val="Heading2"/>
       </w:pPr>
       <w:r>
-        <w:t>11.1 저장이 안 될 때</w:t>
+        <w:t>12.1 저장이 안 될 때</w:t>
       </w:r>
     </w:p>
     <w:tbl>
@@ -11900,7 +16300,7 @@
         <w:pStyle w:val="Heading2"/>
       </w:pPr>
       <w:r>
-        <w:t>11.2 화면이 바뀌지 않을 때</w:t>
+        <w:t>12.2 화면이 바뀌지 않을 때</w:t>
       </w:r>
     </w:p>
     <w:p>
@@ -11970,7 +16370,7 @@
         <w:pStyle w:val="Heading2"/>
       </w:pPr>
       <w:r>
-        <w:t>11.3 Jira 동기화 실패</w:t>
+        <w:t>12.3 Jira 동기화 실패</w:t>
       </w:r>
     </w:p>
     <w:p>
@@ -12233,7 +16633,7 @@
         <w:pStyle w:val="Heading2"/>
       </w:pPr>
       <w:r>
-        <w:t>11.4 통계가 이상할 때</w:t>
+        <w:t>12.4 통계가 이상할 때</w:t>
       </w:r>
     </w:p>
     <w:tbl>
@@ -12486,7 +16886,7 @@
         <w:pStyle w:val="Heading2"/>
       </w:pPr>
       <w:r>
-        <w:t>11.5 그래도 해결되지 않으면</w:t>
+        <w:t>12.5 그래도 해결되지 않으면</w:t>
       </w:r>
     </w:p>
     <w:p>

--- a/docs/manual/업무현황_대시보드_사용자매뉴얼.docx
+++ b/docs/manual/업무현황_대시보드_사용자매뉴얼.docx
@@ -53,7 +53,7 @@
           <w:color w:val="666666"/>
           <w:sz w:val="21"/>
         </w:rPr>
-        <w:t>문서 버전  1.1</w:t>
+        <w:t>문서 버전  1.2</w:t>
       </w:r>
     </w:p>
     <w:p>
@@ -67,7 +67,7 @@
           <w:color w:val="666666"/>
           <w:sz w:val="21"/>
         </w:rPr>
-        <w:t>작성일  2026-08-15</w:t>
+        <w:t>작성일  2026-08-24</w:t>
       </w:r>
     </w:p>
     <w:p>
@@ -132,7 +132,7 @@
           <w:rFonts w:ascii="맑은 고딕" w:hAnsi="맑은 고딕" w:eastAsia="맑은 고딕" w:cs="맑은 고딕"/>
           <w:sz w:val="19"/>
         </w:rPr>
-        <w:t xml:space="preserve">  1.2 접속 방법</w:t>
+        <w:t xml:space="preserve">  1.2 접속과 로그인</w:t>
       </w:r>
     </w:p>
     <w:p>
@@ -181,7 +181,7 @@
           <w:rFonts w:ascii="맑은 고딕" w:hAnsi="맑은 고딕" w:eastAsia="맑은 고딕" w:cs="맑은 고딕"/>
           <w:sz w:val="19"/>
         </w:rPr>
-        <w:t xml:space="preserve">  2.1 내 이름 고르기</w:t>
+        <w:t xml:space="preserve">  2.1 입력 대상은 «나» 로 정해져 있습니다</w:t>
       </w:r>
     </w:p>
     <w:p>
@@ -643,7 +643,7 @@
           <w:rFonts w:ascii="맑은 고딕" w:hAnsi="맑은 고딕" w:eastAsia="맑은 고딕" w:cs="맑은 고딕"/>
           <w:sz w:val="19"/>
         </w:rPr>
-        <w:t xml:space="preserve">  8.8 정산 보기 [로그인]</w:t>
+        <w:t xml:space="preserve">  8.8 정산 보기</w:t>
       </w:r>
     </w:p>
     <w:p>
@@ -1310,7 +1310,7 @@
         <w:pStyle w:val="Heading2"/>
       </w:pPr>
       <w:r>
-        <w:t>1.2 접속 방법</w:t>
+        <w:t>1.2 접속과 로그인</w:t>
       </w:r>
     </w:p>
     <w:p>
@@ -1335,6 +1335,95 @@
           <w:sz w:val="21"/>
         </w:rPr>
         <w:t>http://vitron-nas:8082</w:t>
+      </w:r>
+    </w:p>
+    <w:p>
+      <w:r>
+        <w:rPr>
+          <w:rFonts w:ascii="맑은 고딕" w:hAnsi="맑은 고딕" w:eastAsia="맑은 고딕" w:cs="맑은 고딕"/>
+          <w:b/>
+          <w:sz w:val="21"/>
+        </w:rPr>
+        <w:t>로그인 화면이 먼저 나옵니다.</w:t>
+      </w:r>
+      <w:r>
+        <w:rPr>
+          <w:rFonts w:ascii="맑은 고딕" w:hAnsi="맑은 고딕" w:eastAsia="맑은 고딕" w:cs="맑은 고딕"/>
+          <w:b w:val="0"/>
+          <w:sz w:val="21"/>
+        </w:rPr>
+        <w:t xml:space="preserve"> 아이디는 </w:t>
+      </w:r>
+      <w:r>
+        <w:rPr>
+          <w:rFonts w:ascii="맑은 고딕" w:hAnsi="맑은 고딕" w:eastAsia="맑은 고딕" w:cs="맑은 고딕"/>
+          <w:b/>
+          <w:sz w:val="21"/>
+        </w:rPr>
+        <w:t>회사 메일 주소</w:t>
+      </w:r>
+      <w:r>
+        <w:rPr>
+          <w:rFonts w:ascii="맑은 고딕" w:hAnsi="맑은 고딕" w:eastAsia="맑은 고딕" w:cs="맑은 고딕"/>
+          <w:b w:val="0"/>
+          <w:sz w:val="21"/>
+        </w:rPr>
+        <w:t>입니다.</w:t>
+      </w:r>
+    </w:p>
+    <w:p>
+      <w:pPr>
+        <w:keepNext/>
+        <w:spacing w:line="240" w:lineRule="auto" w:after="40"/>
+        <w:jc w:val="center"/>
+      </w:pPr>
+      <w:r>
+        <w:drawing>
+          <wp:inline xmlns:a="http://schemas.openxmlformats.org/drawingml/2006/main" xmlns:pic="http://schemas.openxmlformats.org/drawingml/2006/picture">
+            <wp:extent cx="3776400" cy="2124225"/>
+            <wp:docPr id="1" name="Picture 1"/>
+            <wp:cNvGraphicFramePr>
+              <a:graphicFrameLocks noChangeAspect="1"/>
+            </wp:cNvGraphicFramePr>
+            <a:graphic>
+              <a:graphicData uri="http://schemas.openxmlformats.org/drawingml/2006/picture">
+                <pic:pic>
+                  <pic:nvPicPr>
+                    <pic:cNvPr id="0" name="00_로그인.png"/>
+                    <pic:cNvPicPr/>
+                  </pic:nvPicPr>
+                  <pic:blipFill>
+                    <a:blip r:embed="rId10"/>
+                    <a:stretch>
+                      <a:fillRect/>
+                    </a:stretch>
+                  </pic:blipFill>
+                  <pic:spPr>
+                    <a:xfrm>
+                      <a:off x="0" y="0"/>
+                      <a:ext cx="3776400" cy="2124225"/>
+                    </a:xfrm>
+                    <a:prstGeom prst="rect"/>
+                  </pic:spPr>
+                </pic:pic>
+              </a:graphicData>
+            </a:graphic>
+          </wp:inline>
+        </w:drawing>
+      </w:r>
+    </w:p>
+    <w:p>
+      <w:pPr>
+        <w:spacing w:line="240" w:lineRule="auto" w:after="140"/>
+        <w:jc w:val="center"/>
+      </w:pPr>
+      <w:r>
+        <w:rPr>
+          <w:rFonts w:ascii="맑은 고딕" w:hAnsi="맑은 고딕" w:eastAsia="맑은 고딕" w:cs="맑은 고딕"/>
+          <w:color w:val="777777"/>
+          <w:sz w:val="18"/>
+        </w:rPr>
+        <w:t>그림 1-1  로그인 화면 — 아이디는 회사 메일 주소입니다</w:t>
       </w:r>
     </w:p>
     <w:p>
@@ -1354,7 +1443,7 @@
           <w:color w:val="005A9E"/>
           <w:sz w:val="21"/>
         </w:rPr>
-        <w:t xml:space="preserve">로그인이 없습니다  </w:t>
+        <w:t xml:space="preserve">KPI 추적 시스템과 같은 계정입니다  </w:t>
       </w:r>
       <w:r>
         <w:rPr>
@@ -1362,7 +1451,103 @@
           <w:b w:val="0"/>
           <w:sz w:val="21"/>
         </w:rPr>
-        <w:t>이 도구는 사내에서만 접속되므로 로그인 절차가 없습니다. 대신 업무를 입력할 때 «내 이름을 직접 고르는» 방식으로 누구 기록인지 구분합니다.</w:t>
+        <w:t xml:space="preserve">두 시스템이 계정을 </w:t>
+      </w:r>
+      <w:r>
+        <w:rPr>
+          <w:rFonts w:ascii="맑은 고딕" w:hAnsi="맑은 고딕" w:eastAsia="맑은 고딕" w:cs="맑은 고딕"/>
+          <w:b/>
+          <w:sz w:val="21"/>
+        </w:rPr>
+        <w:t>한 벌</w:t>
+      </w:r>
+      <w:r>
+        <w:rPr>
+          <w:rFonts w:ascii="맑은 고딕" w:hAnsi="맑은 고딕" w:eastAsia="맑은 고딕" w:cs="맑은 고딕"/>
+          <w:b w:val="0"/>
+          <w:sz w:val="21"/>
+        </w:rPr>
+        <w:t>로 씁니다. 한쪽에서 로그인하면 다른 쪽도 그대로 열리므로, 비밀번호는 하나만 기억하시면 됩니다.</w:t>
+      </w:r>
+    </w:p>
+    <w:p>
+      <w:pPr>
+        <w:keepLines/>
+        <w:spacing w:before="120" w:after="160"/>
+        <w:ind w:left="170"/>
+        <w:pBdr>
+          <w:left w:val="single" w:sz="18" w:space="6" w:color="005A9E"/>
+        </w:pBdr>
+        <w:shd w:val="clear" w:color="auto" w:fill="F2F7FB"/>
+      </w:pPr>
+      <w:r>
+        <w:rPr>
+          <w:rFonts w:ascii="맑은 고딕" w:hAnsi="맑은 고딕" w:eastAsia="맑은 고딕" w:cs="맑은 고딕"/>
+          <w:b/>
+          <w:color w:val="005A9E"/>
+          <w:sz w:val="21"/>
+        </w:rPr>
+        <w:t xml:space="preserve">2026-08-21 부터 로그인이 생겼습니다  </w:t>
+      </w:r>
+      <w:r>
+        <w:rPr>
+          <w:rFonts w:ascii="맑은 고딕" w:hAnsi="맑은 고딕" w:eastAsia="맑은 고딕" w:cs="맑은 고딕"/>
+          <w:b w:val="0"/>
+          <w:sz w:val="21"/>
+        </w:rPr>
+        <w:t xml:space="preserve">그전에는 로그인 없이 쓰고 «내 이름을 직접 고르는» 방식이었습니다. 그런데 </w:t>
+      </w:r>
+      <w:r>
+        <w:rPr>
+          <w:rFonts w:ascii="맑은 고딕" w:hAnsi="맑은 고딕" w:eastAsia="맑은 고딕" w:cs="맑은 고딕"/>
+          <w:b/>
+          <w:sz w:val="21"/>
+        </w:rPr>
+        <w:t>누가 적었는지 확인되지 않아 남의 이름을 골라 남의 기록을 고칠 수 있었습니다.</w:t>
+      </w:r>
+      <w:r>
+        <w:rPr>
+          <w:rFonts w:ascii="맑은 고딕" w:hAnsi="맑은 고딕" w:eastAsia="맑은 고딕" w:cs="맑은 고딕"/>
+          <w:b w:val="0"/>
+          <w:sz w:val="21"/>
+        </w:rPr>
+        <w:t xml:space="preserve"> 재직자 전원에게 계정이 생겨 이제는 로그인한 본인으로 자동으로 정해집니다.</w:t>
+      </w:r>
+    </w:p>
+    <w:p>
+      <w:pPr>
+        <w:keepLines/>
+        <w:spacing w:before="120" w:after="160"/>
+        <w:ind w:left="170"/>
+        <w:pBdr>
+          <w:left w:val="single" w:sz="18" w:space="6" w:color="C77700"/>
+        </w:pBdr>
+        <w:shd w:val="clear" w:color="auto" w:fill="FDF3E7"/>
+      </w:pPr>
+      <w:r>
+        <w:rPr>
+          <w:rFonts w:ascii="맑은 고딕" w:hAnsi="맑은 고딕" w:eastAsia="맑은 고딕" w:cs="맑은 고딕"/>
+          <w:b/>
+          <w:color w:val="C77700"/>
+          <w:sz w:val="21"/>
+        </w:rPr>
+        <w:t xml:space="preserve">임시 비밀번호를 받으셨다면  </w:t>
+      </w:r>
+      <w:r>
+        <w:rPr>
+          <w:rFonts w:ascii="맑은 고딕" w:hAnsi="맑은 고딕" w:eastAsia="맑은 고딕" w:cs="맑은 고딕"/>
+          <w:b/>
+          <w:sz w:val="21"/>
+        </w:rPr>
+        <w:t>KPI 추적 시스템(http://vitron-nas:8083)에서 먼저 비밀번호를 정해 주십시오.</w:t>
+      </w:r>
+      <w:r>
+        <w:rPr>
+          <w:rFonts w:ascii="맑은 고딕" w:hAnsi="맑은 고딕" w:eastAsia="맑은 고딕" w:cs="맑은 고딕"/>
+          <w:b w:val="0"/>
+          <w:sz w:val="21"/>
+        </w:rPr>
+        <w:t xml:space="preserve"> 비밀번호를 바꾸는 곳은 두 시스템을 통틀어 KPI 한 곳뿐입니다. 이 화면에도 안내와 바로가기가 나옵니다.</w:t>
       </w:r>
     </w:p>
     <w:p>
@@ -1374,8 +1559,8 @@
       <w:r>
         <w:drawing>
           <wp:inline xmlns:a="http://schemas.openxmlformats.org/drawingml/2006/main" xmlns:pic="http://schemas.openxmlformats.org/drawingml/2006/picture">
-            <wp:extent cx="3952800" cy="2124630"/>
-            <wp:docPr id="1" name="Picture 1"/>
+            <wp:extent cx="3862800" cy="2124052"/>
+            <wp:docPr id="2" name="Picture 2"/>
             <wp:cNvGraphicFramePr>
               <a:graphicFrameLocks noChangeAspect="1"/>
             </wp:cNvGraphicFramePr>
@@ -1387,7 +1572,7 @@
                     <pic:cNvPicPr/>
                   </pic:nvPicPr>
                   <pic:blipFill>
-                    <a:blip r:embed="rId10"/>
+                    <a:blip r:embed="rId11"/>
                     <a:stretch>
                       <a:fillRect/>
                     </a:stretch>
@@ -1395,7 +1580,7 @@
                   <pic:spPr>
                     <a:xfrm>
                       <a:off x="0" y="0"/>
-                      <a:ext cx="3952800" cy="2124630"/>
+                      <a:ext cx="3862800" cy="2124052"/>
                     </a:xfrm>
                     <a:prstGeom prst="rect"/>
                   </pic:spPr>
@@ -1417,7 +1602,7 @@
           <w:color w:val="777777"/>
           <w:sz w:val="18"/>
         </w:rPr>
-        <w:t>그림 1-1  접속 직후 화면</w:t>
+        <w:t>그림 1-2  로그인한 뒤의 화면</w:t>
       </w:r>
     </w:p>
     <w:p>
@@ -1465,7 +1650,23 @@
           <w:b w:val="0"/>
           <w:sz w:val="21"/>
         </w:rPr>
-        <w:t xml:space="preserve"> — 왼쪽에 오늘 날짜, 오른쪽에 재직 인원·Jira 업무 수·누적 기록 건수가 나옵니다.</w:t>
+        <w:t xml:space="preserve"> — 왼쪽에 오늘 날짜, 오른쪽에 재직 인원·Jira 업무 수·누적 기록 건수, 그리고 </w:t>
+      </w:r>
+      <w:r>
+        <w:rPr>
+          <w:rFonts w:ascii="맑은 고딕" w:hAnsi="맑은 고딕" w:eastAsia="맑은 고딕" w:cs="맑은 고딕"/>
+          <w:b/>
+          <w:sz w:val="21"/>
+        </w:rPr>
+        <w:t>로그인한 내 이름과 [로그아웃]</w:t>
+      </w:r>
+      <w:r>
+        <w:rPr>
+          <w:rFonts w:ascii="맑은 고딕" w:hAnsi="맑은 고딕" w:eastAsia="맑은 고딕" w:cs="맑은 고딕"/>
+          <w:b w:val="0"/>
+          <w:sz w:val="21"/>
+        </w:rPr>
+        <w:t xml:space="preserve"> 이 나옵니다.</w:t>
       </w:r>
     </w:p>
     <w:p>
@@ -1495,7 +1696,7 @@
           <w:b w:val="0"/>
           <w:sz w:val="21"/>
         </w:rPr>
-        <w:t xml:space="preserve"> — 여섯 개 화면을 오가는 메뉴입니다.</w:t>
+        <w:t xml:space="preserve"> — 일곱 개 화면을 오가는 메뉴입니다.</w:t>
       </w:r>
     </w:p>
     <w:p>
@@ -1537,8 +1738,8 @@
       <w:r>
         <w:drawing>
           <wp:inline xmlns:a="http://schemas.openxmlformats.org/drawingml/2006/main" xmlns:pic="http://schemas.openxmlformats.org/drawingml/2006/picture">
-            <wp:extent cx="4500000" cy="770079"/>
-            <wp:docPr id="2" name="Picture 2"/>
+            <wp:extent cx="4500000" cy="218750"/>
+            <wp:docPr id="3" name="Picture 3"/>
             <wp:cNvGraphicFramePr>
               <a:graphicFrameLocks noChangeAspect="1"/>
             </wp:cNvGraphicFramePr>
@@ -1550,7 +1751,7 @@
                     <pic:cNvPicPr/>
                   </pic:nvPicPr>
                   <pic:blipFill>
-                    <a:blip r:embed="rId11"/>
+                    <a:blip r:embed="rId12"/>
                     <a:stretch>
                       <a:fillRect/>
                     </a:stretch>
@@ -1558,7 +1759,7 @@
                   <pic:spPr>
                     <a:xfrm>
                       <a:off x="0" y="0"/>
-                      <a:ext cx="4500000" cy="770079"/>
+                      <a:ext cx="4500000" cy="218750"/>
                     </a:xfrm>
                     <a:prstGeom prst="rect"/>
                   </pic:spPr>
@@ -1580,7 +1781,7 @@
           <w:color w:val="777777"/>
           <w:sz w:val="18"/>
         </w:rPr>
-        <w:t>그림 1-2  머리글 — 오른쪽 숫자로 전체 규모를 알 수 있습니다</w:t>
+        <w:t>그림 1-3  머리글 — 오른쪽 끝에 내 이름과 [로그아웃]</w:t>
       </w:r>
     </w:p>
     <w:p>
@@ -1592,8 +1793,8 @@
       <w:r>
         <w:drawing>
           <wp:inline xmlns:a="http://schemas.openxmlformats.org/drawingml/2006/main" xmlns:pic="http://schemas.openxmlformats.org/drawingml/2006/picture">
-            <wp:extent cx="4500000" cy="92320"/>
-            <wp:docPr id="3" name="Picture 3"/>
+            <wp:extent cx="4500000" cy="119318"/>
+            <wp:docPr id="4" name="Picture 4"/>
             <wp:cNvGraphicFramePr>
               <a:graphicFrameLocks noChangeAspect="1"/>
             </wp:cNvGraphicFramePr>
@@ -1605,7 +1806,7 @@
                     <pic:cNvPicPr/>
                   </pic:nvPicPr>
                   <pic:blipFill>
-                    <a:blip r:embed="rId12"/>
+                    <a:blip r:embed="rId13"/>
                     <a:stretch>
                       <a:fillRect/>
                     </a:stretch>
@@ -1613,7 +1814,7 @@
                   <pic:spPr>
                     <a:xfrm>
                       <a:off x="0" y="0"/>
-                      <a:ext cx="4500000" cy="92320"/>
+                      <a:ext cx="4500000" cy="119318"/>
                     </a:xfrm>
                     <a:prstGeom prst="rect"/>
                   </pic:spPr>
@@ -1635,7 +1836,7 @@
           <w:color w:val="777777"/>
           <w:sz w:val="18"/>
         </w:rPr>
-        <w:t>그림 1-3  탭 여섯 개</w:t>
+        <w:t>그림 1-4  탭 일곱 개</w:t>
       </w:r>
     </w:p>
     <w:tbl>
@@ -2070,6 +2271,71 @@
                 <w:b/>
                 <w:sz w:val="20"/>
               </w:rPr>
+              <w:t>스케줄</w:t>
+            </w:r>
+          </w:p>
+        </w:tc>
+        <w:tc>
+          <w:tcPr>
+            <w:tcW w:type="dxa" w:w="5216"/>
+            <w:vAlign w:val="center"/>
+          </w:tcPr>
+          <w:p>
+            <w:pPr>
+              <w:spacing w:before="0" w:after="0" w:line="240" w:lineRule="auto"/>
+            </w:pPr>
+            <w:r/>
+            <w:r>
+              <w:rPr>
+                <w:rFonts w:ascii="맑은 고딕" w:hAnsi="맑은 고딕" w:eastAsia="맑은 고딕" w:cs="맑은 고딕"/>
+                <w:b w:val="0"/>
+                <w:sz w:val="20"/>
+              </w:rPr>
+              <w:t>일정·차량 예약·실적·정산 (8장)</w:t>
+            </w:r>
+          </w:p>
+        </w:tc>
+        <w:tc>
+          <w:tcPr>
+            <w:tcW w:type="dxa" w:w="1701"/>
+            <w:vAlign w:val="center"/>
+          </w:tcPr>
+          <w:p>
+            <w:pPr>
+              <w:spacing w:before="0" w:after="0" w:line="240" w:lineRule="auto"/>
+            </w:pPr>
+            <w:r/>
+            <w:r>
+              <w:rPr>
+                <w:rFonts w:ascii="맑은 고딕" w:hAnsi="맑은 고딕" w:eastAsia="맑은 고딕" w:cs="맑은 고딕"/>
+                <w:b w:val="0"/>
+                <w:sz w:val="20"/>
+              </w:rPr>
+              <w:t>모두</w:t>
+            </w:r>
+          </w:p>
+        </w:tc>
+      </w:tr>
+      <w:tr>
+        <w:trPr>
+          <w:cantSplit/>
+        </w:trPr>
+        <w:tc>
+          <w:tcPr>
+            <w:tcW w:type="dxa" w:w="1474"/>
+            <w:vAlign w:val="center"/>
+          </w:tcPr>
+          <w:p>
+            <w:pPr>
+              <w:spacing w:before="0" w:after="0" w:line="240" w:lineRule="auto"/>
+            </w:pPr>
+            <w:r/>
+            <w:r>
+              <w:rPr>
+                <w:rFonts w:ascii="맑은 고딕" w:hAnsi="맑은 고딕" w:eastAsia="맑은 고딕" w:cs="맑은 고딕"/>
+                <w:b/>
+                <w:sz w:val="20"/>
+              </w:rPr>
               <w:t>설정</w:t>
             </w:r>
           </w:p>
@@ -2496,33 +2762,25 @@
         <w:pStyle w:val="Heading2"/>
       </w:pPr>
       <w:r>
-        <w:t>2.1 내 이름 고르기</w:t>
-      </w:r>
-    </w:p>
-    <w:p>
+        <w:t>2.1 입력 대상은 «나» 로 정해져 있습니다</w:t>
+      </w:r>
+    </w:p>
+    <w:p>
+      <w:r>
+        <w:rPr>
+          <w:rFonts w:ascii="맑은 고딕" w:hAnsi="맑은 고딕" w:eastAsia="맑은 고딕" w:cs="맑은 고딕"/>
+          <w:b/>
+          <w:sz w:val="21"/>
+        </w:rPr>
+        <w:t>이름을 고르는 단계가 없습니다.</w:t>
+      </w:r>
       <w:r>
         <w:rPr>
           <w:rFonts w:ascii="맑은 고딕" w:hAnsi="맑은 고딕" w:eastAsia="맑은 고딕" w:cs="맑은 고딕"/>
           <w:b w:val="0"/>
           <w:sz w:val="21"/>
         </w:rPr>
-        <w:t xml:space="preserve">가장 먼저 </w:t>
-      </w:r>
-      <w:r>
-        <w:rPr>
-          <w:rFonts w:ascii="맑은 고딕" w:hAnsi="맑은 고딕" w:eastAsia="맑은 고딕" w:cs="맑은 고딕"/>
-          <w:b/>
-          <w:sz w:val="21"/>
-        </w:rPr>
-        <w:t>자기 이름을 누릅니다.</w:t>
-      </w:r>
-      <w:r>
-        <w:rPr>
-          <w:rFonts w:ascii="맑은 고딕" w:hAnsi="맑은 고딕" w:eastAsia="맑은 고딕" w:cs="맑은 고딕"/>
-          <w:b w:val="0"/>
-          <w:sz w:val="21"/>
-        </w:rPr>
-        <w:t xml:space="preserve"> 이름을 고르지 않으면 아무것도 입력할 수 없습니다.</w:t>
+        <w:t xml:space="preserve"> 로그인한 본인의 열이 자동으로 열립니다.</w:t>
       </w:r>
     </w:p>
     <w:p>
@@ -2534,8 +2792,8 @@
       <w:r>
         <w:drawing>
           <wp:inline xmlns:a="http://schemas.openxmlformats.org/drawingml/2006/main" xmlns:pic="http://schemas.openxmlformats.org/drawingml/2006/picture">
-            <wp:extent cx="4500000" cy="242659"/>
-            <wp:docPr id="4" name="Picture 4"/>
+            <wp:extent cx="4500000" cy="309447"/>
+            <wp:docPr id="5" name="Picture 5"/>
             <wp:cNvGraphicFramePr>
               <a:graphicFrameLocks noChangeAspect="1"/>
             </wp:cNvGraphicFramePr>
@@ -2547,7 +2805,7 @@
                     <pic:cNvPicPr/>
                   </pic:nvPicPr>
                   <pic:blipFill>
-                    <a:blip r:embed="rId13"/>
+                    <a:blip r:embed="rId14"/>
                     <a:stretch>
                       <a:fillRect/>
                     </a:stretch>
@@ -2555,7 +2813,7 @@
                   <pic:spPr>
                     <a:xfrm>
                       <a:off x="0" y="0"/>
-                      <a:ext cx="4500000" cy="242659"/>
+                      <a:ext cx="4500000" cy="309447"/>
                     </a:xfrm>
                     <a:prstGeom prst="rect"/>
                   </pic:spPr>
@@ -2577,7 +2835,7 @@
           <w:color w:val="777777"/>
           <w:sz w:val="18"/>
         </w:rPr>
-        <w:t>그림 2-1  이름을 고르면 파란색으로 바뀌고 「(나)」가 붙습니다</w:t>
+        <w:t>그림 2-1  «관리자» 화면 — 일반 사용자에게는 이름 단추 없이 «○○○ 님의 열만 편집됩니다» 만 나옵니다</w:t>
       </w:r>
     </w:p>
     <w:p>
@@ -2597,7 +2855,7 @@
           <w:color w:val="005A9E"/>
           <w:sz w:val="21"/>
         </w:rPr>
-        <w:t xml:space="preserve">왜 이름을 먼저 고르나요  </w:t>
+        <w:t xml:space="preserve">남의 기록은 고칠 수 없습니다  </w:t>
       </w:r>
       <w:r>
         <w:rPr>
@@ -2605,7 +2863,67 @@
           <w:b w:val="0"/>
           <w:sz w:val="21"/>
         </w:rPr>
-        <w:t>고른 사람의 «열만» 편집할 수 있게 되기 때문입니다. 다른 사람 기록을 실수로 고치는 일을 막아 줍니다. 남의 열은 글자만 보이고 수정칸이 나타나지 않습니다.</w:t>
+        <w:t xml:space="preserve">내 열에만 입력칸이 나타나고, 다른 분의 열은 글자만 보입니다. </w:t>
+      </w:r>
+      <w:r>
+        <w:rPr>
+          <w:rFonts w:ascii="맑은 고딕" w:hAnsi="맑은 고딕" w:eastAsia="맑은 고딕" w:cs="맑은 고딕"/>
+          <w:b/>
+          <w:sz w:val="21"/>
+        </w:rPr>
+        <w:t>화면에서만 막는 것이 아니라 서버도 거부</w:t>
+      </w:r>
+      <w:r>
+        <w:rPr>
+          <w:rFonts w:ascii="맑은 고딕" w:hAnsi="맑은 고딕" w:eastAsia="맑은 고딕" w:cs="맑은 고딕"/>
+          <w:b w:val="0"/>
+          <w:sz w:val="21"/>
+        </w:rPr>
+        <w:t>하므로 우회할 방법이 없습니다.</w:t>
+      </w:r>
+    </w:p>
+    <w:p>
+      <w:pPr>
+        <w:keepLines/>
+        <w:spacing w:before="120" w:after="160"/>
+        <w:ind w:left="170"/>
+        <w:pBdr>
+          <w:left w:val="single" w:sz="18" w:space="6" w:color="005A9E"/>
+        </w:pBdr>
+        <w:shd w:val="clear" w:color="auto" w:fill="F2F7FB"/>
+      </w:pPr>
+      <w:r>
+        <w:rPr>
+          <w:rFonts w:ascii="맑은 고딕" w:hAnsi="맑은 고딕" w:eastAsia="맑은 고딕" w:cs="맑은 고딕"/>
+          <w:b/>
+          <w:color w:val="005A9E"/>
+          <w:sz w:val="21"/>
+        </w:rPr>
+        <w:t xml:space="preserve">[관리자] 대신 적어 줄 수 있습니다  </w:t>
+      </w:r>
+      <w:r>
+        <w:rPr>
+          <w:rFonts w:ascii="맑은 고딕" w:hAnsi="맑은 고딕" w:eastAsia="맑은 고딕" w:cs="맑은 고딕"/>
+          <w:b w:val="0"/>
+          <w:sz w:val="21"/>
+        </w:rPr>
+        <w:t xml:space="preserve">관리자 계정에는 이름 단추가 그대로 남아 있어 </w:t>
+      </w:r>
+      <w:r>
+        <w:rPr>
+          <w:rFonts w:ascii="맑은 고딕" w:hAnsi="맑은 고딕" w:eastAsia="맑은 고딕" w:cs="맑은 고딕"/>
+          <w:b/>
+          <w:sz w:val="21"/>
+        </w:rPr>
+        <w:t>다른 분의 기록을 대신 적을 수</w:t>
+      </w:r>
+      <w:r>
+        <w:rPr>
+          <w:rFonts w:ascii="맑은 고딕" w:hAnsi="맑은 고딕" w:eastAsia="맑은 고딕" w:cs="맑은 고딕"/>
+          <w:b w:val="0"/>
+          <w:sz w:val="21"/>
+        </w:rPr>
+        <w:t xml:space="preserve"> 있습니다. 장기 출장자의 기록을 넣어 주거나 잘못 들어간 것을 고칠 때 씁니다. 기본값은 본인이니, 대신 적을 때만 바꿔 주십시오.</w:t>
       </w:r>
     </w:p>
     <w:p>
@@ -2946,7 +3264,7 @@
         <w:drawing>
           <wp:inline xmlns:a="http://schemas.openxmlformats.org/drawingml/2006/main" xmlns:pic="http://schemas.openxmlformats.org/drawingml/2006/picture">
             <wp:extent cx="2286000" cy="2125176"/>
-            <wp:docPr id="5" name="Picture 5"/>
+            <wp:docPr id="6" name="Picture 6"/>
             <wp:cNvGraphicFramePr>
               <a:graphicFrameLocks noChangeAspect="1"/>
             </wp:cNvGraphicFramePr>
@@ -2958,7 +3276,7 @@
                     <pic:cNvPicPr/>
                   </pic:nvPicPr>
                   <pic:blipFill>
-                    <a:blip r:embed="rId14"/>
+                    <a:blip r:embed="rId15"/>
                     <a:stretch>
                       <a:fillRect/>
                     </a:stretch>
@@ -3001,7 +3319,7 @@
         <w:drawing>
           <wp:inline xmlns:a="http://schemas.openxmlformats.org/drawingml/2006/main" xmlns:pic="http://schemas.openxmlformats.org/drawingml/2006/picture">
             <wp:extent cx="2707200" cy="2122944"/>
-            <wp:docPr id="6" name="Picture 6"/>
+            <wp:docPr id="7" name="Picture 7"/>
             <wp:cNvGraphicFramePr>
               <a:graphicFrameLocks noChangeAspect="1"/>
             </wp:cNvGraphicFramePr>
@@ -3013,7 +3331,7 @@
                     <pic:cNvPicPr/>
                   </pic:nvPicPr>
                   <pic:blipFill>
-                    <a:blip r:embed="rId15"/>
+                    <a:blip r:embed="rId16"/>
                     <a:stretch>
                       <a:fillRect/>
                     </a:stretch>
@@ -3132,7 +3450,7 @@
         <w:drawing>
           <wp:inline xmlns:a="http://schemas.openxmlformats.org/drawingml/2006/main" xmlns:pic="http://schemas.openxmlformats.org/drawingml/2006/picture">
             <wp:extent cx="4500000" cy="602804"/>
-            <wp:docPr id="7" name="Picture 7"/>
+            <wp:docPr id="8" name="Picture 8"/>
             <wp:cNvGraphicFramePr>
               <a:graphicFrameLocks noChangeAspect="1"/>
             </wp:cNvGraphicFramePr>
@@ -3144,7 +3462,7 @@
                     <pic:cNvPicPr/>
                   </pic:nvPicPr>
                   <pic:blipFill>
-                    <a:blip r:embed="rId16"/>
+                    <a:blip r:embed="rId17"/>
                     <a:stretch>
                       <a:fillRect/>
                     </a:stretch>
@@ -3649,7 +3967,7 @@
         <w:drawing>
           <wp:inline xmlns:a="http://schemas.openxmlformats.org/drawingml/2006/main" xmlns:pic="http://schemas.openxmlformats.org/drawingml/2006/picture">
             <wp:extent cx="3952800" cy="2124630"/>
-            <wp:docPr id="8" name="Picture 8"/>
+            <wp:docPr id="9" name="Picture 9"/>
             <wp:cNvGraphicFramePr>
               <a:graphicFrameLocks noChangeAspect="1"/>
             </wp:cNvGraphicFramePr>
@@ -3661,7 +3979,7 @@
                     <pic:cNvPicPr/>
                   </pic:nvPicPr>
                   <pic:blipFill>
-                    <a:blip r:embed="rId17"/>
+                    <a:blip r:embed="rId18"/>
                     <a:stretch>
                       <a:fillRect/>
                     </a:stretch>
@@ -3738,7 +4056,7 @@
         <w:drawing>
           <wp:inline xmlns:a="http://schemas.openxmlformats.org/drawingml/2006/main" xmlns:pic="http://schemas.openxmlformats.org/drawingml/2006/picture">
             <wp:extent cx="4496400" cy="1097426"/>
-            <wp:docPr id="9" name="Picture 9"/>
+            <wp:docPr id="10" name="Picture 10"/>
             <wp:cNvGraphicFramePr>
               <a:graphicFrameLocks noChangeAspect="1"/>
             </wp:cNvGraphicFramePr>
@@ -3750,7 +4068,7 @@
                     <pic:cNvPicPr/>
                   </pic:nvPicPr>
                   <pic:blipFill>
-                    <a:blip r:embed="rId18"/>
+                    <a:blip r:embed="rId19"/>
                     <a:stretch>
                       <a:fillRect/>
                     </a:stretch>
@@ -3983,7 +4301,7 @@
         <w:drawing>
           <wp:inline xmlns:a="http://schemas.openxmlformats.org/drawingml/2006/main" xmlns:pic="http://schemas.openxmlformats.org/drawingml/2006/picture">
             <wp:extent cx="4500000" cy="712766"/>
-            <wp:docPr id="10" name="Picture 10"/>
+            <wp:docPr id="11" name="Picture 11"/>
             <wp:cNvGraphicFramePr>
               <a:graphicFrameLocks noChangeAspect="1"/>
             </wp:cNvGraphicFramePr>
@@ -3995,7 +4313,7 @@
                     <pic:cNvPicPr/>
                   </pic:nvPicPr>
                   <pic:blipFill>
-                    <a:blip r:embed="rId19"/>
+                    <a:blip r:embed="rId20"/>
                     <a:stretch>
                       <a:fillRect/>
                     </a:stretch>
@@ -4072,7 +4390,7 @@
         <w:drawing>
           <wp:inline xmlns:a="http://schemas.openxmlformats.org/drawingml/2006/main" xmlns:pic="http://schemas.openxmlformats.org/drawingml/2006/picture">
             <wp:extent cx="3952800" cy="2124630"/>
-            <wp:docPr id="11" name="Picture 11"/>
+            <wp:docPr id="12" name="Picture 12"/>
             <wp:cNvGraphicFramePr>
               <a:graphicFrameLocks noChangeAspect="1"/>
             </wp:cNvGraphicFramePr>
@@ -4084,7 +4402,7 @@
                     <pic:cNvPicPr/>
                   </pic:nvPicPr>
                   <pic:blipFill>
-                    <a:blip r:embed="rId20"/>
+                    <a:blip r:embed="rId21"/>
                     <a:stretch>
                       <a:fillRect/>
                     </a:stretch>
@@ -4189,7 +4507,7 @@
         <w:drawing>
           <wp:inline xmlns:a="http://schemas.openxmlformats.org/drawingml/2006/main" xmlns:pic="http://schemas.openxmlformats.org/drawingml/2006/picture">
             <wp:extent cx="4500000" cy="1248019"/>
-            <wp:docPr id="12" name="Picture 12"/>
+            <wp:docPr id="13" name="Picture 13"/>
             <wp:cNvGraphicFramePr>
               <a:graphicFrameLocks noChangeAspect="1"/>
             </wp:cNvGraphicFramePr>
@@ -4201,7 +4519,7 @@
                     <pic:cNvPicPr/>
                   </pic:nvPicPr>
                   <pic:blipFill>
-                    <a:blip r:embed="rId21"/>
+                    <a:blip r:embed="rId22"/>
                     <a:stretch>
                       <a:fillRect/>
                     </a:stretch>
@@ -4639,7 +4957,7 @@
         <w:drawing>
           <wp:inline xmlns:a="http://schemas.openxmlformats.org/drawingml/2006/main" xmlns:pic="http://schemas.openxmlformats.org/drawingml/2006/picture">
             <wp:extent cx="4500000" cy="1782132"/>
-            <wp:docPr id="13" name="Picture 13"/>
+            <wp:docPr id="14" name="Picture 14"/>
             <wp:cNvGraphicFramePr>
               <a:graphicFrameLocks noChangeAspect="1"/>
             </wp:cNvGraphicFramePr>
@@ -4651,7 +4969,7 @@
                     <pic:cNvPicPr/>
                   </pic:nvPicPr>
                   <pic:blipFill>
-                    <a:blip r:embed="rId22"/>
+                    <a:blip r:embed="rId23"/>
                     <a:stretch>
                       <a:fillRect/>
                     </a:stretch>
@@ -4764,7 +5082,7 @@
         <w:drawing>
           <wp:inline xmlns:a="http://schemas.openxmlformats.org/drawingml/2006/main" xmlns:pic="http://schemas.openxmlformats.org/drawingml/2006/picture">
             <wp:extent cx="3704399" cy="365867"/>
-            <wp:docPr id="14" name="Picture 14"/>
+            <wp:docPr id="15" name="Picture 15"/>
             <wp:cNvGraphicFramePr>
               <a:graphicFrameLocks noChangeAspect="1"/>
             </wp:cNvGraphicFramePr>
@@ -4776,7 +5094,7 @@
                     <pic:cNvPicPr/>
                   </pic:nvPicPr>
                   <pic:blipFill>
-                    <a:blip r:embed="rId23"/>
+                    <a:blip r:embed="rId24"/>
                     <a:stretch>
                       <a:fillRect/>
                     </a:stretch>
@@ -4819,7 +5137,7 @@
         <w:drawing>
           <wp:inline xmlns:a="http://schemas.openxmlformats.org/drawingml/2006/main" xmlns:pic="http://schemas.openxmlformats.org/drawingml/2006/picture">
             <wp:extent cx="4500000" cy="1806883"/>
-            <wp:docPr id="15" name="Picture 15"/>
+            <wp:docPr id="16" name="Picture 16"/>
             <wp:cNvGraphicFramePr>
               <a:graphicFrameLocks noChangeAspect="1"/>
             </wp:cNvGraphicFramePr>
@@ -4831,7 +5149,7 @@
                     <pic:cNvPicPr/>
                   </pic:nvPicPr>
                   <pic:blipFill>
-                    <a:blip r:embed="rId24"/>
+                    <a:blip r:embed="rId25"/>
                     <a:stretch>
                       <a:fillRect/>
                     </a:stretch>
@@ -4910,7 +5228,7 @@
         <w:drawing>
           <wp:inline xmlns:a="http://schemas.openxmlformats.org/drawingml/2006/main" xmlns:pic="http://schemas.openxmlformats.org/drawingml/2006/picture">
             <wp:extent cx="4338000" cy="2124639"/>
-            <wp:docPr id="16" name="Picture 16"/>
+            <wp:docPr id="17" name="Picture 17"/>
             <wp:cNvGraphicFramePr>
               <a:graphicFrameLocks noChangeAspect="1"/>
             </wp:cNvGraphicFramePr>
@@ -4922,7 +5240,7 @@
                     <pic:cNvPicPr/>
                   </pic:nvPicPr>
                   <pic:blipFill>
-                    <a:blip r:embed="rId25"/>
+                    <a:blip r:embed="rId26"/>
                     <a:stretch>
                       <a:fillRect/>
                     </a:stretch>
@@ -5712,7 +6030,7 @@
         <w:drawing>
           <wp:inline xmlns:a="http://schemas.openxmlformats.org/drawingml/2006/main" xmlns:pic="http://schemas.openxmlformats.org/drawingml/2006/picture">
             <wp:extent cx="3952800" cy="2124630"/>
-            <wp:docPr id="17" name="Picture 17"/>
+            <wp:docPr id="18" name="Picture 18"/>
             <wp:cNvGraphicFramePr>
               <a:graphicFrameLocks noChangeAspect="1"/>
             </wp:cNvGraphicFramePr>
@@ -5721,61 +6039,6 @@
                 <pic:pic>
                   <pic:nvPicPr>
                     <pic:cNvPr id="0" name="15_주간_지표_02.png"/>
-                    <pic:cNvPicPr/>
-                  </pic:nvPicPr>
-                  <pic:blipFill>
-                    <a:blip r:embed="rId26"/>
-                    <a:stretch>
-                      <a:fillRect/>
-                    </a:stretch>
-                  </pic:blipFill>
-                  <pic:spPr>
-                    <a:xfrm>
-                      <a:off x="0" y="0"/>
-                      <a:ext cx="3952800" cy="2124630"/>
-                    </a:xfrm>
-                    <a:prstGeom prst="rect"/>
-                  </pic:spPr>
-                </pic:pic>
-              </a:graphicData>
-            </a:graphic>
-          </wp:inline>
-        </w:drawing>
-      </w:r>
-    </w:p>
-    <w:p>
-      <w:pPr>
-        <w:spacing w:line="240" w:lineRule="auto" w:after="140"/>
-        <w:jc w:val="center"/>
-      </w:pPr>
-      <w:r>
-        <w:rPr>
-          <w:rFonts w:ascii="맑은 고딕" w:hAnsi="맑은 고딕" w:eastAsia="맑은 고딕" w:cs="맑은 고딕"/>
-          <w:color w:val="777777"/>
-          <w:sz w:val="18"/>
-        </w:rPr>
-        <w:t>그림 4-4  히트맵과 파레토 구간</w:t>
-      </w:r>
-    </w:p>
-    <w:p>
-      <w:pPr>
-        <w:keepNext/>
-        <w:spacing w:line="240" w:lineRule="auto" w:after="40"/>
-        <w:jc w:val="center"/>
-      </w:pPr>
-      <w:r>
-        <w:drawing>
-          <wp:inline xmlns:a="http://schemas.openxmlformats.org/drawingml/2006/main" xmlns:pic="http://schemas.openxmlformats.org/drawingml/2006/picture">
-            <wp:extent cx="3952800" cy="2124630"/>
-            <wp:docPr id="18" name="Picture 18"/>
-            <wp:cNvGraphicFramePr>
-              <a:graphicFrameLocks noChangeAspect="1"/>
-            </wp:cNvGraphicFramePr>
-            <a:graphic>
-              <a:graphicData uri="http://schemas.openxmlformats.org/drawingml/2006/picture">
-                <pic:pic>
-                  <pic:nvPicPr>
-                    <pic:cNvPr id="0" name="15_주간_지표_04.png"/>
                     <pic:cNvPicPr/>
                   </pic:nvPicPr>
                   <pic:blipFill>
@@ -5809,7 +6072,7 @@
           <w:color w:val="777777"/>
           <w:sz w:val="18"/>
         </w:rPr>
-        <w:t>그림 4-5  직원별 업무 상세 표 구간</w:t>
+        <w:t>그림 4-4  히트맵과 파레토 구간</w:t>
       </w:r>
     </w:p>
     <w:p>
@@ -5830,7 +6093,7 @@
               <a:graphicData uri="http://schemas.openxmlformats.org/drawingml/2006/picture">
                 <pic:pic>
                   <pic:nvPicPr>
-                    <pic:cNvPr id="0" name="15_주간_지표_05.png"/>
+                    <pic:cNvPr id="0" name="15_주간_지표_04.png"/>
                     <pic:cNvPicPr/>
                   </pic:nvPicPr>
                   <pic:blipFill>
@@ -5864,41 +6127,7 @@
           <w:color w:val="777777"/>
           <w:sz w:val="18"/>
         </w:rPr>
-        <w:t>그림 4-6  프로젝트 기간 비중 구간</w:t>
-      </w:r>
-    </w:p>
-    <w:p>
-      <w:pPr>
-        <w:pStyle w:val="Heading1"/>
-      </w:pPr>
-      <w:r>
-        <w:t>월간 리포트</w:t>
-      </w:r>
-    </w:p>
-    <w:p>
-      <w:pPr>
-        <w:pStyle w:val="Heading2"/>
-      </w:pPr>
-      <w:r>
-        <w:t>5.1 기간 고르기</w:t>
-      </w:r>
-    </w:p>
-    <w:p>
-      <w:r>
-        <w:rPr>
-          <w:rFonts w:ascii="맑은 고딕" w:hAnsi="맑은 고딕" w:eastAsia="맑은 고딕" w:cs="맑은 고딕"/>
-          <w:b/>
-          <w:sz w:val="21"/>
-        </w:rPr>
-        <w:t>연 · 월</w:t>
-      </w:r>
-      <w:r>
-        <w:rPr>
-          <w:rFonts w:ascii="맑은 고딕" w:hAnsi="맑은 고딕" w:eastAsia="맑은 고딕" w:cs="맑은 고딕"/>
-          <w:b w:val="0"/>
-          <w:sz w:val="21"/>
-        </w:rPr>
-        <w:t xml:space="preserve"> 두 개를 골라 이동합니다. 옆에 그 달의 기간이 함께 표시됩니다.</w:t>
+        <w:t>그림 4-5  직원별 업무 상세 표 구간</w:t>
       </w:r>
     </w:p>
     <w:p>
@@ -5910,8 +6139,97 @@
       <w:r>
         <w:drawing>
           <wp:inline xmlns:a="http://schemas.openxmlformats.org/drawingml/2006/main" xmlns:pic="http://schemas.openxmlformats.org/drawingml/2006/picture">
+            <wp:extent cx="3952800" cy="2124630"/>
+            <wp:docPr id="20" name="Picture 20"/>
+            <wp:cNvGraphicFramePr>
+              <a:graphicFrameLocks noChangeAspect="1"/>
+            </wp:cNvGraphicFramePr>
+            <a:graphic>
+              <a:graphicData uri="http://schemas.openxmlformats.org/drawingml/2006/picture">
+                <pic:pic>
+                  <pic:nvPicPr>
+                    <pic:cNvPr id="0" name="15_주간_지표_05.png"/>
+                    <pic:cNvPicPr/>
+                  </pic:nvPicPr>
+                  <pic:blipFill>
+                    <a:blip r:embed="rId29"/>
+                    <a:stretch>
+                      <a:fillRect/>
+                    </a:stretch>
+                  </pic:blipFill>
+                  <pic:spPr>
+                    <a:xfrm>
+                      <a:off x="0" y="0"/>
+                      <a:ext cx="3952800" cy="2124630"/>
+                    </a:xfrm>
+                    <a:prstGeom prst="rect"/>
+                  </pic:spPr>
+                </pic:pic>
+              </a:graphicData>
+            </a:graphic>
+          </wp:inline>
+        </w:drawing>
+      </w:r>
+    </w:p>
+    <w:p>
+      <w:pPr>
+        <w:spacing w:line="240" w:lineRule="auto" w:after="140"/>
+        <w:jc w:val="center"/>
+      </w:pPr>
+      <w:r>
+        <w:rPr>
+          <w:rFonts w:ascii="맑은 고딕" w:hAnsi="맑은 고딕" w:eastAsia="맑은 고딕" w:cs="맑은 고딕"/>
+          <w:color w:val="777777"/>
+          <w:sz w:val="18"/>
+        </w:rPr>
+        <w:t>그림 4-6  프로젝트 기간 비중 구간</w:t>
+      </w:r>
+    </w:p>
+    <w:p>
+      <w:pPr>
+        <w:pStyle w:val="Heading1"/>
+      </w:pPr>
+      <w:r>
+        <w:t>월간 리포트</w:t>
+      </w:r>
+    </w:p>
+    <w:p>
+      <w:pPr>
+        <w:pStyle w:val="Heading2"/>
+      </w:pPr>
+      <w:r>
+        <w:t>5.1 기간 고르기</w:t>
+      </w:r>
+    </w:p>
+    <w:p>
+      <w:r>
+        <w:rPr>
+          <w:rFonts w:ascii="맑은 고딕" w:hAnsi="맑은 고딕" w:eastAsia="맑은 고딕" w:cs="맑은 고딕"/>
+          <w:b/>
+          <w:sz w:val="21"/>
+        </w:rPr>
+        <w:t>연 · 월</w:t>
+      </w:r>
+      <w:r>
+        <w:rPr>
+          <w:rFonts w:ascii="맑은 고딕" w:hAnsi="맑은 고딕" w:eastAsia="맑은 고딕" w:cs="맑은 고딕"/>
+          <w:b w:val="0"/>
+          <w:sz w:val="21"/>
+        </w:rPr>
+        <w:t xml:space="preserve"> 두 개를 골라 이동합니다. 옆에 그 달의 기간이 함께 표시됩니다.</w:t>
+      </w:r>
+    </w:p>
+    <w:p>
+      <w:pPr>
+        <w:keepNext/>
+        <w:spacing w:line="240" w:lineRule="auto" w:after="40"/>
+        <w:jc w:val="center"/>
+      </w:pPr>
+      <w:r>
+        <w:drawing>
+          <wp:inline xmlns:a="http://schemas.openxmlformats.org/drawingml/2006/main" xmlns:pic="http://schemas.openxmlformats.org/drawingml/2006/picture">
             <wp:extent cx="4500000" cy="714953"/>
-            <wp:docPr id="20" name="Picture 20"/>
+            <wp:docPr id="21" name="Picture 21"/>
             <wp:cNvGraphicFramePr>
               <a:graphicFrameLocks noChangeAspect="1"/>
             </wp:cNvGraphicFramePr>
@@ -5923,7 +6241,7 @@
                     <pic:cNvPicPr/>
                   </pic:nvPicPr>
                   <pic:blipFill>
-                    <a:blip r:embed="rId29"/>
+                    <a:blip r:embed="rId30"/>
                     <a:stretch>
                       <a:fillRect/>
                     </a:stretch>
@@ -5984,7 +6302,7 @@
         <w:drawing>
           <wp:inline xmlns:a="http://schemas.openxmlformats.org/drawingml/2006/main" xmlns:pic="http://schemas.openxmlformats.org/drawingml/2006/picture">
             <wp:extent cx="4500000" cy="1074163"/>
-            <wp:docPr id="21" name="Picture 21"/>
+            <wp:docPr id="22" name="Picture 22"/>
             <wp:cNvGraphicFramePr>
               <a:graphicFrameLocks noChangeAspect="1"/>
             </wp:cNvGraphicFramePr>
@@ -5996,7 +6314,7 @@
                     <pic:cNvPicPr/>
                   </pic:nvPicPr>
                   <pic:blipFill>
-                    <a:blip r:embed="rId30"/>
+                    <a:blip r:embed="rId31"/>
                     <a:stretch>
                       <a:fillRect/>
                     </a:stretch>
@@ -6075,7 +6393,7 @@
         <w:drawing>
           <wp:inline xmlns:a="http://schemas.openxmlformats.org/drawingml/2006/main" xmlns:pic="http://schemas.openxmlformats.org/drawingml/2006/picture">
             <wp:extent cx="3718800" cy="1127833"/>
-            <wp:docPr id="22" name="Picture 22"/>
+            <wp:docPr id="23" name="Picture 23"/>
             <wp:cNvGraphicFramePr>
               <a:graphicFrameLocks noChangeAspect="1"/>
             </wp:cNvGraphicFramePr>
@@ -6087,7 +6405,7 @@
                     <pic:cNvPicPr/>
                   </pic:nvPicPr>
                   <pic:blipFill>
-                    <a:blip r:embed="rId31"/>
+                    <a:blip r:embed="rId32"/>
                     <a:stretch>
                       <a:fillRect/>
                     </a:stretch>
@@ -6148,7 +6466,7 @@
         <w:drawing>
           <wp:inline xmlns:a="http://schemas.openxmlformats.org/drawingml/2006/main" xmlns:pic="http://schemas.openxmlformats.org/drawingml/2006/picture">
             <wp:extent cx="4500000" cy="839267"/>
-            <wp:docPr id="23" name="Picture 23"/>
+            <wp:docPr id="24" name="Picture 24"/>
             <wp:cNvGraphicFramePr>
               <a:graphicFrameLocks noChangeAspect="1"/>
             </wp:cNvGraphicFramePr>
@@ -6160,7 +6478,7 @@
                     <pic:cNvPicPr/>
                   </pic:nvPicPr>
                   <pic:blipFill>
-                    <a:blip r:embed="rId32"/>
+                    <a:blip r:embed="rId33"/>
                     <a:stretch>
                       <a:fillRect/>
                     </a:stretch>
@@ -6529,7 +6847,7 @@
         <w:drawing>
           <wp:inline xmlns:a="http://schemas.openxmlformats.org/drawingml/2006/main" xmlns:pic="http://schemas.openxmlformats.org/drawingml/2006/picture">
             <wp:extent cx="4500000" cy="1222312"/>
-            <wp:docPr id="24" name="Picture 24"/>
+            <wp:docPr id="25" name="Picture 25"/>
             <wp:cNvGraphicFramePr>
               <a:graphicFrameLocks noChangeAspect="1"/>
             </wp:cNvGraphicFramePr>
@@ -6541,7 +6859,7 @@
                     <pic:cNvPicPr/>
                   </pic:nvPicPr>
                   <pic:blipFill>
-                    <a:blip r:embed="rId33"/>
+                    <a:blip r:embed="rId34"/>
                     <a:stretch>
                       <a:fillRect/>
                     </a:stretch>
@@ -6584,7 +6902,7 @@
         <w:drawing>
           <wp:inline xmlns:a="http://schemas.openxmlformats.org/drawingml/2006/main" xmlns:pic="http://schemas.openxmlformats.org/drawingml/2006/picture">
             <wp:extent cx="4046400" cy="2124360"/>
-            <wp:docPr id="25" name="Picture 25"/>
+            <wp:docPr id="26" name="Picture 26"/>
             <wp:cNvGraphicFramePr>
               <a:graphicFrameLocks noChangeAspect="1"/>
             </wp:cNvGraphicFramePr>
@@ -6596,7 +6914,7 @@
                     <pic:cNvPicPr/>
                   </pic:nvPicPr>
                   <pic:blipFill>
-                    <a:blip r:embed="rId34"/>
+                    <a:blip r:embed="rId35"/>
                     <a:stretch>
                       <a:fillRect/>
                     </a:stretch>
@@ -6665,7 +6983,7 @@
         <w:drawing>
           <wp:inline xmlns:a="http://schemas.openxmlformats.org/drawingml/2006/main" xmlns:pic="http://schemas.openxmlformats.org/drawingml/2006/picture">
             <wp:extent cx="4500000" cy="985193"/>
-            <wp:docPr id="26" name="Picture 26"/>
+            <wp:docPr id="27" name="Picture 27"/>
             <wp:cNvGraphicFramePr>
               <a:graphicFrameLocks noChangeAspect="1"/>
             </wp:cNvGraphicFramePr>
@@ -6677,7 +6995,7 @@
                     <pic:cNvPicPr/>
                   </pic:nvPicPr>
                   <pic:blipFill>
-                    <a:blip r:embed="rId35"/>
+                    <a:blip r:embed="rId36"/>
                     <a:stretch>
                       <a:fillRect/>
                     </a:stretch>
@@ -6764,7 +7082,7 @@
         <w:drawing>
           <wp:inline xmlns:a="http://schemas.openxmlformats.org/drawingml/2006/main" xmlns:pic="http://schemas.openxmlformats.org/drawingml/2006/picture">
             <wp:extent cx="4500000" cy="1156117"/>
-            <wp:docPr id="27" name="Picture 27"/>
+            <wp:docPr id="28" name="Picture 28"/>
             <wp:cNvGraphicFramePr>
               <a:graphicFrameLocks noChangeAspect="1"/>
             </wp:cNvGraphicFramePr>
@@ -6776,7 +7094,7 @@
                     <pic:cNvPicPr/>
                   </pic:nvPicPr>
                   <pic:blipFill>
-                    <a:blip r:embed="rId36"/>
+                    <a:blip r:embed="rId37"/>
                     <a:stretch>
                       <a:fillRect/>
                     </a:stretch>
@@ -6845,7 +7163,7 @@
         <w:drawing>
           <wp:inline xmlns:a="http://schemas.openxmlformats.org/drawingml/2006/main" xmlns:pic="http://schemas.openxmlformats.org/drawingml/2006/picture">
             <wp:extent cx="4500000" cy="1161905"/>
-            <wp:docPr id="28" name="Picture 28"/>
+            <wp:docPr id="29" name="Picture 29"/>
             <wp:cNvGraphicFramePr>
               <a:graphicFrameLocks noChangeAspect="1"/>
             </wp:cNvGraphicFramePr>
@@ -6857,7 +7175,7 @@
                     <pic:cNvPicPr/>
                   </pic:nvPicPr>
                   <pic:blipFill>
-                    <a:blip r:embed="rId37"/>
+                    <a:blip r:embed="rId38"/>
                     <a:stretch>
                       <a:fillRect/>
                     </a:stretch>
@@ -7143,7 +7461,7 @@
         <w:drawing>
           <wp:inline xmlns:a="http://schemas.openxmlformats.org/drawingml/2006/main" xmlns:pic="http://schemas.openxmlformats.org/drawingml/2006/picture">
             <wp:extent cx="4500000" cy="1045285"/>
-            <wp:docPr id="29" name="Picture 29"/>
+            <wp:docPr id="30" name="Picture 30"/>
             <wp:cNvGraphicFramePr>
               <a:graphicFrameLocks noChangeAspect="1"/>
             </wp:cNvGraphicFramePr>
@@ -7155,7 +7473,7 @@
                     <pic:cNvPicPr/>
                   </pic:nvPicPr>
                   <pic:blipFill>
-                    <a:blip r:embed="rId38"/>
+                    <a:blip r:embed="rId39"/>
                     <a:stretch>
                       <a:fillRect/>
                     </a:stretch>
@@ -7244,7 +7562,7 @@
         <w:drawing>
           <wp:inline xmlns:a="http://schemas.openxmlformats.org/drawingml/2006/main" xmlns:pic="http://schemas.openxmlformats.org/drawingml/2006/picture">
             <wp:extent cx="4500000" cy="1389182"/>
-            <wp:docPr id="30" name="Picture 30"/>
+            <wp:docPr id="31" name="Picture 31"/>
             <wp:cNvGraphicFramePr>
               <a:graphicFrameLocks noChangeAspect="1"/>
             </wp:cNvGraphicFramePr>
@@ -7256,7 +7574,7 @@
                     <pic:cNvPicPr/>
                   </pic:nvPicPr>
                   <pic:blipFill>
-                    <a:blip r:embed="rId39"/>
+                    <a:blip r:embed="rId40"/>
                     <a:stretch>
                       <a:fillRect/>
                     </a:stretch>
@@ -7545,7 +7863,7 @@
         <w:drawing>
           <wp:inline xmlns:a="http://schemas.openxmlformats.org/drawingml/2006/main" xmlns:pic="http://schemas.openxmlformats.org/drawingml/2006/picture">
             <wp:extent cx="4500000" cy="1722488"/>
-            <wp:docPr id="31" name="Picture 31"/>
+            <wp:docPr id="32" name="Picture 32"/>
             <wp:cNvGraphicFramePr>
               <a:graphicFrameLocks noChangeAspect="1"/>
             </wp:cNvGraphicFramePr>
@@ -7557,7 +7875,7 @@
                     <pic:cNvPicPr/>
                   </pic:nvPicPr>
                   <pic:blipFill>
-                    <a:blip r:embed="rId40"/>
+                    <a:blip r:embed="rId41"/>
                     <a:stretch>
                       <a:fillRect/>
                     </a:stretch>
@@ -7660,7 +7978,7 @@
         <w:drawing>
           <wp:inline xmlns:a="http://schemas.openxmlformats.org/drawingml/2006/main" xmlns:pic="http://schemas.openxmlformats.org/drawingml/2006/picture">
             <wp:extent cx="4500000" cy="963945"/>
-            <wp:docPr id="32" name="Picture 32"/>
+            <wp:docPr id="33" name="Picture 33"/>
             <wp:cNvGraphicFramePr>
               <a:graphicFrameLocks noChangeAspect="1"/>
             </wp:cNvGraphicFramePr>
@@ -7672,7 +7990,7 @@
                     <pic:cNvPicPr/>
                   </pic:nvPicPr>
                   <pic:blipFill>
-                    <a:blip r:embed="rId41"/>
+                    <a:blip r:embed="rId42"/>
                     <a:stretch>
                       <a:fillRect/>
                     </a:stretch>
@@ -7926,7 +8244,7 @@
         <w:drawing>
           <wp:inline xmlns:a="http://schemas.openxmlformats.org/drawingml/2006/main" xmlns:pic="http://schemas.openxmlformats.org/drawingml/2006/picture">
             <wp:extent cx="4500000" cy="1614339"/>
-            <wp:docPr id="33" name="Picture 33"/>
+            <wp:docPr id="34" name="Picture 34"/>
             <wp:cNvGraphicFramePr>
               <a:graphicFrameLocks noChangeAspect="1"/>
             </wp:cNvGraphicFramePr>
@@ -7938,7 +8256,7 @@
                     <pic:cNvPicPr/>
                   </pic:nvPicPr>
                   <pic:blipFill>
-                    <a:blip r:embed="rId42"/>
+                    <a:blip r:embed="rId43"/>
                     <a:stretch>
                       <a:fillRect/>
                     </a:stretch>
@@ -8374,7 +8692,7 @@
         <w:drawing>
           <wp:inline xmlns:a="http://schemas.openxmlformats.org/drawingml/2006/main" xmlns:pic="http://schemas.openxmlformats.org/drawingml/2006/picture">
             <wp:extent cx="4500000" cy="981905"/>
-            <wp:docPr id="34" name="Picture 34"/>
+            <wp:docPr id="35" name="Picture 35"/>
             <wp:cNvGraphicFramePr>
               <a:graphicFrameLocks noChangeAspect="1"/>
             </wp:cNvGraphicFramePr>
@@ -8386,7 +8704,7 @@
                     <pic:cNvPicPr/>
                   </pic:nvPicPr>
                   <pic:blipFill>
-                    <a:blip r:embed="rId43"/>
+                    <a:blip r:embed="rId44"/>
                     <a:stretch>
                       <a:fillRect/>
                     </a:stretch>
@@ -8699,7 +9017,7 @@
         <w:drawing>
           <wp:inline xmlns:a="http://schemas.openxmlformats.org/drawingml/2006/main" xmlns:pic="http://schemas.openxmlformats.org/drawingml/2006/picture">
             <wp:extent cx="3837600" cy="2123863"/>
-            <wp:docPr id="35" name="Picture 35"/>
+            <wp:docPr id="36" name="Picture 36"/>
             <wp:cNvGraphicFramePr>
               <a:graphicFrameLocks noChangeAspect="1"/>
             </wp:cNvGraphicFramePr>
@@ -8711,7 +9029,7 @@
                     <pic:cNvPicPr/>
                   </pic:nvPicPr>
                   <pic:blipFill>
-                    <a:blip r:embed="rId44"/>
+                    <a:blip r:embed="rId45"/>
                     <a:stretch>
                       <a:fillRect/>
                     </a:stretch>
@@ -9949,7 +10267,7 @@
         <w:drawing>
           <wp:inline xmlns:a="http://schemas.openxmlformats.org/drawingml/2006/main" xmlns:pic="http://schemas.openxmlformats.org/drawingml/2006/picture">
             <wp:extent cx="3474000" cy="2124179"/>
-            <wp:docPr id="36" name="Picture 36"/>
+            <wp:docPr id="37" name="Picture 37"/>
             <wp:cNvGraphicFramePr>
               <a:graphicFrameLocks noChangeAspect="1"/>
             </wp:cNvGraphicFramePr>
@@ -9961,7 +10279,7 @@
                     <pic:cNvPicPr/>
                   </pic:nvPicPr>
                   <pic:blipFill>
-                    <a:blip r:embed="rId45"/>
+                    <a:blip r:embed="rId46"/>
                     <a:stretch>
                       <a:fillRect/>
                     </a:stretch>
@@ -10049,6 +10367,66 @@
       </w:r>
     </w:p>
     <w:p>
+      <w:pPr>
+        <w:keepLines/>
+        <w:spacing w:before="120" w:after="160"/>
+        <w:ind w:left="170"/>
+        <w:pBdr>
+          <w:left w:val="single" w:sz="18" w:space="6" w:color="005A9E"/>
+        </w:pBdr>
+        <w:shd w:val="clear" w:color="auto" w:fill="F2F7FB"/>
+      </w:pPr>
+      <w:r>
+        <w:rPr>
+          <w:rFonts w:ascii="맑은 고딕" w:hAnsi="맑은 고딕" w:eastAsia="맑은 고딕" w:cs="맑은 고딕"/>
+          <w:b/>
+          <w:color w:val="005A9E"/>
+          <w:sz w:val="21"/>
+        </w:rPr>
+        <w:t xml:space="preserve">일정도 «본인 것만» 고칠 수 있습니다 (2026-08-21)  </w:t>
+      </w:r>
+      <w:r>
+        <w:rPr>
+          <w:rFonts w:ascii="맑은 고딕" w:hAnsi="맑은 고딕" w:eastAsia="맑은 고딕" w:cs="맑은 고딕"/>
+          <w:b w:val="0"/>
+          <w:sz w:val="21"/>
+        </w:rPr>
+        <w:t xml:space="preserve">다른 분의 일정은 눌러서 </w:t>
+      </w:r>
+      <w:r>
+        <w:rPr>
+          <w:rFonts w:ascii="맑은 고딕" w:hAnsi="맑은 고딕" w:eastAsia="맑은 고딕" w:cs="맑은 고딕"/>
+          <w:b/>
+          <w:sz w:val="21"/>
+        </w:rPr>
+        <w:t>내용만 보실 수 있고</w:t>
+      </w:r>
+      <w:r>
+        <w:rPr>
+          <w:rFonts w:ascii="맑은 고딕" w:hAnsi="맑은 고딕" w:eastAsia="맑은 고딕" w:cs="맑은 고딕"/>
+          <w:b w:val="0"/>
+          <w:sz w:val="21"/>
+        </w:rPr>
+        <w:t xml:space="preserve">, 사람 기준 보기에서 남의 줄을 눌러도 등록 창이 열리지 않습니다. 남의 일정을 </w:t>
+      </w:r>
+      <w:r>
+        <w:rPr>
+          <w:rFonts w:ascii="맑은 고딕" w:hAnsi="맑은 고딕" w:eastAsia="맑은 고딕" w:cs="맑은 고딕"/>
+          <w:b/>
+          <w:sz w:val="21"/>
+        </w:rPr>
+        <w:t>복사해 붙이면 «내» 일정으로</w:t>
+      </w:r>
+      <w:r>
+        <w:rPr>
+          <w:rFonts w:ascii="맑은 고딕" w:hAnsi="맑은 고딕" w:eastAsia="맑은 고딕" w:cs="맑은 고딕"/>
+          <w:b w:val="0"/>
+          <w:sz w:val="21"/>
+        </w:rPr>
+        <w:t xml:space="preserve"> 들어갑니다. 관리자는 대신 등록·수정할 수 있습니다.</w:t>
+      </w:r>
+    </w:p>
+    <w:p>
       <w:r>
         <w:rPr>
           <w:rFonts w:ascii="맑은 고딕" w:hAnsi="맑은 고딕" w:eastAsia="맑은 고딕" w:cs="맑은 고딕"/>
@@ -10084,7 +10462,7 @@
         <w:drawing>
           <wp:inline xmlns:a="http://schemas.openxmlformats.org/drawingml/2006/main" xmlns:pic="http://schemas.openxmlformats.org/drawingml/2006/picture">
             <wp:extent cx="1771200" cy="2126047"/>
-            <wp:docPr id="37" name="Picture 37"/>
+            <wp:docPr id="38" name="Picture 38"/>
             <wp:cNvGraphicFramePr>
               <a:graphicFrameLocks noChangeAspect="1"/>
             </wp:cNvGraphicFramePr>
@@ -10096,7 +10474,7 @@
                     <pic:cNvPicPr/>
                   </pic:nvPicPr>
                   <pic:blipFill>
-                    <a:blip r:embed="rId46"/>
+                    <a:blip r:embed="rId47"/>
                     <a:stretch>
                       <a:fillRect/>
                     </a:stretch>
@@ -10579,7 +10957,7 @@
         <w:drawing>
           <wp:inline xmlns:a="http://schemas.openxmlformats.org/drawingml/2006/main" xmlns:pic="http://schemas.openxmlformats.org/drawingml/2006/picture">
             <wp:extent cx="1425600" cy="2123753"/>
-            <wp:docPr id="38" name="Picture 38"/>
+            <wp:docPr id="39" name="Picture 39"/>
             <wp:cNvGraphicFramePr>
               <a:graphicFrameLocks noChangeAspect="1"/>
             </wp:cNvGraphicFramePr>
@@ -10591,7 +10969,7 @@
                     <pic:cNvPicPr/>
                   </pic:nvPicPr>
                   <pic:blipFill>
-                    <a:blip r:embed="rId47"/>
+                    <a:blip r:embed="rId48"/>
                     <a:stretch>
                       <a:fillRect/>
                     </a:stretch>
@@ -10728,7 +11106,7 @@
         <w:drawing>
           <wp:inline xmlns:a="http://schemas.openxmlformats.org/drawingml/2006/main" xmlns:pic="http://schemas.openxmlformats.org/drawingml/2006/picture">
             <wp:extent cx="1681200" cy="2124530"/>
-            <wp:docPr id="39" name="Picture 39"/>
+            <wp:docPr id="40" name="Picture 40"/>
             <wp:cNvGraphicFramePr>
               <a:graphicFrameLocks noChangeAspect="1"/>
             </wp:cNvGraphicFramePr>
@@ -10740,7 +11118,7 @@
                     <pic:cNvPicPr/>
                   </pic:nvPicPr>
                   <pic:blipFill>
-                    <a:blip r:embed="rId48"/>
+                    <a:blip r:embed="rId49"/>
                     <a:stretch>
                       <a:fillRect/>
                     </a:stretch>
@@ -11082,7 +11460,7 @@
         <w:drawing>
           <wp:inline xmlns:a="http://schemas.openxmlformats.org/drawingml/2006/main" xmlns:pic="http://schemas.openxmlformats.org/drawingml/2006/picture">
             <wp:extent cx="3661200" cy="2123496"/>
-            <wp:docPr id="40" name="Picture 40"/>
+            <wp:docPr id="41" name="Picture 41"/>
             <wp:cNvGraphicFramePr>
               <a:graphicFrameLocks noChangeAspect="1"/>
             </wp:cNvGraphicFramePr>
@@ -11094,7 +11472,7 @@
                     <pic:cNvPicPr/>
                   </pic:nvPicPr>
                   <pic:blipFill>
-                    <a:blip r:embed="rId49"/>
+                    <a:blip r:embed="rId50"/>
                     <a:stretch>
                       <a:fillRect/>
                     </a:stretch>
@@ -11303,7 +11681,7 @@
         <w:drawing>
           <wp:inline xmlns:a="http://schemas.openxmlformats.org/drawingml/2006/main" xmlns:pic="http://schemas.openxmlformats.org/drawingml/2006/picture">
             <wp:extent cx="2951999" cy="2123013"/>
-            <wp:docPr id="41" name="Picture 41"/>
+            <wp:docPr id="42" name="Picture 42"/>
             <wp:cNvGraphicFramePr>
               <a:graphicFrameLocks noChangeAspect="1"/>
             </wp:cNvGraphicFramePr>
@@ -11315,7 +11693,7 @@
                     <pic:cNvPicPr/>
                   </pic:nvPicPr>
                   <pic:blipFill>
-                    <a:blip r:embed="rId50"/>
+                    <a:blip r:embed="rId51"/>
                     <a:stretch>
                       <a:fillRect/>
                     </a:stretch>
@@ -11726,7 +12104,7 @@
         <w:drawing>
           <wp:inline xmlns:a="http://schemas.openxmlformats.org/drawingml/2006/main" xmlns:pic="http://schemas.openxmlformats.org/drawingml/2006/picture">
             <wp:extent cx="2401200" cy="2123120"/>
-            <wp:docPr id="42" name="Picture 42"/>
+            <wp:docPr id="43" name="Picture 43"/>
             <wp:cNvGraphicFramePr>
               <a:graphicFrameLocks noChangeAspect="1"/>
             </wp:cNvGraphicFramePr>
@@ -11738,7 +12116,7 @@
                     <pic:cNvPicPr/>
                   </pic:nvPicPr>
                   <pic:blipFill>
-                    <a:blip r:embed="rId51"/>
+                    <a:blip r:embed="rId52"/>
                     <a:stretch>
                       <a:fillRect/>
                     </a:stretch>
@@ -12122,17 +12500,25 @@
         <w:pStyle w:val="Heading2"/>
       </w:pPr>
       <w:r>
-        <w:t>8.8 정산 보기 [로그인]</w:t>
-      </w:r>
-    </w:p>
-    <w:p>
+        <w:t>8.8 정산 보기</w:t>
+      </w:r>
+    </w:p>
+    <w:p>
+      <w:r>
+        <w:rPr>
+          <w:rFonts w:ascii="맑은 고딕" w:hAnsi="맑은 고딕" w:eastAsia="맑은 고딕" w:cs="맑은 고딕"/>
+          <w:b w:val="0"/>
+          <w:sz w:val="21"/>
+        </w:rPr>
+        <w:t xml:space="preserve">스케줄 탭 안의 </w:t>
+      </w:r>
       <w:r>
         <w:rPr>
           <w:rFonts w:ascii="맑은 고딕" w:hAnsi="맑은 고딕" w:eastAsia="맑은 고딕" w:cs="맑은 고딕"/>
           <w:b/>
           <w:sz w:val="21"/>
         </w:rPr>
-        <w:t>정산 화면만 로그인이 필요합니다.</w:t>
+        <w:t>[정산]</w:t>
       </w:r>
       <w:r>
         <w:rPr>
@@ -12140,17 +12526,35 @@
           <w:b w:val="0"/>
           <w:sz w:val="21"/>
         </w:rPr>
-        <w:t xml:space="preserve"> 달력을 보고 일정을 적는 일에는 로그인이 필요하지 않습니다.</w:t>
-      </w:r>
-    </w:p>
-    <w:p>
+        <w:t xml:space="preserve"> 에서 봅니다. 로그인은 1.2 절에서 이미 했으므로 여기서 따로 묻지 않습니다.</w:t>
+      </w:r>
+    </w:p>
+    <w:p>
+      <w:pPr>
+        <w:keepLines/>
+        <w:spacing w:before="120" w:after="160"/>
+        <w:ind w:left="170"/>
+        <w:pBdr>
+          <w:left w:val="single" w:sz="18" w:space="6" w:color="005A9E"/>
+        </w:pBdr>
+        <w:shd w:val="clear" w:color="auto" w:fill="F2F7FB"/>
+      </w:pPr>
+      <w:r>
+        <w:rPr>
+          <w:rFonts w:ascii="맑은 고딕" w:hAnsi="맑은 고딕" w:eastAsia="맑은 고딕" w:cs="맑은 고딕"/>
+          <w:b/>
+          <w:color w:val="005A9E"/>
+          <w:sz w:val="21"/>
+        </w:rPr>
+        <w:t xml:space="preserve">예전에는 여기서만 로그인을 물었습니다  </w:t>
+      </w:r>
       <w:r>
         <w:rPr>
           <w:rFonts w:ascii="맑은 고딕" w:hAnsi="맑은 고딕" w:eastAsia="맑은 고딕" w:cs="맑은 고딕"/>
           <w:b w:val="0"/>
           <w:sz w:val="21"/>
         </w:rPr>
-        <w:t xml:space="preserve">아이디는 </w:t>
+        <w:t xml:space="preserve">2026-08-21 부터 </w:t>
       </w:r>
       <w:r>
         <w:rPr>
@@ -12158,7 +12562,7 @@
           <w:b/>
           <w:sz w:val="21"/>
         </w:rPr>
-        <w:t>회사 메일 주소</w:t>
+        <w:t>화면 전체가 로그인 뒤</w:t>
       </w:r>
       <w:r>
         <w:rPr>
@@ -12166,78 +12570,7 @@
           <w:b w:val="0"/>
           <w:sz w:val="21"/>
         </w:rPr>
-        <w:t xml:space="preserve">이고, KPI 추적 시스템과 </w:t>
-      </w:r>
-      <w:r>
-        <w:rPr>
-          <w:rFonts w:ascii="맑은 고딕" w:hAnsi="맑은 고딕" w:eastAsia="맑은 고딕" w:cs="맑은 고딕"/>
-          <w:b/>
-          <w:sz w:val="21"/>
-        </w:rPr>
-        <w:t>같은 계정</w:t>
-      </w:r>
-      <w:r>
-        <w:rPr>
-          <w:rFonts w:ascii="맑은 고딕" w:hAnsi="맑은 고딕" w:eastAsia="맑은 고딕" w:cs="맑은 고딕"/>
-          <w:b w:val="0"/>
-          <w:sz w:val="21"/>
-        </w:rPr>
-        <w:t>입니다. KPI 에서 이미 로그인했다면 그대로 열립니다.</w:t>
-      </w:r>
-    </w:p>
-    <w:p>
-      <w:pPr>
-        <w:keepNext/>
-        <w:spacing w:line="240" w:lineRule="auto" w:after="40"/>
-        <w:jc w:val="center"/>
-      </w:pPr>
-      <w:r>
-        <w:drawing>
-          <wp:inline xmlns:a="http://schemas.openxmlformats.org/drawingml/2006/main" xmlns:pic="http://schemas.openxmlformats.org/drawingml/2006/picture">
-            <wp:extent cx="3092400" cy="2123837"/>
-            <wp:docPr id="43" name="Picture 43"/>
-            <wp:cNvGraphicFramePr>
-              <a:graphicFrameLocks noChangeAspect="1"/>
-            </wp:cNvGraphicFramePr>
-            <a:graphic>
-              <a:graphicData uri="http://schemas.openxmlformats.org/drawingml/2006/picture">
-                <pic:pic>
-                  <pic:nvPicPr>
-                    <pic:cNvPr id="0" name="56_일정_정산_로그인.png"/>
-                    <pic:cNvPicPr/>
-                  </pic:nvPicPr>
-                  <pic:blipFill>
-                    <a:blip r:embed="rId52"/>
-                    <a:stretch>
-                      <a:fillRect/>
-                    </a:stretch>
-                  </pic:blipFill>
-                  <pic:spPr>
-                    <a:xfrm>
-                      <a:off x="0" y="0"/>
-                      <a:ext cx="3092400" cy="2123837"/>
-                    </a:xfrm>
-                    <a:prstGeom prst="rect"/>
-                  </pic:spPr>
-                </pic:pic>
-              </a:graphicData>
-            </a:graphic>
-          </wp:inline>
-        </w:drawing>
-      </w:r>
-    </w:p>
-    <w:p>
-      <w:pPr>
-        <w:spacing w:line="240" w:lineRule="auto" w:after="140"/>
-        <w:jc w:val="center"/>
-      </w:pPr>
-      <w:r>
-        <w:rPr>
-          <w:rFonts w:ascii="맑은 고딕" w:hAnsi="맑은 고딕" w:eastAsia="맑은 고딕" w:cs="맑은 고딕"/>
-          <w:color w:val="777777"/>
-          <w:sz w:val="18"/>
-        </w:rPr>
-        <w:t>그림 8-9  로그인하지 않으면 안내만 나옵니다</w:t>
+        <w:t>로 옮겨져, 정산 화면 전용 로그인 창은 없어졌습니다.</w:t>
       </w:r>
     </w:p>
     <w:p>

--- a/docs/manual/업무현황_대시보드_사용자매뉴얼.docx
+++ b/docs/manual/업무현황_대시보드_사용자매뉴얼.docx
@@ -53,7 +53,7 @@
           <w:color w:val="666666"/>
           <w:sz w:val="21"/>
         </w:rPr>
-        <w:t>문서 버전  1.2</w:t>
+        <w:t>문서 버전  1.3</w:t>
       </w:r>
     </w:p>
     <w:p>
@@ -668,7 +668,7 @@
           <w:b/>
           <w:sz w:val="21"/>
         </w:rPr>
-        <w:t>9. 직원 관리 [관리자]</w:t>
+        <w:t>9. 직원·집계 기준 관리 [관리자]</w:t>
       </w:r>
     </w:p>
     <w:p>
@@ -729,6 +729,30 @@
           <w:sz w:val="19"/>
         </w:rPr>
         <w:t xml:space="preserve">  9.5 같은 이름이 둘 있을 때</w:t>
+      </w:r>
+    </w:p>
+    <w:p>
+      <w:pPr>
+        <w:spacing w:after="0" w:line="240" w:lineRule="auto"/>
+      </w:pPr>
+      <w:r>
+        <w:rPr>
+          <w:rFonts w:ascii="맑은 고딕" w:hAnsi="맑은 고딕" w:eastAsia="맑은 고딕" w:cs="맑은 고딕"/>
+          <w:sz w:val="19"/>
+        </w:rPr>
+        <w:t xml:space="preserve">  9.6 집계 제외 (장기 부재·대상 아님)</w:t>
+      </w:r>
+    </w:p>
+    <w:p>
+      <w:pPr>
+        <w:spacing w:after="0" w:line="240" w:lineRule="auto"/>
+      </w:pPr>
+      <w:r>
+        <w:rPr>
+          <w:rFonts w:ascii="맑은 고딕" w:hAnsi="맑은 고딕" w:eastAsia="맑은 고딕" w:cs="맑은 고딕"/>
+          <w:sz w:val="19"/>
+        </w:rPr>
+        <w:t xml:space="preserve">  9.7 공휴일표</w:t>
       </w:r>
     </w:p>
     <w:p>
@@ -1559,7 +1583,7 @@
       <w:r>
         <w:drawing>
           <wp:inline xmlns:a="http://schemas.openxmlformats.org/drawingml/2006/main" xmlns:pic="http://schemas.openxmlformats.org/drawingml/2006/picture">
-            <wp:extent cx="3862800" cy="2124052"/>
+            <wp:extent cx="3718800" cy="2124693"/>
             <wp:docPr id="2" name="Picture 2"/>
             <wp:cNvGraphicFramePr>
               <a:graphicFrameLocks noChangeAspect="1"/>
@@ -1580,7 +1604,7 @@
                   <pic:spPr>
                     <a:xfrm>
                       <a:off x="0" y="0"/>
-                      <a:ext cx="3862800" cy="2124052"/>
+                      <a:ext cx="3718800" cy="2124693"/>
                     </a:xfrm>
                     <a:prstGeom prst="rect"/>
                   </pic:spPr>
@@ -4447,58 +4471,6 @@
     </w:p>
     <w:p>
       <w:pPr>
-        <w:pStyle w:val="Heading1"/>
-      </w:pPr>
-      <w:r>
-        <w:t>일간 리포트</w:t>
-      </w:r>
-    </w:p>
-    <w:p>
-      <w:r>
-        <w:rPr>
-          <w:rFonts w:ascii="맑은 고딕" w:hAnsi="맑은 고딕" w:eastAsia="맑은 고딕" w:cs="맑은 고딕"/>
-          <w:b w:val="0"/>
-          <w:sz w:val="21"/>
-        </w:rPr>
-        <w:t>하루 동안의 기록을 모아 봅니다.</w:t>
-      </w:r>
-    </w:p>
-    <w:p>
-      <w:pPr>
-        <w:pStyle w:val="Heading2"/>
-      </w:pPr>
-      <w:r>
-        <w:t>3.1 지표 카드 읽기</w:t>
-      </w:r>
-    </w:p>
-    <w:p>
-      <w:r>
-        <w:rPr>
-          <w:rFonts w:ascii="맑은 고딕" w:hAnsi="맑은 고딕" w:eastAsia="맑은 고딕" w:cs="맑은 고딕"/>
-          <w:b w:val="0"/>
-          <w:sz w:val="21"/>
-        </w:rPr>
-        <w:t xml:space="preserve">맨 위에 숫자 카드 네 개가 나옵니다. </w:t>
-      </w:r>
-      <w:r>
-        <w:rPr>
-          <w:rFonts w:ascii="맑은 고딕" w:hAnsi="맑은 고딕" w:eastAsia="맑은 고딕" w:cs="맑은 고딕"/>
-          <w:b/>
-          <w:sz w:val="21"/>
-        </w:rPr>
-        <w:t>숫자 뒤에 작은 단위</w:t>
-      </w:r>
-      <w:r>
-        <w:rPr>
-          <w:rFonts w:ascii="맑은 고딕" w:hAnsi="맑은 고딕" w:eastAsia="맑은 고딕" w:cs="맑은 고딕"/>
-          <w:b w:val="0"/>
-          <w:sz w:val="21"/>
-        </w:rPr>
-        <w:t>가 붙어 있어 무엇을 세는 값인지 알 수 있습니다.</w:t>
-      </w:r>
-    </w:p>
-    <w:p>
-      <w:pPr>
         <w:keepNext/>
         <w:spacing w:line="240" w:lineRule="auto" w:after="40"/>
         <w:jc w:val="center"/>
@@ -4506,8 +4478,183 @@
       <w:r>
         <w:drawing>
           <wp:inline xmlns:a="http://schemas.openxmlformats.org/drawingml/2006/main" xmlns:pic="http://schemas.openxmlformats.org/drawingml/2006/picture">
+            <wp:extent cx="1238400" cy="2125814"/>
+            <wp:docPr id="13" name="Picture 13"/>
+            <wp:cNvGraphicFramePr>
+              <a:graphicFrameLocks noChangeAspect="1"/>
+            </wp:cNvGraphicFramePr>
+            <a:graphic>
+              <a:graphicData uri="http://schemas.openxmlformats.org/drawingml/2006/picture">
+                <pic:pic>
+                  <pic:nvPicPr>
+                    <pic:cNvPr id="0" name="62_일간_지표_야간휴일.png"/>
+                    <pic:cNvPicPr/>
+                  </pic:nvPicPr>
+                  <pic:blipFill>
+                    <a:blip r:embed="rId22"/>
+                    <a:stretch>
+                      <a:fillRect/>
+                    </a:stretch>
+                  </pic:blipFill>
+                  <pic:spPr>
+                    <a:xfrm>
+                      <a:off x="0" y="0"/>
+                      <a:ext cx="1238400" cy="2125814"/>
+                    </a:xfrm>
+                    <a:prstGeom prst="rect"/>
+                  </pic:spPr>
+                </pic:pic>
+              </a:graphicData>
+            </a:graphic>
+          </wp:inline>
+        </w:drawing>
+      </w:r>
+    </w:p>
+    <w:p>
+      <w:pPr>
+        <w:spacing w:line="240" w:lineRule="auto" w:after="140"/>
+        <w:jc w:val="center"/>
+      </w:pPr>
+      <w:r>
+        <w:rPr>
+          <w:rFonts w:ascii="맑은 고딕" w:hAnsi="맑은 고딕" w:eastAsia="맑은 고딕" w:cs="맑은 고딕"/>
+          <w:color w:val="777777"/>
+          <w:sz w:val="18"/>
+        </w:rPr>
+        <w:t>그림 2-9  지표 카드 맨 오른쪽이 「야간·휴일」입니다</w:t>
+      </w:r>
+    </w:p>
+    <w:p>
+      <w:pPr>
+        <w:keepLines/>
+        <w:spacing w:before="120" w:after="160"/>
+        <w:ind w:left="170"/>
+        <w:pBdr>
+          <w:left w:val="single" w:sz="18" w:space="6" w:color="005A9E"/>
+        </w:pBdr>
+        <w:shd w:val="clear" w:color="auto" w:fill="F2F7FB"/>
+      </w:pPr>
+      <w:r>
+        <w:rPr>
+          <w:rFonts w:ascii="맑은 고딕" w:hAnsi="맑은 고딕" w:eastAsia="맑은 고딕" w:cs="맑은 고딕"/>
+          <w:b/>
+          <w:color w:val="005A9E"/>
+          <w:sz w:val="21"/>
+        </w:rPr>
+        <w:t xml:space="preserve">노란 칸 «밖» 은 「야간·휴일」로 따로 셉니다  </w:t>
+      </w:r>
+      <w:r>
+        <w:rPr>
+          <w:rFonts w:ascii="맑은 고딕" w:hAnsi="맑은 고딕" w:eastAsia="맑은 고딕" w:cs="맑은 고딕"/>
+          <w:b/>
+          <w:sz w:val="21"/>
+        </w:rPr>
+        <w:t>평일 09~18 시 밖에 적은 기록 전부</w:t>
+      </w:r>
+      <w:r>
+        <w:rPr>
+          <w:rFonts w:ascii="맑은 고딕" w:hAnsi="맑은 고딕" w:eastAsia="맑은 고딕" w:cs="맑은 고딕"/>
+          <w:b w:val="0"/>
+          <w:sz w:val="21"/>
+        </w:rPr>
+        <w:t xml:space="preserve">가 여기 들어갑니다 — 이른 아침 · 저녁 · 주말 · </w:t>
+      </w:r>
+      <w:r>
+        <w:rPr>
+          <w:rFonts w:ascii="맑은 고딕" w:hAnsi="맑은 고딕" w:eastAsia="맑은 고딕" w:cs="맑은 고딕"/>
+          <w:b/>
+          <w:sz w:val="21"/>
+        </w:rPr>
+        <w:t>공휴일</w:t>
+      </w:r>
+      <w:r>
+        <w:rPr>
+          <w:rFonts w:ascii="맑은 고딕" w:hAnsi="맑은 고딕" w:eastAsia="맑은 고딕" w:cs="맑은 고딕"/>
+          <w:b w:val="0"/>
+          <w:sz w:val="21"/>
+        </w:rPr>
+        <w:t xml:space="preserve">. 일간·주간·월간·연간 지표 카드에 시간이 표시됩니다. 누구를 깎는 값이 아니라 </w:t>
+      </w:r>
+      <w:r>
+        <w:rPr>
+          <w:rFonts w:ascii="맑은 고딕" w:hAnsi="맑은 고딕" w:eastAsia="맑은 고딕" w:cs="맑은 고딕"/>
+          <w:b/>
+          <w:sz w:val="21"/>
+        </w:rPr>
+        <w:t>밤일이 한 사람에게 몰려 있는지 보는</w:t>
+      </w:r>
+      <w:r>
+        <w:rPr>
+          <w:rFonts w:ascii="맑은 고딕" w:hAnsi="맑은 고딕" w:eastAsia="맑은 고딕" w:cs="맑은 고딕"/>
+          <w:b w:val="0"/>
+          <w:sz w:val="21"/>
+        </w:rPr>
+        <w:t xml:space="preserve"> 값입니다.</w:t>
+      </w:r>
+    </w:p>
+    <w:p>
+      <w:pPr>
+        <w:pStyle w:val="Heading1"/>
+      </w:pPr>
+      <w:r>
+        <w:t>일간 리포트</w:t>
+      </w:r>
+    </w:p>
+    <w:p>
+      <w:r>
+        <w:rPr>
+          <w:rFonts w:ascii="맑은 고딕" w:hAnsi="맑은 고딕" w:eastAsia="맑은 고딕" w:cs="맑은 고딕"/>
+          <w:b w:val="0"/>
+          <w:sz w:val="21"/>
+        </w:rPr>
+        <w:t>하루 동안의 기록을 모아 봅니다.</w:t>
+      </w:r>
+    </w:p>
+    <w:p>
+      <w:pPr>
+        <w:pStyle w:val="Heading2"/>
+      </w:pPr>
+      <w:r>
+        <w:t>3.1 지표 카드 읽기</w:t>
+      </w:r>
+    </w:p>
+    <w:p>
+      <w:r>
+        <w:rPr>
+          <w:rFonts w:ascii="맑은 고딕" w:hAnsi="맑은 고딕" w:eastAsia="맑은 고딕" w:cs="맑은 고딕"/>
+          <w:b w:val="0"/>
+          <w:sz w:val="21"/>
+        </w:rPr>
+        <w:t xml:space="preserve">맨 위에 숫자 카드 다섯 개가 나옵니다. </w:t>
+      </w:r>
+      <w:r>
+        <w:rPr>
+          <w:rFonts w:ascii="맑은 고딕" w:hAnsi="맑은 고딕" w:eastAsia="맑은 고딕" w:cs="맑은 고딕"/>
+          <w:b/>
+          <w:sz w:val="21"/>
+        </w:rPr>
+        <w:t>숫자 뒤에 작은 단위</w:t>
+      </w:r>
+      <w:r>
+        <w:rPr>
+          <w:rFonts w:ascii="맑은 고딕" w:hAnsi="맑은 고딕" w:eastAsia="맑은 고딕" w:cs="맑은 고딕"/>
+          <w:b w:val="0"/>
+          <w:sz w:val="21"/>
+        </w:rPr>
+        <w:t>가 붙어 있어 무엇을 세는 값인지 알 수 있습니다.</w:t>
+      </w:r>
+    </w:p>
+    <w:p>
+      <w:pPr>
+        <w:keepNext/>
+        <w:spacing w:line="240" w:lineRule="auto" w:after="40"/>
+        <w:jc w:val="center"/>
+      </w:pPr>
+      <w:r>
+        <w:drawing>
+          <wp:inline xmlns:a="http://schemas.openxmlformats.org/drawingml/2006/main" xmlns:pic="http://schemas.openxmlformats.org/drawingml/2006/picture">
             <wp:extent cx="4500000" cy="1248019"/>
-            <wp:docPr id="13" name="Picture 13"/>
+            <wp:docPr id="14" name="Picture 14"/>
             <wp:cNvGraphicFramePr>
               <a:graphicFrameLocks noChangeAspect="1"/>
             </wp:cNvGraphicFramePr>
@@ -4519,7 +4666,7 @@
                     <pic:cNvPicPr/>
                   </pic:nvPicPr>
                   <pic:blipFill>
-                    <a:blip r:embed="rId22"/>
+                    <a:blip r:embed="rId23"/>
                     <a:stretch>
                       <a:fillRect/>
                     </a:stretch>
@@ -4899,6 +5046,87 @@
           </w:p>
         </w:tc>
       </w:tr>
+      <w:tr>
+        <w:trPr>
+          <w:cantSplit/>
+        </w:trPr>
+        <w:tc>
+          <w:tcPr>
+            <w:tcW w:type="dxa" w:w="1814"/>
+            <w:vAlign w:val="center"/>
+          </w:tcPr>
+          <w:p>
+            <w:pPr>
+              <w:spacing w:before="0" w:after="0" w:line="240" w:lineRule="auto"/>
+            </w:pPr>
+            <w:r/>
+            <w:r>
+              <w:rPr>
+                <w:rFonts w:ascii="맑은 고딕" w:hAnsi="맑은 고딕" w:eastAsia="맑은 고딕" w:cs="맑은 고딕"/>
+                <w:b/>
+                <w:sz w:val="20"/>
+              </w:rPr>
+              <w:t>야간·휴일</w:t>
+            </w:r>
+          </w:p>
+        </w:tc>
+        <w:tc>
+          <w:tcPr>
+            <w:tcW w:type="dxa" w:w="907"/>
+            <w:vAlign w:val="center"/>
+          </w:tcPr>
+          <w:p>
+            <w:pPr>
+              <w:spacing w:before="0" w:after="0" w:line="240" w:lineRule="auto"/>
+            </w:pPr>
+            <w:r/>
+            <w:r>
+              <w:rPr>
+                <w:rFonts w:ascii="맑은 고딕" w:hAnsi="맑은 고딕" w:eastAsia="맑은 고딕" w:cs="맑은 고딕"/>
+                <w:b w:val="0"/>
+                <w:sz w:val="20"/>
+              </w:rPr>
+              <w:t>h</w:t>
+            </w:r>
+          </w:p>
+        </w:tc>
+        <w:tc>
+          <w:tcPr>
+            <w:tcW w:type="dxa" w:w="5669"/>
+            <w:vAlign w:val="center"/>
+          </w:tcPr>
+          <w:p>
+            <w:pPr>
+              <w:spacing w:before="0" w:after="0" w:line="240" w:lineRule="auto"/>
+            </w:pPr>
+            <w:r/>
+            <w:r>
+              <w:rPr>
+                <w:rFonts w:ascii="맑은 고딕" w:hAnsi="맑은 고딕" w:eastAsia="맑은 고딕" w:cs="맑은 고딕"/>
+                <w:b w:val="0"/>
+                <w:sz w:val="20"/>
+              </w:rPr>
+              <w:t xml:space="preserve">정규 근무 </w:t>
+            </w:r>
+            <w:r>
+              <w:rPr>
+                <w:rFonts w:ascii="맑은 고딕" w:hAnsi="맑은 고딕" w:eastAsia="맑은 고딕" w:cs="맑은 고딕"/>
+                <w:b/>
+                <w:sz w:val="20"/>
+              </w:rPr>
+              <w:t>밖에</w:t>
+            </w:r>
+            <w:r>
+              <w:rPr>
+                <w:rFonts w:ascii="맑은 고딕" w:hAnsi="맑은 고딕" w:eastAsia="맑은 고딕" w:cs="맑은 고딕"/>
+                <w:b w:val="0"/>
+                <w:sz w:val="20"/>
+              </w:rPr>
+              <w:t xml:space="preserve"> 적은 시간 (2.6 절 · 9.7 절)</w:t>
+            </w:r>
+          </w:p>
+        </w:tc>
+      </w:tr>
     </w:tbl>
     <w:p/>
     <w:p>
@@ -4957,7 +5185,7 @@
         <w:drawing>
           <wp:inline xmlns:a="http://schemas.openxmlformats.org/drawingml/2006/main" xmlns:pic="http://schemas.openxmlformats.org/drawingml/2006/picture">
             <wp:extent cx="4500000" cy="1782132"/>
-            <wp:docPr id="14" name="Picture 14"/>
+            <wp:docPr id="15" name="Picture 15"/>
             <wp:cNvGraphicFramePr>
               <a:graphicFrameLocks noChangeAspect="1"/>
             </wp:cNvGraphicFramePr>
@@ -4969,7 +5197,7 @@
                     <pic:cNvPicPr/>
                   </pic:nvPicPr>
                   <pic:blipFill>
-                    <a:blip r:embed="rId23"/>
+                    <a:blip r:embed="rId24"/>
                     <a:stretch>
                       <a:fillRect/>
                     </a:stretch>
@@ -5082,7 +5310,7 @@
         <w:drawing>
           <wp:inline xmlns:a="http://schemas.openxmlformats.org/drawingml/2006/main" xmlns:pic="http://schemas.openxmlformats.org/drawingml/2006/picture">
             <wp:extent cx="3704399" cy="365867"/>
-            <wp:docPr id="15" name="Picture 15"/>
+            <wp:docPr id="16" name="Picture 16"/>
             <wp:cNvGraphicFramePr>
               <a:graphicFrameLocks noChangeAspect="1"/>
             </wp:cNvGraphicFramePr>
@@ -5094,7 +5322,7 @@
                     <pic:cNvPicPr/>
                   </pic:nvPicPr>
                   <pic:blipFill>
-                    <a:blip r:embed="rId24"/>
+                    <a:blip r:embed="rId25"/>
                     <a:stretch>
                       <a:fillRect/>
                     </a:stretch>
@@ -5137,7 +5365,7 @@
         <w:drawing>
           <wp:inline xmlns:a="http://schemas.openxmlformats.org/drawingml/2006/main" xmlns:pic="http://schemas.openxmlformats.org/drawingml/2006/picture">
             <wp:extent cx="4500000" cy="1806883"/>
-            <wp:docPr id="16" name="Picture 16"/>
+            <wp:docPr id="17" name="Picture 17"/>
             <wp:cNvGraphicFramePr>
               <a:graphicFrameLocks noChangeAspect="1"/>
             </wp:cNvGraphicFramePr>
@@ -5149,7 +5377,7 @@
                     <pic:cNvPicPr/>
                   </pic:nvPicPr>
                   <pic:blipFill>
-                    <a:blip r:embed="rId25"/>
+                    <a:blip r:embed="rId26"/>
                     <a:stretch>
                       <a:fillRect/>
                     </a:stretch>
@@ -5228,7 +5456,7 @@
         <w:drawing>
           <wp:inline xmlns:a="http://schemas.openxmlformats.org/drawingml/2006/main" xmlns:pic="http://schemas.openxmlformats.org/drawingml/2006/picture">
             <wp:extent cx="4338000" cy="2124639"/>
-            <wp:docPr id="17" name="Picture 17"/>
+            <wp:docPr id="18" name="Picture 18"/>
             <wp:cNvGraphicFramePr>
               <a:graphicFrameLocks noChangeAspect="1"/>
             </wp:cNvGraphicFramePr>
@@ -5240,7 +5468,7 @@
                     <pic:cNvPicPr/>
                   </pic:nvPicPr>
                   <pic:blipFill>
-                    <a:blip r:embed="rId26"/>
+                    <a:blip r:embed="rId27"/>
                     <a:stretch>
                       <a:fillRect/>
                     </a:stretch>
@@ -5620,6 +5848,87 @@
           </w:p>
         </w:tc>
       </w:tr>
+      <w:tr>
+        <w:trPr>
+          <w:cantSplit/>
+        </w:trPr>
+        <w:tc>
+          <w:tcPr>
+            <w:tcW w:type="dxa" w:w="1814"/>
+            <w:vAlign w:val="center"/>
+          </w:tcPr>
+          <w:p>
+            <w:pPr>
+              <w:spacing w:before="0" w:after="0" w:line="240" w:lineRule="auto"/>
+            </w:pPr>
+            <w:r/>
+            <w:r>
+              <w:rPr>
+                <w:rFonts w:ascii="맑은 고딕" w:hAnsi="맑은 고딕" w:eastAsia="맑은 고딕" w:cs="맑은 고딕"/>
+                <w:b/>
+                <w:sz w:val="20"/>
+              </w:rPr>
+              <w:t>야간·휴일</w:t>
+            </w:r>
+          </w:p>
+        </w:tc>
+        <w:tc>
+          <w:tcPr>
+            <w:tcW w:type="dxa" w:w="907"/>
+            <w:vAlign w:val="center"/>
+          </w:tcPr>
+          <w:p>
+            <w:pPr>
+              <w:spacing w:before="0" w:after="0" w:line="240" w:lineRule="auto"/>
+            </w:pPr>
+            <w:r/>
+            <w:r>
+              <w:rPr>
+                <w:rFonts w:ascii="맑은 고딕" w:hAnsi="맑은 고딕" w:eastAsia="맑은 고딕" w:cs="맑은 고딕"/>
+                <w:b w:val="0"/>
+                <w:sz w:val="20"/>
+              </w:rPr>
+              <w:t>h</w:t>
+            </w:r>
+          </w:p>
+        </w:tc>
+        <w:tc>
+          <w:tcPr>
+            <w:tcW w:type="dxa" w:w="5669"/>
+            <w:vAlign w:val="center"/>
+          </w:tcPr>
+          <w:p>
+            <w:pPr>
+              <w:spacing w:before="0" w:after="0" w:line="240" w:lineRule="auto"/>
+            </w:pPr>
+            <w:r/>
+            <w:r>
+              <w:rPr>
+                <w:rFonts w:ascii="맑은 고딕" w:hAnsi="맑은 고딕" w:eastAsia="맑은 고딕" w:cs="맑은 고딕"/>
+                <w:b w:val="0"/>
+                <w:sz w:val="20"/>
+              </w:rPr>
+              <w:t xml:space="preserve">정규 근무 </w:t>
+            </w:r>
+            <w:r>
+              <w:rPr>
+                <w:rFonts w:ascii="맑은 고딕" w:hAnsi="맑은 고딕" w:eastAsia="맑은 고딕" w:cs="맑은 고딕"/>
+                <w:b/>
+                <w:sz w:val="20"/>
+              </w:rPr>
+              <w:t>밖에</w:t>
+            </w:r>
+            <w:r>
+              <w:rPr>
+                <w:rFonts w:ascii="맑은 고딕" w:hAnsi="맑은 고딕" w:eastAsia="맑은 고딕" w:cs="맑은 고딕"/>
+                <w:b w:val="0"/>
+                <w:sz w:val="20"/>
+              </w:rPr>
+              <w:t xml:space="preserve"> 적은 시간 (2.6 절 · 9.7 절)</w:t>
+            </w:r>
+          </w:p>
+        </w:tc>
+      </w:tr>
     </w:tbl>
     <w:p/>
     <w:p>
@@ -6030,7 +6339,7 @@
         <w:drawing>
           <wp:inline xmlns:a="http://schemas.openxmlformats.org/drawingml/2006/main" xmlns:pic="http://schemas.openxmlformats.org/drawingml/2006/picture">
             <wp:extent cx="3952800" cy="2124630"/>
-            <wp:docPr id="18" name="Picture 18"/>
+            <wp:docPr id="19" name="Picture 19"/>
             <wp:cNvGraphicFramePr>
               <a:graphicFrameLocks noChangeAspect="1"/>
             </wp:cNvGraphicFramePr>
@@ -6039,61 +6348,6 @@
                 <pic:pic>
                   <pic:nvPicPr>
                     <pic:cNvPr id="0" name="15_주간_지표_02.png"/>
-                    <pic:cNvPicPr/>
-                  </pic:nvPicPr>
-                  <pic:blipFill>
-                    <a:blip r:embed="rId27"/>
-                    <a:stretch>
-                      <a:fillRect/>
-                    </a:stretch>
-                  </pic:blipFill>
-                  <pic:spPr>
-                    <a:xfrm>
-                      <a:off x="0" y="0"/>
-                      <a:ext cx="3952800" cy="2124630"/>
-                    </a:xfrm>
-                    <a:prstGeom prst="rect"/>
-                  </pic:spPr>
-                </pic:pic>
-              </a:graphicData>
-            </a:graphic>
-          </wp:inline>
-        </w:drawing>
-      </w:r>
-    </w:p>
-    <w:p>
-      <w:pPr>
-        <w:spacing w:line="240" w:lineRule="auto" w:after="140"/>
-        <w:jc w:val="center"/>
-      </w:pPr>
-      <w:r>
-        <w:rPr>
-          <w:rFonts w:ascii="맑은 고딕" w:hAnsi="맑은 고딕" w:eastAsia="맑은 고딕" w:cs="맑은 고딕"/>
-          <w:color w:val="777777"/>
-          <w:sz w:val="18"/>
-        </w:rPr>
-        <w:t>그림 4-4  히트맵과 파레토 구간</w:t>
-      </w:r>
-    </w:p>
-    <w:p>
-      <w:pPr>
-        <w:keepNext/>
-        <w:spacing w:line="240" w:lineRule="auto" w:after="40"/>
-        <w:jc w:val="center"/>
-      </w:pPr>
-      <w:r>
-        <w:drawing>
-          <wp:inline xmlns:a="http://schemas.openxmlformats.org/drawingml/2006/main" xmlns:pic="http://schemas.openxmlformats.org/drawingml/2006/picture">
-            <wp:extent cx="3952800" cy="2124630"/>
-            <wp:docPr id="19" name="Picture 19"/>
-            <wp:cNvGraphicFramePr>
-              <a:graphicFrameLocks noChangeAspect="1"/>
-            </wp:cNvGraphicFramePr>
-            <a:graphic>
-              <a:graphicData uri="http://schemas.openxmlformats.org/drawingml/2006/picture">
-                <pic:pic>
-                  <pic:nvPicPr>
-                    <pic:cNvPr id="0" name="15_주간_지표_04.png"/>
                     <pic:cNvPicPr/>
                   </pic:nvPicPr>
                   <pic:blipFill>
@@ -6127,7 +6381,7 @@
           <w:color w:val="777777"/>
           <w:sz w:val="18"/>
         </w:rPr>
-        <w:t>그림 4-5  직원별 업무 상세 표 구간</w:t>
+        <w:t>그림 4-4  히트맵과 파레토 구간</w:t>
       </w:r>
     </w:p>
     <w:p>
@@ -6148,7 +6402,7 @@
               <a:graphicData uri="http://schemas.openxmlformats.org/drawingml/2006/picture">
                 <pic:pic>
                   <pic:nvPicPr>
-                    <pic:cNvPr id="0" name="15_주간_지표_05.png"/>
+                    <pic:cNvPr id="0" name="15_주간_지표_04.png"/>
                     <pic:cNvPicPr/>
                   </pic:nvPicPr>
                   <pic:blipFill>
@@ -6182,41 +6436,7 @@
           <w:color w:val="777777"/>
           <w:sz w:val="18"/>
         </w:rPr>
-        <w:t>그림 4-6  프로젝트 기간 비중 구간</w:t>
-      </w:r>
-    </w:p>
-    <w:p>
-      <w:pPr>
-        <w:pStyle w:val="Heading1"/>
-      </w:pPr>
-      <w:r>
-        <w:t>월간 리포트</w:t>
-      </w:r>
-    </w:p>
-    <w:p>
-      <w:pPr>
-        <w:pStyle w:val="Heading2"/>
-      </w:pPr>
-      <w:r>
-        <w:t>5.1 기간 고르기</w:t>
-      </w:r>
-    </w:p>
-    <w:p>
-      <w:r>
-        <w:rPr>
-          <w:rFonts w:ascii="맑은 고딕" w:hAnsi="맑은 고딕" w:eastAsia="맑은 고딕" w:cs="맑은 고딕"/>
-          <w:b/>
-          <w:sz w:val="21"/>
-        </w:rPr>
-        <w:t>연 · 월</w:t>
-      </w:r>
-      <w:r>
-        <w:rPr>
-          <w:rFonts w:ascii="맑은 고딕" w:hAnsi="맑은 고딕" w:eastAsia="맑은 고딕" w:cs="맑은 고딕"/>
-          <w:b w:val="0"/>
-          <w:sz w:val="21"/>
-        </w:rPr>
-        <w:t xml:space="preserve"> 두 개를 골라 이동합니다. 옆에 그 달의 기간이 함께 표시됩니다.</w:t>
+        <w:t>그림 4-5  직원별 업무 상세 표 구간</w:t>
       </w:r>
     </w:p>
     <w:p>
@@ -6228,8 +6448,97 @@
       <w:r>
         <w:drawing>
           <wp:inline xmlns:a="http://schemas.openxmlformats.org/drawingml/2006/main" xmlns:pic="http://schemas.openxmlformats.org/drawingml/2006/picture">
+            <wp:extent cx="3952800" cy="2124630"/>
+            <wp:docPr id="21" name="Picture 21"/>
+            <wp:cNvGraphicFramePr>
+              <a:graphicFrameLocks noChangeAspect="1"/>
+            </wp:cNvGraphicFramePr>
+            <a:graphic>
+              <a:graphicData uri="http://schemas.openxmlformats.org/drawingml/2006/picture">
+                <pic:pic>
+                  <pic:nvPicPr>
+                    <pic:cNvPr id="0" name="15_주간_지표_05.png"/>
+                    <pic:cNvPicPr/>
+                  </pic:nvPicPr>
+                  <pic:blipFill>
+                    <a:blip r:embed="rId30"/>
+                    <a:stretch>
+                      <a:fillRect/>
+                    </a:stretch>
+                  </pic:blipFill>
+                  <pic:spPr>
+                    <a:xfrm>
+                      <a:off x="0" y="0"/>
+                      <a:ext cx="3952800" cy="2124630"/>
+                    </a:xfrm>
+                    <a:prstGeom prst="rect"/>
+                  </pic:spPr>
+                </pic:pic>
+              </a:graphicData>
+            </a:graphic>
+          </wp:inline>
+        </w:drawing>
+      </w:r>
+    </w:p>
+    <w:p>
+      <w:pPr>
+        <w:spacing w:line="240" w:lineRule="auto" w:after="140"/>
+        <w:jc w:val="center"/>
+      </w:pPr>
+      <w:r>
+        <w:rPr>
+          <w:rFonts w:ascii="맑은 고딕" w:hAnsi="맑은 고딕" w:eastAsia="맑은 고딕" w:cs="맑은 고딕"/>
+          <w:color w:val="777777"/>
+          <w:sz w:val="18"/>
+        </w:rPr>
+        <w:t>그림 4-6  프로젝트 기간 비중 구간</w:t>
+      </w:r>
+    </w:p>
+    <w:p>
+      <w:pPr>
+        <w:pStyle w:val="Heading1"/>
+      </w:pPr>
+      <w:r>
+        <w:t>월간 리포트</w:t>
+      </w:r>
+    </w:p>
+    <w:p>
+      <w:pPr>
+        <w:pStyle w:val="Heading2"/>
+      </w:pPr>
+      <w:r>
+        <w:t>5.1 기간 고르기</w:t>
+      </w:r>
+    </w:p>
+    <w:p>
+      <w:r>
+        <w:rPr>
+          <w:rFonts w:ascii="맑은 고딕" w:hAnsi="맑은 고딕" w:eastAsia="맑은 고딕" w:cs="맑은 고딕"/>
+          <w:b/>
+          <w:sz w:val="21"/>
+        </w:rPr>
+        <w:t>연 · 월</w:t>
+      </w:r>
+      <w:r>
+        <w:rPr>
+          <w:rFonts w:ascii="맑은 고딕" w:hAnsi="맑은 고딕" w:eastAsia="맑은 고딕" w:cs="맑은 고딕"/>
+          <w:b w:val="0"/>
+          <w:sz w:val="21"/>
+        </w:rPr>
+        <w:t xml:space="preserve"> 두 개를 골라 이동합니다. 옆에 그 달의 기간이 함께 표시됩니다.</w:t>
+      </w:r>
+    </w:p>
+    <w:p>
+      <w:pPr>
+        <w:keepNext/>
+        <w:spacing w:line="240" w:lineRule="auto" w:after="40"/>
+        <w:jc w:val="center"/>
+      </w:pPr>
+      <w:r>
+        <w:drawing>
+          <wp:inline xmlns:a="http://schemas.openxmlformats.org/drawingml/2006/main" xmlns:pic="http://schemas.openxmlformats.org/drawingml/2006/picture">
             <wp:extent cx="4500000" cy="714953"/>
-            <wp:docPr id="21" name="Picture 21"/>
+            <wp:docPr id="22" name="Picture 22"/>
             <wp:cNvGraphicFramePr>
               <a:graphicFrameLocks noChangeAspect="1"/>
             </wp:cNvGraphicFramePr>
@@ -6241,7 +6550,7 @@
                     <pic:cNvPicPr/>
                   </pic:nvPicPr>
                   <pic:blipFill>
-                    <a:blip r:embed="rId30"/>
+                    <a:blip r:embed="rId31"/>
                     <a:stretch>
                       <a:fillRect/>
                     </a:stretch>
@@ -6302,7 +6611,7 @@
         <w:drawing>
           <wp:inline xmlns:a="http://schemas.openxmlformats.org/drawingml/2006/main" xmlns:pic="http://schemas.openxmlformats.org/drawingml/2006/picture">
             <wp:extent cx="4500000" cy="1074163"/>
-            <wp:docPr id="22" name="Picture 22"/>
+            <wp:docPr id="23" name="Picture 23"/>
             <wp:cNvGraphicFramePr>
               <a:graphicFrameLocks noChangeAspect="1"/>
             </wp:cNvGraphicFramePr>
@@ -6314,7 +6623,7 @@
                     <pic:cNvPicPr/>
                   </pic:nvPicPr>
                   <pic:blipFill>
-                    <a:blip r:embed="rId31"/>
+                    <a:blip r:embed="rId32"/>
                     <a:stretch>
                       <a:fillRect/>
                     </a:stretch>
@@ -6354,7 +6663,23 @@
           <w:b w:val="0"/>
           <w:sz w:val="21"/>
         </w:rPr>
-        <w:t>지표 카드는 총 업무 기록·근무일수·업무 종류·1인 총 업무 네 가지가 나옵니다.</w:t>
+        <w:t>지표 카드는 총 업무 기록·근무일수·업무 종류·1인 총 업무·</w:t>
+      </w:r>
+      <w:r>
+        <w:rPr>
+          <w:rFonts w:ascii="맑은 고딕" w:hAnsi="맑은 고딕" w:eastAsia="맑은 고딕" w:cs="맑은 고딕"/>
+          <w:b/>
+          <w:sz w:val="21"/>
+        </w:rPr>
+        <w:t>야간·휴일</w:t>
+      </w:r>
+      <w:r>
+        <w:rPr>
+          <w:rFonts w:ascii="맑은 고딕" w:hAnsi="맑은 고딕" w:eastAsia="맑은 고딕" w:cs="맑은 고딕"/>
+          <w:b w:val="0"/>
+          <w:sz w:val="21"/>
+        </w:rPr>
+        <w:t xml:space="preserve"> 다섯 가지가 나옵니다.</w:t>
       </w:r>
     </w:p>
     <w:p>
@@ -6393,7 +6718,7 @@
         <w:drawing>
           <wp:inline xmlns:a="http://schemas.openxmlformats.org/drawingml/2006/main" xmlns:pic="http://schemas.openxmlformats.org/drawingml/2006/picture">
             <wp:extent cx="3718800" cy="1127833"/>
-            <wp:docPr id="23" name="Picture 23"/>
+            <wp:docPr id="24" name="Picture 24"/>
             <wp:cNvGraphicFramePr>
               <a:graphicFrameLocks noChangeAspect="1"/>
             </wp:cNvGraphicFramePr>
@@ -6405,7 +6730,7 @@
                     <pic:cNvPicPr/>
                   </pic:nvPicPr>
                   <pic:blipFill>
-                    <a:blip r:embed="rId32"/>
+                    <a:blip r:embed="rId33"/>
                     <a:stretch>
                       <a:fillRect/>
                     </a:stretch>
@@ -6466,7 +6791,7 @@
         <w:drawing>
           <wp:inline xmlns:a="http://schemas.openxmlformats.org/drawingml/2006/main" xmlns:pic="http://schemas.openxmlformats.org/drawingml/2006/picture">
             <wp:extent cx="4500000" cy="839267"/>
-            <wp:docPr id="24" name="Picture 24"/>
+            <wp:docPr id="25" name="Picture 25"/>
             <wp:cNvGraphicFramePr>
               <a:graphicFrameLocks noChangeAspect="1"/>
             </wp:cNvGraphicFramePr>
@@ -6478,7 +6803,7 @@
                     <pic:cNvPicPr/>
                   </pic:nvPicPr>
                   <pic:blipFill>
-                    <a:blip r:embed="rId33"/>
+                    <a:blip r:embed="rId34"/>
                     <a:stretch>
                       <a:fillRect/>
                     </a:stretch>
@@ -6509,6 +6834,32 @@
           <w:sz w:val="18"/>
         </w:rPr>
         <w:t>그림 6-2  월별 업무량 추이</w:t>
+      </w:r>
+    </w:p>
+    <w:p>
+      <w:r>
+        <w:rPr>
+          <w:rFonts w:ascii="맑은 고딕" w:hAnsi="맑은 고딕" w:eastAsia="맑은 고딕" w:cs="맑은 고딕"/>
+          <w:b w:val="0"/>
+          <w:sz w:val="21"/>
+        </w:rPr>
+        <w:t>지표 카드는 총 업무 기록·근무일수·업무 종류·1인 총 업무·</w:t>
+      </w:r>
+      <w:r>
+        <w:rPr>
+          <w:rFonts w:ascii="맑은 고딕" w:hAnsi="맑은 고딕" w:eastAsia="맑은 고딕" w:cs="맑은 고딕"/>
+          <w:b/>
+          <w:sz w:val="21"/>
+        </w:rPr>
+        <w:t>야간·휴일</w:t>
+      </w:r>
+      <w:r>
+        <w:rPr>
+          <w:rFonts w:ascii="맑은 고딕" w:hAnsi="맑은 고딕" w:eastAsia="맑은 고딕" w:cs="맑은 고딕"/>
+          <w:b w:val="0"/>
+          <w:sz w:val="21"/>
+        </w:rPr>
+        <w:t xml:space="preserve"> 다섯 가지가 나옵니다.</w:t>
       </w:r>
     </w:p>
     <w:p>
@@ -6847,7 +7198,7 @@
         <w:drawing>
           <wp:inline xmlns:a="http://schemas.openxmlformats.org/drawingml/2006/main" xmlns:pic="http://schemas.openxmlformats.org/drawingml/2006/picture">
             <wp:extent cx="4500000" cy="1222312"/>
-            <wp:docPr id="25" name="Picture 25"/>
+            <wp:docPr id="26" name="Picture 26"/>
             <wp:cNvGraphicFramePr>
               <a:graphicFrameLocks noChangeAspect="1"/>
             </wp:cNvGraphicFramePr>
@@ -6859,7 +7210,7 @@
                     <pic:cNvPicPr/>
                   </pic:nvPicPr>
                   <pic:blipFill>
-                    <a:blip r:embed="rId34"/>
+                    <a:blip r:embed="rId35"/>
                     <a:stretch>
                       <a:fillRect/>
                     </a:stretch>
@@ -6902,7 +7253,7 @@
         <w:drawing>
           <wp:inline xmlns:a="http://schemas.openxmlformats.org/drawingml/2006/main" xmlns:pic="http://schemas.openxmlformats.org/drawingml/2006/picture">
             <wp:extent cx="4046400" cy="2124360"/>
-            <wp:docPr id="26" name="Picture 26"/>
+            <wp:docPr id="27" name="Picture 27"/>
             <wp:cNvGraphicFramePr>
               <a:graphicFrameLocks noChangeAspect="1"/>
             </wp:cNvGraphicFramePr>
@@ -6914,7 +7265,7 @@
                     <pic:cNvPicPr/>
                   </pic:nvPicPr>
                   <pic:blipFill>
-                    <a:blip r:embed="rId35"/>
+                    <a:blip r:embed="rId36"/>
                     <a:stretch>
                       <a:fillRect/>
                     </a:stretch>
@@ -6983,7 +7334,7 @@
         <w:drawing>
           <wp:inline xmlns:a="http://schemas.openxmlformats.org/drawingml/2006/main" xmlns:pic="http://schemas.openxmlformats.org/drawingml/2006/picture">
             <wp:extent cx="4500000" cy="985193"/>
-            <wp:docPr id="27" name="Picture 27"/>
+            <wp:docPr id="28" name="Picture 28"/>
             <wp:cNvGraphicFramePr>
               <a:graphicFrameLocks noChangeAspect="1"/>
             </wp:cNvGraphicFramePr>
@@ -6995,7 +7346,7 @@
                     <pic:cNvPicPr/>
                   </pic:nvPicPr>
                   <pic:blipFill>
-                    <a:blip r:embed="rId36"/>
+                    <a:blip r:embed="rId37"/>
                     <a:stretch>
                       <a:fillRect/>
                     </a:stretch>
@@ -7082,7 +7433,7 @@
         <w:drawing>
           <wp:inline xmlns:a="http://schemas.openxmlformats.org/drawingml/2006/main" xmlns:pic="http://schemas.openxmlformats.org/drawingml/2006/picture">
             <wp:extent cx="4500000" cy="1156117"/>
-            <wp:docPr id="28" name="Picture 28"/>
+            <wp:docPr id="29" name="Picture 29"/>
             <wp:cNvGraphicFramePr>
               <a:graphicFrameLocks noChangeAspect="1"/>
             </wp:cNvGraphicFramePr>
@@ -7094,7 +7445,7 @@
                     <pic:cNvPicPr/>
                   </pic:nvPicPr>
                   <pic:blipFill>
-                    <a:blip r:embed="rId37"/>
+                    <a:blip r:embed="rId38"/>
                     <a:stretch>
                       <a:fillRect/>
                     </a:stretch>
@@ -7163,7 +7514,7 @@
         <w:drawing>
           <wp:inline xmlns:a="http://schemas.openxmlformats.org/drawingml/2006/main" xmlns:pic="http://schemas.openxmlformats.org/drawingml/2006/picture">
             <wp:extent cx="4500000" cy="1161905"/>
-            <wp:docPr id="29" name="Picture 29"/>
+            <wp:docPr id="30" name="Picture 30"/>
             <wp:cNvGraphicFramePr>
               <a:graphicFrameLocks noChangeAspect="1"/>
             </wp:cNvGraphicFramePr>
@@ -7175,7 +7526,7 @@
                     <pic:cNvPicPr/>
                   </pic:nvPicPr>
                   <pic:blipFill>
-                    <a:blip r:embed="rId38"/>
+                    <a:blip r:embed="rId39"/>
                     <a:stretch>
                       <a:fillRect/>
                     </a:stretch>
@@ -7461,7 +7812,7 @@
         <w:drawing>
           <wp:inline xmlns:a="http://schemas.openxmlformats.org/drawingml/2006/main" xmlns:pic="http://schemas.openxmlformats.org/drawingml/2006/picture">
             <wp:extent cx="4500000" cy="1045285"/>
-            <wp:docPr id="30" name="Picture 30"/>
+            <wp:docPr id="31" name="Picture 31"/>
             <wp:cNvGraphicFramePr>
               <a:graphicFrameLocks noChangeAspect="1"/>
             </wp:cNvGraphicFramePr>
@@ -7473,7 +7824,7 @@
                     <pic:cNvPicPr/>
                   </pic:nvPicPr>
                   <pic:blipFill>
-                    <a:blip r:embed="rId39"/>
+                    <a:blip r:embed="rId40"/>
                     <a:stretch>
                       <a:fillRect/>
                     </a:stretch>
@@ -7562,7 +7913,7 @@
         <w:drawing>
           <wp:inline xmlns:a="http://schemas.openxmlformats.org/drawingml/2006/main" xmlns:pic="http://schemas.openxmlformats.org/drawingml/2006/picture">
             <wp:extent cx="4500000" cy="1389182"/>
-            <wp:docPr id="31" name="Picture 31"/>
+            <wp:docPr id="32" name="Picture 32"/>
             <wp:cNvGraphicFramePr>
               <a:graphicFrameLocks noChangeAspect="1"/>
             </wp:cNvGraphicFramePr>
@@ -7574,7 +7925,7 @@
                     <pic:cNvPicPr/>
                   </pic:nvPicPr>
                   <pic:blipFill>
-                    <a:blip r:embed="rId40"/>
+                    <a:blip r:embed="rId41"/>
                     <a:stretch>
                       <a:fillRect/>
                     </a:stretch>
@@ -7863,7 +8214,7 @@
         <w:drawing>
           <wp:inline xmlns:a="http://schemas.openxmlformats.org/drawingml/2006/main" xmlns:pic="http://schemas.openxmlformats.org/drawingml/2006/picture">
             <wp:extent cx="4500000" cy="1722488"/>
-            <wp:docPr id="32" name="Picture 32"/>
+            <wp:docPr id="33" name="Picture 33"/>
             <wp:cNvGraphicFramePr>
               <a:graphicFrameLocks noChangeAspect="1"/>
             </wp:cNvGraphicFramePr>
@@ -7875,7 +8226,7 @@
                     <pic:cNvPicPr/>
                   </pic:nvPicPr>
                   <pic:blipFill>
-                    <a:blip r:embed="rId41"/>
+                    <a:blip r:embed="rId42"/>
                     <a:stretch>
                       <a:fillRect/>
                     </a:stretch>
@@ -7978,7 +8329,7 @@
         <w:drawing>
           <wp:inline xmlns:a="http://schemas.openxmlformats.org/drawingml/2006/main" xmlns:pic="http://schemas.openxmlformats.org/drawingml/2006/picture">
             <wp:extent cx="4500000" cy="963945"/>
-            <wp:docPr id="33" name="Picture 33"/>
+            <wp:docPr id="34" name="Picture 34"/>
             <wp:cNvGraphicFramePr>
               <a:graphicFrameLocks noChangeAspect="1"/>
             </wp:cNvGraphicFramePr>
@@ -7990,7 +8341,7 @@
                     <pic:cNvPicPr/>
                   </pic:nvPicPr>
                   <pic:blipFill>
-                    <a:blip r:embed="rId42"/>
+                    <a:blip r:embed="rId43"/>
                     <a:stretch>
                       <a:fillRect/>
                     </a:stretch>
@@ -8244,7 +8595,7 @@
         <w:drawing>
           <wp:inline xmlns:a="http://schemas.openxmlformats.org/drawingml/2006/main" xmlns:pic="http://schemas.openxmlformats.org/drawingml/2006/picture">
             <wp:extent cx="4500000" cy="1614339"/>
-            <wp:docPr id="34" name="Picture 34"/>
+            <wp:docPr id="35" name="Picture 35"/>
             <wp:cNvGraphicFramePr>
               <a:graphicFrameLocks noChangeAspect="1"/>
             </wp:cNvGraphicFramePr>
@@ -8256,7 +8607,7 @@
                     <pic:cNvPicPr/>
                   </pic:nvPicPr>
                   <pic:blipFill>
-                    <a:blip r:embed="rId43"/>
+                    <a:blip r:embed="rId44"/>
                     <a:stretch>
                       <a:fillRect/>
                     </a:stretch>
@@ -8692,7 +9043,7 @@
         <w:drawing>
           <wp:inline xmlns:a="http://schemas.openxmlformats.org/drawingml/2006/main" xmlns:pic="http://schemas.openxmlformats.org/drawingml/2006/picture">
             <wp:extent cx="4500000" cy="981905"/>
-            <wp:docPr id="35" name="Picture 35"/>
+            <wp:docPr id="36" name="Picture 36"/>
             <wp:cNvGraphicFramePr>
               <a:graphicFrameLocks noChangeAspect="1"/>
             </wp:cNvGraphicFramePr>
@@ -8704,7 +9055,7 @@
                     <pic:cNvPicPr/>
                   </pic:nvPicPr>
                   <pic:blipFill>
-                    <a:blip r:embed="rId44"/>
+                    <a:blip r:embed="rId45"/>
                     <a:stretch>
                       <a:fillRect/>
                     </a:stretch>
@@ -9017,7 +9368,7 @@
         <w:drawing>
           <wp:inline xmlns:a="http://schemas.openxmlformats.org/drawingml/2006/main" xmlns:pic="http://schemas.openxmlformats.org/drawingml/2006/picture">
             <wp:extent cx="3837600" cy="2123863"/>
-            <wp:docPr id="36" name="Picture 36"/>
+            <wp:docPr id="37" name="Picture 37"/>
             <wp:cNvGraphicFramePr>
               <a:graphicFrameLocks noChangeAspect="1"/>
             </wp:cNvGraphicFramePr>
@@ -9029,7 +9380,7 @@
                     <pic:cNvPicPr/>
                   </pic:nvPicPr>
                   <pic:blipFill>
-                    <a:blip r:embed="rId45"/>
+                    <a:blip r:embed="rId46"/>
                     <a:stretch>
                       <a:fillRect/>
                     </a:stretch>
@@ -10267,7 +10618,7 @@
         <w:drawing>
           <wp:inline xmlns:a="http://schemas.openxmlformats.org/drawingml/2006/main" xmlns:pic="http://schemas.openxmlformats.org/drawingml/2006/picture">
             <wp:extent cx="3474000" cy="2124179"/>
-            <wp:docPr id="37" name="Picture 37"/>
+            <wp:docPr id="38" name="Picture 38"/>
             <wp:cNvGraphicFramePr>
               <a:graphicFrameLocks noChangeAspect="1"/>
             </wp:cNvGraphicFramePr>
@@ -10279,7 +10630,7 @@
                     <pic:cNvPicPr/>
                   </pic:nvPicPr>
                   <pic:blipFill>
-                    <a:blip r:embed="rId46"/>
+                    <a:blip r:embed="rId47"/>
                     <a:stretch>
                       <a:fillRect/>
                     </a:stretch>
@@ -10462,7 +10813,7 @@
         <w:drawing>
           <wp:inline xmlns:a="http://schemas.openxmlformats.org/drawingml/2006/main" xmlns:pic="http://schemas.openxmlformats.org/drawingml/2006/picture">
             <wp:extent cx="1771200" cy="2126047"/>
-            <wp:docPr id="38" name="Picture 38"/>
+            <wp:docPr id="39" name="Picture 39"/>
             <wp:cNvGraphicFramePr>
               <a:graphicFrameLocks noChangeAspect="1"/>
             </wp:cNvGraphicFramePr>
@@ -10474,7 +10825,7 @@
                     <pic:cNvPicPr/>
                   </pic:nvPicPr>
                   <pic:blipFill>
-                    <a:blip r:embed="rId47"/>
+                    <a:blip r:embed="rId48"/>
                     <a:stretch>
                       <a:fillRect/>
                     </a:stretch>
@@ -10957,7 +11308,7 @@
         <w:drawing>
           <wp:inline xmlns:a="http://schemas.openxmlformats.org/drawingml/2006/main" xmlns:pic="http://schemas.openxmlformats.org/drawingml/2006/picture">
             <wp:extent cx="1425600" cy="2123753"/>
-            <wp:docPr id="39" name="Picture 39"/>
+            <wp:docPr id="40" name="Picture 40"/>
             <wp:cNvGraphicFramePr>
               <a:graphicFrameLocks noChangeAspect="1"/>
             </wp:cNvGraphicFramePr>
@@ -10969,7 +11320,7 @@
                     <pic:cNvPicPr/>
                   </pic:nvPicPr>
                   <pic:blipFill>
-                    <a:blip r:embed="rId48"/>
+                    <a:blip r:embed="rId49"/>
                     <a:stretch>
                       <a:fillRect/>
                     </a:stretch>
@@ -11106,7 +11457,7 @@
         <w:drawing>
           <wp:inline xmlns:a="http://schemas.openxmlformats.org/drawingml/2006/main" xmlns:pic="http://schemas.openxmlformats.org/drawingml/2006/picture">
             <wp:extent cx="1681200" cy="2124530"/>
-            <wp:docPr id="40" name="Picture 40"/>
+            <wp:docPr id="41" name="Picture 41"/>
             <wp:cNvGraphicFramePr>
               <a:graphicFrameLocks noChangeAspect="1"/>
             </wp:cNvGraphicFramePr>
@@ -11118,7 +11469,7 @@
                     <pic:cNvPicPr/>
                   </pic:nvPicPr>
                   <pic:blipFill>
-                    <a:blip r:embed="rId49"/>
+                    <a:blip r:embed="rId50"/>
                     <a:stretch>
                       <a:fillRect/>
                     </a:stretch>
@@ -11460,7 +11811,7 @@
         <w:drawing>
           <wp:inline xmlns:a="http://schemas.openxmlformats.org/drawingml/2006/main" xmlns:pic="http://schemas.openxmlformats.org/drawingml/2006/picture">
             <wp:extent cx="3661200" cy="2123496"/>
-            <wp:docPr id="41" name="Picture 41"/>
+            <wp:docPr id="42" name="Picture 42"/>
             <wp:cNvGraphicFramePr>
               <a:graphicFrameLocks noChangeAspect="1"/>
             </wp:cNvGraphicFramePr>
@@ -11472,7 +11823,7 @@
                     <pic:cNvPicPr/>
                   </pic:nvPicPr>
                   <pic:blipFill>
-                    <a:blip r:embed="rId50"/>
+                    <a:blip r:embed="rId51"/>
                     <a:stretch>
                       <a:fillRect/>
                     </a:stretch>
@@ -11681,7 +12032,7 @@
         <w:drawing>
           <wp:inline xmlns:a="http://schemas.openxmlformats.org/drawingml/2006/main" xmlns:pic="http://schemas.openxmlformats.org/drawingml/2006/picture">
             <wp:extent cx="2951999" cy="2123013"/>
-            <wp:docPr id="42" name="Picture 42"/>
+            <wp:docPr id="43" name="Picture 43"/>
             <wp:cNvGraphicFramePr>
               <a:graphicFrameLocks noChangeAspect="1"/>
             </wp:cNvGraphicFramePr>
@@ -11693,7 +12044,7 @@
                     <pic:cNvPicPr/>
                   </pic:nvPicPr>
                   <pic:blipFill>
-                    <a:blip r:embed="rId51"/>
+                    <a:blip r:embed="rId52"/>
                     <a:stretch>
                       <a:fillRect/>
                     </a:stretch>
@@ -12104,7 +12455,7 @@
         <w:drawing>
           <wp:inline xmlns:a="http://schemas.openxmlformats.org/drawingml/2006/main" xmlns:pic="http://schemas.openxmlformats.org/drawingml/2006/picture">
             <wp:extent cx="2401200" cy="2123120"/>
-            <wp:docPr id="43" name="Picture 43"/>
+            <wp:docPr id="44" name="Picture 44"/>
             <wp:cNvGraphicFramePr>
               <a:graphicFrameLocks noChangeAspect="1"/>
             </wp:cNvGraphicFramePr>
@@ -12116,7 +12467,7 @@
                     <pic:cNvPicPr/>
                   </pic:nvPicPr>
                   <pic:blipFill>
-                    <a:blip r:embed="rId52"/>
+                    <a:blip r:embed="rId53"/>
                     <a:stretch>
                       <a:fillRect/>
                     </a:stretch>
@@ -13063,7 +13414,7 @@
         <w:drawing>
           <wp:inline xmlns:a="http://schemas.openxmlformats.org/drawingml/2006/main" xmlns:pic="http://schemas.openxmlformats.org/drawingml/2006/picture">
             <wp:extent cx="4384800" cy="2124419"/>
-            <wp:docPr id="44" name="Picture 44"/>
+            <wp:docPr id="45" name="Picture 45"/>
             <wp:cNvGraphicFramePr>
               <a:graphicFrameLocks noChangeAspect="1"/>
             </wp:cNvGraphicFramePr>
@@ -13075,7 +13426,7 @@
                     <pic:cNvPicPr/>
                   </pic:nvPicPr>
                   <pic:blipFill>
-                    <a:blip r:embed="rId53"/>
+                    <a:blip r:embed="rId54"/>
                     <a:stretch>
                       <a:fillRect/>
                     </a:stretch>
@@ -13191,7 +13542,7 @@
         <w:pStyle w:val="Heading1"/>
       </w:pPr>
       <w:r>
-        <w:t>직원 관리 [관리자]</w:t>
+        <w:t>직원·집계 기준 관리 [관리자]</w:t>
       </w:r>
     </w:p>
     <w:p>
@@ -13222,7 +13573,7 @@
         <w:drawing>
           <wp:inline xmlns:a="http://schemas.openxmlformats.org/drawingml/2006/main" xmlns:pic="http://schemas.openxmlformats.org/drawingml/2006/picture">
             <wp:extent cx="3952800" cy="2124630"/>
-            <wp:docPr id="45" name="Picture 45"/>
+            <wp:docPr id="46" name="Picture 46"/>
             <wp:cNvGraphicFramePr>
               <a:graphicFrameLocks noChangeAspect="1"/>
             </wp:cNvGraphicFramePr>
@@ -13234,7 +13585,7 @@
                     <pic:cNvPicPr/>
                   </pic:nvPicPr>
                   <pic:blipFill>
-                    <a:blip r:embed="rId54"/>
+                    <a:blip r:embed="rId55"/>
                     <a:stretch>
                       <a:fillRect/>
                     </a:stretch>
@@ -13375,7 +13726,7 @@
         <w:drawing>
           <wp:inline xmlns:a="http://schemas.openxmlformats.org/drawingml/2006/main" xmlns:pic="http://schemas.openxmlformats.org/drawingml/2006/picture">
             <wp:extent cx="4500000" cy="564956"/>
-            <wp:docPr id="46" name="Picture 46"/>
+            <wp:docPr id="47" name="Picture 47"/>
             <wp:cNvGraphicFramePr>
               <a:graphicFrameLocks noChangeAspect="1"/>
             </wp:cNvGraphicFramePr>
@@ -13387,7 +13738,7 @@
                     <pic:cNvPicPr/>
                   </pic:nvPicPr>
                   <pic:blipFill>
-                    <a:blip r:embed="rId55"/>
+                    <a:blip r:embed="rId56"/>
                     <a:stretch>
                       <a:fillRect/>
                     </a:stretch>
@@ -13590,7 +13941,7 @@
         <w:drawing>
           <wp:inline xmlns:a="http://schemas.openxmlformats.org/drawingml/2006/main" xmlns:pic="http://schemas.openxmlformats.org/drawingml/2006/picture">
             <wp:extent cx="3952800" cy="2124630"/>
-            <wp:docPr id="47" name="Picture 47"/>
+            <wp:docPr id="48" name="Picture 48"/>
             <wp:cNvGraphicFramePr>
               <a:graphicFrameLocks noChangeAspect="1"/>
             </wp:cNvGraphicFramePr>
@@ -13602,7 +13953,7 @@
                     <pic:cNvPicPr/>
                   </pic:nvPicPr>
                   <pic:blipFill>
-                    <a:blip r:embed="rId56"/>
+                    <a:blip r:embed="rId57"/>
                     <a:stretch>
                       <a:fillRect/>
                     </a:stretch>
@@ -13645,7 +13996,7 @@
         <w:drawing>
           <wp:inline xmlns:a="http://schemas.openxmlformats.org/drawingml/2006/main" xmlns:pic="http://schemas.openxmlformats.org/drawingml/2006/picture">
             <wp:extent cx="4500000" cy="1046512"/>
-            <wp:docPr id="48" name="Picture 48"/>
+            <wp:docPr id="49" name="Picture 49"/>
             <wp:cNvGraphicFramePr>
               <a:graphicFrameLocks noChangeAspect="1"/>
             </wp:cNvGraphicFramePr>
@@ -13657,7 +14008,7 @@
                     <pic:cNvPicPr/>
                   </pic:nvPicPr>
                   <pic:blipFill>
-                    <a:blip r:embed="rId57"/>
+                    <a:blip r:embed="rId58"/>
                     <a:stretch>
                       <a:fillRect/>
                     </a:stretch>
@@ -13754,7 +14105,7 @@
         <w:drawing>
           <wp:inline xmlns:a="http://schemas.openxmlformats.org/drawingml/2006/main" xmlns:pic="http://schemas.openxmlformats.org/drawingml/2006/picture">
             <wp:extent cx="4500000" cy="1070000"/>
-            <wp:docPr id="49" name="Picture 49"/>
+            <wp:docPr id="50" name="Picture 50"/>
             <wp:cNvGraphicFramePr>
               <a:graphicFrameLocks noChangeAspect="1"/>
             </wp:cNvGraphicFramePr>
@@ -13766,7 +14117,7 @@
                     <pic:cNvPicPr/>
                   </pic:nvPicPr>
                   <pic:blipFill>
-                    <a:blip r:embed="rId58"/>
+                    <a:blip r:embed="rId59"/>
                     <a:stretch>
                       <a:fillRect/>
                     </a:stretch>
@@ -14290,18 +14641,10 @@
     </w:p>
     <w:p>
       <w:pPr>
-        <w:pStyle w:val="Heading1"/>
-      </w:pPr>
-      <w:r>
-        <w:t>Jira 연동 [관리자]</w:t>
-      </w:r>
-    </w:p>
-    <w:p>
-      <w:pPr>
         <w:pStyle w:val="Heading2"/>
       </w:pPr>
       <w:r>
-        <w:t>10.1 동기화 방법</w:t>
+        <w:t>9.6 집계 제외 (장기 부재·대상 아님)</w:t>
       </w:r>
     </w:p>
     <w:p>
@@ -14311,21 +14654,23 @@
           <w:b w:val="0"/>
           <w:sz w:val="21"/>
         </w:rPr>
-        <w:t>업무 목록은 Jira에서 가져옵니다. Jira에 새 이슈가 생겼으면 동기화를 실행합니다.</w:t>
-      </w:r>
-    </w:p>
-    <w:p>
-      <w:pPr>
-        <w:spacing w:after="60"/>
-        <w:ind w:left="340"/>
-      </w:pPr>
+        <w:t xml:space="preserve">긴 출장을 나가 있는 사람은 </w:t>
+      </w:r>
       <w:r>
         <w:rPr>
           <w:rFonts w:ascii="맑은 고딕" w:hAnsi="맑은 고딕" w:eastAsia="맑은 고딕" w:cs="맑은 고딕"/>
           <w:b/>
           <w:sz w:val="21"/>
         </w:rPr>
-        <w:t xml:space="preserve">1. </w:t>
+        <w:t>업무를 적을 수 없는데 재직자로 세어집니다.</w:t>
+      </w:r>
+      <w:r>
+        <w:rPr>
+          <w:rFonts w:ascii="맑은 고딕" w:hAnsi="맑은 고딕" w:eastAsia="맑은 고딕" w:cs="맑은 고딕"/>
+          <w:b w:val="0"/>
+          <w:sz w:val="21"/>
+        </w:rPr>
+        <w:t xml:space="preserve"> 그러면 1인 평균이 끌려 내려가고 최소값·순위가 흔들립니다. 대표이사처럼 </w:t>
       </w:r>
       <w:r>
         <w:rPr>
@@ -14333,7 +14678,7 @@
           <w:b/>
           <w:sz w:val="21"/>
         </w:rPr>
-        <w:t>「설정」</w:t>
+        <w:t>애초에 평가 대상이 아닌</w:t>
       </w:r>
       <w:r>
         <w:rPr>
@@ -14341,29 +14686,25 @@
           <w:b w:val="0"/>
           <w:sz w:val="21"/>
         </w:rPr>
-        <w:t xml:space="preserve"> 탭으로 갑니다.</w:t>
-      </w:r>
-    </w:p>
-    <w:p>
-      <w:pPr>
-        <w:spacing w:after="60"/>
-        <w:ind w:left="340"/>
-      </w:pPr>
+        <w:t xml:space="preserve"> 사람도 같은 문제입니다.</w:t>
+      </w:r>
+    </w:p>
+    <w:p>
+      <w:r>
+        <w:rPr>
+          <w:rFonts w:ascii="맑은 고딕" w:hAnsi="맑은 고딕" w:eastAsia="맑은 고딕" w:cs="맑은 고딕"/>
+          <w:b w:val="0"/>
+          <w:sz w:val="21"/>
+        </w:rPr>
+        <w:t xml:space="preserve">사람을 지우지 않고 </w:t>
+      </w:r>
       <w:r>
         <w:rPr>
           <w:rFonts w:ascii="맑은 고딕" w:hAnsi="맑은 고딕" w:eastAsia="맑은 고딕" w:cs="맑은 고딕"/>
           <w:b/>
           <w:sz w:val="21"/>
         </w:rPr>
-        <w:t xml:space="preserve">2. </w:t>
-      </w:r>
-      <w:r>
-        <w:rPr>
-          <w:rFonts w:ascii="맑은 고딕" w:hAnsi="맑은 고딕" w:eastAsia="맑은 고딕" w:cs="맑은 고딕"/>
-          <w:b/>
-          <w:sz w:val="21"/>
-        </w:rPr>
-        <w:t>「Jira 동기화」</w:t>
+        <w:t>「그 기간만」</w:t>
       </w:r>
       <w:r>
         <w:rPr>
@@ -14371,29 +14712,7 @@
           <w:b w:val="0"/>
           <w:sz w:val="21"/>
         </w:rPr>
-        <w:t xml:space="preserve"> 버튼을 누릅니다.</w:t>
-      </w:r>
-    </w:p>
-    <w:p>
-      <w:pPr>
-        <w:spacing w:after="60"/>
-        <w:ind w:left="340"/>
-      </w:pPr>
-      <w:r>
-        <w:rPr>
-          <w:rFonts w:ascii="맑은 고딕" w:hAnsi="맑은 고딕" w:eastAsia="맑은 고딕" w:cs="맑은 고딕"/>
-          <w:b/>
-          <w:sz w:val="21"/>
-        </w:rPr>
-        <w:t xml:space="preserve">3. </w:t>
-      </w:r>
-      <w:r>
-        <w:rPr>
-          <w:rFonts w:ascii="맑은 고딕" w:hAnsi="맑은 고딕" w:eastAsia="맑은 고딕" w:cs="맑은 고딕"/>
-          <w:b w:val="0"/>
-          <w:sz w:val="21"/>
-        </w:rPr>
-        <w:t>「동기화 중…」 알림이 사라지고 완료 메시지가 나오면 끝입니다 (보통 2초 안).</w:t>
+        <w:t xml:space="preserve"> 빼는 것이 [설정] 탭의 「집계 제외」 카드입니다.</w:t>
       </w:r>
     </w:p>
     <w:p>
@@ -14405,8 +14724,1166 @@
       <w:r>
         <w:drawing>
           <wp:inline xmlns:a="http://schemas.openxmlformats.org/drawingml/2006/main" xmlns:pic="http://schemas.openxmlformats.org/drawingml/2006/picture">
+            <wp:extent cx="3477600" cy="2124204"/>
+            <wp:docPr id="51" name="Picture 51"/>
+            <wp:cNvGraphicFramePr>
+              <a:graphicFrameLocks noChangeAspect="1"/>
+            </wp:cNvGraphicFramePr>
+            <a:graphic>
+              <a:graphicData uri="http://schemas.openxmlformats.org/drawingml/2006/picture">
+                <pic:pic>
+                  <pic:nvPicPr>
+                    <pic:cNvPr id="0" name="61_설정_집계제외.png"/>
+                    <pic:cNvPicPr/>
+                  </pic:nvPicPr>
+                  <pic:blipFill>
+                    <a:blip r:embed="rId60"/>
+                    <a:stretch>
+                      <a:fillRect/>
+                    </a:stretch>
+                  </pic:blipFill>
+                  <pic:spPr>
+                    <a:xfrm>
+                      <a:off x="0" y="0"/>
+                      <a:ext cx="3477600" cy="2124204"/>
+                    </a:xfrm>
+                    <a:prstGeom prst="rect"/>
+                  </pic:spPr>
+                </pic:pic>
+              </a:graphicData>
+            </a:graphic>
+          </wp:inline>
+        </w:drawing>
+      </w:r>
+    </w:p>
+    <w:p>
+      <w:pPr>
+        <w:spacing w:line="240" w:lineRule="auto" w:after="140"/>
+        <w:jc w:val="center"/>
+      </w:pPr>
+      <w:r>
+        <w:rPr>
+          <w:rFonts w:ascii="맑은 고딕" w:hAnsi="맑은 고딕" w:eastAsia="맑은 고딕" w:cs="맑은 고딕"/>
+          <w:color w:val="777777"/>
+          <w:sz w:val="18"/>
+        </w:rPr>
+        <w:t>그림 9-3  집계 제외 카드 — 사유와 기간을 함께 남깁니다</w:t>
+      </w:r>
+    </w:p>
+    <w:tbl>
+      <w:tblPr>
+        <w:tblStyle w:val="TableGrid"/>
+        <w:tblW w:type="auto" w:w="0"/>
+        <w:jc w:val="center"/>
+        <w:tblLook w:firstColumn="1" w:firstRow="1" w:lastColumn="0" w:lastRow="0" w:noHBand="0" w:noVBand="1" w:val="04A0"/>
+      </w:tblPr>
+      <w:tblGrid>
+        <w:gridCol w:w="3137"/>
+        <w:gridCol w:w="3137"/>
+        <w:gridCol w:w="3137"/>
+      </w:tblGrid>
+      <w:tr>
+        <w:trPr>
+          <w:cantSplit/>
+          <w:tblHeader/>
+        </w:trPr>
+        <w:tc>
+          <w:tcPr>
+            <w:tcW w:type="dxa" w:w="1361"/>
+            <w:shd w:val="clear" w:color="auto" w:fill="005A9E"/>
+            <w:vAlign w:val="center"/>
+          </w:tcPr>
+          <w:p>
+            <w:pPr>
+              <w:spacing w:before="0" w:after="0" w:line="240" w:lineRule="auto"/>
+              <w:jc w:val="center"/>
+            </w:pPr>
+            <w:r/>
+            <w:r>
+              <w:rPr>
+                <w:rFonts w:ascii="맑은 고딕" w:hAnsi="맑은 고딕" w:eastAsia="맑은 고딕" w:cs="맑은 고딕"/>
+                <w:b/>
+                <w:color w:val="FFFFFF"/>
+                <w:sz w:val="20"/>
+              </w:rPr>
+              <w:t>사유</w:t>
+            </w:r>
+          </w:p>
+        </w:tc>
+        <w:tc>
+          <w:tcPr>
+            <w:tcW w:type="dxa" w:w="4762"/>
+            <w:shd w:val="clear" w:color="auto" w:fill="005A9E"/>
+            <w:vAlign w:val="center"/>
+          </w:tcPr>
+          <w:p>
+            <w:pPr>
+              <w:spacing w:before="0" w:after="0" w:line="240" w:lineRule="auto"/>
+              <w:jc w:val="center"/>
+            </w:pPr>
+            <w:r/>
+            <w:r>
+              <w:rPr>
+                <w:rFonts w:ascii="맑은 고딕" w:hAnsi="맑은 고딕" w:eastAsia="맑은 고딕" w:cs="맑은 고딕"/>
+                <w:b/>
+                <w:color w:val="FFFFFF"/>
+                <w:sz w:val="20"/>
+              </w:rPr>
+              <w:t>언제 쓰나</w:t>
+            </w:r>
+          </w:p>
+        </w:tc>
+        <w:tc>
+          <w:tcPr>
+            <w:tcW w:type="dxa" w:w="2494"/>
+            <w:shd w:val="clear" w:color="auto" w:fill="005A9E"/>
+            <w:vAlign w:val="center"/>
+          </w:tcPr>
+          <w:p>
+            <w:pPr>
+              <w:spacing w:before="0" w:after="0" w:line="240" w:lineRule="auto"/>
+              <w:jc w:val="center"/>
+            </w:pPr>
+            <w:r/>
+            <w:r>
+              <w:rPr>
+                <w:rFonts w:ascii="맑은 고딕" w:hAnsi="맑은 고딕" w:eastAsia="맑은 고딕" w:cs="맑은 고딕"/>
+                <w:b/>
+                <w:color w:val="FFFFFF"/>
+                <w:sz w:val="20"/>
+              </w:rPr>
+              <w:t>입력표에 세울까</w:t>
+            </w:r>
+          </w:p>
+        </w:tc>
+      </w:tr>
+      <w:tr>
+        <w:trPr>
+          <w:cantSplit/>
+        </w:trPr>
+        <w:tc>
+          <w:tcPr>
+            <w:tcW w:type="dxa" w:w="1361"/>
+            <w:vAlign w:val="center"/>
+          </w:tcPr>
+          <w:p>
+            <w:pPr>
+              <w:spacing w:before="0" w:after="0" w:line="240" w:lineRule="auto"/>
+            </w:pPr>
+            <w:r/>
+            <w:r>
+              <w:rPr>
+                <w:rFonts w:ascii="맑은 고딕" w:hAnsi="맑은 고딕" w:eastAsia="맑은 고딕" w:cs="맑은 고딕"/>
+                <w:b/>
+                <w:sz w:val="20"/>
+              </w:rPr>
+              <w:t>장기출장</w:t>
+            </w:r>
+          </w:p>
+        </w:tc>
+        <w:tc>
+          <w:tcPr>
+            <w:tcW w:type="dxa" w:w="4762"/>
+            <w:vAlign w:val="center"/>
+          </w:tcPr>
+          <w:p>
+            <w:pPr>
+              <w:spacing w:before="0" w:after="0" w:line="240" w:lineRule="auto"/>
+            </w:pPr>
+            <w:r/>
+            <w:r>
+              <w:rPr>
+                <w:rFonts w:ascii="맑은 고딕" w:hAnsi="맑은 고딕" w:eastAsia="맑은 고딕" w:cs="맑은 고딕"/>
+                <w:b w:val="0"/>
+                <w:sz w:val="20"/>
+              </w:rPr>
+              <w:t>몇 주 이상 현장에 나가 있다</w:t>
+            </w:r>
+          </w:p>
+        </w:tc>
+        <w:tc>
+          <w:tcPr>
+            <w:tcW w:type="dxa" w:w="2494"/>
+            <w:vAlign w:val="center"/>
+          </w:tcPr>
+          <w:p>
+            <w:pPr>
+              <w:spacing w:before="0" w:after="0" w:line="240" w:lineRule="auto"/>
+            </w:pPr>
+            <w:r/>
+            <w:r>
+              <w:rPr>
+                <w:rFonts w:ascii="맑은 고딕" w:hAnsi="맑은 고딕" w:eastAsia="맑은 고딕" w:cs="맑은 고딕"/>
+                <w:b/>
+                <w:sz w:val="20"/>
+              </w:rPr>
+              <w:t>세웁니다</w:t>
+            </w:r>
+          </w:p>
+        </w:tc>
+      </w:tr>
+      <w:tr>
+        <w:trPr>
+          <w:cantSplit/>
+        </w:trPr>
+        <w:tc>
+          <w:tcPr>
+            <w:tcW w:type="dxa" w:w="1361"/>
+            <w:vAlign w:val="center"/>
+          </w:tcPr>
+          <w:p>
+            <w:pPr>
+              <w:spacing w:before="0" w:after="0" w:line="240" w:lineRule="auto"/>
+            </w:pPr>
+            <w:r/>
+            <w:r>
+              <w:rPr>
+                <w:rFonts w:ascii="맑은 고딕" w:hAnsi="맑은 고딕" w:eastAsia="맑은 고딕" w:cs="맑은 고딕"/>
+                <w:b/>
+                <w:sz w:val="20"/>
+              </w:rPr>
+              <w:t>휴직</w:t>
+            </w:r>
+          </w:p>
+        </w:tc>
+        <w:tc>
+          <w:tcPr>
+            <w:tcW w:type="dxa" w:w="4762"/>
+            <w:vAlign w:val="center"/>
+          </w:tcPr>
+          <w:p>
+            <w:pPr>
+              <w:spacing w:before="0" w:after="0" w:line="240" w:lineRule="auto"/>
+            </w:pPr>
+            <w:r/>
+            <w:r>
+              <w:rPr>
+                <w:rFonts w:ascii="맑은 고딕" w:hAnsi="맑은 고딕" w:eastAsia="맑은 고딕" w:cs="맑은 고딕"/>
+                <w:b w:val="0"/>
+                <w:sz w:val="20"/>
+              </w:rPr>
+              <w:t>육아·병가 등으로 자리를 비웠다</w:t>
+            </w:r>
+          </w:p>
+        </w:tc>
+        <w:tc>
+          <w:tcPr>
+            <w:tcW w:type="dxa" w:w="2494"/>
+            <w:vAlign w:val="center"/>
+          </w:tcPr>
+          <w:p>
+            <w:pPr>
+              <w:spacing w:before="0" w:after="0" w:line="240" w:lineRule="auto"/>
+            </w:pPr>
+            <w:r/>
+            <w:r>
+              <w:rPr>
+                <w:rFonts w:ascii="맑은 고딕" w:hAnsi="맑은 고딕" w:eastAsia="맑은 고딕" w:cs="맑은 고딕"/>
+                <w:b/>
+                <w:sz w:val="20"/>
+              </w:rPr>
+              <w:t>세웁니다</w:t>
+            </w:r>
+          </w:p>
+        </w:tc>
+      </w:tr>
+      <w:tr>
+        <w:trPr>
+          <w:cantSplit/>
+        </w:trPr>
+        <w:tc>
+          <w:tcPr>
+            <w:tcW w:type="dxa" w:w="1361"/>
+            <w:vAlign w:val="center"/>
+          </w:tcPr>
+          <w:p>
+            <w:pPr>
+              <w:spacing w:before="0" w:after="0" w:line="240" w:lineRule="auto"/>
+            </w:pPr>
+            <w:r/>
+            <w:r>
+              <w:rPr>
+                <w:rFonts w:ascii="맑은 고딕" w:hAnsi="맑은 고딕" w:eastAsia="맑은 고딕" w:cs="맑은 고딕"/>
+                <w:b/>
+                <w:sz w:val="20"/>
+              </w:rPr>
+              <w:t>파견</w:t>
+            </w:r>
+          </w:p>
+        </w:tc>
+        <w:tc>
+          <w:tcPr>
+            <w:tcW w:type="dxa" w:w="4762"/>
+            <w:vAlign w:val="center"/>
+          </w:tcPr>
+          <w:p>
+            <w:pPr>
+              <w:spacing w:before="0" w:after="0" w:line="240" w:lineRule="auto"/>
+            </w:pPr>
+            <w:r/>
+            <w:r>
+              <w:rPr>
+                <w:rFonts w:ascii="맑은 고딕" w:hAnsi="맑은 고딕" w:eastAsia="맑은 고딕" w:cs="맑은 고딕"/>
+                <w:b w:val="0"/>
+                <w:sz w:val="20"/>
+              </w:rPr>
+              <w:t>다른 회사·현장에 나가 있다</w:t>
+            </w:r>
+          </w:p>
+        </w:tc>
+        <w:tc>
+          <w:tcPr>
+            <w:tcW w:type="dxa" w:w="2494"/>
+            <w:vAlign w:val="center"/>
+          </w:tcPr>
+          <w:p>
+            <w:pPr>
+              <w:spacing w:before="0" w:after="0" w:line="240" w:lineRule="auto"/>
+            </w:pPr>
+            <w:r/>
+            <w:r>
+              <w:rPr>
+                <w:rFonts w:ascii="맑은 고딕" w:hAnsi="맑은 고딕" w:eastAsia="맑은 고딕" w:cs="맑은 고딕"/>
+                <w:b/>
+                <w:sz w:val="20"/>
+              </w:rPr>
+              <w:t>세웁니다</w:t>
+            </w:r>
+          </w:p>
+        </w:tc>
+      </w:tr>
+      <w:tr>
+        <w:trPr>
+          <w:cantSplit/>
+        </w:trPr>
+        <w:tc>
+          <w:tcPr>
+            <w:tcW w:type="dxa" w:w="1361"/>
+            <w:vAlign w:val="center"/>
+          </w:tcPr>
+          <w:p>
+            <w:pPr>
+              <w:spacing w:before="0" w:after="0" w:line="240" w:lineRule="auto"/>
+            </w:pPr>
+            <w:r/>
+            <w:r>
+              <w:rPr>
+                <w:rFonts w:ascii="맑은 고딕" w:hAnsi="맑은 고딕" w:eastAsia="맑은 고딕" w:cs="맑은 고딕"/>
+                <w:b/>
+                <w:sz w:val="20"/>
+              </w:rPr>
+              <w:t>집계 제외</w:t>
+            </w:r>
+          </w:p>
+        </w:tc>
+        <w:tc>
+          <w:tcPr>
+            <w:tcW w:type="dxa" w:w="4762"/>
+            <w:vAlign w:val="center"/>
+          </w:tcPr>
+          <w:p>
+            <w:pPr>
+              <w:spacing w:before="0" w:after="0" w:line="240" w:lineRule="auto"/>
+            </w:pPr>
+            <w:r/>
+            <w:r>
+              <w:rPr>
+                <w:rFonts w:ascii="맑은 고딕" w:hAnsi="맑은 고딕" w:eastAsia="맑은 고딕" w:cs="맑은 고딕"/>
+                <w:b w:val="0"/>
+                <w:sz w:val="20"/>
+              </w:rPr>
+              <w:t xml:space="preserve">부재가 아니라 </w:t>
+            </w:r>
+            <w:r>
+              <w:rPr>
+                <w:rFonts w:ascii="맑은 고딕" w:hAnsi="맑은 고딕" w:eastAsia="맑은 고딕" w:cs="맑은 고딕"/>
+                <w:b/>
+                <w:sz w:val="20"/>
+              </w:rPr>
+              <w:t>애초에 대상이 아니다</w:t>
+            </w:r>
+            <w:r>
+              <w:rPr>
+                <w:rFonts w:ascii="맑은 고딕" w:hAnsi="맑은 고딕" w:eastAsia="맑은 고딕" w:cs="맑은 고딕"/>
+                <w:b w:val="0"/>
+                <w:sz w:val="20"/>
+              </w:rPr>
+              <w:t xml:space="preserve"> (기간을 열어 둡니다)</w:t>
+            </w:r>
+          </w:p>
+        </w:tc>
+        <w:tc>
+          <w:tcPr>
+            <w:tcW w:type="dxa" w:w="2494"/>
+            <w:vAlign w:val="center"/>
+          </w:tcPr>
+          <w:p>
+            <w:pPr>
+              <w:spacing w:before="0" w:after="0" w:line="240" w:lineRule="auto"/>
+            </w:pPr>
+            <w:r/>
+            <w:r>
+              <w:rPr>
+                <w:rFonts w:ascii="맑은 고딕" w:hAnsi="맑은 고딕" w:eastAsia="맑은 고딕" w:cs="맑은 고딕"/>
+                <w:b/>
+                <w:sz w:val="20"/>
+              </w:rPr>
+              <w:t>뺍니다</w:t>
+            </w:r>
+          </w:p>
+        </w:tc>
+      </w:tr>
+    </w:tbl>
+    <w:p/>
+    <w:p>
+      <w:pPr>
+        <w:keepLines/>
+        <w:spacing w:before="120" w:after="160"/>
+        <w:ind w:left="170"/>
+        <w:pBdr>
+          <w:left w:val="single" w:sz="18" w:space="6" w:color="005A9E"/>
+        </w:pBdr>
+        <w:shd w:val="clear" w:color="auto" w:fill="F2F7FB"/>
+      </w:pPr>
+      <w:r>
+        <w:rPr>
+          <w:rFonts w:ascii="맑은 고딕" w:hAnsi="맑은 고딕" w:eastAsia="맑은 고딕" w:cs="맑은 고딕"/>
+          <w:b/>
+          <w:color w:val="005A9E"/>
+          <w:sz w:val="21"/>
+        </w:rPr>
+        <w:t xml:space="preserve">사유마다 입력표에 세우는 기준이 다릅니다  </w:t>
+      </w:r>
+      <w:r>
+        <w:rPr>
+          <w:rFonts w:ascii="맑은 고딕" w:hAnsi="맑은 고딕" w:eastAsia="맑은 고딕" w:cs="맑은 고딕"/>
+          <w:b w:val="0"/>
+          <w:sz w:val="21"/>
+        </w:rPr>
+        <w:t xml:space="preserve">장기출장·휴직·파견은 </w:t>
+      </w:r>
+      <w:r>
+        <w:rPr>
+          <w:rFonts w:ascii="맑은 고딕" w:hAnsi="맑은 고딕" w:eastAsia="맑은 고딕" w:cs="맑은 고딕"/>
+          <w:b/>
+          <w:sz w:val="21"/>
+        </w:rPr>
+        <w:t>돌아와서 그 기간을 소급 입력할 수 있어야</w:t>
+      </w:r>
+      <w:r>
+        <w:rPr>
+          <w:rFonts w:ascii="맑은 고딕" w:hAnsi="맑은 고딕" w:eastAsia="맑은 고딕" w:cs="맑은 고딕"/>
+          <w:b w:val="0"/>
+          <w:sz w:val="21"/>
+        </w:rPr>
+        <w:t xml:space="preserve"> 하므로 입력표에 그대로 세웁니다. 「집계 제외」는 애초에 적을 사람이 아니라 </w:t>
+      </w:r>
+      <w:r>
+        <w:rPr>
+          <w:rFonts w:ascii="맑은 고딕" w:hAnsi="맑은 고딕" w:eastAsia="맑은 고딕" w:cs="맑은 고딕"/>
+          <w:b/>
+          <w:sz w:val="21"/>
+        </w:rPr>
+        <w:t>입력표에서도 뺍니다</w:t>
+      </w:r>
+      <w:r>
+        <w:rPr>
+          <w:rFonts w:ascii="맑은 고딕" w:hAnsi="맑은 고딕" w:eastAsia="맑은 고딕" w:cs="맑은 고딕"/>
+          <w:b w:val="0"/>
+          <w:sz w:val="21"/>
+        </w:rPr>
+        <w:t xml:space="preserve"> — 남겨 두면 빈 칸이 「미입력」으로 보입니다.</w:t>
+      </w:r>
+    </w:p>
+    <w:p>
+      <w:pPr>
+        <w:keepLines/>
+        <w:spacing w:before="120" w:after="160"/>
+        <w:ind w:left="170"/>
+        <w:pBdr>
+          <w:left w:val="single" w:sz="18" w:space="6" w:color="005A9E"/>
+        </w:pBdr>
+        <w:shd w:val="clear" w:color="auto" w:fill="F2F7FB"/>
+      </w:pPr>
+      <w:r>
+        <w:rPr>
+          <w:rFonts w:ascii="맑은 고딕" w:hAnsi="맑은 고딕" w:eastAsia="맑은 고딕" w:cs="맑은 고딕"/>
+          <w:b/>
+          <w:color w:val="005A9E"/>
+          <w:sz w:val="21"/>
+        </w:rPr>
+        <w:t xml:space="preserve">한 번 등록하면 KPI 추적 시스템도 함께 바뀝니다  </w:t>
+      </w:r>
+      <w:r>
+        <w:rPr>
+          <w:rFonts w:ascii="맑은 고딕" w:hAnsi="맑은 고딕" w:eastAsia="맑은 고딕" w:cs="맑은 고딕"/>
+          <w:b w:val="0"/>
+          <w:sz w:val="21"/>
+        </w:rPr>
+        <w:t xml:space="preserve">두 시스템이 </w:t>
+      </w:r>
+      <w:r>
+        <w:rPr>
+          <w:rFonts w:ascii="맑은 고딕" w:hAnsi="맑은 고딕" w:eastAsia="맑은 고딕" w:cs="맑은 고딕"/>
+          <w:b/>
+          <w:sz w:val="21"/>
+        </w:rPr>
+        <w:t>같은 표</w:t>
+      </w:r>
+      <w:r>
+        <w:rPr>
+          <w:rFonts w:ascii="맑은 고딕" w:hAnsi="맑은 고딕" w:eastAsia="맑은 고딕" w:cs="맑은 고딕"/>
+          <w:b w:val="0"/>
+          <w:sz w:val="21"/>
+        </w:rPr>
+        <w:t>를 읽습니다. 여기서 등록하면 :8082 와 :8083 의 숫자가 함께 움직입니다.</w:t>
+      </w:r>
+    </w:p>
+    <w:p>
+      <w:r>
+        <w:rPr>
+          <w:rFonts w:ascii="맑은 고딕" w:hAnsi="맑은 고딕" w:eastAsia="맑은 고딕" w:cs="맑은 고딕"/>
+          <w:b w:val="0"/>
+          <w:sz w:val="21"/>
+        </w:rPr>
+        <w:t xml:space="preserve">이 기간을 뺀 날 수가 </w:t>
+      </w:r>
+      <w:r>
+        <w:rPr>
+          <w:rFonts w:ascii="맑은 고딕" w:hAnsi="맑은 고딕" w:eastAsia="맑은 고딕" w:cs="맑은 고딕"/>
+          <w:b/>
+          <w:sz w:val="21"/>
+        </w:rPr>
+        <w:t>가동일</w:t>
+      </w:r>
+      <w:r>
+        <w:rPr>
+          <w:rFonts w:ascii="맑은 고딕" w:hAnsi="맑은 고딕" w:eastAsia="맑은 고딕" w:cs="맑은 고딕"/>
+          <w:b w:val="0"/>
+          <w:sz w:val="21"/>
+        </w:rPr>
+        <w:t>입니다. 모든 비율의 분모가 이 값입니다.</w:t>
+      </w:r>
+    </w:p>
+    <w:p>
+      <w:pPr>
+        <w:spacing w:before="80" w:after="120"/>
+        <w:ind w:left="454"/>
+      </w:pPr>
+      <w:r>
+        <w:rPr>
+          <w:rFonts w:ascii="Consolas" w:hAnsi="Consolas" w:eastAsia="Consolas" w:cs="Consolas"/>
+          <w:color w:val="333333"/>
+          <w:sz w:val="21"/>
+        </w:rPr>
+        <w:t>가동일 = 그 기간의 영업일(주말·공휴일 제외) − 재직 기간 밖 − 부재일</w:t>
+      </w:r>
+    </w:p>
+    <w:p>
+      <w:pPr>
+        <w:pStyle w:val="Heading2"/>
+      </w:pPr>
+      <w:r>
+        <w:t>9.7 공휴일표</w:t>
+      </w:r>
+    </w:p>
+    <w:p>
+      <w:r>
+        <w:rPr>
+          <w:rFonts w:ascii="맑은 고딕" w:hAnsi="맑은 고딕" w:eastAsia="맑은 고딕" w:cs="맑은 고딕"/>
+          <w:b w:val="0"/>
+          <w:sz w:val="21"/>
+        </w:rPr>
+        <w:t xml:space="preserve">[설정] 탭의 「공휴일」 카드에서 봅니다. </w:t>
+      </w:r>
+      <w:r>
+        <w:rPr>
+          <w:rFonts w:ascii="맑은 고딕" w:hAnsi="맑은 고딕" w:eastAsia="맑은 고딕" w:cs="맑은 고딕"/>
+          <w:b/>
+          <w:sz w:val="21"/>
+        </w:rPr>
+        <w:t>하루 한 번 자동으로</w:t>
+      </w:r>
+      <w:r>
+        <w:rPr>
+          <w:rFonts w:ascii="맑은 고딕" w:hAnsi="맑은 고딕" w:eastAsia="맑은 고딕" w:cs="맑은 고딕"/>
+          <w:b w:val="0"/>
+          <w:sz w:val="21"/>
+        </w:rPr>
+        <w:t xml:space="preserve"> 외부 달력에서 받아 오므로 해마다 손으로 넣을 일이 없고, 임시 공휴일이 생겨도 따라 들어옵니다.</w:t>
+      </w:r>
+    </w:p>
+    <w:p>
+      <w:pPr>
+        <w:keepNext/>
+        <w:spacing w:line="240" w:lineRule="auto" w:after="40"/>
+        <w:jc w:val="center"/>
+      </w:pPr>
+      <w:r>
+        <w:drawing>
+          <wp:inline xmlns:a="http://schemas.openxmlformats.org/drawingml/2006/main" xmlns:pic="http://schemas.openxmlformats.org/drawingml/2006/picture">
+            <wp:extent cx="3477600" cy="2124204"/>
+            <wp:docPr id="52" name="Picture 52"/>
+            <wp:cNvGraphicFramePr>
+              <a:graphicFrameLocks noChangeAspect="1"/>
+            </wp:cNvGraphicFramePr>
+            <a:graphic>
+              <a:graphicData uri="http://schemas.openxmlformats.org/drawingml/2006/picture">
+                <pic:pic>
+                  <pic:nvPicPr>
+                    <pic:cNvPr id="0" name="60_설정_공휴일.png"/>
+                    <pic:cNvPicPr/>
+                  </pic:nvPicPr>
+                  <pic:blipFill>
+                    <a:blip r:embed="rId61"/>
+                    <a:stretch>
+                      <a:fillRect/>
+                    </a:stretch>
+                  </pic:blipFill>
+                  <pic:spPr>
+                    <a:xfrm>
+                      <a:off x="0" y="0"/>
+                      <a:ext cx="3477600" cy="2124204"/>
+                    </a:xfrm>
+                    <a:prstGeom prst="rect"/>
+                  </pic:spPr>
+                </pic:pic>
+              </a:graphicData>
+            </a:graphic>
+          </wp:inline>
+        </w:drawing>
+      </w:r>
+    </w:p>
+    <w:p>
+      <w:pPr>
+        <w:spacing w:line="240" w:lineRule="auto" w:after="140"/>
+        <w:jc w:val="center"/>
+      </w:pPr>
+      <w:r>
+        <w:rPr>
+          <w:rFonts w:ascii="맑은 고딕" w:hAnsi="맑은 고딕" w:eastAsia="맑은 고딕" w:cs="맑은 고딕"/>
+          <w:color w:val="777777"/>
+          <w:sz w:val="18"/>
+        </w:rPr>
+        <w:t>그림 9-4  공휴일 카드 — 「자동」과 「직접」이 배지로 구분됩니다</w:t>
+      </w:r>
+    </w:p>
+    <w:tbl>
+      <w:tblPr>
+        <w:tblStyle w:val="TableGrid"/>
+        <w:tblW w:type="auto" w:w="0"/>
+        <w:jc w:val="center"/>
+        <w:tblLook w:firstColumn="1" w:firstRow="1" w:lastColumn="0" w:lastRow="0" w:noHBand="0" w:noVBand="1" w:val="04A0"/>
+      </w:tblPr>
+      <w:tblGrid>
+        <w:gridCol w:w="3137"/>
+        <w:gridCol w:w="3137"/>
+        <w:gridCol w:w="3137"/>
+      </w:tblGrid>
+      <w:tr>
+        <w:trPr>
+          <w:cantSplit/>
+          <w:tblHeader/>
+        </w:trPr>
+        <w:tc>
+          <w:tcPr>
+            <w:tcW w:type="dxa" w:w="1361"/>
+            <w:shd w:val="clear" w:color="auto" w:fill="005A9E"/>
+            <w:vAlign w:val="center"/>
+          </w:tcPr>
+          <w:p>
+            <w:pPr>
+              <w:spacing w:before="0" w:after="0" w:line="240" w:lineRule="auto"/>
+              <w:jc w:val="center"/>
+            </w:pPr>
+            <w:r/>
+            <w:r>
+              <w:rPr>
+                <w:rFonts w:ascii="맑은 고딕" w:hAnsi="맑은 고딕" w:eastAsia="맑은 고딕" w:cs="맑은 고딕"/>
+                <w:b/>
+                <w:color w:val="FFFFFF"/>
+                <w:sz w:val="20"/>
+              </w:rPr>
+              <w:t>구분</w:t>
+            </w:r>
+          </w:p>
+        </w:tc>
+        <w:tc>
+          <w:tcPr>
+            <w:tcW w:type="dxa" w:w="4195"/>
+            <w:shd w:val="clear" w:color="auto" w:fill="005A9E"/>
+            <w:vAlign w:val="center"/>
+          </w:tcPr>
+          <w:p>
+            <w:pPr>
+              <w:spacing w:before="0" w:after="0" w:line="240" w:lineRule="auto"/>
+              <w:jc w:val="center"/>
+            </w:pPr>
+            <w:r/>
+            <w:r>
+              <w:rPr>
+                <w:rFonts w:ascii="맑은 고딕" w:hAnsi="맑은 고딕" w:eastAsia="맑은 고딕" w:cs="맑은 고딕"/>
+                <w:b/>
+                <w:color w:val="FFFFFF"/>
+                <w:sz w:val="20"/>
+              </w:rPr>
+              <w:t>어디서 오나</w:t>
+            </w:r>
+          </w:p>
+        </w:tc>
+        <w:tc>
+          <w:tcPr>
+            <w:tcW w:type="dxa" w:w="3061"/>
+            <w:shd w:val="clear" w:color="auto" w:fill="005A9E"/>
+            <w:vAlign w:val="center"/>
+          </w:tcPr>
+          <w:p>
+            <w:pPr>
+              <w:spacing w:before="0" w:after="0" w:line="240" w:lineRule="auto"/>
+              <w:jc w:val="center"/>
+            </w:pPr>
+            <w:r/>
+            <w:r>
+              <w:rPr>
+                <w:rFonts w:ascii="맑은 고딕" w:hAnsi="맑은 고딕" w:eastAsia="맑은 고딕" w:cs="맑은 고딕"/>
+                <w:b/>
+                <w:color w:val="FFFFFF"/>
+                <w:sz w:val="20"/>
+              </w:rPr>
+              <w:t>지울 수 있나</w:t>
+            </w:r>
+          </w:p>
+        </w:tc>
+      </w:tr>
+      <w:tr>
+        <w:trPr>
+          <w:cantSplit/>
+        </w:trPr>
+        <w:tc>
+          <w:tcPr>
+            <w:tcW w:type="dxa" w:w="1361"/>
+            <w:vAlign w:val="center"/>
+          </w:tcPr>
+          <w:p>
+            <w:pPr>
+              <w:spacing w:before="0" w:after="0" w:line="240" w:lineRule="auto"/>
+            </w:pPr>
+            <w:r/>
+            <w:r>
+              <w:rPr>
+                <w:rFonts w:ascii="맑은 고딕" w:hAnsi="맑은 고딕" w:eastAsia="맑은 고딕" w:cs="맑은 고딕"/>
+                <w:b/>
+                <w:sz w:val="20"/>
+              </w:rPr>
+              <w:t>자동</w:t>
+            </w:r>
+          </w:p>
+        </w:tc>
+        <w:tc>
+          <w:tcPr>
+            <w:tcW w:type="dxa" w:w="4195"/>
+            <w:vAlign w:val="center"/>
+          </w:tcPr>
+          <w:p>
+            <w:pPr>
+              <w:spacing w:before="0" w:after="0" w:line="240" w:lineRule="auto"/>
+            </w:pPr>
+            <w:r/>
+            <w:r>
+              <w:rPr>
+                <w:rFonts w:ascii="맑은 고딕" w:hAnsi="맑은 고딕" w:eastAsia="맑은 고딕" w:cs="맑은 고딕"/>
+                <w:b w:val="0"/>
+                <w:sz w:val="20"/>
+              </w:rPr>
+              <w:t>외부 달력에서 하루 한 번</w:t>
+            </w:r>
+          </w:p>
+        </w:tc>
+        <w:tc>
+          <w:tcPr>
+            <w:tcW w:type="dxa" w:w="3061"/>
+            <w:vAlign w:val="center"/>
+          </w:tcPr>
+          <w:p>
+            <w:pPr>
+              <w:spacing w:before="0" w:after="0" w:line="240" w:lineRule="auto"/>
+            </w:pPr>
+            <w:r/>
+            <w:r>
+              <w:rPr>
+                <w:rFonts w:ascii="맑은 고딕" w:hAnsi="맑은 고딕" w:eastAsia="맑은 고딕" w:cs="맑은 고딕"/>
+                <w:b w:val="0"/>
+                <w:sz w:val="20"/>
+              </w:rPr>
+              <w:t>지워도 다음 동기화에 다시 들어옵니다</w:t>
+            </w:r>
+          </w:p>
+        </w:tc>
+      </w:tr>
+      <w:tr>
+        <w:trPr>
+          <w:cantSplit/>
+        </w:trPr>
+        <w:tc>
+          <w:tcPr>
+            <w:tcW w:type="dxa" w:w="1361"/>
+            <w:vAlign w:val="center"/>
+          </w:tcPr>
+          <w:p>
+            <w:pPr>
+              <w:spacing w:before="0" w:after="0" w:line="240" w:lineRule="auto"/>
+            </w:pPr>
+            <w:r/>
+            <w:r>
+              <w:rPr>
+                <w:rFonts w:ascii="맑은 고딕" w:hAnsi="맑은 고딕" w:eastAsia="맑은 고딕" w:cs="맑은 고딕"/>
+                <w:b/>
+                <w:sz w:val="20"/>
+              </w:rPr>
+              <w:t>직접</w:t>
+            </w:r>
+          </w:p>
+        </w:tc>
+        <w:tc>
+          <w:tcPr>
+            <w:tcW w:type="dxa" w:w="4195"/>
+            <w:vAlign w:val="center"/>
+          </w:tcPr>
+          <w:p>
+            <w:pPr>
+              <w:spacing w:before="0" w:after="0" w:line="240" w:lineRule="auto"/>
+            </w:pPr>
+            <w:r/>
+            <w:r>
+              <w:rPr>
+                <w:rFonts w:ascii="맑은 고딕" w:hAnsi="맑은 고딕" w:eastAsia="맑은 고딕" w:cs="맑은 고딕"/>
+                <w:b w:val="0"/>
+                <w:sz w:val="20"/>
+              </w:rPr>
+              <w:t>손으로 추가 (창립기념일 등)</w:t>
+            </w:r>
+          </w:p>
+        </w:tc>
+        <w:tc>
+          <w:tcPr>
+            <w:tcW w:type="dxa" w:w="3061"/>
+            <w:vAlign w:val="center"/>
+          </w:tcPr>
+          <w:p>
+            <w:pPr>
+              <w:spacing w:before="0" w:after="0" w:line="240" w:lineRule="auto"/>
+            </w:pPr>
+            <w:r/>
+            <w:r>
+              <w:rPr>
+                <w:rFonts w:ascii="맑은 고딕" w:hAnsi="맑은 고딕" w:eastAsia="맑은 고딕" w:cs="맑은 고딕"/>
+                <w:b/>
+                <w:sz w:val="20"/>
+              </w:rPr>
+              <w:t>지울 수 있고, 동기화가 덮지 않습니다</w:t>
+            </w:r>
+          </w:p>
+        </w:tc>
+      </w:tr>
+    </w:tbl>
+    <w:p/>
+    <w:p>
+      <w:pPr>
+        <w:spacing w:after="60"/>
+        <w:ind w:left="340"/>
+      </w:pPr>
+      <w:r>
+        <w:rPr>
+          <w:rFonts w:ascii="맑은 고딕" w:hAnsi="맑은 고딕" w:eastAsia="맑은 고딕" w:cs="맑은 고딕"/>
+          <w:sz w:val="21"/>
+        </w:rPr>
+        <w:t xml:space="preserve">· </w:t>
+      </w:r>
+      <w:r>
+        <w:rPr>
+          <w:rFonts w:ascii="맑은 고딕" w:hAnsi="맑은 고딕" w:eastAsia="맑은 고딕" w:cs="맑은 고딕"/>
+          <w:b/>
+          <w:sz w:val="21"/>
+        </w:rPr>
+        <w:t>그날 근무</w:t>
+      </w:r>
+      <w:r>
+        <w:rPr>
+          <w:rFonts w:ascii="맑은 고딕" w:hAnsi="맑은 고딕" w:eastAsia="맑은 고딕" w:cs="맑은 고딕"/>
+          <w:b w:val="0"/>
+          <w:sz w:val="21"/>
+        </w:rPr>
+        <w:t xml:space="preserve">로 표시해 두면 공휴일이지만 </w:t>
+      </w:r>
+      <w:r>
+        <w:rPr>
+          <w:rFonts w:ascii="맑은 고딕" w:hAnsi="맑은 고딕" w:eastAsia="맑은 고딕" w:cs="맑은 고딕"/>
+          <w:b/>
+          <w:sz w:val="21"/>
+        </w:rPr>
+        <w:t>영업일로 셉니다.</w:t>
+      </w:r>
+      <w:r>
+        <w:rPr>
+          <w:rFonts w:ascii="맑은 고딕" w:hAnsi="맑은 고딕" w:eastAsia="맑은 고딕" w:cs="맑은 고딕"/>
+          <w:b w:val="0"/>
+          <w:sz w:val="21"/>
+        </w:rPr>
+        <w:t xml:space="preserve"> 쉬는 날에 다 함께 나와 일한 경우에 씁니다.</w:t>
+      </w:r>
+    </w:p>
+    <w:p>
+      <w:pPr>
+        <w:spacing w:after="60"/>
+        <w:ind w:left="340"/>
+      </w:pPr>
+      <w:r>
+        <w:rPr>
+          <w:rFonts w:ascii="맑은 고딕" w:hAnsi="맑은 고딕" w:eastAsia="맑은 고딕" w:cs="맑은 고딕"/>
+          <w:sz w:val="21"/>
+        </w:rPr>
+        <w:t xml:space="preserve">· </w:t>
+      </w:r>
+      <w:r>
+        <w:rPr>
+          <w:rFonts w:ascii="맑은 고딕" w:hAnsi="맑은 고딕" w:eastAsia="맑은 고딕" w:cs="맑은 고딕"/>
+          <w:b/>
+          <w:sz w:val="21"/>
+        </w:rPr>
+        <w:t>창립기념일은 5월 1일</w:t>
+      </w:r>
+      <w:r>
+        <w:rPr>
+          <w:rFonts w:ascii="맑은 고딕" w:hAnsi="맑은 고딕" w:eastAsia="맑은 고딕" w:cs="맑은 고딕"/>
+          <w:b w:val="0"/>
+          <w:sz w:val="21"/>
+        </w:rPr>
+        <w:t>로 등록해 두었습니다.</w:t>
+      </w:r>
+    </w:p>
+    <w:p>
+      <w:pPr>
+        <w:keepLines/>
+        <w:spacing w:before="120" w:after="160"/>
+        <w:ind w:left="170"/>
+        <w:pBdr>
+          <w:left w:val="single" w:sz="18" w:space="6" w:color="005A9E"/>
+        </w:pBdr>
+        <w:shd w:val="clear" w:color="auto" w:fill="F2F7FB"/>
+      </w:pPr>
+      <w:r>
+        <w:rPr>
+          <w:rFonts w:ascii="맑은 고딕" w:hAnsi="맑은 고딕" w:eastAsia="맑은 고딕" w:cs="맑은 고딕"/>
+          <w:b/>
+          <w:color w:val="005A9E"/>
+          <w:sz w:val="21"/>
+        </w:rPr>
+        <w:t xml:space="preserve">공휴일을 왜 세는가  </w:t>
+      </w:r>
+      <w:r>
+        <w:rPr>
+          <w:rFonts w:ascii="맑은 고딕" w:hAnsi="맑은 고딕" w:eastAsia="맑은 고딕" w:cs="맑은 고딕"/>
+          <w:b w:val="0"/>
+          <w:sz w:val="21"/>
+        </w:rPr>
+        <w:t xml:space="preserve">① </w:t>
+      </w:r>
+      <w:r>
+        <w:rPr>
+          <w:rFonts w:ascii="맑은 고딕" w:hAnsi="맑은 고딕" w:eastAsia="맑은 고딕" w:cs="맑은 고딕"/>
+          <w:b/>
+          <w:sz w:val="21"/>
+        </w:rPr>
+        <w:t>가동일</w:t>
+      </w:r>
+      <w:r>
+        <w:rPr>
+          <w:rFonts w:ascii="맑은 고딕" w:hAnsi="맑은 고딕" w:eastAsia="맑은 고딕" w:cs="맑은 고딕"/>
+          <w:b w:val="0"/>
+          <w:sz w:val="21"/>
+        </w:rPr>
+        <w:t xml:space="preserve">에서 빼야 기록 충실도가 억울하게 깎이지 않고, ② </w:t>
+      </w:r>
+      <w:r>
+        <w:rPr>
+          <w:rFonts w:ascii="맑은 고딕" w:hAnsi="맑은 고딕" w:eastAsia="맑은 고딕" w:cs="맑은 고딕"/>
+          <w:b/>
+          <w:sz w:val="21"/>
+        </w:rPr>
+        <w:t>야간·휴일</w:t>
+      </w:r>
+      <w:r>
+        <w:rPr>
+          <w:rFonts w:ascii="맑은 고딕" w:hAnsi="맑은 고딕" w:eastAsia="맑은 고딕" w:cs="맑은 고딕"/>
+          <w:b w:val="0"/>
+          <w:sz w:val="21"/>
+        </w:rPr>
+        <w:t xml:space="preserve"> 시간을 세려면 어느 날이 쉬는 날인지 알아야 합니다. 이 표는 KPI 추적 시스템도 함께 읽습니다.</w:t>
+      </w:r>
+    </w:p>
+    <w:p>
+      <w:pPr>
+        <w:keepLines/>
+        <w:spacing w:before="120" w:after="160"/>
+        <w:ind w:left="170"/>
+        <w:pBdr>
+          <w:left w:val="single" w:sz="18" w:space="6" w:color="C77700"/>
+        </w:pBdr>
+        <w:shd w:val="clear" w:color="auto" w:fill="FDF3E7"/>
+      </w:pPr>
+      <w:r>
+        <w:rPr>
+          <w:rFonts w:ascii="맑은 고딕" w:hAnsi="맑은 고딕" w:eastAsia="맑은 고딕" w:cs="맑은 고딕"/>
+          <w:b/>
+          <w:color w:val="C77700"/>
+          <w:sz w:val="21"/>
+        </w:rPr>
+        <w:t xml:space="preserve">받아 온 것이 0건이면 기존 표를 지우지 않습니다  </w:t>
+      </w:r>
+      <w:r>
+        <w:rPr>
+          <w:rFonts w:ascii="맑은 고딕" w:hAnsi="맑은 고딕" w:eastAsia="맑은 고딕" w:cs="맑은 고딕"/>
+          <w:b w:val="0"/>
+          <w:sz w:val="21"/>
+        </w:rPr>
+        <w:t xml:space="preserve">외부 달력이 잠깐 응답하지 않을 때 표가 통째로 비어 </w:t>
+      </w:r>
+      <w:r>
+        <w:rPr>
+          <w:rFonts w:ascii="맑은 고딕" w:hAnsi="맑은 고딕" w:eastAsia="맑은 고딕" w:cs="맑은 고딕"/>
+          <w:b/>
+          <w:sz w:val="21"/>
+        </w:rPr>
+        <w:t>모든 날이 영업일이 되는</w:t>
+      </w:r>
+      <w:r>
+        <w:rPr>
+          <w:rFonts w:ascii="맑은 고딕" w:hAnsi="맑은 고딕" w:eastAsia="맑은 고딕" w:cs="맑은 고딕"/>
+          <w:b w:val="0"/>
+          <w:sz w:val="21"/>
+        </w:rPr>
+        <w:t xml:space="preserve"> 사고를 막기 위한 처리입니다.</w:t>
+      </w:r>
+    </w:p>
+    <w:p>
+      <w:pPr>
+        <w:pStyle w:val="Heading1"/>
+      </w:pPr>
+      <w:r>
+        <w:t>Jira 연동 [관리자]</w:t>
+      </w:r>
+    </w:p>
+    <w:p>
+      <w:pPr>
+        <w:pStyle w:val="Heading2"/>
+      </w:pPr>
+      <w:r>
+        <w:t>10.1 동기화 방법</w:t>
+      </w:r>
+    </w:p>
+    <w:p>
+      <w:r>
+        <w:rPr>
+          <w:rFonts w:ascii="맑은 고딕" w:hAnsi="맑은 고딕" w:eastAsia="맑은 고딕" w:cs="맑은 고딕"/>
+          <w:b w:val="0"/>
+          <w:sz w:val="21"/>
+        </w:rPr>
+        <w:t>업무 목록은 Jira에서 가져옵니다. Jira에 새 이슈가 생겼으면 동기화를 실행합니다.</w:t>
+      </w:r>
+    </w:p>
+    <w:p>
+      <w:pPr>
+        <w:spacing w:after="60"/>
+        <w:ind w:left="340"/>
+      </w:pPr>
+      <w:r>
+        <w:rPr>
+          <w:rFonts w:ascii="맑은 고딕" w:hAnsi="맑은 고딕" w:eastAsia="맑은 고딕" w:cs="맑은 고딕"/>
+          <w:b/>
+          <w:sz w:val="21"/>
+        </w:rPr>
+        <w:t xml:space="preserve">1. </w:t>
+      </w:r>
+      <w:r>
+        <w:rPr>
+          <w:rFonts w:ascii="맑은 고딕" w:hAnsi="맑은 고딕" w:eastAsia="맑은 고딕" w:cs="맑은 고딕"/>
+          <w:b/>
+          <w:sz w:val="21"/>
+        </w:rPr>
+        <w:t>「설정」</w:t>
+      </w:r>
+      <w:r>
+        <w:rPr>
+          <w:rFonts w:ascii="맑은 고딕" w:hAnsi="맑은 고딕" w:eastAsia="맑은 고딕" w:cs="맑은 고딕"/>
+          <w:b w:val="0"/>
+          <w:sz w:val="21"/>
+        </w:rPr>
+        <w:t xml:space="preserve"> 탭으로 갑니다.</w:t>
+      </w:r>
+    </w:p>
+    <w:p>
+      <w:pPr>
+        <w:spacing w:after="60"/>
+        <w:ind w:left="340"/>
+      </w:pPr>
+      <w:r>
+        <w:rPr>
+          <w:rFonts w:ascii="맑은 고딕" w:hAnsi="맑은 고딕" w:eastAsia="맑은 고딕" w:cs="맑은 고딕"/>
+          <w:b/>
+          <w:sz w:val="21"/>
+        </w:rPr>
+        <w:t xml:space="preserve">2. </w:t>
+      </w:r>
+      <w:r>
+        <w:rPr>
+          <w:rFonts w:ascii="맑은 고딕" w:hAnsi="맑은 고딕" w:eastAsia="맑은 고딕" w:cs="맑은 고딕"/>
+          <w:b/>
+          <w:sz w:val="21"/>
+        </w:rPr>
+        <w:t>「Jira 동기화」</w:t>
+      </w:r>
+      <w:r>
+        <w:rPr>
+          <w:rFonts w:ascii="맑은 고딕" w:hAnsi="맑은 고딕" w:eastAsia="맑은 고딕" w:cs="맑은 고딕"/>
+          <w:b w:val="0"/>
+          <w:sz w:val="21"/>
+        </w:rPr>
+        <w:t xml:space="preserve"> 버튼을 누릅니다.</w:t>
+      </w:r>
+    </w:p>
+    <w:p>
+      <w:pPr>
+        <w:spacing w:after="60"/>
+        <w:ind w:left="340"/>
+      </w:pPr>
+      <w:r>
+        <w:rPr>
+          <w:rFonts w:ascii="맑은 고딕" w:hAnsi="맑은 고딕" w:eastAsia="맑은 고딕" w:cs="맑은 고딕"/>
+          <w:b/>
+          <w:sz w:val="21"/>
+        </w:rPr>
+        <w:t xml:space="preserve">3. </w:t>
+      </w:r>
+      <w:r>
+        <w:rPr>
+          <w:rFonts w:ascii="맑은 고딕" w:hAnsi="맑은 고딕" w:eastAsia="맑은 고딕" w:cs="맑은 고딕"/>
+          <w:b w:val="0"/>
+          <w:sz w:val="21"/>
+        </w:rPr>
+        <w:t>「동기화 중…」 알림이 사라지고 완료 메시지가 나오면 끝입니다 (보통 2초 안).</w:t>
+      </w:r>
+    </w:p>
+    <w:p>
+      <w:pPr>
+        <w:keepNext/>
+        <w:spacing w:line="240" w:lineRule="auto" w:after="40"/>
+        <w:jc w:val="center"/>
+      </w:pPr>
+      <w:r>
+        <w:drawing>
+          <wp:inline xmlns:a="http://schemas.openxmlformats.org/drawingml/2006/main" xmlns:pic="http://schemas.openxmlformats.org/drawingml/2006/picture">
             <wp:extent cx="4500000" cy="943548"/>
-            <wp:docPr id="50" name="Picture 50"/>
+            <wp:docPr id="53" name="Picture 53"/>
             <wp:cNvGraphicFramePr>
               <a:graphicFrameLocks noChangeAspect="1"/>
             </wp:cNvGraphicFramePr>
@@ -14418,7 +15895,7 @@
                     <pic:cNvPicPr/>
                   </pic:nvPicPr>
                   <pic:blipFill>
-                    <a:blip r:embed="rId59"/>
+                    <a:blip r:embed="rId62"/>
                     <a:stretch>
                       <a:fillRect/>
                     </a:stretch>
@@ -14461,7 +15938,7 @@
         <w:drawing>
           <wp:inline xmlns:a="http://schemas.openxmlformats.org/drawingml/2006/main" xmlns:pic="http://schemas.openxmlformats.org/drawingml/2006/picture">
             <wp:extent cx="1951200" cy="1021331"/>
-            <wp:docPr id="51" name="Picture 51"/>
+            <wp:docPr id="54" name="Picture 54"/>
             <wp:cNvGraphicFramePr>
               <a:graphicFrameLocks noChangeAspect="1"/>
             </wp:cNvGraphicFramePr>
@@ -14473,7 +15950,7 @@
                     <pic:cNvPicPr/>
                   </pic:nvPicPr>
                   <pic:blipFill>
-                    <a:blip r:embed="rId60"/>
+                    <a:blip r:embed="rId63"/>
                     <a:stretch>
                       <a:fillRect/>
                     </a:stretch>
@@ -14516,7 +15993,7 @@
         <w:drawing>
           <wp:inline xmlns:a="http://schemas.openxmlformats.org/drawingml/2006/main" xmlns:pic="http://schemas.openxmlformats.org/drawingml/2006/picture">
             <wp:extent cx="3841200" cy="1158457"/>
-            <wp:docPr id="52" name="Picture 52"/>
+            <wp:docPr id="55" name="Picture 55"/>
             <wp:cNvGraphicFramePr>
               <a:graphicFrameLocks noChangeAspect="1"/>
             </wp:cNvGraphicFramePr>
@@ -14528,7 +16005,7 @@
                     <pic:cNvPicPr/>
                   </pic:nvPicPr>
                   <pic:blipFill>
-                    <a:blip r:embed="rId61"/>
+                    <a:blip r:embed="rId64"/>
                     <a:stretch>
                       <a:fillRect/>
                     </a:stretch>
@@ -15328,7 +16805,7 @@
         <w:drawing>
           <wp:inline xmlns:a="http://schemas.openxmlformats.org/drawingml/2006/main" xmlns:pic="http://schemas.openxmlformats.org/drawingml/2006/picture">
             <wp:extent cx="4500000" cy="1080671"/>
-            <wp:docPr id="53" name="Picture 53"/>
+            <wp:docPr id="56" name="Picture 56"/>
             <wp:cNvGraphicFramePr>
               <a:graphicFrameLocks noChangeAspect="1"/>
             </wp:cNvGraphicFramePr>
@@ -15340,7 +16817,7 @@
                     <pic:cNvPicPr/>
                   </pic:nvPicPr>
                   <pic:blipFill>
-                    <a:blip r:embed="rId62"/>
+                    <a:blip r:embed="rId65"/>
                     <a:stretch>
                       <a:fillRect/>
                     </a:stretch>
@@ -17710,6 +19187,141 @@
           </w:p>
         </w:tc>
       </w:tr>
+      <w:tr>
+        <w:trPr>
+          <w:cantSplit/>
+        </w:trPr>
+        <w:tc>
+          <w:tcPr>
+            <w:tcW w:type="dxa" w:w="1814"/>
+            <w:vAlign w:val="center"/>
+          </w:tcPr>
+          <w:p>
+            <w:pPr>
+              <w:spacing w:before="0" w:after="0" w:line="240" w:lineRule="auto"/>
+            </w:pPr>
+            <w:r/>
+            <w:r>
+              <w:rPr>
+                <w:rFonts w:ascii="맑은 고딕" w:hAnsi="맑은 고딕" w:eastAsia="맑은 고딕" w:cs="맑은 고딕"/>
+                <w:b/>
+                <w:sz w:val="20"/>
+              </w:rPr>
+              <w:t>가동일</w:t>
+            </w:r>
+          </w:p>
+        </w:tc>
+        <w:tc>
+          <w:tcPr>
+            <w:tcW w:type="dxa" w:w="6803"/>
+            <w:vAlign w:val="center"/>
+          </w:tcPr>
+          <w:p>
+            <w:pPr>
+              <w:spacing w:before="0" w:after="0" w:line="240" w:lineRule="auto"/>
+            </w:pPr>
+            <w:r/>
+            <w:r>
+              <w:rPr>
+                <w:rFonts w:ascii="맑은 고딕" w:hAnsi="맑은 고딕" w:eastAsia="맑은 고딕" w:cs="맑은 고딕"/>
+                <w:b w:val="0"/>
+                <w:sz w:val="20"/>
+              </w:rPr>
+              <w:t>그 기간의 영업일에서 재직 기간 밖과 부재일을 뺀 날. 모든 비율의 분모입니다</w:t>
+            </w:r>
+          </w:p>
+        </w:tc>
+      </w:tr>
+      <w:tr>
+        <w:trPr>
+          <w:cantSplit/>
+        </w:trPr>
+        <w:tc>
+          <w:tcPr>
+            <w:tcW w:type="dxa" w:w="1814"/>
+            <w:vAlign w:val="center"/>
+          </w:tcPr>
+          <w:p>
+            <w:pPr>
+              <w:spacing w:before="0" w:after="0" w:line="240" w:lineRule="auto"/>
+            </w:pPr>
+            <w:r/>
+            <w:r>
+              <w:rPr>
+                <w:rFonts w:ascii="맑은 고딕" w:hAnsi="맑은 고딕" w:eastAsia="맑은 고딕" w:cs="맑은 고딕"/>
+                <w:b/>
+                <w:sz w:val="20"/>
+              </w:rPr>
+              <w:t>야간·휴일</w:t>
+            </w:r>
+          </w:p>
+        </w:tc>
+        <w:tc>
+          <w:tcPr>
+            <w:tcW w:type="dxa" w:w="6803"/>
+            <w:vAlign w:val="center"/>
+          </w:tcPr>
+          <w:p>
+            <w:pPr>
+              <w:spacing w:before="0" w:after="0" w:line="240" w:lineRule="auto"/>
+            </w:pPr>
+            <w:r/>
+            <w:r>
+              <w:rPr>
+                <w:rFonts w:ascii="맑은 고딕" w:hAnsi="맑은 고딕" w:eastAsia="맑은 고딕" w:cs="맑은 고딕"/>
+                <w:b w:val="0"/>
+                <w:sz w:val="20"/>
+              </w:rPr>
+              <w:t>평일 09~18 시 밖에 적은 기록 — 이른 아침·저녁·주말·공휴일</w:t>
+            </w:r>
+          </w:p>
+        </w:tc>
+      </w:tr>
+      <w:tr>
+        <w:trPr>
+          <w:cantSplit/>
+        </w:trPr>
+        <w:tc>
+          <w:tcPr>
+            <w:tcW w:type="dxa" w:w="1814"/>
+            <w:vAlign w:val="center"/>
+          </w:tcPr>
+          <w:p>
+            <w:pPr>
+              <w:spacing w:before="0" w:after="0" w:line="240" w:lineRule="auto"/>
+            </w:pPr>
+            <w:r/>
+            <w:r>
+              <w:rPr>
+                <w:rFonts w:ascii="맑은 고딕" w:hAnsi="맑은 고딕" w:eastAsia="맑은 고딕" w:cs="맑은 고딕"/>
+                <w:b/>
+                <w:sz w:val="20"/>
+              </w:rPr>
+              <w:t>집계 제외</w:t>
+            </w:r>
+          </w:p>
+        </w:tc>
+        <w:tc>
+          <w:tcPr>
+            <w:tcW w:type="dxa" w:w="6803"/>
+            <w:vAlign w:val="center"/>
+          </w:tcPr>
+          <w:p>
+            <w:pPr>
+              <w:spacing w:before="0" w:after="0" w:line="240" w:lineRule="auto"/>
+            </w:pPr>
+            <w:r/>
+            <w:r>
+              <w:rPr>
+                <w:rFonts w:ascii="맑은 고딕" w:hAnsi="맑은 고딕" w:eastAsia="맑은 고딕" w:cs="맑은 고딕"/>
+                <w:b w:val="0"/>
+                <w:sz w:val="20"/>
+              </w:rPr>
+              <w:t>장기 부재나 「대상 아님」으로 그 기간을 통계에서 빼는 것 (9.6 절)</w:t>
+            </w:r>
+          </w:p>
+        </w:tc>
+      </w:tr>
     </w:tbl>
     <w:p/>
     <w:p>
@@ -18094,6 +19706,96 @@
                 <w:sz w:val="20"/>
               </w:rPr>
               <w:t>그 사람의 시간 ÷ 프로젝트 전체 시간 × 100</w:t>
+            </w:r>
+          </w:p>
+        </w:tc>
+      </w:tr>
+      <w:tr>
+        <w:trPr>
+          <w:cantSplit/>
+        </w:trPr>
+        <w:tc>
+          <w:tcPr>
+            <w:tcW w:type="dxa" w:w="2494"/>
+            <w:vAlign w:val="center"/>
+          </w:tcPr>
+          <w:p>
+            <w:pPr>
+              <w:spacing w:before="0" w:after="0" w:line="240" w:lineRule="auto"/>
+            </w:pPr>
+            <w:r/>
+            <w:r>
+              <w:rPr>
+                <w:rFonts w:ascii="맑은 고딕" w:hAnsi="맑은 고딕" w:eastAsia="맑은 고딕" w:cs="맑은 고딕"/>
+                <w:b/>
+                <w:sz w:val="20"/>
+              </w:rPr>
+              <w:t>야간·휴일</w:t>
+            </w:r>
+          </w:p>
+        </w:tc>
+        <w:tc>
+          <w:tcPr>
+            <w:tcW w:type="dxa" w:w="6123"/>
+            <w:vAlign w:val="center"/>
+          </w:tcPr>
+          <w:p>
+            <w:pPr>
+              <w:spacing w:before="0" w:after="0" w:line="240" w:lineRule="auto"/>
+            </w:pPr>
+            <w:r/>
+            <w:r>
+              <w:rPr>
+                <w:rFonts w:ascii="맑은 고딕" w:hAnsi="맑은 고딕" w:eastAsia="맑은 고딕" w:cs="맑은 고딕"/>
+                <w:b w:val="0"/>
+                <w:sz w:val="20"/>
+              </w:rPr>
+              <w:t>평일 09~18 시 «밖» 에 적은 칸의 개수 (주말·공휴일은 하루 전체)</w:t>
+            </w:r>
+          </w:p>
+        </w:tc>
+      </w:tr>
+      <w:tr>
+        <w:trPr>
+          <w:cantSplit/>
+        </w:trPr>
+        <w:tc>
+          <w:tcPr>
+            <w:tcW w:type="dxa" w:w="2494"/>
+            <w:vAlign w:val="center"/>
+          </w:tcPr>
+          <w:p>
+            <w:pPr>
+              <w:spacing w:before="0" w:after="0" w:line="240" w:lineRule="auto"/>
+            </w:pPr>
+            <w:r/>
+            <w:r>
+              <w:rPr>
+                <w:rFonts w:ascii="맑은 고딕" w:hAnsi="맑은 고딕" w:eastAsia="맑은 고딕" w:cs="맑은 고딕"/>
+                <w:b/>
+                <w:sz w:val="20"/>
+              </w:rPr>
+              <w:t>가동일</w:t>
+            </w:r>
+          </w:p>
+        </w:tc>
+        <w:tc>
+          <w:tcPr>
+            <w:tcW w:type="dxa" w:w="6123"/>
+            <w:vAlign w:val="center"/>
+          </w:tcPr>
+          <w:p>
+            <w:pPr>
+              <w:spacing w:before="0" w:after="0" w:line="240" w:lineRule="auto"/>
+            </w:pPr>
+            <w:r/>
+            <w:r>
+              <w:rPr>
+                <w:rFonts w:ascii="맑은 고딕" w:hAnsi="맑은 고딕" w:eastAsia="맑은 고딕" w:cs="맑은 고딕"/>
+                <w:b w:val="0"/>
+                <w:sz w:val="20"/>
+              </w:rPr>
+              <w:t>영업일(주말·공휴일 제외) − 재직 기간 밖 − 부재일</w:t>
             </w:r>
           </w:p>
         </w:tc>

--- a/docs/manual/업무현황_대시보드_사용자매뉴얼.docx
+++ b/docs/manual/업무현황_대시보드_사용자매뉴얼.docx
@@ -4478,7 +4478,7 @@
       <w:r>
         <w:drawing>
           <wp:inline xmlns:a="http://schemas.openxmlformats.org/drawingml/2006/main" xmlns:pic="http://schemas.openxmlformats.org/drawingml/2006/picture">
-            <wp:extent cx="1238400" cy="2125814"/>
+            <wp:extent cx="4500000" cy="295177"/>
             <wp:docPr id="13" name="Picture 13"/>
             <wp:cNvGraphicFramePr>
               <a:graphicFrameLocks noChangeAspect="1"/>
@@ -4499,7 +4499,7 @@
                   <pic:spPr>
                     <a:xfrm>
                       <a:off x="0" y="0"/>
-                      <a:ext cx="1238400" cy="2125814"/>
+                      <a:ext cx="4500000" cy="295177"/>
                     </a:xfrm>
                     <a:prstGeom prst="rect"/>
                   </pic:spPr>

--- a/docs/manual/업무현황_대시보드_사용자매뉴얼.docx
+++ b/docs/manual/업무현황_대시보드_사용자매뉴얼.docx
@@ -53,7 +53,7 @@
           <w:color w:val="666666"/>
           <w:sz w:val="21"/>
         </w:rPr>
-        <w:t>문서 버전  1.3</w:t>
+        <w:t>문서 버전  1.4</w:t>
       </w:r>
     </w:p>
     <w:p>
@@ -67,7 +67,7 @@
           <w:color w:val="666666"/>
           <w:sz w:val="21"/>
         </w:rPr>
-        <w:t>작성일  2026-08-24</w:t>
+        <w:t>작성일  2026-08-25</w:t>
       </w:r>
     </w:p>
     <w:p>
@@ -656,6 +656,18 @@
           <w:sz w:val="19"/>
         </w:rPr>
         <w:t xml:space="preserve">  8.9 차량 관리</w:t>
+      </w:r>
+    </w:p>
+    <w:p>
+      <w:pPr>
+        <w:spacing w:after="0" w:line="240" w:lineRule="auto"/>
+      </w:pPr>
+      <w:r>
+        <w:rPr>
+          <w:rFonts w:ascii="맑은 고딕" w:hAnsi="맑은 고딕" w:eastAsia="맑은 고딕" w:cs="맑은 고딕"/>
+          <w:sz w:val="19"/>
+        </w:rPr>
+        <w:t xml:space="preserve">  8.10 차량 예약 알림 메일</w:t>
       </w:r>
     </w:p>
     <w:p>
@@ -4478,7 +4490,7 @@
       <w:r>
         <w:drawing>
           <wp:inline xmlns:a="http://schemas.openxmlformats.org/drawingml/2006/main" xmlns:pic="http://schemas.openxmlformats.org/drawingml/2006/picture">
-            <wp:extent cx="4500000" cy="295177"/>
+            <wp:extent cx="4500000" cy="294987"/>
             <wp:docPr id="13" name="Picture 13"/>
             <wp:cNvGraphicFramePr>
               <a:graphicFrameLocks noChangeAspect="1"/>
@@ -4499,7 +4511,7 @@
                   <pic:spPr>
                     <a:xfrm>
                       <a:off x="0" y="0"/>
-                      <a:ext cx="4500000" cy="295177"/>
+                      <a:ext cx="4500000" cy="294987"/>
                     </a:xfrm>
                     <a:prstGeom prst="rect"/>
                   </pic:spPr>
@@ -13511,6 +13523,43 @@
     </w:p>
     <w:p>
       <w:pPr>
+        <w:spacing w:after="60"/>
+        <w:ind w:left="340"/>
+      </w:pPr>
+      <w:r>
+        <w:rPr>
+          <w:rFonts w:ascii="맑은 고딕" w:hAnsi="맑은 고딕" w:eastAsia="맑은 고딕" w:cs="맑은 고딕"/>
+          <w:sz w:val="21"/>
+        </w:rPr>
+        <w:t xml:space="preserve">· </w:t>
+      </w:r>
+      <w:r>
+        <w:rPr>
+          <w:rFonts w:ascii="맑은 고딕" w:hAnsi="맑은 고딕" w:eastAsia="맑은 고딕" w:cs="맑은 고딕"/>
+          <w:b w:val="0"/>
+          <w:sz w:val="21"/>
+        </w:rPr>
+        <w:t xml:space="preserve">법인차량마다 </w:t>
+      </w:r>
+      <w:r>
+        <w:rPr>
+          <w:rFonts w:ascii="맑은 고딕" w:hAnsi="맑은 고딕" w:eastAsia="맑은 고딕" w:cs="맑은 고딕"/>
+          <w:b/>
+          <w:sz w:val="21"/>
+        </w:rPr>
+        <w:t>전용 사용자</w:t>
+      </w:r>
+      <w:r>
+        <w:rPr>
+          <w:rFonts w:ascii="맑은 고딕" w:hAnsi="맑은 고딕" w:eastAsia="맑은 고딕" w:cs="맑은 고딕"/>
+          <w:b w:val="0"/>
+          <w:sz w:val="21"/>
+        </w:rPr>
+        <w:t>를 지정할 수 있습니다 (8.10 절)</w:t>
+      </w:r>
+    </w:p>
+    <w:p>
+      <w:pPr>
         <w:keepLines/>
         <w:spacing w:before="120" w:after="160"/>
         <w:ind w:left="170"/>
@@ -13539,10 +13588,10 @@
     </w:p>
     <w:p>
       <w:pPr>
-        <w:pStyle w:val="Heading1"/>
-      </w:pPr>
-      <w:r>
-        <w:t>직원·집계 기준 관리 [관리자]</w:t>
+        <w:pStyle w:val="Heading2"/>
+      </w:pPr>
+      <w:r>
+        <w:t>8.10 차량 예약 알림 메일</w:t>
       </w:r>
     </w:p>
     <w:p>
@@ -13552,7 +13601,7 @@
           <w:b/>
           <w:sz w:val="21"/>
         </w:rPr>
-        <w:t>「설정」 탭</w:t>
+        <w:t>차량이 걸린 일정을 등록·변경·취소하면 대표이사에게 메일이 한 통 갑니다.</w:t>
       </w:r>
       <w:r>
         <w:rPr>
@@ -13560,1214 +13609,15 @@
           <w:b w:val="0"/>
           <w:sz w:val="21"/>
         </w:rPr>
-        <w:t>에서 합니다. 이 장은 직원 등록을 담당하는 분만 보시면 됩니다.</w:t>
-      </w:r>
-    </w:p>
-    <w:p>
-      <w:pPr>
-        <w:keepNext/>
-        <w:spacing w:line="240" w:lineRule="auto" w:after="40"/>
-        <w:jc w:val="center"/>
-      </w:pPr>
-      <w:r>
-        <w:drawing>
-          <wp:inline xmlns:a="http://schemas.openxmlformats.org/drawingml/2006/main" xmlns:pic="http://schemas.openxmlformats.org/drawingml/2006/picture">
-            <wp:extent cx="3952800" cy="2124630"/>
-            <wp:docPr id="46" name="Picture 46"/>
-            <wp:cNvGraphicFramePr>
-              <a:graphicFrameLocks noChangeAspect="1"/>
-            </wp:cNvGraphicFramePr>
-            <a:graphic>
-              <a:graphicData uri="http://schemas.openxmlformats.org/drawingml/2006/picture">
-                <pic:pic>
-                  <pic:nvPicPr>
-                    <pic:cNvPr id="0" name="31_설정_전체_1_masked.png"/>
-                    <pic:cNvPicPr/>
-                  </pic:nvPicPr>
-                  <pic:blipFill>
-                    <a:blip r:embed="rId55"/>
-                    <a:stretch>
-                      <a:fillRect/>
-                    </a:stretch>
-                  </pic:blipFill>
-                  <pic:spPr>
-                    <a:xfrm>
-                      <a:off x="0" y="0"/>
-                      <a:ext cx="3952800" cy="2124630"/>
-                    </a:xfrm>
-                    <a:prstGeom prst="rect"/>
-                  </pic:spPr>
-                </pic:pic>
-              </a:graphicData>
-            </a:graphic>
-          </wp:inline>
-        </w:drawing>
-      </w:r>
-    </w:p>
-    <w:p>
-      <w:pPr>
-        <w:spacing w:line="240" w:lineRule="auto" w:after="140"/>
-        <w:jc w:val="center"/>
-      </w:pPr>
-      <w:r>
-        <w:rPr>
-          <w:rFonts w:ascii="맑은 고딕" w:hAnsi="맑은 고딕" w:eastAsia="맑은 고딕" w:cs="맑은 고딕"/>
-          <w:color w:val="777777"/>
-          <w:sz w:val="18"/>
-        </w:rPr>
-        <w:t>그림 8-1  설정 탭 — 왼쪽 직원 관리, 오른쪽 Jira</w:t>
-      </w:r>
-    </w:p>
-    <w:p>
-      <w:pPr>
-        <w:pStyle w:val="Heading2"/>
-      </w:pPr>
-      <w:r>
-        <w:t>9.1 직원 추가</w:t>
-      </w:r>
-    </w:p>
-    <w:p>
-      <w:pPr>
-        <w:spacing w:after="60"/>
-        <w:ind w:left="340"/>
-      </w:pPr>
-      <w:r>
-        <w:rPr>
-          <w:rFonts w:ascii="맑은 고딕" w:hAnsi="맑은 고딕" w:eastAsia="맑은 고딕" w:cs="맑은 고딕"/>
-          <w:b/>
-          <w:sz w:val="21"/>
-        </w:rPr>
-        <w:t xml:space="preserve">1. </w:t>
-      </w:r>
-      <w:r>
-        <w:rPr>
-          <w:rFonts w:ascii="맑은 고딕" w:hAnsi="맑은 고딕" w:eastAsia="맑은 고딕" w:cs="맑은 고딕"/>
-          <w:b/>
-          <w:sz w:val="21"/>
-        </w:rPr>
-        <w:t>직원명</w:t>
-      </w:r>
-      <w:r>
-        <w:rPr>
-          <w:rFonts w:ascii="맑은 고딕" w:hAnsi="맑은 고딕" w:eastAsia="맑은 고딕" w:cs="맑은 고딕"/>
-          <w:b w:val="0"/>
-          <w:sz w:val="21"/>
-        </w:rPr>
-        <w:t>을 입력합니다.</w:t>
-      </w:r>
-    </w:p>
-    <w:p>
-      <w:pPr>
-        <w:spacing w:after="60"/>
-        <w:ind w:left="340"/>
-      </w:pPr>
-      <w:r>
-        <w:rPr>
-          <w:rFonts w:ascii="맑은 고딕" w:hAnsi="맑은 고딕" w:eastAsia="맑은 고딕" w:cs="맑은 고딕"/>
-          <w:b/>
-          <w:sz w:val="21"/>
-        </w:rPr>
-        <w:t xml:space="preserve">2. </w:t>
-      </w:r>
-      <w:r>
-        <w:rPr>
-          <w:rFonts w:ascii="맑은 고딕" w:hAnsi="맑은 고딕" w:eastAsia="맑은 고딕" w:cs="맑은 고딕"/>
-          <w:b/>
-          <w:sz w:val="21"/>
-        </w:rPr>
-        <w:t>입사일</w:t>
-      </w:r>
-      <w:r>
-        <w:rPr>
-          <w:rFonts w:ascii="맑은 고딕" w:hAnsi="맑은 고딕" w:eastAsia="맑은 고딕" w:cs="맑은 고딕"/>
-          <w:b w:val="0"/>
-          <w:sz w:val="21"/>
-        </w:rPr>
-        <w:t>을 고릅니다. 이 날짜 이전 기간에는 통계에 나타나지 않습니다.</w:t>
-      </w:r>
-    </w:p>
-    <w:p>
-      <w:pPr>
-        <w:spacing w:after="60"/>
-        <w:ind w:left="340"/>
-      </w:pPr>
-      <w:r>
-        <w:rPr>
-          <w:rFonts w:ascii="맑은 고딕" w:hAnsi="맑은 고딕" w:eastAsia="맑은 고딕" w:cs="맑은 고딕"/>
-          <w:b/>
-          <w:sz w:val="21"/>
-        </w:rPr>
-        <w:t xml:space="preserve">3. </w:t>
-      </w:r>
-      <w:r>
-        <w:rPr>
-          <w:rFonts w:ascii="맑은 고딕" w:hAnsi="맑은 고딕" w:eastAsia="맑은 고딕" w:cs="맑은 고딕"/>
-          <w:b/>
-          <w:sz w:val="21"/>
-        </w:rPr>
-        <w:t>「추가」</w:t>
-      </w:r>
-      <w:r>
-        <w:rPr>
-          <w:rFonts w:ascii="맑은 고딕" w:hAnsi="맑은 고딕" w:eastAsia="맑은 고딕" w:cs="맑은 고딕"/>
-          <w:b w:val="0"/>
-          <w:sz w:val="21"/>
-        </w:rPr>
-        <w:t xml:space="preserve"> 를 누릅니다.</w:t>
-      </w:r>
-    </w:p>
-    <w:p>
-      <w:pPr>
-        <w:keepNext/>
-        <w:spacing w:line="240" w:lineRule="auto" w:after="40"/>
-        <w:jc w:val="center"/>
-      </w:pPr>
-      <w:r>
-        <w:drawing>
-          <wp:inline xmlns:a="http://schemas.openxmlformats.org/drawingml/2006/main" xmlns:pic="http://schemas.openxmlformats.org/drawingml/2006/picture">
-            <wp:extent cx="4500000" cy="564956"/>
-            <wp:docPr id="47" name="Picture 47"/>
-            <wp:cNvGraphicFramePr>
-              <a:graphicFrameLocks noChangeAspect="1"/>
-            </wp:cNvGraphicFramePr>
-            <a:graphic>
-              <a:graphicData uri="http://schemas.openxmlformats.org/drawingml/2006/picture">
-                <pic:pic>
-                  <pic:nvPicPr>
-                    <pic:cNvPr id="0" name="32_직원추가.png"/>
-                    <pic:cNvPicPr/>
-                  </pic:nvPicPr>
-                  <pic:blipFill>
-                    <a:blip r:embed="rId56"/>
-                    <a:stretch>
-                      <a:fillRect/>
-                    </a:stretch>
-                  </pic:blipFill>
-                  <pic:spPr>
-                    <a:xfrm>
-                      <a:off x="0" y="0"/>
-                      <a:ext cx="4500000" cy="564956"/>
-                    </a:xfrm>
-                    <a:prstGeom prst="rect"/>
-                  </pic:spPr>
-                </pic:pic>
-              </a:graphicData>
-            </a:graphic>
-          </wp:inline>
-        </w:drawing>
-      </w:r>
-    </w:p>
-    <w:p>
-      <w:pPr>
-        <w:spacing w:line="240" w:lineRule="auto" w:after="140"/>
-        <w:jc w:val="center"/>
-      </w:pPr>
-      <w:r>
-        <w:rPr>
-          <w:rFonts w:ascii="맑은 고딕" w:hAnsi="맑은 고딕" w:eastAsia="맑은 고딕" w:cs="맑은 고딕"/>
-          <w:color w:val="777777"/>
-          <w:sz w:val="18"/>
-        </w:rPr>
-        <w:t>그림 8-2  직원명과 입사일을 넣고 추가</w:t>
-      </w:r>
-    </w:p>
-    <w:p>
-      <w:pPr>
-        <w:keepLines/>
-        <w:spacing w:before="120" w:after="160"/>
-        <w:ind w:left="170"/>
-        <w:pBdr>
-          <w:left w:val="single" w:sz="18" w:space="6" w:color="005A9E"/>
-        </w:pBdr>
-        <w:shd w:val="clear" w:color="auto" w:fill="F2F7FB"/>
-      </w:pPr>
-      <w:r>
-        <w:rPr>
-          <w:rFonts w:ascii="맑은 고딕" w:hAnsi="맑은 고딕" w:eastAsia="맑은 고딕" w:cs="맑은 고딕"/>
-          <w:b/>
-          <w:color w:val="005A9E"/>
-          <w:sz w:val="21"/>
-        </w:rPr>
-        <w:t xml:space="preserve">같은 이름·같은 입사일은 등록할 수 없습니다  </w:t>
-      </w:r>
-      <w:r>
-        <w:rPr>
-          <w:rFonts w:ascii="맑은 고딕" w:hAnsi="맑은 고딕" w:eastAsia="맑은 고딕" w:cs="맑은 고딕"/>
-          <w:b w:val="0"/>
-          <w:sz w:val="21"/>
-        </w:rPr>
-        <w:t>실수로 같은 사람을 두 번 넣는 것을 막기 위한 장치입니다. 동명이인이라면 입사일이 다르므로 정상 등록됩니다.</w:t>
-      </w:r>
-    </w:p>
-    <w:p>
-      <w:pPr>
-        <w:pStyle w:val="Heading2"/>
-      </w:pPr>
-      <w:r>
-        <w:t>9.2 재직·퇴사 처리</w:t>
-      </w:r>
-    </w:p>
-    <w:p>
-      <w:r>
-        <w:rPr>
-          <w:rFonts w:ascii="맑은 고딕" w:hAnsi="맑은 고딕" w:eastAsia="맑은 고딕" w:cs="맑은 고딕"/>
-          <w:b w:val="0"/>
-          <w:sz w:val="21"/>
-        </w:rPr>
-        <w:t xml:space="preserve">목록 오른쪽의 </w:t>
-      </w:r>
-      <w:r>
-        <w:rPr>
-          <w:rFonts w:ascii="맑은 고딕" w:hAnsi="맑은 고딕" w:eastAsia="맑은 고딕" w:cs="맑은 고딕"/>
-          <w:b/>
-          <w:sz w:val="21"/>
-        </w:rPr>
-        <w:t>「재직」 체크박스</w:t>
-      </w:r>
-      <w:r>
-        <w:rPr>
-          <w:rFonts w:ascii="맑은 고딕" w:hAnsi="맑은 고딕" w:eastAsia="맑은 고딕" w:cs="맑은 고딕"/>
-          <w:b w:val="0"/>
-          <w:sz w:val="21"/>
-        </w:rPr>
-        <w:t>로 상태를 바꿉니다.</w:t>
-      </w:r>
-    </w:p>
-    <w:p>
-      <w:pPr>
-        <w:spacing w:after="60"/>
-        <w:ind w:left="340"/>
-      </w:pPr>
-      <w:r>
-        <w:rPr>
-          <w:rFonts w:ascii="맑은 고딕" w:hAnsi="맑은 고딕" w:eastAsia="맑은 고딕" w:cs="맑은 고딕"/>
-          <w:b/>
-          <w:sz w:val="21"/>
-        </w:rPr>
-        <w:t xml:space="preserve">1. </w:t>
-      </w:r>
-      <w:r>
-        <w:rPr>
-          <w:rFonts w:ascii="맑은 고딕" w:hAnsi="맑은 고딕" w:eastAsia="맑은 고딕" w:cs="맑은 고딕"/>
-          <w:b w:val="0"/>
-          <w:sz w:val="21"/>
-        </w:rPr>
-        <w:t xml:space="preserve">체크를 </w:t>
-      </w:r>
-      <w:r>
-        <w:rPr>
-          <w:rFonts w:ascii="맑은 고딕" w:hAnsi="맑은 고딕" w:eastAsia="맑은 고딕" w:cs="맑은 고딕"/>
-          <w:b/>
-          <w:sz w:val="21"/>
-        </w:rPr>
-        <w:t>해제</w:t>
-      </w:r>
-      <w:r>
-        <w:rPr>
-          <w:rFonts w:ascii="맑은 고딕" w:hAnsi="맑은 고딕" w:eastAsia="맑은 고딕" w:cs="맑은 고딕"/>
-          <w:b w:val="0"/>
-          <w:sz w:val="21"/>
-        </w:rPr>
-        <w:t>하면 퇴사일 입력칸이 나옵니다.</w:t>
-      </w:r>
-    </w:p>
-    <w:p>
-      <w:pPr>
-        <w:spacing w:after="60"/>
-        <w:ind w:left="340"/>
-      </w:pPr>
-      <w:r>
-        <w:rPr>
-          <w:rFonts w:ascii="맑은 고딕" w:hAnsi="맑은 고딕" w:eastAsia="맑은 고딕" w:cs="맑은 고딕"/>
-          <w:b/>
-          <w:sz w:val="21"/>
-        </w:rPr>
-        <w:t xml:space="preserve">2. </w:t>
-      </w:r>
-      <w:r>
-        <w:rPr>
-          <w:rFonts w:ascii="맑은 고딕" w:hAnsi="맑은 고딕" w:eastAsia="맑은 고딕" w:cs="맑은 고딕"/>
-          <w:b w:val="0"/>
-          <w:sz w:val="21"/>
-        </w:rPr>
-        <w:t xml:space="preserve">퇴사일을 고르고 </w:t>
-      </w:r>
-      <w:r>
-        <w:rPr>
-          <w:rFonts w:ascii="맑은 고딕" w:hAnsi="맑은 고딕" w:eastAsia="맑은 고딕" w:cs="맑은 고딕"/>
-          <w:b/>
-          <w:sz w:val="21"/>
-        </w:rPr>
-        <w:t>「확인」</w:t>
-      </w:r>
-      <w:r>
-        <w:rPr>
-          <w:rFonts w:ascii="맑은 고딕" w:hAnsi="맑은 고딕" w:eastAsia="맑은 고딕" w:cs="맑은 고딕"/>
-          <w:b w:val="0"/>
-          <w:sz w:val="21"/>
-        </w:rPr>
-        <w:t xml:space="preserve"> 을 누릅니다.</w:t>
-      </w:r>
-    </w:p>
-    <w:p>
-      <w:pPr>
-        <w:spacing w:after="60"/>
-        <w:ind w:left="340"/>
-      </w:pPr>
-      <w:r>
-        <w:rPr>
-          <w:rFonts w:ascii="맑은 고딕" w:hAnsi="맑은 고딕" w:eastAsia="맑은 고딕" w:cs="맑은 고딕"/>
-          <w:b/>
-          <w:sz w:val="21"/>
-        </w:rPr>
-        <w:t xml:space="preserve">3. </w:t>
-      </w:r>
-      <w:r>
-        <w:rPr>
-          <w:rFonts w:ascii="맑은 고딕" w:hAnsi="맑은 고딕" w:eastAsia="맑은 고딕" w:cs="맑은 고딕"/>
-          <w:b w:val="0"/>
-          <w:sz w:val="21"/>
-        </w:rPr>
-        <w:t>다시 체크하면 재직으로 되돌아가고 퇴사일은 자동으로 지워집니다.</w:t>
-      </w:r>
-    </w:p>
-    <w:p>
-      <w:pPr>
-        <w:keepNext/>
-        <w:spacing w:line="240" w:lineRule="auto" w:after="40"/>
-        <w:jc w:val="center"/>
-      </w:pPr>
-      <w:r>
-        <w:drawing>
-          <wp:inline xmlns:a="http://schemas.openxmlformats.org/drawingml/2006/main" xmlns:pic="http://schemas.openxmlformats.org/drawingml/2006/picture">
-            <wp:extent cx="3952800" cy="2124630"/>
-            <wp:docPr id="48" name="Picture 48"/>
-            <wp:cNvGraphicFramePr>
-              <a:graphicFrameLocks noChangeAspect="1"/>
-            </wp:cNvGraphicFramePr>
-            <a:graphic>
-              <a:graphicData uri="http://schemas.openxmlformats.org/drawingml/2006/picture">
-                <pic:pic>
-                  <pic:nvPicPr>
-                    <pic:cNvPr id="0" name="31_설정_전체_2_masked.png"/>
-                    <pic:cNvPicPr/>
-                  </pic:nvPicPr>
-                  <pic:blipFill>
-                    <a:blip r:embed="rId57"/>
-                    <a:stretch>
-                      <a:fillRect/>
-                    </a:stretch>
-                  </pic:blipFill>
-                  <pic:spPr>
-                    <a:xfrm>
-                      <a:off x="0" y="0"/>
-                      <a:ext cx="3952800" cy="2124630"/>
-                    </a:xfrm>
-                    <a:prstGeom prst="rect"/>
-                  </pic:spPr>
-                </pic:pic>
-              </a:graphicData>
-            </a:graphic>
-          </wp:inline>
-        </w:drawing>
-      </w:r>
-    </w:p>
-    <w:p>
-      <w:pPr>
-        <w:spacing w:line="240" w:lineRule="auto" w:after="140"/>
-        <w:jc w:val="center"/>
-      </w:pPr>
-      <w:r>
-        <w:rPr>
-          <w:rFonts w:ascii="맑은 고딕" w:hAnsi="맑은 고딕" w:eastAsia="맑은 고딕" w:cs="맑은 고딕"/>
-          <w:color w:val="777777"/>
-          <w:sz w:val="18"/>
-        </w:rPr>
-        <w:t>그림 8-3  직원 목록 — 재직·퇴사 배지와 날짜</w:t>
-      </w:r>
-    </w:p>
-    <w:p>
-      <w:pPr>
-        <w:keepNext/>
-        <w:spacing w:line="240" w:lineRule="auto" w:after="40"/>
-        <w:jc w:val="center"/>
-      </w:pPr>
-      <w:r>
-        <w:drawing>
-          <wp:inline xmlns:a="http://schemas.openxmlformats.org/drawingml/2006/main" xmlns:pic="http://schemas.openxmlformats.org/drawingml/2006/picture">
-            <wp:extent cx="4500000" cy="1046512"/>
-            <wp:docPr id="49" name="Picture 49"/>
-            <wp:cNvGraphicFramePr>
-              <a:graphicFrameLocks noChangeAspect="1"/>
-            </wp:cNvGraphicFramePr>
-            <a:graphic>
-              <a:graphicData uri="http://schemas.openxmlformats.org/drawingml/2006/picture">
-                <pic:pic>
-                  <pic:nvPicPr>
-                    <pic:cNvPr id="0" name="35_퇴사처리.png"/>
-                    <pic:cNvPicPr/>
-                  </pic:nvPicPr>
-                  <pic:blipFill>
-                    <a:blip r:embed="rId58"/>
-                    <a:stretch>
-                      <a:fillRect/>
-                    </a:stretch>
-                  </pic:blipFill>
-                  <pic:spPr>
-                    <a:xfrm>
-                      <a:off x="0" y="0"/>
-                      <a:ext cx="4500000" cy="1046512"/>
-                    </a:xfrm>
-                    <a:prstGeom prst="rect"/>
-                  </pic:spPr>
-                </pic:pic>
-              </a:graphicData>
-            </a:graphic>
-          </wp:inline>
-        </w:drawing>
-      </w:r>
-    </w:p>
-    <w:p>
-      <w:pPr>
-        <w:spacing w:line="240" w:lineRule="auto" w:after="140"/>
-        <w:jc w:val="center"/>
-      </w:pPr>
-      <w:r>
-        <w:rPr>
-          <w:rFonts w:ascii="맑은 고딕" w:hAnsi="맑은 고딕" w:eastAsia="맑은 고딕" w:cs="맑은 고딕"/>
-          <w:color w:val="777777"/>
-          <w:sz w:val="18"/>
-        </w:rPr>
-        <w:t>그림 8-4  퇴사일을 지정해 처리합니다</w:t>
-      </w:r>
-    </w:p>
-    <w:p>
-      <w:pPr>
-        <w:keepLines/>
-        <w:spacing w:before="120" w:after="160"/>
-        <w:ind w:left="170"/>
-        <w:pBdr>
-          <w:left w:val="single" w:sz="18" w:space="6" w:color="005A9E"/>
-        </w:pBdr>
-        <w:shd w:val="clear" w:color="auto" w:fill="F2F7FB"/>
-      </w:pPr>
-      <w:r>
-        <w:rPr>
-          <w:rFonts w:ascii="맑은 고딕" w:hAnsi="맑은 고딕" w:eastAsia="맑은 고딕" w:cs="맑은 고딕"/>
-          <w:b/>
-          <w:color w:val="005A9E"/>
-          <w:sz w:val="21"/>
-        </w:rPr>
-        <w:t xml:space="preserve">퇴사해도 과거 기록은 남습니다  </w:t>
-      </w:r>
-      <w:r>
-        <w:rPr>
-          <w:rFonts w:ascii="맑은 고딕" w:hAnsi="맑은 고딕" w:eastAsia="맑은 고딕" w:cs="맑은 고딕"/>
-          <w:b w:val="0"/>
-          <w:sz w:val="21"/>
-        </w:rPr>
-        <w:t>퇴사 처리는 «앞으로 목록에 나오지 않게» 하는 것입니다. 그 사람이 재직 중에 남긴 업무 기록은 그대로 보존되어 과거 기간 통계에 계속 나옵니다.</w:t>
-      </w:r>
-    </w:p>
-    <w:p>
-      <w:pPr>
-        <w:pStyle w:val="Heading2"/>
-      </w:pPr>
-      <w:r>
-        <w:t>9.3 정보 수정</w:t>
-      </w:r>
-    </w:p>
-    <w:p>
-      <w:r>
-        <w:rPr>
-          <w:rFonts w:ascii="맑은 고딕" w:hAnsi="맑은 고딕" w:eastAsia="맑은 고딕" w:cs="맑은 고딕"/>
-          <w:b/>
-          <w:sz w:val="21"/>
-        </w:rPr>
-        <w:t>「정보수정」</w:t>
-      </w:r>
-      <w:r>
-        <w:rPr>
-          <w:rFonts w:ascii="맑은 고딕" w:hAnsi="맑은 고딕" w:eastAsia="맑은 고딕" w:cs="맑은 고딕"/>
-          <w:b w:val="0"/>
-          <w:sz w:val="21"/>
-        </w:rPr>
-        <w:t xml:space="preserve"> 버튼으로 입사일·퇴사일·회사 메일을 고칩니다.</w:t>
-      </w:r>
-    </w:p>
-    <w:p>
-      <w:pPr>
-        <w:keepNext/>
-        <w:spacing w:line="240" w:lineRule="auto" w:after="40"/>
-        <w:jc w:val="center"/>
-      </w:pPr>
-      <w:r>
-        <w:drawing>
-          <wp:inline xmlns:a="http://schemas.openxmlformats.org/drawingml/2006/main" xmlns:pic="http://schemas.openxmlformats.org/drawingml/2006/picture">
-            <wp:extent cx="4500000" cy="1070000"/>
-            <wp:docPr id="50" name="Picture 50"/>
-            <wp:cNvGraphicFramePr>
-              <a:graphicFrameLocks noChangeAspect="1"/>
-            </wp:cNvGraphicFramePr>
-            <a:graphic>
-              <a:graphicData uri="http://schemas.openxmlformats.org/drawingml/2006/picture">
-                <pic:pic>
-                  <pic:nvPicPr>
-                    <pic:cNvPr id="0" name="34_정보수정_펼침_masked.png"/>
-                    <pic:cNvPicPr/>
-                  </pic:nvPicPr>
-                  <pic:blipFill>
-                    <a:blip r:embed="rId59"/>
-                    <a:stretch>
-                      <a:fillRect/>
-                    </a:stretch>
-                  </pic:blipFill>
-                  <pic:spPr>
-                    <a:xfrm>
-                      <a:off x="0" y="0"/>
-                      <a:ext cx="4500000" cy="1070000"/>
-                    </a:xfrm>
-                    <a:prstGeom prst="rect"/>
-                  </pic:spPr>
-                </pic:pic>
-              </a:graphicData>
-            </a:graphic>
-          </wp:inline>
-        </w:drawing>
-      </w:r>
-    </w:p>
-    <w:p>
-      <w:pPr>
-        <w:spacing w:line="240" w:lineRule="auto" w:after="140"/>
-        <w:jc w:val="center"/>
-      </w:pPr>
-      <w:r>
-        <w:rPr>
-          <w:rFonts w:ascii="맑은 고딕" w:hAnsi="맑은 고딕" w:eastAsia="맑은 고딕" w:cs="맑은 고딕"/>
-          <w:color w:val="777777"/>
-          <w:sz w:val="18"/>
-        </w:rPr>
-        <w:t>그림 8-6  정보 수정 패널</w:t>
-      </w:r>
-    </w:p>
-    <w:tbl>
-      <w:tblPr>
-        <w:tblStyle w:val="TableGrid"/>
-        <w:tblW w:type="auto" w:w="0"/>
-        <w:jc w:val="center"/>
-        <w:tblLook w:firstColumn="1" w:firstRow="1" w:lastColumn="0" w:lastRow="0" w:noHBand="0" w:noVBand="1" w:val="04A0"/>
-      </w:tblPr>
-      <w:tblGrid>
-        <w:gridCol w:w="4706"/>
-        <w:gridCol w:w="4706"/>
-      </w:tblGrid>
-      <w:tr>
-        <w:trPr>
-          <w:cantSplit/>
-          <w:tblHeader/>
-        </w:trPr>
-        <w:tc>
-          <w:tcPr>
-            <w:tcW w:type="dxa" w:w="1701"/>
-            <w:shd w:val="clear" w:color="auto" w:fill="005A9E"/>
-            <w:vAlign w:val="center"/>
-          </w:tcPr>
-          <w:p>
-            <w:pPr>
-              <w:spacing w:before="0" w:after="0" w:line="240" w:lineRule="auto"/>
-              <w:jc w:val="center"/>
-            </w:pPr>
-            <w:r/>
-            <w:r>
-              <w:rPr>
-                <w:rFonts w:ascii="맑은 고딕" w:hAnsi="맑은 고딕" w:eastAsia="맑은 고딕" w:cs="맑은 고딕"/>
-                <w:b/>
-                <w:color w:val="FFFFFF"/>
-                <w:sz w:val="20"/>
-              </w:rPr>
-              <w:t>항목</w:t>
-            </w:r>
-          </w:p>
-        </w:tc>
-        <w:tc>
-          <w:tcPr>
-            <w:tcW w:type="dxa" w:w="6917"/>
-            <w:shd w:val="clear" w:color="auto" w:fill="005A9E"/>
-            <w:vAlign w:val="center"/>
-          </w:tcPr>
-          <w:p>
-            <w:pPr>
-              <w:spacing w:before="0" w:after="0" w:line="240" w:lineRule="auto"/>
-              <w:jc w:val="center"/>
-            </w:pPr>
-            <w:r/>
-            <w:r>
-              <w:rPr>
-                <w:rFonts w:ascii="맑은 고딕" w:hAnsi="맑은 고딕" w:eastAsia="맑은 고딕" w:cs="맑은 고딕"/>
-                <w:b/>
-                <w:color w:val="FFFFFF"/>
-                <w:sz w:val="20"/>
-              </w:rPr>
-              <w:t>설명</w:t>
-            </w:r>
-          </w:p>
-        </w:tc>
-      </w:tr>
-      <w:tr>
-        <w:trPr>
-          <w:cantSplit/>
-        </w:trPr>
-        <w:tc>
-          <w:tcPr>
-            <w:tcW w:type="dxa" w:w="1701"/>
-            <w:vAlign w:val="center"/>
-          </w:tcPr>
-          <w:p>
-            <w:pPr>
-              <w:spacing w:before="0" w:after="0" w:line="240" w:lineRule="auto"/>
-            </w:pPr>
-            <w:r/>
-            <w:r>
-              <w:rPr>
-                <w:rFonts w:ascii="맑은 고딕" w:hAnsi="맑은 고딕" w:eastAsia="맑은 고딕" w:cs="맑은 고딕"/>
-                <w:b/>
-                <w:sz w:val="20"/>
-              </w:rPr>
-              <w:t>입사일</w:t>
-            </w:r>
-          </w:p>
-        </w:tc>
-        <w:tc>
-          <w:tcPr>
-            <w:tcW w:type="dxa" w:w="6917"/>
-            <w:vAlign w:val="center"/>
-          </w:tcPr>
-          <w:p>
-            <w:pPr>
-              <w:spacing w:before="0" w:after="0" w:line="240" w:lineRule="auto"/>
-            </w:pPr>
-            <w:r/>
-            <w:r>
-              <w:rPr>
-                <w:rFonts w:ascii="맑은 고딕" w:hAnsi="맑은 고딕" w:eastAsia="맑은 고딕" w:cs="맑은 고딕"/>
-                <w:b w:val="0"/>
-                <w:sz w:val="20"/>
-              </w:rPr>
-              <w:t>고쳐도 그 사람의 업무 기록은 그대로 연결됩니다</w:t>
-            </w:r>
-          </w:p>
-        </w:tc>
-      </w:tr>
-      <w:tr>
-        <w:trPr>
-          <w:cantSplit/>
-        </w:trPr>
-        <w:tc>
-          <w:tcPr>
-            <w:tcW w:type="dxa" w:w="1701"/>
-            <w:vAlign w:val="center"/>
-          </w:tcPr>
-          <w:p>
-            <w:pPr>
-              <w:spacing w:before="0" w:after="0" w:line="240" w:lineRule="auto"/>
-            </w:pPr>
-            <w:r/>
-            <w:r>
-              <w:rPr>
-                <w:rFonts w:ascii="맑은 고딕" w:hAnsi="맑은 고딕" w:eastAsia="맑은 고딕" w:cs="맑은 고딕"/>
-                <w:b/>
-                <w:sz w:val="20"/>
-              </w:rPr>
-              <w:t>퇴사일</w:t>
-            </w:r>
-          </w:p>
-        </w:tc>
-        <w:tc>
-          <w:tcPr>
-            <w:tcW w:type="dxa" w:w="6917"/>
-            <w:vAlign w:val="center"/>
-          </w:tcPr>
-          <w:p>
-            <w:pPr>
-              <w:spacing w:before="0" w:after="0" w:line="240" w:lineRule="auto"/>
-            </w:pPr>
-            <w:r/>
-            <w:r>
-              <w:rPr>
-                <w:rFonts w:ascii="맑은 고딕" w:hAnsi="맑은 고딕" w:eastAsia="맑은 고딕" w:cs="맑은 고딕"/>
-                <w:b w:val="0"/>
-                <w:sz w:val="20"/>
-              </w:rPr>
-              <w:t>비워 두면 재직 중으로 처리됩니다</w:t>
-            </w:r>
-          </w:p>
-        </w:tc>
-      </w:tr>
-      <w:tr>
-        <w:trPr>
-          <w:cantSplit/>
-        </w:trPr>
-        <w:tc>
-          <w:tcPr>
-            <w:tcW w:type="dxa" w:w="1701"/>
-            <w:vAlign w:val="center"/>
-          </w:tcPr>
-          <w:p>
-            <w:pPr>
-              <w:spacing w:before="0" w:after="0" w:line="240" w:lineRule="auto"/>
-            </w:pPr>
-            <w:r/>
-            <w:r>
-              <w:rPr>
-                <w:rFonts w:ascii="맑은 고딕" w:hAnsi="맑은 고딕" w:eastAsia="맑은 고딕" w:cs="맑은 고딕"/>
-                <w:b/>
-                <w:sz w:val="20"/>
-              </w:rPr>
-              <w:t>회사 메일</w:t>
-            </w:r>
-          </w:p>
-        </w:tc>
-        <w:tc>
-          <w:tcPr>
-            <w:tcW w:type="dxa" w:w="6917"/>
-            <w:vAlign w:val="center"/>
-          </w:tcPr>
-          <w:p>
-            <w:pPr>
-              <w:spacing w:before="0" w:after="0" w:line="240" w:lineRule="auto"/>
-            </w:pPr>
-            <w:r/>
-            <w:r>
-              <w:rPr>
-                <w:rFonts w:ascii="맑은 고딕" w:hAnsi="맑은 고딕" w:eastAsia="맑은 고딕" w:cs="맑은 고딕"/>
-                <w:b w:val="0"/>
-                <w:sz w:val="20"/>
-              </w:rPr>
-              <w:t>KPI 추적 시스템에서 로그인 아이디로 쓰입니다</w:t>
-            </w:r>
-          </w:p>
-        </w:tc>
-      </w:tr>
-    </w:tbl>
-    <w:p/>
-    <w:p>
-      <w:pPr>
-        <w:keepLines/>
-        <w:spacing w:before="120" w:after="160"/>
-        <w:ind w:left="170"/>
-        <w:pBdr>
-          <w:left w:val="single" w:sz="18" w:space="6" w:color="005A9E"/>
-        </w:pBdr>
-        <w:shd w:val="clear" w:color="auto" w:fill="F2F7FB"/>
-      </w:pPr>
-      <w:r>
-        <w:rPr>
-          <w:rFonts w:ascii="맑은 고딕" w:hAnsi="맑은 고딕" w:eastAsia="맑은 고딕" w:cs="맑은 고딕"/>
-          <w:b/>
-          <w:color w:val="005A9E"/>
-          <w:sz w:val="21"/>
-        </w:rPr>
-        <w:t xml:space="preserve">날짜를 고쳐도 기록이 끊기지 않습니다  </w:t>
-      </w:r>
-      <w:r>
-        <w:rPr>
-          <w:rFonts w:ascii="맑은 고딕" w:hAnsi="맑은 고딕" w:eastAsia="맑은 고딕" w:cs="맑은 고딕"/>
-          <w:b w:val="0"/>
-          <w:sz w:val="21"/>
-        </w:rPr>
-        <w:t>이 도구는 직원을 «이름»이 아니라 내부 번호로 구분합니다. 그래서 이름이나 입사일을 정정해도 과거 기록과의 연결이 유지됩니다.</w:t>
-      </w:r>
-    </w:p>
-    <w:p>
-      <w:pPr>
-        <w:pStyle w:val="Heading2"/>
-      </w:pPr>
-      <w:r>
-        <w:t>9.4 직원 삭제</w:t>
-      </w:r>
-    </w:p>
-    <w:p>
-      <w:r>
-        <w:rPr>
-          <w:rFonts w:ascii="맑은 고딕" w:hAnsi="맑은 고딕" w:eastAsia="맑은 고딕" w:cs="맑은 고딕"/>
-          <w:b w:val="0"/>
-          <w:sz w:val="21"/>
-        </w:rPr>
-        <w:t xml:space="preserve">목록 오른쪽 </w:t>
-      </w:r>
-      <w:r>
-        <w:rPr>
-          <w:rFonts w:ascii="맑은 고딕" w:hAnsi="맑은 고딕" w:eastAsia="맑은 고딕" w:cs="맑은 고딕"/>
-          <w:b/>
-          <w:sz w:val="21"/>
-        </w:rPr>
-        <w:t>× 버튼</w:t>
-      </w:r>
-      <w:r>
-        <w:rPr>
-          <w:rFonts w:ascii="맑은 고딕" w:hAnsi="맑은 고딕" w:eastAsia="맑은 고딕" w:cs="맑은 고딕"/>
-          <w:b w:val="0"/>
-          <w:sz w:val="21"/>
-        </w:rPr>
-        <w:t>으로 삭제합니다. 확인 창이 한 번 나옵니다.</w:t>
-      </w:r>
-    </w:p>
-    <w:p>
-      <w:pPr>
-        <w:keepLines/>
-        <w:spacing w:before="120" w:after="160"/>
-        <w:ind w:left="170"/>
-        <w:pBdr>
-          <w:left w:val="single" w:sz="18" w:space="6" w:color="C77700"/>
-        </w:pBdr>
-        <w:shd w:val="clear" w:color="auto" w:fill="FDF3E7"/>
-      </w:pPr>
-      <w:r>
-        <w:rPr>
-          <w:rFonts w:ascii="맑은 고딕" w:hAnsi="맑은 고딕" w:eastAsia="맑은 고딕" w:cs="맑은 고딕"/>
-          <w:b/>
-          <w:color w:val="C77700"/>
-          <w:sz w:val="21"/>
-        </w:rPr>
-        <w:t xml:space="preserve">삭제해도 업무 기록은 남습니다  </w:t>
-      </w:r>
-      <w:r>
-        <w:rPr>
-          <w:rFonts w:ascii="맑은 고딕" w:hAnsi="맑은 고딕" w:eastAsia="맑은 고딕" w:cs="맑은 고딕"/>
-          <w:b w:val="0"/>
-          <w:sz w:val="21"/>
-        </w:rPr>
-        <w:t>직원 목록에서만 사라지고 그 사람이 남긴 업무 기록은 보존됩니다. 다만 목록에서 없어지면 새 기록을 넣을 수 없으니, «퇴사»는 퇴사 처리로 하고 삭제는 «잘못 등록한 경우»에만 쓰시는 편이 좋습니다.</w:t>
-      </w:r>
-    </w:p>
-    <w:p>
-      <w:pPr>
-        <w:pStyle w:val="Heading2"/>
-      </w:pPr>
-      <w:r>
-        <w:t>9.5 같은 이름이 둘 있을 때</w:t>
-      </w:r>
-    </w:p>
-    <w:p>
-      <w:r>
-        <w:rPr>
-          <w:rFonts w:ascii="맑은 고딕" w:hAnsi="맑은 고딕" w:eastAsia="맑은 고딕" w:cs="맑은 고딕"/>
-          <w:b w:val="0"/>
-          <w:sz w:val="21"/>
-        </w:rPr>
-        <w:t>동명이인이 등록되면 화면이 자동으로 구분해 줍니다.</w:t>
-      </w:r>
-    </w:p>
-    <w:tbl>
-      <w:tblPr>
-        <w:tblStyle w:val="TableGrid"/>
-        <w:tblW w:type="auto" w:w="0"/>
-        <w:jc w:val="center"/>
-        <w:tblLook w:firstColumn="1" w:firstRow="1" w:lastColumn="0" w:lastRow="0" w:noHBand="0" w:noVBand="1" w:val="04A0"/>
-      </w:tblPr>
-      <w:tblGrid>
-        <w:gridCol w:w="4706"/>
-        <w:gridCol w:w="4706"/>
-      </w:tblGrid>
-      <w:tr>
-        <w:trPr>
-          <w:cantSplit/>
-          <w:tblHeader/>
-        </w:trPr>
-        <w:tc>
-          <w:tcPr>
-            <w:tcW w:type="dxa" w:w="2835"/>
-            <w:shd w:val="clear" w:color="auto" w:fill="005A9E"/>
-            <w:vAlign w:val="center"/>
-          </w:tcPr>
-          <w:p>
-            <w:pPr>
-              <w:spacing w:before="0" w:after="0" w:line="240" w:lineRule="auto"/>
-              <w:jc w:val="center"/>
-            </w:pPr>
-            <w:r/>
-            <w:r>
-              <w:rPr>
-                <w:rFonts w:ascii="맑은 고딕" w:hAnsi="맑은 고딕" w:eastAsia="맑은 고딕" w:cs="맑은 고딕"/>
-                <w:b/>
-                <w:color w:val="FFFFFF"/>
-                <w:sz w:val="20"/>
-              </w:rPr>
-              <w:t>상황</w:t>
-            </w:r>
-          </w:p>
-        </w:tc>
-        <w:tc>
-          <w:tcPr>
-            <w:tcW w:type="dxa" w:w="5783"/>
-            <w:shd w:val="clear" w:color="auto" w:fill="005A9E"/>
-            <w:vAlign w:val="center"/>
-          </w:tcPr>
-          <w:p>
-            <w:pPr>
-              <w:spacing w:before="0" w:after="0" w:line="240" w:lineRule="auto"/>
-              <w:jc w:val="center"/>
-            </w:pPr>
-            <w:r/>
-            <w:r>
-              <w:rPr>
-                <w:rFonts w:ascii="맑은 고딕" w:hAnsi="맑은 고딕" w:eastAsia="맑은 고딕" w:cs="맑은 고딕"/>
-                <w:b/>
-                <w:color w:val="FFFFFF"/>
-                <w:sz w:val="20"/>
-              </w:rPr>
-              <w:t>화면 표시</w:t>
-            </w:r>
-          </w:p>
-        </w:tc>
-      </w:tr>
-      <w:tr>
-        <w:trPr>
-          <w:cantSplit/>
-        </w:trPr>
-        <w:tc>
-          <w:tcPr>
-            <w:tcW w:type="dxa" w:w="2835"/>
-            <w:vAlign w:val="center"/>
-          </w:tcPr>
-          <w:p>
-            <w:pPr>
-              <w:spacing w:before="0" w:after="0" w:line="240" w:lineRule="auto"/>
-            </w:pPr>
-            <w:r/>
-            <w:r>
-              <w:rPr>
-                <w:rFonts w:ascii="맑은 고딕" w:hAnsi="맑은 고딕" w:eastAsia="맑은 고딕" w:cs="맑은 고딕"/>
-                <w:b w:val="0"/>
-                <w:sz w:val="20"/>
-              </w:rPr>
-              <w:t>같은 이름이 한 명</w:t>
-            </w:r>
-          </w:p>
-        </w:tc>
-        <w:tc>
-          <w:tcPr>
-            <w:tcW w:type="dxa" w:w="5783"/>
-            <w:vAlign w:val="center"/>
-          </w:tcPr>
-          <w:p>
-            <w:pPr>
-              <w:spacing w:before="0" w:after="0" w:line="240" w:lineRule="auto"/>
-            </w:pPr>
-            <w:r/>
-            <w:r>
-              <w:rPr>
-                <w:rFonts w:ascii="맑은 고딕" w:hAnsi="맑은 고딕" w:eastAsia="맑은 고딕" w:cs="맑은 고딕"/>
-                <w:b w:val="0"/>
-                <w:sz w:val="20"/>
-              </w:rPr>
-              <w:t>홍길동</w:t>
-            </w:r>
-          </w:p>
-        </w:tc>
-      </w:tr>
-      <w:tr>
-        <w:trPr>
-          <w:cantSplit/>
-        </w:trPr>
-        <w:tc>
-          <w:tcPr>
-            <w:tcW w:type="dxa" w:w="2835"/>
-            <w:vAlign w:val="center"/>
-          </w:tcPr>
-          <w:p>
-            <w:pPr>
-              <w:spacing w:before="0" w:after="0" w:line="240" w:lineRule="auto"/>
-            </w:pPr>
-            <w:r/>
-            <w:r>
-              <w:rPr>
-                <w:rFonts w:ascii="맑은 고딕" w:hAnsi="맑은 고딕" w:eastAsia="맑은 고딕" w:cs="맑은 고딕"/>
-                <w:b w:val="0"/>
-                <w:sz w:val="20"/>
-              </w:rPr>
-              <w:t>같은 이름이 둘 이상</w:t>
-            </w:r>
-          </w:p>
-        </w:tc>
-        <w:tc>
-          <w:tcPr>
-            <w:tcW w:type="dxa" w:w="5783"/>
-            <w:vAlign w:val="center"/>
-          </w:tcPr>
-          <w:p>
-            <w:pPr>
-              <w:spacing w:before="0" w:after="0" w:line="240" w:lineRule="auto"/>
-            </w:pPr>
-            <w:r/>
-            <w:r>
-              <w:rPr>
-                <w:rFonts w:ascii="맑은 고딕" w:hAnsi="맑은 고딕" w:eastAsia="맑은 고딕" w:cs="맑은 고딕"/>
-                <w:b w:val="0"/>
-                <w:sz w:val="20"/>
-              </w:rPr>
-              <w:t>홍길동 (2026-01-05 입사)</w:t>
-            </w:r>
-          </w:p>
-        </w:tc>
-      </w:tr>
-    </w:tbl>
-    <w:p/>
-    <w:p>
-      <w:r>
-        <w:rPr>
-          <w:rFonts w:ascii="맑은 고딕" w:hAnsi="맑은 고딕" w:eastAsia="맑은 고딕" w:cs="맑은 고딕"/>
-          <w:b w:val="0"/>
-          <w:sz w:val="21"/>
-        </w:rPr>
-        <w:t xml:space="preserve">설정 탭에서는 이름 옆에 </w:t>
-      </w:r>
-      <w:r>
-        <w:rPr>
-          <w:rFonts w:ascii="맑은 고딕" w:hAnsi="맑은 고딕" w:eastAsia="맑은 고딕" w:cs="맑은 고딕"/>
-          <w:b/>
-          <w:sz w:val="21"/>
-        </w:rPr>
-        <w:t>「동명이인」 표시</w:t>
-      </w:r>
-      <w:r>
-        <w:rPr>
-          <w:rFonts w:ascii="맑은 고딕" w:hAnsi="맑은 고딕" w:eastAsia="맑은 고딕" w:cs="맑은 고딕"/>
-          <w:b w:val="0"/>
-          <w:sz w:val="21"/>
-        </w:rPr>
-        <w:t>가 붙습니다. 입력표·차트·표에서도 입사일이 함께 나와 서로 섞이지 않습니다.</w:t>
-      </w:r>
-    </w:p>
-    <w:p>
-      <w:pPr>
-        <w:pStyle w:val="Heading2"/>
-      </w:pPr>
-      <w:r>
-        <w:t>9.6 집계 제외 (장기 부재·대상 아님)</w:t>
-      </w:r>
-    </w:p>
-    <w:p>
-      <w:r>
-        <w:rPr>
-          <w:rFonts w:ascii="맑은 고딕" w:hAnsi="맑은 고딕" w:eastAsia="맑은 고딕" w:cs="맑은 고딕"/>
-          <w:b w:val="0"/>
-          <w:sz w:val="21"/>
-        </w:rPr>
-        <w:t xml:space="preserve">긴 출장을 나가 있는 사람은 </w:t>
-      </w:r>
-      <w:r>
-        <w:rPr>
-          <w:rFonts w:ascii="맑은 고딕" w:hAnsi="맑은 고딕" w:eastAsia="맑은 고딕" w:cs="맑은 고딕"/>
-          <w:b/>
-          <w:sz w:val="21"/>
-        </w:rPr>
-        <w:t>업무를 적을 수 없는데 재직자로 세어집니다.</w:t>
-      </w:r>
-      <w:r>
-        <w:rPr>
-          <w:rFonts w:ascii="맑은 고딕" w:hAnsi="맑은 고딕" w:eastAsia="맑은 고딕" w:cs="맑은 고딕"/>
-          <w:b w:val="0"/>
-          <w:sz w:val="21"/>
-        </w:rPr>
-        <w:t xml:space="preserve"> 그러면 1인 평균이 끌려 내려가고 최소값·순위가 흔들립니다. 대표이사처럼 </w:t>
-      </w:r>
-      <w:r>
-        <w:rPr>
-          <w:rFonts w:ascii="맑은 고딕" w:hAnsi="맑은 고딕" w:eastAsia="맑은 고딕" w:cs="맑은 고딕"/>
-          <w:b/>
-          <w:sz w:val="21"/>
-        </w:rPr>
-        <w:t>애초에 평가 대상이 아닌</w:t>
-      </w:r>
-      <w:r>
-        <w:rPr>
-          <w:rFonts w:ascii="맑은 고딕" w:hAnsi="맑은 고딕" w:eastAsia="맑은 고딕" w:cs="맑은 고딕"/>
-          <w:b w:val="0"/>
-          <w:sz w:val="21"/>
-        </w:rPr>
-        <w:t xml:space="preserve"> 사람도 같은 문제입니다.</w:t>
-      </w:r>
-    </w:p>
-    <w:p>
-      <w:r>
-        <w:rPr>
-          <w:rFonts w:ascii="맑은 고딕" w:hAnsi="맑은 고딕" w:eastAsia="맑은 고딕" w:cs="맑은 고딕"/>
-          <w:b w:val="0"/>
-          <w:sz w:val="21"/>
-        </w:rPr>
-        <w:t xml:space="preserve">사람을 지우지 않고 </w:t>
-      </w:r>
-      <w:r>
-        <w:rPr>
-          <w:rFonts w:ascii="맑은 고딕" w:hAnsi="맑은 고딕" w:eastAsia="맑은 고딕" w:cs="맑은 고딕"/>
-          <w:b/>
-          <w:sz w:val="21"/>
-        </w:rPr>
-        <w:t>「그 기간만」</w:t>
-      </w:r>
-      <w:r>
-        <w:rPr>
-          <w:rFonts w:ascii="맑은 고딕" w:hAnsi="맑은 고딕" w:eastAsia="맑은 고딕" w:cs="맑은 고딕"/>
-          <w:b w:val="0"/>
-          <w:sz w:val="21"/>
-        </w:rPr>
-        <w:t xml:space="preserve"> 빼는 것이 [설정] 탭의 「집계 제외」 카드입니다.</w:t>
-      </w:r>
-    </w:p>
-    <w:p>
-      <w:pPr>
-        <w:keepNext/>
-        <w:spacing w:line="240" w:lineRule="auto" w:after="40"/>
-        <w:jc w:val="center"/>
-      </w:pPr>
-      <w:r>
-        <w:drawing>
-          <wp:inline xmlns:a="http://schemas.openxmlformats.org/drawingml/2006/main" xmlns:pic="http://schemas.openxmlformats.org/drawingml/2006/picture">
-            <wp:extent cx="3477600" cy="2124204"/>
-            <wp:docPr id="51" name="Picture 51"/>
-            <wp:cNvGraphicFramePr>
-              <a:graphicFrameLocks noChangeAspect="1"/>
-            </wp:cNvGraphicFramePr>
-            <a:graphic>
-              <a:graphicData uri="http://schemas.openxmlformats.org/drawingml/2006/picture">
-                <pic:pic>
-                  <pic:nvPicPr>
-                    <pic:cNvPr id="0" name="61_설정_집계제외.png"/>
-                    <pic:cNvPicPr/>
-                  </pic:nvPicPr>
-                  <pic:blipFill>
-                    <a:blip r:embed="rId60"/>
-                    <a:stretch>
-                      <a:fillRect/>
-                    </a:stretch>
-                  </pic:blipFill>
-                  <pic:spPr>
-                    <a:xfrm>
-                      <a:off x="0" y="0"/>
-                      <a:ext cx="3477600" cy="2124204"/>
-                    </a:xfrm>
-                    <a:prstGeom prst="rect"/>
-                  </pic:spPr>
-                </pic:pic>
-              </a:graphicData>
-            </a:graphic>
-          </wp:inline>
-        </w:drawing>
-      </w:r>
-    </w:p>
-    <w:p>
-      <w:pPr>
-        <w:spacing w:line="240" w:lineRule="auto" w:after="140"/>
-        <w:jc w:val="center"/>
-      </w:pPr>
-      <w:r>
-        <w:rPr>
-          <w:rFonts w:ascii="맑은 고딕" w:hAnsi="맑은 고딕" w:eastAsia="맑은 고딕" w:cs="맑은 고딕"/>
-          <w:color w:val="777777"/>
-          <w:sz w:val="18"/>
-        </w:rPr>
-        <w:t>그림 9-3  집계 제외 카드 — 사유와 기간을 함께 남깁니다</w:t>
+        <w:t xml:space="preserve"> 누가 언제 어느 차를 잡았는지 화면을 열어 보지 않아도 알 수 있게 하기 위한 것입니다. 따로 켜고 끄는 단추는 없고, 저장하면 자동으로 나갑니다.</w:t>
+      </w:r>
+    </w:p>
+    <w:p>
+      <w:pPr>
+        <w:pStyle w:val="Heading3"/>
+      </w:pPr>
+      <w:r>
+        <w:t>어떤 일정이 메일이 되나</w:t>
       </w:r>
     </w:p>
     <w:tbl>
@@ -14789,7 +13639,7 @@
         </w:trPr>
         <w:tc>
           <w:tcPr>
-            <w:tcW w:type="dxa" w:w="1361"/>
+            <w:tcW w:type="dxa" w:w="2041"/>
             <w:shd w:val="clear" w:color="auto" w:fill="005A9E"/>
             <w:vAlign w:val="center"/>
           </w:tcPr>
@@ -14806,13 +13656,13 @@
                 <w:color w:val="FFFFFF"/>
                 <w:sz w:val="20"/>
               </w:rPr>
-              <w:t>사유</w:t>
-            </w:r>
-          </w:p>
-        </w:tc>
-        <w:tc>
-          <w:tcPr>
-            <w:tcW w:type="dxa" w:w="4762"/>
+              <w:t>일정</w:t>
+            </w:r>
+          </w:p>
+        </w:tc>
+        <w:tc>
+          <w:tcPr>
+            <w:tcW w:type="dxa" w:w="1474"/>
             <w:shd w:val="clear" w:color="auto" w:fill="005A9E"/>
             <w:vAlign w:val="center"/>
           </w:tcPr>
@@ -14829,13 +13679,13 @@
                 <w:color w:val="FFFFFF"/>
                 <w:sz w:val="20"/>
               </w:rPr>
-              <w:t>언제 쓰나</w:t>
-            </w:r>
-          </w:p>
-        </w:tc>
-        <w:tc>
-          <w:tcPr>
-            <w:tcW w:type="dxa" w:w="2494"/>
+              <w:t>메일</w:t>
+            </w:r>
+          </w:p>
+        </w:tc>
+        <w:tc>
+          <w:tcPr>
+            <w:tcW w:type="dxa" w:w="4876"/>
             <w:shd w:val="clear" w:color="auto" w:fill="005A9E"/>
             <w:vAlign w:val="center"/>
           </w:tcPr>
@@ -14852,7 +13702,7 @@
                 <w:color w:val="FFFFFF"/>
                 <w:sz w:val="20"/>
               </w:rPr>
-              <w:t>입력표에 세울까</w:t>
+              <w:t>이유</w:t>
             </w:r>
           </w:p>
         </w:tc>
@@ -14863,7 +13713,7 @@
         </w:trPr>
         <w:tc>
           <w:tcPr>
-            <w:tcW w:type="dxa" w:w="1361"/>
+            <w:tcW w:type="dxa" w:w="2041"/>
             <w:vAlign w:val="center"/>
           </w:tcPr>
           <w:p>
@@ -14877,13 +13727,13 @@
                 <w:b/>
                 <w:sz w:val="20"/>
               </w:rPr>
-              <w:t>장기출장</w:t>
-            </w:r>
-          </w:p>
-        </w:tc>
-        <w:tc>
-          <w:tcPr>
-            <w:tcW w:type="dxa" w:w="4762"/>
+              <w:t>업무 · 회사 차량</w:t>
+            </w:r>
+          </w:p>
+        </w:tc>
+        <w:tc>
+          <w:tcPr>
+            <w:tcW w:type="dxa" w:w="1474"/>
             <w:vAlign w:val="center"/>
           </w:tcPr>
           <w:p>
@@ -14897,27 +13747,27 @@
                 <w:b w:val="0"/>
                 <w:sz w:val="20"/>
               </w:rPr>
-              <w:t>몇 주 이상 현장에 나가 있다</w:t>
-            </w:r>
-          </w:p>
-        </w:tc>
-        <w:tc>
-          <w:tcPr>
-            <w:tcW w:type="dxa" w:w="2494"/>
-            <w:vAlign w:val="center"/>
-          </w:tcPr>
-          <w:p>
-            <w:pPr>
-              <w:spacing w:before="0" w:after="0" w:line="240" w:lineRule="auto"/>
-            </w:pPr>
-            <w:r/>
-            <w:r>
-              <w:rPr>
-                <w:rFonts w:ascii="맑은 고딕" w:hAnsi="맑은 고딕" w:eastAsia="맑은 고딕" w:cs="맑은 고딕"/>
-                <w:b/>
-                <w:sz w:val="20"/>
-              </w:rPr>
-              <w:t>세웁니다</w:t>
+              <w:t>갑니다</w:t>
+            </w:r>
+          </w:p>
+        </w:tc>
+        <w:tc>
+          <w:tcPr>
+            <w:tcW w:type="dxa" w:w="4876"/>
+            <w:vAlign w:val="center"/>
+          </w:tcPr>
+          <w:p>
+            <w:pPr>
+              <w:spacing w:before="0" w:after="0" w:line="240" w:lineRule="auto"/>
+            </w:pPr>
+            <w:r/>
+            <w:r>
+              <w:rPr>
+                <w:rFonts w:ascii="맑은 고딕" w:hAnsi="맑은 고딕" w:eastAsia="맑은 고딕" w:cs="맑은 고딕"/>
+                <w:b w:val="0"/>
+                <w:sz w:val="20"/>
+              </w:rPr>
+              <w:t>회사 차를 잡는 일이라 배차를 알아야 합니다</w:t>
             </w:r>
           </w:p>
         </w:tc>
@@ -14928,7 +13778,7 @@
         </w:trPr>
         <w:tc>
           <w:tcPr>
-            <w:tcW w:type="dxa" w:w="1361"/>
+            <w:tcW w:type="dxa" w:w="2041"/>
             <w:vAlign w:val="center"/>
           </w:tcPr>
           <w:p>
@@ -14942,13 +13792,13 @@
                 <w:b/>
                 <w:sz w:val="20"/>
               </w:rPr>
-              <w:t>휴직</w:t>
-            </w:r>
-          </w:p>
-        </w:tc>
-        <w:tc>
-          <w:tcPr>
-            <w:tcW w:type="dxa" w:w="4762"/>
+              <w:t>차량 개인 사용</w:t>
+            </w:r>
+          </w:p>
+        </w:tc>
+        <w:tc>
+          <w:tcPr>
+            <w:tcW w:type="dxa" w:w="1474"/>
             <w:vAlign w:val="center"/>
           </w:tcPr>
           <w:p>
@@ -14962,27 +13812,27 @@
                 <w:b w:val="0"/>
                 <w:sz w:val="20"/>
               </w:rPr>
-              <w:t>육아·병가 등으로 자리를 비웠다</w:t>
-            </w:r>
-          </w:p>
-        </w:tc>
-        <w:tc>
-          <w:tcPr>
-            <w:tcW w:type="dxa" w:w="2494"/>
-            <w:vAlign w:val="center"/>
-          </w:tcPr>
-          <w:p>
-            <w:pPr>
-              <w:spacing w:before="0" w:after="0" w:line="240" w:lineRule="auto"/>
-            </w:pPr>
-            <w:r/>
-            <w:r>
-              <w:rPr>
-                <w:rFonts w:ascii="맑은 고딕" w:hAnsi="맑은 고딕" w:eastAsia="맑은 고딕" w:cs="맑은 고딕"/>
-                <w:b/>
-                <w:sz w:val="20"/>
-              </w:rPr>
-              <w:t>세웁니다</w:t>
+              <w:t>갑니다</w:t>
+            </w:r>
+          </w:p>
+        </w:tc>
+        <w:tc>
+          <w:tcPr>
+            <w:tcW w:type="dxa" w:w="4876"/>
+            <w:vAlign w:val="center"/>
+          </w:tcPr>
+          <w:p>
+            <w:pPr>
+              <w:spacing w:before="0" w:after="0" w:line="240" w:lineRule="auto"/>
+            </w:pPr>
+            <w:r/>
+            <w:r>
+              <w:rPr>
+                <w:rFonts w:ascii="맑은 고딕" w:hAnsi="맑은 고딕" w:eastAsia="맑은 고딕" w:cs="맑은 고딕"/>
+                <w:b w:val="0"/>
+                <w:sz w:val="20"/>
+              </w:rPr>
+              <w:t>거리에 따라 회사에 낼 금액이 생깁니다</w:t>
             </w:r>
           </w:p>
         </w:tc>
@@ -14993,7 +13843,7 @@
         </w:trPr>
         <w:tc>
           <w:tcPr>
-            <w:tcW w:type="dxa" w:w="1361"/>
+            <w:tcW w:type="dxa" w:w="2041"/>
             <w:vAlign w:val="center"/>
           </w:tcPr>
           <w:p>
@@ -15007,13 +13857,13 @@
                 <w:b/>
                 <w:sz w:val="20"/>
               </w:rPr>
-              <w:t>파견</w:t>
-            </w:r>
-          </w:p>
-        </w:tc>
-        <w:tc>
-          <w:tcPr>
-            <w:tcW w:type="dxa" w:w="4762"/>
+              <w:t>업무 · 자차</w:t>
+            </w:r>
+          </w:p>
+        </w:tc>
+        <w:tc>
+          <w:tcPr>
+            <w:tcW w:type="dxa" w:w="1474"/>
             <w:vAlign w:val="center"/>
           </w:tcPr>
           <w:p>
@@ -15027,27 +13877,27 @@
                 <w:b w:val="0"/>
                 <w:sz w:val="20"/>
               </w:rPr>
-              <w:t>다른 회사·현장에 나가 있다</w:t>
-            </w:r>
-          </w:p>
-        </w:tc>
-        <w:tc>
-          <w:tcPr>
-            <w:tcW w:type="dxa" w:w="2494"/>
-            <w:vAlign w:val="center"/>
-          </w:tcPr>
-          <w:p>
-            <w:pPr>
-              <w:spacing w:before="0" w:after="0" w:line="240" w:lineRule="auto"/>
-            </w:pPr>
-            <w:r/>
-            <w:r>
-              <w:rPr>
-                <w:rFonts w:ascii="맑은 고딕" w:hAnsi="맑은 고딕" w:eastAsia="맑은 고딕" w:cs="맑은 고딕"/>
-                <w:b/>
-                <w:sz w:val="20"/>
-              </w:rPr>
-              <w:t>세웁니다</w:t>
+              <w:t>가지 않습니다</w:t>
+            </w:r>
+          </w:p>
+        </w:tc>
+        <w:tc>
+          <w:tcPr>
+            <w:tcW w:type="dxa" w:w="4876"/>
+            <w:vAlign w:val="center"/>
+          </w:tcPr>
+          <w:p>
+            <w:pPr>
+              <w:spacing w:before="0" w:after="0" w:line="240" w:lineRule="auto"/>
+            </w:pPr>
+            <w:r/>
+            <w:r>
+              <w:rPr>
+                <w:rFonts w:ascii="맑은 고딕" w:hAnsi="맑은 고딕" w:eastAsia="맑은 고딕" w:cs="맑은 고딕"/>
+                <w:b w:val="0"/>
+                <w:sz w:val="20"/>
+              </w:rPr>
+              <w:t>회사 차를 잡지 않습니다</w:t>
             </w:r>
           </w:p>
         </w:tc>
@@ -15058,7 +13908,7 @@
         </w:trPr>
         <w:tc>
           <w:tcPr>
-            <w:tcW w:type="dxa" w:w="1361"/>
+            <w:tcW w:type="dxa" w:w="2041"/>
             <w:vAlign w:val="center"/>
           </w:tcPr>
           <w:p>
@@ -15072,13 +13922,13 @@
                 <w:b/>
                 <w:sz w:val="20"/>
               </w:rPr>
-              <w:t>집계 제외</w:t>
-            </w:r>
-          </w:p>
-        </w:tc>
-        <w:tc>
-          <w:tcPr>
-            <w:tcW w:type="dxa" w:w="4762"/>
+              <w:t>업무 · 대중교통</w:t>
+            </w:r>
+          </w:p>
+        </w:tc>
+        <w:tc>
+          <w:tcPr>
+            <w:tcW w:type="dxa" w:w="1474"/>
             <w:vAlign w:val="center"/>
           </w:tcPr>
           <w:p>
@@ -15092,29 +13942,103 @@
                 <w:b w:val="0"/>
                 <w:sz w:val="20"/>
               </w:rPr>
-              <w:t xml:space="preserve">부재가 아니라 </w:t>
-            </w:r>
+              <w:t>가지 않습니다</w:t>
+            </w:r>
+          </w:p>
+        </w:tc>
+        <w:tc>
+          <w:tcPr>
+            <w:tcW w:type="dxa" w:w="4876"/>
+            <w:vAlign w:val="center"/>
+          </w:tcPr>
+          <w:p>
+            <w:pPr>
+              <w:spacing w:before="0" w:after="0" w:line="240" w:lineRule="auto"/>
+            </w:pPr>
+            <w:r/>
+            <w:r>
+              <w:rPr>
+                <w:rFonts w:ascii="맑은 고딕" w:hAnsi="맑은 고딕" w:eastAsia="맑은 고딕" w:cs="맑은 고딕"/>
+                <w:b w:val="0"/>
+                <w:sz w:val="20"/>
+              </w:rPr>
+              <w:t>회사 차를 잡지 않습니다</w:t>
+            </w:r>
+          </w:p>
+        </w:tc>
+      </w:tr>
+      <w:tr>
+        <w:trPr>
+          <w:cantSplit/>
+        </w:trPr>
+        <w:tc>
+          <w:tcPr>
+            <w:tcW w:type="dxa" w:w="2041"/>
+            <w:vAlign w:val="center"/>
+          </w:tcPr>
+          <w:p>
+            <w:pPr>
+              <w:spacing w:before="0" w:after="0" w:line="240" w:lineRule="auto"/>
+            </w:pPr>
+            <w:r/>
             <w:r>
               <w:rPr>
                 <w:rFonts w:ascii="맑은 고딕" w:hAnsi="맑은 고딕" w:eastAsia="맑은 고딕" w:cs="맑은 고딕"/>
                 <w:b/>
                 <w:sz w:val="20"/>
               </w:rPr>
-              <w:t>애초에 대상이 아니다</w:t>
-            </w:r>
+              <w:t>사무실 내근 · 휴가</w:t>
+            </w:r>
+          </w:p>
+        </w:tc>
+        <w:tc>
+          <w:tcPr>
+            <w:tcW w:type="dxa" w:w="1474"/>
+            <w:vAlign w:val="center"/>
+          </w:tcPr>
+          <w:p>
+            <w:pPr>
+              <w:spacing w:before="0" w:after="0" w:line="240" w:lineRule="auto"/>
+            </w:pPr>
+            <w:r/>
             <w:r>
               <w:rPr>
                 <w:rFonts w:ascii="맑은 고딕" w:hAnsi="맑은 고딕" w:eastAsia="맑은 고딕" w:cs="맑은 고딕"/>
                 <w:b w:val="0"/>
                 <w:sz w:val="20"/>
               </w:rPr>
-              <w:t xml:space="preserve"> (기간을 열어 둡니다)</w:t>
-            </w:r>
-          </w:p>
-        </w:tc>
-        <w:tc>
-          <w:tcPr>
-            <w:tcW w:type="dxa" w:w="2494"/>
+              <w:t>가지 않습니다</w:t>
+            </w:r>
+          </w:p>
+        </w:tc>
+        <w:tc>
+          <w:tcPr>
+            <w:tcW w:type="dxa" w:w="4876"/>
+            <w:vAlign w:val="center"/>
+          </w:tcPr>
+          <w:p>
+            <w:pPr>
+              <w:spacing w:before="0" w:after="0" w:line="240" w:lineRule="auto"/>
+            </w:pPr>
+            <w:r/>
+            <w:r>
+              <w:rPr>
+                <w:rFonts w:ascii="맑은 고딕" w:hAnsi="맑은 고딕" w:eastAsia="맑은 고딕" w:cs="맑은 고딕"/>
+                <w:b w:val="0"/>
+                <w:sz w:val="20"/>
+              </w:rPr>
+              <w:t>차량과 무관합니다</w:t>
+            </w:r>
+          </w:p>
+        </w:tc>
+      </w:tr>
+      <w:tr>
+        <w:trPr>
+          <w:cantSplit/>
+        </w:trPr>
+        <w:tc>
+          <w:tcPr>
+            <w:tcW w:type="dxa" w:w="2041"/>
             <w:vAlign w:val="center"/>
           </w:tcPr>
           <w:p>
@@ -15128,13 +14052,103 @@
                 <w:b/>
                 <w:sz w:val="20"/>
               </w:rPr>
-              <w:t>뺍니다</w:t>
+              <w:t>전용 사용자의 그 차</w:t>
+            </w:r>
+          </w:p>
+        </w:tc>
+        <w:tc>
+          <w:tcPr>
+            <w:tcW w:type="dxa" w:w="1474"/>
+            <w:vAlign w:val="center"/>
+          </w:tcPr>
+          <w:p>
+            <w:pPr>
+              <w:spacing w:before="0" w:after="0" w:line="240" w:lineRule="auto"/>
+            </w:pPr>
+            <w:r/>
+            <w:r>
+              <w:rPr>
+                <w:rFonts w:ascii="맑은 고딕" w:hAnsi="맑은 고딕" w:eastAsia="맑은 고딕" w:cs="맑은 고딕"/>
+                <w:b w:val="0"/>
+                <w:sz w:val="20"/>
+              </w:rPr>
+              <w:t>가지 않습니다</w:t>
+            </w:r>
+          </w:p>
+        </w:tc>
+        <w:tc>
+          <w:tcPr>
+            <w:tcW w:type="dxa" w:w="4876"/>
+            <w:vAlign w:val="center"/>
+          </w:tcPr>
+          <w:p>
+            <w:pPr>
+              <w:spacing w:before="0" w:after="0" w:line="240" w:lineRule="auto"/>
+            </w:pPr>
+            <w:r/>
+            <w:r>
+              <w:rPr>
+                <w:rFonts w:ascii="맑은 고딕" w:hAnsi="맑은 고딕" w:eastAsia="맑은 고딕" w:cs="맑은 고딕"/>
+                <w:b w:val="0"/>
+                <w:sz w:val="20"/>
+              </w:rPr>
+              <w:t>늘 그 사람이 타는 차라 알릴 것이 없습니다</w:t>
             </w:r>
           </w:p>
         </w:tc>
       </w:tr>
     </w:tbl>
     <w:p/>
+    <w:p>
+      <w:pPr>
+        <w:pStyle w:val="Heading3"/>
+      </w:pPr>
+      <w:r>
+        <w:t>전용(상용) 차량은 보내지 않습니다</w:t>
+      </w:r>
+    </w:p>
+    <w:p>
+      <w:r>
+        <w:rPr>
+          <w:rFonts w:ascii="맑은 고딕" w:hAnsi="맑은 고딕" w:eastAsia="맑은 고딕" w:cs="맑은 고딕"/>
+          <w:b w:val="0"/>
+          <w:sz w:val="21"/>
+        </w:rPr>
+        <w:t xml:space="preserve">늘 같은 사람이 타는 차가 있습니다. 배차를 다툴 일이 없으니 그 사람이 그 차를 잡았다는 사실은 알릴 것이 못 됩니다. </w:t>
+      </w:r>
+      <w:r>
+        <w:rPr>
+          <w:rFonts w:ascii="맑은 고딕" w:hAnsi="맑은 고딕" w:eastAsia="맑은 고딕" w:cs="맑은 고딕"/>
+          <w:b/>
+          <w:sz w:val="21"/>
+        </w:rPr>
+        <w:t>설정</w:t>
+      </w:r>
+      <w:r>
+        <w:rPr>
+          <w:rFonts w:ascii="맑은 고딕" w:hAnsi="맑은 고딕" w:eastAsia="맑은 고딕" w:cs="맑은 고딕"/>
+          <w:b w:val="0"/>
+          <w:sz w:val="21"/>
+        </w:rPr>
+        <w:t xml:space="preserve"> 탭 차량 관리에서 차량마다 </w:t>
+      </w:r>
+      <w:r>
+        <w:rPr>
+          <w:rFonts w:ascii="맑은 고딕" w:hAnsi="맑은 고딕" w:eastAsia="맑은 고딕" w:cs="맑은 고딕"/>
+          <w:b/>
+          <w:sz w:val="21"/>
+        </w:rPr>
+        <w:t>전용 사용자</w:t>
+      </w:r>
+      <w:r>
+        <w:rPr>
+          <w:rFonts w:ascii="맑은 고딕" w:hAnsi="맑은 고딕" w:eastAsia="맑은 고딕" w:cs="맑은 고딕"/>
+          <w:b w:val="0"/>
+          <w:sz w:val="21"/>
+        </w:rPr>
+        <w:t>를 고르면, 그 사람의 그 차 일정은 개인 사용까지 포함해 메일이 나가지 않습니다.</w:t>
+      </w:r>
+    </w:p>
     <w:p>
       <w:pPr>
         <w:keepLines/>
@@ -15152,7 +14166,7 @@
           <w:color w:val="005A9E"/>
           <w:sz w:val="21"/>
         </w:rPr>
-        <w:t xml:space="preserve">사유마다 입력표에 세우는 기준이 다릅니다  </w:t>
+        <w:t xml:space="preserve">다른 사람이 그 차를 잡으면 그때는 보냅니다  </w:t>
       </w:r>
       <w:r>
         <w:rPr>
@@ -15160,7 +14174,7 @@
           <w:b w:val="0"/>
           <w:sz w:val="21"/>
         </w:rPr>
-        <w:t xml:space="preserve">장기출장·휴직·파견은 </w:t>
+        <w:t xml:space="preserve">전용이라도 자리를 비운 사이 남이 쓸 수 있고, 그것이야말로 배차에서 알아야 할 일입니다. </w:t>
       </w:r>
       <w:r>
         <w:rPr>
@@ -15168,7 +14182,7 @@
           <w:b/>
           <w:sz w:val="21"/>
         </w:rPr>
-        <w:t>돌아와서 그 기간을 소급 입력할 수 있어야</w:t>
+        <w:t>「그 차」가 아니라 「그 사람이 그 차를 쓴 경우」만</w:t>
       </w:r>
       <w:r>
         <w:rPr>
@@ -15176,7 +14190,66 @@
           <w:b w:val="0"/>
           <w:sz w:val="21"/>
         </w:rPr>
-        <w:t xml:space="preserve"> 하므로 입력표에 그대로 세웁니다. 「집계 제외」는 애초에 적을 사람이 아니라 </w:t>
+        <w:t xml:space="preserve"> 뺍니다.</w:t>
+      </w:r>
+    </w:p>
+    <w:p>
+      <w:r>
+        <w:rPr>
+          <w:rFonts w:ascii="맑은 고딕" w:hAnsi="맑은 고딕" w:eastAsia="맑은 고딕" w:cs="맑은 고딕"/>
+          <w:b w:val="0"/>
+          <w:sz w:val="21"/>
+        </w:rPr>
+        <w:t>전용 사용자를 「공용」으로 되돌리면 그다음부터 다시 메일이 나갑니다. 배정이 바뀌어도 화면에서 바꾸면 되고, 프로그램을 고칠 일이 없습니다.</w:t>
+      </w:r>
+    </w:p>
+    <w:p>
+      <w:pPr>
+        <w:pStyle w:val="Heading3"/>
+      </w:pPr>
+      <w:r>
+        <w:t>메일이 어떻게 생겼나</w:t>
+      </w:r>
+    </w:p>
+    <w:p>
+      <w:r>
+        <w:rPr>
+          <w:rFonts w:ascii="맑은 고딕" w:hAnsi="맑은 고딕" w:eastAsia="맑은 고딕" w:cs="맑은 고딕"/>
+          <w:b w:val="0"/>
+          <w:sz w:val="21"/>
+        </w:rPr>
+        <w:t>제목은 이런 모양입니다.</w:t>
+      </w:r>
+    </w:p>
+    <w:p>
+      <w:pPr>
+        <w:spacing w:after="60"/>
+        <w:ind w:left="340"/>
+      </w:pPr>
+      <w:r>
+        <w:rPr>
+          <w:rFonts w:ascii="맑은 고딕" w:hAnsi="맑은 고딕" w:eastAsia="맑은 고딕" w:cs="맑은 고딕"/>
+          <w:sz w:val="21"/>
+        </w:rPr>
+        <w:t xml:space="preserve">· </w:t>
+      </w:r>
+      <w:r>
+        <w:rPr>
+          <w:rFonts w:ascii="맑은 고딕" w:hAnsi="맑은 고딕" w:eastAsia="맑은 고딕" w:cs="맑은 고딕"/>
+          <w:b w:val="0"/>
+          <w:sz w:val="21"/>
+        </w:rPr>
+        <w:t>`[차량] 등록 · 송지형 · 9/29(화) 외 1건 · QM6 129누 9183`</w:t>
+      </w:r>
+    </w:p>
+    <w:p>
+      <w:r>
+        <w:rPr>
+          <w:rFonts w:ascii="맑은 고딕" w:hAnsi="맑은 고딕" w:eastAsia="맑은 고딕" w:cs="맑은 고딕"/>
+          <w:b w:val="0"/>
+          <w:sz w:val="21"/>
+        </w:rPr>
+        <w:t xml:space="preserve">맨 앞의 </w:t>
       </w:r>
       <w:r>
         <w:rPr>
@@ -15184,7 +14257,7 @@
           <w:b/>
           <w:sz w:val="21"/>
         </w:rPr>
-        <w:t>입력표에서도 뺍니다</w:t>
+        <w:t>`[차량]`</w:t>
       </w:r>
       <w:r>
         <w:rPr>
@@ -15192,7 +14265,23 @@
           <w:b w:val="0"/>
           <w:sz w:val="21"/>
         </w:rPr>
-        <w:t xml:space="preserve"> — 남겨 두면 빈 칸이 「미입력」으로 보입니다.</w:t>
+        <w:t xml:space="preserve"> 은 늘 붙습니다. 받은 편지함에서 이 말로 거르면 차량 알림만 따로 모을 수 있습니다. 본문에는 날짜·시간대·장소·차량·왕복 여부·거리와 </w:t>
+      </w:r>
+      <w:r>
+        <w:rPr>
+          <w:rFonts w:ascii="맑은 고딕" w:hAnsi="맑은 고딕" w:eastAsia="맑은 고딕" w:cs="맑은 고딕"/>
+          <w:b/>
+          <w:sz w:val="21"/>
+        </w:rPr>
+        <w:t>등록한 사람</w:t>
+      </w:r>
+      <w:r>
+        <w:rPr>
+          <w:rFonts w:ascii="맑은 고딕" w:hAnsi="맑은 고딕" w:eastAsia="맑은 고딕" w:cs="맑은 고딕"/>
+          <w:b w:val="0"/>
+          <w:sz w:val="21"/>
+        </w:rPr>
+        <w:t>이 적힙니다.</w:t>
       </w:r>
     </w:p>
     <w:p>
@@ -15212,7 +14301,7 @@
           <w:color w:val="005A9E"/>
           <w:sz w:val="21"/>
         </w:rPr>
-        <w:t xml:space="preserve">한 번 등록하면 KPI 추적 시스템도 함께 바뀝니다  </w:t>
+        <w:t xml:space="preserve">보낸 사람 이름은 등록한 직원, 주소는 회사 계정 하나입니다  </w:t>
       </w:r>
       <w:r>
         <w:rPr>
@@ -15220,7 +14309,7 @@
           <w:b w:val="0"/>
           <w:sz w:val="21"/>
         </w:rPr>
-        <w:t xml:space="preserve">두 시스템이 </w:t>
+        <w:t xml:space="preserve">메일 주소는 그 주소를 가진 계정에서만 보낼 수 있어서 직원마다 다른 주소로 보낼 수 없습니다. 그래서 </w:t>
       </w:r>
       <w:r>
         <w:rPr>
@@ -15228,7 +14317,7 @@
           <w:b/>
           <w:sz w:val="21"/>
         </w:rPr>
-        <w:t>같은 표</w:t>
+        <w:t>보낸 사람 이름</w:t>
       </w:r>
       <w:r>
         <w:rPr>
@@ -15236,17 +14325,41 @@
           <w:b w:val="0"/>
           <w:sz w:val="21"/>
         </w:rPr>
-        <w:t>를 읽습니다. 여기서 등록하면 :8082 와 :8083 의 숫자가 함께 움직입니다.</w:t>
-      </w:r>
-    </w:p>
-    <w:p>
+        <w:t xml:space="preserve">에 등록한 직원 이름을 넣고, </w:t>
+      </w:r>
+      <w:r>
+        <w:rPr>
+          <w:rFonts w:ascii="맑은 고딕" w:hAnsi="맑은 고딕" w:eastAsia="맑은 고딕" w:cs="맑은 고딕"/>
+          <w:b/>
+          <w:sz w:val="21"/>
+        </w:rPr>
+        <w:t>답장하면 그 직원에게</w:t>
+      </w:r>
       <w:r>
         <w:rPr>
           <w:rFonts w:ascii="맑은 고딕" w:hAnsi="맑은 고딕" w:eastAsia="맑은 고딕" w:cs="맑은 고딕"/>
           <w:b w:val="0"/>
           <w:sz w:val="21"/>
         </w:rPr>
-        <w:t xml:space="preserve">이 기간을 뺀 날 수가 </w:t>
+        <w:t xml:space="preserve"> 가도록 해 두었습니다. 주소로 거르는 대신 제목의 「[차량]」 으로 걸러 주십시오.</w:t>
+      </w:r>
+    </w:p>
+    <w:p>
+      <w:pPr>
+        <w:pStyle w:val="Heading3"/>
+      </w:pPr>
+      <w:r>
+        <w:t>여러 날짜를 한꺼번에 넣으면</w:t>
+      </w:r>
+    </w:p>
+    <w:p>
+      <w:r>
+        <w:rPr>
+          <w:rFonts w:ascii="맑은 고딕" w:hAnsi="맑은 고딕" w:eastAsia="맑은 고딕" w:cs="맑은 고딕"/>
+          <w:b w:val="0"/>
+          <w:sz w:val="21"/>
+        </w:rPr>
+        <w:t xml:space="preserve">8.5 절처럼 날짜를 여러 개 골라 한 번에 등록하면 </w:t>
       </w:r>
       <w:r>
         <w:rPr>
@@ -15254,7 +14367,7 @@
           <w:b/>
           <w:sz w:val="21"/>
         </w:rPr>
-        <w:t>가동일</w:t>
+        <w:t>메일도 한 통</w:t>
       </w:r>
       <w:r>
         <w:rPr>
@@ -15262,21 +14375,305 @@
           <w:b w:val="0"/>
           <w:sz w:val="21"/>
         </w:rPr>
-        <w:t>입니다. 모든 비율의 분모가 이 값입니다.</w:t>
-      </w:r>
-    </w:p>
-    <w:p>
-      <w:pPr>
-        <w:spacing w:before="80" w:after="120"/>
-        <w:ind w:left="454"/>
-      </w:pPr>
-      <w:r>
-        <w:rPr>
-          <w:rFonts w:ascii="Consolas" w:hAnsi="Consolas" w:eastAsia="Consolas" w:cs="Consolas"/>
-          <w:color w:val="333333"/>
-          <w:sz w:val="21"/>
-        </w:rPr>
-        <w:t>가동일 = 그 기간의 영업일(주말·공휴일 제외) − 재직 기간 밖 − 부재일</w:t>
+        <w:t>으로 묶여 갑니다. 제목에 「외 N건」이 붙고 본문에 날짜가 줄줄이 적힙니다. 사흘 출장을 넣었다고 메일이 세 통 가지는 않습니다.</w:t>
+      </w:r>
+    </w:p>
+    <w:p>
+      <w:pPr>
+        <w:pStyle w:val="Heading3"/>
+      </w:pPr>
+      <w:r>
+        <w:t>고치거나 지웠을 때</w:t>
+      </w:r>
+    </w:p>
+    <w:p>
+      <w:r>
+        <w:rPr>
+          <w:rFonts w:ascii="맑은 고딕" w:hAnsi="맑은 고딕" w:eastAsia="맑은 고딕" w:cs="맑은 고딕"/>
+          <w:b w:val="0"/>
+          <w:sz w:val="21"/>
+        </w:rPr>
+        <w:t xml:space="preserve">이미 등록한 일정을 </w:t>
+      </w:r>
+      <w:r>
+        <w:rPr>
+          <w:rFonts w:ascii="맑은 고딕" w:hAnsi="맑은 고딕" w:eastAsia="맑은 고딕" w:cs="맑은 고딕"/>
+          <w:b/>
+          <w:sz w:val="21"/>
+        </w:rPr>
+        <w:t>고치면 「변경」</w:t>
+      </w:r>
+      <w:r>
+        <w:rPr>
+          <w:rFonts w:ascii="맑은 고딕" w:hAnsi="맑은 고딕" w:eastAsia="맑은 고딕" w:cs="맑은 고딕"/>
+          <w:b w:val="0"/>
+          <w:sz w:val="21"/>
+        </w:rPr>
+        <w:t xml:space="preserve">, </w:t>
+      </w:r>
+      <w:r>
+        <w:rPr>
+          <w:rFonts w:ascii="맑은 고딕" w:hAnsi="맑은 고딕" w:eastAsia="맑은 고딕" w:cs="맑은 고딕"/>
+          <w:b/>
+          <w:sz w:val="21"/>
+        </w:rPr>
+        <w:t>지우면 「취소」</w:t>
+      </w:r>
+      <w:r>
+        <w:rPr>
+          <w:rFonts w:ascii="맑은 고딕" w:hAnsi="맑은 고딕" w:eastAsia="맑은 고딕" w:cs="맑은 고딕"/>
+          <w:b w:val="0"/>
+          <w:sz w:val="21"/>
+        </w:rPr>
+        <w:t xml:space="preserve"> 메일이 갑니다. 잡아 둔 차를 놓아 준 것도 배차에서는 알아야 하는 일이기 때문입니다.</w:t>
+      </w:r>
+    </w:p>
+    <w:p>
+      <w:pPr>
+        <w:pStyle w:val="Heading3"/>
+      </w:pPr>
+      <w:r>
+        <w:t>잘 나가고 있는지 확인하기</w:t>
+      </w:r>
+    </w:p>
+    <w:p>
+      <w:r>
+        <w:rPr>
+          <w:rFonts w:ascii="맑은 고딕" w:hAnsi="맑은 고딕" w:eastAsia="맑은 고딕" w:cs="맑은 고딕"/>
+          <w:b/>
+          <w:sz w:val="21"/>
+        </w:rPr>
+        <w:t>설정</w:t>
+      </w:r>
+      <w:r>
+        <w:rPr>
+          <w:rFonts w:ascii="맑은 고딕" w:hAnsi="맑은 고딕" w:eastAsia="맑은 고딕" w:cs="맑은 고딕"/>
+          <w:b w:val="0"/>
+          <w:sz w:val="21"/>
+        </w:rPr>
+        <w:t xml:space="preserve"> 탭의 「차량 예약 알림 메일」 카드에서 봅니다.</w:t>
+      </w:r>
+    </w:p>
+    <w:p>
+      <w:pPr>
+        <w:keepNext/>
+        <w:spacing w:line="240" w:lineRule="auto" w:after="40"/>
+        <w:jc w:val="center"/>
+      </w:pPr>
+      <w:r>
+        <w:drawing>
+          <wp:inline xmlns:a="http://schemas.openxmlformats.org/drawingml/2006/main" xmlns:pic="http://schemas.openxmlformats.org/drawingml/2006/picture">
+            <wp:extent cx="4500000" cy="743252"/>
+            <wp:docPr id="46" name="Picture 46"/>
+            <wp:cNvGraphicFramePr>
+              <a:graphicFrameLocks noChangeAspect="1"/>
+            </wp:cNvGraphicFramePr>
+            <a:graphic>
+              <a:graphicData uri="http://schemas.openxmlformats.org/drawingml/2006/picture">
+                <pic:pic>
+                  <pic:nvPicPr>
+                    <pic:cNvPr id="0" name="63_설정_메일알림.png"/>
+                    <pic:cNvPicPr/>
+                  </pic:nvPicPr>
+                  <pic:blipFill>
+                    <a:blip r:embed="rId55"/>
+                    <a:stretch>
+                      <a:fillRect/>
+                    </a:stretch>
+                  </pic:blipFill>
+                  <pic:spPr>
+                    <a:xfrm>
+                      <a:off x="0" y="0"/>
+                      <a:ext cx="4500000" cy="743252"/>
+                    </a:xfrm>
+                    <a:prstGeom prst="rect"/>
+                  </pic:spPr>
+                </pic:pic>
+              </a:graphicData>
+            </a:graphic>
+          </wp:inline>
+        </w:drawing>
+      </w:r>
+    </w:p>
+    <w:p>
+      <w:pPr>
+        <w:spacing w:line="240" w:lineRule="auto" w:after="140"/>
+        <w:jc w:val="center"/>
+      </w:pPr>
+      <w:r>
+        <w:rPr>
+          <w:rFonts w:ascii="맑은 고딕" w:hAnsi="맑은 고딕" w:eastAsia="맑은 고딕" w:cs="맑은 고딕"/>
+          <w:color w:val="777777"/>
+          <w:sz w:val="18"/>
+        </w:rPr>
+        <w:t>그림 8-11  설정 탭 — 차량 예약 알림 메일 상태</w:t>
+      </w:r>
+    </w:p>
+    <w:p>
+      <w:pPr>
+        <w:spacing w:after="60"/>
+        <w:ind w:left="340"/>
+      </w:pPr>
+      <w:r>
+        <w:rPr>
+          <w:rFonts w:ascii="맑은 고딕" w:hAnsi="맑은 고딕" w:eastAsia="맑은 고딕" w:cs="맑은 고딕"/>
+          <w:sz w:val="21"/>
+        </w:rPr>
+        <w:t xml:space="preserve">· </w:t>
+      </w:r>
+      <w:r>
+        <w:rPr>
+          <w:rFonts w:ascii="맑은 고딕" w:hAnsi="맑은 고딕" w:eastAsia="맑은 고딕" w:cs="맑은 고딕"/>
+          <w:b/>
+          <w:sz w:val="21"/>
+        </w:rPr>
+        <w:t>켜짐 / 꺼짐</w:t>
+      </w:r>
+      <w:r>
+        <w:rPr>
+          <w:rFonts w:ascii="맑은 고딕" w:hAnsi="맑은 고딕" w:eastAsia="맑은 고딕" w:cs="맑은 고딕"/>
+          <w:b w:val="0"/>
+          <w:sz w:val="21"/>
+        </w:rPr>
+        <w:t xml:space="preserve"> — 메일 설정이 서버에 들어가 있는지</w:t>
+      </w:r>
+    </w:p>
+    <w:p>
+      <w:pPr>
+        <w:spacing w:after="60"/>
+        <w:ind w:left="340"/>
+      </w:pPr>
+      <w:r>
+        <w:rPr>
+          <w:rFonts w:ascii="맑은 고딕" w:hAnsi="맑은 고딕" w:eastAsia="맑은 고딕" w:cs="맑은 고딕"/>
+          <w:sz w:val="21"/>
+        </w:rPr>
+        <w:t xml:space="preserve">· </w:t>
+      </w:r>
+      <w:r>
+        <w:rPr>
+          <w:rFonts w:ascii="맑은 고딕" w:hAnsi="맑은 고딕" w:eastAsia="맑은 고딕" w:cs="맑은 고딕"/>
+          <w:b/>
+          <w:sz w:val="21"/>
+        </w:rPr>
+        <w:t>마지막 발송</w:t>
+      </w:r>
+      <w:r>
+        <w:rPr>
+          <w:rFonts w:ascii="맑은 고딕" w:hAnsi="맑은 고딕" w:eastAsia="맑은 고딕" w:cs="맑은 고딕"/>
+          <w:b w:val="0"/>
+          <w:sz w:val="21"/>
+        </w:rPr>
+        <w:t xml:space="preserve"> — 가장 최근에 보낸 시각과 성공 여부</w:t>
+      </w:r>
+    </w:p>
+    <w:p>
+      <w:pPr>
+        <w:keepLines/>
+        <w:spacing w:before="120" w:after="160"/>
+        <w:ind w:left="170"/>
+        <w:pBdr>
+          <w:left w:val="single" w:sz="18" w:space="6" w:color="005A9E"/>
+        </w:pBdr>
+        <w:shd w:val="clear" w:color="auto" w:fill="F2F7FB"/>
+      </w:pPr>
+      <w:r>
+        <w:rPr>
+          <w:rFonts w:ascii="맑은 고딕" w:hAnsi="맑은 고딕" w:eastAsia="맑은 고딕" w:cs="맑은 고딕"/>
+          <w:b/>
+          <w:color w:val="005A9E"/>
+          <w:sz w:val="21"/>
+        </w:rPr>
+        <w:t xml:space="preserve">메일이 실패해도 예약은 그대로 저장됩니다  </w:t>
+      </w:r>
+      <w:r>
+        <w:rPr>
+          <w:rFonts w:ascii="맑은 고딕" w:hAnsi="맑은 고딕" w:eastAsia="맑은 고딕" w:cs="맑은 고딕"/>
+          <w:b w:val="0"/>
+          <w:sz w:val="21"/>
+        </w:rPr>
+        <w:t>메일 서버가 잠깐 멈췄다고 차를 못 잡으면 안 되므로, 보내기에 실패해도 일정 저장은 정상으로 끝납니다. 대신 실패한 사실이 이 카드에 남습니다. 「꺼짐」 이거나 실패가 이어지면 관리자에게 알려 주십시오.</w:t>
+      </w:r>
+    </w:p>
+    <w:p>
+      <w:pPr>
+        <w:pStyle w:val="Heading1"/>
+      </w:pPr>
+      <w:r>
+        <w:t>직원·집계 기준 관리 [관리자]</w:t>
+      </w:r>
+    </w:p>
+    <w:p>
+      <w:r>
+        <w:rPr>
+          <w:rFonts w:ascii="맑은 고딕" w:hAnsi="맑은 고딕" w:eastAsia="맑은 고딕" w:cs="맑은 고딕"/>
+          <w:b/>
+          <w:sz w:val="21"/>
+        </w:rPr>
+        <w:t>「설정」 탭</w:t>
+      </w:r>
+      <w:r>
+        <w:rPr>
+          <w:rFonts w:ascii="맑은 고딕" w:hAnsi="맑은 고딕" w:eastAsia="맑은 고딕" w:cs="맑은 고딕"/>
+          <w:b w:val="0"/>
+          <w:sz w:val="21"/>
+        </w:rPr>
+        <w:t>에서 합니다. 이 장은 직원 등록을 담당하는 분만 보시면 됩니다.</w:t>
+      </w:r>
+    </w:p>
+    <w:p>
+      <w:pPr>
+        <w:keepNext/>
+        <w:spacing w:line="240" w:lineRule="auto" w:after="40"/>
+        <w:jc w:val="center"/>
+      </w:pPr>
+      <w:r>
+        <w:drawing>
+          <wp:inline xmlns:a="http://schemas.openxmlformats.org/drawingml/2006/main" xmlns:pic="http://schemas.openxmlformats.org/drawingml/2006/picture">
+            <wp:extent cx="3952800" cy="2124630"/>
+            <wp:docPr id="47" name="Picture 47"/>
+            <wp:cNvGraphicFramePr>
+              <a:graphicFrameLocks noChangeAspect="1"/>
+            </wp:cNvGraphicFramePr>
+            <a:graphic>
+              <a:graphicData uri="http://schemas.openxmlformats.org/drawingml/2006/picture">
+                <pic:pic>
+                  <pic:nvPicPr>
+                    <pic:cNvPr id="0" name="31_설정_전체_1_masked.png"/>
+                    <pic:cNvPicPr/>
+                  </pic:nvPicPr>
+                  <pic:blipFill>
+                    <a:blip r:embed="rId56"/>
+                    <a:stretch>
+                      <a:fillRect/>
+                    </a:stretch>
+                  </pic:blipFill>
+                  <pic:spPr>
+                    <a:xfrm>
+                      <a:off x="0" y="0"/>
+                      <a:ext cx="3952800" cy="2124630"/>
+                    </a:xfrm>
+                    <a:prstGeom prst="rect"/>
+                  </pic:spPr>
+                </pic:pic>
+              </a:graphicData>
+            </a:graphic>
+          </wp:inline>
+        </w:drawing>
+      </w:r>
+    </w:p>
+    <w:p>
+      <w:pPr>
+        <w:spacing w:line="240" w:lineRule="auto" w:after="140"/>
+        <w:jc w:val="center"/>
+      </w:pPr>
+      <w:r>
+        <w:rPr>
+          <w:rFonts w:ascii="맑은 고딕" w:hAnsi="맑은 고딕" w:eastAsia="맑은 고딕" w:cs="맑은 고딕"/>
+          <w:color w:val="777777"/>
+          <w:sz w:val="18"/>
+        </w:rPr>
+        <w:t>그림 8-1  설정 탭 — 왼쪽 직원 관리, 오른쪽 Jira</w:t>
       </w:r>
     </w:p>
     <w:p>
@@ -15284,25 +14681,59 @@
         <w:pStyle w:val="Heading2"/>
       </w:pPr>
       <w:r>
-        <w:t>9.7 공휴일표</w:t>
-      </w:r>
-    </w:p>
-    <w:p>
+        <w:t>9.1 직원 추가</w:t>
+      </w:r>
+    </w:p>
+    <w:p>
+      <w:pPr>
+        <w:spacing w:after="60"/>
+        <w:ind w:left="340"/>
+      </w:pPr>
+      <w:r>
+        <w:rPr>
+          <w:rFonts w:ascii="맑은 고딕" w:hAnsi="맑은 고딕" w:eastAsia="맑은 고딕" w:cs="맑은 고딕"/>
+          <w:b/>
+          <w:sz w:val="21"/>
+        </w:rPr>
+        <w:t xml:space="preserve">1. </w:t>
+      </w:r>
+      <w:r>
+        <w:rPr>
+          <w:rFonts w:ascii="맑은 고딕" w:hAnsi="맑은 고딕" w:eastAsia="맑은 고딕" w:cs="맑은 고딕"/>
+          <w:b/>
+          <w:sz w:val="21"/>
+        </w:rPr>
+        <w:t>직원명</w:t>
+      </w:r>
       <w:r>
         <w:rPr>
           <w:rFonts w:ascii="맑은 고딕" w:hAnsi="맑은 고딕" w:eastAsia="맑은 고딕" w:cs="맑은 고딕"/>
           <w:b w:val="0"/>
           <w:sz w:val="21"/>
         </w:rPr>
-        <w:t xml:space="preserve">[설정] 탭의 「공휴일」 카드에서 봅니다. </w:t>
-      </w:r>
+        <w:t>을 입력합니다.</w:t>
+      </w:r>
+    </w:p>
+    <w:p>
+      <w:pPr>
+        <w:spacing w:after="60"/>
+        <w:ind w:left="340"/>
+      </w:pPr>
       <w:r>
         <w:rPr>
           <w:rFonts w:ascii="맑은 고딕" w:hAnsi="맑은 고딕" w:eastAsia="맑은 고딕" w:cs="맑은 고딕"/>
           <w:b/>
           <w:sz w:val="21"/>
         </w:rPr>
-        <w:t>하루 한 번 자동으로</w:t>
+        <w:t xml:space="preserve">2. </w:t>
+      </w:r>
+      <w:r>
+        <w:rPr>
+          <w:rFonts w:ascii="맑은 고딕" w:hAnsi="맑은 고딕" w:eastAsia="맑은 고딕" w:cs="맑은 고딕"/>
+          <w:b/>
+          <w:sz w:val="21"/>
+        </w:rPr>
+        <w:t>입사일</w:t>
       </w:r>
       <w:r>
         <w:rPr>
@@ -15310,7 +14741,1036 @@
           <w:b w:val="0"/>
           <w:sz w:val="21"/>
         </w:rPr>
-        <w:t xml:space="preserve"> 외부 달력에서 받아 오므로 해마다 손으로 넣을 일이 없고, 임시 공휴일이 생겨도 따라 들어옵니다.</w:t>
+        <w:t>을 고릅니다. 이 날짜 이전 기간에는 통계에 나타나지 않습니다.</w:t>
+      </w:r>
+    </w:p>
+    <w:p>
+      <w:pPr>
+        <w:spacing w:after="60"/>
+        <w:ind w:left="340"/>
+      </w:pPr>
+      <w:r>
+        <w:rPr>
+          <w:rFonts w:ascii="맑은 고딕" w:hAnsi="맑은 고딕" w:eastAsia="맑은 고딕" w:cs="맑은 고딕"/>
+          <w:b/>
+          <w:sz w:val="21"/>
+        </w:rPr>
+        <w:t xml:space="preserve">3. </w:t>
+      </w:r>
+      <w:r>
+        <w:rPr>
+          <w:rFonts w:ascii="맑은 고딕" w:hAnsi="맑은 고딕" w:eastAsia="맑은 고딕" w:cs="맑은 고딕"/>
+          <w:b/>
+          <w:sz w:val="21"/>
+        </w:rPr>
+        <w:t>「추가」</w:t>
+      </w:r>
+      <w:r>
+        <w:rPr>
+          <w:rFonts w:ascii="맑은 고딕" w:hAnsi="맑은 고딕" w:eastAsia="맑은 고딕" w:cs="맑은 고딕"/>
+          <w:b w:val="0"/>
+          <w:sz w:val="21"/>
+        </w:rPr>
+        <w:t xml:space="preserve"> 를 누릅니다.</w:t>
+      </w:r>
+    </w:p>
+    <w:p>
+      <w:pPr>
+        <w:keepNext/>
+        <w:spacing w:line="240" w:lineRule="auto" w:after="40"/>
+        <w:jc w:val="center"/>
+      </w:pPr>
+      <w:r>
+        <w:drawing>
+          <wp:inline xmlns:a="http://schemas.openxmlformats.org/drawingml/2006/main" xmlns:pic="http://schemas.openxmlformats.org/drawingml/2006/picture">
+            <wp:extent cx="4500000" cy="564956"/>
+            <wp:docPr id="48" name="Picture 48"/>
+            <wp:cNvGraphicFramePr>
+              <a:graphicFrameLocks noChangeAspect="1"/>
+            </wp:cNvGraphicFramePr>
+            <a:graphic>
+              <a:graphicData uri="http://schemas.openxmlformats.org/drawingml/2006/picture">
+                <pic:pic>
+                  <pic:nvPicPr>
+                    <pic:cNvPr id="0" name="32_직원추가.png"/>
+                    <pic:cNvPicPr/>
+                  </pic:nvPicPr>
+                  <pic:blipFill>
+                    <a:blip r:embed="rId57"/>
+                    <a:stretch>
+                      <a:fillRect/>
+                    </a:stretch>
+                  </pic:blipFill>
+                  <pic:spPr>
+                    <a:xfrm>
+                      <a:off x="0" y="0"/>
+                      <a:ext cx="4500000" cy="564956"/>
+                    </a:xfrm>
+                    <a:prstGeom prst="rect"/>
+                  </pic:spPr>
+                </pic:pic>
+              </a:graphicData>
+            </a:graphic>
+          </wp:inline>
+        </w:drawing>
+      </w:r>
+    </w:p>
+    <w:p>
+      <w:pPr>
+        <w:spacing w:line="240" w:lineRule="auto" w:after="140"/>
+        <w:jc w:val="center"/>
+      </w:pPr>
+      <w:r>
+        <w:rPr>
+          <w:rFonts w:ascii="맑은 고딕" w:hAnsi="맑은 고딕" w:eastAsia="맑은 고딕" w:cs="맑은 고딕"/>
+          <w:color w:val="777777"/>
+          <w:sz w:val="18"/>
+        </w:rPr>
+        <w:t>그림 8-2  직원명과 입사일을 넣고 추가</w:t>
+      </w:r>
+    </w:p>
+    <w:p>
+      <w:pPr>
+        <w:keepLines/>
+        <w:spacing w:before="120" w:after="160"/>
+        <w:ind w:left="170"/>
+        <w:pBdr>
+          <w:left w:val="single" w:sz="18" w:space="6" w:color="005A9E"/>
+        </w:pBdr>
+        <w:shd w:val="clear" w:color="auto" w:fill="F2F7FB"/>
+      </w:pPr>
+      <w:r>
+        <w:rPr>
+          <w:rFonts w:ascii="맑은 고딕" w:hAnsi="맑은 고딕" w:eastAsia="맑은 고딕" w:cs="맑은 고딕"/>
+          <w:b/>
+          <w:color w:val="005A9E"/>
+          <w:sz w:val="21"/>
+        </w:rPr>
+        <w:t xml:space="preserve">같은 이름·같은 입사일은 등록할 수 없습니다  </w:t>
+      </w:r>
+      <w:r>
+        <w:rPr>
+          <w:rFonts w:ascii="맑은 고딕" w:hAnsi="맑은 고딕" w:eastAsia="맑은 고딕" w:cs="맑은 고딕"/>
+          <w:b w:val="0"/>
+          <w:sz w:val="21"/>
+        </w:rPr>
+        <w:t>실수로 같은 사람을 두 번 넣는 것을 막기 위한 장치입니다. 동명이인이라면 입사일이 다르므로 정상 등록됩니다.</w:t>
+      </w:r>
+    </w:p>
+    <w:p>
+      <w:pPr>
+        <w:pStyle w:val="Heading2"/>
+      </w:pPr>
+      <w:r>
+        <w:t>9.2 재직·퇴사 처리</w:t>
+      </w:r>
+    </w:p>
+    <w:p>
+      <w:r>
+        <w:rPr>
+          <w:rFonts w:ascii="맑은 고딕" w:hAnsi="맑은 고딕" w:eastAsia="맑은 고딕" w:cs="맑은 고딕"/>
+          <w:b w:val="0"/>
+          <w:sz w:val="21"/>
+        </w:rPr>
+        <w:t xml:space="preserve">목록 오른쪽의 </w:t>
+      </w:r>
+      <w:r>
+        <w:rPr>
+          <w:rFonts w:ascii="맑은 고딕" w:hAnsi="맑은 고딕" w:eastAsia="맑은 고딕" w:cs="맑은 고딕"/>
+          <w:b/>
+          <w:sz w:val="21"/>
+        </w:rPr>
+        <w:t>「재직」 체크박스</w:t>
+      </w:r>
+      <w:r>
+        <w:rPr>
+          <w:rFonts w:ascii="맑은 고딕" w:hAnsi="맑은 고딕" w:eastAsia="맑은 고딕" w:cs="맑은 고딕"/>
+          <w:b w:val="0"/>
+          <w:sz w:val="21"/>
+        </w:rPr>
+        <w:t>로 상태를 바꿉니다.</w:t>
+      </w:r>
+    </w:p>
+    <w:p>
+      <w:pPr>
+        <w:spacing w:after="60"/>
+        <w:ind w:left="340"/>
+      </w:pPr>
+      <w:r>
+        <w:rPr>
+          <w:rFonts w:ascii="맑은 고딕" w:hAnsi="맑은 고딕" w:eastAsia="맑은 고딕" w:cs="맑은 고딕"/>
+          <w:b/>
+          <w:sz w:val="21"/>
+        </w:rPr>
+        <w:t xml:space="preserve">1. </w:t>
+      </w:r>
+      <w:r>
+        <w:rPr>
+          <w:rFonts w:ascii="맑은 고딕" w:hAnsi="맑은 고딕" w:eastAsia="맑은 고딕" w:cs="맑은 고딕"/>
+          <w:b w:val="0"/>
+          <w:sz w:val="21"/>
+        </w:rPr>
+        <w:t xml:space="preserve">체크를 </w:t>
+      </w:r>
+      <w:r>
+        <w:rPr>
+          <w:rFonts w:ascii="맑은 고딕" w:hAnsi="맑은 고딕" w:eastAsia="맑은 고딕" w:cs="맑은 고딕"/>
+          <w:b/>
+          <w:sz w:val="21"/>
+        </w:rPr>
+        <w:t>해제</w:t>
+      </w:r>
+      <w:r>
+        <w:rPr>
+          <w:rFonts w:ascii="맑은 고딕" w:hAnsi="맑은 고딕" w:eastAsia="맑은 고딕" w:cs="맑은 고딕"/>
+          <w:b w:val="0"/>
+          <w:sz w:val="21"/>
+        </w:rPr>
+        <w:t>하면 퇴사일 입력칸이 나옵니다.</w:t>
+      </w:r>
+    </w:p>
+    <w:p>
+      <w:pPr>
+        <w:spacing w:after="60"/>
+        <w:ind w:left="340"/>
+      </w:pPr>
+      <w:r>
+        <w:rPr>
+          <w:rFonts w:ascii="맑은 고딕" w:hAnsi="맑은 고딕" w:eastAsia="맑은 고딕" w:cs="맑은 고딕"/>
+          <w:b/>
+          <w:sz w:val="21"/>
+        </w:rPr>
+        <w:t xml:space="preserve">2. </w:t>
+      </w:r>
+      <w:r>
+        <w:rPr>
+          <w:rFonts w:ascii="맑은 고딕" w:hAnsi="맑은 고딕" w:eastAsia="맑은 고딕" w:cs="맑은 고딕"/>
+          <w:b w:val="0"/>
+          <w:sz w:val="21"/>
+        </w:rPr>
+        <w:t xml:space="preserve">퇴사일을 고르고 </w:t>
+      </w:r>
+      <w:r>
+        <w:rPr>
+          <w:rFonts w:ascii="맑은 고딕" w:hAnsi="맑은 고딕" w:eastAsia="맑은 고딕" w:cs="맑은 고딕"/>
+          <w:b/>
+          <w:sz w:val="21"/>
+        </w:rPr>
+        <w:t>「확인」</w:t>
+      </w:r>
+      <w:r>
+        <w:rPr>
+          <w:rFonts w:ascii="맑은 고딕" w:hAnsi="맑은 고딕" w:eastAsia="맑은 고딕" w:cs="맑은 고딕"/>
+          <w:b w:val="0"/>
+          <w:sz w:val="21"/>
+        </w:rPr>
+        <w:t xml:space="preserve"> 을 누릅니다.</w:t>
+      </w:r>
+    </w:p>
+    <w:p>
+      <w:pPr>
+        <w:spacing w:after="60"/>
+        <w:ind w:left="340"/>
+      </w:pPr>
+      <w:r>
+        <w:rPr>
+          <w:rFonts w:ascii="맑은 고딕" w:hAnsi="맑은 고딕" w:eastAsia="맑은 고딕" w:cs="맑은 고딕"/>
+          <w:b/>
+          <w:sz w:val="21"/>
+        </w:rPr>
+        <w:t xml:space="preserve">3. </w:t>
+      </w:r>
+      <w:r>
+        <w:rPr>
+          <w:rFonts w:ascii="맑은 고딕" w:hAnsi="맑은 고딕" w:eastAsia="맑은 고딕" w:cs="맑은 고딕"/>
+          <w:b w:val="0"/>
+          <w:sz w:val="21"/>
+        </w:rPr>
+        <w:t>다시 체크하면 재직으로 되돌아가고 퇴사일은 자동으로 지워집니다.</w:t>
+      </w:r>
+    </w:p>
+    <w:p>
+      <w:pPr>
+        <w:keepNext/>
+        <w:spacing w:line="240" w:lineRule="auto" w:after="40"/>
+        <w:jc w:val="center"/>
+      </w:pPr>
+      <w:r>
+        <w:drawing>
+          <wp:inline xmlns:a="http://schemas.openxmlformats.org/drawingml/2006/main" xmlns:pic="http://schemas.openxmlformats.org/drawingml/2006/picture">
+            <wp:extent cx="3952800" cy="2124630"/>
+            <wp:docPr id="49" name="Picture 49"/>
+            <wp:cNvGraphicFramePr>
+              <a:graphicFrameLocks noChangeAspect="1"/>
+            </wp:cNvGraphicFramePr>
+            <a:graphic>
+              <a:graphicData uri="http://schemas.openxmlformats.org/drawingml/2006/picture">
+                <pic:pic>
+                  <pic:nvPicPr>
+                    <pic:cNvPr id="0" name="31_설정_전체_2_masked.png"/>
+                    <pic:cNvPicPr/>
+                  </pic:nvPicPr>
+                  <pic:blipFill>
+                    <a:blip r:embed="rId58"/>
+                    <a:stretch>
+                      <a:fillRect/>
+                    </a:stretch>
+                  </pic:blipFill>
+                  <pic:spPr>
+                    <a:xfrm>
+                      <a:off x="0" y="0"/>
+                      <a:ext cx="3952800" cy="2124630"/>
+                    </a:xfrm>
+                    <a:prstGeom prst="rect"/>
+                  </pic:spPr>
+                </pic:pic>
+              </a:graphicData>
+            </a:graphic>
+          </wp:inline>
+        </w:drawing>
+      </w:r>
+    </w:p>
+    <w:p>
+      <w:pPr>
+        <w:spacing w:line="240" w:lineRule="auto" w:after="140"/>
+        <w:jc w:val="center"/>
+      </w:pPr>
+      <w:r>
+        <w:rPr>
+          <w:rFonts w:ascii="맑은 고딕" w:hAnsi="맑은 고딕" w:eastAsia="맑은 고딕" w:cs="맑은 고딕"/>
+          <w:color w:val="777777"/>
+          <w:sz w:val="18"/>
+        </w:rPr>
+        <w:t>그림 8-3  직원 목록 — 재직·퇴사 배지와 날짜</w:t>
+      </w:r>
+    </w:p>
+    <w:p>
+      <w:pPr>
+        <w:keepNext/>
+        <w:spacing w:line="240" w:lineRule="auto" w:after="40"/>
+        <w:jc w:val="center"/>
+      </w:pPr>
+      <w:r>
+        <w:drawing>
+          <wp:inline xmlns:a="http://schemas.openxmlformats.org/drawingml/2006/main" xmlns:pic="http://schemas.openxmlformats.org/drawingml/2006/picture">
+            <wp:extent cx="4500000" cy="1046512"/>
+            <wp:docPr id="50" name="Picture 50"/>
+            <wp:cNvGraphicFramePr>
+              <a:graphicFrameLocks noChangeAspect="1"/>
+            </wp:cNvGraphicFramePr>
+            <a:graphic>
+              <a:graphicData uri="http://schemas.openxmlformats.org/drawingml/2006/picture">
+                <pic:pic>
+                  <pic:nvPicPr>
+                    <pic:cNvPr id="0" name="35_퇴사처리.png"/>
+                    <pic:cNvPicPr/>
+                  </pic:nvPicPr>
+                  <pic:blipFill>
+                    <a:blip r:embed="rId59"/>
+                    <a:stretch>
+                      <a:fillRect/>
+                    </a:stretch>
+                  </pic:blipFill>
+                  <pic:spPr>
+                    <a:xfrm>
+                      <a:off x="0" y="0"/>
+                      <a:ext cx="4500000" cy="1046512"/>
+                    </a:xfrm>
+                    <a:prstGeom prst="rect"/>
+                  </pic:spPr>
+                </pic:pic>
+              </a:graphicData>
+            </a:graphic>
+          </wp:inline>
+        </w:drawing>
+      </w:r>
+    </w:p>
+    <w:p>
+      <w:pPr>
+        <w:spacing w:line="240" w:lineRule="auto" w:after="140"/>
+        <w:jc w:val="center"/>
+      </w:pPr>
+      <w:r>
+        <w:rPr>
+          <w:rFonts w:ascii="맑은 고딕" w:hAnsi="맑은 고딕" w:eastAsia="맑은 고딕" w:cs="맑은 고딕"/>
+          <w:color w:val="777777"/>
+          <w:sz w:val="18"/>
+        </w:rPr>
+        <w:t>그림 8-4  퇴사일을 지정해 처리합니다</w:t>
+      </w:r>
+    </w:p>
+    <w:p>
+      <w:pPr>
+        <w:keepLines/>
+        <w:spacing w:before="120" w:after="160"/>
+        <w:ind w:left="170"/>
+        <w:pBdr>
+          <w:left w:val="single" w:sz="18" w:space="6" w:color="005A9E"/>
+        </w:pBdr>
+        <w:shd w:val="clear" w:color="auto" w:fill="F2F7FB"/>
+      </w:pPr>
+      <w:r>
+        <w:rPr>
+          <w:rFonts w:ascii="맑은 고딕" w:hAnsi="맑은 고딕" w:eastAsia="맑은 고딕" w:cs="맑은 고딕"/>
+          <w:b/>
+          <w:color w:val="005A9E"/>
+          <w:sz w:val="21"/>
+        </w:rPr>
+        <w:t xml:space="preserve">퇴사해도 과거 기록은 남습니다  </w:t>
+      </w:r>
+      <w:r>
+        <w:rPr>
+          <w:rFonts w:ascii="맑은 고딕" w:hAnsi="맑은 고딕" w:eastAsia="맑은 고딕" w:cs="맑은 고딕"/>
+          <w:b w:val="0"/>
+          <w:sz w:val="21"/>
+        </w:rPr>
+        <w:t>퇴사 처리는 «앞으로 목록에 나오지 않게» 하는 것입니다. 그 사람이 재직 중에 남긴 업무 기록은 그대로 보존되어 과거 기간 통계에 계속 나옵니다.</w:t>
+      </w:r>
+    </w:p>
+    <w:p>
+      <w:pPr>
+        <w:pStyle w:val="Heading2"/>
+      </w:pPr>
+      <w:r>
+        <w:t>9.3 정보 수정</w:t>
+      </w:r>
+    </w:p>
+    <w:p>
+      <w:r>
+        <w:rPr>
+          <w:rFonts w:ascii="맑은 고딕" w:hAnsi="맑은 고딕" w:eastAsia="맑은 고딕" w:cs="맑은 고딕"/>
+          <w:b/>
+          <w:sz w:val="21"/>
+        </w:rPr>
+        <w:t>「정보수정」</w:t>
+      </w:r>
+      <w:r>
+        <w:rPr>
+          <w:rFonts w:ascii="맑은 고딕" w:hAnsi="맑은 고딕" w:eastAsia="맑은 고딕" w:cs="맑은 고딕"/>
+          <w:b w:val="0"/>
+          <w:sz w:val="21"/>
+        </w:rPr>
+        <w:t xml:space="preserve"> 버튼으로 입사일·퇴사일·회사 메일을 고칩니다.</w:t>
+      </w:r>
+    </w:p>
+    <w:p>
+      <w:pPr>
+        <w:keepNext/>
+        <w:spacing w:line="240" w:lineRule="auto" w:after="40"/>
+        <w:jc w:val="center"/>
+      </w:pPr>
+      <w:r>
+        <w:drawing>
+          <wp:inline xmlns:a="http://schemas.openxmlformats.org/drawingml/2006/main" xmlns:pic="http://schemas.openxmlformats.org/drawingml/2006/picture">
+            <wp:extent cx="4500000" cy="1070000"/>
+            <wp:docPr id="51" name="Picture 51"/>
+            <wp:cNvGraphicFramePr>
+              <a:graphicFrameLocks noChangeAspect="1"/>
+            </wp:cNvGraphicFramePr>
+            <a:graphic>
+              <a:graphicData uri="http://schemas.openxmlformats.org/drawingml/2006/picture">
+                <pic:pic>
+                  <pic:nvPicPr>
+                    <pic:cNvPr id="0" name="34_정보수정_펼침_masked.png"/>
+                    <pic:cNvPicPr/>
+                  </pic:nvPicPr>
+                  <pic:blipFill>
+                    <a:blip r:embed="rId60"/>
+                    <a:stretch>
+                      <a:fillRect/>
+                    </a:stretch>
+                  </pic:blipFill>
+                  <pic:spPr>
+                    <a:xfrm>
+                      <a:off x="0" y="0"/>
+                      <a:ext cx="4500000" cy="1070000"/>
+                    </a:xfrm>
+                    <a:prstGeom prst="rect"/>
+                  </pic:spPr>
+                </pic:pic>
+              </a:graphicData>
+            </a:graphic>
+          </wp:inline>
+        </w:drawing>
+      </w:r>
+    </w:p>
+    <w:p>
+      <w:pPr>
+        <w:spacing w:line="240" w:lineRule="auto" w:after="140"/>
+        <w:jc w:val="center"/>
+      </w:pPr>
+      <w:r>
+        <w:rPr>
+          <w:rFonts w:ascii="맑은 고딕" w:hAnsi="맑은 고딕" w:eastAsia="맑은 고딕" w:cs="맑은 고딕"/>
+          <w:color w:val="777777"/>
+          <w:sz w:val="18"/>
+        </w:rPr>
+        <w:t>그림 8-6  정보 수정 패널</w:t>
+      </w:r>
+    </w:p>
+    <w:tbl>
+      <w:tblPr>
+        <w:tblStyle w:val="TableGrid"/>
+        <w:tblW w:type="auto" w:w="0"/>
+        <w:jc w:val="center"/>
+        <w:tblLook w:firstColumn="1" w:firstRow="1" w:lastColumn="0" w:lastRow="0" w:noHBand="0" w:noVBand="1" w:val="04A0"/>
+      </w:tblPr>
+      <w:tblGrid>
+        <w:gridCol w:w="4706"/>
+        <w:gridCol w:w="4706"/>
+      </w:tblGrid>
+      <w:tr>
+        <w:trPr>
+          <w:cantSplit/>
+          <w:tblHeader/>
+        </w:trPr>
+        <w:tc>
+          <w:tcPr>
+            <w:tcW w:type="dxa" w:w="1701"/>
+            <w:shd w:val="clear" w:color="auto" w:fill="005A9E"/>
+            <w:vAlign w:val="center"/>
+          </w:tcPr>
+          <w:p>
+            <w:pPr>
+              <w:spacing w:before="0" w:after="0" w:line="240" w:lineRule="auto"/>
+              <w:jc w:val="center"/>
+            </w:pPr>
+            <w:r/>
+            <w:r>
+              <w:rPr>
+                <w:rFonts w:ascii="맑은 고딕" w:hAnsi="맑은 고딕" w:eastAsia="맑은 고딕" w:cs="맑은 고딕"/>
+                <w:b/>
+                <w:color w:val="FFFFFF"/>
+                <w:sz w:val="20"/>
+              </w:rPr>
+              <w:t>항목</w:t>
+            </w:r>
+          </w:p>
+        </w:tc>
+        <w:tc>
+          <w:tcPr>
+            <w:tcW w:type="dxa" w:w="6917"/>
+            <w:shd w:val="clear" w:color="auto" w:fill="005A9E"/>
+            <w:vAlign w:val="center"/>
+          </w:tcPr>
+          <w:p>
+            <w:pPr>
+              <w:spacing w:before="0" w:after="0" w:line="240" w:lineRule="auto"/>
+              <w:jc w:val="center"/>
+            </w:pPr>
+            <w:r/>
+            <w:r>
+              <w:rPr>
+                <w:rFonts w:ascii="맑은 고딕" w:hAnsi="맑은 고딕" w:eastAsia="맑은 고딕" w:cs="맑은 고딕"/>
+                <w:b/>
+                <w:color w:val="FFFFFF"/>
+                <w:sz w:val="20"/>
+              </w:rPr>
+              <w:t>설명</w:t>
+            </w:r>
+          </w:p>
+        </w:tc>
+      </w:tr>
+      <w:tr>
+        <w:trPr>
+          <w:cantSplit/>
+        </w:trPr>
+        <w:tc>
+          <w:tcPr>
+            <w:tcW w:type="dxa" w:w="1701"/>
+            <w:vAlign w:val="center"/>
+          </w:tcPr>
+          <w:p>
+            <w:pPr>
+              <w:spacing w:before="0" w:after="0" w:line="240" w:lineRule="auto"/>
+            </w:pPr>
+            <w:r/>
+            <w:r>
+              <w:rPr>
+                <w:rFonts w:ascii="맑은 고딕" w:hAnsi="맑은 고딕" w:eastAsia="맑은 고딕" w:cs="맑은 고딕"/>
+                <w:b/>
+                <w:sz w:val="20"/>
+              </w:rPr>
+              <w:t>입사일</w:t>
+            </w:r>
+          </w:p>
+        </w:tc>
+        <w:tc>
+          <w:tcPr>
+            <w:tcW w:type="dxa" w:w="6917"/>
+            <w:vAlign w:val="center"/>
+          </w:tcPr>
+          <w:p>
+            <w:pPr>
+              <w:spacing w:before="0" w:after="0" w:line="240" w:lineRule="auto"/>
+            </w:pPr>
+            <w:r/>
+            <w:r>
+              <w:rPr>
+                <w:rFonts w:ascii="맑은 고딕" w:hAnsi="맑은 고딕" w:eastAsia="맑은 고딕" w:cs="맑은 고딕"/>
+                <w:b w:val="0"/>
+                <w:sz w:val="20"/>
+              </w:rPr>
+              <w:t>고쳐도 그 사람의 업무 기록은 그대로 연결됩니다</w:t>
+            </w:r>
+          </w:p>
+        </w:tc>
+      </w:tr>
+      <w:tr>
+        <w:trPr>
+          <w:cantSplit/>
+        </w:trPr>
+        <w:tc>
+          <w:tcPr>
+            <w:tcW w:type="dxa" w:w="1701"/>
+            <w:vAlign w:val="center"/>
+          </w:tcPr>
+          <w:p>
+            <w:pPr>
+              <w:spacing w:before="0" w:after="0" w:line="240" w:lineRule="auto"/>
+            </w:pPr>
+            <w:r/>
+            <w:r>
+              <w:rPr>
+                <w:rFonts w:ascii="맑은 고딕" w:hAnsi="맑은 고딕" w:eastAsia="맑은 고딕" w:cs="맑은 고딕"/>
+                <w:b/>
+                <w:sz w:val="20"/>
+              </w:rPr>
+              <w:t>퇴사일</w:t>
+            </w:r>
+          </w:p>
+        </w:tc>
+        <w:tc>
+          <w:tcPr>
+            <w:tcW w:type="dxa" w:w="6917"/>
+            <w:vAlign w:val="center"/>
+          </w:tcPr>
+          <w:p>
+            <w:pPr>
+              <w:spacing w:before="0" w:after="0" w:line="240" w:lineRule="auto"/>
+            </w:pPr>
+            <w:r/>
+            <w:r>
+              <w:rPr>
+                <w:rFonts w:ascii="맑은 고딕" w:hAnsi="맑은 고딕" w:eastAsia="맑은 고딕" w:cs="맑은 고딕"/>
+                <w:b w:val="0"/>
+                <w:sz w:val="20"/>
+              </w:rPr>
+              <w:t>비워 두면 재직 중으로 처리됩니다</w:t>
+            </w:r>
+          </w:p>
+        </w:tc>
+      </w:tr>
+      <w:tr>
+        <w:trPr>
+          <w:cantSplit/>
+        </w:trPr>
+        <w:tc>
+          <w:tcPr>
+            <w:tcW w:type="dxa" w:w="1701"/>
+            <w:vAlign w:val="center"/>
+          </w:tcPr>
+          <w:p>
+            <w:pPr>
+              <w:spacing w:before="0" w:after="0" w:line="240" w:lineRule="auto"/>
+            </w:pPr>
+            <w:r/>
+            <w:r>
+              <w:rPr>
+                <w:rFonts w:ascii="맑은 고딕" w:hAnsi="맑은 고딕" w:eastAsia="맑은 고딕" w:cs="맑은 고딕"/>
+                <w:b/>
+                <w:sz w:val="20"/>
+              </w:rPr>
+              <w:t>회사 메일</w:t>
+            </w:r>
+          </w:p>
+        </w:tc>
+        <w:tc>
+          <w:tcPr>
+            <w:tcW w:type="dxa" w:w="6917"/>
+            <w:vAlign w:val="center"/>
+          </w:tcPr>
+          <w:p>
+            <w:pPr>
+              <w:spacing w:before="0" w:after="0" w:line="240" w:lineRule="auto"/>
+            </w:pPr>
+            <w:r/>
+            <w:r>
+              <w:rPr>
+                <w:rFonts w:ascii="맑은 고딕" w:hAnsi="맑은 고딕" w:eastAsia="맑은 고딕" w:cs="맑은 고딕"/>
+                <w:b w:val="0"/>
+                <w:sz w:val="20"/>
+              </w:rPr>
+              <w:t>KPI 추적 시스템에서 로그인 아이디로 쓰입니다</w:t>
+            </w:r>
+          </w:p>
+        </w:tc>
+      </w:tr>
+    </w:tbl>
+    <w:p/>
+    <w:p>
+      <w:pPr>
+        <w:keepLines/>
+        <w:spacing w:before="120" w:after="160"/>
+        <w:ind w:left="170"/>
+        <w:pBdr>
+          <w:left w:val="single" w:sz="18" w:space="6" w:color="005A9E"/>
+        </w:pBdr>
+        <w:shd w:val="clear" w:color="auto" w:fill="F2F7FB"/>
+      </w:pPr>
+      <w:r>
+        <w:rPr>
+          <w:rFonts w:ascii="맑은 고딕" w:hAnsi="맑은 고딕" w:eastAsia="맑은 고딕" w:cs="맑은 고딕"/>
+          <w:b/>
+          <w:color w:val="005A9E"/>
+          <w:sz w:val="21"/>
+        </w:rPr>
+        <w:t xml:space="preserve">날짜를 고쳐도 기록이 끊기지 않습니다  </w:t>
+      </w:r>
+      <w:r>
+        <w:rPr>
+          <w:rFonts w:ascii="맑은 고딕" w:hAnsi="맑은 고딕" w:eastAsia="맑은 고딕" w:cs="맑은 고딕"/>
+          <w:b w:val="0"/>
+          <w:sz w:val="21"/>
+        </w:rPr>
+        <w:t>이 도구는 직원을 «이름»이 아니라 내부 번호로 구분합니다. 그래서 이름이나 입사일을 정정해도 과거 기록과의 연결이 유지됩니다.</w:t>
+      </w:r>
+    </w:p>
+    <w:p>
+      <w:pPr>
+        <w:pStyle w:val="Heading2"/>
+      </w:pPr>
+      <w:r>
+        <w:t>9.4 직원 삭제</w:t>
+      </w:r>
+    </w:p>
+    <w:p>
+      <w:r>
+        <w:rPr>
+          <w:rFonts w:ascii="맑은 고딕" w:hAnsi="맑은 고딕" w:eastAsia="맑은 고딕" w:cs="맑은 고딕"/>
+          <w:b w:val="0"/>
+          <w:sz w:val="21"/>
+        </w:rPr>
+        <w:t xml:space="preserve">목록 오른쪽 </w:t>
+      </w:r>
+      <w:r>
+        <w:rPr>
+          <w:rFonts w:ascii="맑은 고딕" w:hAnsi="맑은 고딕" w:eastAsia="맑은 고딕" w:cs="맑은 고딕"/>
+          <w:b/>
+          <w:sz w:val="21"/>
+        </w:rPr>
+        <w:t>× 버튼</w:t>
+      </w:r>
+      <w:r>
+        <w:rPr>
+          <w:rFonts w:ascii="맑은 고딕" w:hAnsi="맑은 고딕" w:eastAsia="맑은 고딕" w:cs="맑은 고딕"/>
+          <w:b w:val="0"/>
+          <w:sz w:val="21"/>
+        </w:rPr>
+        <w:t>으로 삭제합니다. 확인 창이 한 번 나옵니다.</w:t>
+      </w:r>
+    </w:p>
+    <w:p>
+      <w:pPr>
+        <w:keepLines/>
+        <w:spacing w:before="120" w:after="160"/>
+        <w:ind w:left="170"/>
+        <w:pBdr>
+          <w:left w:val="single" w:sz="18" w:space="6" w:color="C77700"/>
+        </w:pBdr>
+        <w:shd w:val="clear" w:color="auto" w:fill="FDF3E7"/>
+      </w:pPr>
+      <w:r>
+        <w:rPr>
+          <w:rFonts w:ascii="맑은 고딕" w:hAnsi="맑은 고딕" w:eastAsia="맑은 고딕" w:cs="맑은 고딕"/>
+          <w:b/>
+          <w:color w:val="C77700"/>
+          <w:sz w:val="21"/>
+        </w:rPr>
+        <w:t xml:space="preserve">삭제해도 업무 기록은 남습니다  </w:t>
+      </w:r>
+      <w:r>
+        <w:rPr>
+          <w:rFonts w:ascii="맑은 고딕" w:hAnsi="맑은 고딕" w:eastAsia="맑은 고딕" w:cs="맑은 고딕"/>
+          <w:b w:val="0"/>
+          <w:sz w:val="21"/>
+        </w:rPr>
+        <w:t>직원 목록에서만 사라지고 그 사람이 남긴 업무 기록은 보존됩니다. 다만 목록에서 없어지면 새 기록을 넣을 수 없으니, «퇴사»는 퇴사 처리로 하고 삭제는 «잘못 등록한 경우»에만 쓰시는 편이 좋습니다.</w:t>
+      </w:r>
+    </w:p>
+    <w:p>
+      <w:pPr>
+        <w:pStyle w:val="Heading2"/>
+      </w:pPr>
+      <w:r>
+        <w:t>9.5 같은 이름이 둘 있을 때</w:t>
+      </w:r>
+    </w:p>
+    <w:p>
+      <w:r>
+        <w:rPr>
+          <w:rFonts w:ascii="맑은 고딕" w:hAnsi="맑은 고딕" w:eastAsia="맑은 고딕" w:cs="맑은 고딕"/>
+          <w:b w:val="0"/>
+          <w:sz w:val="21"/>
+        </w:rPr>
+        <w:t>동명이인이 등록되면 화면이 자동으로 구분해 줍니다.</w:t>
+      </w:r>
+    </w:p>
+    <w:tbl>
+      <w:tblPr>
+        <w:tblStyle w:val="TableGrid"/>
+        <w:tblW w:type="auto" w:w="0"/>
+        <w:jc w:val="center"/>
+        <w:tblLook w:firstColumn="1" w:firstRow="1" w:lastColumn="0" w:lastRow="0" w:noHBand="0" w:noVBand="1" w:val="04A0"/>
+      </w:tblPr>
+      <w:tblGrid>
+        <w:gridCol w:w="4706"/>
+        <w:gridCol w:w="4706"/>
+      </w:tblGrid>
+      <w:tr>
+        <w:trPr>
+          <w:cantSplit/>
+          <w:tblHeader/>
+        </w:trPr>
+        <w:tc>
+          <w:tcPr>
+            <w:tcW w:type="dxa" w:w="2835"/>
+            <w:shd w:val="clear" w:color="auto" w:fill="005A9E"/>
+            <w:vAlign w:val="center"/>
+          </w:tcPr>
+          <w:p>
+            <w:pPr>
+              <w:spacing w:before="0" w:after="0" w:line="240" w:lineRule="auto"/>
+              <w:jc w:val="center"/>
+            </w:pPr>
+            <w:r/>
+            <w:r>
+              <w:rPr>
+                <w:rFonts w:ascii="맑은 고딕" w:hAnsi="맑은 고딕" w:eastAsia="맑은 고딕" w:cs="맑은 고딕"/>
+                <w:b/>
+                <w:color w:val="FFFFFF"/>
+                <w:sz w:val="20"/>
+              </w:rPr>
+              <w:t>상황</w:t>
+            </w:r>
+          </w:p>
+        </w:tc>
+        <w:tc>
+          <w:tcPr>
+            <w:tcW w:type="dxa" w:w="5783"/>
+            <w:shd w:val="clear" w:color="auto" w:fill="005A9E"/>
+            <w:vAlign w:val="center"/>
+          </w:tcPr>
+          <w:p>
+            <w:pPr>
+              <w:spacing w:before="0" w:after="0" w:line="240" w:lineRule="auto"/>
+              <w:jc w:val="center"/>
+            </w:pPr>
+            <w:r/>
+            <w:r>
+              <w:rPr>
+                <w:rFonts w:ascii="맑은 고딕" w:hAnsi="맑은 고딕" w:eastAsia="맑은 고딕" w:cs="맑은 고딕"/>
+                <w:b/>
+                <w:color w:val="FFFFFF"/>
+                <w:sz w:val="20"/>
+              </w:rPr>
+              <w:t>화면 표시</w:t>
+            </w:r>
+          </w:p>
+        </w:tc>
+      </w:tr>
+      <w:tr>
+        <w:trPr>
+          <w:cantSplit/>
+        </w:trPr>
+        <w:tc>
+          <w:tcPr>
+            <w:tcW w:type="dxa" w:w="2835"/>
+            <w:vAlign w:val="center"/>
+          </w:tcPr>
+          <w:p>
+            <w:pPr>
+              <w:spacing w:before="0" w:after="0" w:line="240" w:lineRule="auto"/>
+            </w:pPr>
+            <w:r/>
+            <w:r>
+              <w:rPr>
+                <w:rFonts w:ascii="맑은 고딕" w:hAnsi="맑은 고딕" w:eastAsia="맑은 고딕" w:cs="맑은 고딕"/>
+                <w:b w:val="0"/>
+                <w:sz w:val="20"/>
+              </w:rPr>
+              <w:t>같은 이름이 한 명</w:t>
+            </w:r>
+          </w:p>
+        </w:tc>
+        <w:tc>
+          <w:tcPr>
+            <w:tcW w:type="dxa" w:w="5783"/>
+            <w:vAlign w:val="center"/>
+          </w:tcPr>
+          <w:p>
+            <w:pPr>
+              <w:spacing w:before="0" w:after="0" w:line="240" w:lineRule="auto"/>
+            </w:pPr>
+            <w:r/>
+            <w:r>
+              <w:rPr>
+                <w:rFonts w:ascii="맑은 고딕" w:hAnsi="맑은 고딕" w:eastAsia="맑은 고딕" w:cs="맑은 고딕"/>
+                <w:b w:val="0"/>
+                <w:sz w:val="20"/>
+              </w:rPr>
+              <w:t>홍길동</w:t>
+            </w:r>
+          </w:p>
+        </w:tc>
+      </w:tr>
+      <w:tr>
+        <w:trPr>
+          <w:cantSplit/>
+        </w:trPr>
+        <w:tc>
+          <w:tcPr>
+            <w:tcW w:type="dxa" w:w="2835"/>
+            <w:vAlign w:val="center"/>
+          </w:tcPr>
+          <w:p>
+            <w:pPr>
+              <w:spacing w:before="0" w:after="0" w:line="240" w:lineRule="auto"/>
+            </w:pPr>
+            <w:r/>
+            <w:r>
+              <w:rPr>
+                <w:rFonts w:ascii="맑은 고딕" w:hAnsi="맑은 고딕" w:eastAsia="맑은 고딕" w:cs="맑은 고딕"/>
+                <w:b w:val="0"/>
+                <w:sz w:val="20"/>
+              </w:rPr>
+              <w:t>같은 이름이 둘 이상</w:t>
+            </w:r>
+          </w:p>
+        </w:tc>
+        <w:tc>
+          <w:tcPr>
+            <w:tcW w:type="dxa" w:w="5783"/>
+            <w:vAlign w:val="center"/>
+          </w:tcPr>
+          <w:p>
+            <w:pPr>
+              <w:spacing w:before="0" w:after="0" w:line="240" w:lineRule="auto"/>
+            </w:pPr>
+            <w:r/>
+            <w:r>
+              <w:rPr>
+                <w:rFonts w:ascii="맑은 고딕" w:hAnsi="맑은 고딕" w:eastAsia="맑은 고딕" w:cs="맑은 고딕"/>
+                <w:b w:val="0"/>
+                <w:sz w:val="20"/>
+              </w:rPr>
+              <w:t>홍길동 (2026-01-05 입사)</w:t>
+            </w:r>
+          </w:p>
+        </w:tc>
+      </w:tr>
+    </w:tbl>
+    <w:p/>
+    <w:p>
+      <w:r>
+        <w:rPr>
+          <w:rFonts w:ascii="맑은 고딕" w:hAnsi="맑은 고딕" w:eastAsia="맑은 고딕" w:cs="맑은 고딕"/>
+          <w:b w:val="0"/>
+          <w:sz w:val="21"/>
+        </w:rPr>
+        <w:t xml:space="preserve">설정 탭에서는 이름 옆에 </w:t>
+      </w:r>
+      <w:r>
+        <w:rPr>
+          <w:rFonts w:ascii="맑은 고딕" w:hAnsi="맑은 고딕" w:eastAsia="맑은 고딕" w:cs="맑은 고딕"/>
+          <w:b/>
+          <w:sz w:val="21"/>
+        </w:rPr>
+        <w:t>「동명이인」 표시</w:t>
+      </w:r>
+      <w:r>
+        <w:rPr>
+          <w:rFonts w:ascii="맑은 고딕" w:hAnsi="맑은 고딕" w:eastAsia="맑은 고딕" w:cs="맑은 고딕"/>
+          <w:b w:val="0"/>
+          <w:sz w:val="21"/>
+        </w:rPr>
+        <w:t>가 붙습니다. 입력표·차트·표에서도 입사일이 함께 나와 서로 섞이지 않습니다.</w:t>
+      </w:r>
+    </w:p>
+    <w:p>
+      <w:pPr>
+        <w:pStyle w:val="Heading2"/>
+      </w:pPr>
+      <w:r>
+        <w:t>9.6 집계 제외 (장기 부재·대상 아님)</w:t>
+      </w:r>
+    </w:p>
+    <w:p>
+      <w:r>
+        <w:rPr>
+          <w:rFonts w:ascii="맑은 고딕" w:hAnsi="맑은 고딕" w:eastAsia="맑은 고딕" w:cs="맑은 고딕"/>
+          <w:b w:val="0"/>
+          <w:sz w:val="21"/>
+        </w:rPr>
+        <w:t xml:space="preserve">긴 출장을 나가 있는 사람은 </w:t>
+      </w:r>
+      <w:r>
+        <w:rPr>
+          <w:rFonts w:ascii="맑은 고딕" w:hAnsi="맑은 고딕" w:eastAsia="맑은 고딕" w:cs="맑은 고딕"/>
+          <w:b/>
+          <w:sz w:val="21"/>
+        </w:rPr>
+        <w:t>업무를 적을 수 없는데 재직자로 세어집니다.</w:t>
+      </w:r>
+      <w:r>
+        <w:rPr>
+          <w:rFonts w:ascii="맑은 고딕" w:hAnsi="맑은 고딕" w:eastAsia="맑은 고딕" w:cs="맑은 고딕"/>
+          <w:b w:val="0"/>
+          <w:sz w:val="21"/>
+        </w:rPr>
+        <w:t xml:space="preserve"> 그러면 1인 평균이 끌려 내려가고 최소값·순위가 흔들립니다. 대표이사처럼 </w:t>
+      </w:r>
+      <w:r>
+        <w:rPr>
+          <w:rFonts w:ascii="맑은 고딕" w:hAnsi="맑은 고딕" w:eastAsia="맑은 고딕" w:cs="맑은 고딕"/>
+          <w:b/>
+          <w:sz w:val="21"/>
+        </w:rPr>
+        <w:t>애초에 평가 대상이 아닌</w:t>
+      </w:r>
+      <w:r>
+        <w:rPr>
+          <w:rFonts w:ascii="맑은 고딕" w:hAnsi="맑은 고딕" w:eastAsia="맑은 고딕" w:cs="맑은 고딕"/>
+          <w:b w:val="0"/>
+          <w:sz w:val="21"/>
+        </w:rPr>
+        <w:t xml:space="preserve"> 사람도 같은 문제입니다.</w:t>
+      </w:r>
+    </w:p>
+    <w:p>
+      <w:r>
+        <w:rPr>
+          <w:rFonts w:ascii="맑은 고딕" w:hAnsi="맑은 고딕" w:eastAsia="맑은 고딕" w:cs="맑은 고딕"/>
+          <w:b w:val="0"/>
+          <w:sz w:val="21"/>
+        </w:rPr>
+        <w:t xml:space="preserve">사람을 지우지 않고 </w:t>
+      </w:r>
+      <w:r>
+        <w:rPr>
+          <w:rFonts w:ascii="맑은 고딕" w:hAnsi="맑은 고딕" w:eastAsia="맑은 고딕" w:cs="맑은 고딕"/>
+          <w:b/>
+          <w:sz w:val="21"/>
+        </w:rPr>
+        <w:t>「그 기간만」</w:t>
+      </w:r>
+      <w:r>
+        <w:rPr>
+          <w:rFonts w:ascii="맑은 고딕" w:hAnsi="맑은 고딕" w:eastAsia="맑은 고딕" w:cs="맑은 고딕"/>
+          <w:b w:val="0"/>
+          <w:sz w:val="21"/>
+        </w:rPr>
+        <w:t xml:space="preserve"> 빼는 것이 [설정] 탭의 「집계 제외」 카드입니다.</w:t>
       </w:r>
     </w:p>
     <w:p>
@@ -15331,7 +15791,7 @@
               <a:graphicData uri="http://schemas.openxmlformats.org/drawingml/2006/picture">
                 <pic:pic>
                   <pic:nvPicPr>
-                    <pic:cNvPr id="0" name="60_설정_공휴일.png"/>
+                    <pic:cNvPr id="0" name="61_설정_집계제외.png"/>
                     <pic:cNvPicPr/>
                   </pic:nvPicPr>
                   <pic:blipFill>
@@ -15365,7 +15825,7 @@
           <w:color w:val="777777"/>
           <w:sz w:val="18"/>
         </w:rPr>
-        <w:t>그림 9-4  공휴일 카드 — 「자동」과 「직접」이 배지로 구분됩니다</w:t>
+        <w:t>그림 9-3  집계 제외 카드 — 사유와 기간을 함께 남깁니다</w:t>
       </w:r>
     </w:p>
     <w:tbl>
@@ -15404,13 +15864,13 @@
                 <w:color w:val="FFFFFF"/>
                 <w:sz w:val="20"/>
               </w:rPr>
-              <w:t>구분</w:t>
-            </w:r>
-          </w:p>
-        </w:tc>
-        <w:tc>
-          <w:tcPr>
-            <w:tcW w:type="dxa" w:w="4195"/>
+              <w:t>사유</w:t>
+            </w:r>
+          </w:p>
+        </w:tc>
+        <w:tc>
+          <w:tcPr>
+            <w:tcW w:type="dxa" w:w="4762"/>
             <w:shd w:val="clear" w:color="auto" w:fill="005A9E"/>
             <w:vAlign w:val="center"/>
           </w:tcPr>
@@ -15427,13 +15887,13 @@
                 <w:color w:val="FFFFFF"/>
                 <w:sz w:val="20"/>
               </w:rPr>
-              <w:t>어디서 오나</w:t>
-            </w:r>
-          </w:p>
-        </w:tc>
-        <w:tc>
-          <w:tcPr>
-            <w:tcW w:type="dxa" w:w="3061"/>
+              <w:t>언제 쓰나</w:t>
+            </w:r>
+          </w:p>
+        </w:tc>
+        <w:tc>
+          <w:tcPr>
+            <w:tcW w:type="dxa" w:w="2494"/>
             <w:shd w:val="clear" w:color="auto" w:fill="005A9E"/>
             <w:vAlign w:val="center"/>
           </w:tcPr>
@@ -15450,7 +15910,7 @@
                 <w:color w:val="FFFFFF"/>
                 <w:sz w:val="20"/>
               </w:rPr>
-              <w:t>지울 수 있나</w:t>
+              <w:t>입력표에 세울까</w:t>
             </w:r>
           </w:p>
         </w:tc>
@@ -15475,13 +15935,13 @@
                 <w:b/>
                 <w:sz w:val="20"/>
               </w:rPr>
-              <w:t>자동</w:t>
-            </w:r>
-          </w:p>
-        </w:tc>
-        <w:tc>
-          <w:tcPr>
-            <w:tcW w:type="dxa" w:w="4195"/>
+              <w:t>장기출장</w:t>
+            </w:r>
+          </w:p>
+        </w:tc>
+        <w:tc>
+          <w:tcPr>
+            <w:tcW w:type="dxa" w:w="4762"/>
             <w:vAlign w:val="center"/>
           </w:tcPr>
           <w:p>
@@ -15495,27 +15955,27 @@
                 <w:b w:val="0"/>
                 <w:sz w:val="20"/>
               </w:rPr>
-              <w:t>외부 달력에서 하루 한 번</w:t>
-            </w:r>
-          </w:p>
-        </w:tc>
-        <w:tc>
-          <w:tcPr>
-            <w:tcW w:type="dxa" w:w="3061"/>
-            <w:vAlign w:val="center"/>
-          </w:tcPr>
-          <w:p>
-            <w:pPr>
-              <w:spacing w:before="0" w:after="0" w:line="240" w:lineRule="auto"/>
-            </w:pPr>
-            <w:r/>
-            <w:r>
-              <w:rPr>
-                <w:rFonts w:ascii="맑은 고딕" w:hAnsi="맑은 고딕" w:eastAsia="맑은 고딕" w:cs="맑은 고딕"/>
-                <w:b w:val="0"/>
-                <w:sz w:val="20"/>
-              </w:rPr>
-              <w:t>지워도 다음 동기화에 다시 들어옵니다</w:t>
+              <w:t>몇 주 이상 현장에 나가 있다</w:t>
+            </w:r>
+          </w:p>
+        </w:tc>
+        <w:tc>
+          <w:tcPr>
+            <w:tcW w:type="dxa" w:w="2494"/>
+            <w:vAlign w:val="center"/>
+          </w:tcPr>
+          <w:p>
+            <w:pPr>
+              <w:spacing w:before="0" w:after="0" w:line="240" w:lineRule="auto"/>
+            </w:pPr>
+            <w:r/>
+            <w:r>
+              <w:rPr>
+                <w:rFonts w:ascii="맑은 고딕" w:hAnsi="맑은 고딕" w:eastAsia="맑은 고딕" w:cs="맑은 고딕"/>
+                <w:b/>
+                <w:sz w:val="20"/>
+              </w:rPr>
+              <w:t>세웁니다</w:t>
             </w:r>
           </w:p>
         </w:tc>
@@ -15540,13 +16000,13 @@
                 <w:b/>
                 <w:sz w:val="20"/>
               </w:rPr>
-              <w:t>직접</w:t>
-            </w:r>
-          </w:p>
-        </w:tc>
-        <w:tc>
-          <w:tcPr>
-            <w:tcW w:type="dxa" w:w="4195"/>
+              <w:t>휴직</w:t>
+            </w:r>
+          </w:p>
+        </w:tc>
+        <w:tc>
+          <w:tcPr>
+            <w:tcW w:type="dxa" w:w="4762"/>
             <w:vAlign w:val="center"/>
           </w:tcPr>
           <w:p>
@@ -15560,13 +16020,13 @@
                 <w:b w:val="0"/>
                 <w:sz w:val="20"/>
               </w:rPr>
-              <w:t>손으로 추가 (창립기념일 등)</w:t>
-            </w:r>
-          </w:p>
-        </w:tc>
-        <w:tc>
-          <w:tcPr>
-            <w:tcW w:type="dxa" w:w="3061"/>
+              <w:t>육아·병가 등으로 자리를 비웠다</w:t>
+            </w:r>
+          </w:p>
+        </w:tc>
+        <w:tc>
+          <w:tcPr>
+            <w:tcW w:type="dxa" w:w="2494"/>
             <w:vAlign w:val="center"/>
           </w:tcPr>
           <w:p>
@@ -15580,87 +16040,159 @@
                 <w:b/>
                 <w:sz w:val="20"/>
               </w:rPr>
-              <w:t>지울 수 있고, 동기화가 덮지 않습니다</w:t>
+              <w:t>세웁니다</w:t>
+            </w:r>
+          </w:p>
+        </w:tc>
+      </w:tr>
+      <w:tr>
+        <w:trPr>
+          <w:cantSplit/>
+        </w:trPr>
+        <w:tc>
+          <w:tcPr>
+            <w:tcW w:type="dxa" w:w="1361"/>
+            <w:vAlign w:val="center"/>
+          </w:tcPr>
+          <w:p>
+            <w:pPr>
+              <w:spacing w:before="0" w:after="0" w:line="240" w:lineRule="auto"/>
+            </w:pPr>
+            <w:r/>
+            <w:r>
+              <w:rPr>
+                <w:rFonts w:ascii="맑은 고딕" w:hAnsi="맑은 고딕" w:eastAsia="맑은 고딕" w:cs="맑은 고딕"/>
+                <w:b/>
+                <w:sz w:val="20"/>
+              </w:rPr>
+              <w:t>파견</w:t>
+            </w:r>
+          </w:p>
+        </w:tc>
+        <w:tc>
+          <w:tcPr>
+            <w:tcW w:type="dxa" w:w="4762"/>
+            <w:vAlign w:val="center"/>
+          </w:tcPr>
+          <w:p>
+            <w:pPr>
+              <w:spacing w:before="0" w:after="0" w:line="240" w:lineRule="auto"/>
+            </w:pPr>
+            <w:r/>
+            <w:r>
+              <w:rPr>
+                <w:rFonts w:ascii="맑은 고딕" w:hAnsi="맑은 고딕" w:eastAsia="맑은 고딕" w:cs="맑은 고딕"/>
+                <w:b w:val="0"/>
+                <w:sz w:val="20"/>
+              </w:rPr>
+              <w:t>다른 회사·현장에 나가 있다</w:t>
+            </w:r>
+          </w:p>
+        </w:tc>
+        <w:tc>
+          <w:tcPr>
+            <w:tcW w:type="dxa" w:w="2494"/>
+            <w:vAlign w:val="center"/>
+          </w:tcPr>
+          <w:p>
+            <w:pPr>
+              <w:spacing w:before="0" w:after="0" w:line="240" w:lineRule="auto"/>
+            </w:pPr>
+            <w:r/>
+            <w:r>
+              <w:rPr>
+                <w:rFonts w:ascii="맑은 고딕" w:hAnsi="맑은 고딕" w:eastAsia="맑은 고딕" w:cs="맑은 고딕"/>
+                <w:b/>
+                <w:sz w:val="20"/>
+              </w:rPr>
+              <w:t>세웁니다</w:t>
+            </w:r>
+          </w:p>
+        </w:tc>
+      </w:tr>
+      <w:tr>
+        <w:trPr>
+          <w:cantSplit/>
+        </w:trPr>
+        <w:tc>
+          <w:tcPr>
+            <w:tcW w:type="dxa" w:w="1361"/>
+            <w:vAlign w:val="center"/>
+          </w:tcPr>
+          <w:p>
+            <w:pPr>
+              <w:spacing w:before="0" w:after="0" w:line="240" w:lineRule="auto"/>
+            </w:pPr>
+            <w:r/>
+            <w:r>
+              <w:rPr>
+                <w:rFonts w:ascii="맑은 고딕" w:hAnsi="맑은 고딕" w:eastAsia="맑은 고딕" w:cs="맑은 고딕"/>
+                <w:b/>
+                <w:sz w:val="20"/>
+              </w:rPr>
+              <w:t>집계 제외</w:t>
+            </w:r>
+          </w:p>
+        </w:tc>
+        <w:tc>
+          <w:tcPr>
+            <w:tcW w:type="dxa" w:w="4762"/>
+            <w:vAlign w:val="center"/>
+          </w:tcPr>
+          <w:p>
+            <w:pPr>
+              <w:spacing w:before="0" w:after="0" w:line="240" w:lineRule="auto"/>
+            </w:pPr>
+            <w:r/>
+            <w:r>
+              <w:rPr>
+                <w:rFonts w:ascii="맑은 고딕" w:hAnsi="맑은 고딕" w:eastAsia="맑은 고딕" w:cs="맑은 고딕"/>
+                <w:b w:val="0"/>
+                <w:sz w:val="20"/>
+              </w:rPr>
+              <w:t xml:space="preserve">부재가 아니라 </w:t>
+            </w:r>
+            <w:r>
+              <w:rPr>
+                <w:rFonts w:ascii="맑은 고딕" w:hAnsi="맑은 고딕" w:eastAsia="맑은 고딕" w:cs="맑은 고딕"/>
+                <w:b/>
+                <w:sz w:val="20"/>
+              </w:rPr>
+              <w:t>애초에 대상이 아니다</w:t>
+            </w:r>
+            <w:r>
+              <w:rPr>
+                <w:rFonts w:ascii="맑은 고딕" w:hAnsi="맑은 고딕" w:eastAsia="맑은 고딕" w:cs="맑은 고딕"/>
+                <w:b w:val="0"/>
+                <w:sz w:val="20"/>
+              </w:rPr>
+              <w:t xml:space="preserve"> (기간을 열어 둡니다)</w:t>
+            </w:r>
+          </w:p>
+        </w:tc>
+        <w:tc>
+          <w:tcPr>
+            <w:tcW w:type="dxa" w:w="2494"/>
+            <w:vAlign w:val="center"/>
+          </w:tcPr>
+          <w:p>
+            <w:pPr>
+              <w:spacing w:before="0" w:after="0" w:line="240" w:lineRule="auto"/>
+            </w:pPr>
+            <w:r/>
+            <w:r>
+              <w:rPr>
+                <w:rFonts w:ascii="맑은 고딕" w:hAnsi="맑은 고딕" w:eastAsia="맑은 고딕" w:cs="맑은 고딕"/>
+                <w:b/>
+                <w:sz w:val="20"/>
+              </w:rPr>
+              <w:t>뺍니다</w:t>
             </w:r>
           </w:p>
         </w:tc>
       </w:tr>
     </w:tbl>
     <w:p/>
-    <w:p>
-      <w:pPr>
-        <w:spacing w:after="60"/>
-        <w:ind w:left="340"/>
-      </w:pPr>
-      <w:r>
-        <w:rPr>
-          <w:rFonts w:ascii="맑은 고딕" w:hAnsi="맑은 고딕" w:eastAsia="맑은 고딕" w:cs="맑은 고딕"/>
-          <w:sz w:val="21"/>
-        </w:rPr>
-        <w:t xml:space="preserve">· </w:t>
-      </w:r>
-      <w:r>
-        <w:rPr>
-          <w:rFonts w:ascii="맑은 고딕" w:hAnsi="맑은 고딕" w:eastAsia="맑은 고딕" w:cs="맑은 고딕"/>
-          <w:b/>
-          <w:sz w:val="21"/>
-        </w:rPr>
-        <w:t>그날 근무</w:t>
-      </w:r>
-      <w:r>
-        <w:rPr>
-          <w:rFonts w:ascii="맑은 고딕" w:hAnsi="맑은 고딕" w:eastAsia="맑은 고딕" w:cs="맑은 고딕"/>
-          <w:b w:val="0"/>
-          <w:sz w:val="21"/>
-        </w:rPr>
-        <w:t xml:space="preserve">로 표시해 두면 공휴일이지만 </w:t>
-      </w:r>
-      <w:r>
-        <w:rPr>
-          <w:rFonts w:ascii="맑은 고딕" w:hAnsi="맑은 고딕" w:eastAsia="맑은 고딕" w:cs="맑은 고딕"/>
-          <w:b/>
-          <w:sz w:val="21"/>
-        </w:rPr>
-        <w:t>영업일로 셉니다.</w:t>
-      </w:r>
-      <w:r>
-        <w:rPr>
-          <w:rFonts w:ascii="맑은 고딕" w:hAnsi="맑은 고딕" w:eastAsia="맑은 고딕" w:cs="맑은 고딕"/>
-          <w:b w:val="0"/>
-          <w:sz w:val="21"/>
-        </w:rPr>
-        <w:t xml:space="preserve"> 쉬는 날에 다 함께 나와 일한 경우에 씁니다.</w:t>
-      </w:r>
-    </w:p>
-    <w:p>
-      <w:pPr>
-        <w:spacing w:after="60"/>
-        <w:ind w:left="340"/>
-      </w:pPr>
-      <w:r>
-        <w:rPr>
-          <w:rFonts w:ascii="맑은 고딕" w:hAnsi="맑은 고딕" w:eastAsia="맑은 고딕" w:cs="맑은 고딕"/>
-          <w:sz w:val="21"/>
-        </w:rPr>
-        <w:t xml:space="preserve">· </w:t>
-      </w:r>
-      <w:r>
-        <w:rPr>
-          <w:rFonts w:ascii="맑은 고딕" w:hAnsi="맑은 고딕" w:eastAsia="맑은 고딕" w:cs="맑은 고딕"/>
-          <w:b/>
-          <w:sz w:val="21"/>
-        </w:rPr>
-        <w:t>창립기념일은 5월 1일</w:t>
-      </w:r>
-      <w:r>
-        <w:rPr>
-          <w:rFonts w:ascii="맑은 고딕" w:hAnsi="맑은 고딕" w:eastAsia="맑은 고딕" w:cs="맑은 고딕"/>
-          <w:b w:val="0"/>
-          <w:sz w:val="21"/>
-        </w:rPr>
-        <w:t>로 등록해 두었습니다.</w:t>
-      </w:r>
-    </w:p>
     <w:p>
       <w:pPr>
         <w:keepLines/>
@@ -15678,7 +16210,7 @@
           <w:color w:val="005A9E"/>
           <w:sz w:val="21"/>
         </w:rPr>
-        <w:t xml:space="preserve">공휴일을 왜 세는가  </w:t>
+        <w:t xml:space="preserve">사유마다 입력표에 세우는 기준이 다릅니다  </w:t>
       </w:r>
       <w:r>
         <w:rPr>
@@ -15686,7 +16218,7 @@
           <w:b w:val="0"/>
           <w:sz w:val="21"/>
         </w:rPr>
-        <w:t xml:space="preserve">① </w:t>
+        <w:t xml:space="preserve">장기출장·휴직·파견은 </w:t>
       </w:r>
       <w:r>
         <w:rPr>
@@ -15694,7 +16226,7 @@
           <w:b/>
           <w:sz w:val="21"/>
         </w:rPr>
-        <w:t>가동일</w:t>
+        <w:t>돌아와서 그 기간을 소급 입력할 수 있어야</w:t>
       </w:r>
       <w:r>
         <w:rPr>
@@ -15702,7 +16234,7 @@
           <w:b w:val="0"/>
           <w:sz w:val="21"/>
         </w:rPr>
-        <w:t xml:space="preserve">에서 빼야 기록 충실도가 억울하게 깎이지 않고, ② </w:t>
+        <w:t xml:space="preserve"> 하므로 입력표에 그대로 세웁니다. 「집계 제외」는 애초에 적을 사람이 아니라 </w:t>
       </w:r>
       <w:r>
         <w:rPr>
@@ -15710,7 +16242,7 @@
           <w:b/>
           <w:sz w:val="21"/>
         </w:rPr>
-        <w:t>야간·휴일</w:t>
+        <w:t>입력표에서도 뺍니다</w:t>
       </w:r>
       <w:r>
         <w:rPr>
@@ -15718,7 +16250,7 @@
           <w:b w:val="0"/>
           <w:sz w:val="21"/>
         </w:rPr>
-        <w:t xml:space="preserve"> 시간을 세려면 어느 날이 쉬는 날인지 알아야 합니다. 이 표는 KPI 추적 시스템도 함께 읽습니다.</w:t>
+        <w:t xml:space="preserve"> — 남겨 두면 빈 칸이 「미입력」으로 보입니다.</w:t>
       </w:r>
     </w:p>
     <w:p>
@@ -15727,18 +16259,18 @@
         <w:spacing w:before="120" w:after="160"/>
         <w:ind w:left="170"/>
         <w:pBdr>
-          <w:left w:val="single" w:sz="18" w:space="6" w:color="C77700"/>
+          <w:left w:val="single" w:sz="18" w:space="6" w:color="005A9E"/>
         </w:pBdr>
-        <w:shd w:val="clear" w:color="auto" w:fill="FDF3E7"/>
+        <w:shd w:val="clear" w:color="auto" w:fill="F2F7FB"/>
       </w:pPr>
       <w:r>
         <w:rPr>
           <w:rFonts w:ascii="맑은 고딕" w:hAnsi="맑은 고딕" w:eastAsia="맑은 고딕" w:cs="맑은 고딕"/>
           <w:b/>
-          <w:color w:val="C77700"/>
-          <w:sz w:val="21"/>
-        </w:rPr>
-        <w:t xml:space="preserve">받아 온 것이 0건이면 기존 표를 지우지 않습니다  </w:t>
+          <w:color w:val="005A9E"/>
+          <w:sz w:val="21"/>
+        </w:rPr>
+        <w:t xml:space="preserve">한 번 등록하면 KPI 추적 시스템도 함께 바뀝니다  </w:t>
       </w:r>
       <w:r>
         <w:rPr>
@@ -15746,7 +16278,7 @@
           <w:b w:val="0"/>
           <w:sz w:val="21"/>
         </w:rPr>
-        <w:t xml:space="preserve">외부 달력이 잠깐 응답하지 않을 때 표가 통째로 비어 </w:t>
+        <w:t xml:space="preserve">두 시스템이 </w:t>
       </w:r>
       <w:r>
         <w:rPr>
@@ -15754,7 +16286,7 @@
           <w:b/>
           <w:sz w:val="21"/>
         </w:rPr>
-        <w:t>모든 날이 영업일이 되는</w:t>
+        <w:t>같은 표</w:t>
       </w:r>
       <w:r>
         <w:rPr>
@@ -15762,15 +16294,47 @@
           <w:b w:val="0"/>
           <w:sz w:val="21"/>
         </w:rPr>
-        <w:t xml:space="preserve"> 사고를 막기 위한 처리입니다.</w:t>
-      </w:r>
-    </w:p>
-    <w:p>
-      <w:pPr>
-        <w:pStyle w:val="Heading1"/>
-      </w:pPr>
-      <w:r>
-        <w:t>Jira 연동 [관리자]</w:t>
+        <w:t>를 읽습니다. 여기서 등록하면 :8082 와 :8083 의 숫자가 함께 움직입니다.</w:t>
+      </w:r>
+    </w:p>
+    <w:p>
+      <w:r>
+        <w:rPr>
+          <w:rFonts w:ascii="맑은 고딕" w:hAnsi="맑은 고딕" w:eastAsia="맑은 고딕" w:cs="맑은 고딕"/>
+          <w:b w:val="0"/>
+          <w:sz w:val="21"/>
+        </w:rPr>
+        <w:t xml:space="preserve">이 기간을 뺀 날 수가 </w:t>
+      </w:r>
+      <w:r>
+        <w:rPr>
+          <w:rFonts w:ascii="맑은 고딕" w:hAnsi="맑은 고딕" w:eastAsia="맑은 고딕" w:cs="맑은 고딕"/>
+          <w:b/>
+          <w:sz w:val="21"/>
+        </w:rPr>
+        <w:t>가동일</w:t>
+      </w:r>
+      <w:r>
+        <w:rPr>
+          <w:rFonts w:ascii="맑은 고딕" w:hAnsi="맑은 고딕" w:eastAsia="맑은 고딕" w:cs="맑은 고딕"/>
+          <w:b w:val="0"/>
+          <w:sz w:val="21"/>
+        </w:rPr>
+        <w:t>입니다. 모든 비율의 분모가 이 값입니다.</w:t>
+      </w:r>
+    </w:p>
+    <w:p>
+      <w:pPr>
+        <w:spacing w:before="80" w:after="120"/>
+        <w:ind w:left="454"/>
+      </w:pPr>
+      <w:r>
+        <w:rPr>
+          <w:rFonts w:ascii="Consolas" w:hAnsi="Consolas" w:eastAsia="Consolas" w:cs="Consolas"/>
+          <w:color w:val="333333"/>
+          <w:sz w:val="21"/>
+        </w:rPr>
+        <w:t>가동일 = 그 기간의 영업일(주말·공휴일 제외) − 재직 기간 밖 − 부재일</w:t>
       </w:r>
     </w:p>
     <w:p>
@@ -15778,7 +16342,7 @@
         <w:pStyle w:val="Heading2"/>
       </w:pPr>
       <w:r>
-        <w:t>10.1 동기화 방법</w:t>
+        <w:t>9.7 공휴일표</w:t>
       </w:r>
     </w:p>
     <w:p>
@@ -15788,29 +16352,15 @@
           <w:b w:val="0"/>
           <w:sz w:val="21"/>
         </w:rPr>
-        <w:t>업무 목록은 Jira에서 가져옵니다. Jira에 새 이슈가 생겼으면 동기화를 실행합니다.</w:t>
-      </w:r>
-    </w:p>
-    <w:p>
-      <w:pPr>
-        <w:spacing w:after="60"/>
-        <w:ind w:left="340"/>
-      </w:pPr>
+        <w:t xml:space="preserve">[설정] 탭의 「공휴일」 카드에서 봅니다. </w:t>
+      </w:r>
       <w:r>
         <w:rPr>
           <w:rFonts w:ascii="맑은 고딕" w:hAnsi="맑은 고딕" w:eastAsia="맑은 고딕" w:cs="맑은 고딕"/>
           <w:b/>
           <w:sz w:val="21"/>
         </w:rPr>
-        <w:t xml:space="preserve">1. </w:t>
-      </w:r>
-      <w:r>
-        <w:rPr>
-          <w:rFonts w:ascii="맑은 고딕" w:hAnsi="맑은 고딕" w:eastAsia="맑은 고딕" w:cs="맑은 고딕"/>
-          <w:b/>
-          <w:sz w:val="21"/>
-        </w:rPr>
-        <w:t>「설정」</w:t>
+        <w:t>하루 한 번 자동으로</w:t>
       </w:r>
       <w:r>
         <w:rPr>
@@ -15818,59 +16368,7 @@
           <w:b w:val="0"/>
           <w:sz w:val="21"/>
         </w:rPr>
-        <w:t xml:space="preserve"> 탭으로 갑니다.</w:t>
-      </w:r>
-    </w:p>
-    <w:p>
-      <w:pPr>
-        <w:spacing w:after="60"/>
-        <w:ind w:left="340"/>
-      </w:pPr>
-      <w:r>
-        <w:rPr>
-          <w:rFonts w:ascii="맑은 고딕" w:hAnsi="맑은 고딕" w:eastAsia="맑은 고딕" w:cs="맑은 고딕"/>
-          <w:b/>
-          <w:sz w:val="21"/>
-        </w:rPr>
-        <w:t xml:space="preserve">2. </w:t>
-      </w:r>
-      <w:r>
-        <w:rPr>
-          <w:rFonts w:ascii="맑은 고딕" w:hAnsi="맑은 고딕" w:eastAsia="맑은 고딕" w:cs="맑은 고딕"/>
-          <w:b/>
-          <w:sz w:val="21"/>
-        </w:rPr>
-        <w:t>「Jira 동기화」</w:t>
-      </w:r>
-      <w:r>
-        <w:rPr>
-          <w:rFonts w:ascii="맑은 고딕" w:hAnsi="맑은 고딕" w:eastAsia="맑은 고딕" w:cs="맑은 고딕"/>
-          <w:b w:val="0"/>
-          <w:sz w:val="21"/>
-        </w:rPr>
-        <w:t xml:space="preserve"> 버튼을 누릅니다.</w:t>
-      </w:r>
-    </w:p>
-    <w:p>
-      <w:pPr>
-        <w:spacing w:after="60"/>
-        <w:ind w:left="340"/>
-      </w:pPr>
-      <w:r>
-        <w:rPr>
-          <w:rFonts w:ascii="맑은 고딕" w:hAnsi="맑은 고딕" w:eastAsia="맑은 고딕" w:cs="맑은 고딕"/>
-          <w:b/>
-          <w:sz w:val="21"/>
-        </w:rPr>
-        <w:t xml:space="preserve">3. </w:t>
-      </w:r>
-      <w:r>
-        <w:rPr>
-          <w:rFonts w:ascii="맑은 고딕" w:hAnsi="맑은 고딕" w:eastAsia="맑은 고딕" w:cs="맑은 고딕"/>
-          <w:b w:val="0"/>
-          <w:sz w:val="21"/>
-        </w:rPr>
-        <w:t>「동기화 중…」 알림이 사라지고 완료 메시지가 나오면 끝입니다 (보통 2초 안).</w:t>
+        <w:t xml:space="preserve"> 외부 달력에서 받아 오므로 해마다 손으로 넣을 일이 없고, 임시 공휴일이 생겨도 따라 들어옵니다.</w:t>
       </w:r>
     </w:p>
     <w:p>
@@ -15882,7 +16380,7 @@
       <w:r>
         <w:drawing>
           <wp:inline xmlns:a="http://schemas.openxmlformats.org/drawingml/2006/main" xmlns:pic="http://schemas.openxmlformats.org/drawingml/2006/picture">
-            <wp:extent cx="4500000" cy="943548"/>
+            <wp:extent cx="3477600" cy="2124204"/>
             <wp:docPr id="53" name="Picture 53"/>
             <wp:cNvGraphicFramePr>
               <a:graphicFrameLocks noChangeAspect="1"/>
@@ -15891,7 +16389,7 @@
               <a:graphicData uri="http://schemas.openxmlformats.org/drawingml/2006/picture">
                 <pic:pic>
                   <pic:nvPicPr>
-                    <pic:cNvPr id="0" name="36_Jira동기화.png"/>
+                    <pic:cNvPr id="0" name="60_설정_공휴일.png"/>
                     <pic:cNvPicPr/>
                   </pic:nvPicPr>
                   <pic:blipFill>
@@ -15903,7 +16401,7 @@
                   <pic:spPr>
                     <a:xfrm>
                       <a:off x="0" y="0"/>
-                      <a:ext cx="4500000" cy="943548"/>
+                      <a:ext cx="3477600" cy="2124204"/>
                     </a:xfrm>
                     <a:prstGeom prst="rect"/>
                   </pic:spPr>
@@ -15925,556 +16423,7 @@
           <w:color w:val="777777"/>
           <w:sz w:val="18"/>
         </w:rPr>
-        <w:t>그림 9-1  Jira 동기화 버튼과 토큰 남은 일수</w:t>
-      </w:r>
-    </w:p>
-    <w:p>
-      <w:pPr>
-        <w:keepNext/>
-        <w:spacing w:line="240" w:lineRule="auto" w:after="40"/>
-        <w:jc w:val="center"/>
-      </w:pPr>
-      <w:r>
-        <w:drawing>
-          <wp:inline xmlns:a="http://schemas.openxmlformats.org/drawingml/2006/main" xmlns:pic="http://schemas.openxmlformats.org/drawingml/2006/picture">
-            <wp:extent cx="1951200" cy="1021331"/>
-            <wp:docPr id="54" name="Picture 54"/>
-            <wp:cNvGraphicFramePr>
-              <a:graphicFrameLocks noChangeAspect="1"/>
-            </wp:cNvGraphicFramePr>
-            <a:graphic>
-              <a:graphicData uri="http://schemas.openxmlformats.org/drawingml/2006/picture">
-                <pic:pic>
-                  <pic:nvPicPr>
-                    <pic:cNvPr id="0" name="37_동기화중.png"/>
-                    <pic:cNvPicPr/>
-                  </pic:nvPicPr>
-                  <pic:blipFill>
-                    <a:blip r:embed="rId63"/>
-                    <a:stretch>
-                      <a:fillRect/>
-                    </a:stretch>
-                  </pic:blipFill>
-                  <pic:spPr>
-                    <a:xfrm>
-                      <a:off x="0" y="0"/>
-                      <a:ext cx="1951200" cy="1021331"/>
-                    </a:xfrm>
-                    <a:prstGeom prst="rect"/>
-                  </pic:spPr>
-                </pic:pic>
-              </a:graphicData>
-            </a:graphic>
-          </wp:inline>
-        </w:drawing>
-      </w:r>
-    </w:p>
-    <w:p>
-      <w:pPr>
-        <w:spacing w:line="240" w:lineRule="auto" w:after="140"/>
-        <w:jc w:val="center"/>
-      </w:pPr>
-      <w:r>
-        <w:rPr>
-          <w:rFonts w:ascii="맑은 고딕" w:hAnsi="맑은 고딕" w:eastAsia="맑은 고딕" w:cs="맑은 고딕"/>
-          <w:color w:val="777777"/>
-          <w:sz w:val="18"/>
-        </w:rPr>
-        <w:t>그림 9-2  진행 중에는 「동기화 중…」 이 계속 표시됩니다</w:t>
-      </w:r>
-    </w:p>
-    <w:p>
-      <w:pPr>
-        <w:keepNext/>
-        <w:spacing w:line="240" w:lineRule="auto" w:after="40"/>
-        <w:jc w:val="center"/>
-      </w:pPr>
-      <w:r>
-        <w:drawing>
-          <wp:inline xmlns:a="http://schemas.openxmlformats.org/drawingml/2006/main" xmlns:pic="http://schemas.openxmlformats.org/drawingml/2006/picture">
-            <wp:extent cx="3841200" cy="1158457"/>
-            <wp:docPr id="55" name="Picture 55"/>
-            <wp:cNvGraphicFramePr>
-              <a:graphicFrameLocks noChangeAspect="1"/>
-            </wp:cNvGraphicFramePr>
-            <a:graphic>
-              <a:graphicData uri="http://schemas.openxmlformats.org/drawingml/2006/picture">
-                <pic:pic>
-                  <pic:nvPicPr>
-                    <pic:cNvPr id="0" name="37_동기화완료.png"/>
-                    <pic:cNvPicPr/>
-                  </pic:nvPicPr>
-                  <pic:blipFill>
-                    <a:blip r:embed="rId64"/>
-                    <a:stretch>
-                      <a:fillRect/>
-                    </a:stretch>
-                  </pic:blipFill>
-                  <pic:spPr>
-                    <a:xfrm>
-                      <a:off x="0" y="0"/>
-                      <a:ext cx="3841200" cy="1158457"/>
-                    </a:xfrm>
-                    <a:prstGeom prst="rect"/>
-                  </pic:spPr>
-                </pic:pic>
-              </a:graphicData>
-            </a:graphic>
-          </wp:inline>
-        </w:drawing>
-      </w:r>
-    </w:p>
-    <w:p>
-      <w:pPr>
-        <w:spacing w:line="240" w:lineRule="auto" w:after="140"/>
-        <w:jc w:val="center"/>
-      </w:pPr>
-      <w:r>
-        <w:rPr>
-          <w:rFonts w:ascii="맑은 고딕" w:hAnsi="맑은 고딕" w:eastAsia="맑은 고딕" w:cs="맑은 고딕"/>
-          <w:color w:val="777777"/>
-          <w:sz w:val="18"/>
-        </w:rPr>
-        <w:t>그림 9-3  완료 알림 — 가져온 상위업무 수가 함께 나옵니다</w:t>
-      </w:r>
-    </w:p>
-    <w:p>
-      <w:pPr>
-        <w:keepLines/>
-        <w:spacing w:before="120" w:after="160"/>
-        <w:ind w:left="170"/>
-        <w:pBdr>
-          <w:left w:val="single" w:sz="18" w:space="6" w:color="005A9E"/>
-        </w:pBdr>
-        <w:shd w:val="clear" w:color="auto" w:fill="F2F7FB"/>
-      </w:pPr>
-      <w:r>
-        <w:rPr>
-          <w:rFonts w:ascii="맑은 고딕" w:hAnsi="맑은 고딕" w:eastAsia="맑은 고딕" w:cs="맑은 고딕"/>
-          <w:b/>
-          <w:color w:val="005A9E"/>
-          <w:sz w:val="21"/>
-        </w:rPr>
-        <w:t xml:space="preserve">누구나 실행할 수 있습니다  </w:t>
-      </w:r>
-      <w:r>
-        <w:rPr>
-          <w:rFonts w:ascii="맑은 고딕" w:hAnsi="맑은 고딕" w:eastAsia="맑은 고딕" w:cs="맑은 고딕"/>
-          <w:b w:val="0"/>
-          <w:sz w:val="21"/>
-        </w:rPr>
-        <w:t>Jira 접속 정보는 서버에만 있으므로 별도 로그인 없이 버튼만 누르면 됩니다.</w:t>
-      </w:r>
-    </w:p>
-    <w:p>
-      <w:pPr>
-        <w:pStyle w:val="Heading2"/>
-      </w:pPr>
-      <w:r>
-        <w:t>10.2 안전장치</w:t>
-      </w:r>
-    </w:p>
-    <w:p>
-      <w:r>
-        <w:rPr>
-          <w:rFonts w:ascii="맑은 고딕" w:hAnsi="맑은 고딕" w:eastAsia="맑은 고딕" w:cs="맑은 고딕"/>
-          <w:b w:val="0"/>
-          <w:sz w:val="21"/>
-        </w:rPr>
-        <w:t>동기화는 기존 목록을 지우고 새로 넣는 방식이라, 사고를 막는 장치가 들어 있습니다.</w:t>
-      </w:r>
-    </w:p>
-    <w:tbl>
-      <w:tblPr>
-        <w:tblStyle w:val="TableGrid"/>
-        <w:tblW w:type="auto" w:w="0"/>
-        <w:jc w:val="center"/>
-        <w:tblLook w:firstColumn="1" w:firstRow="1" w:lastColumn="0" w:lastRow="0" w:noHBand="0" w:noVBand="1" w:val="04A0"/>
-      </w:tblPr>
-      <w:tblGrid>
-        <w:gridCol w:w="4706"/>
-        <w:gridCol w:w="4706"/>
-      </w:tblGrid>
-      <w:tr>
-        <w:trPr>
-          <w:cantSplit/>
-          <w:tblHeader/>
-        </w:trPr>
-        <w:tc>
-          <w:tcPr>
-            <w:tcW w:type="dxa" w:w="2608"/>
-            <w:shd w:val="clear" w:color="auto" w:fill="005A9E"/>
-            <w:vAlign w:val="center"/>
-          </w:tcPr>
-          <w:p>
-            <w:pPr>
-              <w:spacing w:before="0" w:after="0" w:line="240" w:lineRule="auto"/>
-              <w:jc w:val="center"/>
-            </w:pPr>
-            <w:r/>
-            <w:r>
-              <w:rPr>
-                <w:rFonts w:ascii="맑은 고딕" w:hAnsi="맑은 고딕" w:eastAsia="맑은 고딕" w:cs="맑은 고딕"/>
-                <w:b/>
-                <w:color w:val="FFFFFF"/>
-                <w:sz w:val="20"/>
-              </w:rPr>
-              <w:t>장치</w:t>
-            </w:r>
-          </w:p>
-        </w:tc>
-        <w:tc>
-          <w:tcPr>
-            <w:tcW w:type="dxa" w:w="6009"/>
-            <w:shd w:val="clear" w:color="auto" w:fill="005A9E"/>
-            <w:vAlign w:val="center"/>
-          </w:tcPr>
-          <w:p>
-            <w:pPr>
-              <w:spacing w:before="0" w:after="0" w:line="240" w:lineRule="auto"/>
-              <w:jc w:val="center"/>
-            </w:pPr>
-            <w:r/>
-            <w:r>
-              <w:rPr>
-                <w:rFonts w:ascii="맑은 고딕" w:hAnsi="맑은 고딕" w:eastAsia="맑은 고딕" w:cs="맑은 고딕"/>
-                <w:b/>
-                <w:color w:val="FFFFFF"/>
-                <w:sz w:val="20"/>
-              </w:rPr>
-              <w:t>무엇을 막나</w:t>
-            </w:r>
-          </w:p>
-        </w:tc>
-      </w:tr>
-      <w:tr>
-        <w:trPr>
-          <w:cantSplit/>
-        </w:trPr>
-        <w:tc>
-          <w:tcPr>
-            <w:tcW w:type="dxa" w:w="2608"/>
-            <w:vAlign w:val="center"/>
-          </w:tcPr>
-          <w:p>
-            <w:pPr>
-              <w:spacing w:before="0" w:after="0" w:line="240" w:lineRule="auto"/>
-            </w:pPr>
-            <w:r/>
-            <w:r>
-              <w:rPr>
-                <w:rFonts w:ascii="맑은 고딕" w:hAnsi="맑은 고딕" w:eastAsia="맑은 고딕" w:cs="맑은 고딕"/>
-                <w:b/>
-                <w:sz w:val="20"/>
-              </w:rPr>
-              <w:t>조회 결과가 0건이면 중단</w:t>
-            </w:r>
-          </w:p>
-        </w:tc>
-        <w:tc>
-          <w:tcPr>
-            <w:tcW w:type="dxa" w:w="6009"/>
-            <w:vAlign w:val="center"/>
-          </w:tcPr>
-          <w:p>
-            <w:pPr>
-              <w:spacing w:before="0" w:after="0" w:line="240" w:lineRule="auto"/>
-            </w:pPr>
-            <w:r/>
-            <w:r>
-              <w:rPr>
-                <w:rFonts w:ascii="맑은 고딕" w:hAnsi="맑은 고딕" w:eastAsia="맑은 고딕" w:cs="맑은 고딕"/>
-                <w:b w:val="0"/>
-                <w:sz w:val="20"/>
-              </w:rPr>
-              <w:t>Jira 오류를 빈 목록으로 착각해 업무 목록을 전량 삭제하는 사고</w:t>
-            </w:r>
-          </w:p>
-        </w:tc>
-      </w:tr>
-      <w:tr>
-        <w:trPr>
-          <w:cantSplit/>
-        </w:trPr>
-        <w:tc>
-          <w:tcPr>
-            <w:tcW w:type="dxa" w:w="2608"/>
-            <w:vAlign w:val="center"/>
-          </w:tcPr>
-          <w:p>
-            <w:pPr>
-              <w:spacing w:before="0" w:after="0" w:line="240" w:lineRule="auto"/>
-            </w:pPr>
-            <w:r/>
-            <w:r>
-              <w:rPr>
-                <w:rFonts w:ascii="맑은 고딕" w:hAnsi="맑은 고딕" w:eastAsia="맑은 고딕" w:cs="맑은 고딕"/>
-                <w:b/>
-                <w:sz w:val="20"/>
-              </w:rPr>
-              <w:t>같은 페이지 반복 감지</w:t>
-            </w:r>
-          </w:p>
-        </w:tc>
-        <w:tc>
-          <w:tcPr>
-            <w:tcW w:type="dxa" w:w="6009"/>
-            <w:vAlign w:val="center"/>
-          </w:tcPr>
-          <w:p>
-            <w:pPr>
-              <w:spacing w:before="0" w:after="0" w:line="240" w:lineRule="auto"/>
-            </w:pPr>
-            <w:r/>
-            <w:r>
-              <w:rPr>
-                <w:rFonts w:ascii="맑은 고딕" w:hAnsi="맑은 고딕" w:eastAsia="맑은 고딕" w:cs="맑은 고딕"/>
-                <w:b w:val="0"/>
-                <w:sz w:val="20"/>
-              </w:rPr>
-              <w:t>응답이 끝나지 않아 서버가 멈추는 문제</w:t>
-            </w:r>
-          </w:p>
-        </w:tc>
-      </w:tr>
-      <w:tr>
-        <w:trPr>
-          <w:cantSplit/>
-        </w:trPr>
-        <w:tc>
-          <w:tcPr>
-            <w:tcW w:type="dxa" w:w="2608"/>
-            <w:vAlign w:val="center"/>
-          </w:tcPr>
-          <w:p>
-            <w:pPr>
-              <w:spacing w:before="0" w:after="0" w:line="240" w:lineRule="auto"/>
-            </w:pPr>
-            <w:r/>
-            <w:r>
-              <w:rPr>
-                <w:rFonts w:ascii="맑은 고딕" w:hAnsi="맑은 고딕" w:eastAsia="맑은 고딕" w:cs="맑은 고딕"/>
-                <w:b/>
-                <w:sz w:val="20"/>
-              </w:rPr>
-              <w:t>30초 응답 제한</w:t>
-            </w:r>
-          </w:p>
-        </w:tc>
-        <w:tc>
-          <w:tcPr>
-            <w:tcW w:type="dxa" w:w="6009"/>
-            <w:vAlign w:val="center"/>
-          </w:tcPr>
-          <w:p>
-            <w:pPr>
-              <w:spacing w:before="0" w:after="0" w:line="240" w:lineRule="auto"/>
-            </w:pPr>
-            <w:r/>
-            <w:r>
-              <w:rPr>
-                <w:rFonts w:ascii="맑은 고딕" w:hAnsi="맑은 고딕" w:eastAsia="맑은 고딕" w:cs="맑은 고딕"/>
-                <w:b w:val="0"/>
-                <w:sz w:val="20"/>
-              </w:rPr>
-              <w:t>Jira가 응답하지 않을 때 무한 대기</w:t>
-            </w:r>
-          </w:p>
-        </w:tc>
-      </w:tr>
-      <w:tr>
-        <w:trPr>
-          <w:cantSplit/>
-        </w:trPr>
-        <w:tc>
-          <w:tcPr>
-            <w:tcW w:type="dxa" w:w="2608"/>
-            <w:vAlign w:val="center"/>
-          </w:tcPr>
-          <w:p>
-            <w:pPr>
-              <w:spacing w:before="0" w:after="0" w:line="240" w:lineRule="auto"/>
-            </w:pPr>
-            <w:r/>
-            <w:r>
-              <w:rPr>
-                <w:rFonts w:ascii="맑은 고딕" w:hAnsi="맑은 고딕" w:eastAsia="맑은 고딕" w:cs="맑은 고딕"/>
-                <w:b/>
-                <w:sz w:val="20"/>
-              </w:rPr>
-              <w:t>직접 추가분 보존</w:t>
-            </w:r>
-          </w:p>
-        </w:tc>
-        <w:tc>
-          <w:tcPr>
-            <w:tcW w:type="dxa" w:w="6009"/>
-            <w:vAlign w:val="center"/>
-          </w:tcPr>
-          <w:p>
-            <w:pPr>
-              <w:spacing w:before="0" w:after="0" w:line="240" w:lineRule="auto"/>
-            </w:pPr>
-            <w:r/>
-            <w:r>
-              <w:rPr>
-                <w:rFonts w:ascii="맑은 고딕" w:hAnsi="맑은 고딕" w:eastAsia="맑은 고딕" w:cs="맑은 고딕"/>
-                <w:b w:val="0"/>
-                <w:sz w:val="20"/>
-              </w:rPr>
-              <w:t>손으로 넣은 업무는 동기화해도 지워지지 않습니다</w:t>
-            </w:r>
-          </w:p>
-        </w:tc>
-      </w:tr>
-    </w:tbl>
-    <w:p/>
-    <w:p>
-      <w:pPr>
-        <w:pStyle w:val="Heading2"/>
-      </w:pPr>
-      <w:r>
-        <w:t>10.3 토큰 관리</w:t>
-      </w:r>
-    </w:p>
-    <w:p>
-      <w:r>
-        <w:rPr>
-          <w:rFonts w:ascii="맑은 고딕" w:hAnsi="맑은 고딕" w:eastAsia="맑은 고딕" w:cs="맑은 고딕"/>
-          <w:b w:val="0"/>
-          <w:sz w:val="21"/>
-        </w:rPr>
-        <w:t xml:space="preserve">Jira 접속에 쓰는 </w:t>
-      </w:r>
-      <w:r>
-        <w:rPr>
-          <w:rFonts w:ascii="맑은 고딕" w:hAnsi="맑은 고딕" w:eastAsia="맑은 고딕" w:cs="맑은 고딕"/>
-          <w:b/>
-          <w:sz w:val="21"/>
-        </w:rPr>
-        <w:t>API 토큰은 유효기간이 최대 1년</w:t>
-      </w:r>
-      <w:r>
-        <w:rPr>
-          <w:rFonts w:ascii="맑은 고딕" w:hAnsi="맑은 고딕" w:eastAsia="맑은 고딕" w:cs="맑은 고딕"/>
-          <w:b w:val="0"/>
-          <w:sz w:val="21"/>
-        </w:rPr>
-        <w:t>입니다. Atlassian 정책이라 무기한 토큰은 발급되지 않습니다.</w:t>
-      </w:r>
-    </w:p>
-    <w:p>
-      <w:pPr>
-        <w:keepLines/>
-        <w:spacing w:before="120" w:after="160"/>
-        <w:ind w:left="170"/>
-        <w:pBdr>
-          <w:left w:val="single" w:sz="18" w:space="6" w:color="005A9E"/>
-        </w:pBdr>
-        <w:shd w:val="clear" w:color="auto" w:fill="F2F7FB"/>
-      </w:pPr>
-      <w:r>
-        <w:rPr>
-          <w:rFonts w:ascii="맑은 고딕" w:hAnsi="맑은 고딕" w:eastAsia="맑은 고딕" w:cs="맑은 고딕"/>
-          <w:b/>
-          <w:color w:val="005A9E"/>
-          <w:sz w:val="21"/>
-        </w:rPr>
-        <w:t xml:space="preserve">만료 30일 전부터 화면이 알려 줍니다  </w:t>
-      </w:r>
-      <w:r>
-        <w:rPr>
-          <w:rFonts w:ascii="맑은 고딕" w:hAnsi="맑은 고딕" w:eastAsia="맑은 고딕" w:cs="맑은 고딕"/>
-          <w:b w:val="0"/>
-          <w:sz w:val="21"/>
-        </w:rPr>
-        <w:t>설정 탭에 남은 일수가 상시 표시되고, 30일 이내가 되면 화면 맨 위에 경고 띠가 나타납니다. 만료되면 빨간 띠로 바뀝니다.</w:t>
-      </w:r>
-    </w:p>
-    <w:p>
-      <w:r>
-        <w:rPr>
-          <w:rFonts w:ascii="맑은 고딕" w:hAnsi="맑은 고딕" w:eastAsia="맑은 고딕" w:cs="맑은 고딕"/>
-          <w:b w:val="0"/>
-          <w:sz w:val="21"/>
-        </w:rPr>
-        <w:t>갱신 절차는 이렇습니다.</w:t>
-      </w:r>
-    </w:p>
-    <w:p>
-      <w:pPr>
-        <w:spacing w:after="60"/>
-        <w:ind w:left="340"/>
-      </w:pPr>
-      <w:r>
-        <w:rPr>
-          <w:rFonts w:ascii="맑은 고딕" w:hAnsi="맑은 고딕" w:eastAsia="맑은 고딕" w:cs="맑은 고딕"/>
-          <w:b/>
-          <w:sz w:val="21"/>
-        </w:rPr>
-        <w:t xml:space="preserve">1. </w:t>
-      </w:r>
-      <w:r>
-        <w:rPr>
-          <w:rFonts w:ascii="맑은 고딕" w:hAnsi="맑은 고딕" w:eastAsia="맑은 고딕" w:cs="맑은 고딕"/>
-          <w:b w:val="0"/>
-          <w:sz w:val="21"/>
-        </w:rPr>
-        <w:t>Atlassian 계정 설정 → 보안 → API 토큰에서 새 토큰을 만듭니다.</w:t>
-      </w:r>
-    </w:p>
-    <w:p>
-      <w:pPr>
-        <w:spacing w:after="60"/>
-        <w:ind w:left="340"/>
-      </w:pPr>
-      <w:r>
-        <w:rPr>
-          <w:rFonts w:ascii="맑은 고딕" w:hAnsi="맑은 고딕" w:eastAsia="맑은 고딕" w:cs="맑은 고딕"/>
-          <w:b/>
-          <w:sz w:val="21"/>
-        </w:rPr>
-        <w:t xml:space="preserve">2. </w:t>
-      </w:r>
-      <w:r>
-        <w:rPr>
-          <w:rFonts w:ascii="맑은 고딕" w:hAnsi="맑은 고딕" w:eastAsia="맑은 고딕" w:cs="맑은 고딕"/>
-          <w:b w:val="0"/>
-          <w:sz w:val="21"/>
-        </w:rPr>
-        <w:t>서버의 접속 정보 파일(.env)에서 토큰과 만료일을 바꿉니다.</w:t>
-      </w:r>
-    </w:p>
-    <w:p>
-      <w:pPr>
-        <w:spacing w:after="60"/>
-        <w:ind w:left="340"/>
-      </w:pPr>
-      <w:r>
-        <w:rPr>
-          <w:rFonts w:ascii="맑은 고딕" w:hAnsi="맑은 고딕" w:eastAsia="맑은 고딕" w:cs="맑은 고딕"/>
-          <w:b/>
-          <w:sz w:val="21"/>
-        </w:rPr>
-        <w:t xml:space="preserve">3. </w:t>
-      </w:r>
-      <w:r>
-        <w:rPr>
-          <w:rFonts w:ascii="맑은 고딕" w:hAnsi="맑은 고딕" w:eastAsia="맑은 고딕" w:cs="맑은 고딕"/>
-          <w:b w:val="0"/>
-          <w:sz w:val="21"/>
-        </w:rPr>
-        <w:t>배포 스크립트를 실행해 반영합니다 (10.3절 참고).</w:t>
-      </w:r>
-    </w:p>
-    <w:p>
-      <w:r>
-        <w:rPr>
-          <w:rFonts w:ascii="맑은 고딕" w:hAnsi="맑은 고딕" w:eastAsia="맑은 고딕" w:cs="맑은 고딕"/>
-          <w:b w:val="0"/>
-          <w:sz w:val="21"/>
-        </w:rPr>
-        <w:t>경고 띠는 만료 30일 이내에만 나타나므로 평소에는 보이지 않습니다. 표시되는 모습은 아래와 같습니다.</w:t>
+        <w:t>그림 9-4  공휴일 카드 — 「자동」과 「직접」이 배지로 구분됩니다</w:t>
       </w:r>
     </w:p>
     <w:tbl>
@@ -16496,7 +16445,7 @@
         </w:trPr>
         <w:tc>
           <w:tcPr>
-            <w:tcW w:type="dxa" w:w="1474"/>
+            <w:tcW w:type="dxa" w:w="1361"/>
             <w:shd w:val="clear" w:color="auto" w:fill="005A9E"/>
             <w:vAlign w:val="center"/>
           </w:tcPr>
@@ -16513,13 +16462,13 @@
                 <w:color w:val="FFFFFF"/>
                 <w:sz w:val="20"/>
               </w:rPr>
-              <w:t>남은 기간</w:t>
-            </w:r>
-          </w:p>
-        </w:tc>
-        <w:tc>
-          <w:tcPr>
-            <w:tcW w:type="dxa" w:w="1361"/>
+              <w:t>구분</w:t>
+            </w:r>
+          </w:p>
+        </w:tc>
+        <w:tc>
+          <w:tcPr>
+            <w:tcW w:type="dxa" w:w="4195"/>
             <w:shd w:val="clear" w:color="auto" w:fill="005A9E"/>
             <w:vAlign w:val="center"/>
           </w:tcPr>
@@ -16536,13 +16485,13 @@
                 <w:color w:val="FFFFFF"/>
                 <w:sz w:val="20"/>
               </w:rPr>
-              <w:t>화면</w:t>
-            </w:r>
-          </w:p>
-        </w:tc>
-        <w:tc>
-          <w:tcPr>
-            <w:tcW w:type="dxa" w:w="5783"/>
+              <w:t>어디서 오나</w:t>
+            </w:r>
+          </w:p>
+        </w:tc>
+        <w:tc>
+          <w:tcPr>
+            <w:tcW w:type="dxa" w:w="3061"/>
             <w:shd w:val="clear" w:color="auto" w:fill="005A9E"/>
             <w:vAlign w:val="center"/>
           </w:tcPr>
@@ -16559,7 +16508,7 @@
                 <w:color w:val="FFFFFF"/>
                 <w:sz w:val="20"/>
               </w:rPr>
-              <w:t>문구</w:t>
+              <w:t>지울 수 있나</w:t>
             </w:r>
           </w:p>
         </w:tc>
@@ -16570,7 +16519,7 @@
         </w:trPr>
         <w:tc>
           <w:tcPr>
-            <w:tcW w:type="dxa" w:w="1474"/>
+            <w:tcW w:type="dxa" w:w="1361"/>
             <w:vAlign w:val="center"/>
           </w:tcPr>
           <w:p>
@@ -16584,13 +16533,13 @@
                 <w:b/>
                 <w:sz w:val="20"/>
               </w:rPr>
-              <w:t>31일 이상</w:t>
-            </w:r>
-          </w:p>
-        </w:tc>
-        <w:tc>
-          <w:tcPr>
-            <w:tcW w:type="dxa" w:w="1361"/>
+              <w:t>자동</w:t>
+            </w:r>
+          </w:p>
+        </w:tc>
+        <w:tc>
+          <w:tcPr>
+            <w:tcW w:type="dxa" w:w="4195"/>
             <w:vAlign w:val="center"/>
           </w:tcPr>
           <w:p>
@@ -16604,13 +16553,13 @@
                 <w:b w:val="0"/>
                 <w:sz w:val="20"/>
               </w:rPr>
-              <w:t>경고 없음</w:t>
-            </w:r>
-          </w:p>
-        </w:tc>
-        <w:tc>
-          <w:tcPr>
-            <w:tcW w:type="dxa" w:w="5783"/>
+              <w:t>외부 달력에서 하루 한 번</w:t>
+            </w:r>
+          </w:p>
+        </w:tc>
+        <w:tc>
+          <w:tcPr>
+            <w:tcW w:type="dxa" w:w="3061"/>
             <w:vAlign w:val="center"/>
           </w:tcPr>
           <w:p>
@@ -16624,7 +16573,7 @@
                 <w:b w:val="0"/>
                 <w:sz w:val="20"/>
               </w:rPr>
-              <w:t>설정 탭에만 「API 토큰 만료: 날짜 (N일 남음)」</w:t>
+              <w:t>지워도 다음 동기화에 다시 들어옵니다</w:t>
             </w:r>
           </w:p>
         </w:tc>
@@ -16635,7 +16584,7 @@
         </w:trPr>
         <w:tc>
           <w:tcPr>
-            <w:tcW w:type="dxa" w:w="1474"/>
+            <w:tcW w:type="dxa" w:w="1361"/>
             <w:vAlign w:val="center"/>
           </w:tcPr>
           <w:p>
@@ -16649,13 +16598,13 @@
                 <w:b/>
                 <w:sz w:val="20"/>
               </w:rPr>
-              <w:t>30일 이내</w:t>
-            </w:r>
-          </w:p>
-        </w:tc>
-        <w:tc>
-          <w:tcPr>
-            <w:tcW w:type="dxa" w:w="1361"/>
+              <w:t>직접</w:t>
+            </w:r>
+          </w:p>
+        </w:tc>
+        <w:tc>
+          <w:tcPr>
+            <w:tcW w:type="dxa" w:w="4195"/>
             <w:vAlign w:val="center"/>
           </w:tcPr>
           <w:p>
@@ -16669,27 +16618,589 @@
                 <w:b w:val="0"/>
                 <w:sz w:val="20"/>
               </w:rPr>
-              <w:t>노란 띠</w:t>
-            </w:r>
-          </w:p>
-        </w:tc>
-        <w:tc>
-          <w:tcPr>
-            <w:tcW w:type="dxa" w:w="5783"/>
-            <w:vAlign w:val="center"/>
-          </w:tcPr>
-          <w:p>
-            <w:pPr>
-              <w:spacing w:before="0" w:after="0" w:line="240" w:lineRule="auto"/>
-            </w:pPr>
-            <w:r/>
-            <w:r>
-              <w:rPr>
-                <w:rFonts w:ascii="맑은 고딕" w:hAnsi="맑은 고딕" w:eastAsia="맑은 고딕" w:cs="맑은 고딕"/>
-                <w:b w:val="0"/>
-                <w:sz w:val="20"/>
-              </w:rPr>
-              <w:t>⚠️ Jira 토큰 만료 N일 전 (만료일 …)</w:t>
+              <w:t>손으로 추가 (창립기념일 등)</w:t>
+            </w:r>
+          </w:p>
+        </w:tc>
+        <w:tc>
+          <w:tcPr>
+            <w:tcW w:type="dxa" w:w="3061"/>
+            <w:vAlign w:val="center"/>
+          </w:tcPr>
+          <w:p>
+            <w:pPr>
+              <w:spacing w:before="0" w:after="0" w:line="240" w:lineRule="auto"/>
+            </w:pPr>
+            <w:r/>
+            <w:r>
+              <w:rPr>
+                <w:rFonts w:ascii="맑은 고딕" w:hAnsi="맑은 고딕" w:eastAsia="맑은 고딕" w:cs="맑은 고딕"/>
+                <w:b/>
+                <w:sz w:val="20"/>
+              </w:rPr>
+              <w:t>지울 수 있고, 동기화가 덮지 않습니다</w:t>
+            </w:r>
+          </w:p>
+        </w:tc>
+      </w:tr>
+    </w:tbl>
+    <w:p/>
+    <w:p>
+      <w:pPr>
+        <w:spacing w:after="60"/>
+        <w:ind w:left="340"/>
+      </w:pPr>
+      <w:r>
+        <w:rPr>
+          <w:rFonts w:ascii="맑은 고딕" w:hAnsi="맑은 고딕" w:eastAsia="맑은 고딕" w:cs="맑은 고딕"/>
+          <w:sz w:val="21"/>
+        </w:rPr>
+        <w:t xml:space="preserve">· </w:t>
+      </w:r>
+      <w:r>
+        <w:rPr>
+          <w:rFonts w:ascii="맑은 고딕" w:hAnsi="맑은 고딕" w:eastAsia="맑은 고딕" w:cs="맑은 고딕"/>
+          <w:b/>
+          <w:sz w:val="21"/>
+        </w:rPr>
+        <w:t>그날 근무</w:t>
+      </w:r>
+      <w:r>
+        <w:rPr>
+          <w:rFonts w:ascii="맑은 고딕" w:hAnsi="맑은 고딕" w:eastAsia="맑은 고딕" w:cs="맑은 고딕"/>
+          <w:b w:val="0"/>
+          <w:sz w:val="21"/>
+        </w:rPr>
+        <w:t xml:space="preserve">로 표시해 두면 공휴일이지만 </w:t>
+      </w:r>
+      <w:r>
+        <w:rPr>
+          <w:rFonts w:ascii="맑은 고딕" w:hAnsi="맑은 고딕" w:eastAsia="맑은 고딕" w:cs="맑은 고딕"/>
+          <w:b/>
+          <w:sz w:val="21"/>
+        </w:rPr>
+        <w:t>영업일로 셉니다.</w:t>
+      </w:r>
+      <w:r>
+        <w:rPr>
+          <w:rFonts w:ascii="맑은 고딕" w:hAnsi="맑은 고딕" w:eastAsia="맑은 고딕" w:cs="맑은 고딕"/>
+          <w:b w:val="0"/>
+          <w:sz w:val="21"/>
+        </w:rPr>
+        <w:t xml:space="preserve"> 쉬는 날에 다 함께 나와 일한 경우에 씁니다.</w:t>
+      </w:r>
+    </w:p>
+    <w:p>
+      <w:pPr>
+        <w:spacing w:after="60"/>
+        <w:ind w:left="340"/>
+      </w:pPr>
+      <w:r>
+        <w:rPr>
+          <w:rFonts w:ascii="맑은 고딕" w:hAnsi="맑은 고딕" w:eastAsia="맑은 고딕" w:cs="맑은 고딕"/>
+          <w:sz w:val="21"/>
+        </w:rPr>
+        <w:t xml:space="preserve">· </w:t>
+      </w:r>
+      <w:r>
+        <w:rPr>
+          <w:rFonts w:ascii="맑은 고딕" w:hAnsi="맑은 고딕" w:eastAsia="맑은 고딕" w:cs="맑은 고딕"/>
+          <w:b/>
+          <w:sz w:val="21"/>
+        </w:rPr>
+        <w:t>창립기념일은 5월 1일</w:t>
+      </w:r>
+      <w:r>
+        <w:rPr>
+          <w:rFonts w:ascii="맑은 고딕" w:hAnsi="맑은 고딕" w:eastAsia="맑은 고딕" w:cs="맑은 고딕"/>
+          <w:b w:val="0"/>
+          <w:sz w:val="21"/>
+        </w:rPr>
+        <w:t>로 등록해 두었습니다.</w:t>
+      </w:r>
+    </w:p>
+    <w:p>
+      <w:pPr>
+        <w:keepLines/>
+        <w:spacing w:before="120" w:after="160"/>
+        <w:ind w:left="170"/>
+        <w:pBdr>
+          <w:left w:val="single" w:sz="18" w:space="6" w:color="005A9E"/>
+        </w:pBdr>
+        <w:shd w:val="clear" w:color="auto" w:fill="F2F7FB"/>
+      </w:pPr>
+      <w:r>
+        <w:rPr>
+          <w:rFonts w:ascii="맑은 고딕" w:hAnsi="맑은 고딕" w:eastAsia="맑은 고딕" w:cs="맑은 고딕"/>
+          <w:b/>
+          <w:color w:val="005A9E"/>
+          <w:sz w:val="21"/>
+        </w:rPr>
+        <w:t xml:space="preserve">공휴일을 왜 세는가  </w:t>
+      </w:r>
+      <w:r>
+        <w:rPr>
+          <w:rFonts w:ascii="맑은 고딕" w:hAnsi="맑은 고딕" w:eastAsia="맑은 고딕" w:cs="맑은 고딕"/>
+          <w:b w:val="0"/>
+          <w:sz w:val="21"/>
+        </w:rPr>
+        <w:t xml:space="preserve">① </w:t>
+      </w:r>
+      <w:r>
+        <w:rPr>
+          <w:rFonts w:ascii="맑은 고딕" w:hAnsi="맑은 고딕" w:eastAsia="맑은 고딕" w:cs="맑은 고딕"/>
+          <w:b/>
+          <w:sz w:val="21"/>
+        </w:rPr>
+        <w:t>가동일</w:t>
+      </w:r>
+      <w:r>
+        <w:rPr>
+          <w:rFonts w:ascii="맑은 고딕" w:hAnsi="맑은 고딕" w:eastAsia="맑은 고딕" w:cs="맑은 고딕"/>
+          <w:b w:val="0"/>
+          <w:sz w:val="21"/>
+        </w:rPr>
+        <w:t xml:space="preserve">에서 빼야 기록 충실도가 억울하게 깎이지 않고, ② </w:t>
+      </w:r>
+      <w:r>
+        <w:rPr>
+          <w:rFonts w:ascii="맑은 고딕" w:hAnsi="맑은 고딕" w:eastAsia="맑은 고딕" w:cs="맑은 고딕"/>
+          <w:b/>
+          <w:sz w:val="21"/>
+        </w:rPr>
+        <w:t>야간·휴일</w:t>
+      </w:r>
+      <w:r>
+        <w:rPr>
+          <w:rFonts w:ascii="맑은 고딕" w:hAnsi="맑은 고딕" w:eastAsia="맑은 고딕" w:cs="맑은 고딕"/>
+          <w:b w:val="0"/>
+          <w:sz w:val="21"/>
+        </w:rPr>
+        <w:t xml:space="preserve"> 시간을 세려면 어느 날이 쉬는 날인지 알아야 합니다. 이 표는 KPI 추적 시스템도 함께 읽습니다.</w:t>
+      </w:r>
+    </w:p>
+    <w:p>
+      <w:pPr>
+        <w:keepLines/>
+        <w:spacing w:before="120" w:after="160"/>
+        <w:ind w:left="170"/>
+        <w:pBdr>
+          <w:left w:val="single" w:sz="18" w:space="6" w:color="C77700"/>
+        </w:pBdr>
+        <w:shd w:val="clear" w:color="auto" w:fill="FDF3E7"/>
+      </w:pPr>
+      <w:r>
+        <w:rPr>
+          <w:rFonts w:ascii="맑은 고딕" w:hAnsi="맑은 고딕" w:eastAsia="맑은 고딕" w:cs="맑은 고딕"/>
+          <w:b/>
+          <w:color w:val="C77700"/>
+          <w:sz w:val="21"/>
+        </w:rPr>
+        <w:t xml:space="preserve">받아 온 것이 0건이면 기존 표를 지우지 않습니다  </w:t>
+      </w:r>
+      <w:r>
+        <w:rPr>
+          <w:rFonts w:ascii="맑은 고딕" w:hAnsi="맑은 고딕" w:eastAsia="맑은 고딕" w:cs="맑은 고딕"/>
+          <w:b w:val="0"/>
+          <w:sz w:val="21"/>
+        </w:rPr>
+        <w:t xml:space="preserve">외부 달력이 잠깐 응답하지 않을 때 표가 통째로 비어 </w:t>
+      </w:r>
+      <w:r>
+        <w:rPr>
+          <w:rFonts w:ascii="맑은 고딕" w:hAnsi="맑은 고딕" w:eastAsia="맑은 고딕" w:cs="맑은 고딕"/>
+          <w:b/>
+          <w:sz w:val="21"/>
+        </w:rPr>
+        <w:t>모든 날이 영업일이 되는</w:t>
+      </w:r>
+      <w:r>
+        <w:rPr>
+          <w:rFonts w:ascii="맑은 고딕" w:hAnsi="맑은 고딕" w:eastAsia="맑은 고딕" w:cs="맑은 고딕"/>
+          <w:b w:val="0"/>
+          <w:sz w:val="21"/>
+        </w:rPr>
+        <w:t xml:space="preserve"> 사고를 막기 위한 처리입니다.</w:t>
+      </w:r>
+    </w:p>
+    <w:p>
+      <w:pPr>
+        <w:pStyle w:val="Heading1"/>
+      </w:pPr>
+      <w:r>
+        <w:t>Jira 연동 [관리자]</w:t>
+      </w:r>
+    </w:p>
+    <w:p>
+      <w:pPr>
+        <w:pStyle w:val="Heading2"/>
+      </w:pPr>
+      <w:r>
+        <w:t>10.1 동기화 방법</w:t>
+      </w:r>
+    </w:p>
+    <w:p>
+      <w:r>
+        <w:rPr>
+          <w:rFonts w:ascii="맑은 고딕" w:hAnsi="맑은 고딕" w:eastAsia="맑은 고딕" w:cs="맑은 고딕"/>
+          <w:b w:val="0"/>
+          <w:sz w:val="21"/>
+        </w:rPr>
+        <w:t>업무 목록은 Jira에서 가져옵니다. Jira에 새 이슈가 생겼으면 동기화를 실행합니다.</w:t>
+      </w:r>
+    </w:p>
+    <w:p>
+      <w:pPr>
+        <w:spacing w:after="60"/>
+        <w:ind w:left="340"/>
+      </w:pPr>
+      <w:r>
+        <w:rPr>
+          <w:rFonts w:ascii="맑은 고딕" w:hAnsi="맑은 고딕" w:eastAsia="맑은 고딕" w:cs="맑은 고딕"/>
+          <w:b/>
+          <w:sz w:val="21"/>
+        </w:rPr>
+        <w:t xml:space="preserve">1. </w:t>
+      </w:r>
+      <w:r>
+        <w:rPr>
+          <w:rFonts w:ascii="맑은 고딕" w:hAnsi="맑은 고딕" w:eastAsia="맑은 고딕" w:cs="맑은 고딕"/>
+          <w:b/>
+          <w:sz w:val="21"/>
+        </w:rPr>
+        <w:t>「설정」</w:t>
+      </w:r>
+      <w:r>
+        <w:rPr>
+          <w:rFonts w:ascii="맑은 고딕" w:hAnsi="맑은 고딕" w:eastAsia="맑은 고딕" w:cs="맑은 고딕"/>
+          <w:b w:val="0"/>
+          <w:sz w:val="21"/>
+        </w:rPr>
+        <w:t xml:space="preserve"> 탭으로 갑니다.</w:t>
+      </w:r>
+    </w:p>
+    <w:p>
+      <w:pPr>
+        <w:spacing w:after="60"/>
+        <w:ind w:left="340"/>
+      </w:pPr>
+      <w:r>
+        <w:rPr>
+          <w:rFonts w:ascii="맑은 고딕" w:hAnsi="맑은 고딕" w:eastAsia="맑은 고딕" w:cs="맑은 고딕"/>
+          <w:b/>
+          <w:sz w:val="21"/>
+        </w:rPr>
+        <w:t xml:space="preserve">2. </w:t>
+      </w:r>
+      <w:r>
+        <w:rPr>
+          <w:rFonts w:ascii="맑은 고딕" w:hAnsi="맑은 고딕" w:eastAsia="맑은 고딕" w:cs="맑은 고딕"/>
+          <w:b/>
+          <w:sz w:val="21"/>
+        </w:rPr>
+        <w:t>「Jira 동기화」</w:t>
+      </w:r>
+      <w:r>
+        <w:rPr>
+          <w:rFonts w:ascii="맑은 고딕" w:hAnsi="맑은 고딕" w:eastAsia="맑은 고딕" w:cs="맑은 고딕"/>
+          <w:b w:val="0"/>
+          <w:sz w:val="21"/>
+        </w:rPr>
+        <w:t xml:space="preserve"> 버튼을 누릅니다.</w:t>
+      </w:r>
+    </w:p>
+    <w:p>
+      <w:pPr>
+        <w:spacing w:after="60"/>
+        <w:ind w:left="340"/>
+      </w:pPr>
+      <w:r>
+        <w:rPr>
+          <w:rFonts w:ascii="맑은 고딕" w:hAnsi="맑은 고딕" w:eastAsia="맑은 고딕" w:cs="맑은 고딕"/>
+          <w:b/>
+          <w:sz w:val="21"/>
+        </w:rPr>
+        <w:t xml:space="preserve">3. </w:t>
+      </w:r>
+      <w:r>
+        <w:rPr>
+          <w:rFonts w:ascii="맑은 고딕" w:hAnsi="맑은 고딕" w:eastAsia="맑은 고딕" w:cs="맑은 고딕"/>
+          <w:b w:val="0"/>
+          <w:sz w:val="21"/>
+        </w:rPr>
+        <w:t>「동기화 중…」 알림이 사라지고 완료 메시지가 나오면 끝입니다 (보통 2초 안).</w:t>
+      </w:r>
+    </w:p>
+    <w:p>
+      <w:pPr>
+        <w:keepNext/>
+        <w:spacing w:line="240" w:lineRule="auto" w:after="40"/>
+        <w:jc w:val="center"/>
+      </w:pPr>
+      <w:r>
+        <w:drawing>
+          <wp:inline xmlns:a="http://schemas.openxmlformats.org/drawingml/2006/main" xmlns:pic="http://schemas.openxmlformats.org/drawingml/2006/picture">
+            <wp:extent cx="4500000" cy="943548"/>
+            <wp:docPr id="54" name="Picture 54"/>
+            <wp:cNvGraphicFramePr>
+              <a:graphicFrameLocks noChangeAspect="1"/>
+            </wp:cNvGraphicFramePr>
+            <a:graphic>
+              <a:graphicData uri="http://schemas.openxmlformats.org/drawingml/2006/picture">
+                <pic:pic>
+                  <pic:nvPicPr>
+                    <pic:cNvPr id="0" name="36_Jira동기화.png"/>
+                    <pic:cNvPicPr/>
+                  </pic:nvPicPr>
+                  <pic:blipFill>
+                    <a:blip r:embed="rId63"/>
+                    <a:stretch>
+                      <a:fillRect/>
+                    </a:stretch>
+                  </pic:blipFill>
+                  <pic:spPr>
+                    <a:xfrm>
+                      <a:off x="0" y="0"/>
+                      <a:ext cx="4500000" cy="943548"/>
+                    </a:xfrm>
+                    <a:prstGeom prst="rect"/>
+                  </pic:spPr>
+                </pic:pic>
+              </a:graphicData>
+            </a:graphic>
+          </wp:inline>
+        </w:drawing>
+      </w:r>
+    </w:p>
+    <w:p>
+      <w:pPr>
+        <w:spacing w:line="240" w:lineRule="auto" w:after="140"/>
+        <w:jc w:val="center"/>
+      </w:pPr>
+      <w:r>
+        <w:rPr>
+          <w:rFonts w:ascii="맑은 고딕" w:hAnsi="맑은 고딕" w:eastAsia="맑은 고딕" w:cs="맑은 고딕"/>
+          <w:color w:val="777777"/>
+          <w:sz w:val="18"/>
+        </w:rPr>
+        <w:t>그림 9-1  Jira 동기화 버튼과 토큰 남은 일수</w:t>
+      </w:r>
+    </w:p>
+    <w:p>
+      <w:pPr>
+        <w:keepNext/>
+        <w:spacing w:line="240" w:lineRule="auto" w:after="40"/>
+        <w:jc w:val="center"/>
+      </w:pPr>
+      <w:r>
+        <w:drawing>
+          <wp:inline xmlns:a="http://schemas.openxmlformats.org/drawingml/2006/main" xmlns:pic="http://schemas.openxmlformats.org/drawingml/2006/picture">
+            <wp:extent cx="1951200" cy="1021331"/>
+            <wp:docPr id="55" name="Picture 55"/>
+            <wp:cNvGraphicFramePr>
+              <a:graphicFrameLocks noChangeAspect="1"/>
+            </wp:cNvGraphicFramePr>
+            <a:graphic>
+              <a:graphicData uri="http://schemas.openxmlformats.org/drawingml/2006/picture">
+                <pic:pic>
+                  <pic:nvPicPr>
+                    <pic:cNvPr id="0" name="37_동기화중.png"/>
+                    <pic:cNvPicPr/>
+                  </pic:nvPicPr>
+                  <pic:blipFill>
+                    <a:blip r:embed="rId64"/>
+                    <a:stretch>
+                      <a:fillRect/>
+                    </a:stretch>
+                  </pic:blipFill>
+                  <pic:spPr>
+                    <a:xfrm>
+                      <a:off x="0" y="0"/>
+                      <a:ext cx="1951200" cy="1021331"/>
+                    </a:xfrm>
+                    <a:prstGeom prst="rect"/>
+                  </pic:spPr>
+                </pic:pic>
+              </a:graphicData>
+            </a:graphic>
+          </wp:inline>
+        </w:drawing>
+      </w:r>
+    </w:p>
+    <w:p>
+      <w:pPr>
+        <w:spacing w:line="240" w:lineRule="auto" w:after="140"/>
+        <w:jc w:val="center"/>
+      </w:pPr>
+      <w:r>
+        <w:rPr>
+          <w:rFonts w:ascii="맑은 고딕" w:hAnsi="맑은 고딕" w:eastAsia="맑은 고딕" w:cs="맑은 고딕"/>
+          <w:color w:val="777777"/>
+          <w:sz w:val="18"/>
+        </w:rPr>
+        <w:t>그림 9-2  진행 중에는 「동기화 중…」 이 계속 표시됩니다</w:t>
+      </w:r>
+    </w:p>
+    <w:p>
+      <w:pPr>
+        <w:keepNext/>
+        <w:spacing w:line="240" w:lineRule="auto" w:after="40"/>
+        <w:jc w:val="center"/>
+      </w:pPr>
+      <w:r>
+        <w:drawing>
+          <wp:inline xmlns:a="http://schemas.openxmlformats.org/drawingml/2006/main" xmlns:pic="http://schemas.openxmlformats.org/drawingml/2006/picture">
+            <wp:extent cx="3841200" cy="1158457"/>
+            <wp:docPr id="56" name="Picture 56"/>
+            <wp:cNvGraphicFramePr>
+              <a:graphicFrameLocks noChangeAspect="1"/>
+            </wp:cNvGraphicFramePr>
+            <a:graphic>
+              <a:graphicData uri="http://schemas.openxmlformats.org/drawingml/2006/picture">
+                <pic:pic>
+                  <pic:nvPicPr>
+                    <pic:cNvPr id="0" name="37_동기화완료.png"/>
+                    <pic:cNvPicPr/>
+                  </pic:nvPicPr>
+                  <pic:blipFill>
+                    <a:blip r:embed="rId65"/>
+                    <a:stretch>
+                      <a:fillRect/>
+                    </a:stretch>
+                  </pic:blipFill>
+                  <pic:spPr>
+                    <a:xfrm>
+                      <a:off x="0" y="0"/>
+                      <a:ext cx="3841200" cy="1158457"/>
+                    </a:xfrm>
+                    <a:prstGeom prst="rect"/>
+                  </pic:spPr>
+                </pic:pic>
+              </a:graphicData>
+            </a:graphic>
+          </wp:inline>
+        </w:drawing>
+      </w:r>
+    </w:p>
+    <w:p>
+      <w:pPr>
+        <w:spacing w:line="240" w:lineRule="auto" w:after="140"/>
+        <w:jc w:val="center"/>
+      </w:pPr>
+      <w:r>
+        <w:rPr>
+          <w:rFonts w:ascii="맑은 고딕" w:hAnsi="맑은 고딕" w:eastAsia="맑은 고딕" w:cs="맑은 고딕"/>
+          <w:color w:val="777777"/>
+          <w:sz w:val="18"/>
+        </w:rPr>
+        <w:t>그림 9-3  완료 알림 — 가져온 상위업무 수가 함께 나옵니다</w:t>
+      </w:r>
+    </w:p>
+    <w:p>
+      <w:pPr>
+        <w:keepLines/>
+        <w:spacing w:before="120" w:after="160"/>
+        <w:ind w:left="170"/>
+        <w:pBdr>
+          <w:left w:val="single" w:sz="18" w:space="6" w:color="005A9E"/>
+        </w:pBdr>
+        <w:shd w:val="clear" w:color="auto" w:fill="F2F7FB"/>
+      </w:pPr>
+      <w:r>
+        <w:rPr>
+          <w:rFonts w:ascii="맑은 고딕" w:hAnsi="맑은 고딕" w:eastAsia="맑은 고딕" w:cs="맑은 고딕"/>
+          <w:b/>
+          <w:color w:val="005A9E"/>
+          <w:sz w:val="21"/>
+        </w:rPr>
+        <w:t xml:space="preserve">누구나 실행할 수 있습니다  </w:t>
+      </w:r>
+      <w:r>
+        <w:rPr>
+          <w:rFonts w:ascii="맑은 고딕" w:hAnsi="맑은 고딕" w:eastAsia="맑은 고딕" w:cs="맑은 고딕"/>
+          <w:b w:val="0"/>
+          <w:sz w:val="21"/>
+        </w:rPr>
+        <w:t>Jira 접속 정보는 서버에만 있으므로 별도 로그인 없이 버튼만 누르면 됩니다.</w:t>
+      </w:r>
+    </w:p>
+    <w:p>
+      <w:pPr>
+        <w:pStyle w:val="Heading2"/>
+      </w:pPr>
+      <w:r>
+        <w:t>10.2 안전장치</w:t>
+      </w:r>
+    </w:p>
+    <w:p>
+      <w:r>
+        <w:rPr>
+          <w:rFonts w:ascii="맑은 고딕" w:hAnsi="맑은 고딕" w:eastAsia="맑은 고딕" w:cs="맑은 고딕"/>
+          <w:b w:val="0"/>
+          <w:sz w:val="21"/>
+        </w:rPr>
+        <w:t>동기화는 기존 목록을 지우고 새로 넣는 방식이라, 사고를 막는 장치가 들어 있습니다.</w:t>
+      </w:r>
+    </w:p>
+    <w:tbl>
+      <w:tblPr>
+        <w:tblStyle w:val="TableGrid"/>
+        <w:tblW w:type="auto" w:w="0"/>
+        <w:jc w:val="center"/>
+        <w:tblLook w:firstColumn="1" w:firstRow="1" w:lastColumn="0" w:lastRow="0" w:noHBand="0" w:noVBand="1" w:val="04A0"/>
+      </w:tblPr>
+      <w:tblGrid>
+        <w:gridCol w:w="4706"/>
+        <w:gridCol w:w="4706"/>
+      </w:tblGrid>
+      <w:tr>
+        <w:trPr>
+          <w:cantSplit/>
+          <w:tblHeader/>
+        </w:trPr>
+        <w:tc>
+          <w:tcPr>
+            <w:tcW w:type="dxa" w:w="2608"/>
+            <w:shd w:val="clear" w:color="auto" w:fill="005A9E"/>
+            <w:vAlign w:val="center"/>
+          </w:tcPr>
+          <w:p>
+            <w:pPr>
+              <w:spacing w:before="0" w:after="0" w:line="240" w:lineRule="auto"/>
+              <w:jc w:val="center"/>
+            </w:pPr>
+            <w:r/>
+            <w:r>
+              <w:rPr>
+                <w:rFonts w:ascii="맑은 고딕" w:hAnsi="맑은 고딕" w:eastAsia="맑은 고딕" w:cs="맑은 고딕"/>
+                <w:b/>
+                <w:color w:val="FFFFFF"/>
+                <w:sz w:val="20"/>
+              </w:rPr>
+              <w:t>장치</w:t>
+            </w:r>
+          </w:p>
+        </w:tc>
+        <w:tc>
+          <w:tcPr>
+            <w:tcW w:type="dxa" w:w="6009"/>
+            <w:shd w:val="clear" w:color="auto" w:fill="005A9E"/>
+            <w:vAlign w:val="center"/>
+          </w:tcPr>
+          <w:p>
+            <w:pPr>
+              <w:spacing w:before="0" w:after="0" w:line="240" w:lineRule="auto"/>
+              <w:jc w:val="center"/>
+            </w:pPr>
+            <w:r/>
+            <w:r>
+              <w:rPr>
+                <w:rFonts w:ascii="맑은 고딕" w:hAnsi="맑은 고딕" w:eastAsia="맑은 고딕" w:cs="맑은 고딕"/>
+                <w:b/>
+                <w:color w:val="FFFFFF"/>
+                <w:sz w:val="20"/>
+              </w:rPr>
+              <w:t>무엇을 막나</w:t>
             </w:r>
           </w:p>
         </w:tc>
@@ -16700,7 +17211,7 @@
         </w:trPr>
         <w:tc>
           <w:tcPr>
-            <w:tcW w:type="dxa" w:w="1474"/>
+            <w:tcW w:type="dxa" w:w="2608"/>
             <w:vAlign w:val="center"/>
           </w:tcPr>
           <w:p>
@@ -16714,13 +17225,13 @@
                 <w:b/>
                 <w:sz w:val="20"/>
               </w:rPr>
-              <w:t>만료됨</w:t>
-            </w:r>
-          </w:p>
-        </w:tc>
-        <w:tc>
-          <w:tcPr>
-            <w:tcW w:type="dxa" w:w="1361"/>
+              <w:t>조회 결과가 0건이면 중단</w:t>
+            </w:r>
+          </w:p>
+        </w:tc>
+        <w:tc>
+          <w:tcPr>
+            <w:tcW w:type="dxa" w:w="6009"/>
             <w:vAlign w:val="center"/>
           </w:tcPr>
           <w:p>
@@ -16734,13 +17245,38 @@
                 <w:b w:val="0"/>
                 <w:sz w:val="20"/>
               </w:rPr>
-              <w:t>빨간 띠</w:t>
-            </w:r>
-          </w:p>
-        </w:tc>
-        <w:tc>
-          <w:tcPr>
-            <w:tcW w:type="dxa" w:w="5783"/>
+              <w:t>Jira 오류를 빈 목록으로 착각해 업무 목록을 전량 삭제하는 사고</w:t>
+            </w:r>
+          </w:p>
+        </w:tc>
+      </w:tr>
+      <w:tr>
+        <w:trPr>
+          <w:cantSplit/>
+        </w:trPr>
+        <w:tc>
+          <w:tcPr>
+            <w:tcW w:type="dxa" w:w="2608"/>
+            <w:vAlign w:val="center"/>
+          </w:tcPr>
+          <w:p>
+            <w:pPr>
+              <w:spacing w:before="0" w:after="0" w:line="240" w:lineRule="auto"/>
+            </w:pPr>
+            <w:r/>
+            <w:r>
+              <w:rPr>
+                <w:rFonts w:ascii="맑은 고딕" w:hAnsi="맑은 고딕" w:eastAsia="맑은 고딕" w:cs="맑은 고딕"/>
+                <w:b/>
+                <w:sz w:val="20"/>
+              </w:rPr>
+              <w:t>같은 페이지 반복 감지</w:t>
+            </w:r>
+          </w:p>
+        </w:tc>
+        <w:tc>
+          <w:tcPr>
+            <w:tcW w:type="dxa" w:w="6009"/>
             <w:vAlign w:val="center"/>
           </w:tcPr>
           <w:p>
@@ -16754,7 +17290,97 @@
                 <w:b w:val="0"/>
                 <w:sz w:val="20"/>
               </w:rPr>
-              <w:t>⛔ Jira 토큰이 만료되었습니다 — 동기화가 동작하지 않습니다</w:t>
+              <w:t>응답이 끝나지 않아 서버가 멈추는 문제</w:t>
+            </w:r>
+          </w:p>
+        </w:tc>
+      </w:tr>
+      <w:tr>
+        <w:trPr>
+          <w:cantSplit/>
+        </w:trPr>
+        <w:tc>
+          <w:tcPr>
+            <w:tcW w:type="dxa" w:w="2608"/>
+            <w:vAlign w:val="center"/>
+          </w:tcPr>
+          <w:p>
+            <w:pPr>
+              <w:spacing w:before="0" w:after="0" w:line="240" w:lineRule="auto"/>
+            </w:pPr>
+            <w:r/>
+            <w:r>
+              <w:rPr>
+                <w:rFonts w:ascii="맑은 고딕" w:hAnsi="맑은 고딕" w:eastAsia="맑은 고딕" w:cs="맑은 고딕"/>
+                <w:b/>
+                <w:sz w:val="20"/>
+              </w:rPr>
+              <w:t>30초 응답 제한</w:t>
+            </w:r>
+          </w:p>
+        </w:tc>
+        <w:tc>
+          <w:tcPr>
+            <w:tcW w:type="dxa" w:w="6009"/>
+            <w:vAlign w:val="center"/>
+          </w:tcPr>
+          <w:p>
+            <w:pPr>
+              <w:spacing w:before="0" w:after="0" w:line="240" w:lineRule="auto"/>
+            </w:pPr>
+            <w:r/>
+            <w:r>
+              <w:rPr>
+                <w:rFonts w:ascii="맑은 고딕" w:hAnsi="맑은 고딕" w:eastAsia="맑은 고딕" w:cs="맑은 고딕"/>
+                <w:b w:val="0"/>
+                <w:sz w:val="20"/>
+              </w:rPr>
+              <w:t>Jira가 응답하지 않을 때 무한 대기</w:t>
+            </w:r>
+          </w:p>
+        </w:tc>
+      </w:tr>
+      <w:tr>
+        <w:trPr>
+          <w:cantSplit/>
+        </w:trPr>
+        <w:tc>
+          <w:tcPr>
+            <w:tcW w:type="dxa" w:w="2608"/>
+            <w:vAlign w:val="center"/>
+          </w:tcPr>
+          <w:p>
+            <w:pPr>
+              <w:spacing w:before="0" w:after="0" w:line="240" w:lineRule="auto"/>
+            </w:pPr>
+            <w:r/>
+            <w:r>
+              <w:rPr>
+                <w:rFonts w:ascii="맑은 고딕" w:hAnsi="맑은 고딕" w:eastAsia="맑은 고딕" w:cs="맑은 고딕"/>
+                <w:b/>
+                <w:sz w:val="20"/>
+              </w:rPr>
+              <w:t>직접 추가분 보존</w:t>
+            </w:r>
+          </w:p>
+        </w:tc>
+        <w:tc>
+          <w:tcPr>
+            <w:tcW w:type="dxa" w:w="6009"/>
+            <w:vAlign w:val="center"/>
+          </w:tcPr>
+          <w:p>
+            <w:pPr>
+              <w:spacing w:before="0" w:after="0" w:line="240" w:lineRule="auto"/>
+            </w:pPr>
+            <w:r/>
+            <w:r>
+              <w:rPr>
+                <w:rFonts w:ascii="맑은 고딕" w:hAnsi="맑은 고딕" w:eastAsia="맑은 고딕" w:cs="맑은 고딕"/>
+                <w:b w:val="0"/>
+                <w:sz w:val="20"/>
+              </w:rPr>
+              <w:t>손으로 넣은 업무는 동기화해도 지워지지 않습니다</w:t>
             </w:r>
           </w:p>
         </w:tc>
@@ -16766,6 +17392,438 @@
         <w:pStyle w:val="Heading2"/>
       </w:pPr>
       <w:r>
+        <w:t>10.3 토큰 관리</w:t>
+      </w:r>
+    </w:p>
+    <w:p>
+      <w:r>
+        <w:rPr>
+          <w:rFonts w:ascii="맑은 고딕" w:hAnsi="맑은 고딕" w:eastAsia="맑은 고딕" w:cs="맑은 고딕"/>
+          <w:b w:val="0"/>
+          <w:sz w:val="21"/>
+        </w:rPr>
+        <w:t xml:space="preserve">Jira 접속에 쓰는 </w:t>
+      </w:r>
+      <w:r>
+        <w:rPr>
+          <w:rFonts w:ascii="맑은 고딕" w:hAnsi="맑은 고딕" w:eastAsia="맑은 고딕" w:cs="맑은 고딕"/>
+          <w:b/>
+          <w:sz w:val="21"/>
+        </w:rPr>
+        <w:t>API 토큰은 유효기간이 최대 1년</w:t>
+      </w:r>
+      <w:r>
+        <w:rPr>
+          <w:rFonts w:ascii="맑은 고딕" w:hAnsi="맑은 고딕" w:eastAsia="맑은 고딕" w:cs="맑은 고딕"/>
+          <w:b w:val="0"/>
+          <w:sz w:val="21"/>
+        </w:rPr>
+        <w:t>입니다. Atlassian 정책이라 무기한 토큰은 발급되지 않습니다.</w:t>
+      </w:r>
+    </w:p>
+    <w:p>
+      <w:pPr>
+        <w:keepLines/>
+        <w:spacing w:before="120" w:after="160"/>
+        <w:ind w:left="170"/>
+        <w:pBdr>
+          <w:left w:val="single" w:sz="18" w:space="6" w:color="005A9E"/>
+        </w:pBdr>
+        <w:shd w:val="clear" w:color="auto" w:fill="F2F7FB"/>
+      </w:pPr>
+      <w:r>
+        <w:rPr>
+          <w:rFonts w:ascii="맑은 고딕" w:hAnsi="맑은 고딕" w:eastAsia="맑은 고딕" w:cs="맑은 고딕"/>
+          <w:b/>
+          <w:color w:val="005A9E"/>
+          <w:sz w:val="21"/>
+        </w:rPr>
+        <w:t xml:space="preserve">만료 30일 전부터 화면이 알려 줍니다  </w:t>
+      </w:r>
+      <w:r>
+        <w:rPr>
+          <w:rFonts w:ascii="맑은 고딕" w:hAnsi="맑은 고딕" w:eastAsia="맑은 고딕" w:cs="맑은 고딕"/>
+          <w:b w:val="0"/>
+          <w:sz w:val="21"/>
+        </w:rPr>
+        <w:t>설정 탭에 남은 일수가 상시 표시되고, 30일 이내가 되면 화면 맨 위에 경고 띠가 나타납니다. 만료되면 빨간 띠로 바뀝니다.</w:t>
+      </w:r>
+    </w:p>
+    <w:p>
+      <w:r>
+        <w:rPr>
+          <w:rFonts w:ascii="맑은 고딕" w:hAnsi="맑은 고딕" w:eastAsia="맑은 고딕" w:cs="맑은 고딕"/>
+          <w:b w:val="0"/>
+          <w:sz w:val="21"/>
+        </w:rPr>
+        <w:t>갱신 절차는 이렇습니다.</w:t>
+      </w:r>
+    </w:p>
+    <w:p>
+      <w:pPr>
+        <w:spacing w:after="60"/>
+        <w:ind w:left="340"/>
+      </w:pPr>
+      <w:r>
+        <w:rPr>
+          <w:rFonts w:ascii="맑은 고딕" w:hAnsi="맑은 고딕" w:eastAsia="맑은 고딕" w:cs="맑은 고딕"/>
+          <w:b/>
+          <w:sz w:val="21"/>
+        </w:rPr>
+        <w:t xml:space="preserve">1. </w:t>
+      </w:r>
+      <w:r>
+        <w:rPr>
+          <w:rFonts w:ascii="맑은 고딕" w:hAnsi="맑은 고딕" w:eastAsia="맑은 고딕" w:cs="맑은 고딕"/>
+          <w:b w:val="0"/>
+          <w:sz w:val="21"/>
+        </w:rPr>
+        <w:t>Atlassian 계정 설정 → 보안 → API 토큰에서 새 토큰을 만듭니다.</w:t>
+      </w:r>
+    </w:p>
+    <w:p>
+      <w:pPr>
+        <w:spacing w:after="60"/>
+        <w:ind w:left="340"/>
+      </w:pPr>
+      <w:r>
+        <w:rPr>
+          <w:rFonts w:ascii="맑은 고딕" w:hAnsi="맑은 고딕" w:eastAsia="맑은 고딕" w:cs="맑은 고딕"/>
+          <w:b/>
+          <w:sz w:val="21"/>
+        </w:rPr>
+        <w:t xml:space="preserve">2. </w:t>
+      </w:r>
+      <w:r>
+        <w:rPr>
+          <w:rFonts w:ascii="맑은 고딕" w:hAnsi="맑은 고딕" w:eastAsia="맑은 고딕" w:cs="맑은 고딕"/>
+          <w:b w:val="0"/>
+          <w:sz w:val="21"/>
+        </w:rPr>
+        <w:t>서버의 접속 정보 파일(.env)에서 토큰과 만료일을 바꿉니다.</w:t>
+      </w:r>
+    </w:p>
+    <w:p>
+      <w:pPr>
+        <w:spacing w:after="60"/>
+        <w:ind w:left="340"/>
+      </w:pPr>
+      <w:r>
+        <w:rPr>
+          <w:rFonts w:ascii="맑은 고딕" w:hAnsi="맑은 고딕" w:eastAsia="맑은 고딕" w:cs="맑은 고딕"/>
+          <w:b/>
+          <w:sz w:val="21"/>
+        </w:rPr>
+        <w:t xml:space="preserve">3. </w:t>
+      </w:r>
+      <w:r>
+        <w:rPr>
+          <w:rFonts w:ascii="맑은 고딕" w:hAnsi="맑은 고딕" w:eastAsia="맑은 고딕" w:cs="맑은 고딕"/>
+          <w:b w:val="0"/>
+          <w:sz w:val="21"/>
+        </w:rPr>
+        <w:t>배포 스크립트를 실행해 반영합니다 (10.3절 참고).</w:t>
+      </w:r>
+    </w:p>
+    <w:p>
+      <w:r>
+        <w:rPr>
+          <w:rFonts w:ascii="맑은 고딕" w:hAnsi="맑은 고딕" w:eastAsia="맑은 고딕" w:cs="맑은 고딕"/>
+          <w:b w:val="0"/>
+          <w:sz w:val="21"/>
+        </w:rPr>
+        <w:t>경고 띠는 만료 30일 이내에만 나타나므로 평소에는 보이지 않습니다. 표시되는 모습은 아래와 같습니다.</w:t>
+      </w:r>
+    </w:p>
+    <w:tbl>
+      <w:tblPr>
+        <w:tblStyle w:val="TableGrid"/>
+        <w:tblW w:type="auto" w:w="0"/>
+        <w:jc w:val="center"/>
+        <w:tblLook w:firstColumn="1" w:firstRow="1" w:lastColumn="0" w:lastRow="0" w:noHBand="0" w:noVBand="1" w:val="04A0"/>
+      </w:tblPr>
+      <w:tblGrid>
+        <w:gridCol w:w="3137"/>
+        <w:gridCol w:w="3137"/>
+        <w:gridCol w:w="3137"/>
+      </w:tblGrid>
+      <w:tr>
+        <w:trPr>
+          <w:cantSplit/>
+          <w:tblHeader/>
+        </w:trPr>
+        <w:tc>
+          <w:tcPr>
+            <w:tcW w:type="dxa" w:w="1474"/>
+            <w:shd w:val="clear" w:color="auto" w:fill="005A9E"/>
+            <w:vAlign w:val="center"/>
+          </w:tcPr>
+          <w:p>
+            <w:pPr>
+              <w:spacing w:before="0" w:after="0" w:line="240" w:lineRule="auto"/>
+              <w:jc w:val="center"/>
+            </w:pPr>
+            <w:r/>
+            <w:r>
+              <w:rPr>
+                <w:rFonts w:ascii="맑은 고딕" w:hAnsi="맑은 고딕" w:eastAsia="맑은 고딕" w:cs="맑은 고딕"/>
+                <w:b/>
+                <w:color w:val="FFFFFF"/>
+                <w:sz w:val="20"/>
+              </w:rPr>
+              <w:t>남은 기간</w:t>
+            </w:r>
+          </w:p>
+        </w:tc>
+        <w:tc>
+          <w:tcPr>
+            <w:tcW w:type="dxa" w:w="1361"/>
+            <w:shd w:val="clear" w:color="auto" w:fill="005A9E"/>
+            <w:vAlign w:val="center"/>
+          </w:tcPr>
+          <w:p>
+            <w:pPr>
+              <w:spacing w:before="0" w:after="0" w:line="240" w:lineRule="auto"/>
+              <w:jc w:val="center"/>
+            </w:pPr>
+            <w:r/>
+            <w:r>
+              <w:rPr>
+                <w:rFonts w:ascii="맑은 고딕" w:hAnsi="맑은 고딕" w:eastAsia="맑은 고딕" w:cs="맑은 고딕"/>
+                <w:b/>
+                <w:color w:val="FFFFFF"/>
+                <w:sz w:val="20"/>
+              </w:rPr>
+              <w:t>화면</w:t>
+            </w:r>
+          </w:p>
+        </w:tc>
+        <w:tc>
+          <w:tcPr>
+            <w:tcW w:type="dxa" w:w="5783"/>
+            <w:shd w:val="clear" w:color="auto" w:fill="005A9E"/>
+            <w:vAlign w:val="center"/>
+          </w:tcPr>
+          <w:p>
+            <w:pPr>
+              <w:spacing w:before="0" w:after="0" w:line="240" w:lineRule="auto"/>
+              <w:jc w:val="center"/>
+            </w:pPr>
+            <w:r/>
+            <w:r>
+              <w:rPr>
+                <w:rFonts w:ascii="맑은 고딕" w:hAnsi="맑은 고딕" w:eastAsia="맑은 고딕" w:cs="맑은 고딕"/>
+                <w:b/>
+                <w:color w:val="FFFFFF"/>
+                <w:sz w:val="20"/>
+              </w:rPr>
+              <w:t>문구</w:t>
+            </w:r>
+          </w:p>
+        </w:tc>
+      </w:tr>
+      <w:tr>
+        <w:trPr>
+          <w:cantSplit/>
+        </w:trPr>
+        <w:tc>
+          <w:tcPr>
+            <w:tcW w:type="dxa" w:w="1474"/>
+            <w:vAlign w:val="center"/>
+          </w:tcPr>
+          <w:p>
+            <w:pPr>
+              <w:spacing w:before="0" w:after="0" w:line="240" w:lineRule="auto"/>
+            </w:pPr>
+            <w:r/>
+            <w:r>
+              <w:rPr>
+                <w:rFonts w:ascii="맑은 고딕" w:hAnsi="맑은 고딕" w:eastAsia="맑은 고딕" w:cs="맑은 고딕"/>
+                <w:b/>
+                <w:sz w:val="20"/>
+              </w:rPr>
+              <w:t>31일 이상</w:t>
+            </w:r>
+          </w:p>
+        </w:tc>
+        <w:tc>
+          <w:tcPr>
+            <w:tcW w:type="dxa" w:w="1361"/>
+            <w:vAlign w:val="center"/>
+          </w:tcPr>
+          <w:p>
+            <w:pPr>
+              <w:spacing w:before="0" w:after="0" w:line="240" w:lineRule="auto"/>
+            </w:pPr>
+            <w:r/>
+            <w:r>
+              <w:rPr>
+                <w:rFonts w:ascii="맑은 고딕" w:hAnsi="맑은 고딕" w:eastAsia="맑은 고딕" w:cs="맑은 고딕"/>
+                <w:b w:val="0"/>
+                <w:sz w:val="20"/>
+              </w:rPr>
+              <w:t>경고 없음</w:t>
+            </w:r>
+          </w:p>
+        </w:tc>
+        <w:tc>
+          <w:tcPr>
+            <w:tcW w:type="dxa" w:w="5783"/>
+            <w:vAlign w:val="center"/>
+          </w:tcPr>
+          <w:p>
+            <w:pPr>
+              <w:spacing w:before="0" w:after="0" w:line="240" w:lineRule="auto"/>
+            </w:pPr>
+            <w:r/>
+            <w:r>
+              <w:rPr>
+                <w:rFonts w:ascii="맑은 고딕" w:hAnsi="맑은 고딕" w:eastAsia="맑은 고딕" w:cs="맑은 고딕"/>
+                <w:b w:val="0"/>
+                <w:sz w:val="20"/>
+              </w:rPr>
+              <w:t>설정 탭에만 「API 토큰 만료: 날짜 (N일 남음)」</w:t>
+            </w:r>
+          </w:p>
+        </w:tc>
+      </w:tr>
+      <w:tr>
+        <w:trPr>
+          <w:cantSplit/>
+        </w:trPr>
+        <w:tc>
+          <w:tcPr>
+            <w:tcW w:type="dxa" w:w="1474"/>
+            <w:vAlign w:val="center"/>
+          </w:tcPr>
+          <w:p>
+            <w:pPr>
+              <w:spacing w:before="0" w:after="0" w:line="240" w:lineRule="auto"/>
+            </w:pPr>
+            <w:r/>
+            <w:r>
+              <w:rPr>
+                <w:rFonts w:ascii="맑은 고딕" w:hAnsi="맑은 고딕" w:eastAsia="맑은 고딕" w:cs="맑은 고딕"/>
+                <w:b/>
+                <w:sz w:val="20"/>
+              </w:rPr>
+              <w:t>30일 이내</w:t>
+            </w:r>
+          </w:p>
+        </w:tc>
+        <w:tc>
+          <w:tcPr>
+            <w:tcW w:type="dxa" w:w="1361"/>
+            <w:vAlign w:val="center"/>
+          </w:tcPr>
+          <w:p>
+            <w:pPr>
+              <w:spacing w:before="0" w:after="0" w:line="240" w:lineRule="auto"/>
+            </w:pPr>
+            <w:r/>
+            <w:r>
+              <w:rPr>
+                <w:rFonts w:ascii="맑은 고딕" w:hAnsi="맑은 고딕" w:eastAsia="맑은 고딕" w:cs="맑은 고딕"/>
+                <w:b w:val="0"/>
+                <w:sz w:val="20"/>
+              </w:rPr>
+              <w:t>노란 띠</w:t>
+            </w:r>
+          </w:p>
+        </w:tc>
+        <w:tc>
+          <w:tcPr>
+            <w:tcW w:type="dxa" w:w="5783"/>
+            <w:vAlign w:val="center"/>
+          </w:tcPr>
+          <w:p>
+            <w:pPr>
+              <w:spacing w:before="0" w:after="0" w:line="240" w:lineRule="auto"/>
+            </w:pPr>
+            <w:r/>
+            <w:r>
+              <w:rPr>
+                <w:rFonts w:ascii="맑은 고딕" w:hAnsi="맑은 고딕" w:eastAsia="맑은 고딕" w:cs="맑은 고딕"/>
+                <w:b w:val="0"/>
+                <w:sz w:val="20"/>
+              </w:rPr>
+              <w:t>⚠️ Jira 토큰 만료 N일 전 (만료일 …)</w:t>
+            </w:r>
+          </w:p>
+        </w:tc>
+      </w:tr>
+      <w:tr>
+        <w:trPr>
+          <w:cantSplit/>
+        </w:trPr>
+        <w:tc>
+          <w:tcPr>
+            <w:tcW w:type="dxa" w:w="1474"/>
+            <w:vAlign w:val="center"/>
+          </w:tcPr>
+          <w:p>
+            <w:pPr>
+              <w:spacing w:before="0" w:after="0" w:line="240" w:lineRule="auto"/>
+            </w:pPr>
+            <w:r/>
+            <w:r>
+              <w:rPr>
+                <w:rFonts w:ascii="맑은 고딕" w:hAnsi="맑은 고딕" w:eastAsia="맑은 고딕" w:cs="맑은 고딕"/>
+                <w:b/>
+                <w:sz w:val="20"/>
+              </w:rPr>
+              <w:t>만료됨</w:t>
+            </w:r>
+          </w:p>
+        </w:tc>
+        <w:tc>
+          <w:tcPr>
+            <w:tcW w:type="dxa" w:w="1361"/>
+            <w:vAlign w:val="center"/>
+          </w:tcPr>
+          <w:p>
+            <w:pPr>
+              <w:spacing w:before="0" w:after="0" w:line="240" w:lineRule="auto"/>
+            </w:pPr>
+            <w:r/>
+            <w:r>
+              <w:rPr>
+                <w:rFonts w:ascii="맑은 고딕" w:hAnsi="맑은 고딕" w:eastAsia="맑은 고딕" w:cs="맑은 고딕"/>
+                <w:b w:val="0"/>
+                <w:sz w:val="20"/>
+              </w:rPr>
+              <w:t>빨간 띠</w:t>
+            </w:r>
+          </w:p>
+        </w:tc>
+        <w:tc>
+          <w:tcPr>
+            <w:tcW w:type="dxa" w:w="5783"/>
+            <w:vAlign w:val="center"/>
+          </w:tcPr>
+          <w:p>
+            <w:pPr>
+              <w:spacing w:before="0" w:after="0" w:line="240" w:lineRule="auto"/>
+            </w:pPr>
+            <w:r/>
+            <w:r>
+              <w:rPr>
+                <w:rFonts w:ascii="맑은 고딕" w:hAnsi="맑은 고딕" w:eastAsia="맑은 고딕" w:cs="맑은 고딕"/>
+                <w:b w:val="0"/>
+                <w:sz w:val="20"/>
+              </w:rPr>
+              <w:t>⛔ Jira 토큰이 만료되었습니다 — 동기화가 동작하지 않습니다</w:t>
+            </w:r>
+          </w:p>
+        </w:tc>
+      </w:tr>
+    </w:tbl>
+    <w:p/>
+    <w:p>
+      <w:pPr>
+        <w:pStyle w:val="Heading2"/>
+      </w:pPr>
+      <w:r>
         <w:t>10.4 업무 직접 추가</w:t>
       </w:r>
     </w:p>
@@ -16805,7 +17863,7 @@
         <w:drawing>
           <wp:inline xmlns:a="http://schemas.openxmlformats.org/drawingml/2006/main" xmlns:pic="http://schemas.openxmlformats.org/drawingml/2006/picture">
             <wp:extent cx="4500000" cy="1080671"/>
-            <wp:docPr id="56" name="Picture 56"/>
+            <wp:docPr id="57" name="Picture 57"/>
             <wp:cNvGraphicFramePr>
               <a:graphicFrameLocks noChangeAspect="1"/>
             </wp:cNvGraphicFramePr>
@@ -16817,7 +17875,7 @@
                     <pic:cNvPicPr/>
                   </pic:nvPicPr>
                   <pic:blipFill>
-                    <a:blip r:embed="rId65"/>
+                    <a:blip r:embed="rId66"/>
                     <a:stretch>
                       <a:fillRect/>
                     </a:stretch>

--- a/docs/manual/업무현황_대시보드_사용자매뉴얼.docx
+++ b/docs/manual/업무현황_대시보드_사용자매뉴얼.docx
@@ -18060,23 +18060,21 @@
       </w:r>
     </w:p>
     <w:p>
-      <w:pPr>
-        <w:keepLines/>
-        <w:spacing w:before="120" w:after="160"/>
-        <w:ind w:left="170"/>
-        <w:pBdr>
-          <w:left w:val="single" w:sz="18" w:space="6" w:color="C77700"/>
-        </w:pBdr>
-        <w:shd w:val="clear" w:color="auto" w:fill="FDF3E7"/>
-      </w:pPr>
+      <w:r>
+        <w:rPr>
+          <w:rFonts w:ascii="맑은 고딕" w:hAnsi="맑은 고딕" w:eastAsia="맑은 고딕" w:cs="맑은 고딕"/>
+          <w:b w:val="0"/>
+          <w:sz w:val="21"/>
+        </w:rPr>
+        <w:t xml:space="preserve">창에는 </w:t>
+      </w:r>
       <w:r>
         <w:rPr>
           <w:rFonts w:ascii="맑은 고딕" w:hAnsi="맑은 고딕" w:eastAsia="맑은 고딕" w:cs="맑은 고딕"/>
           <w:b/>
-          <w:color w:val="C77700"/>
-          <w:sz w:val="21"/>
-        </w:rPr>
-        <w:t xml:space="preserve">화면 캡처 예정  </w:t>
+          <w:sz w:val="21"/>
+        </w:rPr>
+        <w:t>날짜 · 장소 · 용무 · 차량</w:t>
       </w:r>
       <w:r>
         <w:rPr>
@@ -18084,7 +18082,7 @@
           <w:b w:val="0"/>
           <w:sz w:val="21"/>
         </w:rPr>
-        <w:t>그림 8-13  완료 처리 전 확인 창  (72_완료처리_확인창.png)</w:t>
+        <w:t>이 한 줄로 나오고, 그 아래에 「기록하면 대표이사에게 작업 완료 보고 메일이 갑니다.」가 붙습니다.</w:t>
       </w:r>
     </w:p>
     <w:p>
@@ -18813,6 +18811,32 @@
       </w:r>
     </w:p>
     <w:p>
+      <w:r>
+        <w:rPr>
+          <w:rFonts w:ascii="맑은 고딕" w:hAnsi="맑은 고딕" w:eastAsia="맑은 고딕" w:cs="맑은 고딕"/>
+          <w:b w:val="0"/>
+          <w:sz w:val="21"/>
+        </w:rPr>
+        <w:t xml:space="preserve">창의 생김새는 8.3 절의 일정 등록 창(그림 8-3)과 같습니다 — </w:t>
+      </w:r>
+      <w:r>
+        <w:rPr>
+          <w:rFonts w:ascii="맑은 고딕" w:hAnsi="맑은 고딕" w:eastAsia="맑은 고딕" w:cs="맑은 고딕"/>
+          <w:b/>
+          <w:sz w:val="21"/>
+        </w:rPr>
+        <w:t>유형만 「🌴 휴가」로</w:t>
+      </w:r>
+      <w:r>
+        <w:rPr>
+          <w:rFonts w:ascii="맑은 고딕" w:hAnsi="맑은 고딕" w:eastAsia="맑은 고딕" w:cs="맑은 고딕"/>
+          <w:b w:val="0"/>
+          <w:sz w:val="21"/>
+        </w:rPr>
+        <w:t xml:space="preserve"> 고르면 장소·차량 칸이 사라지고 휴가 종류 칸이 나옵니다.</w:t>
+      </w:r>
+    </w:p>
+    <w:p>
       <w:pPr>
         <w:keepLines/>
         <w:spacing w:before="120" w:after="160"/>
@@ -18829,7 +18853,15 @@
           <w:color w:val="C77700"/>
           <w:sz w:val="21"/>
         </w:rPr>
-        <w:t xml:space="preserve">화면 캡처 예정  </w:t>
+        <w:t xml:space="preserve">저장 전에 한 번 여쭙니다  </w:t>
+      </w:r>
+      <w:r>
+        <w:rPr>
+          <w:rFonts w:ascii="맑은 고딕" w:hAnsi="맑은 고딕" w:eastAsia="맑은 고딕" w:cs="맑은 고딕"/>
+          <w:b/>
+          <w:sz w:val="21"/>
+        </w:rPr>
+        <w:t>신청하면 대표이사에게 승인 요청 메일이 갑니다.</w:t>
       </w:r>
       <w:r>
         <w:rPr>
@@ -18837,35 +18869,51 @@
           <w:b w:val="0"/>
           <w:sz w:val="21"/>
         </w:rPr>
-        <w:t>그림 9-1  휴가 신청  (73_휴가_신청.png)</w:t>
-      </w:r>
-    </w:p>
-    <w:p>
-      <w:pPr>
-        <w:keepLines/>
-        <w:spacing w:before="120" w:after="160"/>
-        <w:ind w:left="170"/>
-        <w:pBdr>
-          <w:left w:val="single" w:sz="18" w:space="6" w:color="C77700"/>
-        </w:pBdr>
-        <w:shd w:val="clear" w:color="auto" w:fill="FDF3E7"/>
-      </w:pPr>
+        <w:t xml:space="preserve"> 잘못 눌러 들어간 휴가로 메일이 가면 되돌릴 방법이 없어서, 확인 창을 한 번 띄웁니다.</w:t>
+      </w:r>
+    </w:p>
+    <w:p>
+      <w:r>
+        <w:rPr>
+          <w:rFonts w:ascii="맑은 고딕" w:hAnsi="맑은 고딕" w:eastAsia="맑은 고딕" w:cs="맑은 고딕"/>
+          <w:b w:val="0"/>
+          <w:sz w:val="21"/>
+        </w:rPr>
+        <w:t xml:space="preserve">여러 날을 한 번에 신청하시면 </w:t>
+      </w:r>
       <w:r>
         <w:rPr>
           <w:rFonts w:ascii="맑은 고딕" w:hAnsi="맑은 고딕" w:eastAsia="맑은 고딕" w:cs="맑은 고딕"/>
           <w:b/>
-          <w:color w:val="C77700"/>
-          <w:sz w:val="21"/>
-        </w:rPr>
-        <w:t xml:space="preserve">저장 전에 한 번 여쭙니다  </w:t>
-      </w:r>
+          <w:sz w:val="21"/>
+        </w:rPr>
+        <w:t>메일은 한 통</w:t>
+      </w:r>
+      <w:r>
+        <w:rPr>
+          <w:rFonts w:ascii="맑은 고딕" w:hAnsi="맑은 고딕" w:eastAsia="맑은 고딕" w:cs="맑은 고딕"/>
+          <w:b w:val="0"/>
+          <w:sz w:val="21"/>
+        </w:rPr>
+        <w:t>으로 묶여 갑니다. 사흘 휴가를 냈다고 메일이 세 통 가지는 않습니다.</w:t>
+      </w:r>
+    </w:p>
+    <w:p>
+      <w:pPr>
+        <w:pStyle w:val="Heading2"/>
+      </w:pPr>
+      <w:r>
+        <w:t>9.2 승인·반려 [대표이사]</w:t>
+      </w:r>
+    </w:p>
+    <w:p>
       <w:r>
         <w:rPr>
           <w:rFonts w:ascii="맑은 고딕" w:hAnsi="맑은 고딕" w:eastAsia="맑은 고딕" w:cs="맑은 고딕"/>
           <w:b/>
           <w:sz w:val="21"/>
         </w:rPr>
-        <w:t>신청하면 대표이사에게 승인 요청 메일이 갑니다.</w:t>
+        <w:t>스케줄 → 🌴 휴가</w:t>
       </w:r>
       <w:r>
         <w:rPr>
@@ -18873,103 +18921,23 @@
           <w:b w:val="0"/>
           <w:sz w:val="21"/>
         </w:rPr>
-        <w:t xml:space="preserve"> 잘못 눌러 들어간 휴가로 메일이 가면 되돌릴 방법이 없어서, 확인 창을 한 번 띄웁니다.</w:t>
-      </w:r>
-    </w:p>
-    <w:p>
+        <w:t xml:space="preserve"> 화면 위쪽에 </w:t>
+      </w:r>
+      <w:r>
+        <w:rPr>
+          <w:rFonts w:ascii="맑은 고딕" w:hAnsi="맑은 고딕" w:eastAsia="맑은 고딕" w:cs="맑은 고딕"/>
+          <w:b/>
+          <w:sz w:val="21"/>
+        </w:rPr>
+        <w:t>승인 대기</w:t>
+      </w:r>
       <w:r>
         <w:rPr>
           <w:rFonts w:ascii="맑은 고딕" w:hAnsi="맑은 고딕" w:eastAsia="맑은 고딕" w:cs="맑은 고딕"/>
           <w:b w:val="0"/>
           <w:sz w:val="21"/>
         </w:rPr>
-        <w:t xml:space="preserve">여러 날을 한 번에 신청하시면 </w:t>
-      </w:r>
-      <w:r>
-        <w:rPr>
-          <w:rFonts w:ascii="맑은 고딕" w:hAnsi="맑은 고딕" w:eastAsia="맑은 고딕" w:cs="맑은 고딕"/>
-          <w:b/>
-          <w:sz w:val="21"/>
-        </w:rPr>
-        <w:t>메일은 한 통</w:t>
-      </w:r>
-      <w:r>
-        <w:rPr>
-          <w:rFonts w:ascii="맑은 고딕" w:hAnsi="맑은 고딕" w:eastAsia="맑은 고딕" w:cs="맑은 고딕"/>
-          <w:b w:val="0"/>
-          <w:sz w:val="21"/>
-        </w:rPr>
-        <w:t>으로 묶여 갑니다. 사흘 휴가를 냈다고 메일이 세 통 가지는 않습니다.</w:t>
-      </w:r>
-    </w:p>
-    <w:p>
-      <w:pPr>
-        <w:pStyle w:val="Heading2"/>
-      </w:pPr>
-      <w:r>
-        <w:t>9.2 승인·반려 [대표이사]</w:t>
-      </w:r>
-    </w:p>
-    <w:p>
-      <w:r>
-        <w:rPr>
-          <w:rFonts w:ascii="맑은 고딕" w:hAnsi="맑은 고딕" w:eastAsia="맑은 고딕" w:cs="맑은 고딕"/>
-          <w:b/>
-          <w:sz w:val="21"/>
-        </w:rPr>
-        <w:t>스케줄 → 🌴 휴가</w:t>
-      </w:r>
-      <w:r>
-        <w:rPr>
-          <w:rFonts w:ascii="맑은 고딕" w:hAnsi="맑은 고딕" w:eastAsia="맑은 고딕" w:cs="맑은 고딕"/>
-          <w:b w:val="0"/>
-          <w:sz w:val="21"/>
-        </w:rPr>
-        <w:t xml:space="preserve"> 화면 위쪽에 </w:t>
-      </w:r>
-      <w:r>
-        <w:rPr>
-          <w:rFonts w:ascii="맑은 고딕" w:hAnsi="맑은 고딕" w:eastAsia="맑은 고딕" w:cs="맑은 고딕"/>
-          <w:b/>
-          <w:sz w:val="21"/>
-        </w:rPr>
-        <w:t>승인 대기</w:t>
-      </w:r>
-      <w:r>
-        <w:rPr>
-          <w:rFonts w:ascii="맑은 고딕" w:hAnsi="맑은 고딕" w:eastAsia="맑은 고딕" w:cs="맑은 고딕"/>
-          <w:b w:val="0"/>
-          <w:sz w:val="21"/>
-        </w:rPr>
         <w:t xml:space="preserve"> 목록이 나옵니다. 줄마다 [승인] · [반려] 를 누르시면 됩니다.</w:t>
-      </w:r>
-    </w:p>
-    <w:p>
-      <w:pPr>
-        <w:keepLines/>
-        <w:spacing w:before="120" w:after="160"/>
-        <w:ind w:left="170"/>
-        <w:pBdr>
-          <w:left w:val="single" w:sz="18" w:space="6" w:color="C77700"/>
-        </w:pBdr>
-        <w:shd w:val="clear" w:color="auto" w:fill="FDF3E7"/>
-      </w:pPr>
-      <w:r>
-        <w:rPr>
-          <w:rFonts w:ascii="맑은 고딕" w:hAnsi="맑은 고딕" w:eastAsia="맑은 고딕" w:cs="맑은 고딕"/>
-          <w:b/>
-          <w:color w:val="C77700"/>
-          <w:sz w:val="21"/>
-        </w:rPr>
-        <w:t xml:space="preserve">화면 캡처 예정  </w:t>
-      </w:r>
-      <w:r>
-        <w:rPr>
-          <w:rFonts w:ascii="맑은 고딕" w:hAnsi="맑은 고딕" w:eastAsia="맑은 고딕" w:cs="맑은 고딕"/>
-          <w:b w:val="0"/>
-          <w:sz w:val="21"/>
-        </w:rPr>
-        <w:t>그림 9-2  승인 대기 목록 [대표이사]  (74_휴가_승인대기.png)</w:t>
       </w:r>
     </w:p>
     <w:p>
@@ -19741,34 +19709,6 @@
           <w:sz w:val="21"/>
         </w:rPr>
         <w:t xml:space="preserve"> 목록과 대기 금액 합계가 나옵니다.</w:t>
-      </w:r>
-    </w:p>
-    <w:p>
-      <w:pPr>
-        <w:keepLines/>
-        <w:spacing w:before="120" w:after="160"/>
-        <w:ind w:left="170"/>
-        <w:pBdr>
-          <w:left w:val="single" w:sz="18" w:space="6" w:color="C77700"/>
-        </w:pBdr>
-        <w:shd w:val="clear" w:color="auto" w:fill="FDF3E7"/>
-      </w:pPr>
-      <w:r>
-        <w:rPr>
-          <w:rFonts w:ascii="맑은 고딕" w:hAnsi="맑은 고딕" w:eastAsia="맑은 고딕" w:cs="맑은 고딕"/>
-          <w:b/>
-          <w:color w:val="C77700"/>
-          <w:sz w:val="21"/>
-        </w:rPr>
-        <w:t xml:space="preserve">화면 캡처 예정  </w:t>
-      </w:r>
-      <w:r>
-        <w:rPr>
-          <w:rFonts w:ascii="맑은 고딕" w:hAnsi="맑은 고딕" w:eastAsia="맑은 고딕" w:cs="맑은 고딕"/>
-          <w:b w:val="0"/>
-          <w:sz w:val="21"/>
-        </w:rPr>
-        <w:t>그림 10-2  구매 승인 대기 [대표이사]  (76_구매_승인대기.png)</w:t>
       </w:r>
     </w:p>
     <w:p>

--- a/docs/manual/업무현황_대시보드_사용자매뉴얼.docx
+++ b/docs/manual/업무현황_대시보드_사용자매뉴얼.docx
@@ -53,7 +53,7 @@
           <w:color w:val="666666"/>
           <w:sz w:val="21"/>
         </w:rPr>
-        <w:t>문서 버전  1.6</w:t>
+        <w:t>문서 버전  1.7</w:t>
       </w:r>
     </w:p>
     <w:p>
@@ -67,7 +67,7 @@
           <w:color w:val="666666"/>
           <w:sz w:val="21"/>
         </w:rPr>
-        <w:t>작성일  2026-08-29</w:t>
+        <w:t>작성일  2026-08-30</w:t>
       </w:r>
     </w:p>
     <w:p>
@@ -144,7 +144,7 @@
           <w:rFonts w:ascii="맑은 고딕" w:hAnsi="맑은 고딕" w:eastAsia="맑은 고딕" w:cs="맑은 고딕"/>
           <w:sz w:val="19"/>
         </w:rPr>
-        <w:t xml:space="preserve">  1.3 처음 로그인하면 — 메일 발송 설정</w:t>
+        <w:t xml:space="preserve">  1.3 처음 로그인하면 — 내 메일 발송 계정</w:t>
       </w:r>
     </w:p>
     <w:p>
@@ -173,6 +173,18 @@
     </w:p>
     <w:p>
       <w:pPr>
+        <w:spacing w:after="0" w:line="240" w:lineRule="auto"/>
+      </w:pPr>
+      <w:r>
+        <w:rPr>
+          <w:rFonts w:ascii="맑은 고딕" w:hAnsi="맑은 고딕" w:eastAsia="맑은 고딕" w:cs="맑은 고딕"/>
+          <w:sz w:val="19"/>
+        </w:rPr>
+        <w:t xml:space="preserve">  1.6 의견 보내기 — 에러 · 불편한 점 · 기능 추가</w:t>
+      </w:r>
+    </w:p>
+    <w:p>
+      <w:pPr>
         <w:spacing w:after="0" w:before="0" w:line="240" w:lineRule="auto"/>
       </w:pPr>
       <w:r>
@@ -1057,6 +1069,18 @@
           <w:sz w:val="19"/>
         </w:rPr>
         <w:t xml:space="preserve">  13.4 백업과 저장소</w:t>
+      </w:r>
+    </w:p>
+    <w:p>
+      <w:pPr>
+        <w:spacing w:after="0" w:line="240" w:lineRule="auto"/>
+      </w:pPr>
+      <w:r>
+        <w:rPr>
+          <w:rFonts w:ascii="맑은 고딕" w:hAnsi="맑은 고딕" w:eastAsia="맑은 고딕" w:cs="맑은 고딕"/>
+          <w:sz w:val="19"/>
+        </w:rPr>
+        <w:t xml:space="preserve">  13.5 회사 공용 메일 계정</w:t>
       </w:r>
     </w:p>
     <w:p>
@@ -1904,7 +1928,7 @@
         <w:pStyle w:val="Heading2"/>
       </w:pPr>
       <w:r>
-        <w:t>1.3 처음 로그인하면 — 메일 발송 설정</w:t>
+        <w:t>1.3 처음 로그인하면 — 내 메일 발송 계정</w:t>
       </w:r>
     </w:p>
     <w:p>
@@ -2454,7 +2478,7 @@
           <w:b w:val="0"/>
           <w:sz w:val="21"/>
         </w:rPr>
-        <w:t xml:space="preserve"> 탭의 「내 메일 발송 설정」 카드에서 언제든 다시 등록하거나 지울 수 있습니다.</w:t>
+        <w:t xml:space="preserve"> 탭의 「내 메일 발송 계정」 카드에서 언제든 다시 등록하거나 지울 수 있습니다.</w:t>
       </w:r>
     </w:p>
     <w:p>
@@ -2509,6 +2533,235 @@
           <w:sz w:val="21"/>
         </w:rPr>
         <w:t>로 나갑니다. 보고가 멈추지는 않습니다.</w:t>
+      </w:r>
+    </w:p>
+    <w:p>
+      <w:pPr>
+        <w:pStyle w:val="Heading3"/>
+      </w:pPr>
+      <w:r>
+        <w:t>지금 하기 어려우면 건너뛰셔도 됩니다</w:t>
+      </w:r>
+    </w:p>
+    <w:p>
+      <w:r>
+        <w:rPr>
+          <w:rFonts w:ascii="맑은 고딕" w:hAnsi="맑은 고딕" w:eastAsia="맑은 고딕" w:cs="맑은 고딕"/>
+          <w:b/>
+          <w:sz w:val="21"/>
+        </w:rPr>
+        <w:t>[지금은 건너뛰고 들어가기]</w:t>
+      </w:r>
+      <w:r>
+        <w:rPr>
+          <w:rFonts w:ascii="맑은 고딕" w:hAnsi="맑은 고딕" w:eastAsia="맑은 고딕" w:cs="맑은 고딕"/>
+          <w:b w:val="0"/>
+          <w:sz w:val="21"/>
+        </w:rPr>
+        <w:t xml:space="preserve"> 를 누르면 그대로 업무를 보실 수 있습니다. 대신 화면 위에 노란 띠가 계속 뜨고, </w:t>
+      </w:r>
+      <w:r>
+        <w:rPr>
+          <w:rFonts w:ascii="맑은 고딕" w:hAnsi="맑은 고딕" w:eastAsia="맑은 고딕" w:cs="맑은 고딕"/>
+          <w:b/>
+          <w:sz w:val="21"/>
+        </w:rPr>
+        <w:t>다음 로그인 때 다시 여쭙습니다.</w:t>
+      </w:r>
+    </w:p>
+    <w:p>
+      <w:r>
+        <w:rPr>
+          <w:rFonts w:ascii="맑은 고딕" w:hAnsi="맑은 고딕" w:eastAsia="맑은 고딕" w:cs="맑은 고딕"/>
+          <w:b w:val="0"/>
+          <w:sz w:val="21"/>
+        </w:rPr>
+        <w:t xml:space="preserve">건너뛴 동안에는 메일이 </w:t>
+      </w:r>
+      <w:r>
+        <w:rPr>
+          <w:rFonts w:ascii="맑은 고딕" w:hAnsi="맑은 고딕" w:eastAsia="맑은 고딕" w:cs="맑은 고딕"/>
+          <w:b/>
+          <w:sz w:val="21"/>
+        </w:rPr>
+        <w:t>회사 공용 주소</w:t>
+      </w:r>
+      <w:r>
+        <w:rPr>
+          <w:rFonts w:ascii="맑은 고딕" w:hAnsi="맑은 고딕" w:eastAsia="맑은 고딕" w:cs="맑은 고딕"/>
+          <w:b w:val="0"/>
+          <w:sz w:val="21"/>
+        </w:rPr>
+        <w:t>로 나가고 답장만 본인에게 옵니다. 보고가 누락되지는 않습니다.</w:t>
+      </w:r>
+    </w:p>
+    <w:p>
+      <w:pPr>
+        <w:keepLines/>
+        <w:spacing w:before="120" w:after="160"/>
+        <w:ind w:left="170"/>
+        <w:pBdr>
+          <w:left w:val="single" w:sz="18" w:space="6" w:color="005A9E"/>
+        </w:pBdr>
+        <w:shd w:val="clear" w:color="auto" w:fill="F2F7FB"/>
+      </w:pPr>
+      <w:r>
+        <w:rPr>
+          <w:rFonts w:ascii="맑은 고딕" w:hAnsi="맑은 고딕" w:eastAsia="맑은 고딕" w:cs="맑은 고딕"/>
+          <w:b/>
+          <w:color w:val="005A9E"/>
+          <w:sz w:val="21"/>
+        </w:rPr>
+        <w:t xml:space="preserve">메일이 고장 나도 업무는 막지 않습니다  </w:t>
+      </w:r>
+      <w:r>
+        <w:rPr>
+          <w:rFonts w:ascii="맑은 고딕" w:hAnsi="맑은 고딕" w:eastAsia="맑은 고딕" w:cs="맑은 고딕"/>
+          <w:b w:val="0"/>
+          <w:sz w:val="21"/>
+        </w:rPr>
+        <w:t xml:space="preserve">처음에는 등록해야만 들어갈 수 있게 막아 두었는데, 2026-08-29(토)에 회사 메일 계정이 막히자 </w:t>
+      </w:r>
+      <w:r>
+        <w:rPr>
+          <w:rFonts w:ascii="맑은 고딕" w:hAnsi="맑은 고딕" w:eastAsia="맑은 고딕" w:cs="맑은 고딕"/>
+          <w:b/>
+          <w:sz w:val="21"/>
+        </w:rPr>
+        <w:t>등록할 방법이 없어 다섯 분이 대시보드에 아예 들어오지 못했습니다.</w:t>
+      </w:r>
+      <w:r>
+        <w:rPr>
+          <w:rFonts w:ascii="맑은 고딕" w:hAnsi="맑은 고딕" w:eastAsia="맑은 고딕" w:cs="맑은 고딕"/>
+          <w:b w:val="0"/>
+          <w:sz w:val="21"/>
+        </w:rPr>
+        <w:t xml:space="preserve"> 업무 입력·스케줄까지 함께 멈췄습니다. 메일은 곁다리인데 그것 때문에 본업이 막히면 안 되므로, 권하되 막지는 않도록 바꿨습니다.</w:t>
+      </w:r>
+    </w:p>
+    <w:p>
+      <w:pPr>
+        <w:pStyle w:val="Heading3"/>
+      </w:pPr>
+      <w:r>
+        <w:t>붉은 띠가 뜨면 — 앱 비밀번호가 틀어진 것입니다</w:t>
+      </w:r>
+    </w:p>
+    <w:p>
+      <w:r>
+        <w:rPr>
+          <w:rFonts w:ascii="맑은 고딕" w:hAnsi="맑은 고딕" w:eastAsia="맑은 고딕" w:cs="맑은 고딕"/>
+          <w:b w:val="0"/>
+          <w:sz w:val="21"/>
+        </w:rPr>
+        <w:t xml:space="preserve">등록해 두었는데도 </w:t>
+      </w:r>
+      <w:r>
+        <w:rPr>
+          <w:rFonts w:ascii="맑은 고딕" w:hAnsi="맑은 고딕" w:eastAsia="맑은 고딕" w:cs="맑은 고딕"/>
+          <w:b/>
+          <w:sz w:val="21"/>
+        </w:rPr>
+        <w:t>본인 계정으로 보내다 거부</w:t>
+      </w:r>
+      <w:r>
+        <w:rPr>
+          <w:rFonts w:ascii="맑은 고딕" w:hAnsi="맑은 고딕" w:eastAsia="맑은 고딕" w:cs="맑은 고딕"/>
+          <w:b w:val="0"/>
+          <w:sz w:val="21"/>
+        </w:rPr>
+        <w:t>되면 화면 위에 붉은 띠가 뜹니다.</w:t>
+      </w:r>
+    </w:p>
+    <w:p>
+      <w:pPr>
+        <w:spacing w:after="60"/>
+        <w:ind w:left="340"/>
+      </w:pPr>
+      <w:r>
+        <w:rPr>
+          <w:rFonts w:ascii="맑은 고딕" w:hAnsi="맑은 고딕" w:eastAsia="맑은 고딕" w:cs="맑은 고딕"/>
+          <w:sz w:val="21"/>
+        </w:rPr>
+        <w:t xml:space="preserve">· </w:t>
+      </w:r>
+      <w:r>
+        <w:rPr>
+          <w:rFonts w:ascii="맑은 고딕" w:hAnsi="맑은 고딕" w:eastAsia="맑은 고딕" w:cs="맑은 고딕"/>
+          <w:b w:val="0"/>
+          <w:sz w:val="21"/>
+        </w:rPr>
+        <w:t>`⛔ 메일 발송에 실패했습니다 — 앱 비밀번호를 다시 등록해 주십시오`</w:t>
+      </w:r>
+    </w:p>
+    <w:p>
+      <w:r>
+        <w:rPr>
+          <w:rFonts w:ascii="맑은 고딕" w:hAnsi="맑은 고딕" w:eastAsia="맑은 고딕" w:cs="맑은 고딕"/>
+          <w:b w:val="0"/>
+          <w:sz w:val="21"/>
+        </w:rPr>
+        <w:t xml:space="preserve">메일 쪽에서 비밀번호를 바꾸시거나 앱 비밀번호를 회수하시면 그때부터 막힙니다. 띠의 </w:t>
+      </w:r>
+      <w:r>
+        <w:rPr>
+          <w:rFonts w:ascii="맑은 고딕" w:hAnsi="맑은 고딕" w:eastAsia="맑은 고딕" w:cs="맑은 고딕"/>
+          <w:b/>
+          <w:sz w:val="21"/>
+        </w:rPr>
+        <w:t>[다시 등록하기]</w:t>
+      </w:r>
+      <w:r>
+        <w:rPr>
+          <w:rFonts w:ascii="맑은 고딕" w:hAnsi="맑은 고딕" w:eastAsia="맑은 고딕" w:cs="맑은 고딕"/>
+          <w:b w:val="0"/>
+          <w:sz w:val="21"/>
+        </w:rPr>
+        <w:t xml:space="preserve"> 로 새 값을 넣으시면 띠가 사라집니다.</w:t>
+      </w:r>
+    </w:p>
+    <w:p>
+      <w:pPr>
+        <w:keepLines/>
+        <w:spacing w:before="120" w:after="160"/>
+        <w:ind w:left="170"/>
+        <w:pBdr>
+          <w:left w:val="single" w:sz="18" w:space="6" w:color="005A9E"/>
+        </w:pBdr>
+        <w:shd w:val="clear" w:color="auto" w:fill="F2F7FB"/>
+      </w:pPr>
+      <w:r>
+        <w:rPr>
+          <w:rFonts w:ascii="맑은 고딕" w:hAnsi="맑은 고딕" w:eastAsia="맑은 고딕" w:cs="맑은 고딕"/>
+          <w:b/>
+          <w:color w:val="005A9E"/>
+          <w:sz w:val="21"/>
+        </w:rPr>
+        <w:t xml:space="preserve">그동안 보고가 사라지지는 않습니다  </w:t>
+      </w:r>
+      <w:r>
+        <w:rPr>
+          <w:rFonts w:ascii="맑은 고딕" w:hAnsi="맑은 고딕" w:eastAsia="맑은 고딕" w:cs="맑은 고딕"/>
+          <w:b w:val="0"/>
+          <w:sz w:val="21"/>
+        </w:rPr>
+        <w:t xml:space="preserve">본인 계정이 막히면 </w:t>
+      </w:r>
+      <w:r>
+        <w:rPr>
+          <w:rFonts w:ascii="맑은 고딕" w:hAnsi="맑은 고딕" w:eastAsia="맑은 고딕" w:cs="맑은 고딕"/>
+          <w:b/>
+          <w:sz w:val="21"/>
+        </w:rPr>
+        <w:t>회사 공용 주소로 다시 보냅니다.</w:t>
+      </w:r>
+      <w:r>
+        <w:rPr>
+          <w:rFonts w:ascii="맑은 고딕" w:hAnsi="맑은 고딕" w:eastAsia="맑은 고딕" w:cs="맑은 고딕"/>
+          <w:b w:val="0"/>
+          <w:sz w:val="21"/>
+        </w:rPr>
+        <w:t xml:space="preserve"> 보고를 버리면 나중에 KPI 에서 「누락」으로 잡히고서야 드러나는데, 그 손해가 훨씬 큽니다. 대신 «몰래» 보내지 않고 이렇게 알려 드립니다.</w:t>
       </w:r>
     </w:p>
     <w:p>
@@ -3786,6 +4039,430 @@
     <w:p/>
     <w:p>
       <w:pPr>
+        <w:pStyle w:val="Heading2"/>
+      </w:pPr>
+      <w:r>
+        <w:t>1.6 의견 보내기 — 에러 · 불편한 점 · 기능 추가</w:t>
+      </w:r>
+    </w:p>
+    <w:p>
+      <w:r>
+        <w:rPr>
+          <w:rFonts w:ascii="맑은 고딕" w:hAnsi="맑은 고딕" w:eastAsia="맑은 고딕" w:cs="맑은 고딕"/>
+          <w:b w:val="0"/>
+          <w:sz w:val="21"/>
+        </w:rPr>
+        <w:t xml:space="preserve">화면 </w:t>
+      </w:r>
+      <w:r>
+        <w:rPr>
+          <w:rFonts w:ascii="맑은 고딕" w:hAnsi="맑은 고딕" w:eastAsia="맑은 고딕" w:cs="맑은 고딕"/>
+          <w:b/>
+          <w:sz w:val="21"/>
+        </w:rPr>
+        <w:t>오른쪽 아래에 💬 아이콘</w:t>
+      </w:r>
+      <w:r>
+        <w:rPr>
+          <w:rFonts w:ascii="맑은 고딕" w:hAnsi="맑은 고딕" w:eastAsia="맑은 고딕" w:cs="맑은 고딕"/>
+          <w:b w:val="0"/>
+          <w:sz w:val="21"/>
+        </w:rPr>
+        <w:t xml:space="preserve">이 늘 떠 있습니다. 쓰시다가 오류를 만나거나, 불편한 곳이 있거나, 있었으면 하는 기능이 떠오르면 </w:t>
+      </w:r>
+      <w:r>
+        <w:rPr>
+          <w:rFonts w:ascii="맑은 고딕" w:hAnsi="맑은 고딕" w:eastAsia="맑은 고딕" w:cs="맑은 고딕"/>
+          <w:b/>
+          <w:sz w:val="21"/>
+        </w:rPr>
+        <w:t>그 자리에서</w:t>
+      </w:r>
+      <w:r>
+        <w:rPr>
+          <w:rFonts w:ascii="맑은 고딕" w:hAnsi="맑은 고딕" w:eastAsia="맑은 고딕" w:cs="맑은 고딕"/>
+          <w:b w:val="0"/>
+          <w:sz w:val="21"/>
+        </w:rPr>
+        <w:t xml:space="preserve"> 적어 보내십시오.</w:t>
+      </w:r>
+    </w:p>
+    <w:p>
+      <w:r>
+        <w:rPr>
+          <w:rFonts w:ascii="맑은 고딕" w:hAnsi="맑은 고딕" w:eastAsia="맑은 고딕" w:cs="맑은 고딕"/>
+          <w:b w:val="0"/>
+          <w:sz w:val="21"/>
+        </w:rPr>
+        <w:t>눌러서 셋 중 하나를 고르고 내용을 적으면 됩니다.</w:t>
+      </w:r>
+    </w:p>
+    <w:tbl>
+      <w:tblPr>
+        <w:tblStyle w:val="TableGrid"/>
+        <w:tblW w:type="auto" w:w="0"/>
+        <w:jc w:val="center"/>
+        <w:tblLook w:firstColumn="1" w:firstRow="1" w:lastColumn="0" w:lastRow="0" w:noHBand="0" w:noVBand="1" w:val="04A0"/>
+      </w:tblPr>
+      <w:tblGrid>
+        <w:gridCol w:w="4706"/>
+        <w:gridCol w:w="4706"/>
+      </w:tblGrid>
+      <w:tr>
+        <w:trPr>
+          <w:cantSplit/>
+          <w:tblHeader/>
+        </w:trPr>
+        <w:tc>
+          <w:tcPr>
+            <w:tcW w:type="dxa" w:w="2494"/>
+            <w:shd w:val="clear" w:color="auto" w:fill="005A9E"/>
+            <w:vAlign w:val="center"/>
+          </w:tcPr>
+          <w:p>
+            <w:pPr>
+              <w:spacing w:before="0" w:after="0" w:line="240" w:lineRule="auto"/>
+              <w:jc w:val="center"/>
+            </w:pPr>
+            <w:r/>
+            <w:r>
+              <w:rPr>
+                <w:rFonts w:ascii="맑은 고딕" w:hAnsi="맑은 고딕" w:eastAsia="맑은 고딕" w:cs="맑은 고딕"/>
+                <w:b/>
+                <w:color w:val="FFFFFF"/>
+                <w:sz w:val="20"/>
+              </w:rPr>
+              <w:t>종류</w:t>
+            </w:r>
+          </w:p>
+        </w:tc>
+        <w:tc>
+          <w:tcPr>
+            <w:tcW w:type="dxa" w:w="6123"/>
+            <w:shd w:val="clear" w:color="auto" w:fill="005A9E"/>
+            <w:vAlign w:val="center"/>
+          </w:tcPr>
+          <w:p>
+            <w:pPr>
+              <w:spacing w:before="0" w:after="0" w:line="240" w:lineRule="auto"/>
+              <w:jc w:val="center"/>
+            </w:pPr>
+            <w:r/>
+            <w:r>
+              <w:rPr>
+                <w:rFonts w:ascii="맑은 고딕" w:hAnsi="맑은 고딕" w:eastAsia="맑은 고딕" w:cs="맑은 고딕"/>
+                <w:b/>
+                <w:color w:val="FFFFFF"/>
+                <w:sz w:val="20"/>
+              </w:rPr>
+              <w:t>이럴 때</w:t>
+            </w:r>
+          </w:p>
+        </w:tc>
+      </w:tr>
+      <w:tr>
+        <w:trPr>
+          <w:cantSplit/>
+        </w:trPr>
+        <w:tc>
+          <w:tcPr>
+            <w:tcW w:type="dxa" w:w="2494"/>
+            <w:vAlign w:val="center"/>
+          </w:tcPr>
+          <w:p>
+            <w:pPr>
+              <w:spacing w:before="0" w:after="0" w:line="240" w:lineRule="auto"/>
+            </w:pPr>
+            <w:r/>
+            <w:r>
+              <w:rPr>
+                <w:rFonts w:ascii="맑은 고딕" w:hAnsi="맑은 고딕" w:eastAsia="맑은 고딕" w:cs="맑은 고딕"/>
+                <w:b/>
+                <w:sz w:val="20"/>
+              </w:rPr>
+              <w:t>🐞 에러 확인</w:t>
+            </w:r>
+          </w:p>
+        </w:tc>
+        <w:tc>
+          <w:tcPr>
+            <w:tcW w:type="dxa" w:w="6123"/>
+            <w:vAlign w:val="center"/>
+          </w:tcPr>
+          <w:p>
+            <w:pPr>
+              <w:spacing w:before="0" w:after="0" w:line="240" w:lineRule="auto"/>
+            </w:pPr>
+            <w:r/>
+            <w:r>
+              <w:rPr>
+                <w:rFonts w:ascii="맑은 고딕" w:hAnsi="맑은 고딕" w:eastAsia="맑은 고딕" w:cs="맑은 고딕"/>
+                <w:b w:val="0"/>
+                <w:sz w:val="20"/>
+              </w:rPr>
+              <w:t>무엇을 하다가 오류가 났는지</w:t>
+            </w:r>
+          </w:p>
+        </w:tc>
+      </w:tr>
+      <w:tr>
+        <w:trPr>
+          <w:cantSplit/>
+        </w:trPr>
+        <w:tc>
+          <w:tcPr>
+            <w:tcW w:type="dxa" w:w="2494"/>
+            <w:vAlign w:val="center"/>
+          </w:tcPr>
+          <w:p>
+            <w:pPr>
+              <w:spacing w:before="0" w:after="0" w:line="240" w:lineRule="auto"/>
+            </w:pPr>
+            <w:r/>
+            <w:r>
+              <w:rPr>
+                <w:rFonts w:ascii="맑은 고딕" w:hAnsi="맑은 고딕" w:eastAsia="맑은 고딕" w:cs="맑은 고딕"/>
+                <w:b/>
+                <w:sz w:val="20"/>
+              </w:rPr>
+              <w:t>🔧 불편한 점 수정 요청</w:t>
+            </w:r>
+          </w:p>
+        </w:tc>
+        <w:tc>
+          <w:tcPr>
+            <w:tcW w:type="dxa" w:w="6123"/>
+            <w:vAlign w:val="center"/>
+          </w:tcPr>
+          <w:p>
+            <w:pPr>
+              <w:spacing w:before="0" w:after="0" w:line="240" w:lineRule="auto"/>
+            </w:pPr>
+            <w:r/>
+            <w:r>
+              <w:rPr>
+                <w:rFonts w:ascii="맑은 고딕" w:hAnsi="맑은 고딕" w:eastAsia="맑은 고딕" w:cs="맑은 고딕"/>
+                <w:b w:val="0"/>
+                <w:sz w:val="20"/>
+              </w:rPr>
+              <w:t>어디가 어떻게 불편한지</w:t>
+            </w:r>
+          </w:p>
+        </w:tc>
+      </w:tr>
+      <w:tr>
+        <w:trPr>
+          <w:cantSplit/>
+        </w:trPr>
+        <w:tc>
+          <w:tcPr>
+            <w:tcW w:type="dxa" w:w="2494"/>
+            <w:vAlign w:val="center"/>
+          </w:tcPr>
+          <w:p>
+            <w:pPr>
+              <w:spacing w:before="0" w:after="0" w:line="240" w:lineRule="auto"/>
+            </w:pPr>
+            <w:r/>
+            <w:r>
+              <w:rPr>
+                <w:rFonts w:ascii="맑은 고딕" w:hAnsi="맑은 고딕" w:eastAsia="맑은 고딕" w:cs="맑은 고딕"/>
+                <w:b/>
+                <w:sz w:val="20"/>
+              </w:rPr>
+              <w:t>✨ 기능 추가 요청</w:t>
+            </w:r>
+          </w:p>
+        </w:tc>
+        <w:tc>
+          <w:tcPr>
+            <w:tcW w:type="dxa" w:w="6123"/>
+            <w:vAlign w:val="center"/>
+          </w:tcPr>
+          <w:p>
+            <w:pPr>
+              <w:spacing w:before="0" w:after="0" w:line="240" w:lineRule="auto"/>
+            </w:pPr>
+            <w:r/>
+            <w:r>
+              <w:rPr>
+                <w:rFonts w:ascii="맑은 고딕" w:hAnsi="맑은 고딕" w:eastAsia="맑은 고딕" w:cs="맑은 고딕"/>
+                <w:b w:val="0"/>
+                <w:sz w:val="20"/>
+              </w:rPr>
+              <w:t>무엇이 있으면 좋겠는지</w:t>
+            </w:r>
+          </w:p>
+        </w:tc>
+      </w:tr>
+    </w:tbl>
+    <w:p/>
+    <w:p>
+      <w:pPr>
+        <w:pStyle w:val="Heading3"/>
+      </w:pPr>
+      <w:r>
+        <w:t>화면 캡처를 함께 보내면 훨씬 빠릅니다</w:t>
+      </w:r>
+    </w:p>
+    <w:p>
+      <w:r>
+        <w:rPr>
+          <w:rFonts w:ascii="맑은 고딕" w:hAnsi="맑은 고딕" w:eastAsia="맑은 고딕" w:cs="맑은 고딕"/>
+          <w:b/>
+          <w:sz w:val="21"/>
+        </w:rPr>
+        <w:t>Win + Shift + S</w:t>
+      </w:r>
+      <w:r>
+        <w:rPr>
+          <w:rFonts w:ascii="맑은 고딕" w:hAnsi="맑은 고딕" w:eastAsia="맑은 고딕" w:cs="맑은 고딕"/>
+          <w:b w:val="0"/>
+          <w:sz w:val="21"/>
+        </w:rPr>
+        <w:t xml:space="preserve"> 로 화면을 찍고 창 안에서 </w:t>
+      </w:r>
+      <w:r>
+        <w:rPr>
+          <w:rFonts w:ascii="맑은 고딕" w:hAnsi="맑은 고딕" w:eastAsia="맑은 고딕" w:cs="맑은 고딕"/>
+          <w:b/>
+          <w:sz w:val="21"/>
+        </w:rPr>
+        <w:t>Ctrl + V</w:t>
+      </w:r>
+      <w:r>
+        <w:rPr>
+          <w:rFonts w:ascii="맑은 고딕" w:hAnsi="맑은 고딕" w:eastAsia="맑은 고딕" w:cs="맑은 고딕"/>
+          <w:b w:val="0"/>
+          <w:sz w:val="21"/>
+        </w:rPr>
+        <w:t xml:space="preserve"> 로 붙여 넣으시면 됩니다. 파일을 골라 넣으셔도 되고, 세 장까지 붙습니다.</w:t>
+      </w:r>
+    </w:p>
+    <w:p>
+      <w:pPr>
+        <w:pStyle w:val="Heading3"/>
+      </w:pPr>
+      <w:r>
+        <w:t>이름은 적으셔도 되고 안 적으셔도 됩니다</w:t>
+      </w:r>
+    </w:p>
+    <w:p>
+      <w:r>
+        <w:rPr>
+          <w:rFonts w:ascii="맑은 고딕" w:hAnsi="맑은 고딕" w:eastAsia="맑은 고딕" w:cs="맑은 고딕"/>
+          <w:b w:val="0"/>
+          <w:sz w:val="21"/>
+        </w:rPr>
+        <w:t xml:space="preserve">로그인한 이름이 미리 채워져 있지만 </w:t>
+      </w:r>
+      <w:r>
+        <w:rPr>
+          <w:rFonts w:ascii="맑은 고딕" w:hAnsi="맑은 고딕" w:eastAsia="맑은 고딕" w:cs="맑은 고딕"/>
+          <w:b/>
+          <w:sz w:val="21"/>
+        </w:rPr>
+        <w:t>지우시면 익명으로</w:t>
+      </w:r>
+      <w:r>
+        <w:rPr>
+          <w:rFonts w:ascii="맑은 고딕" w:hAnsi="맑은 고딕" w:eastAsia="맑은 고딕" w:cs="맑은 고딕"/>
+          <w:b w:val="0"/>
+          <w:sz w:val="21"/>
+        </w:rPr>
+        <w:t xml:space="preserve"> 갑니다. 다만 익명이면 </w:t>
+      </w:r>
+      <w:r>
+        <w:rPr>
+          <w:rFonts w:ascii="맑은 고딕" w:hAnsi="맑은 고딕" w:eastAsia="맑은 고딕" w:cs="맑은 고딕"/>
+          <w:b/>
+          <w:sz w:val="21"/>
+        </w:rPr>
+        <w:t>되물을 수가 없어</w:t>
+      </w:r>
+      <w:r>
+        <w:rPr>
+          <w:rFonts w:ascii="맑은 고딕" w:hAnsi="맑은 고딕" w:eastAsia="맑은 고딕" w:cs="맑은 고딕"/>
+          <w:b w:val="0"/>
+          <w:sz w:val="21"/>
+        </w:rPr>
+        <w:t xml:space="preserve"> 해결이 늦어질 수 있습니다.</w:t>
+      </w:r>
+    </w:p>
+    <w:p>
+      <w:pPr>
+        <w:keepLines/>
+        <w:spacing w:before="120" w:after="160"/>
+        <w:ind w:left="170"/>
+        <w:pBdr>
+          <w:left w:val="single" w:sz="18" w:space="6" w:color="005A9E"/>
+        </w:pBdr>
+        <w:shd w:val="clear" w:color="auto" w:fill="F2F7FB"/>
+      </w:pPr>
+      <w:r>
+        <w:rPr>
+          <w:rFonts w:ascii="맑은 고딕" w:hAnsi="맑은 고딕" w:eastAsia="맑은 고딕" w:cs="맑은 고딕"/>
+          <w:b/>
+          <w:color w:val="005A9E"/>
+          <w:sz w:val="21"/>
+        </w:rPr>
+        <w:t xml:space="preserve">보내면 담당자에게 메일로 갑니다  </w:t>
+      </w:r>
+      <w:r>
+        <w:rPr>
+          <w:rFonts w:ascii="맑은 고딕" w:hAnsi="맑은 고딕" w:eastAsia="맑은 고딕" w:cs="맑은 고딕"/>
+          <w:b w:val="0"/>
+          <w:sz w:val="21"/>
+        </w:rPr>
+        <w:t xml:space="preserve">적어 주신 내용은 화면 주소·창 크기·브라우저와 함께 담당자 사서함으로 갑니다. </w:t>
+      </w:r>
+      <w:r>
+        <w:rPr>
+          <w:rFonts w:ascii="맑은 고딕" w:hAnsi="맑은 고딕" w:eastAsia="맑은 고딕" w:cs="맑은 고딕"/>
+          <w:b/>
+          <w:sz w:val="21"/>
+        </w:rPr>
+        <w:t>보내기에 실패하면 그대로 알려 드리고 적으신 내용을 지우지 않습니다</w:t>
+      </w:r>
+      <w:r>
+        <w:rPr>
+          <w:rFonts w:ascii="맑은 고딕" w:hAnsi="맑은 고딕" w:eastAsia="맑은 고딕" w:cs="맑은 고딕"/>
+          <w:b w:val="0"/>
+          <w:sz w:val="21"/>
+        </w:rPr>
+        <w:t xml:space="preserve"> — 「보냈습니다」 라고 해 놓고 사라지는 일이 없게 하기 위해서입니다.</w:t>
+      </w:r>
+    </w:p>
+    <w:p>
+      <w:pPr>
+        <w:keepLines/>
+        <w:spacing w:before="120" w:after="160"/>
+        <w:ind w:left="170"/>
+        <w:pBdr>
+          <w:left w:val="single" w:sz="18" w:space="6" w:color="005A9E"/>
+        </w:pBdr>
+        <w:shd w:val="clear" w:color="auto" w:fill="F2F7FB"/>
+      </w:pPr>
+      <w:r>
+        <w:rPr>
+          <w:rFonts w:ascii="맑은 고딕" w:hAnsi="맑은 고딕" w:eastAsia="맑은 고딕" w:cs="맑은 고딕"/>
+          <w:b/>
+          <w:color w:val="005A9E"/>
+          <w:sz w:val="21"/>
+        </w:rPr>
+        <w:t xml:space="preserve">업무 현황 대시보드와 KPI 추적 시스템에 함께 있습니다  </w:t>
+      </w:r>
+      <w:r>
+        <w:rPr>
+          <w:rFonts w:ascii="맑은 고딕" w:hAnsi="맑은 고딕" w:eastAsia="맑은 고딕" w:cs="맑은 고딕"/>
+          <w:b w:val="0"/>
+          <w:sz w:val="21"/>
+        </w:rPr>
+        <w:t>두 시스템 어디서 쓰시든 같은 아이콘이 뜨고, 어느 쪽에서 보내신 것인지도 함께 적혀 갑니다. 앞으로 다른 사내 시스템에도 같은 방식으로 붙습니다.</w:t>
+      </w:r>
+    </w:p>
+    <w:p>
+      <w:pPr>
         <w:pStyle w:val="Heading1"/>
       </w:pPr>
       <w:r>
@@ -25134,6 +25811,417 @@
     </w:p>
     <w:p>
       <w:pPr>
+        <w:pStyle w:val="Heading2"/>
+      </w:pPr>
+      <w:r>
+        <w:t>13.5 회사 공용 메일 계정</w:t>
+      </w:r>
+    </w:p>
+    <w:p>
+      <w:r>
+        <w:rPr>
+          <w:rFonts w:ascii="맑은 고딕" w:hAnsi="맑은 고딕" w:eastAsia="맑은 고딕" w:cs="맑은 고딕"/>
+          <w:b/>
+          <w:sz w:val="21"/>
+        </w:rPr>
+        <w:t>설정</w:t>
+      </w:r>
+      <w:r>
+        <w:rPr>
+          <w:rFonts w:ascii="맑은 고딕" w:hAnsi="맑은 고딕" w:eastAsia="맑은 고딕" w:cs="맑은 고딕"/>
+          <w:b w:val="0"/>
+          <w:sz w:val="21"/>
+        </w:rPr>
+        <w:t xml:space="preserve"> 탭의 </w:t>
+      </w:r>
+      <w:r>
+        <w:rPr>
+          <w:rFonts w:ascii="맑은 고딕" w:hAnsi="맑은 고딕" w:eastAsia="맑은 고딕" w:cs="맑은 고딕"/>
+          <w:b/>
+          <w:sz w:val="21"/>
+        </w:rPr>
+        <w:t>「회사 공용 메일 계정 [관리자]」</w:t>
+      </w:r>
+      <w:r>
+        <w:rPr>
+          <w:rFonts w:ascii="맑은 고딕" w:hAnsi="맑은 고딕" w:eastAsia="맑은 고딕" w:cs="맑은 고딕"/>
+          <w:b w:val="0"/>
+          <w:sz w:val="21"/>
+        </w:rPr>
+        <w:t xml:space="preserve"> 카드에서 고칩니다. 관리자에게만 보입니다.</w:t>
+      </w:r>
+    </w:p>
+    <w:p>
+      <w:r>
+        <w:rPr>
+          <w:rFonts w:ascii="맑은 고딕" w:hAnsi="맑은 고딕" w:eastAsia="맑은 고딕" w:cs="맑은 고딕"/>
+          <w:b w:val="0"/>
+          <w:sz w:val="21"/>
+        </w:rPr>
+        <w:t>이 계정으로 나가는 것은 세 가지입니다.</w:t>
+      </w:r>
+    </w:p>
+    <w:p>
+      <w:pPr>
+        <w:spacing w:after="60"/>
+        <w:ind w:left="340"/>
+      </w:pPr>
+      <w:r>
+        <w:rPr>
+          <w:rFonts w:ascii="맑은 고딕" w:hAnsi="맑은 고딕" w:eastAsia="맑은 고딕" w:cs="맑은 고딕"/>
+          <w:sz w:val="21"/>
+        </w:rPr>
+        <w:t xml:space="preserve">· </w:t>
+      </w:r>
+      <w:r>
+        <w:rPr>
+          <w:rFonts w:ascii="맑은 고딕" w:hAnsi="맑은 고딕" w:eastAsia="맑은 고딕" w:cs="맑은 고딕"/>
+          <w:b/>
+          <w:sz w:val="21"/>
+        </w:rPr>
+        <w:t>대표이사가 보내는</w:t>
+      </w:r>
+      <w:r>
+        <w:rPr>
+          <w:rFonts w:ascii="맑은 고딕" w:hAnsi="맑은 고딕" w:eastAsia="맑은 고딕" w:cs="맑은 고딕"/>
+          <w:b w:val="0"/>
+          <w:sz w:val="21"/>
+        </w:rPr>
+        <w:t xml:space="preserve"> 승인·반려 메일</w:t>
+      </w:r>
+    </w:p>
+    <w:p>
+      <w:pPr>
+        <w:spacing w:after="60"/>
+        <w:ind w:left="340"/>
+      </w:pPr>
+      <w:r>
+        <w:rPr>
+          <w:rFonts w:ascii="맑은 고딕" w:hAnsi="맑은 고딕" w:eastAsia="맑은 고딕" w:cs="맑은 고딕"/>
+          <w:sz w:val="21"/>
+        </w:rPr>
+        <w:t xml:space="preserve">· </w:t>
+      </w:r>
+      <w:r>
+        <w:rPr>
+          <w:rFonts w:ascii="맑은 고딕" w:hAnsi="맑은 고딕" w:eastAsia="맑은 고딕" w:cs="맑은 고딕"/>
+          <w:b w:val="0"/>
+          <w:sz w:val="21"/>
+        </w:rPr>
+        <w:t xml:space="preserve">아직 </w:t>
+      </w:r>
+      <w:r>
+        <w:rPr>
+          <w:rFonts w:ascii="맑은 고딕" w:hAnsi="맑은 고딕" w:eastAsia="맑은 고딕" w:cs="맑은 고딕"/>
+          <w:b/>
+          <w:sz w:val="21"/>
+        </w:rPr>
+        <w:t>내 메일 발송 계정을 등록하지 않은 분</w:t>
+      </w:r>
+      <w:r>
+        <w:rPr>
+          <w:rFonts w:ascii="맑은 고딕" w:hAnsi="맑은 고딕" w:eastAsia="맑은 고딕" w:cs="맑은 고딕"/>
+          <w:b w:val="0"/>
+          <w:sz w:val="21"/>
+        </w:rPr>
+        <w:t>의 모든 알림</w:t>
+      </w:r>
+    </w:p>
+    <w:p>
+      <w:pPr>
+        <w:spacing w:after="60"/>
+        <w:ind w:left="340"/>
+      </w:pPr>
+      <w:r>
+        <w:rPr>
+          <w:rFonts w:ascii="맑은 고딕" w:hAnsi="맑은 고딕" w:eastAsia="맑은 고딕" w:cs="맑은 고딕"/>
+          <w:sz w:val="21"/>
+        </w:rPr>
+        <w:t xml:space="preserve">· </w:t>
+      </w:r>
+      <w:r>
+        <w:rPr>
+          <w:rFonts w:ascii="맑은 고딕" w:hAnsi="맑은 고딕" w:eastAsia="맑은 고딕" w:cs="맑은 고딕"/>
+          <w:b/>
+          <w:sz w:val="21"/>
+        </w:rPr>
+        <w:t>의견 보내기</w:t>
+      </w:r>
+      <w:r>
+        <w:rPr>
+          <w:rFonts w:ascii="맑은 고딕" w:hAnsi="맑은 고딕" w:eastAsia="맑은 고딕" w:cs="맑은 고딕"/>
+          <w:b w:val="0"/>
+          <w:sz w:val="21"/>
+        </w:rPr>
+        <w:t>(1.6 절)로 접수된 내용</w:t>
+      </w:r>
+    </w:p>
+    <w:p>
+      <w:pPr>
+        <w:pStyle w:val="Heading3"/>
+      </w:pPr>
+      <w:r>
+        <w:t>고치는 법</w:t>
+      </w:r>
+    </w:p>
+    <w:p>
+      <w:pPr>
+        <w:spacing w:after="60"/>
+        <w:ind w:left="340"/>
+      </w:pPr>
+      <w:r>
+        <w:rPr>
+          <w:rFonts w:ascii="맑은 고딕" w:hAnsi="맑은 고딕" w:eastAsia="맑은 고딕" w:cs="맑은 고딕"/>
+          <w:b/>
+          <w:sz w:val="21"/>
+        </w:rPr>
+        <w:t xml:space="preserve">1. </w:t>
+      </w:r>
+      <w:r>
+        <w:rPr>
+          <w:rFonts w:ascii="맑은 고딕" w:hAnsi="맑은 고딕" w:eastAsia="맑은 고딕" w:cs="맑은 고딕"/>
+          <w:b/>
+          <w:sz w:val="21"/>
+        </w:rPr>
+        <w:t>설정</w:t>
+      </w:r>
+      <w:r>
+        <w:rPr>
+          <w:rFonts w:ascii="맑은 고딕" w:hAnsi="맑은 고딕" w:eastAsia="맑은 고딕" w:cs="맑은 고딕"/>
+          <w:b w:val="0"/>
+          <w:sz w:val="21"/>
+        </w:rPr>
+        <w:t xml:space="preserve"> 탭을 엽니다.</w:t>
+      </w:r>
+    </w:p>
+    <w:p>
+      <w:pPr>
+        <w:spacing w:after="60"/>
+        <w:ind w:left="340"/>
+      </w:pPr>
+      <w:r>
+        <w:rPr>
+          <w:rFonts w:ascii="맑은 고딕" w:hAnsi="맑은 고딕" w:eastAsia="맑은 고딕" w:cs="맑은 고딕"/>
+          <w:b/>
+          <w:sz w:val="21"/>
+        </w:rPr>
+        <w:t xml:space="preserve">2. </w:t>
+      </w:r>
+      <w:r>
+        <w:rPr>
+          <w:rFonts w:ascii="맑은 고딕" w:hAnsi="맑은 고딕" w:eastAsia="맑은 고딕" w:cs="맑은 고딕"/>
+          <w:b w:val="0"/>
+          <w:sz w:val="21"/>
+        </w:rPr>
+        <w:t xml:space="preserve">「회사 공용 메일 계정」 카드의 </w:t>
+      </w:r>
+      <w:r>
+        <w:rPr>
+          <w:rFonts w:ascii="맑은 고딕" w:hAnsi="맑은 고딕" w:eastAsia="맑은 고딕" w:cs="맑은 고딕"/>
+          <w:b/>
+          <w:sz w:val="21"/>
+        </w:rPr>
+        <w:t>[등록]</w:t>
+      </w:r>
+      <w:r>
+        <w:rPr>
+          <w:rFonts w:ascii="맑은 고딕" w:hAnsi="맑은 고딕" w:eastAsia="맑은 고딕" w:cs="맑은 고딕"/>
+          <w:b w:val="0"/>
+          <w:sz w:val="21"/>
+        </w:rPr>
+        <w:t xml:space="preserve">(또는 </w:t>
+      </w:r>
+      <w:r>
+        <w:rPr>
+          <w:rFonts w:ascii="맑은 고딕" w:hAnsi="맑은 고딕" w:eastAsia="맑은 고딕" w:cs="맑은 고딕"/>
+          <w:b/>
+          <w:sz w:val="21"/>
+        </w:rPr>
+        <w:t>[수정]</w:t>
+      </w:r>
+      <w:r>
+        <w:rPr>
+          <w:rFonts w:ascii="맑은 고딕" w:hAnsi="맑은 고딕" w:eastAsia="맑은 고딕" w:cs="맑은 고딕"/>
+          <w:b w:val="0"/>
+          <w:sz w:val="21"/>
+        </w:rPr>
+        <w:t>)을 누릅니다.</w:t>
+      </w:r>
+    </w:p>
+    <w:p>
+      <w:pPr>
+        <w:spacing w:after="60"/>
+        <w:ind w:left="340"/>
+      </w:pPr>
+      <w:r>
+        <w:rPr>
+          <w:rFonts w:ascii="맑은 고딕" w:hAnsi="맑은 고딕" w:eastAsia="맑은 고딕" w:cs="맑은 고딕"/>
+          <w:b/>
+          <w:sz w:val="21"/>
+        </w:rPr>
+        <w:t xml:space="preserve">3. </w:t>
+      </w:r>
+      <w:r>
+        <w:rPr>
+          <w:rFonts w:ascii="맑은 고딕" w:hAnsi="맑은 고딕" w:eastAsia="맑은 고딕" w:cs="맑은 고딕"/>
+          <w:b/>
+          <w:sz w:val="21"/>
+        </w:rPr>
+        <w:t>접속 아이디 · 앱 비밀번호 · 보내는 주소</w:t>
+      </w:r>
+      <w:r>
+        <w:rPr>
+          <w:rFonts w:ascii="맑은 고딕" w:hAnsi="맑은 고딕" w:eastAsia="맑은 고딕" w:cs="맑은 고딕"/>
+          <w:b w:val="0"/>
+          <w:sz w:val="21"/>
+        </w:rPr>
+        <w:t>를 넣고 저장합니다.</w:t>
+      </w:r>
+    </w:p>
+    <w:p>
+      <w:pPr>
+        <w:keepLines/>
+        <w:spacing w:before="120" w:after="160"/>
+        <w:ind w:left="170"/>
+        <w:pBdr>
+          <w:left w:val="single" w:sz="18" w:space="6" w:color="005A9E"/>
+        </w:pBdr>
+        <w:shd w:val="clear" w:color="auto" w:fill="F2F7FB"/>
+      </w:pPr>
+      <w:r>
+        <w:rPr>
+          <w:rFonts w:ascii="맑은 고딕" w:hAnsi="맑은 고딕" w:eastAsia="맑은 고딕" w:cs="맑은 고딕"/>
+          <w:b/>
+          <w:color w:val="005A9E"/>
+          <w:sz w:val="21"/>
+        </w:rPr>
+        <w:t xml:space="preserve">저장하기 전에 실제로 접속해 봅니다  </w:t>
+      </w:r>
+      <w:r>
+        <w:rPr>
+          <w:rFonts w:ascii="맑은 고딕" w:hAnsi="맑은 고딕" w:eastAsia="맑은 고딕" w:cs="맑은 고딕"/>
+          <w:b w:val="0"/>
+          <w:sz w:val="21"/>
+        </w:rPr>
+        <w:t xml:space="preserve">틀린 값이 들어가면 </w:t>
+      </w:r>
+      <w:r>
+        <w:rPr>
+          <w:rFonts w:ascii="맑은 고딕" w:hAnsi="맑은 고딕" w:eastAsia="맑은 고딕" w:cs="맑은 고딕"/>
+          <w:b/>
+          <w:sz w:val="21"/>
+        </w:rPr>
+        <w:t>회사 메일이 통째로 멈추는데</w:t>
+      </w:r>
+      <w:r>
+        <w:rPr>
+          <w:rFonts w:ascii="맑은 고딕" w:hAnsi="맑은 고딕" w:eastAsia="맑은 고딕" w:cs="맑은 고딕"/>
+          <w:b w:val="0"/>
+          <w:sz w:val="21"/>
+        </w:rPr>
+        <w:t>, 그 사실은 누가 메일을 기다리다 물어볼 때에야 드러납니다. 그래서 접속이 통과해야만 저장합니다.</w:t>
+      </w:r>
+    </w:p>
+    <w:p>
+      <w:pPr>
+        <w:keepLines/>
+        <w:spacing w:before="120" w:after="160"/>
+        <w:ind w:left="170"/>
+        <w:pBdr>
+          <w:left w:val="single" w:sz="18" w:space="6" w:color="005A9E"/>
+        </w:pBdr>
+        <w:shd w:val="clear" w:color="auto" w:fill="F2F7FB"/>
+      </w:pPr>
+      <w:r>
+        <w:rPr>
+          <w:rFonts w:ascii="맑은 고딕" w:hAnsi="맑은 고딕" w:eastAsia="맑은 고딕" w:cs="맑은 고딕"/>
+          <w:b/>
+          <w:color w:val="005A9E"/>
+          <w:sz w:val="21"/>
+        </w:rPr>
+        <w:t xml:space="preserve">고치면 곧바로 반영됩니다 — 서버를 다시 띄우지 않아도 됩니다  </w:t>
+      </w:r>
+      <w:r>
+        <w:rPr>
+          <w:rFonts w:ascii="맑은 고딕" w:hAnsi="맑은 고딕" w:eastAsia="맑은 고딕" w:cs="맑은 고딕"/>
+          <w:b w:val="0"/>
+          <w:sz w:val="21"/>
+        </w:rPr>
+        <w:t xml:space="preserve">예전에는 서버 설정 파일(`.env`)을 </w:t>
+      </w:r>
+      <w:r>
+        <w:rPr>
+          <w:rFonts w:ascii="맑은 고딕" w:hAnsi="맑은 고딕" w:eastAsia="맑은 고딕" w:cs="맑은 고딕"/>
+          <w:b/>
+          <w:sz w:val="21"/>
+        </w:rPr>
+        <w:t>네 곳</w:t>
+      </w:r>
+      <w:r>
+        <w:rPr>
+          <w:rFonts w:ascii="맑은 고딕" w:hAnsi="맑은 고딕" w:eastAsia="맑은 고딕" w:cs="맑은 고딕"/>
+          <w:b w:val="0"/>
+          <w:sz w:val="21"/>
+        </w:rPr>
+        <w:t>(개발 PC · 운영 · 테스트 · 의견 접수) 손으로 고쳐야 했고, 한 곳만 빠뜨리면 그쪽 메일만 조용히 안 갔습니다. 2026-08-29(토)에 실제로 그렇게 됐습니다. 지금은 여기서 한 번 고치면 대시보드는 즉시, 의견 접수는 늦어도 1분 안에 따라옵니다.</w:t>
+      </w:r>
+    </w:p>
+    <w:p>
+      <w:pPr>
+        <w:keepLines/>
+        <w:spacing w:before="120" w:after="160"/>
+        <w:ind w:left="170"/>
+        <w:pBdr>
+          <w:left w:val="single" w:sz="18" w:space="6" w:color="C77700"/>
+        </w:pBdr>
+        <w:shd w:val="clear" w:color="auto" w:fill="FDF3E7"/>
+      </w:pPr>
+      <w:r>
+        <w:rPr>
+          <w:rFonts w:ascii="맑은 고딕" w:hAnsi="맑은 고딕" w:eastAsia="맑은 고딕" w:cs="맑은 고딕"/>
+          <w:b/>
+          <w:color w:val="C77700"/>
+          <w:sz w:val="21"/>
+        </w:rPr>
+        <w:t xml:space="preserve">테스트 서버는 따로 등록해야 합니다  </w:t>
+      </w:r>
+      <w:r>
+        <w:rPr>
+          <w:rFonts w:ascii="맑은 고딕" w:hAnsi="맑은 고딕" w:eastAsia="맑은 고딕" w:cs="맑은 고딕"/>
+          <w:b w:val="0"/>
+          <w:sz w:val="21"/>
+        </w:rPr>
+        <w:t xml:space="preserve">운영(`:8082`)과 테스트(`:8092`)는 </w:t>
+      </w:r>
+      <w:r>
+        <w:rPr>
+          <w:rFonts w:ascii="맑은 고딕" w:hAnsi="맑은 고딕" w:eastAsia="맑은 고딕" w:cs="맑은 고딕"/>
+          <w:b/>
+          <w:sz w:val="21"/>
+        </w:rPr>
+        <w:t>데이터베이스가 다릅니다.</w:t>
+      </w:r>
+      <w:r>
+        <w:rPr>
+          <w:rFonts w:ascii="맑은 고딕" w:hAnsi="맑은 고딕" w:eastAsia="맑은 고딕" w:cs="맑은 고딕"/>
+          <w:b w:val="0"/>
+          <w:sz w:val="21"/>
+        </w:rPr>
+        <w:t xml:space="preserve"> 테스트에서도 메일을 시험하시려면 그쪽 설정 화면에서 한 번 더 넣어 주십시오.</w:t>
+      </w:r>
+    </w:p>
+    <w:p>
+      <w:r>
+        <w:rPr>
+          <w:rFonts w:ascii="맑은 고딕" w:hAnsi="맑은 고딕" w:eastAsia="맑은 고딕" w:cs="맑은 고딕"/>
+          <w:b w:val="0"/>
+          <w:sz w:val="21"/>
+        </w:rPr>
+        <w:t>등록을 지우면 서버 설정(`.env`)의 값으로 되돌아갑니다 — 메일이 멈추지는 않습니다.</w:t>
+      </w:r>
+    </w:p>
+    <w:p>
+      <w:pPr>
         <w:pStyle w:val="Heading1"/>
       </w:pPr>
       <w:r>
@@ -26314,7 +27402,23 @@
                 <w:b/>
                 <w:sz w:val="20"/>
               </w:rPr>
-              <w:t>전부 안 간다</w:t>
+              <w:t xml:space="preserve">화면 위에 </w:t>
+            </w:r>
+            <w:r>
+              <w:rPr>
+                <w:rFonts w:ascii="맑은 고딕" w:hAnsi="맑은 고딕" w:eastAsia="맑은 고딕" w:cs="맑은 고딕"/>
+                <w:b/>
+                <w:sz w:val="20"/>
+              </w:rPr>
+              <w:t>붉은 띠</w:t>
+            </w:r>
+            <w:r>
+              <w:rPr>
+                <w:rFonts w:ascii="맑은 고딕" w:hAnsi="맑은 고딕" w:eastAsia="맑은 고딕" w:cs="맑은 고딕"/>
+                <w:b/>
+                <w:sz w:val="20"/>
+              </w:rPr>
+              <w:t>가 떠 있다</w:t>
             </w:r>
           </w:p>
         </w:tc>
@@ -26331,10 +27435,18 @@
             <w:r>
               <w:rPr>
                 <w:rFonts w:ascii="맑은 고딕" w:hAnsi="맑은 고딕" w:eastAsia="맑은 고딕" w:cs="맑은 고딕"/>
+                <w:b w:val="0"/>
+                <w:sz w:val="20"/>
+              </w:rPr>
+              <w:t xml:space="preserve">앱 비밀번호가 틀어진 것입니다. 띠의 </w:t>
+            </w:r>
+            <w:r>
+              <w:rPr>
+                <w:rFonts w:ascii="맑은 고딕" w:hAnsi="맑은 고딕" w:eastAsia="맑은 고딕" w:cs="맑은 고딕"/>
                 <w:b/>
                 <w:sz w:val="20"/>
               </w:rPr>
-              <w:t>설정</w:t>
+              <w:t>[다시 등록하기]</w:t>
             </w:r>
             <w:r>
               <w:rPr>
@@ -26342,13 +27454,240 @@
                 <w:b w:val="0"/>
                 <w:sz w:val="20"/>
               </w:rPr>
-              <w:t xml:space="preserve"> 탭 「차량 예약 알림 메일」 카드가 「꺼짐」이면 서버 설정이 빠진 것입니다. 관리자에게 알려 주십시오</w:t>
+              <w:t xml:space="preserve"> 로 새 값을 넣으십시오 (1.3 절). 그동안 보고는 공용 주소로 나가 누락되지 않습니다</w:t>
+            </w:r>
+          </w:p>
+        </w:tc>
+      </w:tr>
+      <w:tr>
+        <w:trPr>
+          <w:cantSplit/>
+        </w:trPr>
+        <w:tc>
+          <w:tcPr>
+            <w:tcW w:type="dxa" w:w="3061"/>
+            <w:vAlign w:val="center"/>
+          </w:tcPr>
+          <w:p>
+            <w:pPr>
+              <w:spacing w:before="0" w:after="0" w:line="240" w:lineRule="auto"/>
+            </w:pPr>
+            <w:r/>
+            <w:r>
+              <w:rPr>
+                <w:rFonts w:ascii="맑은 고딕" w:hAnsi="맑은 고딕" w:eastAsia="맑은 고딕" w:cs="맑은 고딕"/>
+                <w:b/>
+                <w:sz w:val="20"/>
+              </w:rPr>
+              <w:t>나만</w:t>
+            </w:r>
+            <w:r>
+              <w:rPr>
+                <w:rFonts w:ascii="맑은 고딕" w:hAnsi="맑은 고딕" w:eastAsia="맑은 고딕" w:cs="맑은 고딕"/>
+                <w:b/>
+                <w:sz w:val="20"/>
+              </w:rPr>
+              <w:t xml:space="preserve"> 안 가고 남들은 간다</w:t>
+            </w:r>
+          </w:p>
+        </w:tc>
+        <w:tc>
+          <w:tcPr>
+            <w:tcW w:type="dxa" w:w="5556"/>
+            <w:vAlign w:val="center"/>
+          </w:tcPr>
+          <w:p>
+            <w:pPr>
+              <w:spacing w:before="0" w:after="0" w:line="240" w:lineRule="auto"/>
+            </w:pPr>
+            <w:r/>
+            <w:r>
+              <w:rPr>
+                <w:rFonts w:ascii="맑은 고딕" w:hAnsi="맑은 고딕" w:eastAsia="맑은 고딕" w:cs="맑은 고딕"/>
+                <w:b w:val="0"/>
+                <w:sz w:val="20"/>
+              </w:rPr>
+              <w:t xml:space="preserve">내 앱 비밀번호 문제입니다 — </w:t>
+            </w:r>
+            <w:r>
+              <w:rPr>
+                <w:rFonts w:ascii="맑은 고딕" w:hAnsi="맑은 고딕" w:eastAsia="맑은 고딕" w:cs="맑은 고딕"/>
+                <w:b/>
+                <w:sz w:val="20"/>
+              </w:rPr>
+              <w:t>설정 → 「내 메일 발송 계정」</w:t>
+            </w:r>
+          </w:p>
+        </w:tc>
+      </w:tr>
+      <w:tr>
+        <w:trPr>
+          <w:cantSplit/>
+        </w:trPr>
+        <w:tc>
+          <w:tcPr>
+            <w:tcW w:type="dxa" w:w="3061"/>
+            <w:vAlign w:val="center"/>
+          </w:tcPr>
+          <w:p>
+            <w:pPr>
+              <w:spacing w:before="0" w:after="0" w:line="240" w:lineRule="auto"/>
+            </w:pPr>
+            <w:r/>
+            <w:r>
+              <w:rPr>
+                <w:rFonts w:ascii="맑은 고딕" w:hAnsi="맑은 고딕" w:eastAsia="맑은 고딕" w:cs="맑은 고딕"/>
+                <w:b/>
+                <w:sz w:val="20"/>
+              </w:rPr>
+              <w:t>전부</w:t>
+            </w:r>
+            <w:r>
+              <w:rPr>
+                <w:rFonts w:ascii="맑은 고딕" w:hAnsi="맑은 고딕" w:eastAsia="맑은 고딕" w:cs="맑은 고딕"/>
+                <w:b/>
+                <w:sz w:val="20"/>
+              </w:rPr>
+              <w:t xml:space="preserve"> 안 간다</w:t>
+            </w:r>
+          </w:p>
+        </w:tc>
+        <w:tc>
+          <w:tcPr>
+            <w:tcW w:type="dxa" w:w="5556"/>
+            <w:vAlign w:val="center"/>
+          </w:tcPr>
+          <w:p>
+            <w:pPr>
+              <w:spacing w:before="0" w:after="0" w:line="240" w:lineRule="auto"/>
+            </w:pPr>
+            <w:r/>
+            <w:r>
+              <w:rPr>
+                <w:rFonts w:ascii="맑은 고딕" w:hAnsi="맑은 고딕" w:eastAsia="맑은 고딕" w:cs="맑은 고딕"/>
+                <w:b w:val="0"/>
+                <w:sz w:val="20"/>
+              </w:rPr>
+              <w:t xml:space="preserve">회사 공용 계정 문제입니다 — 관리자가 </w:t>
+            </w:r>
+            <w:r>
+              <w:rPr>
+                <w:rFonts w:ascii="맑은 고딕" w:hAnsi="맑은 고딕" w:eastAsia="맑은 고딕" w:cs="맑은 고딕"/>
+                <w:b/>
+                <w:sz w:val="20"/>
+              </w:rPr>
+              <w:t>설정 → 「회사 공용 메일 계정」</w:t>
+            </w:r>
+            <w:r>
+              <w:rPr>
+                <w:rFonts w:ascii="맑은 고딕" w:hAnsi="맑은 고딕" w:eastAsia="맑은 고딕" w:cs="맑은 고딕"/>
+                <w:b w:val="0"/>
+                <w:sz w:val="20"/>
+              </w:rPr>
+              <w:t xml:space="preserve"> 에서 다시 등록해야 합니다 (13.5 절)</w:t>
+            </w:r>
+          </w:p>
+        </w:tc>
+      </w:tr>
+      <w:tr>
+        <w:trPr>
+          <w:cantSplit/>
+        </w:trPr>
+        <w:tc>
+          <w:tcPr>
+            <w:tcW w:type="dxa" w:w="3061"/>
+            <w:vAlign w:val="center"/>
+          </w:tcPr>
+          <w:p>
+            <w:pPr>
+              <w:spacing w:before="0" w:after="0" w:line="240" w:lineRule="auto"/>
+            </w:pPr>
+            <w:r/>
+            <w:r>
+              <w:rPr>
+                <w:rFonts w:ascii="맑은 고딕" w:hAnsi="맑은 고딕" w:eastAsia="맑은 고딕" w:cs="맑은 고딕"/>
+                <w:b/>
+                <w:sz w:val="20"/>
+              </w:rPr>
+              <w:t>의견 보내기</w:t>
+            </w:r>
+            <w:r>
+              <w:rPr>
+                <w:rFonts w:ascii="맑은 고딕" w:hAnsi="맑은 고딕" w:eastAsia="맑은 고딕" w:cs="맑은 고딕"/>
+                <w:b/>
+                <w:sz w:val="20"/>
+              </w:rPr>
+              <w:t>만 안 간다</w:t>
+            </w:r>
+          </w:p>
+        </w:tc>
+        <w:tc>
+          <w:tcPr>
+            <w:tcW w:type="dxa" w:w="5556"/>
+            <w:vAlign w:val="center"/>
+          </w:tcPr>
+          <w:p>
+            <w:pPr>
+              <w:spacing w:before="0" w:after="0" w:line="240" w:lineRule="auto"/>
+            </w:pPr>
+            <w:r/>
+            <w:r>
+              <w:rPr>
+                <w:rFonts w:ascii="맑은 고딕" w:hAnsi="맑은 고딕" w:eastAsia="맑은 고딕" w:cs="맑은 고딕"/>
+                <w:b w:val="0"/>
+                <w:sz w:val="20"/>
+              </w:rPr>
+              <w:t>의견 접수 서비스(`:8086`)가 내려갔을 수 있습니다. 관리자에게 알려 주십시오</w:t>
             </w:r>
           </w:p>
         </w:tc>
       </w:tr>
     </w:tbl>
     <w:p/>
+    <w:p>
+      <w:pPr>
+        <w:keepLines/>
+        <w:spacing w:before="120" w:after="160"/>
+        <w:ind w:left="170"/>
+        <w:pBdr>
+          <w:left w:val="single" w:sz="18" w:space="6" w:color="005A9E"/>
+        </w:pBdr>
+        <w:shd w:val="clear" w:color="auto" w:fill="F2F7FB"/>
+      </w:pPr>
+      <w:r>
+        <w:rPr>
+          <w:rFonts w:ascii="맑은 고딕" w:hAnsi="맑은 고딕" w:eastAsia="맑은 고딕" w:cs="맑은 고딕"/>
+          <w:b/>
+          <w:color w:val="005A9E"/>
+          <w:sz w:val="21"/>
+        </w:rPr>
+        <w:t xml:space="preserve">앱 비밀번호는 «조용히» 막힙니다  </w:t>
+      </w:r>
+      <w:r>
+        <w:rPr>
+          <w:rFonts w:ascii="맑은 고딕" w:hAnsi="맑은 고딕" w:eastAsia="맑은 고딕" w:cs="맑은 고딕"/>
+          <w:b w:val="0"/>
+          <w:sz w:val="21"/>
+        </w:rPr>
+        <w:t xml:space="preserve">메일 쪽에서 비밀번호를 바꾸시거나 앱 비밀번호를 회수하시면 그때부터 발송만 막히고 화면은 멀쩡해 보입니다. 그래서 실패하면 </w:t>
+      </w:r>
+      <w:r>
+        <w:rPr>
+          <w:rFonts w:ascii="맑은 고딕" w:hAnsi="맑은 고딕" w:eastAsia="맑은 고딕" w:cs="맑은 고딕"/>
+          <w:b/>
+          <w:sz w:val="21"/>
+        </w:rPr>
+        <w:t>본인에게 붉은 띠로</w:t>
+      </w:r>
+      <w:r>
+        <w:rPr>
+          <w:rFonts w:ascii="맑은 고딕" w:hAnsi="맑은 고딕" w:eastAsia="맑은 고딕" w:cs="맑은 고딕"/>
+          <w:b w:val="0"/>
+          <w:sz w:val="21"/>
+        </w:rPr>
+        <w:t xml:space="preserve"> 알려 드립니다 — 그 띠가 보이면 미루지 말고 다시 등록해 주십시오.</w:t>
+      </w:r>
+    </w:p>
     <w:p>
       <w:pPr>
         <w:keepLines/>
